--- a/docs/paper_draft_gender_information_domain_participation_v3.docx
+++ b/docs/paper_draft_gender_information_domain_participation_v3.docx
@@ -15,23 +15,7 @@
           <w:color w:val="000000"/>
           <w:sz w:val="44"/>
         </w:rPr>
-        <w:t>性别化的信息领域参与</w:t>
-      </w:r>
-    </w:p>
-    <w:p>
-      <w:pPr>
-        <w:spacing w:after="280"/>
-        <w:ind w:firstLine="0"/>
-        <w:jc w:val="center"/>
-      </w:pPr>
-      <w:r>
-        <w:rPr>
-          <w:rFonts w:ascii="Times New Roman" w:hAnsi="Times New Roman" w:eastAsia="Heiti SC"/>
-          <w:b/>
-          <w:color w:val="000000"/>
-          <w:sz w:val="28"/>
-        </w:rPr>
-        <w:t>微博账号的公共事务与明星文化传播和表达</w:t>
+        <w:t>性别化的信息领域参与:微博账号的公共事务与明星文化传播和表达</w:t>
       </w:r>
     </w:p>
     <w:p>
@@ -62,7 +46,7 @@
           <w:color w:val="000000"/>
           <w:sz w:val="21"/>
         </w:rPr>
-        <w:t>社交媒体把公共事务、明星动态和日常交往纳入同一信息空间，但共同的平台入口并不意味着用户进入相同的信息领域。本文使用2020年微博数据，分析225,339个具有可用性别字段的账号及其146,811,818条帖子。研究将信息参与区分为两种方式：来源传播考察账号是否转发官方媒体或演艺认证账号，内容表达考察公共事务词条或明星姓名在有效文字帖中的比例。本文先报告平台中实际出现的性别差异，再使用回归模型比较发帖量、转发量和活跃程度相近的账号，并通过性别与信息领域的交互项直接检验两个领域的差异。活动量调整后，男性编码账号转发公共事务来源的概率比女性编码账号高3.59个百分点，转发演艺来源的概率低1.50个百分点；男性编码账号的公共事务帖子比例高9.75个百分点，明星帖子比例低3.46个百分点。两个领域的性别差异在来源传播上相距5.16个百分点，在内容表达上相距15.29个百分点。来源传播与内容表达的结果并不重合：官方媒体转发占全部转发的比例仅相差0.27个百分点，演艺来源占比几乎没有性别差异，而内容表达仍呈现明显的领域分化。个人账号、男女等量样本、极端值处理、月份限制、来源账号删减和词表重抽样等检验均保持总体方向。研究表明，微博中的性别差异同时表现为参与领域和参与方式的差异；内容表达的领域分化显著强于最低限度的来源进入。本文据此将数字平台中的性别差异理解为一种可见的信息领域参与结构，并将结论限定为账号层面的描述性关联。</w:t>
+        <w:t>数字不平等研究长期关注男性和女性能否获得互联网接入及基本使用条件。随着互联网日益普及，性别差异逐渐从“是否接入”延伸到“进入哪些信息领域”以及“以何种方式参与”。针对这一问题，本文使用2020年微博225,339个账号及其146,811,818条帖子，分析社交媒体信息领域参与的性别差异。研究框架同时比较两个代表性信息领域和两种参与方式：两个领域分别是以社会热点和公共议题为中心的公共事务领域，以及以演艺明星为中心的明星文化领域；两种方式分别是信息消费和内容表达。研究结果显示，在发帖量、转发量和活跃时间相近的账号中，男性账号参与公共事务信息消费的概率比女性账号高3.59个百分点，参与明星文化信息消费的概率低1.50个百分点；男性账号发布的公共事务内容比例比女性账号高9.75个百分点，明星文化内容比例低3.46个百分点。直接比较两个领域后，内容表达中的性别分化为15.29个百分点，约为信息消费中5.16个百分点的三倍。稳健性分析表明，上述结果并未受到个人账号筛选、男女样本数量不平衡、极端值处理、观察月份、来源账号选择或词表构造的实质影响。本文据此指出，网络普及之后的数字性别差异表现为信息领域和参与方式的共同分化：男性账号相对偏向公共事务领域，女性账号相对偏向明星文化领域，而且这种差异在内容表达中比在信息消费中更强。本文的结论限于微博账号层面的描述性关联。</w:t>
       </w:r>
     </w:p>
     <w:p>
@@ -87,7 +71,7 @@
           <w:color w:val="000000"/>
           <w:sz w:val="21"/>
         </w:rPr>
-        <w:t xml:space="preserve"> 性别差异；社交媒体；信息领域参与；公共事务；明星文化；微博</w:t>
+        <w:t>社交媒体；信息领域参与；性别差异</w:t>
       </w:r>
     </w:p>
     <w:p>
@@ -102,7 +86,7 @@
           <w:color w:val="000000"/>
           <w:sz w:val="30"/>
         </w:rPr>
-        <w:t>一、问题的提出</w:t>
+        <w:t>一、引言</w:t>
       </w:r>
     </w:p>
     <w:p>
@@ -118,7 +102,23 @@
           <w:color w:val="000000"/>
           <w:sz w:val="21"/>
         </w:rPr>
-        <w:t>公共政策、社会事件、明星动态和文化产品持续出现在社交媒体的信息流中。用户可以转发机构账号，可以评论既有内容，也可以发布原创帖子。传统大众媒介中相对分离的新闻、娱乐和人际交流由此进入同一平台界面。平台提供了共同入口，用户实际传播哪些来源、公开谈论哪些对象，以及这些行为是否呈现稳定的性别差异，仍然需要在经验层面加以检验。</w:t>
+        <w:t>数字不平等研究早期主要考察不同群体能否接入互联网，以及是否具备基本的设备和连接条件。随着互联网渗透率提高，接入本身越来越难以概括全部差异，研究重心逐步转向数字技能、使用方式和使用收益（DiMaggio和Hargittai，2001；Hargittai，2002；van Deursen和van Dijk，2014）。在这一变化中，性别问题也需要从“男性和女性是否都能上网”推进到“男性和女性进入哪些信息领域，并以何种方式参与这些领域”。</w:t>
+      </w:r>
+    </w:p>
+    <w:p>
+      <w:pPr>
+        <w:widowControl/>
+        <w:spacing w:before="0" w:after="0" w:line="360" w:lineRule="auto"/>
+        <w:ind w:firstLine="420"/>
+        <w:jc w:val="both"/>
+      </w:pPr>
+      <w:r>
+        <w:rPr>
+          <w:rFonts w:ascii="Times New Roman" w:hAnsi="Times New Roman" w:eastAsia="Songti SC"/>
+          <w:color w:val="000000"/>
+          <w:sz w:val="21"/>
+        </w:rPr>
+        <w:t>社交媒体为这种转变提供了新的观察场景。公共政策、社会事件、明星动态和文化产品持续出现在同一信息流中，用户可以转发既有来源，也可以评论或发布原创内容。共同的平台入口扩大了信息接触机会，却不会自动使不同用户形成相同的信息选择。用户进入哪些领域、消费哪些来源、公开表达哪些议题，构成网络普及之后数字性别差异的具体内容。</w:t>
       </w:r>
     </w:p>
     <w:p>
@@ -150,7 +150,7 @@
           <w:color w:val="000000"/>
           <w:sz w:val="21"/>
         </w:rPr>
-        <w:t>数字平台进一步改变了参与的可见性。公开发帖面对熟人、陌生人和潜在冲突，转发既有来源与主动表达议题也具有不同的行为含义（Bode，2017；Koc-Michalska等，2021）。微博记录不能直接测量私人兴趣，却能够显示账号实施了哪些公开传播与表达行为。本文把这种可被观察、计数和传播的行为称为“信息领域参与”。这一概念既不把平台痕迹直接等同于内在态度，也不把所有活动压缩为单一的参与数量。</w:t>
+        <w:t>数字平台还使参与方式的差异变得可见。转发某类来源说明账号接触并传播了相应信息，公开发帖则把某类议题写入账号的可见内容。两种行为面对的受众、表达成本和社会评价并不相同（Bode，2017；Koc-Michalska等，2021）。微博记录不能直接测量浏览、阅读或私人兴趣，却能够显示账号留下了哪些消费痕迹和表达痕迹。本文把这些围绕具体信息对象发生、能够被观察和计数的行为称为“信息领域参与”。</w:t>
       </w:r>
     </w:p>
     <w:p>
@@ -166,7 +166,7 @@
           <w:color w:val="000000"/>
           <w:sz w:val="21"/>
         </w:rPr>
-        <w:t>现有研究更多考察新闻使用或政治表达，对平台中同样重要的明星文化关注不足。中国网络粉丝通过转发、评论和内容生产维持社群、生产可见度并参与文化产品的分发过程（Yin，2020；Zhang和Negus，2020；He和Li，2023）。如果研究只观察公共事务，女性较少发布公共内容容易被概括为总体参与不足；如果把明星活动统称为娱乐偏好，又会忽略其中的组织、身份与文化劳动。把公共事务和明星文化置于同一批账号、同一观察期和同一统计尺度中，能够判断性别差异究竟表现为总体参与多少，还是表现为参与领域与行为方式的分化。</w:t>
+        <w:t>现有研究更多考察新闻使用或政治表达，对平台中同样重要的明星文化关注不足。中国网络粉丝通过转发、评论和内容生产维持社群、生产可见度并参与文化产品的分发过程（Yin，2020；Zhang和Negus，2020；He和Li，2023）。本文据此选择两个具有代表性、且在平台上同时可见的信息领域：以社会热点和公共议题为中心的公共事务领域，以及以演艺明星为中心的明星文化领域。把两个领域置于同一批账号、同一观察期和同一统计尺度中，可以检验性别差异究竟体现为总体参与程度，还是体现为参与领域与参与方式的分化。</w:t>
       </w:r>
     </w:p>
     <w:p>
@@ -182,7 +182,7 @@
           <w:color w:val="000000"/>
           <w:sz w:val="21"/>
         </w:rPr>
-        <w:t>本文回答三个问题。第一，男性编码和女性编码账号进入公共事务与明星文化的概率是否不同？第二，这种差异在来源传播和内容表达之间是否具有不同幅度？第三，上述结构是否会因账号类型、活动量、样本平衡、来源名单、词表和时间范围而改变？本文不以数字痕迹推断个体的私人兴趣，也不把观察性关联解释为性别造成的因果效应。</w:t>
+        <w:t>本文回答三个问题。第一，男性账号和女性账号参与公共事务领域与明星文化领域的程度是否不同？第二，两个领域的性别差异在信息消费和内容表达之间是否具有不同幅度？第三，上述结构是否会因账号类型、使用频率、样本平衡、来源名单、词表和时间范围而改变？本文不以数字痕迹推断个体的私人兴趣，也不把观察性关联解释为性别造成的因果效应。</w:t>
       </w:r>
     </w:p>
     <w:p>
@@ -259,7 +259,7 @@
           <w:color w:val="000000"/>
           <w:sz w:val="24"/>
         </w:rPr>
-        <w:t>（二）“传播谁”与“谈论什么”</w:t>
+        <w:t>（二）信息消费与内容表达</w:t>
       </w:r>
     </w:p>
     <w:p>
@@ -275,7 +275,7 @@
           <w:color w:val="000000"/>
           <w:sz w:val="21"/>
         </w:rPr>
-        <w:t>来源传播和内容表达对应平台参与的不同环节。转发把既有信息生产者的内容带入账号的关系网络，回答“账号帮助谁传播”；内容表达把议题写入账号自己的可见文字，回答“账号公开谈论什么”。同一官方媒体也可能发布文化内容，一条公共事务表达也可能没有转发任何制度化来源，因此两个指标不能互相替代。</w:t>
+        <w:t>信息消费和内容表达对应平台参与的不同环节。平台数据不包含用户的完整浏览记录，本文因此以来源转发作为信息消费的可见指标：转发某类来源说明账号至少接触并传播过该领域的信息。内容表达则考察账号公开文字中出现了哪些议题。前者回答账号消费并传播了哪类来源，后者回答账号公开谈论了什么。同一官方媒体也可能发布文化内容，一条公共事务表达也可能没有转发任何制度化来源，因此两个指标不能互相替代。</w:t>
       </w:r>
     </w:p>
     <w:p>
@@ -291,7 +291,7 @@
           <w:color w:val="000000"/>
           <w:sz w:val="21"/>
         </w:rPr>
-        <w:t>两种参与方式还承载不同的社会评价。最低限度的来源进入只要求观察期内至少发生一次相关转发，内容比例则反映某一议题在全年公开文字中的位置。后者更持续地参与账号形象、受众判断和平台互动。由此可以提出一个可检验的预期：如果性别规范更多作用于公开表达的议题配置，那么公共事务与明星文化之间的性别距离应当在内容表达中更大。</w:t>
+        <w:t>两种参与方式还承载不同的社会评价。最低限度的信息消费只要求观察期内至少转发过一次相关来源，内容比例则反映某一议题在全年公开文字中的位置。后者更持续地参与账号形象、受众判断和平台互动。由此可以提出一个可检验的预期：如果性别规范更多作用于公开表达的议题配置，那么公共事务与明星文化之间的性别距离应当在内容表达中更大。</w:t>
       </w:r>
     </w:p>
     <w:p>
@@ -369,7 +369,7 @@
           <w:color w:val="000000"/>
           <w:sz w:val="21"/>
         </w:rPr>
-        <w:t>基于上述讨论，本文提出三项经验预期。第一，男性编码账号相对更多进入公共事务，女性编码账号相对更多进入明星文化。第二，两个领域的性别距离在内容表达中大于来源传播。第三，账号构成、活动量和测量规则会改变差异幅度，但不会轻易改变两个领域相反的总体方向。这些预期均通过描述性模型检验，不预设单一的因果机制。</w:t>
+        <w:t>基于上述讨论，本文提出三项经验预期。第一，男性账号相对更多参与公共事务领域，女性账号相对更多参与明星文化领域。第二，两个领域的性别距离在内容表达中大于信息消费。第三，账号构成、使用频率和测量规则会改变差异幅度，但不会轻易改变两个领域相反的总体方向。这些预期均通过描述性模型检验，不预设单一的因果机制。</w:t>
       </w:r>
     </w:p>
     <w:p>
@@ -415,7 +415,7 @@
           <w:color w:val="000000"/>
           <w:sz w:val="21"/>
         </w:rPr>
-        <w:t>本文使用2020年微博帖子与用户资料。原始文件覆盖1—9月和11—12月。经过账号匹配和跨文件去重，分析数据库包括225,339个具有可用性别字段的账号和146,811,818条帖子，其中男性编码账号51,836个，女性编码账号173,503个。微博资料中的性别字段只有男性和女性两类。本文使用“男性编码账号”和“女性编码账号”的表述，以强调平台登记值无法覆盖多元性别，也不能证明账号属性与实际使用者身份完全一致。</w:t>
+        <w:t>本文使用2020年微博帖子与用户资料。原始文件覆盖1-9月和11-12月。经过账号匹配和跨文件去重，分析数据库包括225,339个账号和146,811,818条帖子，其中性别字段登记为男性的账号51,836个，登记为女性的账号173,503个。微博资料中的性别字段只有男性和女性两类，无法覆盖多元性别，也不能证明账号属性与实际使用者身份完全一致。下文为行文简洁，将两类账号分别称为“男性账号”和“女性账号”。</w:t>
       </w:r>
     </w:p>
     <w:p>
@@ -431,7 +431,7 @@
           <w:color w:val="000000"/>
           <w:sz w:val="21"/>
         </w:rPr>
-        <w:t>分析以账号为基本单位。帖子和转发记录用于构造账号层面的来源传播、内容表达和月份指标；同一账号的多条帖子不被当作彼此独立的观察。需要按月估计的模型以账号—月份为单位，并对同一账号的重复观察使用聚类标准误。</w:t>
+        <w:t>分析以账号为基本单位。帖子和转发记录用于构造账号层面的信息消费、内容表达和月份指标；同一账号的多条帖子不被当作彼此独立的观察。需要按月估计的模型以账号-月份为单位，并对同一账号的重复观察使用聚类标准误。</w:t>
       </w:r>
     </w:p>
     <w:p>
@@ -446,7 +446,7 @@
           <w:color w:val="000000"/>
           <w:sz w:val="24"/>
         </w:rPr>
-        <w:t>（二）来源传播的测量</w:t>
+        <w:t>（二）信息消费的测量</w:t>
       </w:r>
     </w:p>
     <w:p>
@@ -462,7 +462,7 @@
           <w:color w:val="000000"/>
           <w:sz w:val="21"/>
         </w:rPr>
-        <w:t>来源传播以实际转发事件为基础。程序首先保留转发记录，再以被转发原帖作者的账号ID匹配来源名单；来源账号自身的转发被排除，同一“用户—原帖—领域”事件在跨文件重复出现时只保留一次。公共事务来源候选来自互联网新闻信息稿源单位名单，经微博账号匹配后有47个账号在2020年数据中产生有效事件。明星文化来源由演艺类别认证账号构成，共有216个活跃来源账号。</w:t>
+        <w:t>信息消费以实际转发事件作为可见指标。程序首先保留转发记录，再以被转发原帖作者的账号ID匹配来源名单；来源账号自身的转发被排除，同一“用户-原帖-领域”事件在跨文件重复出现时只保留一次。公共事务领域的来源候选来自互联网新闻信息稿源单位名单，经微博账号匹配后有47个账号在2020年数据中产生有效事件。明星文化领域的来源由演艺类别认证账号构成，共有216个活跃来源账号。该指标只能识别留下转发痕迹的信息消费，不能观察用户浏览但未转发的内容。</w:t>
       </w:r>
     </w:p>
     <w:p>
@@ -478,7 +478,7 @@
           <w:color w:val="000000"/>
           <w:sz w:val="21"/>
         </w:rPr>
-        <w:t>核心指标是账号在观察期内是否至少转发过一次领域来源。该指标衡量最低限度的领域进入，避免少数高频转发账号主导均值。补充指标包括领域来源转发占全部转发的比例、进入后的转发次数、参与月份占活跃月份的比例和转发延迟。转发延迟仅表示已经发生的转发与原帖之间的时间间隔，不能解释为用户看到信息后的反应速度。</w:t>
+        <w:t>核心指标是账号在观察期内是否至少转发过一次某领域来源，用于衡量最低限度的信息消费参与，避免少数高频转发账号主导均值。补充指标包括领域来源转发占全部转发的比例、首次参与后的转发次数、参与月份占活跃月份的比例和转发延迟。转发延迟仅表示已经发生的转发与原帖之间的时间间隔，不能解释为用户看到信息后的反应速度。</w:t>
       </w:r>
     </w:p>
     <w:p>
@@ -556,7 +556,7 @@
           <w:color w:val="000000"/>
           <w:sz w:val="21"/>
         </w:rPr>
-        <w:t>本文依次使用三种比较。第一种是未调整比较，只呈现平台数据中男性编码账号与女性编码账号实际观察到的差异。第二种是活动量调整模型，也是本文的主要模型：它在性别字段之外加入全年发帖数、转发数、活跃天数和活跃月份，用于比较一般使用频率相近的账号。第三种是资料扩展模型，在活动量基础上进一步加入认证状态、粉丝数、关注数和地区，用于检验资料完整账号中的方向是否一致。资料扩展模型的样本量较小，因此不把它与主要模型之间的系数变化解释为某个控制变量的独立作用。</w:t>
+        <w:t>本文依次使用三种比较。第一种是未调整比较，只呈现平台数据中男性账号与女性账号实际观察到的差异。第二种是控制账号使用频率的比较，也是本文的主要模型：模型在性别字段之外加入全年发帖数、转发数、活跃天数和活跃月份，用于比较平台使用程度相近的账号。第三种是资料扩展比较，在上述变量基础上进一步加入认证状态、粉丝数、关注数和地区，用于检验资料完整账号中的方向是否一致。资料扩展比较的样本量较小，因此不把它与主要模型之间的系数变化解释为某个控制变量的独立作用。</w:t>
       </w:r>
     </w:p>
     <w:p>
@@ -572,7 +572,7 @@
           <w:color w:val="000000"/>
           <w:sz w:val="21"/>
         </w:rPr>
-        <w:t>是否进入某类来源使用Logit模型，并报告概率尺度上的平均边际效应；来源转发比例、内容比例和参与月份比例使用分数Logit，并采用稳健协方差。差异均按“男性编码减女性编码”计算，正值表示男性编码账号更高，负值表示女性编码账号更高。本文在结果部分使用“未调整比较”“活动量调整结果”和“资料扩展结果”，不以模型编号代替模型含义。</w:t>
+        <w:t>是否参与某类信息消费使用Logit模型，并报告概率尺度上的平均边际效应；领域来源转发比例、内容比例和参与月份比例使用分数Logit，并采用稳健协方差。差异均按“男性账号减女性账号”计算，正值表示男性账号更高，负值表示女性账号更高。本文在结果部分使用“未调整比较”“控制账号使用频率的比较”和“资料扩展比较”，不以模型编号代替模型含义。</w:t>
       </w:r>
     </w:p>
     <w:p>
@@ -604,7 +604,7 @@
           <w:color w:val="000000"/>
           <w:sz w:val="20"/>
         </w:rPr>
-        <w:t>领域距离＝公共事务中的男性—女性差异－明星文化中的男性—女性差异。</w:t>
+        <w:t>领域距离＝公共事务中的男性-女性差异－明星文化中的男性-女性差异。</w:t>
       </w:r>
     </w:p>
     <w:p>
@@ -620,7 +620,7 @@
           <w:color w:val="000000"/>
           <w:sz w:val="21"/>
         </w:rPr>
-        <w:t>领域距离为正，表示性别差异更偏向公共事务；数值越大，两个领域的性别分化越明显。来源进入和内容比例分别估计这一距离，并报告95%置信区间。</w:t>
+        <w:t>领域距离为正，表示性别差异更偏向公共事务；数值越大，两个领域的性别分化越明显。信息消费和内容表达分别估计这一距离，并报告95%置信区间。</w:t>
       </w:r>
     </w:p>
     <w:p>
@@ -636,7 +636,7 @@
           <w:color w:val="000000"/>
           <w:sz w:val="21"/>
         </w:rPr>
-        <w:t>扩展分析进一步考察三类结果。第一，来源与内容的组合模型区分“均未参与”“仅来源传播”“仅内容表达”和“两者都有”；第二，跨领域组合模型区分“两个领域均未进入”“仅进入公共事务”“仅进入明星文化”和“两个领域都进入”；第三，月份模型、参与月份比例和转发延迟用于观察时间结构。所有扩展结果都围绕具体行为含义解释，不将统计显著直接等同于社会学重要性。</w:t>
+        <w:t>扩展分析进一步考察三类结果。第一，信息消费与内容表达的组合模型区分“均未参与”“仅信息消费”“仅内容表达”和“两者都有”；第二，跨领域组合模型区分“两个领域均未参与”“仅参与公共事务”“仅参与明星文化”和“两个领域都参与”；第三，月份模型、参与月份比例和转发延迟用于观察时间结构。所有扩展结果都围绕具体行为含义解释，不将统计显著直接等同于社会学重要性。</w:t>
       </w:r>
     </w:p>
     <w:p>
@@ -667,7 +667,7 @@
           <w:color w:val="000000"/>
           <w:sz w:val="21"/>
         </w:rPr>
-        <w:t>稳健性分析围绕样本、测量、来源和模型四个方面展开。样本检验包括男女等量抽样、基于发帖数、转发数、活跃天数和认证状态的1∶1匹配、排除机构账号、只保留普通个人账号、只保留认证个人账号，以及排除疑似自动化或营销账号。测量检验改变内容分母、帖子类型、最低活跃月份和极端值处理。来源检验逐一删除活跃来源账号，并从来源账号集合中反复重抽样。词表检验每次随机保留80%的词条，重复200次。月份检验比较不同时间范围并逐月排除。对次级分析中的可比较检验使用Benjamini—Hochberg方法控制错误发现率。</w:t>
+        <w:t>稳健性分析围绕样本、测量、来源和模型四个方面展开。样本检验包括男女等量抽样、基于发帖数、转发数、活跃天数和认证状态的1∶1匹配、排除机构账号、只保留普通个人账号、只保留认证个人账号，以及排除疑似自动化或营销账号。测量检验改变内容分母、帖子类型、最低活跃月份和极端值处理。来源检验逐一删除活跃来源账号，并从来源账号集合中反复重抽样。词表检验每次随机保留80%的词条，重复200次。月份检验比较不同时间范围并逐月排除。对次级分析中的可比较检验使用Benjamini-Hochberg方法控制错误发现率。</w:t>
       </w:r>
     </w:p>
     <w:p>
@@ -713,7 +713,7 @@
           <w:color w:val="000000"/>
           <w:sz w:val="21"/>
         </w:rPr>
-        <w:t>表1先描述全样本的账号数量和总体活动。女性编码账号数量约为男性编码账号的3.35倍。男性编码账号的平均发帖数略高，女性编码账号的平均转发数和活跃月份略高；两组分布都具有明显长尾。男女账号在总体使用频率上的差异说明，直接比较原始比例与比较活动量相近的账号回答的是不同问题，二者需要同时报告。</w:t>
+        <w:t>表1先描述全样本的账号数量和总体活动。女性账号数量约为男性账号的3.35倍。男性账号的平均发帖数略高，女性账号的平均转发数和活跃月份略高；两组分布都具有明显长尾。男女账号在总体使用频率上的差异说明，直接比较原始比例与比较平台使用程度相近的账号回答的是不同问题，二者需要同时报告。</w:t>
       </w:r>
     </w:p>
     <w:p>
@@ -727,9 +727,9 @@
           <w:rFonts w:ascii="Times New Roman" w:hAnsi="Times New Roman" w:eastAsia="Songti SC"/>
           <w:b/>
           <w:color w:val="000000"/>
-          <w:sz w:val="20"/>
+          <w:sz w:val="21"/>
         </w:rPr>
-        <w:t>表1　样本与账号活动描述</w:t>
+        <w:t>表1 样本与账号活动描述</w:t>
       </w:r>
     </w:p>
     <w:tbl>
@@ -751,6 +751,7 @@
       </w:tblGrid>
       <w:tr>
         <w:trPr>
+          <w:cantSplit/>
           <w:tblHeader w:val="true"/>
         </w:trPr>
         <w:tc>
@@ -774,6 +775,8 @@
           </w:tcPr>
           <w:p>
             <w:pPr>
+              <w:keepNext/>
+              <w:keepLines/>
               <w:spacing w:before="20" w:after="20" w:line="252" w:lineRule="auto"/>
               <w:ind w:firstLine="0"/>
               <w:jc w:val="left"/>
@@ -783,7 +786,7 @@
                 <w:rFonts w:ascii="Times New Roman" w:hAnsi="Times New Roman" w:eastAsia="Songti SC"/>
                 <w:b/>
                 <w:color w:val="000000"/>
-                <w:sz w:val="16"/>
+                <w:sz w:val="21"/>
               </w:rPr>
             </w:r>
             <w:r>
@@ -791,9 +794,9 @@
                 <w:rFonts w:ascii="Times New Roman" w:hAnsi="Times New Roman" w:eastAsia="Songti SC"/>
                 <w:b/>
                 <w:color w:val="000000"/>
-                <w:sz w:val="16"/>
+                <w:sz w:val="21"/>
               </w:rPr>
-              <w:t>性别编码</w:t>
+              <w:t>性别</w:t>
             </w:r>
           </w:p>
         </w:tc>
@@ -818,6 +821,8 @@
           </w:tcPr>
           <w:p>
             <w:pPr>
+              <w:keepNext/>
+              <w:keepLines/>
               <w:spacing w:before="20" w:after="20" w:line="252" w:lineRule="auto"/>
               <w:ind w:firstLine="0"/>
               <w:jc w:val="center"/>
@@ -827,7 +832,7 @@
                 <w:rFonts w:ascii="Times New Roman" w:hAnsi="Times New Roman" w:eastAsia="Songti SC"/>
                 <w:b/>
                 <w:color w:val="000000"/>
-                <w:sz w:val="16"/>
+                <w:sz w:val="21"/>
               </w:rPr>
             </w:r>
             <w:r>
@@ -835,7 +840,7 @@
                 <w:rFonts w:ascii="Times New Roman" w:hAnsi="Times New Roman" w:eastAsia="Songti SC"/>
                 <w:b/>
                 <w:color w:val="000000"/>
-                <w:sz w:val="16"/>
+                <w:sz w:val="21"/>
               </w:rPr>
               <w:t>账号数</w:t>
             </w:r>
@@ -862,6 +867,8 @@
           </w:tcPr>
           <w:p>
             <w:pPr>
+              <w:keepNext/>
+              <w:keepLines/>
               <w:spacing w:before="20" w:after="20" w:line="252" w:lineRule="auto"/>
               <w:ind w:firstLine="0"/>
               <w:jc w:val="center"/>
@@ -871,7 +878,7 @@
                 <w:rFonts w:ascii="Times New Roman" w:hAnsi="Times New Roman" w:eastAsia="Songti SC"/>
                 <w:b/>
                 <w:color w:val="000000"/>
-                <w:sz w:val="16"/>
+                <w:sz w:val="21"/>
               </w:rPr>
             </w:r>
             <w:r>
@@ -879,7 +886,7 @@
                 <w:rFonts w:ascii="Times New Roman" w:hAnsi="Times New Roman" w:eastAsia="Songti SC"/>
                 <w:b/>
                 <w:color w:val="000000"/>
-                <w:sz w:val="16"/>
+                <w:sz w:val="21"/>
               </w:rPr>
               <w:t>平均发帖数</w:t>
             </w:r>
@@ -906,6 +913,8 @@
           </w:tcPr>
           <w:p>
             <w:pPr>
+              <w:keepNext/>
+              <w:keepLines/>
               <w:spacing w:before="20" w:after="20" w:line="252" w:lineRule="auto"/>
               <w:ind w:firstLine="0"/>
               <w:jc w:val="center"/>
@@ -915,7 +924,7 @@
                 <w:rFonts w:ascii="Times New Roman" w:hAnsi="Times New Roman" w:eastAsia="Songti SC"/>
                 <w:b/>
                 <w:color w:val="000000"/>
-                <w:sz w:val="16"/>
+                <w:sz w:val="21"/>
               </w:rPr>
             </w:r>
             <w:r>
@@ -923,7 +932,7 @@
                 <w:rFonts w:ascii="Times New Roman" w:hAnsi="Times New Roman" w:eastAsia="Songti SC"/>
                 <w:b/>
                 <w:color w:val="000000"/>
-                <w:sz w:val="16"/>
+                <w:sz w:val="21"/>
               </w:rPr>
               <w:t>发帖数中位数</w:t>
             </w:r>
@@ -950,6 +959,8 @@
           </w:tcPr>
           <w:p>
             <w:pPr>
+              <w:keepNext/>
+              <w:keepLines/>
               <w:spacing w:before="20" w:after="20" w:line="252" w:lineRule="auto"/>
               <w:ind w:firstLine="0"/>
               <w:jc w:val="center"/>
@@ -959,7 +970,7 @@
                 <w:rFonts w:ascii="Times New Roman" w:hAnsi="Times New Roman" w:eastAsia="Songti SC"/>
                 <w:b/>
                 <w:color w:val="000000"/>
-                <w:sz w:val="16"/>
+                <w:sz w:val="21"/>
               </w:rPr>
             </w:r>
             <w:r>
@@ -967,7 +978,7 @@
                 <w:rFonts w:ascii="Times New Roman" w:hAnsi="Times New Roman" w:eastAsia="Songti SC"/>
                 <w:b/>
                 <w:color w:val="000000"/>
-                <w:sz w:val="16"/>
+                <w:sz w:val="21"/>
               </w:rPr>
               <w:t>平均转发数</w:t>
             </w:r>
@@ -994,6 +1005,8 @@
           </w:tcPr>
           <w:p>
             <w:pPr>
+              <w:keepNext/>
+              <w:keepLines/>
               <w:spacing w:before="20" w:after="20" w:line="252" w:lineRule="auto"/>
               <w:ind w:firstLine="0"/>
               <w:jc w:val="center"/>
@@ -1003,7 +1016,7 @@
                 <w:rFonts w:ascii="Times New Roman" w:hAnsi="Times New Roman" w:eastAsia="Songti SC"/>
                 <w:b/>
                 <w:color w:val="000000"/>
-                <w:sz w:val="16"/>
+                <w:sz w:val="21"/>
               </w:rPr>
             </w:r>
             <w:r>
@@ -1011,7 +1024,7 @@
                 <w:rFonts w:ascii="Times New Roman" w:hAnsi="Times New Roman" w:eastAsia="Songti SC"/>
                 <w:b/>
                 <w:color w:val="000000"/>
-                <w:sz w:val="16"/>
+                <w:sz w:val="21"/>
               </w:rPr>
               <w:t>转发数中位数</w:t>
             </w:r>
@@ -1038,6 +1051,8 @@
           </w:tcPr>
           <w:p>
             <w:pPr>
+              <w:keepNext/>
+              <w:keepLines/>
               <w:spacing w:before="20" w:after="20" w:line="252" w:lineRule="auto"/>
               <w:ind w:firstLine="0"/>
               <w:jc w:val="center"/>
@@ -1047,7 +1062,7 @@
                 <w:rFonts w:ascii="Times New Roman" w:hAnsi="Times New Roman" w:eastAsia="Songti SC"/>
                 <w:b/>
                 <w:color w:val="000000"/>
-                <w:sz w:val="16"/>
+                <w:sz w:val="21"/>
               </w:rPr>
             </w:r>
             <w:r>
@@ -1055,7 +1070,7 @@
                 <w:rFonts w:ascii="Times New Roman" w:hAnsi="Times New Roman" w:eastAsia="Songti SC"/>
                 <w:b/>
                 <w:color w:val="000000"/>
-                <w:sz w:val="16"/>
+                <w:sz w:val="21"/>
               </w:rPr>
               <w:t>平均活跃天数</w:t>
             </w:r>
@@ -1082,6 +1097,8 @@
           </w:tcPr>
           <w:p>
             <w:pPr>
+              <w:keepNext/>
+              <w:keepLines/>
               <w:spacing w:before="20" w:after="20" w:line="252" w:lineRule="auto"/>
               <w:ind w:firstLine="0"/>
               <w:jc w:val="center"/>
@@ -1091,7 +1108,7 @@
                 <w:rFonts w:ascii="Times New Roman" w:hAnsi="Times New Roman" w:eastAsia="Songti SC"/>
                 <w:b/>
                 <w:color w:val="000000"/>
-                <w:sz w:val="16"/>
+                <w:sz w:val="21"/>
               </w:rPr>
             </w:r>
             <w:r>
@@ -1099,7 +1116,7 @@
                 <w:rFonts w:ascii="Times New Roman" w:hAnsi="Times New Roman" w:eastAsia="Songti SC"/>
                 <w:b/>
                 <w:color w:val="000000"/>
-                <w:sz w:val="16"/>
+                <w:sz w:val="21"/>
               </w:rPr>
               <w:t>平均活跃月份</w:t>
             </w:r>
@@ -1107,6 +1124,9 @@
         </w:tc>
       </w:tr>
       <w:tr>
+        <w:trPr>
+          <w:cantSplit/>
+        </w:trPr>
         <w:tc>
           <w:tcPr>
             <w:tcW w:type="dxa" w:w="1440"/>
@@ -1128,6 +1148,8 @@
           </w:tcPr>
           <w:p>
             <w:pPr>
+              <w:keepNext/>
+              <w:keepLines/>
               <w:spacing w:before="20" w:after="20" w:line="252" w:lineRule="auto"/>
               <w:ind w:firstLine="0"/>
               <w:jc w:val="left"/>
@@ -1137,7 +1159,7 @@
                 <w:rFonts w:ascii="Times New Roman" w:hAnsi="Times New Roman" w:eastAsia="Songti SC"/>
                 <w:b w:val="0"/>
                 <w:color w:val="000000"/>
-                <w:sz w:val="16"/>
+                <w:sz w:val="21"/>
               </w:rPr>
             </w:r>
             <w:r>
@@ -1145,9 +1167,9 @@
                 <w:rFonts w:ascii="Times New Roman" w:hAnsi="Times New Roman" w:eastAsia="Songti SC"/>
                 <w:b w:val="0"/>
                 <w:color w:val="000000"/>
-                <w:sz w:val="16"/>
+                <w:sz w:val="21"/>
               </w:rPr>
-              <w:t>男性编码</w:t>
+              <w:t>男性</w:t>
             </w:r>
           </w:p>
         </w:tc>
@@ -1172,6 +1194,8 @@
           </w:tcPr>
           <w:p>
             <w:pPr>
+              <w:keepNext/>
+              <w:keepLines/>
               <w:spacing w:before="20" w:after="20" w:line="252" w:lineRule="auto"/>
               <w:ind w:firstLine="0"/>
               <w:jc w:val="center"/>
@@ -1181,7 +1205,7 @@
                 <w:rFonts w:ascii="Times New Roman" w:hAnsi="Times New Roman" w:eastAsia="Songti SC"/>
                 <w:b w:val="0"/>
                 <w:color w:val="000000"/>
-                <w:sz w:val="16"/>
+                <w:sz w:val="21"/>
               </w:rPr>
             </w:r>
             <w:r>
@@ -1189,7 +1213,7 @@
                 <w:rFonts w:ascii="Times New Roman" w:hAnsi="Times New Roman" w:eastAsia="Songti SC"/>
                 <w:b w:val="0"/>
                 <w:color w:val="000000"/>
-                <w:sz w:val="16"/>
+                <w:sz w:val="21"/>
               </w:rPr>
               <w:t>51,836</w:t>
             </w:r>
@@ -1216,6 +1240,8 @@
           </w:tcPr>
           <w:p>
             <w:pPr>
+              <w:keepNext/>
+              <w:keepLines/>
               <w:spacing w:before="20" w:after="20" w:line="252" w:lineRule="auto"/>
               <w:ind w:firstLine="0"/>
               <w:jc w:val="center"/>
@@ -1225,7 +1251,7 @@
                 <w:rFonts w:ascii="Times New Roman" w:hAnsi="Times New Roman" w:eastAsia="Songti SC"/>
                 <w:b w:val="0"/>
                 <w:color w:val="000000"/>
-                <w:sz w:val="16"/>
+                <w:sz w:val="21"/>
               </w:rPr>
             </w:r>
             <w:r>
@@ -1233,7 +1259,7 @@
                 <w:rFonts w:ascii="Times New Roman" w:hAnsi="Times New Roman" w:eastAsia="Songti SC"/>
                 <w:b w:val="0"/>
                 <w:color w:val="000000"/>
-                <w:sz w:val="16"/>
+                <w:sz w:val="21"/>
               </w:rPr>
               <w:t>698.95</w:t>
             </w:r>
@@ -1260,6 +1286,8 @@
           </w:tcPr>
           <w:p>
             <w:pPr>
+              <w:keepNext/>
+              <w:keepLines/>
               <w:spacing w:before="20" w:after="20" w:line="252" w:lineRule="auto"/>
               <w:ind w:firstLine="0"/>
               <w:jc w:val="center"/>
@@ -1269,7 +1297,7 @@
                 <w:rFonts w:ascii="Times New Roman" w:hAnsi="Times New Roman" w:eastAsia="Songti SC"/>
                 <w:b w:val="0"/>
                 <w:color w:val="000000"/>
-                <w:sz w:val="16"/>
+                <w:sz w:val="21"/>
               </w:rPr>
             </w:r>
             <w:r>
@@ -1277,7 +1305,7 @@
                 <w:rFonts w:ascii="Times New Roman" w:hAnsi="Times New Roman" w:eastAsia="Songti SC"/>
                 <w:b w:val="0"/>
                 <w:color w:val="000000"/>
-                <w:sz w:val="16"/>
+                <w:sz w:val="21"/>
               </w:rPr>
               <w:t>196</w:t>
             </w:r>
@@ -1304,6 +1332,8 @@
           </w:tcPr>
           <w:p>
             <w:pPr>
+              <w:keepNext/>
+              <w:keepLines/>
               <w:spacing w:before="20" w:after="20" w:line="252" w:lineRule="auto"/>
               <w:ind w:firstLine="0"/>
               <w:jc w:val="center"/>
@@ -1313,7 +1343,7 @@
                 <w:rFonts w:ascii="Times New Roman" w:hAnsi="Times New Roman" w:eastAsia="Songti SC"/>
                 <w:b w:val="0"/>
                 <w:color w:val="000000"/>
-                <w:sz w:val="16"/>
+                <w:sz w:val="21"/>
               </w:rPr>
             </w:r>
             <w:r>
@@ -1321,7 +1351,7 @@
                 <w:rFonts w:ascii="Times New Roman" w:hAnsi="Times New Roman" w:eastAsia="Songti SC"/>
                 <w:b w:val="0"/>
                 <w:color w:val="000000"/>
-                <w:sz w:val="16"/>
+                <w:sz w:val="21"/>
               </w:rPr>
               <w:t>400.50</w:t>
             </w:r>
@@ -1348,6 +1378,8 @@
           </w:tcPr>
           <w:p>
             <w:pPr>
+              <w:keepNext/>
+              <w:keepLines/>
               <w:spacing w:before="20" w:after="20" w:line="252" w:lineRule="auto"/>
               <w:ind w:firstLine="0"/>
               <w:jc w:val="center"/>
@@ -1357,7 +1389,7 @@
                 <w:rFonts w:ascii="Times New Roman" w:hAnsi="Times New Roman" w:eastAsia="Songti SC"/>
                 <w:b w:val="0"/>
                 <w:color w:val="000000"/>
-                <w:sz w:val="16"/>
+                <w:sz w:val="21"/>
               </w:rPr>
             </w:r>
             <w:r>
@@ -1365,7 +1397,7 @@
                 <w:rFonts w:ascii="Times New Roman" w:hAnsi="Times New Roman" w:eastAsia="Songti SC"/>
                 <w:b w:val="0"/>
                 <w:color w:val="000000"/>
-                <w:sz w:val="16"/>
+                <w:sz w:val="21"/>
               </w:rPr>
               <w:t>72</w:t>
             </w:r>
@@ -1392,6 +1424,8 @@
           </w:tcPr>
           <w:p>
             <w:pPr>
+              <w:keepNext/>
+              <w:keepLines/>
               <w:spacing w:before="20" w:after="20" w:line="252" w:lineRule="auto"/>
               <w:ind w:firstLine="0"/>
               <w:jc w:val="center"/>
@@ -1401,7 +1435,7 @@
                 <w:rFonts w:ascii="Times New Roman" w:hAnsi="Times New Roman" w:eastAsia="Songti SC"/>
                 <w:b w:val="0"/>
                 <w:color w:val="000000"/>
-                <w:sz w:val="16"/>
+                <w:sz w:val="21"/>
               </w:rPr>
             </w:r>
             <w:r>
@@ -1409,7 +1443,7 @@
                 <w:rFonts w:ascii="Times New Roman" w:hAnsi="Times New Roman" w:eastAsia="Songti SC"/>
                 <w:b w:val="0"/>
                 <w:color w:val="000000"/>
-                <w:sz w:val="16"/>
+                <w:sz w:val="21"/>
               </w:rPr>
               <w:t>118.37</w:t>
             </w:r>
@@ -1436,6 +1470,8 @@
           </w:tcPr>
           <w:p>
             <w:pPr>
+              <w:keepNext/>
+              <w:keepLines/>
               <w:spacing w:before="20" w:after="20" w:line="252" w:lineRule="auto"/>
               <w:ind w:firstLine="0"/>
               <w:jc w:val="center"/>
@@ -1445,7 +1481,7 @@
                 <w:rFonts w:ascii="Times New Roman" w:hAnsi="Times New Roman" w:eastAsia="Songti SC"/>
                 <w:b w:val="0"/>
                 <w:color w:val="000000"/>
-                <w:sz w:val="16"/>
+                <w:sz w:val="21"/>
               </w:rPr>
             </w:r>
             <w:r>
@@ -1453,7 +1489,7 @@
                 <w:rFonts w:ascii="Times New Roman" w:hAnsi="Times New Roman" w:eastAsia="Songti SC"/>
                 <w:b w:val="0"/>
                 <w:color w:val="000000"/>
-                <w:sz w:val="16"/>
+                <w:sz w:val="21"/>
               </w:rPr>
               <w:t>9.21</w:t>
             </w:r>
@@ -1461,6 +1497,9 @@
         </w:tc>
       </w:tr>
       <w:tr>
+        <w:trPr>
+          <w:cantSplit/>
+        </w:trPr>
         <w:tc>
           <w:tcPr>
             <w:tcW w:type="dxa" w:w="1440"/>
@@ -1481,6 +1520,7 @@
           </w:tcPr>
           <w:p>
             <w:pPr>
+              <w:keepLines/>
               <w:spacing w:before="20" w:after="20" w:line="252" w:lineRule="auto"/>
               <w:ind w:firstLine="0"/>
               <w:jc w:val="left"/>
@@ -1490,7 +1530,7 @@
                 <w:rFonts w:ascii="Times New Roman" w:hAnsi="Times New Roman" w:eastAsia="Songti SC"/>
                 <w:b w:val="0"/>
                 <w:color w:val="000000"/>
-                <w:sz w:val="16"/>
+                <w:sz w:val="21"/>
               </w:rPr>
             </w:r>
             <w:r>
@@ -1498,9 +1538,9 @@
                 <w:rFonts w:ascii="Times New Roman" w:hAnsi="Times New Roman" w:eastAsia="Songti SC"/>
                 <w:b w:val="0"/>
                 <w:color w:val="000000"/>
-                <w:sz w:val="16"/>
+                <w:sz w:val="21"/>
               </w:rPr>
-              <w:t>女性编码</w:t>
+              <w:t>女性</w:t>
             </w:r>
           </w:p>
         </w:tc>
@@ -1524,6 +1564,7 @@
           </w:tcPr>
           <w:p>
             <w:pPr>
+              <w:keepLines/>
               <w:spacing w:before="20" w:after="20" w:line="252" w:lineRule="auto"/>
               <w:ind w:firstLine="0"/>
               <w:jc w:val="center"/>
@@ -1533,7 +1574,7 @@
                 <w:rFonts w:ascii="Times New Roman" w:hAnsi="Times New Roman" w:eastAsia="Songti SC"/>
                 <w:b w:val="0"/>
                 <w:color w:val="000000"/>
-                <w:sz w:val="16"/>
+                <w:sz w:val="21"/>
               </w:rPr>
             </w:r>
             <w:r>
@@ -1541,7 +1582,7 @@
                 <w:rFonts w:ascii="Times New Roman" w:hAnsi="Times New Roman" w:eastAsia="Songti SC"/>
                 <w:b w:val="0"/>
                 <w:color w:val="000000"/>
-                <w:sz w:val="16"/>
+                <w:sz w:val="21"/>
               </w:rPr>
               <w:t>173,503</w:t>
             </w:r>
@@ -1567,6 +1608,7 @@
           </w:tcPr>
           <w:p>
             <w:pPr>
+              <w:keepLines/>
               <w:spacing w:before="20" w:after="20" w:line="252" w:lineRule="auto"/>
               <w:ind w:firstLine="0"/>
               <w:jc w:val="center"/>
@@ -1576,7 +1618,7 @@
                 <w:rFonts w:ascii="Times New Roman" w:hAnsi="Times New Roman" w:eastAsia="Songti SC"/>
                 <w:b w:val="0"/>
                 <w:color w:val="000000"/>
-                <w:sz w:val="16"/>
+                <w:sz w:val="21"/>
               </w:rPr>
             </w:r>
             <w:r>
@@ -1584,7 +1626,7 @@
                 <w:rFonts w:ascii="Times New Roman" w:hAnsi="Times New Roman" w:eastAsia="Songti SC"/>
                 <w:b w:val="0"/>
                 <w:color w:val="000000"/>
-                <w:sz w:val="16"/>
+                <w:sz w:val="21"/>
               </w:rPr>
               <w:t>637.34</w:t>
             </w:r>
@@ -1610,6 +1652,7 @@
           </w:tcPr>
           <w:p>
             <w:pPr>
+              <w:keepLines/>
               <w:spacing w:before="20" w:after="20" w:line="252" w:lineRule="auto"/>
               <w:ind w:firstLine="0"/>
               <w:jc w:val="center"/>
@@ -1619,7 +1662,7 @@
                 <w:rFonts w:ascii="Times New Roman" w:hAnsi="Times New Roman" w:eastAsia="Songti SC"/>
                 <w:b w:val="0"/>
                 <w:color w:val="000000"/>
-                <w:sz w:val="16"/>
+                <w:sz w:val="21"/>
               </w:rPr>
             </w:r>
             <w:r>
@@ -1627,7 +1670,7 @@
                 <w:rFonts w:ascii="Times New Roman" w:hAnsi="Times New Roman" w:eastAsia="Songti SC"/>
                 <w:b w:val="0"/>
                 <w:color w:val="000000"/>
-                <w:sz w:val="16"/>
+                <w:sz w:val="21"/>
               </w:rPr>
               <w:t>209</w:t>
             </w:r>
@@ -1653,6 +1696,7 @@
           </w:tcPr>
           <w:p>
             <w:pPr>
+              <w:keepLines/>
               <w:spacing w:before="20" w:after="20" w:line="252" w:lineRule="auto"/>
               <w:ind w:firstLine="0"/>
               <w:jc w:val="center"/>
@@ -1662,7 +1706,7 @@
                 <w:rFonts w:ascii="Times New Roman" w:hAnsi="Times New Roman" w:eastAsia="Songti SC"/>
                 <w:b w:val="0"/>
                 <w:color w:val="000000"/>
-                <w:sz w:val="16"/>
+                <w:sz w:val="21"/>
               </w:rPr>
             </w:r>
             <w:r>
@@ -1670,7 +1714,7 @@
                 <w:rFonts w:ascii="Times New Roman" w:hAnsi="Times New Roman" w:eastAsia="Songti SC"/>
                 <w:b w:val="0"/>
                 <w:color w:val="000000"/>
-                <w:sz w:val="16"/>
+                <w:sz w:val="21"/>
               </w:rPr>
               <w:t>454.29</w:t>
             </w:r>
@@ -1696,6 +1740,7 @@
           </w:tcPr>
           <w:p>
             <w:pPr>
+              <w:keepLines/>
               <w:spacing w:before="20" w:after="20" w:line="252" w:lineRule="auto"/>
               <w:ind w:firstLine="0"/>
               <w:jc w:val="center"/>
@@ -1705,7 +1750,7 @@
                 <w:rFonts w:ascii="Times New Roman" w:hAnsi="Times New Roman" w:eastAsia="Songti SC"/>
                 <w:b w:val="0"/>
                 <w:color w:val="000000"/>
-                <w:sz w:val="16"/>
+                <w:sz w:val="21"/>
               </w:rPr>
             </w:r>
             <w:r>
@@ -1713,7 +1758,7 @@
                 <w:rFonts w:ascii="Times New Roman" w:hAnsi="Times New Roman" w:eastAsia="Songti SC"/>
                 <w:b w:val="0"/>
                 <w:color w:val="000000"/>
-                <w:sz w:val="16"/>
+                <w:sz w:val="21"/>
               </w:rPr>
               <w:t>103</w:t>
             </w:r>
@@ -1739,6 +1784,7 @@
           </w:tcPr>
           <w:p>
             <w:pPr>
+              <w:keepLines/>
               <w:spacing w:before="20" w:after="20" w:line="252" w:lineRule="auto"/>
               <w:ind w:firstLine="0"/>
               <w:jc w:val="center"/>
@@ -1748,7 +1794,7 @@
                 <w:rFonts w:ascii="Times New Roman" w:hAnsi="Times New Roman" w:eastAsia="Songti SC"/>
                 <w:b w:val="0"/>
                 <w:color w:val="000000"/>
-                <w:sz w:val="16"/>
+                <w:sz w:val="21"/>
               </w:rPr>
             </w:r>
             <w:r>
@@ -1756,7 +1802,7 @@
                 <w:rFonts w:ascii="Times New Roman" w:hAnsi="Times New Roman" w:eastAsia="Songti SC"/>
                 <w:b w:val="0"/>
                 <w:color w:val="000000"/>
-                <w:sz w:val="16"/>
+                <w:sz w:val="21"/>
               </w:rPr>
               <w:t>120.02</w:t>
             </w:r>
@@ -1782,6 +1828,7 @@
           </w:tcPr>
           <w:p>
             <w:pPr>
+              <w:keepLines/>
               <w:spacing w:before="20" w:after="20" w:line="252" w:lineRule="auto"/>
               <w:ind w:firstLine="0"/>
               <w:jc w:val="center"/>
@@ -1791,7 +1838,7 @@
                 <w:rFonts w:ascii="Times New Roman" w:hAnsi="Times New Roman" w:eastAsia="Songti SC"/>
                 <w:b w:val="0"/>
                 <w:color w:val="000000"/>
-                <w:sz w:val="16"/>
+                <w:sz w:val="21"/>
               </w:rPr>
             </w:r>
             <w:r>
@@ -1799,7 +1846,7 @@
                 <w:rFonts w:ascii="Times New Roman" w:hAnsi="Times New Roman" w:eastAsia="Songti SC"/>
                 <w:b w:val="0"/>
                 <w:color w:val="000000"/>
-                <w:sz w:val="16"/>
+                <w:sz w:val="21"/>
               </w:rPr>
               <w:t>9.46</w:t>
             </w:r>
@@ -1825,7 +1872,7 @@
           <w:color w:val="000000"/>
           <w:sz w:val="18"/>
         </w:rPr>
-        <w:t>注：观察期覆盖2020年1—9月及11—12月。</w:t>
+        <w:t>注：观察期覆盖2020年1-9月及11-12月。</w:t>
       </w:r>
     </w:p>
     <w:p>
@@ -1841,7 +1888,7 @@
           <w:color w:val="000000"/>
           <w:sz w:val="21"/>
         </w:rPr>
-        <w:t>图1呈现平台中实际观察到的四项核心结果。男性编码账号中，12.66%至少转发过一次公共事务来源，女性编码账号为10.86%；男性编码账号的公共事务帖子比例平均为20.43%，女性编码账号为7.87%。明星文化呈相反方向：男性和女性编码账号进入演艺来源的比例分别为4.81%和7.16%，明星帖子比例分别为3.72%和7.44%。原始差异由此呈现为两个领域中方向相反的性别配置，无法用一条从“参与少”到“参与多”的单一维度概括。</w:t>
+        <w:t>图1呈现平台中实际观察到的四项核心结果。在信息消费方面，男性账号中有12.66%至少转发过一次公共事务来源，女性账号为10.86%；男性账号中有4.81%至少转发过一次明星文化来源，女性账号为7.16%。在内容表达方面，男性账号的公共事务帖子比例平均为20.43%，女性账号为7.87%；男性账号的明星文化帖子比例为3.72%，女性账号为7.44%。两个领域的性别差异方向相反，说明总体参与数量无法概括男性和女性在平台上的信息选择。</w:t>
       </w:r>
     </w:p>
     <w:p>
@@ -1854,7 +1901,7 @@
         <w:drawing>
           <wp:inline xmlns:a="http://schemas.openxmlformats.org/drawingml/2006/main" xmlns:pic="http://schemas.openxmlformats.org/drawingml/2006/picture">
             <wp:extent cx="5623560" cy="2157203"/>
-            <wp:docPr id="1" name="Picture 1" descr="图1　全样本四项核心参与结果" title="图1　全样本四项核心参与结果"/>
+            <wp:docPr id="1" name="Picture 1" descr="图1 全样本四项核心参与结果" title="图1 全样本四项核心参与结果"/>
             <wp:cNvGraphicFramePr>
               <a:graphicFrameLocks noChangeAspect="1"/>
             </wp:cNvGraphicFramePr>
@@ -1898,7 +1945,7 @@
           <w:color w:val="000000"/>
           <w:sz w:val="18"/>
         </w:rPr>
-        <w:t>图1　全样本四项核心参与结果</w:t>
+        <w:t>图1 全样本四项核心参与结果</w:t>
       </w:r>
     </w:p>
     <w:p>
@@ -1914,7 +1961,7 @@
           <w:color w:val="000000"/>
           <w:sz w:val="21"/>
         </w:rPr>
-        <w:t>活动量调整模型进一步比较一般使用频率相近的账号。表2显示，男性编码账号转发公共事务来源的概率比女性编码账号高3.59个百分点，转发演艺来源的概率低1.50个百分点；公共事务内容比例高9.75个百分点，明星内容比例低3.46个百分点。四个置信区间均未跨越零。资料扩展模型虽然只保留资料完整账号，但方向与主要模型一致。</w:t>
+        <w:t>控制账号使用频率的模型进一步比较发帖量、转发量和活跃时间相近的账号。表2显示，在信息消费方面，男性账号参与公共事务领域的概率比女性账号高3.59个百分点，参与明星文化领域的概率低1.50个百分点；在内容表达方面，男性账号的公共事务内容比例比女性账号高9.75个百分点，明星文化内容比例低3.46个百分点。四个置信区间均未跨越零。资料扩展比较虽然只保留资料完整账号，但方向与主要模型一致。</w:t>
       </w:r>
     </w:p>
     <w:p>
@@ -1928,9 +1975,9 @@
           <w:rFonts w:ascii="Times New Roman" w:hAnsi="Times New Roman" w:eastAsia="Songti SC"/>
           <w:b/>
           <w:color w:val="000000"/>
-          <w:sz w:val="20"/>
+          <w:sz w:val="21"/>
         </w:rPr>
-        <w:t>表2　不同比较条件下的核心性别差异</w:t>
+        <w:t>表2 不同比较条件下的核心性别差异</w:t>
       </w:r>
     </w:p>
     <w:tbl>
@@ -1949,6 +1996,7 @@
       </w:tblGrid>
       <w:tr>
         <w:trPr>
+          <w:cantSplit/>
           <w:tblHeader w:val="true"/>
         </w:trPr>
         <w:tc>
@@ -1972,6 +2020,8 @@
           </w:tcPr>
           <w:p>
             <w:pPr>
+              <w:keepNext/>
+              <w:keepLines/>
               <w:spacing w:before="20" w:after="20" w:line="252" w:lineRule="auto"/>
               <w:ind w:firstLine="0"/>
               <w:jc w:val="left"/>
@@ -1981,7 +2031,7 @@
                 <w:rFonts w:ascii="Times New Roman" w:hAnsi="Times New Roman" w:eastAsia="Songti SC"/>
                 <w:b/>
                 <w:color w:val="000000"/>
-                <w:sz w:val="17"/>
+                <w:sz w:val="21"/>
               </w:rPr>
             </w:r>
             <w:r>
@@ -1989,7 +2039,7 @@
                 <w:rFonts w:ascii="Times New Roman" w:hAnsi="Times New Roman" w:eastAsia="Songti SC"/>
                 <w:b/>
                 <w:color w:val="000000"/>
-                <w:sz w:val="17"/>
+                <w:sz w:val="21"/>
               </w:rPr>
               <w:t>比较条件</w:t>
             </w:r>
@@ -2016,6 +2066,8 @@
           </w:tcPr>
           <w:p>
             <w:pPr>
+              <w:keepNext/>
+              <w:keepLines/>
               <w:spacing w:before="20" w:after="20" w:line="252" w:lineRule="auto"/>
               <w:ind w:firstLine="0"/>
               <w:jc w:val="center"/>
@@ -2025,7 +2077,7 @@
                 <w:rFonts w:ascii="Times New Roman" w:hAnsi="Times New Roman" w:eastAsia="Songti SC"/>
                 <w:b/>
                 <w:color w:val="000000"/>
-                <w:sz w:val="17"/>
+                <w:sz w:val="21"/>
               </w:rPr>
             </w:r>
             <w:r>
@@ -2033,9 +2085,9 @@
                 <w:rFonts w:ascii="Times New Roman" w:hAnsi="Times New Roman" w:eastAsia="Songti SC"/>
                 <w:b/>
                 <w:color w:val="000000"/>
-                <w:sz w:val="17"/>
+                <w:sz w:val="21"/>
               </w:rPr>
-              <w:t>公共事务来源进入</w:t>
+              <w:t>公共事务信息消费</w:t>
             </w:r>
           </w:p>
         </w:tc>
@@ -2060,6 +2112,8 @@
           </w:tcPr>
           <w:p>
             <w:pPr>
+              <w:keepNext/>
+              <w:keepLines/>
               <w:spacing w:before="20" w:after="20" w:line="252" w:lineRule="auto"/>
               <w:ind w:firstLine="0"/>
               <w:jc w:val="center"/>
@@ -2069,7 +2123,7 @@
                 <w:rFonts w:ascii="Times New Roman" w:hAnsi="Times New Roman" w:eastAsia="Songti SC"/>
                 <w:b/>
                 <w:color w:val="000000"/>
-                <w:sz w:val="17"/>
+                <w:sz w:val="21"/>
               </w:rPr>
             </w:r>
             <w:r>
@@ -2077,9 +2131,9 @@
                 <w:rFonts w:ascii="Times New Roman" w:hAnsi="Times New Roman" w:eastAsia="Songti SC"/>
                 <w:b/>
                 <w:color w:val="000000"/>
-                <w:sz w:val="17"/>
+                <w:sz w:val="21"/>
               </w:rPr>
-              <w:t>明星文化来源进入</w:t>
+              <w:t>明星文化信息消费</w:t>
             </w:r>
           </w:p>
         </w:tc>
@@ -2104,6 +2158,8 @@
           </w:tcPr>
           <w:p>
             <w:pPr>
+              <w:keepNext/>
+              <w:keepLines/>
               <w:spacing w:before="20" w:after="20" w:line="252" w:lineRule="auto"/>
               <w:ind w:firstLine="0"/>
               <w:jc w:val="center"/>
@@ -2113,7 +2169,7 @@
                 <w:rFonts w:ascii="Times New Roman" w:hAnsi="Times New Roman" w:eastAsia="Songti SC"/>
                 <w:b/>
                 <w:color w:val="000000"/>
-                <w:sz w:val="17"/>
+                <w:sz w:val="21"/>
               </w:rPr>
             </w:r>
             <w:r>
@@ -2121,9 +2177,9 @@
                 <w:rFonts w:ascii="Times New Roman" w:hAnsi="Times New Roman" w:eastAsia="Songti SC"/>
                 <w:b/>
                 <w:color w:val="000000"/>
-                <w:sz w:val="17"/>
+                <w:sz w:val="21"/>
               </w:rPr>
-              <w:t>公共事务内容比例</w:t>
+              <w:t>公共事务内容表达</w:t>
             </w:r>
           </w:p>
         </w:tc>
@@ -2148,6 +2204,8 @@
           </w:tcPr>
           <w:p>
             <w:pPr>
+              <w:keepNext/>
+              <w:keepLines/>
               <w:spacing w:before="20" w:after="20" w:line="252" w:lineRule="auto"/>
               <w:ind w:firstLine="0"/>
               <w:jc w:val="center"/>
@@ -2157,7 +2215,7 @@
                 <w:rFonts w:ascii="Times New Roman" w:hAnsi="Times New Roman" w:eastAsia="Songti SC"/>
                 <w:b/>
                 <w:color w:val="000000"/>
-                <w:sz w:val="17"/>
+                <w:sz w:val="21"/>
               </w:rPr>
             </w:r>
             <w:r>
@@ -2165,14 +2223,17 @@
                 <w:rFonts w:ascii="Times New Roman" w:hAnsi="Times New Roman" w:eastAsia="Songti SC"/>
                 <w:b/>
                 <w:color w:val="000000"/>
-                <w:sz w:val="17"/>
+                <w:sz w:val="21"/>
               </w:rPr>
-              <w:t>明星文化内容比例</w:t>
+              <w:t>明星文化内容表达</w:t>
             </w:r>
           </w:p>
         </w:tc>
       </w:tr>
       <w:tr>
+        <w:trPr>
+          <w:cantSplit/>
+        </w:trPr>
         <w:tc>
           <w:tcPr>
             <w:tcW w:type="dxa" w:w="2131"/>
@@ -2194,6 +2255,8 @@
           </w:tcPr>
           <w:p>
             <w:pPr>
+              <w:keepNext/>
+              <w:keepLines/>
               <w:spacing w:before="20" w:after="20" w:line="252" w:lineRule="auto"/>
               <w:ind w:firstLine="0"/>
               <w:jc w:val="left"/>
@@ -2203,7 +2266,7 @@
                 <w:rFonts w:ascii="Times New Roman" w:hAnsi="Times New Roman" w:eastAsia="Songti SC"/>
                 <w:b w:val="0"/>
                 <w:color w:val="000000"/>
-                <w:sz w:val="17"/>
+                <w:sz w:val="21"/>
               </w:rPr>
             </w:r>
             <w:r>
@@ -2211,7 +2274,7 @@
                 <w:rFonts w:ascii="Times New Roman" w:hAnsi="Times New Roman" w:eastAsia="Songti SC"/>
                 <w:b w:val="0"/>
                 <w:color w:val="000000"/>
-                <w:sz w:val="17"/>
+                <w:sz w:val="21"/>
               </w:rPr>
               <w:t>未调整比较</w:t>
             </w:r>
@@ -2238,6 +2301,8 @@
           </w:tcPr>
           <w:p>
             <w:pPr>
+              <w:keepNext/>
+              <w:keepLines/>
               <w:spacing w:before="20" w:after="20" w:line="252" w:lineRule="auto"/>
               <w:ind w:firstLine="0"/>
               <w:jc w:val="center"/>
@@ -2247,7 +2312,7 @@
                 <w:rFonts w:ascii="Times New Roman" w:hAnsi="Times New Roman" w:eastAsia="Songti SC"/>
                 <w:b w:val="0"/>
                 <w:color w:val="000000"/>
-                <w:sz w:val="17"/>
+                <w:sz w:val="21"/>
               </w:rPr>
             </w:r>
             <w:r>
@@ -2255,7 +2320,7 @@
                 <w:rFonts w:ascii="Times New Roman" w:hAnsi="Times New Roman" w:eastAsia="Songti SC"/>
                 <w:b w:val="0"/>
                 <w:color w:val="000000"/>
-                <w:sz w:val="17"/>
+                <w:sz w:val="21"/>
               </w:rPr>
               <w:t>1.80 [1.48, 2.12]</w:t>
             </w:r>
@@ -2282,6 +2347,8 @@
           </w:tcPr>
           <w:p>
             <w:pPr>
+              <w:keepNext/>
+              <w:keepLines/>
               <w:spacing w:before="20" w:after="20" w:line="252" w:lineRule="auto"/>
               <w:ind w:firstLine="0"/>
               <w:jc w:val="center"/>
@@ -2291,7 +2358,7 @@
                 <w:rFonts w:ascii="Times New Roman" w:hAnsi="Times New Roman" w:eastAsia="Songti SC"/>
                 <w:b w:val="0"/>
                 <w:color w:val="000000"/>
-                <w:sz w:val="17"/>
+                <w:sz w:val="21"/>
               </w:rPr>
             </w:r>
             <w:r>
@@ -2299,7 +2366,7 @@
                 <w:rFonts w:ascii="Times New Roman" w:hAnsi="Times New Roman" w:eastAsia="Songti SC"/>
                 <w:b w:val="0"/>
                 <w:color w:val="000000"/>
-                <w:sz w:val="17"/>
+                <w:sz w:val="21"/>
               </w:rPr>
               <w:t>-2.35 [-2.57, -2.13]</w:t>
             </w:r>
@@ -2326,6 +2393,8 @@
           </w:tcPr>
           <w:p>
             <w:pPr>
+              <w:keepNext/>
+              <w:keepLines/>
               <w:spacing w:before="20" w:after="20" w:line="252" w:lineRule="auto"/>
               <w:ind w:firstLine="0"/>
               <w:jc w:val="center"/>
@@ -2335,7 +2404,7 @@
                 <w:rFonts w:ascii="Times New Roman" w:hAnsi="Times New Roman" w:eastAsia="Songti SC"/>
                 <w:b w:val="0"/>
                 <w:color w:val="000000"/>
-                <w:sz w:val="17"/>
+                <w:sz w:val="21"/>
               </w:rPr>
             </w:r>
             <w:r>
@@ -2343,7 +2412,7 @@
                 <w:rFonts w:ascii="Times New Roman" w:hAnsi="Times New Roman" w:eastAsia="Songti SC"/>
                 <w:b w:val="0"/>
                 <w:color w:val="000000"/>
-                <w:sz w:val="17"/>
+                <w:sz w:val="21"/>
               </w:rPr>
               <w:t>12.56 [12.32, 12.80]</w:t>
             </w:r>
@@ -2370,6 +2439,8 @@
           </w:tcPr>
           <w:p>
             <w:pPr>
+              <w:keepNext/>
+              <w:keepLines/>
               <w:spacing w:before="20" w:after="20" w:line="252" w:lineRule="auto"/>
               <w:ind w:firstLine="0"/>
               <w:jc w:val="center"/>
@@ -2379,7 +2450,7 @@
                 <w:rFonts w:ascii="Times New Roman" w:hAnsi="Times New Roman" w:eastAsia="Songti SC"/>
                 <w:b w:val="0"/>
                 <w:color w:val="000000"/>
-                <w:sz w:val="17"/>
+                <w:sz w:val="21"/>
               </w:rPr>
             </w:r>
             <w:r>
@@ -2387,7 +2458,7 @@
                 <w:rFonts w:ascii="Times New Roman" w:hAnsi="Times New Roman" w:eastAsia="Songti SC"/>
                 <w:b w:val="0"/>
                 <w:color w:val="000000"/>
-                <w:sz w:val="17"/>
+                <w:sz w:val="21"/>
               </w:rPr>
               <w:t>-3.72 [-3.84, -3.61]</w:t>
             </w:r>
@@ -2395,6 +2466,9 @@
         </w:tc>
       </w:tr>
       <w:tr>
+        <w:trPr>
+          <w:cantSplit/>
+        </w:trPr>
         <w:tc>
           <w:tcPr>
             <w:tcW w:type="dxa" w:w="2131"/>
@@ -2416,6 +2490,8 @@
           </w:tcPr>
           <w:p>
             <w:pPr>
+              <w:keepNext/>
+              <w:keepLines/>
               <w:spacing w:before="20" w:after="20" w:line="252" w:lineRule="auto"/>
               <w:ind w:firstLine="0"/>
               <w:jc w:val="left"/>
@@ -2425,7 +2501,7 @@
                 <w:rFonts w:ascii="Times New Roman" w:hAnsi="Times New Roman" w:eastAsia="Songti SC"/>
                 <w:b w:val="0"/>
                 <w:color w:val="000000"/>
-                <w:sz w:val="17"/>
+                <w:sz w:val="21"/>
               </w:rPr>
             </w:r>
             <w:r>
@@ -2433,9 +2509,9 @@
                 <w:rFonts w:ascii="Times New Roman" w:hAnsi="Times New Roman" w:eastAsia="Songti SC"/>
                 <w:b w:val="0"/>
                 <w:color w:val="000000"/>
-                <w:sz w:val="17"/>
+                <w:sz w:val="21"/>
               </w:rPr>
-              <w:t>活动量调整（主要结果）</w:t>
+              <w:t>控制账号使用频率（主要结果）</w:t>
             </w:r>
           </w:p>
         </w:tc>
@@ -2460,6 +2536,8 @@
           </w:tcPr>
           <w:p>
             <w:pPr>
+              <w:keepNext/>
+              <w:keepLines/>
               <w:spacing w:before="20" w:after="20" w:line="252" w:lineRule="auto"/>
               <w:ind w:firstLine="0"/>
               <w:jc w:val="center"/>
@@ -2469,7 +2547,7 @@
                 <w:rFonts w:ascii="Times New Roman" w:hAnsi="Times New Roman" w:eastAsia="Songti SC"/>
                 <w:b w:val="0"/>
                 <w:color w:val="000000"/>
-                <w:sz w:val="17"/>
+                <w:sz w:val="21"/>
               </w:rPr>
             </w:r>
             <w:r>
@@ -2477,7 +2555,7 @@
                 <w:rFonts w:ascii="Times New Roman" w:hAnsi="Times New Roman" w:eastAsia="Songti SC"/>
                 <w:b w:val="0"/>
                 <w:color w:val="000000"/>
-                <w:sz w:val="17"/>
+                <w:sz w:val="21"/>
               </w:rPr>
               <w:t>3.59 [3.28, 3.91]</w:t>
             </w:r>
@@ -2504,6 +2582,8 @@
           </w:tcPr>
           <w:p>
             <w:pPr>
+              <w:keepNext/>
+              <w:keepLines/>
               <w:spacing w:before="20" w:after="20" w:line="252" w:lineRule="auto"/>
               <w:ind w:firstLine="0"/>
               <w:jc w:val="center"/>
@@ -2513,7 +2593,7 @@
                 <w:rFonts w:ascii="Times New Roman" w:hAnsi="Times New Roman" w:eastAsia="Songti SC"/>
                 <w:b w:val="0"/>
                 <w:color w:val="000000"/>
-                <w:sz w:val="17"/>
+                <w:sz w:val="21"/>
               </w:rPr>
             </w:r>
             <w:r>
@@ -2521,7 +2601,7 @@
                 <w:rFonts w:ascii="Times New Roman" w:hAnsi="Times New Roman" w:eastAsia="Songti SC"/>
                 <w:b w:val="0"/>
                 <w:color w:val="000000"/>
-                <w:sz w:val="17"/>
+                <w:sz w:val="21"/>
               </w:rPr>
               <w:t>-1.50 [-1.73, -1.28]</w:t>
             </w:r>
@@ -2548,6 +2628,8 @@
           </w:tcPr>
           <w:p>
             <w:pPr>
+              <w:keepNext/>
+              <w:keepLines/>
               <w:spacing w:before="20" w:after="20" w:line="252" w:lineRule="auto"/>
               <w:ind w:firstLine="0"/>
               <w:jc w:val="center"/>
@@ -2557,7 +2639,7 @@
                 <w:rFonts w:ascii="Times New Roman" w:hAnsi="Times New Roman" w:eastAsia="Songti SC"/>
                 <w:b w:val="0"/>
                 <w:color w:val="000000"/>
-                <w:sz w:val="17"/>
+                <w:sz w:val="21"/>
               </w:rPr>
             </w:r>
             <w:r>
@@ -2565,7 +2647,7 @@
                 <w:rFonts w:ascii="Times New Roman" w:hAnsi="Times New Roman" w:eastAsia="Songti SC"/>
                 <w:b w:val="0"/>
                 <w:color w:val="000000"/>
-                <w:sz w:val="17"/>
+                <w:sz w:val="21"/>
               </w:rPr>
               <w:t>9.75 [9.54, 9.96]</w:t>
             </w:r>
@@ -2592,6 +2674,8 @@
           </w:tcPr>
           <w:p>
             <w:pPr>
+              <w:keepNext/>
+              <w:keepLines/>
               <w:spacing w:before="20" w:after="20" w:line="252" w:lineRule="auto"/>
               <w:ind w:firstLine="0"/>
               <w:jc w:val="center"/>
@@ -2601,7 +2685,7 @@
                 <w:rFonts w:ascii="Times New Roman" w:hAnsi="Times New Roman" w:eastAsia="Songti SC"/>
                 <w:b w:val="0"/>
                 <w:color w:val="000000"/>
-                <w:sz w:val="17"/>
+                <w:sz w:val="21"/>
               </w:rPr>
             </w:r>
             <w:r>
@@ -2609,7 +2693,7 @@
                 <w:rFonts w:ascii="Times New Roman" w:hAnsi="Times New Roman" w:eastAsia="Songti SC"/>
                 <w:b w:val="0"/>
                 <w:color w:val="000000"/>
-                <w:sz w:val="17"/>
+                <w:sz w:val="21"/>
               </w:rPr>
               <w:t>-3.46 [-3.58, -3.34]</w:t>
             </w:r>
@@ -2617,6 +2701,9 @@
         </w:tc>
       </w:tr>
       <w:tr>
+        <w:trPr>
+          <w:cantSplit/>
+        </w:trPr>
         <w:tc>
           <w:tcPr>
             <w:tcW w:type="dxa" w:w="2131"/>
@@ -2637,6 +2724,7 @@
           </w:tcPr>
           <w:p>
             <w:pPr>
+              <w:keepLines/>
               <w:spacing w:before="20" w:after="20" w:line="252" w:lineRule="auto"/>
               <w:ind w:firstLine="0"/>
               <w:jc w:val="left"/>
@@ -2646,7 +2734,7 @@
                 <w:rFonts w:ascii="Times New Roman" w:hAnsi="Times New Roman" w:eastAsia="Songti SC"/>
                 <w:b w:val="0"/>
                 <w:color w:val="000000"/>
-                <w:sz w:val="17"/>
+                <w:sz w:val="21"/>
               </w:rPr>
             </w:r>
             <w:r>
@@ -2654,7 +2742,7 @@
                 <w:rFonts w:ascii="Times New Roman" w:hAnsi="Times New Roman" w:eastAsia="Songti SC"/>
                 <w:b w:val="0"/>
                 <w:color w:val="000000"/>
-                <w:sz w:val="17"/>
+                <w:sz w:val="21"/>
               </w:rPr>
               <w:t>资料扩展</w:t>
             </w:r>
@@ -2680,6 +2768,7 @@
           </w:tcPr>
           <w:p>
             <w:pPr>
+              <w:keepLines/>
               <w:spacing w:before="20" w:after="20" w:line="252" w:lineRule="auto"/>
               <w:ind w:firstLine="0"/>
               <w:jc w:val="center"/>
@@ -2689,7 +2778,7 @@
                 <w:rFonts w:ascii="Times New Roman" w:hAnsi="Times New Roman" w:eastAsia="Songti SC"/>
                 <w:b w:val="0"/>
                 <w:color w:val="000000"/>
-                <w:sz w:val="17"/>
+                <w:sz w:val="21"/>
               </w:rPr>
             </w:r>
             <w:r>
@@ -2697,7 +2786,7 @@
                 <w:rFonts w:ascii="Times New Roman" w:hAnsi="Times New Roman" w:eastAsia="Songti SC"/>
                 <w:b w:val="0"/>
                 <w:color w:val="000000"/>
-                <w:sz w:val="17"/>
+                <w:sz w:val="21"/>
               </w:rPr>
               <w:t>4.17 [3.79, 4.55]</w:t>
             </w:r>
@@ -2723,6 +2812,7 @@
           </w:tcPr>
           <w:p>
             <w:pPr>
+              <w:keepLines/>
               <w:spacing w:before="20" w:after="20" w:line="252" w:lineRule="auto"/>
               <w:ind w:firstLine="0"/>
               <w:jc w:val="center"/>
@@ -2732,7 +2822,7 @@
                 <w:rFonts w:ascii="Times New Roman" w:hAnsi="Times New Roman" w:eastAsia="Songti SC"/>
                 <w:b w:val="0"/>
                 <w:color w:val="000000"/>
-                <w:sz w:val="17"/>
+                <w:sz w:val="21"/>
               </w:rPr>
             </w:r>
             <w:r>
@@ -2740,7 +2830,7 @@
                 <w:rFonts w:ascii="Times New Roman" w:hAnsi="Times New Roman" w:eastAsia="Songti SC"/>
                 <w:b w:val="0"/>
                 <w:color w:val="000000"/>
-                <w:sz w:val="17"/>
+                <w:sz w:val="21"/>
               </w:rPr>
               <w:t>-1.70 [-1.97, -1.44]</w:t>
             </w:r>
@@ -2766,6 +2856,7 @@
           </w:tcPr>
           <w:p>
             <w:pPr>
+              <w:keepLines/>
               <w:spacing w:before="20" w:after="20" w:line="252" w:lineRule="auto"/>
               <w:ind w:firstLine="0"/>
               <w:jc w:val="center"/>
@@ -2775,7 +2866,7 @@
                 <w:rFonts w:ascii="Times New Roman" w:hAnsi="Times New Roman" w:eastAsia="Songti SC"/>
                 <w:b w:val="0"/>
                 <w:color w:val="000000"/>
-                <w:sz w:val="17"/>
+                <w:sz w:val="21"/>
               </w:rPr>
             </w:r>
             <w:r>
@@ -2783,7 +2874,7 @@
                 <w:rFonts w:ascii="Times New Roman" w:hAnsi="Times New Roman" w:eastAsia="Songti SC"/>
                 <w:b w:val="0"/>
                 <w:color w:val="000000"/>
-                <w:sz w:val="17"/>
+                <w:sz w:val="21"/>
               </w:rPr>
               <w:t>9.33 [9.09, 9.56]</w:t>
             </w:r>
@@ -2809,6 +2900,7 @@
           </w:tcPr>
           <w:p>
             <w:pPr>
+              <w:keepLines/>
               <w:spacing w:before="20" w:after="20" w:line="252" w:lineRule="auto"/>
               <w:ind w:firstLine="0"/>
               <w:jc w:val="center"/>
@@ -2818,7 +2910,7 @@
                 <w:rFonts w:ascii="Times New Roman" w:hAnsi="Times New Roman" w:eastAsia="Songti SC"/>
                 <w:b w:val="0"/>
                 <w:color w:val="000000"/>
-                <w:sz w:val="17"/>
+                <w:sz w:val="21"/>
               </w:rPr>
             </w:r>
             <w:r>
@@ -2826,7 +2918,7 @@
                 <w:rFonts w:ascii="Times New Roman" w:hAnsi="Times New Roman" w:eastAsia="Songti SC"/>
                 <w:b w:val="0"/>
                 <w:color w:val="000000"/>
-                <w:sz w:val="17"/>
+                <w:sz w:val="21"/>
               </w:rPr>
               <w:t>-4.17 [-4.31, -4.03]</w:t>
             </w:r>
@@ -2852,7 +2944,7 @@
           <w:color w:val="000000"/>
           <w:sz w:val="18"/>
         </w:rPr>
-        <w:t>注：表中为男性编码减女性编码的平均边际效应，单位为百分点，方括号内为95%置信区间。未调整比较只包含性别字段；活动量调整加入全年发帖数、转发数、活跃天数和活跃月份；资料扩展进一步加入认证状态、粉丝数、关注数和地区。来源进入模型的全样本量为225,339，内容比例模型为224,302；资料扩展模型分别为155,977和155,230。</w:t>
+        <w:t>注：表中为男性账号减女性账号的平均边际效应，单位为百分点，方括号内为95%置信区间。未调整比较只包含性别字段；控制账号使用频率的比较加入全年发帖数、转发数、活跃天数和活跃月份；资料扩展比较进一步加入认证状态、粉丝数、关注数和地区。信息消费模型的全样本量为225,339，内容表达模型为224,302；资料扩展比较分别为155,977和155,230。</w:t>
       </w:r>
     </w:p>
     <w:p>
@@ -2865,7 +2957,7 @@
         <w:drawing>
           <wp:inline xmlns:a="http://schemas.openxmlformats.org/drawingml/2006/main" xmlns:pic="http://schemas.openxmlformats.org/drawingml/2006/picture">
             <wp:extent cx="5623560" cy="2294909"/>
-            <wp:docPr id="2" name="Picture 2" descr="图2　不同比较条件下的性别差异" title="图2　不同比较条件下的性别差异"/>
+            <wp:docPr id="2" name="Picture 2" descr="图2 不同比较条件下的性别差异" title="图2 不同比较条件下的性别差异"/>
             <wp:cNvGraphicFramePr>
               <a:graphicFrameLocks noChangeAspect="1"/>
             </wp:cNvGraphicFramePr>
@@ -2909,7 +3001,7 @@
           <w:color w:val="000000"/>
           <w:sz w:val="18"/>
         </w:rPr>
-        <w:t>图2　不同比较条件下的性别差异</w:t>
+        <w:t>图2 不同比较条件下的性别差异</w:t>
       </w:r>
     </w:p>
     <w:p>
@@ -2925,7 +3017,7 @@
           <w:color w:val="000000"/>
           <w:sz w:val="21"/>
         </w:rPr>
-        <w:t>活动量调整改变了差异幅度，却没有改变领域方向。公共事务来源进入的男性优势由1.80个百分点扩大到3.59个百分点，说明女性编码账号较高的总体转发量在原始比较中掩盖了部分领域差异；公共事务内容差异由12.56个百分点缩小到9.75个百分点，说明总体发帖结构解释了部分内容差异。总体使用频率会改变估计大小，但不足以解释两个领域相反的性别配置；结果的实质意义来自效应方向和幅度，而非控制变量加入后的显著性。</w:t>
+        <w:t>控制账号使用频率改变了差异幅度，却没有改变领域方向。公共事务信息消费中的男性优势由1.80个百分点扩大到3.59个百分点，说明女性账号较高的总体转发量在未调整比较中掩盖了部分领域差异；公共事务内容表达的差异由12.56个百分点缩小到9.75个百分点，说明总体发帖结构解释了部分内容差异。账号使用频率会改变估计大小，但不足以解释两个领域相反的性别配置；结果的实质意义来自效应方向和幅度，而非控制变量加入后的显著性。</w:t>
       </w:r>
     </w:p>
     <w:p>
@@ -2956,7 +3048,7 @@
           <w:color w:val="000000"/>
           <w:sz w:val="21"/>
         </w:rPr>
-        <w:t>图3把两个领域放入同一交互模型。活动量调整后，来源进入中的领域距离为5.16个百分点，95%置信区间为[4.78, 5.55]；内容比例中的领域距离为15.29个百分点，95%置信区间为[15.04, 15.54]。这两个数值分别表示公共事务中的男性—女性差异与明星文化中的男性—女性差异相距多远。</w:t>
+        <w:t>图3把两个领域放入同一交互模型，直接检验同一种参与方式中的性别差异是否因领域而变化。控制账号使用频率后，信息消费中的领域距离为5.16个百分点，95%置信区间为[4.78, 5.55]；内容表达中的领域距离为15.29个百分点，95%置信区间为[15.04, 15.54]。这意味着，从公共事务领域到明星文化领域，男性账号相对于女性账号的参与优势在信息消费中变化5.16个百分点，在内容表达中变化15.29个百分点。</w:t>
       </w:r>
     </w:p>
     <w:p>
@@ -2970,9 +3062,9 @@
           <w:rFonts w:ascii="Times New Roman" w:hAnsi="Times New Roman" w:eastAsia="Songti SC"/>
           <w:b/>
           <w:color w:val="000000"/>
-          <w:sz w:val="20"/>
+          <w:sz w:val="21"/>
         </w:rPr>
-        <w:t>表3　公共事务与明星文化之间的性别差异距离</w:t>
+        <w:t>表3 公共事务与明星文化之间的性别差异距离</w:t>
       </w:r>
     </w:p>
     <w:tbl>
@@ -2989,6 +3081,7 @@
       </w:tblGrid>
       <w:tr>
         <w:trPr>
+          <w:cantSplit/>
           <w:tblHeader w:val="true"/>
         </w:trPr>
         <w:tc>
@@ -3012,6 +3105,8 @@
           </w:tcPr>
           <w:p>
             <w:pPr>
+              <w:keepNext/>
+              <w:keepLines/>
               <w:spacing w:before="20" w:after="20" w:line="252" w:lineRule="auto"/>
               <w:ind w:firstLine="0"/>
               <w:jc w:val="left"/>
@@ -3021,7 +3116,7 @@
                 <w:rFonts w:ascii="Times New Roman" w:hAnsi="Times New Roman" w:eastAsia="Songti SC"/>
                 <w:b/>
                 <w:color w:val="000000"/>
-                <w:sz w:val="17"/>
+                <w:sz w:val="21"/>
               </w:rPr>
             </w:r>
             <w:r>
@@ -3029,7 +3124,7 @@
                 <w:rFonts w:ascii="Times New Roman" w:hAnsi="Times New Roman" w:eastAsia="Songti SC"/>
                 <w:b/>
                 <w:color w:val="000000"/>
-                <w:sz w:val="17"/>
+                <w:sz w:val="21"/>
               </w:rPr>
               <w:t>比较条件</w:t>
             </w:r>
@@ -3056,6 +3151,8 @@
           </w:tcPr>
           <w:p>
             <w:pPr>
+              <w:keepNext/>
+              <w:keepLines/>
               <w:spacing w:before="20" w:after="20" w:line="252" w:lineRule="auto"/>
               <w:ind w:firstLine="0"/>
               <w:jc w:val="center"/>
@@ -3065,7 +3162,7 @@
                 <w:rFonts w:ascii="Times New Roman" w:hAnsi="Times New Roman" w:eastAsia="Songti SC"/>
                 <w:b/>
                 <w:color w:val="000000"/>
-                <w:sz w:val="17"/>
+                <w:sz w:val="21"/>
               </w:rPr>
             </w:r>
             <w:r>
@@ -3073,9 +3170,9 @@
                 <w:rFonts w:ascii="Times New Roman" w:hAnsi="Times New Roman" w:eastAsia="Songti SC"/>
                 <w:b/>
                 <w:color w:val="000000"/>
-                <w:sz w:val="17"/>
+                <w:sz w:val="21"/>
               </w:rPr>
-              <w:t>来源传播的领域距离</w:t>
+              <w:t>信息消费的领域距离</w:t>
             </w:r>
           </w:p>
         </w:tc>
@@ -3100,6 +3197,8 @@
           </w:tcPr>
           <w:p>
             <w:pPr>
+              <w:keepNext/>
+              <w:keepLines/>
               <w:spacing w:before="20" w:after="20" w:line="252" w:lineRule="auto"/>
               <w:ind w:firstLine="0"/>
               <w:jc w:val="center"/>
@@ -3109,7 +3208,7 @@
                 <w:rFonts w:ascii="Times New Roman" w:hAnsi="Times New Roman" w:eastAsia="Songti SC"/>
                 <w:b/>
                 <w:color w:val="000000"/>
-                <w:sz w:val="17"/>
+                <w:sz w:val="21"/>
               </w:rPr>
             </w:r>
             <w:r>
@@ -3117,7 +3216,7 @@
                 <w:rFonts w:ascii="Times New Roman" w:hAnsi="Times New Roman" w:eastAsia="Songti SC"/>
                 <w:b/>
                 <w:color w:val="000000"/>
-                <w:sz w:val="17"/>
+                <w:sz w:val="21"/>
               </w:rPr>
               <w:t>内容表达的领域距离</w:t>
             </w:r>
@@ -3125,6 +3224,9 @@
         </w:tc>
       </w:tr>
       <w:tr>
+        <w:trPr>
+          <w:cantSplit/>
+        </w:trPr>
         <w:tc>
           <w:tcPr>
             <w:tcW w:type="dxa" w:w="3052"/>
@@ -3146,6 +3248,8 @@
           </w:tcPr>
           <w:p>
             <w:pPr>
+              <w:keepNext/>
+              <w:keepLines/>
               <w:spacing w:before="20" w:after="20" w:line="252" w:lineRule="auto"/>
               <w:ind w:firstLine="0"/>
               <w:jc w:val="left"/>
@@ -3155,7 +3259,7 @@
                 <w:rFonts w:ascii="Times New Roman" w:hAnsi="Times New Roman" w:eastAsia="Songti SC"/>
                 <w:b w:val="0"/>
                 <w:color w:val="000000"/>
-                <w:sz w:val="17"/>
+                <w:sz w:val="21"/>
               </w:rPr>
             </w:r>
             <w:r>
@@ -3163,7 +3267,7 @@
                 <w:rFonts w:ascii="Times New Roman" w:hAnsi="Times New Roman" w:eastAsia="Songti SC"/>
                 <w:b w:val="0"/>
                 <w:color w:val="000000"/>
-                <w:sz w:val="17"/>
+                <w:sz w:val="21"/>
               </w:rPr>
               <w:t>未调整比较</w:t>
             </w:r>
@@ -3190,6 +3294,8 @@
           </w:tcPr>
           <w:p>
             <w:pPr>
+              <w:keepNext/>
+              <w:keepLines/>
               <w:spacing w:before="20" w:after="20" w:line="252" w:lineRule="auto"/>
               <w:ind w:firstLine="0"/>
               <w:jc w:val="center"/>
@@ -3199,7 +3305,7 @@
                 <w:rFonts w:ascii="Times New Roman" w:hAnsi="Times New Roman" w:eastAsia="Songti SC"/>
                 <w:b w:val="0"/>
                 <w:color w:val="000000"/>
-                <w:sz w:val="17"/>
+                <w:sz w:val="21"/>
               </w:rPr>
             </w:r>
             <w:r>
@@ -3207,7 +3313,7 @@
                 <w:rFonts w:ascii="Times New Roman" w:hAnsi="Times New Roman" w:eastAsia="Songti SC"/>
                 <w:b w:val="0"/>
                 <w:color w:val="000000"/>
-                <w:sz w:val="17"/>
+                <w:sz w:val="21"/>
               </w:rPr>
               <w:t>4.15 [3.79, 4.51]</w:t>
             </w:r>
@@ -3234,6 +3340,8 @@
           </w:tcPr>
           <w:p>
             <w:pPr>
+              <w:keepNext/>
+              <w:keepLines/>
               <w:spacing w:before="20" w:after="20" w:line="252" w:lineRule="auto"/>
               <w:ind w:firstLine="0"/>
               <w:jc w:val="center"/>
@@ -3243,7 +3351,7 @@
                 <w:rFonts w:ascii="Times New Roman" w:hAnsi="Times New Roman" w:eastAsia="Songti SC"/>
                 <w:b w:val="0"/>
                 <w:color w:val="000000"/>
-                <w:sz w:val="17"/>
+                <w:sz w:val="21"/>
               </w:rPr>
             </w:r>
             <w:r>
@@ -3251,7 +3359,7 @@
                 <w:rFonts w:ascii="Times New Roman" w:hAnsi="Times New Roman" w:eastAsia="Songti SC"/>
                 <w:b w:val="0"/>
                 <w:color w:val="000000"/>
-                <w:sz w:val="17"/>
+                <w:sz w:val="21"/>
               </w:rPr>
               <w:t>16.28 [16.01, 16.56]</w:t>
             </w:r>
@@ -3259,6 +3367,9 @@
         </w:tc>
       </w:tr>
       <w:tr>
+        <w:trPr>
+          <w:cantSplit/>
+        </w:trPr>
         <w:tc>
           <w:tcPr>
             <w:tcW w:type="dxa" w:w="3052"/>
@@ -3280,6 +3391,8 @@
           </w:tcPr>
           <w:p>
             <w:pPr>
+              <w:keepNext/>
+              <w:keepLines/>
               <w:spacing w:before="20" w:after="20" w:line="252" w:lineRule="auto"/>
               <w:ind w:firstLine="0"/>
               <w:jc w:val="left"/>
@@ -3289,7 +3402,7 @@
                 <w:rFonts w:ascii="Times New Roman" w:hAnsi="Times New Roman" w:eastAsia="Songti SC"/>
                 <w:b w:val="0"/>
                 <w:color w:val="000000"/>
-                <w:sz w:val="17"/>
+                <w:sz w:val="21"/>
               </w:rPr>
             </w:r>
             <w:r>
@@ -3297,9 +3410,9 @@
                 <w:rFonts w:ascii="Times New Roman" w:hAnsi="Times New Roman" w:eastAsia="Songti SC"/>
                 <w:b w:val="0"/>
                 <w:color w:val="000000"/>
-                <w:sz w:val="17"/>
+                <w:sz w:val="21"/>
               </w:rPr>
-              <w:t>活动量调整（主要结果）</w:t>
+              <w:t>控制账号使用频率（主要结果）</w:t>
             </w:r>
           </w:p>
         </w:tc>
@@ -3324,6 +3437,8 @@
           </w:tcPr>
           <w:p>
             <w:pPr>
+              <w:keepNext/>
+              <w:keepLines/>
               <w:spacing w:before="20" w:after="20" w:line="252" w:lineRule="auto"/>
               <w:ind w:firstLine="0"/>
               <w:jc w:val="center"/>
@@ -3333,7 +3448,7 @@
                 <w:rFonts w:ascii="Times New Roman" w:hAnsi="Times New Roman" w:eastAsia="Songti SC"/>
                 <w:b w:val="0"/>
                 <w:color w:val="000000"/>
-                <w:sz w:val="17"/>
+                <w:sz w:val="21"/>
               </w:rPr>
             </w:r>
             <w:r>
@@ -3341,7 +3456,7 @@
                 <w:rFonts w:ascii="Times New Roman" w:hAnsi="Times New Roman" w:eastAsia="Songti SC"/>
                 <w:b w:val="0"/>
                 <w:color w:val="000000"/>
-                <w:sz w:val="17"/>
+                <w:sz w:val="21"/>
               </w:rPr>
               <w:t>5.16 [4.78, 5.55]</w:t>
             </w:r>
@@ -3368,6 +3483,8 @@
           </w:tcPr>
           <w:p>
             <w:pPr>
+              <w:keepNext/>
+              <w:keepLines/>
               <w:spacing w:before="20" w:after="20" w:line="252" w:lineRule="auto"/>
               <w:ind w:firstLine="0"/>
               <w:jc w:val="center"/>
@@ -3377,7 +3494,7 @@
                 <w:rFonts w:ascii="Times New Roman" w:hAnsi="Times New Roman" w:eastAsia="Songti SC"/>
                 <w:b w:val="0"/>
                 <w:color w:val="000000"/>
-                <w:sz w:val="17"/>
+                <w:sz w:val="21"/>
               </w:rPr>
             </w:r>
             <w:r>
@@ -3385,7 +3502,7 @@
                 <w:rFonts w:ascii="Times New Roman" w:hAnsi="Times New Roman" w:eastAsia="Songti SC"/>
                 <w:b w:val="0"/>
                 <w:color w:val="000000"/>
-                <w:sz w:val="17"/>
+                <w:sz w:val="21"/>
               </w:rPr>
               <w:t>15.29 [15.04, 15.54]</w:t>
             </w:r>
@@ -3393,6 +3510,9 @@
         </w:tc>
       </w:tr>
       <w:tr>
+        <w:trPr>
+          <w:cantSplit/>
+        </w:trPr>
         <w:tc>
           <w:tcPr>
             <w:tcW w:type="dxa" w:w="3052"/>
@@ -3413,6 +3533,7 @@
           </w:tcPr>
           <w:p>
             <w:pPr>
+              <w:keepLines/>
               <w:spacing w:before="20" w:after="20" w:line="252" w:lineRule="auto"/>
               <w:ind w:firstLine="0"/>
               <w:jc w:val="left"/>
@@ -3422,7 +3543,7 @@
                 <w:rFonts w:ascii="Times New Roman" w:hAnsi="Times New Roman" w:eastAsia="Songti SC"/>
                 <w:b w:val="0"/>
                 <w:color w:val="000000"/>
-                <w:sz w:val="17"/>
+                <w:sz w:val="21"/>
               </w:rPr>
             </w:r>
             <w:r>
@@ -3430,7 +3551,7 @@
                 <w:rFonts w:ascii="Times New Roman" w:hAnsi="Times New Roman" w:eastAsia="Songti SC"/>
                 <w:b w:val="0"/>
                 <w:color w:val="000000"/>
-                <w:sz w:val="17"/>
+                <w:sz w:val="21"/>
               </w:rPr>
               <w:t>资料扩展</w:t>
             </w:r>
@@ -3456,6 +3577,7 @@
           </w:tcPr>
           <w:p>
             <w:pPr>
+              <w:keepLines/>
               <w:spacing w:before="20" w:after="20" w:line="252" w:lineRule="auto"/>
               <w:ind w:firstLine="0"/>
               <w:jc w:val="center"/>
@@ -3465,7 +3587,7 @@
                 <w:rFonts w:ascii="Times New Roman" w:hAnsi="Times New Roman" w:eastAsia="Songti SC"/>
                 <w:b w:val="0"/>
                 <w:color w:val="000000"/>
-                <w:sz w:val="17"/>
+                <w:sz w:val="21"/>
               </w:rPr>
             </w:r>
             <w:r>
@@ -3473,7 +3595,7 @@
                 <w:rFonts w:ascii="Times New Roman" w:hAnsi="Times New Roman" w:eastAsia="Songti SC"/>
                 <w:b w:val="0"/>
                 <w:color w:val="000000"/>
-                <w:sz w:val="17"/>
+                <w:sz w:val="21"/>
               </w:rPr>
               <w:t>6.39 [5.94, 6.84]</w:t>
             </w:r>
@@ -3499,6 +3621,7 @@
           </w:tcPr>
           <w:p>
             <w:pPr>
+              <w:keepLines/>
               <w:spacing w:before="20" w:after="20" w:line="252" w:lineRule="auto"/>
               <w:ind w:firstLine="0"/>
               <w:jc w:val="center"/>
@@ -3508,7 +3631,7 @@
                 <w:rFonts w:ascii="Times New Roman" w:hAnsi="Times New Roman" w:eastAsia="Songti SC"/>
                 <w:b w:val="0"/>
                 <w:color w:val="000000"/>
-                <w:sz w:val="17"/>
+                <w:sz w:val="21"/>
               </w:rPr>
             </w:r>
             <w:r>
@@ -3516,7 +3639,7 @@
                 <w:rFonts w:ascii="Times New Roman" w:hAnsi="Times New Roman" w:eastAsia="Songti SC"/>
                 <w:b w:val="0"/>
                 <w:color w:val="000000"/>
-                <w:sz w:val="17"/>
+                <w:sz w:val="21"/>
               </w:rPr>
               <w:t>17.50 [17.21, 17.79]</w:t>
             </w:r>
@@ -3542,7 +3665,7 @@
           <w:color w:val="000000"/>
           <w:sz w:val="18"/>
         </w:rPr>
-        <w:t>注：领域距离＝公共事务中的男性—女性差异－明星文化中的男性—女性差异，单位为百分点。正值表示性别差异更偏向公共事务。</w:t>
+        <w:t>注：领域距离＝公共事务中的男性-女性差异－明星文化中的男性-女性差异，单位为百分点。正值表示性别差异更偏向公共事务。</w:t>
       </w:r>
     </w:p>
     <w:p>
@@ -3555,7 +3678,7 @@
         <w:drawing>
           <wp:inline xmlns:a="http://schemas.openxmlformats.org/drawingml/2006/main" xmlns:pic="http://schemas.openxmlformats.org/drawingml/2006/picture">
             <wp:extent cx="5623560" cy="2519948"/>
-            <wp:docPr id="3" name="Picture 3" descr="图3　性别与信息领域的交互结果" title="图3　性别与信息领域的交互结果"/>
+            <wp:docPr id="3" name="Picture 3" descr="图3 性别与信息领域的交互结果" title="图3 性别与信息领域的交互结果"/>
             <wp:cNvGraphicFramePr>
               <a:graphicFrameLocks noChangeAspect="1"/>
             </wp:cNvGraphicFramePr>
@@ -3599,7 +3722,7 @@
           <w:color w:val="000000"/>
           <w:sz w:val="18"/>
         </w:rPr>
-        <w:t>图3　性别与信息领域的交互结果</w:t>
+        <w:t>图3 性别与信息领域的交互结果</w:t>
       </w:r>
     </w:p>
     <w:p>
@@ -3615,7 +3738,7 @@
           <w:color w:val="000000"/>
           <w:sz w:val="21"/>
         </w:rPr>
-        <w:t>内容表达的领域距离约为来源进入的三倍。来源进入只要求全年至少转发一次，更多受到信息供给、账号关注和偶发转发机会影响；内容比例概括全年公开文字的议题配置，反映某一领域在账号可见表达中的相对位置。结果支持“参与方式具有不同分化幅度”的预期。它与公开表达承载更强身份呈现和受众评价的解释相符，但现有数据不能在兴趣、表达成本、社群规范和算法曝光之间识别具体机制。</w:t>
+        <w:t>内容表达的领域距离约为信息消费的三倍。本文的信息消费指标只要求全年至少转发一次某领域来源，更容易受到信息供给、账号关注和偶发转发机会影响；内容表达比例概括全年公开文字的议题配置，反映某一领域在账号可见表达中的相对位置。结果支持“参与方式具有不同分化幅度”的预期。它与公开表达承载更强身份呈现和受众评价的解释相符，但现有数据不能在兴趣、表达成本、社群规范和算法曝光之间识别具体机制。</w:t>
       </w:r>
     </w:p>
     <w:p>
@@ -3630,7 +3753,7 @@
           <w:color w:val="000000"/>
           <w:sz w:val="24"/>
         </w:rPr>
-        <w:t>（三）来源传播与内容表达并不重合</w:t>
+        <w:t>（三）信息消费与内容表达并不重合</w:t>
       </w:r>
     </w:p>
     <w:p>
@@ -3646,7 +3769,7 @@
           <w:color w:val="000000"/>
           <w:sz w:val="21"/>
         </w:rPr>
-        <w:t>核心进入指标回答账号是否跨过某一领域的最低门槛，来源转发占比则回答该领域在全部转发中占多大位置。活动量调整后，男性编码账号的官方媒体转发占全部转发的比例仅高0.27个百分点，演艺来源转发占比的性别差异为0.002个百分点，置信区间跨越零。与此同时，公共事务和明星内容比例仍分别相差9.75和-3.46个百分点。最低限度进入、持续传播和内容表达因而不能合并为一个统一指标。</w:t>
+        <w:t>核心信息消费指标回答账号是否跨过某一领域的最低参与门槛，来源转发占比则回答该领域在全部转发中占多大位置。控制账号使用频率后，男性账号的公共事务来源转发占全部转发的比例仅高0.27个百分点，明星文化来源转发占比的性别差异为0.002个百分点，置信区间跨越零。与此同时，公共事务和明星文化的内容表达比例仍分别相差9.75和-3.46个百分点。最低限度的信息消费、持续传播和内容表达因而不能合并为一个统一指标。</w:t>
       </w:r>
     </w:p>
     <w:p>
@@ -3662,7 +3785,7 @@
           <w:color w:val="000000"/>
           <w:sz w:val="21"/>
         </w:rPr>
-        <w:t>图4把来源进入与内容命中交叉为四种参与类型。公共事务中，大多数账号只在内容中命中公共事务词条而没有转发名单内的官方媒体；明星文化中，女性编码账号的“仅内容表达”比例更高，男性编码账号更常同时没有来源和内容参与。来源与内容之间存在联系，但两者覆盖的行为范围明显不同。</w:t>
+        <w:t>图4把信息消费与内容表达交叉为四种参与类型。在公共事务领域，大多数账号只在内容中命中公共事务词条而没有转发名单内的官方媒体；在明星文化领域，女性账号的“仅内容表达”比例更高，男性账号更常在两种参与方式中都没有留下记录。信息消费与内容表达之间存在联系，但两者覆盖的行为范围明显不同。</w:t>
       </w:r>
     </w:p>
     <w:p>
@@ -3675,7 +3798,7 @@
         <w:drawing>
           <wp:inline xmlns:a="http://schemas.openxmlformats.org/drawingml/2006/main" xmlns:pic="http://schemas.openxmlformats.org/drawingml/2006/picture">
             <wp:extent cx="5623560" cy="2914217"/>
-            <wp:docPr id="4" name="Picture 4" descr="图4　来源传播与内容表达的组合" title="图4　来源传播与内容表达的组合"/>
+            <wp:docPr id="4" name="Picture 4" descr="图4 信息消费与内容表达的组合" title="图4 信息消费与内容表达的组合"/>
             <wp:cNvGraphicFramePr>
               <a:graphicFrameLocks noChangeAspect="1"/>
             </wp:cNvGraphicFramePr>
@@ -3719,7 +3842,7 @@
           <w:color w:val="000000"/>
           <w:sz w:val="18"/>
         </w:rPr>
-        <w:t>图4　来源传播与内容表达的组合</w:t>
+        <w:t>图4 信息消费与内容表达的组合</w:t>
       </w:r>
     </w:p>
     <w:p>
@@ -3735,7 +3858,7 @@
           <w:color w:val="000000"/>
           <w:sz w:val="21"/>
         </w:rPr>
-        <w:t>这一结果具有明确的方法含义。依据被转发账号识别领域，边界清楚但容易受到头部来源供给影响；依据文本识别议题，覆盖原创与评论表达但面临语境误判。两类指标可以互相参照，却不能彼此替代。将二者合并为单一“新闻—娱乐使用指数”，会掩盖传播对象与表达议题的差别。</w:t>
+        <w:t>这一结果具有明确的方法含义。依据被转发账号识别信息消费，边界清楚但容易受到头部来源供给影响；依据文本识别内容表达，覆盖原创与评论表达但面临语境误判。两类指标可以互相参照，却不能彼此替代。将二者合并为单一“新闻-娱乐使用指数”，会掩盖信息来源与表达议题的差别。</w:t>
       </w:r>
     </w:p>
     <w:p>
@@ -3766,7 +3889,7 @@
           <w:color w:val="000000"/>
           <w:sz w:val="21"/>
         </w:rPr>
-        <w:t>跨领域组合模型把账号分为两个领域均未进入、仅进入公共事务、仅进入明星文化和两个领域都进入四类。活动量调整后，男性编码账号“仅进入公共事务”的预测概率比女性编码账号高3.81个百分点，“仅进入明星文化”的概率低1.28个百分点；两个领域均进入的概率低0.23个百分点，两个领域均未进入的概率低2.31个百分点。</w:t>
+        <w:t>跨领域组合模型根据信息消费把账号分为两个领域均未参与、仅参与公共事务、仅参与明星文化和两个领域都参与四类。控制账号使用频率后，男性账号“仅参与公共事务”的预测概率比女性账号高3.81个百分点，“仅参与明星文化”的概率低1.28个百分点；两个领域都参与的概率低0.23个百分点，两个领域均未参与的概率低2.31个百分点。</w:t>
       </w:r>
     </w:p>
     <w:p>
@@ -3779,7 +3902,7 @@
         <w:drawing>
           <wp:inline xmlns:a="http://schemas.openxmlformats.org/drawingml/2006/main" xmlns:pic="http://schemas.openxmlformats.org/drawingml/2006/picture">
             <wp:extent cx="5623560" cy="1758984"/>
-            <wp:docPr id="5" name="Picture 5" descr="图5　两个信息领域的来源进入组合" title="图5　两个信息领域的来源进入组合"/>
+            <wp:docPr id="5" name="Picture 5" descr="图5 两个信息领域的信息消费组合" title="图5 两个信息领域的信息消费组合"/>
             <wp:cNvGraphicFramePr>
               <a:graphicFrameLocks noChangeAspect="1"/>
             </wp:cNvGraphicFramePr>
@@ -3823,7 +3946,7 @@
           <w:color w:val="000000"/>
           <w:sz w:val="18"/>
         </w:rPr>
-        <w:t>图5　两个信息领域的来源进入组合</w:t>
+        <w:t>图5 两个信息领域的信息消费组合</w:t>
       </w:r>
     </w:p>
     <w:p>
@@ -3839,7 +3962,7 @@
           <w:color w:val="000000"/>
           <w:sz w:val="21"/>
         </w:rPr>
-        <w:t>图5说明，主要差异集中在“只进入哪一个领域”，而不是简单地由男性编码账号总体更活跃或女性编码账号总体更活跃造成。两类账号都可能跨领域参与，但公共事务单领域进入更偏向男性编码账号，明星文化单领域进入更偏向女性编码账号。内容比例的相关分析也没有显示简单的此消彼长：控制活动量后，男性编码账号的两个领域呈弱负相关，女性编码账号呈弱正相关。性别化的信息领域结构因此更接近不同的参与组合，而不是一条从公共到娱乐的单轴排序。</w:t>
+        <w:t>图5说明，主要差异集中在账号通过信息消费参与哪一个领域，并非由某一性别的账号总体更活跃造成。两类账号都可能跨领域参与，但只参与公共事务的情况更偏向男性账号，只参与明星文化的情况更偏向女性账号。内容表达比例的相关分析也没有显示简单的此消彼长：控制账号使用频率后，男性账号的两个领域呈弱负相关，女性账号呈弱正相关。性别化的信息领域结构由不同的参与组合构成，不能简化为从公共到娱乐的单轴排序。</w:t>
       </w:r>
     </w:p>
     <w:p>
@@ -3870,7 +3993,7 @@
           <w:color w:val="000000"/>
           <w:sz w:val="21"/>
         </w:rPr>
-        <w:t>参与月份比例衡量一个账号在其活跃月份中有多少月份进入某一来源。活动量调整后，男性编码账号的公共事务来源参与月份比例高1.36个百分点，明星文化来源参与月份比例低0.24个百分点。逐月排除任何一个有数据的月份，公共事务中的差异始终为正，明星文化中的差异始终为负。图6所示的月度曲线也表明，两个领域的总体方向贯穿观察期，而不是由单个月份完全驱动。</w:t>
+        <w:t>参与月份比例衡量一个账号在其活跃月份中有多少月份通过来源转发参与某一领域。控制账号使用频率后，男性账号的公共事务参与月份比例高1.36个百分点，明星文化参与月份比例低0.24个百分点。逐月排除任何一个有数据的月份，公共事务中的差异始终为正，明星文化中的差异始终为负。图6所示的月度曲线也表明，两个领域的总体方向贯穿观察期，并非由单个月份完全驱动。</w:t>
       </w:r>
     </w:p>
     <w:p>
@@ -3883,7 +4006,7 @@
         <w:drawing>
           <wp:inline xmlns:a="http://schemas.openxmlformats.org/drawingml/2006/main" xmlns:pic="http://schemas.openxmlformats.org/drawingml/2006/picture">
             <wp:extent cx="5623560" cy="3570719"/>
-            <wp:docPr id="6" name="Picture 6" descr="图6　两个信息领域参与的月度变化" title="图6　两个信息领域参与的月度变化"/>
+            <wp:docPr id="6" name="Picture 6" descr="图6 两个信息领域参与的月度变化" title="图6 两个信息领域参与的月度变化"/>
             <wp:cNvGraphicFramePr>
               <a:graphicFrameLocks noChangeAspect="1"/>
             </wp:cNvGraphicFramePr>
@@ -3927,7 +4050,7 @@
           <w:color w:val="000000"/>
           <w:sz w:val="18"/>
         </w:rPr>
-        <w:t>图6　两个信息领域参与的月度变化</w:t>
+        <w:t>图6 两个信息领域参与的月度变化</w:t>
       </w:r>
     </w:p>
     <w:p>
@@ -3943,7 +4066,7 @@
           <w:color w:val="000000"/>
           <w:sz w:val="21"/>
         </w:rPr>
-        <w:t>转发延迟采用用户级中位数，避免高频账号和长尾记录主导均值。在720小时截断范围内，公共事务来源中男性和女性编码账号的用户级中位延迟分别为5.72和5.60小时，差异0.12小时，95%置信区间为[-0.20, 0.46]；明星文化来源中分别为5.10和3.80小时，男性编码账号慢1.31小时，95%置信区间为[0.90, 1.82]。这一结果只描述已经发生的转发，不代表女性更早看到信息，也不能说明曝光后的因果反应速度。</w:t>
+        <w:t>转发延迟采用用户级中位数，避免高频账号和长尾记录主导均值。在720小时截断范围内，公共事务来源中男性账号和女性账号的用户级中位延迟分别为5.72和5.60小时，差异0.12小时，95%置信区间为[-0.20, 0.46]；明星文化来源中分别为5.10和3.80小时，男性账号慢1.31小时，95%置信区间为[0.90, 1.82]。这一结果只描述已经发生的转发，不代表女性更早看到信息，也不能说明曝光后的因果反应速度。</w:t>
       </w:r>
     </w:p>
     <w:p>
@@ -3989,7 +4112,7 @@
           <w:color w:val="000000"/>
           <w:sz w:val="21"/>
         </w:rPr>
-        <w:t>稳健性套件共形成8,975个有效设定，涵盖样本、账号、词表、分母、帖子类型、极端值和时间限制等10类变化。规格曲线显示，大多数估计与主要结果保持相同方向。按检验家族汇总，公共事务来源进入在所有可估计家族中均保持男性编码账号更高；明星文化来源进入除来源账号重抽样中的极少数设定外，均保持女性编码账号更高；两项内容比例的方向稳定性更高。</w:t>
+        <w:t>稳健性分析共形成8,975个有效设定，涵盖样本、账号、词表、分母、帖子类型、极端值和时间限制等10类变化。规格曲线显示，大多数估计与主要结果保持相同方向。按检验类型汇总，公共事务信息消费在所有可估计类型中均保持男性账号更高；明星文化信息消费除来源账号重抽样中的极少数设定外，均保持女性账号更高；两个领域的内容表达结果更加稳定。</w:t>
       </w:r>
     </w:p>
     <w:p>
@@ -4005,7 +4128,7 @@
           <w:color w:val="000000"/>
           <w:sz w:val="21"/>
         </w:rPr>
-        <w:t>活动量调整并不总是让差异缩小。公共事务来源进入的男性优势约扩大一倍，明星来源差异缩小36.0%，公共事务和明星内容差异分别缩小22.4%和7.2%。这再次表明，活动量既是需要比较的行为条件，也是平台参与本身的一部分。未调整结果描述平台实际可见结构，活动量调整结果描述使用频率相近账号之间的差异，两者不能互相替代。</w:t>
+        <w:t>控制账号使用频率并不总是让差异缩小。公共事务信息消费中的男性优势约扩大一倍，明星文化信息消费的差异缩小36.0%，公共事务和明星文化内容表达的差异分别缩小22.4%和7.2%。账号使用频率既是需要比较的行为条件，也是平台参与本身的一部分。未调整结果描述平台实际可见结构，主要模型描述使用频率相近账号之间的差异，两者回答不同问题。</w:t>
       </w:r>
     </w:p>
     <w:p>
@@ -4036,7 +4159,7 @@
           <w:color w:val="000000"/>
           <w:sz w:val="21"/>
         </w:rPr>
-        <w:t>个人账号在本文中作为关键稳健性检验。按认证类型排除15,468个机构账号后，保留209,871个个人账号。活动量调整后，个人账号中男性编码账号的公共事务来源进入概率高2.28个百分点，明星来源进入概率低0.80个百分点；公共事务内容比例高3.93个百分点，明星内容比例低3.06个百分点。两项领域距离分别为3.16和8.34个百分点。与全账号相比，个人账号中的公共事务差异明显缩小，说明机构账号放大了平台层面的公共事务分化；四项方向仍然一致，说明总体结论并非完全由机构账号造成。</w:t>
+        <w:t>个人账号在本文中作为关键稳健性检验。按认证类型排除15,468个机构账号后，保留209,871个个人账号。控制账号使用频率后，个人账号中男性账号参与公共事务信息消费的概率高2.28个百分点，参与明星文化信息消费的概率低0.80个百分点；公共事务内容表达比例高3.93个百分点，明星文化内容表达比例低3.06个百分点。两种参与方式的领域距离分别为3.16和8.34个百分点。与全账号相比，个人账号中的公共事务差异明显缩小，说明机构账号放大了平台层面的公共事务分化；四项结果的方向仍然一致，说明总体结论并非完全由机构账号造成。</w:t>
       </w:r>
     </w:p>
     <w:p>
@@ -4050,9 +4173,9 @@
           <w:rFonts w:ascii="Times New Roman" w:hAnsi="Times New Roman" w:eastAsia="Songti SC"/>
           <w:b/>
           <w:color w:val="000000"/>
-          <w:sz w:val="20"/>
+          <w:sz w:val="21"/>
         </w:rPr>
-        <w:t>表4　关键样本稳健性结果</w:t>
+        <w:t>表4 关键样本稳健性结果</w:t>
       </w:r>
     </w:p>
     <w:tbl>
@@ -4073,6 +4196,7 @@
       </w:tblGrid>
       <w:tr>
         <w:trPr>
+          <w:cantSplit/>
           <w:tblHeader w:val="true"/>
         </w:trPr>
         <w:tc>
@@ -4096,6 +4220,8 @@
           </w:tcPr>
           <w:p>
             <w:pPr>
+              <w:keepNext/>
+              <w:keepLines/>
               <w:spacing w:before="20" w:after="20" w:line="252" w:lineRule="auto"/>
               <w:ind w:firstLine="0"/>
               <w:jc w:val="left"/>
@@ -4105,7 +4231,7 @@
                 <w:rFonts w:ascii="Times New Roman" w:hAnsi="Times New Roman" w:eastAsia="Songti SC"/>
                 <w:b/>
                 <w:color w:val="000000"/>
-                <w:sz w:val="16"/>
+                <w:sz w:val="21"/>
               </w:rPr>
             </w:r>
             <w:r>
@@ -4113,7 +4239,7 @@
                 <w:rFonts w:ascii="Times New Roman" w:hAnsi="Times New Roman" w:eastAsia="Songti SC"/>
                 <w:b/>
                 <w:color w:val="000000"/>
-                <w:sz w:val="16"/>
+                <w:sz w:val="21"/>
               </w:rPr>
               <w:t>样本设定</w:t>
             </w:r>
@@ -4140,6 +4266,8 @@
           </w:tcPr>
           <w:p>
             <w:pPr>
+              <w:keepNext/>
+              <w:keepLines/>
               <w:spacing w:before="20" w:after="20" w:line="252" w:lineRule="auto"/>
               <w:ind w:firstLine="0"/>
               <w:jc w:val="center"/>
@@ -4149,7 +4277,7 @@
                 <w:rFonts w:ascii="Times New Roman" w:hAnsi="Times New Roman" w:eastAsia="Songti SC"/>
                 <w:b/>
                 <w:color w:val="000000"/>
-                <w:sz w:val="16"/>
+                <w:sz w:val="21"/>
               </w:rPr>
             </w:r>
             <w:r>
@@ -4157,9 +4285,9 @@
                 <w:rFonts w:ascii="Times New Roman" w:hAnsi="Times New Roman" w:eastAsia="Songti SC"/>
                 <w:b/>
                 <w:color w:val="000000"/>
-                <w:sz w:val="16"/>
+                <w:sz w:val="21"/>
               </w:rPr>
-              <w:t>公共来源进入</w:t>
+              <w:t>公共事务信息消费</w:t>
             </w:r>
           </w:p>
         </w:tc>
@@ -4184,6 +4312,8 @@
           </w:tcPr>
           <w:p>
             <w:pPr>
+              <w:keepNext/>
+              <w:keepLines/>
               <w:spacing w:before="20" w:after="20" w:line="252" w:lineRule="auto"/>
               <w:ind w:firstLine="0"/>
               <w:jc w:val="center"/>
@@ -4193,7 +4323,7 @@
                 <w:rFonts w:ascii="Times New Roman" w:hAnsi="Times New Roman" w:eastAsia="Songti SC"/>
                 <w:b/>
                 <w:color w:val="000000"/>
-                <w:sz w:val="16"/>
+                <w:sz w:val="21"/>
               </w:rPr>
             </w:r>
             <w:r>
@@ -4201,9 +4331,9 @@
                 <w:rFonts w:ascii="Times New Roman" w:hAnsi="Times New Roman" w:eastAsia="Songti SC"/>
                 <w:b/>
                 <w:color w:val="000000"/>
-                <w:sz w:val="16"/>
+                <w:sz w:val="21"/>
               </w:rPr>
-              <w:t>明星来源进入</w:t>
+              <w:t>明星文化信息消费</w:t>
             </w:r>
           </w:p>
         </w:tc>
@@ -4228,6 +4358,8 @@
           </w:tcPr>
           <w:p>
             <w:pPr>
+              <w:keepNext/>
+              <w:keepLines/>
               <w:spacing w:before="20" w:after="20" w:line="252" w:lineRule="auto"/>
               <w:ind w:firstLine="0"/>
               <w:jc w:val="center"/>
@@ -4237,7 +4369,7 @@
                 <w:rFonts w:ascii="Times New Roman" w:hAnsi="Times New Roman" w:eastAsia="Songti SC"/>
                 <w:b/>
                 <w:color w:val="000000"/>
-                <w:sz w:val="16"/>
+                <w:sz w:val="21"/>
               </w:rPr>
             </w:r>
             <w:r>
@@ -4245,9 +4377,9 @@
                 <w:rFonts w:ascii="Times New Roman" w:hAnsi="Times New Roman" w:eastAsia="Songti SC"/>
                 <w:b/>
                 <w:color w:val="000000"/>
-                <w:sz w:val="16"/>
+                <w:sz w:val="21"/>
               </w:rPr>
-              <w:t>公共内容比例</w:t>
+              <w:t>公共事务内容表达</w:t>
             </w:r>
           </w:p>
         </w:tc>
@@ -4272,6 +4404,8 @@
           </w:tcPr>
           <w:p>
             <w:pPr>
+              <w:keepNext/>
+              <w:keepLines/>
               <w:spacing w:before="20" w:after="20" w:line="252" w:lineRule="auto"/>
               <w:ind w:firstLine="0"/>
               <w:jc w:val="center"/>
@@ -4281,7 +4415,7 @@
                 <w:rFonts w:ascii="Times New Roman" w:hAnsi="Times New Roman" w:eastAsia="Songti SC"/>
                 <w:b/>
                 <w:color w:val="000000"/>
-                <w:sz w:val="16"/>
+                <w:sz w:val="21"/>
               </w:rPr>
             </w:r>
             <w:r>
@@ -4289,9 +4423,9 @@
                 <w:rFonts w:ascii="Times New Roman" w:hAnsi="Times New Roman" w:eastAsia="Songti SC"/>
                 <w:b/>
                 <w:color w:val="000000"/>
-                <w:sz w:val="16"/>
+                <w:sz w:val="21"/>
               </w:rPr>
-              <w:t>明星内容比例</w:t>
+              <w:t>明星文化内容表达</w:t>
             </w:r>
           </w:p>
         </w:tc>
@@ -4316,6 +4450,8 @@
           </w:tcPr>
           <w:p>
             <w:pPr>
+              <w:keepNext/>
+              <w:keepLines/>
               <w:spacing w:before="20" w:after="20" w:line="252" w:lineRule="auto"/>
               <w:ind w:firstLine="0"/>
               <w:jc w:val="center"/>
@@ -4325,7 +4461,7 @@
                 <w:rFonts w:ascii="Times New Roman" w:hAnsi="Times New Roman" w:eastAsia="Songti SC"/>
                 <w:b/>
                 <w:color w:val="000000"/>
-                <w:sz w:val="16"/>
+                <w:sz w:val="21"/>
               </w:rPr>
             </w:r>
             <w:r>
@@ -4333,9 +4469,9 @@
                 <w:rFonts w:ascii="Times New Roman" w:hAnsi="Times New Roman" w:eastAsia="Songti SC"/>
                 <w:b/>
                 <w:color w:val="000000"/>
-                <w:sz w:val="16"/>
+                <w:sz w:val="21"/>
               </w:rPr>
-              <w:t>来源领域距离</w:t>
+              <w:t>消费领域距离</w:t>
             </w:r>
           </w:p>
         </w:tc>
@@ -4360,6 +4496,8 @@
           </w:tcPr>
           <w:p>
             <w:pPr>
+              <w:keepNext/>
+              <w:keepLines/>
               <w:spacing w:before="20" w:after="20" w:line="252" w:lineRule="auto"/>
               <w:ind w:firstLine="0"/>
               <w:jc w:val="center"/>
@@ -4369,7 +4507,7 @@
                 <w:rFonts w:ascii="Times New Roman" w:hAnsi="Times New Roman" w:eastAsia="Songti SC"/>
                 <w:b/>
                 <w:color w:val="000000"/>
-                <w:sz w:val="16"/>
+                <w:sz w:val="21"/>
               </w:rPr>
             </w:r>
             <w:r>
@@ -4377,14 +4515,17 @@
                 <w:rFonts w:ascii="Times New Roman" w:hAnsi="Times New Roman" w:eastAsia="Songti SC"/>
                 <w:b/>
                 <w:color w:val="000000"/>
-                <w:sz w:val="16"/>
+                <w:sz w:val="21"/>
               </w:rPr>
-              <w:t>内容领域距离</w:t>
+              <w:t>表达领域距离</w:t>
             </w:r>
           </w:p>
         </w:tc>
       </w:tr>
       <w:tr>
+        <w:trPr>
+          <w:cantSplit/>
+        </w:trPr>
         <w:tc>
           <w:tcPr>
             <w:tcW w:type="dxa" w:w="2059"/>
@@ -4406,6 +4547,8 @@
           </w:tcPr>
           <w:p>
             <w:pPr>
+              <w:keepNext/>
+              <w:keepLines/>
               <w:spacing w:before="20" w:after="20" w:line="252" w:lineRule="auto"/>
               <w:ind w:firstLine="0"/>
               <w:jc w:val="left"/>
@@ -4415,7 +4558,7 @@
                 <w:rFonts w:ascii="Times New Roman" w:hAnsi="Times New Roman" w:eastAsia="Songti SC"/>
                 <w:b w:val="0"/>
                 <w:color w:val="000000"/>
-                <w:sz w:val="16"/>
+                <w:sz w:val="21"/>
               </w:rPr>
             </w:r>
             <w:r>
@@ -4423,7 +4566,7 @@
                 <w:rFonts w:ascii="Times New Roman" w:hAnsi="Times New Roman" w:eastAsia="Songti SC"/>
                 <w:b w:val="0"/>
                 <w:color w:val="000000"/>
-                <w:sz w:val="16"/>
+                <w:sz w:val="21"/>
               </w:rPr>
               <w:t>全账号主要模型</w:t>
             </w:r>
@@ -4450,6 +4593,8 @@
           </w:tcPr>
           <w:p>
             <w:pPr>
+              <w:keepNext/>
+              <w:keepLines/>
               <w:spacing w:before="20" w:after="20" w:line="252" w:lineRule="auto"/>
               <w:ind w:firstLine="0"/>
               <w:jc w:val="center"/>
@@ -4459,7 +4604,7 @@
                 <w:rFonts w:ascii="Times New Roman" w:hAnsi="Times New Roman" w:eastAsia="Songti SC"/>
                 <w:b w:val="0"/>
                 <w:color w:val="000000"/>
-                <w:sz w:val="16"/>
+                <w:sz w:val="21"/>
               </w:rPr>
             </w:r>
             <w:r>
@@ -4467,7 +4612,7 @@
                 <w:rFonts w:ascii="Times New Roman" w:hAnsi="Times New Roman" w:eastAsia="Songti SC"/>
                 <w:b w:val="0"/>
                 <w:color w:val="000000"/>
-                <w:sz w:val="16"/>
+                <w:sz w:val="21"/>
               </w:rPr>
               <w:t>3.59</w:t>
             </w:r>
@@ -4494,6 +4639,8 @@
           </w:tcPr>
           <w:p>
             <w:pPr>
+              <w:keepNext/>
+              <w:keepLines/>
               <w:spacing w:before="20" w:after="20" w:line="252" w:lineRule="auto"/>
               <w:ind w:firstLine="0"/>
               <w:jc w:val="center"/>
@@ -4503,7 +4650,7 @@
                 <w:rFonts w:ascii="Times New Roman" w:hAnsi="Times New Roman" w:eastAsia="Songti SC"/>
                 <w:b w:val="0"/>
                 <w:color w:val="000000"/>
-                <w:sz w:val="16"/>
+                <w:sz w:val="21"/>
               </w:rPr>
             </w:r>
             <w:r>
@@ -4511,7 +4658,7 @@
                 <w:rFonts w:ascii="Times New Roman" w:hAnsi="Times New Roman" w:eastAsia="Songti SC"/>
                 <w:b w:val="0"/>
                 <w:color w:val="000000"/>
-                <w:sz w:val="16"/>
+                <w:sz w:val="21"/>
               </w:rPr>
               <w:t>-1.50</w:t>
             </w:r>
@@ -4538,6 +4685,8 @@
           </w:tcPr>
           <w:p>
             <w:pPr>
+              <w:keepNext/>
+              <w:keepLines/>
               <w:spacing w:before="20" w:after="20" w:line="252" w:lineRule="auto"/>
               <w:ind w:firstLine="0"/>
               <w:jc w:val="center"/>
@@ -4547,7 +4696,7 @@
                 <w:rFonts w:ascii="Times New Roman" w:hAnsi="Times New Roman" w:eastAsia="Songti SC"/>
                 <w:b w:val="0"/>
                 <w:color w:val="000000"/>
-                <w:sz w:val="16"/>
+                <w:sz w:val="21"/>
               </w:rPr>
             </w:r>
             <w:r>
@@ -4555,7 +4704,7 @@
                 <w:rFonts w:ascii="Times New Roman" w:hAnsi="Times New Roman" w:eastAsia="Songti SC"/>
                 <w:b w:val="0"/>
                 <w:color w:val="000000"/>
-                <w:sz w:val="16"/>
+                <w:sz w:val="21"/>
               </w:rPr>
               <w:t>9.75</w:t>
             </w:r>
@@ -4582,6 +4731,8 @@
           </w:tcPr>
           <w:p>
             <w:pPr>
+              <w:keepNext/>
+              <w:keepLines/>
               <w:spacing w:before="20" w:after="20" w:line="252" w:lineRule="auto"/>
               <w:ind w:firstLine="0"/>
               <w:jc w:val="center"/>
@@ -4591,7 +4742,7 @@
                 <w:rFonts w:ascii="Times New Roman" w:hAnsi="Times New Roman" w:eastAsia="Songti SC"/>
                 <w:b w:val="0"/>
                 <w:color w:val="000000"/>
-                <w:sz w:val="16"/>
+                <w:sz w:val="21"/>
               </w:rPr>
             </w:r>
             <w:r>
@@ -4599,7 +4750,7 @@
                 <w:rFonts w:ascii="Times New Roman" w:hAnsi="Times New Roman" w:eastAsia="Songti SC"/>
                 <w:b w:val="0"/>
                 <w:color w:val="000000"/>
-                <w:sz w:val="16"/>
+                <w:sz w:val="21"/>
               </w:rPr>
               <w:t>-3.46</w:t>
             </w:r>
@@ -4626,6 +4777,8 @@
           </w:tcPr>
           <w:p>
             <w:pPr>
+              <w:keepNext/>
+              <w:keepLines/>
               <w:spacing w:before="20" w:after="20" w:line="252" w:lineRule="auto"/>
               <w:ind w:firstLine="0"/>
               <w:jc w:val="center"/>
@@ -4635,7 +4788,7 @@
                 <w:rFonts w:ascii="Times New Roman" w:hAnsi="Times New Roman" w:eastAsia="Songti SC"/>
                 <w:b w:val="0"/>
                 <w:color w:val="000000"/>
-                <w:sz w:val="16"/>
+                <w:sz w:val="21"/>
               </w:rPr>
             </w:r>
             <w:r>
@@ -4643,7 +4796,7 @@
                 <w:rFonts w:ascii="Times New Roman" w:hAnsi="Times New Roman" w:eastAsia="Songti SC"/>
                 <w:b w:val="0"/>
                 <w:color w:val="000000"/>
-                <w:sz w:val="16"/>
+                <w:sz w:val="21"/>
               </w:rPr>
               <w:t>5.16</w:t>
             </w:r>
@@ -4670,6 +4823,8 @@
           </w:tcPr>
           <w:p>
             <w:pPr>
+              <w:keepNext/>
+              <w:keepLines/>
               <w:spacing w:before="20" w:after="20" w:line="252" w:lineRule="auto"/>
               <w:ind w:firstLine="0"/>
               <w:jc w:val="center"/>
@@ -4679,7 +4834,7 @@
                 <w:rFonts w:ascii="Times New Roman" w:hAnsi="Times New Roman" w:eastAsia="Songti SC"/>
                 <w:b w:val="0"/>
                 <w:color w:val="000000"/>
-                <w:sz w:val="16"/>
+                <w:sz w:val="21"/>
               </w:rPr>
             </w:r>
             <w:r>
@@ -4687,7 +4842,7 @@
                 <w:rFonts w:ascii="Times New Roman" w:hAnsi="Times New Roman" w:eastAsia="Songti SC"/>
                 <w:b w:val="0"/>
                 <w:color w:val="000000"/>
-                <w:sz w:val="16"/>
+                <w:sz w:val="21"/>
               </w:rPr>
               <w:t>15.29</w:t>
             </w:r>
@@ -4695,6 +4850,9 @@
         </w:tc>
       </w:tr>
       <w:tr>
+        <w:trPr>
+          <w:cantSplit/>
+        </w:trPr>
         <w:tc>
           <w:tcPr>
             <w:tcW w:type="dxa" w:w="2059"/>
@@ -4716,6 +4874,8 @@
           </w:tcPr>
           <w:p>
             <w:pPr>
+              <w:keepNext/>
+              <w:keepLines/>
               <w:spacing w:before="20" w:after="20" w:line="252" w:lineRule="auto"/>
               <w:ind w:firstLine="0"/>
               <w:jc w:val="left"/>
@@ -4725,7 +4885,7 @@
                 <w:rFonts w:ascii="Times New Roman" w:hAnsi="Times New Roman" w:eastAsia="Songti SC"/>
                 <w:b w:val="0"/>
                 <w:color w:val="000000"/>
-                <w:sz w:val="16"/>
+                <w:sz w:val="21"/>
               </w:rPr>
             </w:r>
             <w:r>
@@ -4733,7 +4893,7 @@
                 <w:rFonts w:ascii="Times New Roman" w:hAnsi="Times New Roman" w:eastAsia="Songti SC"/>
                 <w:b w:val="0"/>
                 <w:color w:val="000000"/>
-                <w:sz w:val="16"/>
+                <w:sz w:val="21"/>
               </w:rPr>
               <w:t>排除机构账号</w:t>
             </w:r>
@@ -4760,6 +4920,8 @@
           </w:tcPr>
           <w:p>
             <w:pPr>
+              <w:keepNext/>
+              <w:keepLines/>
               <w:spacing w:before="20" w:after="20" w:line="252" w:lineRule="auto"/>
               <w:ind w:firstLine="0"/>
               <w:jc w:val="center"/>
@@ -4769,7 +4931,7 @@
                 <w:rFonts w:ascii="Times New Roman" w:hAnsi="Times New Roman" w:eastAsia="Songti SC"/>
                 <w:b w:val="0"/>
                 <w:color w:val="000000"/>
-                <w:sz w:val="16"/>
+                <w:sz w:val="21"/>
               </w:rPr>
             </w:r>
             <w:r>
@@ -4777,7 +4939,7 @@
                 <w:rFonts w:ascii="Times New Roman" w:hAnsi="Times New Roman" w:eastAsia="Songti SC"/>
                 <w:b w:val="0"/>
                 <w:color w:val="000000"/>
-                <w:sz w:val="16"/>
+                <w:sz w:val="21"/>
               </w:rPr>
               <w:t>2.28</w:t>
             </w:r>
@@ -4804,6 +4966,8 @@
           </w:tcPr>
           <w:p>
             <w:pPr>
+              <w:keepNext/>
+              <w:keepLines/>
               <w:spacing w:before="20" w:after="20" w:line="252" w:lineRule="auto"/>
               <w:ind w:firstLine="0"/>
               <w:jc w:val="center"/>
@@ -4813,7 +4977,7 @@
                 <w:rFonts w:ascii="Times New Roman" w:hAnsi="Times New Roman" w:eastAsia="Songti SC"/>
                 <w:b w:val="0"/>
                 <w:color w:val="000000"/>
-                <w:sz w:val="16"/>
+                <w:sz w:val="21"/>
               </w:rPr>
             </w:r>
             <w:r>
@@ -4821,7 +4985,7 @@
                 <w:rFonts w:ascii="Times New Roman" w:hAnsi="Times New Roman" w:eastAsia="Songti SC"/>
                 <w:b w:val="0"/>
                 <w:color w:val="000000"/>
-                <w:sz w:val="16"/>
+                <w:sz w:val="21"/>
               </w:rPr>
               <w:t>-0.80</w:t>
             </w:r>
@@ -4848,6 +5012,8 @@
           </w:tcPr>
           <w:p>
             <w:pPr>
+              <w:keepNext/>
+              <w:keepLines/>
               <w:spacing w:before="20" w:after="20" w:line="252" w:lineRule="auto"/>
               <w:ind w:firstLine="0"/>
               <w:jc w:val="center"/>
@@ -4857,7 +5023,7 @@
                 <w:rFonts w:ascii="Times New Roman" w:hAnsi="Times New Roman" w:eastAsia="Songti SC"/>
                 <w:b w:val="0"/>
                 <w:color w:val="000000"/>
-                <w:sz w:val="16"/>
+                <w:sz w:val="21"/>
               </w:rPr>
             </w:r>
             <w:r>
@@ -4865,7 +5031,7 @@
                 <w:rFonts w:ascii="Times New Roman" w:hAnsi="Times New Roman" w:eastAsia="Songti SC"/>
                 <w:b w:val="0"/>
                 <w:color w:val="000000"/>
-                <w:sz w:val="16"/>
+                <w:sz w:val="21"/>
               </w:rPr>
               <w:t>3.93</w:t>
             </w:r>
@@ -4892,6 +5058,8 @@
           </w:tcPr>
           <w:p>
             <w:pPr>
+              <w:keepNext/>
+              <w:keepLines/>
               <w:spacing w:before="20" w:after="20" w:line="252" w:lineRule="auto"/>
               <w:ind w:firstLine="0"/>
               <w:jc w:val="center"/>
@@ -4901,7 +5069,7 @@
                 <w:rFonts w:ascii="Times New Roman" w:hAnsi="Times New Roman" w:eastAsia="Songti SC"/>
                 <w:b w:val="0"/>
                 <w:color w:val="000000"/>
-                <w:sz w:val="16"/>
+                <w:sz w:val="21"/>
               </w:rPr>
             </w:r>
             <w:r>
@@ -4909,7 +5077,7 @@
                 <w:rFonts w:ascii="Times New Roman" w:hAnsi="Times New Roman" w:eastAsia="Songti SC"/>
                 <w:b w:val="0"/>
                 <w:color w:val="000000"/>
-                <w:sz w:val="16"/>
+                <w:sz w:val="21"/>
               </w:rPr>
               <w:t>-3.06</w:t>
             </w:r>
@@ -4936,6 +5104,8 @@
           </w:tcPr>
           <w:p>
             <w:pPr>
+              <w:keepNext/>
+              <w:keepLines/>
               <w:spacing w:before="20" w:after="20" w:line="252" w:lineRule="auto"/>
               <w:ind w:firstLine="0"/>
               <w:jc w:val="center"/>
@@ -4945,7 +5115,7 @@
                 <w:rFonts w:ascii="Times New Roman" w:hAnsi="Times New Roman" w:eastAsia="Songti SC"/>
                 <w:b w:val="0"/>
                 <w:color w:val="000000"/>
-                <w:sz w:val="16"/>
+                <w:sz w:val="21"/>
               </w:rPr>
             </w:r>
             <w:r>
@@ -4953,7 +5123,7 @@
                 <w:rFonts w:ascii="Times New Roman" w:hAnsi="Times New Roman" w:eastAsia="Songti SC"/>
                 <w:b w:val="0"/>
                 <w:color w:val="000000"/>
-                <w:sz w:val="16"/>
+                <w:sz w:val="21"/>
               </w:rPr>
               <w:t>3.16</w:t>
             </w:r>
@@ -4980,6 +5150,8 @@
           </w:tcPr>
           <w:p>
             <w:pPr>
+              <w:keepNext/>
+              <w:keepLines/>
               <w:spacing w:before="20" w:after="20" w:line="252" w:lineRule="auto"/>
               <w:ind w:firstLine="0"/>
               <w:jc w:val="center"/>
@@ -4989,7 +5161,7 @@
                 <w:rFonts w:ascii="Times New Roman" w:hAnsi="Times New Roman" w:eastAsia="Songti SC"/>
                 <w:b w:val="0"/>
                 <w:color w:val="000000"/>
-                <w:sz w:val="16"/>
+                <w:sz w:val="21"/>
               </w:rPr>
             </w:r>
             <w:r>
@@ -4997,7 +5169,7 @@
                 <w:rFonts w:ascii="Times New Roman" w:hAnsi="Times New Roman" w:eastAsia="Songti SC"/>
                 <w:b w:val="0"/>
                 <w:color w:val="000000"/>
-                <w:sz w:val="16"/>
+                <w:sz w:val="21"/>
               </w:rPr>
               <w:t>8.34</w:t>
             </w:r>
@@ -5005,6 +5177,9 @@
         </w:tc>
       </w:tr>
       <w:tr>
+        <w:trPr>
+          <w:cantSplit/>
+        </w:trPr>
         <w:tc>
           <w:tcPr>
             <w:tcW w:type="dxa" w:w="2059"/>
@@ -5026,6 +5201,8 @@
           </w:tcPr>
           <w:p>
             <w:pPr>
+              <w:keepNext/>
+              <w:keepLines/>
               <w:spacing w:before="20" w:after="20" w:line="252" w:lineRule="auto"/>
               <w:ind w:firstLine="0"/>
               <w:jc w:val="left"/>
@@ -5035,7 +5212,7 @@
                 <w:rFonts w:ascii="Times New Roman" w:hAnsi="Times New Roman" w:eastAsia="Songti SC"/>
                 <w:b w:val="0"/>
                 <w:color w:val="000000"/>
-                <w:sz w:val="16"/>
+                <w:sz w:val="21"/>
               </w:rPr>
             </w:r>
             <w:r>
@@ -5043,7 +5220,7 @@
                 <w:rFonts w:ascii="Times New Roman" w:hAnsi="Times New Roman" w:eastAsia="Songti SC"/>
                 <w:b w:val="0"/>
                 <w:color w:val="000000"/>
-                <w:sz w:val="16"/>
+                <w:sz w:val="21"/>
               </w:rPr>
               <w:t>只保留普通个人账号</w:t>
             </w:r>
@@ -5070,6 +5247,8 @@
           </w:tcPr>
           <w:p>
             <w:pPr>
+              <w:keepNext/>
+              <w:keepLines/>
               <w:spacing w:before="20" w:after="20" w:line="252" w:lineRule="auto"/>
               <w:ind w:firstLine="0"/>
               <w:jc w:val="center"/>
@@ -5079,7 +5258,7 @@
                 <w:rFonts w:ascii="Times New Roman" w:hAnsi="Times New Roman" w:eastAsia="Songti SC"/>
                 <w:b w:val="0"/>
                 <w:color w:val="000000"/>
-                <w:sz w:val="16"/>
+                <w:sz w:val="21"/>
               </w:rPr>
             </w:r>
             <w:r>
@@ -5087,7 +5266,7 @@
                 <w:rFonts w:ascii="Times New Roman" w:hAnsi="Times New Roman" w:eastAsia="Songti SC"/>
                 <w:b w:val="0"/>
                 <w:color w:val="000000"/>
-                <w:sz w:val="16"/>
+                <w:sz w:val="21"/>
               </w:rPr>
               <w:t>2.01</w:t>
             </w:r>
@@ -5114,6 +5293,8 @@
           </w:tcPr>
           <w:p>
             <w:pPr>
+              <w:keepNext/>
+              <w:keepLines/>
               <w:spacing w:before="20" w:after="20" w:line="252" w:lineRule="auto"/>
               <w:ind w:firstLine="0"/>
               <w:jc w:val="center"/>
@@ -5123,7 +5304,7 @@
                 <w:rFonts w:ascii="Times New Roman" w:hAnsi="Times New Roman" w:eastAsia="Songti SC"/>
                 <w:b w:val="0"/>
                 <w:color w:val="000000"/>
-                <w:sz w:val="16"/>
+                <w:sz w:val="21"/>
               </w:rPr>
             </w:r>
             <w:r>
@@ -5131,7 +5312,7 @@
                 <w:rFonts w:ascii="Times New Roman" w:hAnsi="Times New Roman" w:eastAsia="Songti SC"/>
                 <w:b w:val="0"/>
                 <w:color w:val="000000"/>
-                <w:sz w:val="16"/>
+                <w:sz w:val="21"/>
               </w:rPr>
               <w:t>-0.54</w:t>
             </w:r>
@@ -5158,6 +5339,8 @@
           </w:tcPr>
           <w:p>
             <w:pPr>
+              <w:keepNext/>
+              <w:keepLines/>
               <w:spacing w:before="20" w:after="20" w:line="252" w:lineRule="auto"/>
               <w:ind w:firstLine="0"/>
               <w:jc w:val="center"/>
@@ -5167,7 +5350,7 @@
                 <w:rFonts w:ascii="Times New Roman" w:hAnsi="Times New Roman" w:eastAsia="Songti SC"/>
                 <w:b w:val="0"/>
                 <w:color w:val="000000"/>
-                <w:sz w:val="16"/>
+                <w:sz w:val="21"/>
               </w:rPr>
             </w:r>
             <w:r>
@@ -5175,7 +5358,7 @@
                 <w:rFonts w:ascii="Times New Roman" w:hAnsi="Times New Roman" w:eastAsia="Songti SC"/>
                 <w:b w:val="0"/>
                 <w:color w:val="000000"/>
-                <w:sz w:val="16"/>
+                <w:sz w:val="21"/>
               </w:rPr>
               <w:t>3.60</w:t>
             </w:r>
@@ -5202,6 +5385,8 @@
           </w:tcPr>
           <w:p>
             <w:pPr>
+              <w:keepNext/>
+              <w:keepLines/>
               <w:spacing w:before="20" w:after="20" w:line="252" w:lineRule="auto"/>
               <w:ind w:firstLine="0"/>
               <w:jc w:val="center"/>
@@ -5211,7 +5396,7 @@
                 <w:rFonts w:ascii="Times New Roman" w:hAnsi="Times New Roman" w:eastAsia="Songti SC"/>
                 <w:b w:val="0"/>
                 <w:color w:val="000000"/>
-                <w:sz w:val="16"/>
+                <w:sz w:val="21"/>
               </w:rPr>
             </w:r>
             <w:r>
@@ -5219,7 +5404,7 @@
                 <w:rFonts w:ascii="Times New Roman" w:hAnsi="Times New Roman" w:eastAsia="Songti SC"/>
                 <w:b w:val="0"/>
                 <w:color w:val="000000"/>
-                <w:sz w:val="16"/>
+                <w:sz w:val="21"/>
               </w:rPr>
               <w:t>-2.66</w:t>
             </w:r>
@@ -5246,6 +5431,8 @@
           </w:tcPr>
           <w:p>
             <w:pPr>
+              <w:keepNext/>
+              <w:keepLines/>
               <w:spacing w:before="20" w:after="20" w:line="252" w:lineRule="auto"/>
               <w:ind w:firstLine="0"/>
               <w:jc w:val="center"/>
@@ -5255,7 +5442,7 @@
                 <w:rFonts w:ascii="Times New Roman" w:hAnsi="Times New Roman" w:eastAsia="Songti SC"/>
                 <w:b w:val="0"/>
                 <w:color w:val="000000"/>
-                <w:sz w:val="16"/>
+                <w:sz w:val="21"/>
               </w:rPr>
             </w:r>
             <w:r>
@@ -5263,7 +5450,7 @@
                 <w:rFonts w:ascii="Times New Roman" w:hAnsi="Times New Roman" w:eastAsia="Songti SC"/>
                 <w:b w:val="0"/>
                 <w:color w:val="000000"/>
-                <w:sz w:val="16"/>
+                <w:sz w:val="21"/>
               </w:rPr>
               <w:t>2.64</w:t>
             </w:r>
@@ -5290,6 +5477,8 @@
           </w:tcPr>
           <w:p>
             <w:pPr>
+              <w:keepNext/>
+              <w:keepLines/>
               <w:spacing w:before="20" w:after="20" w:line="252" w:lineRule="auto"/>
               <w:ind w:firstLine="0"/>
               <w:jc w:val="center"/>
@@ -5299,7 +5488,7 @@
                 <w:rFonts w:ascii="Times New Roman" w:hAnsi="Times New Roman" w:eastAsia="Songti SC"/>
                 <w:b w:val="0"/>
                 <w:color w:val="000000"/>
-                <w:sz w:val="16"/>
+                <w:sz w:val="21"/>
               </w:rPr>
             </w:r>
             <w:r>
@@ -5307,7 +5496,7 @@
                 <w:rFonts w:ascii="Times New Roman" w:hAnsi="Times New Roman" w:eastAsia="Songti SC"/>
                 <w:b w:val="0"/>
                 <w:color w:val="000000"/>
-                <w:sz w:val="16"/>
+                <w:sz w:val="21"/>
               </w:rPr>
               <w:t>7.21</w:t>
             </w:r>
@@ -5315,6 +5504,9 @@
         </w:tc>
       </w:tr>
       <w:tr>
+        <w:trPr>
+          <w:cantSplit/>
+        </w:trPr>
         <w:tc>
           <w:tcPr>
             <w:tcW w:type="dxa" w:w="2059"/>
@@ -5336,6 +5528,8 @@
           </w:tcPr>
           <w:p>
             <w:pPr>
+              <w:keepNext/>
+              <w:keepLines/>
               <w:spacing w:before="20" w:after="20" w:line="252" w:lineRule="auto"/>
               <w:ind w:firstLine="0"/>
               <w:jc w:val="left"/>
@@ -5345,7 +5539,7 @@
                 <w:rFonts w:ascii="Times New Roman" w:hAnsi="Times New Roman" w:eastAsia="Songti SC"/>
                 <w:b w:val="0"/>
                 <w:color w:val="000000"/>
-                <w:sz w:val="16"/>
+                <w:sz w:val="21"/>
               </w:rPr>
             </w:r>
             <w:r>
@@ -5353,7 +5547,7 @@
                 <w:rFonts w:ascii="Times New Roman" w:hAnsi="Times New Roman" w:eastAsia="Songti SC"/>
                 <w:b w:val="0"/>
                 <w:color w:val="000000"/>
-                <w:sz w:val="16"/>
+                <w:sz w:val="21"/>
               </w:rPr>
               <w:t>只保留认证个人账号</w:t>
             </w:r>
@@ -5380,6 +5574,8 @@
           </w:tcPr>
           <w:p>
             <w:pPr>
+              <w:keepNext/>
+              <w:keepLines/>
               <w:spacing w:before="20" w:after="20" w:line="252" w:lineRule="auto"/>
               <w:ind w:firstLine="0"/>
               <w:jc w:val="center"/>
@@ -5389,7 +5585,7 @@
                 <w:rFonts w:ascii="Times New Roman" w:hAnsi="Times New Roman" w:eastAsia="Songti SC"/>
                 <w:b w:val="0"/>
                 <w:color w:val="000000"/>
-                <w:sz w:val="16"/>
+                <w:sz w:val="21"/>
               </w:rPr>
             </w:r>
             <w:r>
@@ -5397,7 +5593,7 @@
                 <w:rFonts w:ascii="Times New Roman" w:hAnsi="Times New Roman" w:eastAsia="Songti SC"/>
                 <w:b w:val="0"/>
                 <w:color w:val="000000"/>
-                <w:sz w:val="16"/>
+                <w:sz w:val="21"/>
               </w:rPr>
               <w:t>3.38</w:t>
             </w:r>
@@ -5424,6 +5620,8 @@
           </w:tcPr>
           <w:p>
             <w:pPr>
+              <w:keepNext/>
+              <w:keepLines/>
               <w:spacing w:before="20" w:after="20" w:line="252" w:lineRule="auto"/>
               <w:ind w:firstLine="0"/>
               <w:jc w:val="center"/>
@@ -5433,7 +5631,7 @@
                 <w:rFonts w:ascii="Times New Roman" w:hAnsi="Times New Roman" w:eastAsia="Songti SC"/>
                 <w:b w:val="0"/>
                 <w:color w:val="000000"/>
-                <w:sz w:val="16"/>
+                <w:sz w:val="21"/>
               </w:rPr>
             </w:r>
             <w:r>
@@ -5441,7 +5639,7 @@
                 <w:rFonts w:ascii="Times New Roman" w:hAnsi="Times New Roman" w:eastAsia="Songti SC"/>
                 <w:b w:val="0"/>
                 <w:color w:val="000000"/>
-                <w:sz w:val="16"/>
+                <w:sz w:val="21"/>
               </w:rPr>
               <w:t>-1.69</w:t>
             </w:r>
@@ -5468,6 +5666,8 @@
           </w:tcPr>
           <w:p>
             <w:pPr>
+              <w:keepNext/>
+              <w:keepLines/>
               <w:spacing w:before="20" w:after="20" w:line="252" w:lineRule="auto"/>
               <w:ind w:firstLine="0"/>
               <w:jc w:val="center"/>
@@ -5477,7 +5677,7 @@
                 <w:rFonts w:ascii="Times New Roman" w:hAnsi="Times New Roman" w:eastAsia="Songti SC"/>
                 <w:b w:val="0"/>
                 <w:color w:val="000000"/>
-                <w:sz w:val="16"/>
+                <w:sz w:val="21"/>
               </w:rPr>
             </w:r>
             <w:r>
@@ -5485,7 +5685,7 @@
                 <w:rFonts w:ascii="Times New Roman" w:hAnsi="Times New Roman" w:eastAsia="Songti SC"/>
                 <w:b w:val="0"/>
                 <w:color w:val="000000"/>
-                <w:sz w:val="16"/>
+                <w:sz w:val="21"/>
               </w:rPr>
               <w:t>5.46</w:t>
             </w:r>
@@ -5512,6 +5712,8 @@
           </w:tcPr>
           <w:p>
             <w:pPr>
+              <w:keepNext/>
+              <w:keepLines/>
               <w:spacing w:before="20" w:after="20" w:line="252" w:lineRule="auto"/>
               <w:ind w:firstLine="0"/>
               <w:jc w:val="center"/>
@@ -5521,7 +5723,7 @@
                 <w:rFonts w:ascii="Times New Roman" w:hAnsi="Times New Roman" w:eastAsia="Songti SC"/>
                 <w:b w:val="0"/>
                 <w:color w:val="000000"/>
-                <w:sz w:val="16"/>
+                <w:sz w:val="21"/>
               </w:rPr>
             </w:r>
             <w:r>
@@ -5529,7 +5731,7 @@
                 <w:rFonts w:ascii="Times New Roman" w:hAnsi="Times New Roman" w:eastAsia="Songti SC"/>
                 <w:b w:val="0"/>
                 <w:color w:val="000000"/>
-                <w:sz w:val="16"/>
+                <w:sz w:val="21"/>
               </w:rPr>
               <w:t>-4.48</w:t>
             </w:r>
@@ -5556,6 +5758,8 @@
           </w:tcPr>
           <w:p>
             <w:pPr>
+              <w:keepNext/>
+              <w:keepLines/>
               <w:spacing w:before="20" w:after="20" w:line="252" w:lineRule="auto"/>
               <w:ind w:firstLine="0"/>
               <w:jc w:val="center"/>
@@ -5565,7 +5769,7 @@
                 <w:rFonts w:ascii="Times New Roman" w:hAnsi="Times New Roman" w:eastAsia="Songti SC"/>
                 <w:b w:val="0"/>
                 <w:color w:val="000000"/>
-                <w:sz w:val="16"/>
+                <w:sz w:val="21"/>
               </w:rPr>
             </w:r>
             <w:r>
@@ -5573,7 +5777,7 @@
                 <w:rFonts w:ascii="Times New Roman" w:hAnsi="Times New Roman" w:eastAsia="Songti SC"/>
                 <w:b w:val="0"/>
                 <w:color w:val="000000"/>
-                <w:sz w:val="16"/>
+                <w:sz w:val="21"/>
               </w:rPr>
               <w:t>5.26</w:t>
             </w:r>
@@ -5600,6 +5804,8 @@
           </w:tcPr>
           <w:p>
             <w:pPr>
+              <w:keepNext/>
+              <w:keepLines/>
               <w:spacing w:before="20" w:after="20" w:line="252" w:lineRule="auto"/>
               <w:ind w:firstLine="0"/>
               <w:jc w:val="center"/>
@@ -5609,7 +5815,7 @@
                 <w:rFonts w:ascii="Times New Roman" w:hAnsi="Times New Roman" w:eastAsia="Songti SC"/>
                 <w:b w:val="0"/>
                 <w:color w:val="000000"/>
-                <w:sz w:val="16"/>
+                <w:sz w:val="21"/>
               </w:rPr>
             </w:r>
             <w:r>
@@ -5617,7 +5823,7 @@
                 <w:rFonts w:ascii="Times New Roman" w:hAnsi="Times New Roman" w:eastAsia="Songti SC"/>
                 <w:b w:val="0"/>
                 <w:color w:val="000000"/>
-                <w:sz w:val="16"/>
+                <w:sz w:val="21"/>
               </w:rPr>
               <w:t>13.61</w:t>
             </w:r>
@@ -5625,6 +5831,9 @@
         </w:tc>
       </w:tr>
       <w:tr>
+        <w:trPr>
+          <w:cantSplit/>
+        </w:trPr>
         <w:tc>
           <w:tcPr>
             <w:tcW w:type="dxa" w:w="2059"/>
@@ -5646,6 +5855,8 @@
           </w:tcPr>
           <w:p>
             <w:pPr>
+              <w:keepNext/>
+              <w:keepLines/>
               <w:spacing w:before="20" w:after="20" w:line="252" w:lineRule="auto"/>
               <w:ind w:firstLine="0"/>
               <w:jc w:val="left"/>
@@ -5655,7 +5866,7 @@
                 <w:rFonts w:ascii="Times New Roman" w:hAnsi="Times New Roman" w:eastAsia="Songti SC"/>
                 <w:b w:val="0"/>
                 <w:color w:val="000000"/>
-                <w:sz w:val="16"/>
+                <w:sz w:val="21"/>
               </w:rPr>
             </w:r>
             <w:r>
@@ -5663,7 +5874,7 @@
                 <w:rFonts w:ascii="Times New Roman" w:hAnsi="Times New Roman" w:eastAsia="Songti SC"/>
                 <w:b w:val="0"/>
                 <w:color w:val="000000"/>
-                <w:sz w:val="16"/>
+                <w:sz w:val="21"/>
               </w:rPr>
               <w:t>男女1∶1匹配样本</w:t>
             </w:r>
@@ -5690,6 +5901,8 @@
           </w:tcPr>
           <w:p>
             <w:pPr>
+              <w:keepNext/>
+              <w:keepLines/>
               <w:spacing w:before="20" w:after="20" w:line="252" w:lineRule="auto"/>
               <w:ind w:firstLine="0"/>
               <w:jc w:val="center"/>
@@ -5699,7 +5912,7 @@
                 <w:rFonts w:ascii="Times New Roman" w:hAnsi="Times New Roman" w:eastAsia="Songti SC"/>
                 <w:b w:val="0"/>
                 <w:color w:val="000000"/>
-                <w:sz w:val="16"/>
+                <w:sz w:val="21"/>
               </w:rPr>
             </w:r>
             <w:r>
@@ -5707,7 +5920,7 @@
                 <w:rFonts w:ascii="Times New Roman" w:hAnsi="Times New Roman" w:eastAsia="Songti SC"/>
                 <w:b w:val="0"/>
                 <w:color w:val="000000"/>
-                <w:sz w:val="16"/>
+                <w:sz w:val="21"/>
               </w:rPr>
               <w:t>3.28</w:t>
             </w:r>
@@ -5734,6 +5947,8 @@
           </w:tcPr>
           <w:p>
             <w:pPr>
+              <w:keepNext/>
+              <w:keepLines/>
               <w:spacing w:before="20" w:after="20" w:line="252" w:lineRule="auto"/>
               <w:ind w:firstLine="0"/>
               <w:jc w:val="center"/>
@@ -5743,7 +5958,7 @@
                 <w:rFonts w:ascii="Times New Roman" w:hAnsi="Times New Roman" w:eastAsia="Songti SC"/>
                 <w:b w:val="0"/>
                 <w:color w:val="000000"/>
-                <w:sz w:val="16"/>
+                <w:sz w:val="21"/>
               </w:rPr>
             </w:r>
             <w:r>
@@ -5751,7 +5966,7 @@
                 <w:rFonts w:ascii="Times New Roman" w:hAnsi="Times New Roman" w:eastAsia="Songti SC"/>
                 <w:b w:val="0"/>
                 <w:color w:val="000000"/>
-                <w:sz w:val="16"/>
+                <w:sz w:val="21"/>
               </w:rPr>
               <w:t>-1.31</w:t>
             </w:r>
@@ -5778,6 +5993,8 @@
           </w:tcPr>
           <w:p>
             <w:pPr>
+              <w:keepNext/>
+              <w:keepLines/>
               <w:spacing w:before="20" w:after="20" w:line="252" w:lineRule="auto"/>
               <w:ind w:firstLine="0"/>
               <w:jc w:val="center"/>
@@ -5787,7 +6004,7 @@
                 <w:rFonts w:ascii="Times New Roman" w:hAnsi="Times New Roman" w:eastAsia="Songti SC"/>
                 <w:b w:val="0"/>
                 <w:color w:val="000000"/>
-                <w:sz w:val="16"/>
+                <w:sz w:val="21"/>
               </w:rPr>
             </w:r>
             <w:r>
@@ -5795,7 +6012,7 @@
                 <w:rFonts w:ascii="Times New Roman" w:hAnsi="Times New Roman" w:eastAsia="Songti SC"/>
                 <w:b w:val="0"/>
                 <w:color w:val="000000"/>
-                <w:sz w:val="16"/>
+                <w:sz w:val="21"/>
               </w:rPr>
               <w:t>9.71</w:t>
             </w:r>
@@ -5822,6 +6039,8 @@
           </w:tcPr>
           <w:p>
             <w:pPr>
+              <w:keepNext/>
+              <w:keepLines/>
               <w:spacing w:before="20" w:after="20" w:line="252" w:lineRule="auto"/>
               <w:ind w:firstLine="0"/>
               <w:jc w:val="center"/>
@@ -5831,7 +6050,7 @@
                 <w:rFonts w:ascii="Times New Roman" w:hAnsi="Times New Roman" w:eastAsia="Songti SC"/>
                 <w:b w:val="0"/>
                 <w:color w:val="000000"/>
-                <w:sz w:val="16"/>
+                <w:sz w:val="21"/>
               </w:rPr>
             </w:r>
             <w:r>
@@ -5839,7 +6058,7 @@
                 <w:rFonts w:ascii="Times New Roman" w:hAnsi="Times New Roman" w:eastAsia="Songti SC"/>
                 <w:b w:val="0"/>
                 <w:color w:val="000000"/>
-                <w:sz w:val="16"/>
+                <w:sz w:val="21"/>
               </w:rPr>
               <w:t>-3.45</w:t>
             </w:r>
@@ -5866,6 +6085,8 @@
           </w:tcPr>
           <w:p>
             <w:pPr>
+              <w:keepNext/>
+              <w:keepLines/>
               <w:spacing w:before="20" w:after="20" w:line="252" w:lineRule="auto"/>
               <w:ind w:firstLine="0"/>
               <w:jc w:val="center"/>
@@ -5875,7 +6096,7 @@
                 <w:rFonts w:ascii="Times New Roman" w:hAnsi="Times New Roman" w:eastAsia="Songti SC"/>
                 <w:b w:val="0"/>
                 <w:color w:val="000000"/>
-                <w:sz w:val="16"/>
+                <w:sz w:val="21"/>
               </w:rPr>
             </w:r>
             <w:r>
@@ -5883,7 +6104,7 @@
                 <w:rFonts w:ascii="Times New Roman" w:hAnsi="Times New Roman" w:eastAsia="Songti SC"/>
                 <w:b w:val="0"/>
                 <w:color w:val="000000"/>
-                <w:sz w:val="16"/>
+                <w:sz w:val="21"/>
               </w:rPr>
               <w:t>4.66</w:t>
             </w:r>
@@ -5910,6 +6131,8 @@
           </w:tcPr>
           <w:p>
             <w:pPr>
+              <w:keepNext/>
+              <w:keepLines/>
               <w:spacing w:before="20" w:after="20" w:line="252" w:lineRule="auto"/>
               <w:ind w:firstLine="0"/>
               <w:jc w:val="center"/>
@@ -5919,7 +6142,7 @@
                 <w:rFonts w:ascii="Times New Roman" w:hAnsi="Times New Roman" w:eastAsia="Songti SC"/>
                 <w:b w:val="0"/>
                 <w:color w:val="000000"/>
-                <w:sz w:val="16"/>
+                <w:sz w:val="21"/>
               </w:rPr>
             </w:r>
             <w:r>
@@ -5927,7 +6150,7 @@
                 <w:rFonts w:ascii="Times New Roman" w:hAnsi="Times New Roman" w:eastAsia="Songti SC"/>
                 <w:b w:val="0"/>
                 <w:color w:val="000000"/>
-                <w:sz w:val="16"/>
+                <w:sz w:val="21"/>
               </w:rPr>
               <w:t>13.53</w:t>
             </w:r>
@@ -5935,6 +6158,9 @@
         </w:tc>
       </w:tr>
       <w:tr>
+        <w:trPr>
+          <w:cantSplit/>
+        </w:trPr>
         <w:tc>
           <w:tcPr>
             <w:tcW w:type="dxa" w:w="2059"/>
@@ -5955,6 +6181,7 @@
           </w:tcPr>
           <w:p>
             <w:pPr>
+              <w:keepLines/>
               <w:spacing w:before="20" w:after="20" w:line="252" w:lineRule="auto"/>
               <w:ind w:firstLine="0"/>
               <w:jc w:val="left"/>
@@ -5964,7 +6191,7 @@
                 <w:rFonts w:ascii="Times New Roman" w:hAnsi="Times New Roman" w:eastAsia="Songti SC"/>
                 <w:b w:val="0"/>
                 <w:color w:val="000000"/>
-                <w:sz w:val="16"/>
+                <w:sz w:val="21"/>
               </w:rPr>
             </w:r>
             <w:r>
@@ -5972,7 +6199,7 @@
                 <w:rFonts w:ascii="Times New Roman" w:hAnsi="Times New Roman" w:eastAsia="Songti SC"/>
                 <w:b w:val="0"/>
                 <w:color w:val="000000"/>
-                <w:sz w:val="16"/>
+                <w:sz w:val="21"/>
               </w:rPr>
               <w:t>排除疑似自动化或营销账号</w:t>
             </w:r>
@@ -5998,6 +6225,7 @@
           </w:tcPr>
           <w:p>
             <w:pPr>
+              <w:keepLines/>
               <w:spacing w:before="20" w:after="20" w:line="252" w:lineRule="auto"/>
               <w:ind w:firstLine="0"/>
               <w:jc w:val="center"/>
@@ -6007,7 +6235,7 @@
                 <w:rFonts w:ascii="Times New Roman" w:hAnsi="Times New Roman" w:eastAsia="Songti SC"/>
                 <w:b w:val="0"/>
                 <w:color w:val="000000"/>
-                <w:sz w:val="16"/>
+                <w:sz w:val="21"/>
               </w:rPr>
             </w:r>
             <w:r>
@@ -6015,7 +6243,7 @@
                 <w:rFonts w:ascii="Times New Roman" w:hAnsi="Times New Roman" w:eastAsia="Songti SC"/>
                 <w:b w:val="0"/>
                 <w:color w:val="000000"/>
-                <w:sz w:val="16"/>
+                <w:sz w:val="21"/>
               </w:rPr>
               <w:t>3.61</w:t>
             </w:r>
@@ -6041,6 +6269,7 @@
           </w:tcPr>
           <w:p>
             <w:pPr>
+              <w:keepLines/>
               <w:spacing w:before="20" w:after="20" w:line="252" w:lineRule="auto"/>
               <w:ind w:firstLine="0"/>
               <w:jc w:val="center"/>
@@ -6050,7 +6279,7 @@
                 <w:rFonts w:ascii="Times New Roman" w:hAnsi="Times New Roman" w:eastAsia="Songti SC"/>
                 <w:b w:val="0"/>
                 <w:color w:val="000000"/>
-                <w:sz w:val="16"/>
+                <w:sz w:val="21"/>
               </w:rPr>
             </w:r>
             <w:r>
@@ -6058,7 +6287,7 @@
                 <w:rFonts w:ascii="Times New Roman" w:hAnsi="Times New Roman" w:eastAsia="Songti SC"/>
                 <w:b w:val="0"/>
                 <w:color w:val="000000"/>
-                <w:sz w:val="16"/>
+                <w:sz w:val="21"/>
               </w:rPr>
               <w:t>-1.46</w:t>
             </w:r>
@@ -6084,6 +6313,7 @@
           </w:tcPr>
           <w:p>
             <w:pPr>
+              <w:keepLines/>
               <w:spacing w:before="20" w:after="20" w:line="252" w:lineRule="auto"/>
               <w:ind w:firstLine="0"/>
               <w:jc w:val="center"/>
@@ -6093,7 +6323,7 @@
                 <w:rFonts w:ascii="Times New Roman" w:hAnsi="Times New Roman" w:eastAsia="Songti SC"/>
                 <w:b w:val="0"/>
                 <w:color w:val="000000"/>
-                <w:sz w:val="16"/>
+                <w:sz w:val="21"/>
               </w:rPr>
             </w:r>
             <w:r>
@@ -6101,7 +6331,7 @@
                 <w:rFonts w:ascii="Times New Roman" w:hAnsi="Times New Roman" w:eastAsia="Songti SC"/>
                 <w:b w:val="0"/>
                 <w:color w:val="000000"/>
-                <w:sz w:val="16"/>
+                <w:sz w:val="21"/>
               </w:rPr>
               <w:t>9.72</w:t>
             </w:r>
@@ -6127,6 +6357,7 @@
           </w:tcPr>
           <w:p>
             <w:pPr>
+              <w:keepLines/>
               <w:spacing w:before="20" w:after="20" w:line="252" w:lineRule="auto"/>
               <w:ind w:firstLine="0"/>
               <w:jc w:val="center"/>
@@ -6136,7 +6367,7 @@
                 <w:rFonts w:ascii="Times New Roman" w:hAnsi="Times New Roman" w:eastAsia="Songti SC"/>
                 <w:b w:val="0"/>
                 <w:color w:val="000000"/>
-                <w:sz w:val="16"/>
+                <w:sz w:val="21"/>
               </w:rPr>
             </w:r>
             <w:r>
@@ -6144,7 +6375,7 @@
                 <w:rFonts w:ascii="Times New Roman" w:hAnsi="Times New Roman" w:eastAsia="Songti SC"/>
                 <w:b w:val="0"/>
                 <w:color w:val="000000"/>
-                <w:sz w:val="16"/>
+                <w:sz w:val="21"/>
               </w:rPr>
               <w:t>-3.44</w:t>
             </w:r>
@@ -6170,6 +6401,7 @@
           </w:tcPr>
           <w:p>
             <w:pPr>
+              <w:keepLines/>
               <w:spacing w:before="20" w:after="20" w:line="252" w:lineRule="auto"/>
               <w:ind w:firstLine="0"/>
               <w:jc w:val="center"/>
@@ -6179,7 +6411,7 @@
                 <w:rFonts w:ascii="Times New Roman" w:hAnsi="Times New Roman" w:eastAsia="Songti SC"/>
                 <w:b w:val="0"/>
                 <w:color w:val="000000"/>
-                <w:sz w:val="16"/>
+                <w:sz w:val="21"/>
               </w:rPr>
             </w:r>
             <w:r>
@@ -6187,7 +6419,7 @@
                 <w:rFonts w:ascii="Times New Roman" w:hAnsi="Times New Roman" w:eastAsia="Songti SC"/>
                 <w:b w:val="0"/>
                 <w:color w:val="000000"/>
-                <w:sz w:val="16"/>
+                <w:sz w:val="21"/>
               </w:rPr>
               <w:t>5.14</w:t>
             </w:r>
@@ -6213,6 +6445,7 @@
           </w:tcPr>
           <w:p>
             <w:pPr>
+              <w:keepLines/>
               <w:spacing w:before="20" w:after="20" w:line="252" w:lineRule="auto"/>
               <w:ind w:firstLine="0"/>
               <w:jc w:val="center"/>
@@ -6222,7 +6455,7 @@
                 <w:rFonts w:ascii="Times New Roman" w:hAnsi="Times New Roman" w:eastAsia="Songti SC"/>
                 <w:b w:val="0"/>
                 <w:color w:val="000000"/>
-                <w:sz w:val="16"/>
+                <w:sz w:val="21"/>
               </w:rPr>
             </w:r>
             <w:r>
@@ -6230,7 +6463,7 @@
                 <w:rFonts w:ascii="Times New Roman" w:hAnsi="Times New Roman" w:eastAsia="Songti SC"/>
                 <w:b w:val="0"/>
                 <w:color w:val="000000"/>
-                <w:sz w:val="16"/>
+                <w:sz w:val="21"/>
               </w:rPr>
               <w:t>15.27</w:t>
             </w:r>
@@ -6256,7 +6489,7 @@
           <w:color w:val="000000"/>
           <w:sz w:val="18"/>
         </w:rPr>
-        <w:t>注：表中均为活动量调整后的男性编码减女性编码差异，单位为百分点。个人账号分类依据认证类型；匹配样本包含51,815名男性编码账号和51,815名女性编码账号。</w:t>
+        <w:t>注：表中均为控制账号使用频率后的男性账号减女性账号差异，单位为百分点。个人账号分类依据认证类型；匹配样本包含51,815个男性账号和51,815个女性账号。</w:t>
       </w:r>
     </w:p>
     <w:p>
@@ -6269,7 +6502,7 @@
         <w:drawing>
           <wp:inline xmlns:a="http://schemas.openxmlformats.org/drawingml/2006/main" xmlns:pic="http://schemas.openxmlformats.org/drawingml/2006/picture">
             <wp:extent cx="5623560" cy="3847579"/>
-            <wp:docPr id="7" name="Picture 7" descr="稳健性图1　个人账号四项核心结果" title="稳健性图1　个人账号四项核心结果"/>
+            <wp:docPr id="7" name="Picture 7" descr="稳健性图1 个人账号四项核心结果" title="稳健性图1 个人账号四项核心结果"/>
             <wp:cNvGraphicFramePr>
               <a:graphicFrameLocks noChangeAspect="1"/>
             </wp:cNvGraphicFramePr>
@@ -6313,7 +6546,7 @@
           <w:color w:val="000000"/>
           <w:sz w:val="18"/>
         </w:rPr>
-        <w:t>稳健性图1　个人账号四项核心结果</w:t>
+        <w:t>稳健性图1 个人账号四项核心结果</w:t>
       </w:r>
     </w:p>
     <w:p>
@@ -6326,7 +6559,7 @@
         <w:drawing>
           <wp:inline xmlns:a="http://schemas.openxmlformats.org/drawingml/2006/main" xmlns:pic="http://schemas.openxmlformats.org/drawingml/2006/picture">
             <wp:extent cx="5623560" cy="3106271"/>
-            <wp:docPr id="8" name="Picture 8" descr="稳健性图2　个人账号的领域距离" title="稳健性图2　个人账号的领域距离"/>
+            <wp:docPr id="8" name="Picture 8" descr="稳健性图2 个人账号的领域距离" title="稳健性图2 个人账号的领域距离"/>
             <wp:cNvGraphicFramePr>
               <a:graphicFrameLocks noChangeAspect="1"/>
             </wp:cNvGraphicFramePr>
@@ -6370,7 +6603,7 @@
           <w:color w:val="000000"/>
           <w:sz w:val="18"/>
         </w:rPr>
-        <w:t>稳健性图2　个人账号的领域距离</w:t>
+        <w:t>稳健性图2 个人账号的领域距离</w:t>
       </w:r>
     </w:p>
     <w:p>
@@ -6386,7 +6619,7 @@
           <w:color w:val="000000"/>
           <w:sz w:val="21"/>
         </w:rPr>
-        <w:t>男女1∶1匹配后，各匹配变量的标准化均值差绝对值均小于0.016，样本活动结构接近平衡。匹配结果与全样本方向一致，说明女性编码账号数量较多本身没有制造两个领域相反的差异。匹配只能平衡已经观察到的账号特征，不能把性别比较转化为因果估计。</w:t>
+        <w:t>男女1∶1匹配后，各匹配变量的标准化均值差绝对值均小于0.016，样本活动结构接近平衡。匹配结果与全样本方向一致，说明女性账号数量较多本身没有制造两个领域相反的差异。匹配只能平衡已经观察到的账号特征，不能把性别比较转化为因果估计。</w:t>
       </w:r>
     </w:p>
     <w:p>
@@ -6417,7 +6650,7 @@
           <w:color w:val="000000"/>
           <w:sz w:val="21"/>
         </w:rPr>
-        <w:t>公共事务来源传播高度集中。在47个活跃公共事务来源中，第一大来源贡献全部相关转发的33.1%，前5个贡献88.4%，前10个贡献97.6%；明星文化的216个活跃来源相对分散，第一大来源、前5个和前10个分别贡献15.7%、47.5%和66.2%。逐一删除来源账号后，两个领域的主要方向保持；来源账号重抽样会改变差异幅度，说明来源传播结果对应的是一个具体且不均匀的账号集合，不能外推为所有官方媒体或全部演艺账号的平均反应。</w:t>
+        <w:t>信息消费指标所使用的公共事务来源高度集中。在47个活跃公共事务来源中，第一大来源贡献全部相关转发的33.1%，前5个贡献88.4%，前10个贡献97.6%；明星文化的216个活跃来源相对分散，第一大来源、前5个和前10个分别贡献15.7%、47.5%和66.2%。逐一删除来源账号后，两个领域的主要方向保持；来源账号重抽样会改变差异幅度，说明信息消费结果对应的是一个具体且不均匀的账号集合，不能外推为所有官方媒体或全部演艺账号的平均反应。</w:t>
       </w:r>
     </w:p>
     <w:p>
@@ -6464,7 +6697,7 @@
           <w:color w:val="000000"/>
           <w:sz w:val="21"/>
         </w:rPr>
-        <w:t>次级分析中共有258项检验具备可比较的标准误并进入错误发现率校正，其中235项在Benjamini—Hochberg校正后仍达到0.05标准。另有大量描述性或重抽样结果没有可比标准误，不进入这一统计。本文不以“通过多少显著性检验”作为结论依据；更重要的证据是预先明确的领域交互、效应大小以及跨样本和测量设定的方向稳定性。</w:t>
+        <w:t>次级分析中共有258项检验具备可比较的标准误并进入错误发现率校正，其中235项在Benjamini-Hochberg校正后仍达到0.05标准。另有大量描述性或重抽样结果没有可比标准误，不进入这一统计。本文不以“通过多少显著性检验”作为结论依据；更重要的证据是预先明确的领域交互、效应大小以及跨样本和测量设定的方向稳定性。</w:t>
       </w:r>
     </w:p>
     <w:p>
@@ -6510,7 +6743,7 @@
           <w:color w:val="000000"/>
           <w:sz w:val="21"/>
         </w:rPr>
-        <w:t>本文最稳定的发现是两个领域呈现相反方向。男性编码账号更多传播公共事务来源并发布公共事务内容，女性编码账号更多传播演艺来源并发布明星内容。男女账号都在平台上留下大量行为痕迹，差异集中于这些行为被配置到哪些信息对象和议题。用“谁参与更多”概括这一结果，会丢失领域之间的结构关系。</w:t>
+        <w:t>本文最稳定的发现是两个领域呈现相反方向。男性账号相对更多参与公共事务领域的信息消费和内容表达，女性账号相对更多参与明星文化领域的两种活动。男女账号都在平台上留下大量行为痕迹，差异集中于这些行为被配置到哪些信息对象和议题。用总体参与数量概括这一结果，会丢失领域之间的结构关系。</w:t>
       </w:r>
     </w:p>
     <w:p>
@@ -6557,7 +6790,7 @@
           <w:color w:val="000000"/>
           <w:sz w:val="21"/>
         </w:rPr>
-        <w:t>内容表达中的领域距离明显大于来源进入。来源进入受到少数头部账号的内容供给、关注关系和偶发转发机会约束；内容比例反映账号全年公开文字中的议题配置。公开表达还可能承载身份呈现、冲突风险、情感劳动和社群任务。本文的结果说明性别分化更集中于“谈论什么”，但不能证明某一种机制单独造成了这一现象。</w:t>
+        <w:t>内容表达中的领域距离明显大于信息消费。本文的信息消费指标受到少数头部账号的内容供给、关注关系和偶发转发机会约束；内容比例反映账号全年公开文字中的议题配置。公开表达还可能承载身份呈现、冲突风险、情感劳动和社群任务。本文的结果说明性别分化更集中于“谈论什么”，但不能证明某一种机制单独造成了这一现象。</w:t>
       </w:r>
     </w:p>
     <w:p>
@@ -6573,7 +6806,7 @@
           <w:color w:val="000000"/>
           <w:sz w:val="21"/>
         </w:rPr>
-        <w:t>这一区分也解释了为什么来源转发占比与内容比例给出不同结果。男性编码账号更可能至少转发一次公共事务来源，但在已经发生转发的账号中，官方媒体转发占全部转发的比例只存在很小差异。明星来源进入存在女性优势，演艺来源占全部转发的比例却几乎没有差异。领域门槛、行为强度和议题配置是三个不同层面，未来研究应分别建立解释。</w:t>
+        <w:t>这一区分也解释了为什么来源转发占比与内容比例给出不同结果。男性账号更可能至少转发一次公共事务来源，但在已经发生转发的账号中，官方媒体转发占全部转发的比例只存在很小差异。明星文化信息消费存在女性优势，演艺来源占全部转发的比例却几乎没有差异。最低参与门槛、行为强度和议题配置是三个不同层面，未来研究应分别建立解释。</w:t>
       </w:r>
     </w:p>
     <w:p>
@@ -6604,7 +6837,7 @@
           <w:color w:val="000000"/>
           <w:sz w:val="21"/>
         </w:rPr>
-        <w:t>女性编码账号更常进入演艺来源，明星帖子比例也更高。这一差异不能只用轻量娱乐偏好概括。微博明星文化嵌入偶像生产、粉丝社群、商业推广、榜单机制和算法可见度，转发与内容生产可能成为关系劳动和数据劳动。本文没有社群成员身份、任务记录和主观动机，不能把全部明星内容归因于粉丝劳动；现有结果仍足以说明，明星文化是一个具有独立组织形式的信息领域，不能作为公共事务之外未经分析的剩余类别。</w:t>
+        <w:t>女性账号参与明星文化信息消费的概率更高，明星文化内容的比例也更高。这一差异不能只用轻量娱乐偏好概括。微博明星文化嵌入偶像生产、粉丝社群、商业推广、榜单机制和算法可见度，转发与内容生产可能成为关系劳动和数据劳动。本文没有社群成员身份、任务记录和主观动机，不能把全部明星内容归因于粉丝劳动；现有结果仍足以说明，明星文化是一个具有独立组织形式的信息领域，不能作为公共事务之外未经分析的剩余类别。</w:t>
       </w:r>
     </w:p>
     <w:p>
@@ -6635,7 +6868,7 @@
           <w:color w:val="000000"/>
           <w:sz w:val="21"/>
         </w:rPr>
-        <w:t>个人账号稳健性分析显示，排除机构账号后公共事务差异明显缩小。机构账号在男性编码账号中的比例更高，并承担较多组织化公共信息生产与传播，其平台性别字段却不具有个人身份意义。全账号结果描述的是平台账号生态共同形成的可见结构；个人账号结果更接近个人使用者的行为差异。两种口径不应混合解释，但可以共同说明平台属性字段和账号构成如何塑造统计结论。</w:t>
+        <w:t>个人账号稳健性分析显示，排除机构账号后公共事务差异明显缩小。机构账号在男性账号中的比例更高，并承担较多组织化公共信息生产与传播，其平台性别字段却不具有个人身份意义。全账号结果描述的是平台账号生态共同形成的可见结构；个人账号结果更接近个人使用者的行为差异。两种口径不应混合解释，但可以共同说明平台属性字段和账号构成如何塑造统计结论。</w:t>
       </w:r>
     </w:p>
     <w:p>
@@ -6730,7 +6963,7 @@
           <w:color w:val="000000"/>
           <w:sz w:val="21"/>
         </w:rPr>
-        <w:t>第五，观察性数据无法区分兴趣、曝光、职业角色、受众想象、社群规范和算法推荐。活动量调整使一般使用机会更可比，但不构成随机化控制。本文所有结果均应理解为描述性关联。</w:t>
+        <w:t>第五，观察性数据无法区分兴趣、曝光、职业角色、受众想象、社群规范和算法推荐。控制账号使用频率使一般使用机会更可比，但不构成随机化控制。本文所有结果均应理解为描述性关联。</w:t>
       </w:r>
     </w:p>
     <w:p>
@@ -6777,7 +7010,7 @@
           <w:color w:val="000000"/>
           <w:sz w:val="21"/>
         </w:rPr>
-        <w:t>微博账号在公共事务与明星文化中呈现方向相反的性别差异。比较活动量相近的账号后，男性编码账号更常转发公共事务来源，女性编码账号更常转发演艺来源；男性编码账号的公共事务内容比例更高，女性编码账号的明星内容比例更高。两个领域的差异距离在内容表达中远大于来源传播，说明可见参与的性别分化主要集中在公开谈论什么。</w:t>
+        <w:t>本文从两个信息领域和两种参与方式考察网络普及之后的数字性别差异。公共事务领域与明星文化领域呈现方向相反的性别差异：在平台使用程度相近的账号中，男性账号相对更多参与公共事务领域，女性账号相对更多参与明星文化领域。上述方向同时出现在信息消费和内容表达中，而两个领域之间的性别距离在内容表达中约为信息消费的三倍，说明性别分化更集中于公开谈论什么。</w:t>
       </w:r>
     </w:p>
     <w:p>
@@ -6793,7 +7026,7 @@
           <w:color w:val="000000"/>
           <w:sz w:val="21"/>
         </w:rPr>
-        <w:t>个人账号、男女平衡样本、普通与认证个人账号、极端值处理、月份限制、来源删减和词表重抽样均保持总体方向。效应幅度会随推论对象和测量规则变化，尤其是排除机构账号后，公共事务差异明显缩小。数字平台中的性别差异因此需要同时说明研究对象是谁、哪些行为被计入、领域边界如何构造，以及平台分类将哪些主体放在一起。</w:t>
+        <w:t>稳健性分析表明，由性别、信息领域和参与方式共同构成的结果并未受到个人账号筛选、男女样本平衡、极端值处理、月份限制、来源删减或词表重抽样的实质影响。效应幅度仍会随推论对象和测量规则变化，尤其是排除机构账号后，公共事务差异明显缩小。数字平台中的性别差异因此需要同时说明研究对象、参与领域、参与方式和测量边界。</w:t>
       </w:r>
     </w:p>
     <w:p>
@@ -6961,6 +7194,22 @@
           <w:color w:val="000000"/>
           <w:sz w:val="19"/>
         </w:rPr>
+        <w:t>DiMaggio, Paul, and Eszter Hargittai. 2001. “From the ‘Digital Divide’ to ‘Digital Inequality’: Studying Internet Use as Penetration Increases.” Working Paper 15, Princeton University Center for Arts and Cultural Policy Studies.</w:t>
+      </w:r>
+    </w:p>
+    <w:p>
+      <w:pPr>
+        <w:widowControl/>
+        <w:spacing w:before="0" w:after="60" w:line="276" w:lineRule="auto"/>
+        <w:ind w:hanging="420" w:left="420"/>
+        <w:jc w:val="both"/>
+      </w:pPr>
+      <w:r>
+        <w:rPr>
+          <w:rFonts w:ascii="Times New Roman" w:hAnsi="Times New Roman" w:eastAsia="Songti SC"/>
+          <w:color w:val="000000"/>
+          <w:sz w:val="19"/>
+        </w:rPr>
         <w:t xml:space="preserve">Ferrín, Mónica, Marta Fraile, Gema M. García-Albacete, and Raul Gómez. 2020. “The Gender Gap in Political Interest Revisited.” </w:t>
       </w:r>
       <w:r>
@@ -7012,6 +7261,39 @@
           <w:sz w:val="19"/>
         </w:rPr>
         <w:t xml:space="preserve"> 41(1): 89–106.</w:t>
+      </w:r>
+    </w:p>
+    <w:p>
+      <w:pPr>
+        <w:widowControl/>
+        <w:spacing w:before="0" w:after="60" w:line="276" w:lineRule="auto"/>
+        <w:ind w:hanging="420" w:left="420"/>
+        <w:jc w:val="both"/>
+      </w:pPr>
+      <w:r>
+        <w:rPr>
+          <w:rFonts w:ascii="Times New Roman" w:hAnsi="Times New Roman" w:eastAsia="Songti SC"/>
+          <w:color w:val="000000"/>
+          <w:sz w:val="19"/>
+        </w:rPr>
+        <w:t xml:space="preserve">Hargittai, Eszter. 2002. “Second-Level Digital Divide: Differences in People’s Online Skills.” </w:t>
+      </w:r>
+      <w:r>
+        <w:rPr>
+          <w:rFonts w:ascii="Times New Roman" w:hAnsi="Times New Roman" w:eastAsia="Songti SC"/>
+          <w:i/>
+          <w:color w:val="000000"/>
+          <w:sz w:val="19"/>
+        </w:rPr>
+        <w:t>First Monday</w:t>
+      </w:r>
+      <w:r>
+        <w:rPr>
+          <w:rFonts w:ascii="Times New Roman" w:hAnsi="Times New Roman" w:eastAsia="Songti SC"/>
+          <w:color w:val="000000"/>
+          <w:sz w:val="19"/>
+        </w:rPr>
+        <w:t xml:space="preserve"> 7(4).</w:t>
       </w:r>
     </w:p>
     <w:p>
@@ -7192,6 +7474,39 @@
           <w:color w:val="000000"/>
           <w:sz w:val="19"/>
         </w:rPr>
+        <w:t xml:space="preserve">van Deursen, Alexander J. A. M., and Jan A. G. M. van Dijk. 2014. “The Digital Divide Shifts to Differences in Usage.” </w:t>
+      </w:r>
+      <w:r>
+        <w:rPr>
+          <w:rFonts w:ascii="Times New Roman" w:hAnsi="Times New Roman" w:eastAsia="Songti SC"/>
+          <w:i/>
+          <w:color w:val="000000"/>
+          <w:sz w:val="19"/>
+        </w:rPr>
+        <w:t>New Media &amp; Society</w:t>
+      </w:r>
+      <w:r>
+        <w:rPr>
+          <w:rFonts w:ascii="Times New Roman" w:hAnsi="Times New Roman" w:eastAsia="Songti SC"/>
+          <w:color w:val="000000"/>
+          <w:sz w:val="19"/>
+        </w:rPr>
+        <w:t xml:space="preserve"> 16(3): 507–526.</w:t>
+      </w:r>
+    </w:p>
+    <w:p>
+      <w:pPr>
+        <w:widowControl/>
+        <w:spacing w:before="0" w:after="60" w:line="276" w:lineRule="auto"/>
+        <w:ind w:hanging="420" w:left="420"/>
+        <w:jc w:val="both"/>
+      </w:pPr>
+      <w:r>
+        <w:rPr>
+          <w:rFonts w:ascii="Times New Roman" w:hAnsi="Times New Roman" w:eastAsia="Songti SC"/>
+          <w:color w:val="000000"/>
+          <w:sz w:val="19"/>
+        </w:rPr>
         <w:t xml:space="preserve">Thorson, Kjerstin, Kelley Cotter, Mel Medeiros, and Chankyung Pak. 2021. “Algorithmic Inference, Political Interest, and Exposure to News and Politics on Facebook.” </w:t>
       </w:r>
       <w:r>
@@ -7324,7 +7639,7 @@
           <w:color w:val="000000"/>
           <w:sz w:val="19"/>
         </w:rPr>
-        <w:t>刘太石，2025，《数字时代的中国青年文化变迁：趣味模式、社会区隔与平台化》，《社会学研究》第3期，第159—181页。</w:t>
+        <w:t>刘太石，2025，《数字时代的中国青年文化变迁：趣味模式、社会区隔与平台化》，《社会学研究》第3期，第159-181页。</w:t>
       </w:r>
     </w:p>
     <w:p>
@@ -7357,7 +7672,7 @@
         <w:drawing>
           <wp:inline xmlns:a="http://schemas.openxmlformats.org/drawingml/2006/main" xmlns:pic="http://schemas.openxmlformats.org/drawingml/2006/picture">
             <wp:extent cx="5623560" cy="5078261"/>
-            <wp:docPr id="9" name="Picture 9" descr="附录图A1　核心变量分布" title="附录图A1　核心变量分布"/>
+            <wp:docPr id="9" name="Picture 9" descr="附录图A1 核心变量分布" title="附录图A1 核心变量分布"/>
             <wp:cNvGraphicFramePr>
               <a:graphicFrameLocks noChangeAspect="1"/>
             </wp:cNvGraphicFramePr>
@@ -7401,7 +7716,7 @@
           <w:color w:val="000000"/>
           <w:sz w:val="18"/>
         </w:rPr>
-        <w:t>附录图A1　核心变量分布</w:t>
+        <w:t>附录图A1 核心变量分布</w:t>
       </w:r>
     </w:p>
     <w:p>
@@ -7419,7 +7734,7 @@
         <w:drawing>
           <wp:inline xmlns:a="http://schemas.openxmlformats.org/drawingml/2006/main" xmlns:pic="http://schemas.openxmlformats.org/drawingml/2006/picture">
             <wp:extent cx="5623560" cy="3217693"/>
-            <wp:docPr id="10" name="Picture 10" descr="附录图R1　规格曲线" title="附录图R1　规格曲线"/>
+            <wp:docPr id="10" name="Picture 10" descr="附录图R1 规格曲线" title="附录图R1 规格曲线"/>
             <wp:cNvGraphicFramePr>
               <a:graphicFrameLocks noChangeAspect="1"/>
             </wp:cNvGraphicFramePr>
@@ -7463,7 +7778,7 @@
           <w:color w:val="000000"/>
           <w:sz w:val="18"/>
         </w:rPr>
-        <w:t>附录图R1　规格曲线</w:t>
+        <w:t>附录图R1 规格曲线</w:t>
       </w:r>
     </w:p>
     <w:p>
@@ -7481,7 +7796,7 @@
         <w:drawing>
           <wp:inline xmlns:a="http://schemas.openxmlformats.org/drawingml/2006/main" xmlns:pic="http://schemas.openxmlformats.org/drawingml/2006/picture">
             <wp:extent cx="5623560" cy="3005543"/>
-            <wp:docPr id="11" name="Picture 11" descr="附录图R2　各类稳健性检验的方向保持率" title="附录图R2　各类稳健性检验的方向保持率"/>
+            <wp:docPr id="11" name="Picture 11" descr="附录图R2 各类稳健性检验的方向保持率" title="附录图R2 各类稳健性检验的方向保持率"/>
             <wp:cNvGraphicFramePr>
               <a:graphicFrameLocks noChangeAspect="1"/>
             </wp:cNvGraphicFramePr>
@@ -7525,7 +7840,7 @@
           <w:color w:val="000000"/>
           <w:sz w:val="18"/>
         </w:rPr>
-        <w:t>附录图R2　各类稳健性检验的方向保持率</w:t>
+        <w:t>附录图R2 各类稳健性检验的方向保持率</w:t>
       </w:r>
     </w:p>
     <w:p>
@@ -7543,7 +7858,7 @@
         <w:drawing>
           <wp:inline xmlns:a="http://schemas.openxmlformats.org/drawingml/2006/main" xmlns:pic="http://schemas.openxmlformats.org/drawingml/2006/picture">
             <wp:extent cx="5623560" cy="2884967"/>
-            <wp:docPr id="12" name="Picture 12" descr="附录图R3　高影响规格与结果变化" title="附录图R3　高影响规格与结果变化"/>
+            <wp:docPr id="12" name="Picture 12" descr="附录图R3 高影响规格与结果变化" title="附录图R3 高影响规格与结果变化"/>
             <wp:cNvGraphicFramePr>
               <a:graphicFrameLocks noChangeAspect="1"/>
             </wp:cNvGraphicFramePr>
@@ -7587,7 +7902,7 @@
           <w:color w:val="000000"/>
           <w:sz w:val="18"/>
         </w:rPr>
-        <w:t>附录图R3　高影响规格与结果变化</w:t>
+        <w:t>附录图R3 高影响规格与结果变化</w:t>
       </w:r>
     </w:p>
     <w:p>
@@ -7605,7 +7920,7 @@
         <w:drawing>
           <wp:inline xmlns:a="http://schemas.openxmlformats.org/drawingml/2006/main" xmlns:pic="http://schemas.openxmlformats.org/drawingml/2006/picture">
             <wp:extent cx="5623560" cy="2350028"/>
-            <wp:docPr id="13" name="Picture 13" descr="附录图R4　活动量调整前后的变化" title="附录图R4　活动量调整前后的变化"/>
+            <wp:docPr id="13" name="Picture 13" descr="附录图R4 控制账号使用频率前后的变化" title="附录图R4 控制账号使用频率前后的变化"/>
             <wp:cNvGraphicFramePr>
               <a:graphicFrameLocks noChangeAspect="1"/>
             </wp:cNvGraphicFramePr>
@@ -7649,7 +7964,7 @@
           <w:color w:val="000000"/>
           <w:sz w:val="18"/>
         </w:rPr>
-        <w:t>附录图R4　活动量调整前后的变化</w:t>
+        <w:t>附录图R4 控制账号使用频率前后的变化</w:t>
       </w:r>
     </w:p>
     <w:p>
@@ -7667,7 +7982,7 @@
         <w:drawing>
           <wp:inline xmlns:a="http://schemas.openxmlformats.org/drawingml/2006/main" xmlns:pic="http://schemas.openxmlformats.org/drawingml/2006/picture">
             <wp:extent cx="5623560" cy="2924054"/>
-            <wp:docPr id="14" name="Picture 14" descr="附录图R5　词表80%重抽样结果" title="附录图R5　词表80%重抽样结果"/>
+            <wp:docPr id="14" name="Picture 14" descr="附录图R5 词表80%重抽样结果" title="附录图R5 词表80%重抽样结果"/>
             <wp:cNvGraphicFramePr>
               <a:graphicFrameLocks noChangeAspect="1"/>
             </wp:cNvGraphicFramePr>
@@ -7711,7 +8026,7 @@
           <w:color w:val="000000"/>
           <w:sz w:val="18"/>
         </w:rPr>
-        <w:t>附录图R5　词表80%重抽样结果</w:t>
+        <w:t>附录图R5 词表80%重抽样结果</w:t>
       </w:r>
     </w:p>
     <w:p>
@@ -7729,7 +8044,7 @@
         <w:drawing>
           <wp:inline xmlns:a="http://schemas.openxmlformats.org/drawingml/2006/main" xmlns:pic="http://schemas.openxmlformats.org/drawingml/2006/picture">
             <wp:extent cx="5623560" cy="3019146"/>
-            <wp:docPr id="15" name="Picture 15" descr="附录图R6　来源账号集中度与逐一删除结果" title="附录图R6　来源账号集中度与逐一删除结果"/>
+            <wp:docPr id="15" name="Picture 15" descr="附录图R6 来源账号集中度与逐一删除结果" title="附录图R6 来源账号集中度与逐一删除结果"/>
             <wp:cNvGraphicFramePr>
               <a:graphicFrameLocks noChangeAspect="1"/>
             </wp:cNvGraphicFramePr>
@@ -7773,7 +8088,7 @@
           <w:color w:val="000000"/>
           <w:sz w:val="18"/>
         </w:rPr>
-        <w:t>附录图R6　来源账号集中度与逐一删除结果</w:t>
+        <w:t>附录图R6 来源账号集中度与逐一删除结果</w:t>
       </w:r>
     </w:p>
     <w:p>
@@ -7791,7 +8106,7 @@
         <w:drawing>
           <wp:inline xmlns:a="http://schemas.openxmlformats.org/drawingml/2006/main" xmlns:pic="http://schemas.openxmlformats.org/drawingml/2006/picture">
             <wp:extent cx="5623560" cy="2335116"/>
-            <wp:docPr id="16" name="Picture 16" descr="附录图R7　次级检验的错误发现率校正" title="附录图R7　次级检验的错误发现率校正"/>
+            <wp:docPr id="16" name="Picture 16" descr="附录图R7 次级检验的错误发现率校正" title="附录图R7 次级检验的错误发现率校正"/>
             <wp:cNvGraphicFramePr>
               <a:graphicFrameLocks noChangeAspect="1"/>
             </wp:cNvGraphicFramePr>
@@ -7835,7 +8150,7 @@
           <w:color w:val="000000"/>
           <w:sz w:val="18"/>
         </w:rPr>
-        <w:t>附录图R7　次级检验的错误发现率校正</w:t>
+        <w:t>附录图R7 次级检验的错误发现率校正</w:t>
       </w:r>
     </w:p>
     <w:sectPr>

--- a/docs/paper_draft_gender_information_domain_participation_v3.docx
+++ b/docs/paper_draft_gender_information_domain_participation_v3.docx
@@ -209,7 +209,7 @@
           <w:color w:val="000000"/>
           <w:lang w:eastAsia="zh-CN"/>
         </w:rPr>
-        <w:t>数字鸿沟研究最初主要用设备拥有和网络接入识别不平等。随着互联网普及，研究者开始强调接入之后的差异，包括使用自主性、数字技能、使用目的和由网络使用获得的收益（DiMaggio和Hargittai，2001；Hargittai，2002；van Deursen和van Dijk，2014）。性别差异也沿着这一脉络发生变化。早期研究讨论女性较低的互联网使用率及其社会经济来源（Bimber，2000），后续研究则发现，男女在实际网络技能、自我评价和使用方式上的差异并不完全一致，单纯询问是否会使用互联网可能低估或误判性别差异（Hargittai和Shafer，2006）。因此，网络普及并没有使数字性别不平等自动消失，而是把研究对象从接入条件推进到具体的能力、实践和结果。</w:t>
+        <w:t>数字鸿沟研究最初主要用设备拥有和网络接入识别不平等。随着互联网普及，研究者开始强调接入之后的差异，包括使用自主性、数字技能、使用目的和由网络使用获得的收益（DiMaggio和Hargittai，2001；Hargittai，2002；van Deursen和van Dijk，2014）。Scheerder、van Deursen和van Dijk（2017）的系统综述进一步将这一变化概括为第二层次和第三层次数字鸿沟：前者关注技能和使用差异，后者关注不同使用能否转化为社会、文化、经济和政治收益。这一研究进展意味着，共同接入互联网只提供了相似的技术起点，不能据此推断不同群体拥有相同的数字实践及其结果。</w:t>
       </w:r>
     </w:p>
     <w:p>
@@ -226,11 +226,28 @@
           <w:color w:val="000000"/>
           <w:lang w:eastAsia="zh-CN"/>
         </w:rPr>
-        <w:t>社交媒体使这种“接入之后的不平等”呈现出新的形式。平台把多种信息对象放入同一技术环境，用户可以接触相同的功能，却通过关注、转发和发帖形成不同的信息路径。数字技能回答用户能否有效使用平台，使用频率回答用户投入多少时间，而信息领域参与进一步回答这些使用被配置到哪些来源和议题。因而，考察数字性别差异需要同时识别参与对象和参与方式，避免把所有网络使用合并为一个无差别的总体指标。</w:t>
+        <w:t>性别差异也沿着这一脉络发生变化。早期研究主要讨论女性较低的互联网使用率及其社会经济来源（Bimber，2000），后续研究则发现，男女在实际网络技能、自我评价和具体使用上的差异并不完全一致。Hargittai和Shafer（2006）发现，女性对自身网络技能的评价低于男性，但实际操作能力并没有出现同等幅度的差异。Helsper（2010）进一步指出，性别差异会随生命阶段、就业和家庭状况发生变化，不同网络用途中的差异也并不一致。因此，网络普及并没有使数字性别不平等自动消失，而是使差异更可能表现为技能评价、使用安排和参与方向的组合。</w:t>
       </w:r>
     </w:p>
     <w:p>
       <w:pPr>
+        <w:spacing w:before="120" w:after="240"/>
+        <w:jc w:val="both"/>
+        <w:rPr>
+          <w:lang w:eastAsia="zh-CN"/>
+        </w:rPr>
+      </w:pPr>
+      <w:r>
+        <w:rPr>
+          <w:rFonts w:eastAsia="Songti SC"/>
+          <w:color w:val="000000"/>
+          <w:lang w:eastAsia="zh-CN"/>
+        </w:rPr>
+        <w:t>社交媒体使这种接入之后的不平等呈现出新的形式。平台把新闻、公共议题、娱乐内容和人际交往放入同一技术环境，用户可以使用相同的功能，却通过关注、转发和发帖形成不同的信息路径。现有数字不平等研究通常把新闻、娱乐、社交或内容生产分别归入不同的使用类型，但较少在同一批用户中同时比较他们进入哪些信息领域，以及在各领域中采取何种参与方式。数字技能回答用户能否有效使用平台，使用频率回答用户投入多少时间，信息领域参与则进一步回答这些使用被配置到哪些来源和议题。本文据此把信息领域和参与方式同时纳入性别差异的分析。</w:t>
+      </w:r>
+    </w:p>
+    <w:p>
+      <w:pPr>
         <w:pStyle w:val="21"/>
         <w:spacing w:before="120" w:after="240"/>
         <w:rPr>
@@ -259,7 +276,7 @@
           <w:color w:val="000000"/>
           <w:lang w:eastAsia="zh-CN"/>
         </w:rPr>
-        <w:t>政治兴趣既是公共信息接触的动机，也是政治参与的重要前置条件。既有研究发现，女性在一般政治兴趣、政治知识和政治效能感上的平均水平通常低于男性，这一差异无法完全由教育、收入和可支配时间解释，并可能在较早的社会化阶段形成（Bennett和Bennett，1989；Verba、Burns和Schlozman，1997；Fraile和Sánchez-Vítores，2020）。不过，政治兴趣并非单一对象。Coffé（2013）区分地方、国家和国际议题后发现，男女在地方议题上的差异很小；Ferrín等（2020）让受访者报告具体关心的问题后，一般政治兴趣中的性别差距也明显缩小。研究将哪些内容划入“政治”，会直接影响观察到的性别差异。</w:t>
+        <w:t>政治兴趣既是公共信息接触的动机，也是政治参与的重要前置条件。既有研究发现，女性在一般政治兴趣、政治知识和政治效能感上的平均水平通常低于男性，这一差异无法完全由教育、收入和可支配时间解释，并可能在较早的社会化阶段形成（Bennett和Bennett，1989；Verba、Burns和Schlozman，1997；Fraile和Sánchez-Vítores，2020）。不过，政治兴趣并非单一对象。Coffé（2013）区分地方、国家和国际议题后发现，男女在地方议题上的差异很小；Ferrín等（2020）让受访者报告具体关心的问题后，一般政治兴趣中的性别差距也明显缩小。研究将哪些内容划入政治，会直接影响观察到的性别差异。因此，公共事务领域需要覆盖与社会生活相关的议题，而不能只用狭义的政党政治代表公共参与。</w:t>
       </w:r>
     </w:p>
     <w:p>
@@ -276,11 +293,28 @@
           <w:color w:val="000000"/>
           <w:lang w:eastAsia="zh-CN"/>
         </w:rPr>
-        <w:t>媒介环境进一步改变了公共事务参与的实现方式。选择空间扩大后，新闻偏好者与娱乐偏好者在政治知识和投票上的差距随之扩大（Prior，2005），政治兴趣对新闻消费的影响也会随着媒介选择增加而增强（Strömbäck、Djerf-Pierre和Shehata，2013）。社交媒体则把新闻接触、转发和公开表达连接起来，使较低成本的信息传播也能进入政治参与的观察范围。Bode（2017）发现，社交媒体上的若干政治参与形式呈现出比线下参与更小的性别差距；Koc-Michalska等（2021）同时指出，公开政治发帖仍受到性别化互动环境的影响。公共事务领域中的性别差异由此既取决于议题边界，也取决于研究观察的是信息接触、传播还是公开表达。</w:t>
+        <w:t>新闻消费研究进一步说明，公共信息接触中的性别差异与日常时间安排和社会角色有关。Benesch（2012）发现，美国的新闻消费性别差异不能完全由教育、收入或内容偏好解释，女性同时承担有偿劳动和家庭劳动所形成的时间约束可能是重要机制。Toff和Palmer（2019）对英国新闻回避者的访谈也表明，新闻被理解为男性事务的文化观念，以及女性较多承担照护责任，共同影响了新闻接触。不过，社交媒体并不必然延续传统新闻渠道中的差距。Haugsgjerd和Karlsen（2024）对挪威选举期的追踪研究发现，社交媒体能够向较少使用传统新闻的群体提供政治信息，并在特定时期缩小部分新闻使用差距。这些研究提示，观察公共事务参与既要考虑社会角色造成的限制，也要考虑平台降低信息进入门槛的可能性。</w:t>
       </w:r>
     </w:p>
     <w:p>
       <w:pPr>
+        <w:spacing w:before="120" w:after="240"/>
+        <w:jc w:val="both"/>
+        <w:rPr>
+          <w:lang w:eastAsia="zh-CN"/>
+        </w:rPr>
+      </w:pPr>
+      <w:r>
+        <w:rPr>
+          <w:rFonts w:eastAsia="Songti SC"/>
+          <w:color w:val="000000"/>
+          <w:lang w:eastAsia="zh-CN"/>
+        </w:rPr>
+        <w:t>信息接触增加也不等于公开表达趋于一致。社交媒体把新闻消费、转发和公开讨论连接起来，使低成本的信息传播能够进入政治参与的观察范围。Bode（2017）发现，若干社交媒体政治参与形式呈现出比线下参与更小的性别差距。Lilleker、Koc-Michalska和Bimber（2021）也发现，女性并非普遍较少分享或评论政治信息，但在开放的公共政治讨论中，她们的声音仍可能更弱。Koc-Michalska等（2021）进一步指出，公开政治发帖会受到性别化互动环境的影响。因此，公共事务领域中的性别差异既取决于议题边界，也取决于研究观察的是信息消费还是内容表达。将两种参与方式分开，才能判断共同的信息入口是否转化为相似的公开发声。</w:t>
+      </w:r>
+    </w:p>
+    <w:p>
+      <w:pPr>
         <w:pStyle w:val="21"/>
         <w:spacing w:before="120" w:after="240"/>
         <w:rPr>
@@ -309,7 +343,7 @@
           <w:color w:val="000000"/>
           <w:lang w:eastAsia="zh-CN"/>
         </w:rPr>
-        <w:t>信息消费和内容表达对应平台参与的不同环节。公共连接研究强调，媒介接触、注意、公共取向和实际行动应当加以区分（Couldry、Livingstone和Markham，2007）。社交媒体上的转发说明账号至少接触并传播了某类来源，公开发帖则把某类议题写入账号可见内容。两种行为的参与门槛、面对的受众和承担的社会评价不同，因而可能呈现不同的性别差异（Bode，2017；Koc-Michalska等，2021）。本文据此把来源转发视为信息消费的可见痕迹，把公开文字中的议题比例视为内容表达，并分别比较两种参与方式。</w:t>
+        <w:t>信息消费和内容表达对应平台参与的不同环节。Shah等（2005）在分析互联网与公民参与时，已经把获取公共信息和在线表达视为相互联系但作用不同的过程。公共连接研究同样强调，媒介接触、注意、公共取向和实际行动需要加以区分（Couldry、Livingstone和Markham，2007）。在社交媒体上，转发说明账号至少接触并继续传播了某类来源，公开发帖则把某类议题写入账号的可见内容。两种行为面对的受众、表达成本和社会评价不同，因而可能呈现不同的性别差异。本文据此把来源转发作为信息消费留下的可见痕迹，把公开文字中的议题比例作为内容表达，并分别比较两种参与方式。</w:t>
       </w:r>
     </w:p>
     <w:p>
@@ -326,7 +360,24 @@
           <w:color w:val="000000"/>
           <w:lang w:eastAsia="zh-CN"/>
         </w:rPr>
-        <w:t>明星文化为这种比较提供了公共事务之外的重要领域。中国网络粉丝通过点赞、转发、评论、榜单劳动和内容生产维持社群并参与文化产品的分发，平台指标与算法可见度也使这些活动具有持续的组织性（Yin，2020；Zhang和Negus，2020；He和Li，2023）。刘太石（2025）对B站青年文化趣味的研究进一步表明，平台痕迹能够呈现文化趣味的多元性与社会区隔。明星相关行为因此不能仅被当作公共事务参与之外的剩余类别，而应作为具有独立社会组织方式的信息领域。本文所称明星文化特指以明星姓名和演艺认证来源为边界的可见参与，公共事务与明星文化并非互斥类别，同一账号和同一帖子都可能同时进入两个领域。</w:t>
+        <w:t>明星文化为这种比较提供了公共事务之外的重要信息领域。中国网络粉丝通过点赞、转发、评论、榜单劳动和内容生产维持社群，并参与文化产品的传播。平台指标和算法可见度使这些活动成为持续、可组织的数据劳动（Yin，2020；Zhang和Negus，2020）。Yin（2021）进一步指出，粉丝的情感投入会通过数据化的应援活动转化为可计量的劳动。Zhai和Wang（2023）对微博粉丝社群的研究则显示，粉丝组织存在分层结构，核心成员运用平台知识和组织能力安排普通成员的数据劳动。He和Li（2023）还发现，这类社群实践可能与公民参与意愿发生联系。明星相关行为因此不能仅被当作公共事务参与之外的剩余类别，而应被理解为具有自身组织逻辑和参与价值的信息领域。</w:t>
+      </w:r>
+    </w:p>
+    <w:p>
+      <w:pPr>
+        <w:spacing w:before="120" w:after="240"/>
+        <w:jc w:val="both"/>
+        <w:rPr>
+          <w:lang w:eastAsia="zh-CN"/>
+        </w:rPr>
+      </w:pPr>
+      <w:r>
+        <w:rPr>
+          <w:rFonts w:eastAsia="Songti SC"/>
+          <w:color w:val="000000"/>
+          <w:lang w:eastAsia="zh-CN"/>
+        </w:rPr>
+        <w:t>现有粉丝研究解释了明星文化参与如何被组织，却较少回答这种参与在平台账号中是否存在稳定的性别差异，也很少把它与公共事务参与放在同一数据框架中比较。与此相对，政治传播研究通常集中于新闻和公共讨论，娱乐或明星内容往往只作为新闻的竞争对象出现。两组文献之间的分离，使我们尚不清楚不同性别是否分别偏向不同信息领域，也不清楚这种领域差异主要发生在信息消费还是内容表达。本文所称明星文化特指以明星姓名和演艺认证来源为边界的可见参与；公共事务与明星文化并非互斥类别，同一账号和同一帖子都可能同时进入两个领域。对两个领域和两种参与方式进行交叉比较，可以把数字性别差异从总体使用量推进到具体的信息参与结构。</w:t>
       </w:r>
     </w:p>
     <w:p>
@@ -8846,7 +8897,7 @@
           <w:color w:val="000000"/>
           <w:sz w:val="19"/>
         </w:rPr>
-        <w:t xml:space="preserve">Bennett, Linda L. M., and Stephen Earl Bennett. 1989. “Enduring Gender Differences in Political Interest: The Impact of Socialization and Political Dispositions.” </w:t>
+        <w:t xml:space="preserve">Benesch, Christine. 2012. “An Empirical Analysis of the Gender Gap in News Consumption.” </w:t>
       </w:r>
       <w:r>
         <w:rPr>
@@ -8855,7 +8906,7 @@
           <w:color w:val="000000"/>
           <w:sz w:val="19"/>
         </w:rPr>
-        <w:t>American Politics Quarterly</w:t>
+        <w:t xml:space="preserve">Journal of Media Economics</w:t>
       </w:r>
       <w:r>
         <w:rPr>
@@ -8863,7 +8914,7 @@
           <w:color w:val="000000"/>
           <w:sz w:val="19"/>
         </w:rPr>
-        <w:t xml:space="preserve"> 17(1): 105–122.</w:t>
+        <w:t xml:space="preserve"> 25(3): 147-167.</w:t>
       </w:r>
     </w:p>
     <w:p>
@@ -8878,7 +8929,24 @@
           <w:color w:val="000000"/>
           <w:sz w:val="19"/>
         </w:rPr>
-        <w:t>Bimber, Bruce. 2000. “Measuring the Gender Gap on the Internet.” Social Science Quarterly 81(3): 868-876.</w:t>
+        <w:t xml:space="preserve">Bennett, Linda L. M., and Stephen Earl Bennett. 1989. “Enduring Gender Differences in Political Interest: The Impact of Socialization and Political Dispositions.” </w:t>
+      </w:r>
+      <w:r>
+        <w:rPr>
+          <w:rFonts w:eastAsia="Songti SC"/>
+          <w:i/>
+          <w:color w:val="000000"/>
+          <w:sz w:val="19"/>
+        </w:rPr>
+        <w:t xml:space="preserve">American Politics Quarterly</w:t>
+      </w:r>
+      <w:r>
+        <w:rPr>
+          <w:rFonts w:eastAsia="Songti SC"/>
+          <w:color w:val="000000"/>
+          <w:sz w:val="19"/>
+        </w:rPr>
+        <w:t xml:space="preserve"> 17(1): 105-122.</w:t>
       </w:r>
     </w:p>
     <w:p>
@@ -8893,7 +8961,7 @@
           <w:color w:val="000000"/>
           <w:sz w:val="19"/>
         </w:rPr>
-        <w:t xml:space="preserve">Bode, Leticia. 2017. “Closing the Gap: Gender Parity in Political Engagement on Social Media.” </w:t>
+        <w:t xml:space="preserve">Bimber, Bruce. 2000. “Measuring the Gender Gap on the Internet.” </w:t>
       </w:r>
       <w:r>
         <w:rPr>
@@ -8902,7 +8970,7 @@
           <w:color w:val="000000"/>
           <w:sz w:val="19"/>
         </w:rPr>
-        <w:t>Information, Communication &amp; Society</w:t>
+        <w:t xml:space="preserve">Social Science Quarterly</w:t>
       </w:r>
       <w:r>
         <w:rPr>
@@ -8910,7 +8978,7 @@
           <w:color w:val="000000"/>
           <w:sz w:val="19"/>
         </w:rPr>
-        <w:t xml:space="preserve"> 20(4): 587–603.</w:t>
+        <w:t xml:space="preserve"> 81(3): 868-876.</w:t>
       </w:r>
     </w:p>
     <w:p>
@@ -8925,7 +8993,7 @@
           <w:color w:val="000000"/>
           <w:sz w:val="19"/>
         </w:rPr>
-        <w:t xml:space="preserve">Coffé, Hilde. 2013. “Women Stay Local, Men Go National and Global? Gender Differences in Political Interest.” </w:t>
+        <w:t xml:space="preserve">Bode, Leticia. 2017. “Closing the Gap: Gender Parity in Political Engagement on Social Media.” </w:t>
       </w:r>
       <w:r>
         <w:rPr>
@@ -8934,7 +9002,7 @@
           <w:color w:val="000000"/>
           <w:sz w:val="19"/>
         </w:rPr>
-        <w:t>Sex Roles</w:t>
+        <w:t xml:space="preserve">Information, Communication &amp; Society</w:t>
       </w:r>
       <w:r>
         <w:rPr>
@@ -8942,7 +9010,7 @@
           <w:color w:val="000000"/>
           <w:sz w:val="19"/>
         </w:rPr>
-        <w:t xml:space="preserve"> 69(5–6): 323–338.</w:t>
+        <w:t xml:space="preserve"> 20(4): 587-603.</w:t>
       </w:r>
     </w:p>
     <w:p>
@@ -8957,7 +9025,7 @@
           <w:color w:val="000000"/>
           <w:sz w:val="19"/>
         </w:rPr>
-        <w:t xml:space="preserve">Couldry, Nick, Sonia Livingstone, and Tim Markham. 2007. </w:t>
+        <w:t xml:space="preserve">Coffé, Hilde. 2013. “Women Stay Local, Men Go National and Global? Gender Differences in Political Interest.” </w:t>
       </w:r>
       <w:r>
         <w:rPr>
@@ -8966,7 +9034,7 @@
           <w:color w:val="000000"/>
           <w:sz w:val="19"/>
         </w:rPr>
-        <w:t>Media Consumption and Public Engagement: Beyond the Presumption of Attention</w:t>
+        <w:t xml:space="preserve">Sex Roles</w:t>
       </w:r>
       <w:r>
         <w:rPr>
@@ -8974,7 +9042,7 @@
           <w:color w:val="000000"/>
           <w:sz w:val="19"/>
         </w:rPr>
-        <w:t>. Basingstoke: Palgrave Macmillan.</w:t>
+        <w:t xml:space="preserve"> 69(5-6): 323-338.</w:t>
       </w:r>
     </w:p>
     <w:p>
@@ -8989,7 +9057,24 @@
           <w:color w:val="000000"/>
           <w:sz w:val="19"/>
         </w:rPr>
-        <w:t>DiMaggio, Paul, and Eszter Hargittai. 2001. “From the ‘Digital Divide’ to ‘Digital Inequality’: Studying Internet Use as Penetration Increases.” Working Paper 15, Princeton University Center for Arts and Cultural Policy Studies.</w:t>
+        <w:t xml:space="preserve">Couldry, Nick, Sonia Livingstone, and Tim Markham. 2007. </w:t>
+      </w:r>
+      <w:r>
+        <w:rPr>
+          <w:rFonts w:eastAsia="Songti SC"/>
+          <w:i/>
+          <w:color w:val="000000"/>
+          <w:sz w:val="19"/>
+        </w:rPr>
+        <w:t xml:space="preserve">Media Consumption and Public Engagement: Beyond the Presumption of Attention</w:t>
+      </w:r>
+      <w:r>
+        <w:rPr>
+          <w:rFonts w:eastAsia="Songti SC"/>
+          <w:color w:val="000000"/>
+          <w:sz w:val="19"/>
+        </w:rPr>
+        <w:t xml:space="preserve">. Basingstoke: Palgrave Macmillan.</w:t>
       </w:r>
     </w:p>
     <w:p>
@@ -9004,24 +9089,7 @@
           <w:color w:val="000000"/>
           <w:sz w:val="19"/>
         </w:rPr>
-        <w:t xml:space="preserve">Ferrín, Mónica, Marta Fraile, Gema M. García-Albacete, and Raul Gómez. 2020. “The Gender Gap in Political Interest Revisited.” </w:t>
-      </w:r>
-      <w:r>
-        <w:rPr>
-          <w:rFonts w:eastAsia="Songti SC"/>
-          <w:i/>
-          <w:color w:val="000000"/>
-          <w:sz w:val="19"/>
-        </w:rPr>
-        <w:t>International Political Science Review</w:t>
-      </w:r>
-      <w:r>
-        <w:rPr>
-          <w:rFonts w:eastAsia="Songti SC"/>
-          <w:color w:val="000000"/>
-          <w:sz w:val="19"/>
-        </w:rPr>
-        <w:t xml:space="preserve"> 41(4): 473–489.</w:t>
+        <w:t xml:space="preserve">DiMaggio, Paul, and Eszter Hargittai. 2001. “From the ‘Digital Divide’ to ‘Digital Inequality’: Studying Internet Use as Penetration Increases.” Working Paper 15, Princeton University Center for Arts and Cultural Policy Studies.</w:t>
       </w:r>
     </w:p>
     <w:p>
@@ -9036,7 +9104,7 @@
           <w:color w:val="000000"/>
           <w:sz w:val="19"/>
         </w:rPr>
-        <w:t xml:space="preserve">Fraile, Marta, and Irene Sánchez-Vítores. 2020. “Tracing the Gender Gap in Political Interest Over the Life Span: A Panel Analysis.” </w:t>
+        <w:t xml:space="preserve">Ferrín, Mónica, Marta Fraile, Gema M. García-Albacete, and Raul Gómez. 2020. “The Gender Gap in Political Interest Revisited.” </w:t>
       </w:r>
       <w:r>
         <w:rPr>
@@ -9045,7 +9113,7 @@
           <w:color w:val="000000"/>
           <w:sz w:val="19"/>
         </w:rPr>
-        <w:t>Political Psychology</w:t>
+        <w:t xml:space="preserve">International Political Science Review</w:t>
       </w:r>
       <w:r>
         <w:rPr>
@@ -9053,7 +9121,7 @@
           <w:color w:val="000000"/>
           <w:sz w:val="19"/>
         </w:rPr>
-        <w:t xml:space="preserve"> 41(1): 89–106.</w:t>
+        <w:t xml:space="preserve"> 41(4): 473-489.</w:t>
       </w:r>
     </w:p>
     <w:p>
@@ -9068,7 +9136,7 @@
           <w:color w:val="000000"/>
           <w:sz w:val="19"/>
         </w:rPr>
-        <w:t xml:space="preserve">Hargittai, Eszter. 2002. “Second-Level Digital Divide: Differences in People’s Online Skills.” </w:t>
+        <w:t xml:space="preserve">Fraile, Marta, and Irene Sánchez-Vítores. 2020. “Tracing the Gender Gap in Political Interest Over the Life Span: A Panel Analysis.” </w:t>
       </w:r>
       <w:r>
         <w:rPr>
@@ -9077,7 +9145,7 @@
           <w:color w:val="000000"/>
           <w:sz w:val="19"/>
         </w:rPr>
-        <w:t>First Monday</w:t>
+        <w:t xml:space="preserve">Political Psychology</w:t>
       </w:r>
       <w:r>
         <w:rPr>
@@ -9085,7 +9153,7 @@
           <w:color w:val="000000"/>
           <w:sz w:val="19"/>
         </w:rPr>
-        <w:t xml:space="preserve"> 7(4).</w:t>
+        <w:t xml:space="preserve"> 41(1): 89-106.</w:t>
       </w:r>
     </w:p>
     <w:p>
@@ -9100,7 +9168,24 @@
           <w:color w:val="000000"/>
           <w:sz w:val="19"/>
         </w:rPr>
-        <w:t>Hargittai, Eszter, and Steven Shafer. 2006. “Differences in Actual and Perceived Online Skills: The Role of Gender.” Social Science Quarterly 87(2): 432-448.</w:t>
+        <w:t xml:space="preserve">Hargittai, Eszter. 2002. “Second-Level Digital Divide: Differences in People’s Online Skills.” </w:t>
+      </w:r>
+      <w:r>
+        <w:rPr>
+          <w:rFonts w:eastAsia="Songti SC"/>
+          <w:i/>
+          <w:color w:val="000000"/>
+          <w:sz w:val="19"/>
+        </w:rPr>
+        <w:t xml:space="preserve">First Monday</w:t>
+      </w:r>
+      <w:r>
+        <w:rPr>
+          <w:rFonts w:eastAsia="Songti SC"/>
+          <w:color w:val="000000"/>
+          <w:sz w:val="19"/>
+        </w:rPr>
+        <w:t xml:space="preserve"> 7(4).</w:t>
       </w:r>
     </w:p>
     <w:p>
@@ -9115,7 +9200,7 @@
           <w:color w:val="000000"/>
           <w:sz w:val="19"/>
         </w:rPr>
-        <w:t xml:space="preserve">He, Qijun, and Yungeng Li. 2023. “Civic Engagement Intention and the Data-Driven Fan Community.” </w:t>
+        <w:t xml:space="preserve">Hargittai, Eszter, and Steven Shafer. 2006. “Differences in Actual and Perceived Online Skills: The Role of Gender.” </w:t>
       </w:r>
       <w:r>
         <w:rPr>
@@ -9124,7 +9209,7 @@
           <w:color w:val="000000"/>
           <w:sz w:val="19"/>
         </w:rPr>
-        <w:t>Social Media + Society</w:t>
+        <w:t xml:space="preserve">Social Science Quarterly</w:t>
       </w:r>
       <w:r>
         <w:rPr>
@@ -9132,7 +9217,7 @@
           <w:color w:val="000000"/>
           <w:sz w:val="19"/>
         </w:rPr>
-        <w:t xml:space="preserve"> 9(1).</w:t>
+        <w:t xml:space="preserve"> 87(2): 432-448.</w:t>
       </w:r>
     </w:p>
     <w:p>
@@ -9147,7 +9232,7 @@
           <w:color w:val="000000"/>
           <w:sz w:val="19"/>
         </w:rPr>
-        <w:t xml:space="preserve">Koc-Michalska, Karolina, Anya Schiffrin, Anamaria Lopez, Shelley Boulianne, and Bruce Bimber. 2021. “From Online Political Posting to Mansplaining.” </w:t>
+        <w:t xml:space="preserve">Haugsgjerd, Atle, and Rune Karlsen. 2024. “Election Campaigns, News Consumption Gaps, and Social Media: Equalizing Political News Use When It Matters?” </w:t>
       </w:r>
       <w:r>
         <w:rPr>
@@ -9156,7 +9241,7 @@
           <w:color w:val="000000"/>
           <w:sz w:val="19"/>
         </w:rPr>
-        <w:t>Social Science Computer Review</w:t>
+        <w:t xml:space="preserve">The International Journal of Press/Politics</w:t>
       </w:r>
       <w:r>
         <w:rPr>
@@ -9164,7 +9249,7 @@
           <w:color w:val="000000"/>
           <w:sz w:val="19"/>
         </w:rPr>
-        <w:t xml:space="preserve"> 39(2): 197–210.</w:t>
+        <w:t xml:space="preserve"> 29(2): 507-529.</w:t>
       </w:r>
     </w:p>
     <w:p>
@@ -9179,7 +9264,7 @@
           <w:color w:val="000000"/>
           <w:sz w:val="19"/>
         </w:rPr>
-        <w:t xml:space="preserve">Prior, Markus. 2005. “News vs. Entertainment: How Increasing Media Choice Widens Gaps in Political Knowledge and Turnout.” </w:t>
+        <w:t xml:space="preserve">He, Qijun, and Yungeng Li. 2023. “Civic Engagement Intention and the Data-Driven Fan Community.” </w:t>
       </w:r>
       <w:r>
         <w:rPr>
@@ -9188,7 +9273,7 @@
           <w:color w:val="000000"/>
           <w:sz w:val="19"/>
         </w:rPr>
-        <w:t>American Journal of Political Science</w:t>
+        <w:t xml:space="preserve">Social Media + Society</w:t>
       </w:r>
       <w:r>
         <w:rPr>
@@ -9196,7 +9281,7 @@
           <w:color w:val="000000"/>
           <w:sz w:val="19"/>
         </w:rPr>
-        <w:t xml:space="preserve"> 49(3): 577–592.</w:t>
+        <w:t xml:space="preserve"> 9(1).</w:t>
       </w:r>
     </w:p>
     <w:p>
@@ -9211,7 +9296,7 @@
           <w:color w:val="000000"/>
           <w:sz w:val="19"/>
         </w:rPr>
-        <w:t xml:space="preserve">Sen, Indira, Fabian Flöck, Katrin Weller, Bernd Weiß, and Claudia Wagner. 2021. “A Total Error Framework for Digital Traces of Human Behavior on Online Platforms.” </w:t>
+        <w:t xml:space="preserve">Helsper, Ellen Johanna. 2010. “Gendered Internet Use Across Generations and Life Stages.” </w:t>
       </w:r>
       <w:r>
         <w:rPr>
@@ -9220,7 +9305,7 @@
           <w:color w:val="000000"/>
           <w:sz w:val="19"/>
         </w:rPr>
-        <w:t>Public Opinion Quarterly</w:t>
+        <w:t xml:space="preserve">Communication Research</w:t>
       </w:r>
       <w:r>
         <w:rPr>
@@ -9228,7 +9313,7 @@
           <w:color w:val="000000"/>
           <w:sz w:val="19"/>
         </w:rPr>
-        <w:t xml:space="preserve"> 85(S1): 399–422.</w:t>
+        <w:t xml:space="preserve"> 37(3): 352-374.</w:t>
       </w:r>
     </w:p>
     <w:p>
@@ -9243,7 +9328,7 @@
           <w:color w:val="000000"/>
           <w:sz w:val="19"/>
         </w:rPr>
-        <w:t xml:space="preserve">Strömbäck, Jesper, Monika Djerf-Pierre, and Adam Shehata. 2013. “The Dynamics of Political Interest and News Media Consumption.” </w:t>
+        <w:t xml:space="preserve">Koc-Michalska, Karolina, Anya Schiffrin, Anamaria Lopez, Shelley Boulianne, and Bruce Bimber. 2021. “From Online Political Posting to Mansplaining.” </w:t>
       </w:r>
       <w:r>
         <w:rPr>
@@ -9252,7 +9337,7 @@
           <w:color w:val="000000"/>
           <w:sz w:val="19"/>
         </w:rPr>
-        <w:t>International Journal of Public Opinion Research</w:t>
+        <w:t xml:space="preserve">Social Science Computer Review</w:t>
       </w:r>
       <w:r>
         <w:rPr>
@@ -9260,7 +9345,7 @@
           <w:color w:val="000000"/>
           <w:sz w:val="19"/>
         </w:rPr>
-        <w:t xml:space="preserve"> 25(4): 414–435.</w:t>
+        <w:t xml:space="preserve"> 39(2): 197-210.</w:t>
       </w:r>
     </w:p>
     <w:p>
@@ -9275,7 +9360,7 @@
           <w:color w:val="000000"/>
           <w:sz w:val="19"/>
         </w:rPr>
-        <w:t xml:space="preserve">van Deursen, Alexander J. A. M., and Jan A. G. M. van Dijk. 2014. “The Digital Divide Shifts to Differences in Usage.” </w:t>
+        <w:t xml:space="preserve">Lilleker, Darren G., Karolina Koc-Michalska, and Bruce Bimber. 2021. “Women Learn While Men Talk? Revisiting Gender Differences in Political Engagement in Online Environments.” </w:t>
       </w:r>
       <w:r>
         <w:rPr>
@@ -9284,7 +9369,7 @@
           <w:color w:val="000000"/>
           <w:sz w:val="19"/>
         </w:rPr>
-        <w:t>New Media &amp; Society</w:t>
+        <w:t xml:space="preserve">Information, Communication &amp; Society</w:t>
       </w:r>
       <w:r>
         <w:rPr>
@@ -9292,7 +9377,7 @@
           <w:color w:val="000000"/>
           <w:sz w:val="19"/>
         </w:rPr>
-        <w:t xml:space="preserve"> 16(3): 507–526.</w:t>
+        <w:t xml:space="preserve"> 24(14): 2037-2053.</w:t>
       </w:r>
     </w:p>
     <w:p>
@@ -9307,7 +9392,7 @@
           <w:color w:val="000000"/>
           <w:sz w:val="19"/>
         </w:rPr>
-        <w:t xml:space="preserve">Thorson, Kjerstin, Kelley Cotter, Mel Medeiros, and Chankyung Pak. 2021. “Algorithmic Inference, Political Interest, and Exposure to News and Politics on Facebook.” </w:t>
+        <w:t xml:space="preserve">Prior, Markus. 2005. “News vs. Entertainment: How Increasing Media Choice Widens Gaps in Political Knowledge and Turnout.” </w:t>
       </w:r>
       <w:r>
         <w:rPr>
@@ -9316,7 +9401,7 @@
           <w:color w:val="000000"/>
           <w:sz w:val="19"/>
         </w:rPr>
-        <w:t>Information, Communication &amp; Society</w:t>
+        <w:t xml:space="preserve">American Journal of Political Science</w:t>
       </w:r>
       <w:r>
         <w:rPr>
@@ -9324,7 +9409,7 @@
           <w:color w:val="000000"/>
           <w:sz w:val="19"/>
         </w:rPr>
-        <w:t xml:space="preserve"> 24(2): 183–200.</w:t>
+        <w:t xml:space="preserve"> 49(3): 577-592.</w:t>
       </w:r>
     </w:p>
     <w:p>
@@ -9339,7 +9424,7 @@
           <w:color w:val="000000"/>
           <w:sz w:val="19"/>
         </w:rPr>
-        <w:t xml:space="preserve">Verba, Sidney, Nancy Burns, and Kay Lehman Schlozman. 1997. “Knowing and Caring about Politics: Gender and Political Engagement.” </w:t>
+        <w:t xml:space="preserve">Scheerder, Anique, Alexander van Deursen, and Jan van Dijk. 2017. “Determinants of Internet Skills, Uses and Outcomes: A Systematic Review of the Second- and Third-Level Digital Divide.” </w:t>
       </w:r>
       <w:r>
         <w:rPr>
@@ -9348,7 +9433,7 @@
           <w:color w:val="000000"/>
           <w:sz w:val="19"/>
         </w:rPr>
-        <w:t>The Journal of Politics</w:t>
+        <w:t xml:space="preserve">Telematics and Informatics</w:t>
       </w:r>
       <w:r>
         <w:rPr>
@@ -9356,7 +9441,7 @@
           <w:color w:val="000000"/>
           <w:sz w:val="19"/>
         </w:rPr>
-        <w:t xml:space="preserve"> 59(4): 1051–1072.</w:t>
+        <w:t xml:space="preserve"> 34(8): 1607-1624.</w:t>
       </w:r>
     </w:p>
     <w:p>
@@ -9371,7 +9456,7 @@
           <w:color w:val="000000"/>
           <w:sz w:val="19"/>
         </w:rPr>
-        <w:t xml:space="preserve">Yin, Yiyi. 2020. “An Emergent Algorithmic Culture: The Data-ization of Online Fandom in China.” </w:t>
+        <w:t xml:space="preserve">Sen, Indira, Fabian Flöck, Katrin Weller, Bernd Weiß, and Claudia Wagner. 2021. “A Total Error Framework for Digital Traces of Human Behavior on Online Platforms.” </w:t>
       </w:r>
       <w:r>
         <w:rPr>
@@ -9380,7 +9465,7 @@
           <w:color w:val="000000"/>
           <w:sz w:val="19"/>
         </w:rPr>
-        <w:t>International Journal of Cultural Studies</w:t>
+        <w:t xml:space="preserve">Public Opinion Quarterly</w:t>
       </w:r>
       <w:r>
         <w:rPr>
@@ -9388,7 +9473,7 @@
           <w:color w:val="000000"/>
           <w:sz w:val="19"/>
         </w:rPr>
-        <w:t xml:space="preserve"> 23(4): 475–492.</w:t>
+        <w:t xml:space="preserve"> 85(S1): 399-422.</w:t>
       </w:r>
     </w:p>
     <w:p>
@@ -9403,7 +9488,7 @@
           <w:color w:val="000000"/>
           <w:sz w:val="19"/>
         </w:rPr>
-        <w:t xml:space="preserve">Zhang, Qian, and Keith Negus. 2020. “East Asian Pop Music Idol Production and the Emergence of Data Fandom in China.” </w:t>
+        <w:t xml:space="preserve">Shah, Dhavan V., Jaeho Cho, William P. Eveland Jr., and Nojin Kwak. 2005. “Information and Expression in a Digital Age: Modeling Internet Effects on Civic Participation.” </w:t>
       </w:r>
       <w:r>
         <w:rPr>
@@ -9412,7 +9497,7 @@
           <w:color w:val="000000"/>
           <w:sz w:val="19"/>
         </w:rPr>
-        <w:t>International Journal of Cultural Studies</w:t>
+        <w:t xml:space="preserve">Communication Research</w:t>
       </w:r>
       <w:r>
         <w:rPr>
@@ -9420,7 +9505,7 @@
           <w:color w:val="000000"/>
           <w:sz w:val="19"/>
         </w:rPr>
-        <w:t xml:space="preserve"> 23(4): 493–511.</w:t>
+        <w:t xml:space="preserve"> 32(5): 531-565.</w:t>
       </w:r>
     </w:p>
     <w:p>
@@ -9435,16 +9520,16 @@
           <w:color w:val="000000"/>
           <w:sz w:val="19"/>
         </w:rPr>
-        <w:lastRenderedPageBreak/>
-        <w:t>刘太石，</w:t>
-      </w:r>
-      <w:r>
-        <w:rPr>
-          <w:rFonts w:eastAsia="Songti SC"/>
+        <w:t xml:space="preserve">Strömbäck, Jesper, Monika Djerf-Pierre, and Adam Shehata. 2013. “The Dynamics of Political Interest and News Media Consumption.” </w:t>
+      </w:r>
+      <w:r>
+        <w:rPr>
+          <w:rFonts w:eastAsia="Songti SC"/>
+          <w:i/>
           <w:color w:val="000000"/>
           <w:sz w:val="19"/>
         </w:rPr>
-        <w:t>2025</w:t>
+        <w:t xml:space="preserve">International Journal of Public Opinion Research</w:t>
       </w:r>
       <w:r>
         <w:rPr>
@@ -9452,47 +9537,293 @@
           <w:color w:val="000000"/>
           <w:sz w:val="19"/>
         </w:rPr>
-        <w:t>，《数字时代的中国青年文化变迁：趣味模式、社会区隔与平台化》，《社会学研究》第</w:t>
-      </w:r>
-      <w:r>
-        <w:rPr>
-          <w:rFonts w:eastAsia="Songti SC"/>
-          <w:color w:val="000000"/>
-          <w:sz w:val="19"/>
-        </w:rPr>
-        <w:t>3</w:t>
-      </w:r>
-      <w:r>
-        <w:rPr>
-          <w:rFonts w:eastAsia="Songti SC"/>
-          <w:color w:val="000000"/>
-          <w:sz w:val="19"/>
-        </w:rPr>
-        <w:t>期，第</w:t>
-      </w:r>
-      <w:r>
-        <w:rPr>
-          <w:rFonts w:eastAsia="Songti SC"/>
-          <w:color w:val="000000"/>
-          <w:sz w:val="19"/>
-        </w:rPr>
-        <w:t>159-181</w:t>
-      </w:r>
-      <w:r>
-        <w:rPr>
-          <w:rFonts w:eastAsia="Songti SC"/>
-          <w:color w:val="000000"/>
-          <w:sz w:val="19"/>
-        </w:rPr>
-        <w:t>页。</w:t>
+        <w:t xml:space="preserve"> 25(4): 414-435.</w:t>
       </w:r>
     </w:p>
     <w:p>
       <w:pPr>
-        <w:spacing w:before="120" w:after="240"/>
-      </w:pPr>
-      <w:r>
-        <w:br w:type="page"/>
+        <w:spacing w:before="120" w:after="240" w:line="276" w:lineRule="auto"/>
+        <w:ind w:left="420" w:hanging="420"/>
+        <w:jc w:val="both"/>
+      </w:pPr>
+      <w:r>
+        <w:rPr>
+          <w:rFonts w:eastAsia="Songti SC"/>
+          <w:color w:val="000000"/>
+          <w:sz w:val="19"/>
+        </w:rPr>
+        <w:t xml:space="preserve">Thorson, Kjerstin, Kelley Cotter, Mel Medeiros, and Chankyung Pak. 2021. “Algorithmic Inference, Political Interest, and Exposure to News and Politics on Facebook.” </w:t>
+      </w:r>
+      <w:r>
+        <w:rPr>
+          <w:rFonts w:eastAsia="Songti SC"/>
+          <w:i/>
+          <w:color w:val="000000"/>
+          <w:sz w:val="19"/>
+        </w:rPr>
+        <w:t xml:space="preserve">Information, Communication &amp; Society</w:t>
+      </w:r>
+      <w:r>
+        <w:rPr>
+          <w:rFonts w:eastAsia="Songti SC"/>
+          <w:color w:val="000000"/>
+          <w:sz w:val="19"/>
+        </w:rPr>
+        <w:t xml:space="preserve"> 24(2): 183-200.</w:t>
+      </w:r>
+    </w:p>
+    <w:p>
+      <w:pPr>
+        <w:spacing w:before="120" w:after="240" w:line="276" w:lineRule="auto"/>
+        <w:ind w:left="420" w:hanging="420"/>
+        <w:jc w:val="both"/>
+      </w:pPr>
+      <w:r>
+        <w:rPr>
+          <w:rFonts w:eastAsia="Songti SC"/>
+          <w:color w:val="000000"/>
+          <w:sz w:val="19"/>
+        </w:rPr>
+        <w:t xml:space="preserve">Toff, Benjamin, and Ruth A. Palmer. 2019. “Explaining the Gender Gap in News Avoidance: ‘News-Is-for-Men’ Perceptions and the Burdens of Caretaking.” </w:t>
+      </w:r>
+      <w:r>
+        <w:rPr>
+          <w:rFonts w:eastAsia="Songti SC"/>
+          <w:i/>
+          <w:color w:val="000000"/>
+          <w:sz w:val="19"/>
+        </w:rPr>
+        <w:t xml:space="preserve">Journalism Studies</w:t>
+      </w:r>
+      <w:r>
+        <w:rPr>
+          <w:rFonts w:eastAsia="Songti SC"/>
+          <w:color w:val="000000"/>
+          <w:sz w:val="19"/>
+        </w:rPr>
+        <w:t xml:space="preserve"> 20(11): 1563-1579.</w:t>
+      </w:r>
+    </w:p>
+    <w:p>
+      <w:pPr>
+        <w:spacing w:before="120" w:after="240" w:line="276" w:lineRule="auto"/>
+        <w:ind w:left="420" w:hanging="420"/>
+        <w:jc w:val="both"/>
+      </w:pPr>
+      <w:r>
+        <w:rPr>
+          <w:rFonts w:eastAsia="Songti SC"/>
+          <w:color w:val="000000"/>
+          <w:sz w:val="19"/>
+        </w:rPr>
+        <w:t xml:space="preserve">van Deursen, Alexander J. A. M., and Jan A. G. M. van Dijk. 2014. “The Digital Divide Shifts to Differences in Usage.” </w:t>
+      </w:r>
+      <w:r>
+        <w:rPr>
+          <w:rFonts w:eastAsia="Songti SC"/>
+          <w:i/>
+          <w:color w:val="000000"/>
+          <w:sz w:val="19"/>
+        </w:rPr>
+        <w:t xml:space="preserve">New Media &amp; Society</w:t>
+      </w:r>
+      <w:r>
+        <w:rPr>
+          <w:rFonts w:eastAsia="Songti SC"/>
+          <w:color w:val="000000"/>
+          <w:sz w:val="19"/>
+        </w:rPr>
+        <w:t xml:space="preserve"> 16(3): 507-526.</w:t>
+      </w:r>
+    </w:p>
+    <w:p>
+      <w:pPr>
+        <w:spacing w:before="120" w:after="240" w:line="276" w:lineRule="auto"/>
+        <w:ind w:left="420" w:hanging="420"/>
+        <w:jc w:val="both"/>
+      </w:pPr>
+      <w:r>
+        <w:rPr>
+          <w:rFonts w:eastAsia="Songti SC"/>
+          <w:color w:val="000000"/>
+          <w:sz w:val="19"/>
+        </w:rPr>
+        <w:t xml:space="preserve">Verba, Sidney, Nancy Burns, and Kay Lehman Schlozman. 1997. “Knowing and Caring about Politics: Gender and Political Engagement.” </w:t>
+      </w:r>
+      <w:r>
+        <w:rPr>
+          <w:rFonts w:eastAsia="Songti SC"/>
+          <w:i/>
+          <w:color w:val="000000"/>
+          <w:sz w:val="19"/>
+        </w:rPr>
+        <w:t xml:space="preserve">The Journal of Politics</w:t>
+      </w:r>
+      <w:r>
+        <w:rPr>
+          <w:rFonts w:eastAsia="Songti SC"/>
+          <w:color w:val="000000"/>
+          <w:sz w:val="19"/>
+        </w:rPr>
+        <w:t xml:space="preserve"> 59(4): 1051-1072.</w:t>
+      </w:r>
+    </w:p>
+    <w:p>
+      <w:pPr>
+        <w:spacing w:before="120" w:after="240" w:line="276" w:lineRule="auto"/>
+        <w:ind w:left="420" w:hanging="420"/>
+        <w:jc w:val="both"/>
+      </w:pPr>
+      <w:r>
+        <w:rPr>
+          <w:rFonts w:eastAsia="Songti SC"/>
+          <w:color w:val="000000"/>
+          <w:sz w:val="19"/>
+        </w:rPr>
+        <w:t xml:space="preserve">Yin, Yiyi. 2020. “An Emergent Algorithmic Culture: The Data-ization of Online Fandom in China.” </w:t>
+      </w:r>
+      <w:r>
+        <w:rPr>
+          <w:rFonts w:eastAsia="Songti SC"/>
+          <w:i/>
+          <w:color w:val="000000"/>
+          <w:sz w:val="19"/>
+        </w:rPr>
+        <w:t xml:space="preserve">International Journal of Cultural Studies</w:t>
+      </w:r>
+      <w:r>
+        <w:rPr>
+          <w:rFonts w:eastAsia="Songti SC"/>
+          <w:color w:val="000000"/>
+          <w:sz w:val="19"/>
+        </w:rPr>
+        <w:t xml:space="preserve"> 23(4): 475-492.</w:t>
+      </w:r>
+    </w:p>
+    <w:p>
+      <w:pPr>
+        <w:spacing w:before="120" w:after="240" w:line="276" w:lineRule="auto"/>
+        <w:ind w:left="420" w:hanging="420"/>
+        <w:jc w:val="both"/>
+      </w:pPr>
+      <w:r>
+        <w:rPr>
+          <w:rFonts w:eastAsia="Songti SC"/>
+          <w:color w:val="000000"/>
+          <w:sz w:val="19"/>
+        </w:rPr>
+        <w:t xml:space="preserve">Yin, Yiyi. 2021. “‘My Baby Should Feel No Wronged!’: Digital Fandoms and Emotional Capitalism in China.” </w:t>
+      </w:r>
+      <w:r>
+        <w:rPr>
+          <w:rFonts w:eastAsia="Songti SC"/>
+          <w:i/>
+          <w:color w:val="000000"/>
+          <w:sz w:val="19"/>
+        </w:rPr>
+        <w:t xml:space="preserve">Global Media and China</w:t>
+      </w:r>
+      <w:r>
+        <w:rPr>
+          <w:rFonts w:eastAsia="Songti SC"/>
+          <w:color w:val="000000"/>
+          <w:sz w:val="19"/>
+        </w:rPr>
+        <w:t xml:space="preserve"> 6(4): 460-475.</w:t>
+      </w:r>
+    </w:p>
+    <w:p>
+      <w:pPr>
+        <w:spacing w:before="120" w:after="240" w:line="276" w:lineRule="auto"/>
+        <w:ind w:left="420" w:hanging="420"/>
+        <w:jc w:val="both"/>
+      </w:pPr>
+      <w:r>
+        <w:rPr>
+          <w:rFonts w:eastAsia="Songti SC"/>
+          <w:color w:val="000000"/>
+          <w:sz w:val="19"/>
+        </w:rPr>
+        <w:t xml:space="preserve">Zhai, Haoyang, and Wilfred Yang Wang. 2023. “Fans’ Practice of Reporting: A Study of the Structure of Data Fan Labor on Chinese Social Media.” </w:t>
+      </w:r>
+      <w:r>
+        <w:rPr>
+          <w:rFonts w:eastAsia="Songti SC"/>
+          <w:i/>
+          <w:color w:val="000000"/>
+          <w:sz w:val="19"/>
+        </w:rPr>
+        <w:t xml:space="preserve">International Journal of Communication</w:t>
+      </w:r>
+      <w:r>
+        <w:rPr>
+          <w:rFonts w:eastAsia="Songti SC"/>
+          <w:color w:val="000000"/>
+          <w:sz w:val="19"/>
+        </w:rPr>
+        <w:t xml:space="preserve"> 17: 1913-1934.</w:t>
+      </w:r>
+    </w:p>
+    <w:p>
+      <w:pPr>
+        <w:spacing w:before="120" w:after="240" w:line="276" w:lineRule="auto"/>
+        <w:ind w:left="420" w:hanging="420"/>
+        <w:jc w:val="both"/>
+      </w:pPr>
+      <w:r>
+        <w:rPr>
+          <w:rFonts w:eastAsia="Songti SC"/>
+          <w:color w:val="000000"/>
+          <w:sz w:val="19"/>
+        </w:rPr>
+        <w:t xml:space="preserve">Zhang, Qian, and Keith Negus. 2020. “East Asian Pop Music Idol Production and the Emergence of Data Fandom in China.” </w:t>
+      </w:r>
+      <w:r>
+        <w:rPr>
+          <w:rFonts w:eastAsia="Songti SC"/>
+          <w:i/>
+          <w:color w:val="000000"/>
+          <w:sz w:val="19"/>
+        </w:rPr>
+        <w:t xml:space="preserve">International Journal of Cultural Studies</w:t>
+      </w:r>
+      <w:r>
+        <w:rPr>
+          <w:rFonts w:eastAsia="Songti SC"/>
+          <w:color w:val="000000"/>
+          <w:sz w:val="19"/>
+        </w:rPr>
+        <w:t xml:space="preserve"> 23(4): 493-511.</w:t>
+      </w:r>
+    </w:p>
+    <w:p>
+      <w:pPr>
+        <w:spacing w:before="120" w:after="240" w:line="276" w:lineRule="auto"/>
+        <w:ind w:left="420" w:hanging="420"/>
+        <w:jc w:val="both"/>
+      </w:pPr>
+      <w:r>
+        <w:rPr>
+          <w:rFonts w:eastAsia="Songti SC"/>
+          <w:color w:val="000000"/>
+          <w:sz w:val="19"/>
+        </w:rPr>
+        <w:t xml:space="preserve">刘太石，2025，《数字时代的中国青年文化变迁：趣味模式、社会区隔与平台化》，《社会学研究》第3期，第159-181页。</w:t>
+      </w:r>
+    </w:p>
+    <w:p>
+      <w:pPr>
+        <w:spacing w:before="120" w:after="240" w:line="276" w:lineRule="auto"/>
+        <w:ind w:left="420" w:hanging="420"/>
+        <w:jc w:val="both"/>
+      </w:pPr>
+      <w:r>
+        <w:rPr>
+          <w:rFonts w:eastAsia="Songti SC"/>
+          <w:color w:val="000000"/>
+          <w:sz w:val="19"/>
+        </w:rPr>
+        <w:t/>
       </w:r>
     </w:p>
     <w:p>

--- a/docs/paper_draft_gender_information_domain_participation_v3.docx
+++ b/docs/paper_draft_gender_information_domain_participation_v3.docx
@@ -44,18 +44,18 @@
         <w:spacing w:before="120" w:after="240"/>
         <w:jc w:val="both"/>
         <w:rPr>
-          <w:rFonts w:eastAsia="Songti SC" w:hint="eastAsia"/>
-          <w:color w:val="000000"/>
-          <w:lang w:eastAsia="zh-CN"/>
-        </w:rPr>
-      </w:pPr>
-      <w:r>
-        <w:rPr>
-          <w:rFonts w:eastAsia="Songti SC"/>
-          <w:color w:val="000000"/>
-          <w:lang w:eastAsia="zh-CN"/>
-        </w:rPr>
-        <w:t>数字不平等研究长期关注男性和女性能否获得互联网接入及基本使用条件。随着互联网日益普及，性别差异逐渐从“是否接入”延伸到“进入哪些信息领域”以及“以何种方式参与”。针对这一问题，本文使用2020年微博225,339个账号及其146,811,818条帖子，分析不同性别账号在公共事务领域和明星文化领域的信息消费与内容表达特征。研究结果显示，在发帖量、转发量和活跃时间相近的账号中，男性账号参与公共事务信息消费的概率比女性账号高3.59个百分点，参与明星文化信息消费的概率低1.50个百分点；男性账号发布的公共事务内容比例比女性账号高9.75个百分点，明星文化内容比例低3.46个百分点。男性账号偏向公共事务、女性账号偏向明星文化的分化，在内容表达中达到15.29个百分点，在信息消费中为5.16个百分点，前者约为后者的三倍。稳健性分析表明，上述结果并未受到个人账号筛选、男女样本数量不平衡、极端值处理、观察月份、来源账号选择或词表构造的实质影响。研究表明，网络普及之后的数字性别差异同时体现于参与领域和参与方式：男性账号相对偏向公共事务领域，女性账号相对偏向明星文化领域，而且这种差异在内容表达中比在信息消费中更强。</w:t>
+          <w:rFonts w:eastAsia="Songti SC"/>
+          <w:color w:val="000000"/>
+          <w:lang w:eastAsia="zh-CN"/>
+        </w:rPr>
+      </w:pPr>
+      <w:r>
+        <w:rPr>
+          <w:rFonts w:eastAsia="Songti SC"/>
+          <w:color w:val="000000"/>
+          <w:lang w:eastAsia="zh-CN"/>
+        </w:rPr>
+        <w:t>数字不平等研究长期关注男性和女性能否获得互联网接入及基本使用条件。随着互联网日益普及，性别差异逐渐从是否接入互联网延伸到以何种方式参与互联网。针对这一问题，本文使用2020年微博225,339个账号及其146,811,818条帖子，分析不同性别账号在公共事务领域和明星文化领域的信息消费与内容表达特征。研究结果显示，在发帖量、转发量和活跃时间相近的账号中，男性账号参与公共事务信息消费的概率显著高于女性账号，约高35%；女性账号参与明星文化信息消费的概率显著高于男性账号，约高28%。在内容表达方面，男性账号发布的公共事务内容比例约为女性账号的2.36倍，女性账号发布的明星文化内容比例约为男性账号的2.27倍，两项差异均达到统计显著水平。总体而言，两个领域的性别分化在内容表达中约为信息消费的三倍。稳健性分析表明，上述结果并未受到个人账号筛选、男女样本数量不平衡、极端值处理、观察月份、来源账号选择或词表构造的实质影响。研究表明，网络普及之后的数字性别差异同时体现于参与领域和参与方式：男性账号相对偏向公共事务领域，女性账号相对偏向明星文化领域，而且这种差异在内容表达中比在信息消费中更强。</w:t>
       </w:r>
     </w:p>
     <w:p>
@@ -64,7 +64,7 @@
         <w:ind w:firstLine="0"/>
         <w:jc w:val="both"/>
         <w:rPr>
-          <w:rFonts w:eastAsia="Songti SC" w:hint="eastAsia"/>
+          <w:rFonts w:eastAsia="Songti SC"/>
           <w:color w:val="000000"/>
           <w:lang w:eastAsia="zh-CN"/>
         </w:rPr>
@@ -126,7 +126,135 @@
           <w:color w:val="000000"/>
           <w:lang w:eastAsia="zh-CN"/>
         </w:rPr>
-        <w:t>数字不平等研究早期主要考察不同群体能否接入互联网，以及是否具备基本的设备和连接条件。随着互联网渗透率提高，接入差异逐渐缩小，研究重心转向数字技能、使用方式和使用收益（DiMaggio和Hargittai，2001；Hargittai，2002；van Deursen和van Dijk，2014）。这意味着，判断不同群体是否处于平等的数字环境，不能只看他们能否上网，还要考察他们如何使用网络、获得何种信息以及能否把数字资源转化为实际收益。社交媒体进一步拓展了这一问题。公共政策、社会事件、明星动态、文化产品和日常交往持续出现在同一信息流中，用户既可以浏览和转发既有信息，也可以评论和发布内容。平台提供了共同入口，却同时形成了高度分化的信息选择，使数字性别差异可能表现为不同群体进入哪些信息领域，以及以何种方式参与这些领域。</w:t>
+        <w:t>数字不平等研究早期主要考察不同群体能否接入互联网，以及是否具备基本的设备和连接条件。随着互联网渗透率提高，接入差异逐渐缩小，研究重心转向数字技能、使用方式和使用收益（</w:t>
+      </w:r>
+      <w:r>
+        <w:rPr>
+          <w:rFonts w:eastAsia="Songti SC"/>
+          <w:color w:val="000000"/>
+          <w:lang w:eastAsia="zh-CN"/>
+        </w:rPr>
+        <w:t>DiMaggio</w:t>
+      </w:r>
+      <w:r>
+        <w:rPr>
+          <w:rFonts w:eastAsia="Songti SC"/>
+          <w:color w:val="000000"/>
+          <w:lang w:eastAsia="zh-CN"/>
+        </w:rPr>
+        <w:t>和</w:t>
+      </w:r>
+      <w:r>
+        <w:rPr>
+          <w:rFonts w:eastAsia="Songti SC"/>
+          <w:color w:val="000000"/>
+          <w:lang w:eastAsia="zh-CN"/>
+        </w:rPr>
+        <w:t>Hargittai</w:t>
+      </w:r>
+      <w:r>
+        <w:rPr>
+          <w:rFonts w:eastAsia="Songti SC"/>
+          <w:color w:val="000000"/>
+          <w:lang w:eastAsia="zh-CN"/>
+        </w:rPr>
+        <w:t>，</w:t>
+      </w:r>
+      <w:r>
+        <w:rPr>
+          <w:rFonts w:eastAsia="Songti SC"/>
+          <w:color w:val="000000"/>
+          <w:lang w:eastAsia="zh-CN"/>
+        </w:rPr>
+        <w:t>2001</w:t>
+      </w:r>
+      <w:r>
+        <w:rPr>
+          <w:rFonts w:eastAsia="Songti SC"/>
+          <w:color w:val="000000"/>
+          <w:lang w:eastAsia="zh-CN"/>
+        </w:rPr>
+        <w:t>；</w:t>
+      </w:r>
+      <w:r>
+        <w:rPr>
+          <w:rFonts w:eastAsia="Songti SC"/>
+          <w:color w:val="000000"/>
+          <w:lang w:eastAsia="zh-CN"/>
+        </w:rPr>
+        <w:t>Hargittai</w:t>
+      </w:r>
+      <w:r>
+        <w:rPr>
+          <w:rFonts w:eastAsia="Songti SC"/>
+          <w:color w:val="000000"/>
+          <w:lang w:eastAsia="zh-CN"/>
+        </w:rPr>
+        <w:t>，</w:t>
+      </w:r>
+      <w:r>
+        <w:rPr>
+          <w:rFonts w:eastAsia="Songti SC"/>
+          <w:color w:val="000000"/>
+          <w:lang w:eastAsia="zh-CN"/>
+        </w:rPr>
+        <w:t>2002</w:t>
+      </w:r>
+      <w:r>
+        <w:rPr>
+          <w:rFonts w:eastAsia="Songti SC"/>
+          <w:color w:val="000000"/>
+          <w:lang w:eastAsia="zh-CN"/>
+        </w:rPr>
+        <w:t>；</w:t>
+      </w:r>
+      <w:r>
+        <w:rPr>
+          <w:rFonts w:eastAsia="Songti SC"/>
+          <w:color w:val="000000"/>
+          <w:lang w:eastAsia="zh-CN"/>
+        </w:rPr>
+        <w:t>van Deursen</w:t>
+      </w:r>
+      <w:r>
+        <w:rPr>
+          <w:rFonts w:eastAsia="Songti SC"/>
+          <w:color w:val="000000"/>
+          <w:lang w:eastAsia="zh-CN"/>
+        </w:rPr>
+        <w:t>和</w:t>
+      </w:r>
+      <w:r>
+        <w:rPr>
+          <w:rFonts w:eastAsia="Songti SC"/>
+          <w:color w:val="000000"/>
+          <w:lang w:eastAsia="zh-CN"/>
+        </w:rPr>
+        <w:t>van Dijk</w:t>
+      </w:r>
+      <w:r>
+        <w:rPr>
+          <w:rFonts w:eastAsia="Songti SC"/>
+          <w:color w:val="000000"/>
+          <w:lang w:eastAsia="zh-CN"/>
+        </w:rPr>
+        <w:t>，</w:t>
+      </w:r>
+      <w:r>
+        <w:rPr>
+          <w:rFonts w:eastAsia="Songti SC"/>
+          <w:color w:val="000000"/>
+          <w:lang w:eastAsia="zh-CN"/>
+        </w:rPr>
+        <w:t>2014</w:t>
+      </w:r>
+      <w:r>
+        <w:rPr>
+          <w:rFonts w:eastAsia="Songti SC"/>
+          <w:color w:val="000000"/>
+          <w:lang w:eastAsia="zh-CN"/>
+        </w:rPr>
+        <w:t>）。这意味着，判断不同群体是否处于平等的数字环境，不能只看他们能否上网，还要考察他们如何使用网络、获得何种信息以及能否把数字资源转化为实际收益。社交媒体进一步拓展了这一问题。公共政策、社会事件、明星动态、文化产品和日常交往持续出现在同一信息流中，用户既可以浏览和转发既有信息，也可以评论和发布内容。平台提供了共同入口，却同时形成了高度分化的信息选择，使数字性别差异可能表现为不同群体进入哪些信息领域，以及以何种方式参与这些领域。</w:t>
       </w:r>
     </w:p>
     <w:p>
@@ -143,7 +271,432 @@
           <w:color w:val="000000"/>
           <w:lang w:eastAsia="zh-CN"/>
         </w:rPr>
-        <w:t>这种分化在公共事务与明星文化之间尤其值得关注。政治兴趣、新闻使用和政治参与研究长期发现男女差异，但差异幅度会随议题范围和参与形式变化（Verba、Burns和Schlozman，1997；Coffé，2013；Ferrín等，2020）。当地方事务、社会政策和日常生活议题进入测量时，传统政治兴趣指标中的性别差距往往缩小。与此同时，高选择媒介环境使新闻与娱乐偏好成为组织信息消费的重要力量（Prior，2005；Strömbäck、Djerf-Pierre和Shehata，2013）。在中国社交媒体上，明星文化也形成了由转发、评论、内容生产和平台指标共同维持的参与体系（Yin，2020；Zhang和Negus，2020；He和Li，2023）。公共事务与明星文化由此构成两个具有不同社会意义、又同时存在于同一平台的信息领域。进一步说，转发某类来源与公开谈论某类议题也不是同一种行为，前者留下信息消费和传播的痕迹，后者使议题进入账号的公开表达，两种参与方式面对的表达成本、受众判断和社会评价并不相同（Bode，2017；Koc-Michalska等，2021）。</w:t>
+        <w:t>这种分化在公共事务与明星文化之间尤其值得关注。政治兴趣、新闻使用和政治参与研究长期发现男女差异，但差异幅度会随议题范围和参与形式变化（</w:t>
+      </w:r>
+      <w:r>
+        <w:rPr>
+          <w:rFonts w:eastAsia="Songti SC"/>
+          <w:color w:val="000000"/>
+          <w:lang w:eastAsia="zh-CN"/>
+        </w:rPr>
+        <w:t>Verba</w:t>
+      </w:r>
+      <w:r>
+        <w:rPr>
+          <w:rFonts w:eastAsia="Songti SC"/>
+          <w:color w:val="000000"/>
+          <w:lang w:eastAsia="zh-CN"/>
+        </w:rPr>
+        <w:t>、</w:t>
+      </w:r>
+      <w:r>
+        <w:rPr>
+          <w:rFonts w:eastAsia="Songti SC"/>
+          <w:color w:val="000000"/>
+          <w:lang w:eastAsia="zh-CN"/>
+        </w:rPr>
+        <w:t>Burns</w:t>
+      </w:r>
+      <w:r>
+        <w:rPr>
+          <w:rFonts w:eastAsia="Songti SC"/>
+          <w:color w:val="000000"/>
+          <w:lang w:eastAsia="zh-CN"/>
+        </w:rPr>
+        <w:t>和</w:t>
+      </w:r>
+      <w:r>
+        <w:rPr>
+          <w:rFonts w:eastAsia="Songti SC"/>
+          <w:color w:val="000000"/>
+          <w:lang w:eastAsia="zh-CN"/>
+        </w:rPr>
+        <w:t>Schlozman</w:t>
+      </w:r>
+      <w:r>
+        <w:rPr>
+          <w:rFonts w:eastAsia="Songti SC"/>
+          <w:color w:val="000000"/>
+          <w:lang w:eastAsia="zh-CN"/>
+        </w:rPr>
+        <w:t>，</w:t>
+      </w:r>
+      <w:r>
+        <w:rPr>
+          <w:rFonts w:eastAsia="Songti SC"/>
+          <w:color w:val="000000"/>
+          <w:lang w:eastAsia="zh-CN"/>
+        </w:rPr>
+        <w:t>1997</w:t>
+      </w:r>
+      <w:r>
+        <w:rPr>
+          <w:rFonts w:eastAsia="Songti SC"/>
+          <w:color w:val="000000"/>
+          <w:lang w:eastAsia="zh-CN"/>
+        </w:rPr>
+        <w:t>；</w:t>
+      </w:r>
+      <w:r>
+        <w:rPr>
+          <w:rFonts w:eastAsia="Songti SC"/>
+          <w:color w:val="000000"/>
+          <w:lang w:eastAsia="zh-CN"/>
+        </w:rPr>
+        <w:t>Coffé</w:t>
+      </w:r>
+      <w:r>
+        <w:rPr>
+          <w:rFonts w:eastAsia="Songti SC"/>
+          <w:color w:val="000000"/>
+          <w:lang w:eastAsia="zh-CN"/>
+        </w:rPr>
+        <w:t>，</w:t>
+      </w:r>
+      <w:r>
+        <w:rPr>
+          <w:rFonts w:eastAsia="Songti SC"/>
+          <w:color w:val="000000"/>
+          <w:lang w:eastAsia="zh-CN"/>
+        </w:rPr>
+        <w:t>2013</w:t>
+      </w:r>
+      <w:r>
+        <w:rPr>
+          <w:rFonts w:eastAsia="Songti SC"/>
+          <w:color w:val="000000"/>
+          <w:lang w:eastAsia="zh-CN"/>
+        </w:rPr>
+        <w:t>；</w:t>
+      </w:r>
+      <w:r>
+        <w:rPr>
+          <w:rFonts w:eastAsia="Songti SC"/>
+          <w:color w:val="000000"/>
+          <w:lang w:eastAsia="zh-CN"/>
+        </w:rPr>
+        <w:t>Ferrín</w:t>
+      </w:r>
+      <w:r>
+        <w:rPr>
+          <w:rFonts w:eastAsia="Songti SC"/>
+          <w:color w:val="000000"/>
+          <w:lang w:eastAsia="zh-CN"/>
+        </w:rPr>
+        <w:t>等，</w:t>
+      </w:r>
+      <w:r>
+        <w:rPr>
+          <w:rFonts w:eastAsia="Songti SC"/>
+          <w:color w:val="000000"/>
+          <w:lang w:eastAsia="zh-CN"/>
+        </w:rPr>
+        <w:t>2020</w:t>
+      </w:r>
+      <w:r>
+        <w:rPr>
+          <w:rFonts w:eastAsia="Songti SC"/>
+          <w:color w:val="000000"/>
+          <w:lang w:eastAsia="zh-CN"/>
+        </w:rPr>
+        <w:t>）。当地方事务、社会政策和日常生活议题进入测量时，传统政治兴趣指标中的性别差距往往缩小。与此同时，高选择媒介环境使新闻与娱乐偏好成为组织信息消费的重要力量（</w:t>
+      </w:r>
+      <w:r>
+        <w:rPr>
+          <w:rFonts w:eastAsia="Songti SC"/>
+          <w:color w:val="000000"/>
+          <w:lang w:eastAsia="zh-CN"/>
+        </w:rPr>
+        <w:t>Prior</w:t>
+      </w:r>
+      <w:r>
+        <w:rPr>
+          <w:rFonts w:eastAsia="Songti SC"/>
+          <w:color w:val="000000"/>
+          <w:lang w:eastAsia="zh-CN"/>
+        </w:rPr>
+        <w:t>，</w:t>
+      </w:r>
+      <w:r>
+        <w:rPr>
+          <w:rFonts w:eastAsia="Songti SC"/>
+          <w:color w:val="000000"/>
+          <w:lang w:eastAsia="zh-CN"/>
+        </w:rPr>
+        <w:t>2005</w:t>
+      </w:r>
+      <w:r>
+        <w:rPr>
+          <w:rFonts w:eastAsia="Songti SC"/>
+          <w:color w:val="000000"/>
+          <w:lang w:eastAsia="zh-CN"/>
+        </w:rPr>
+        <w:t>；</w:t>
+      </w:r>
+      <w:r>
+        <w:rPr>
+          <w:rFonts w:eastAsia="Songti SC"/>
+          <w:color w:val="000000"/>
+          <w:lang w:eastAsia="zh-CN"/>
+        </w:rPr>
+        <w:t>Strömbäck</w:t>
+      </w:r>
+      <w:r>
+        <w:rPr>
+          <w:rFonts w:eastAsia="Songti SC"/>
+          <w:color w:val="000000"/>
+          <w:lang w:eastAsia="zh-CN"/>
+        </w:rPr>
+        <w:t>、</w:t>
+      </w:r>
+      <w:r>
+        <w:rPr>
+          <w:rFonts w:eastAsia="Songti SC"/>
+          <w:color w:val="000000"/>
+          <w:lang w:eastAsia="zh-CN"/>
+        </w:rPr>
+        <w:t>Djerf-Pierre</w:t>
+      </w:r>
+      <w:r>
+        <w:rPr>
+          <w:rFonts w:eastAsia="Songti SC"/>
+          <w:color w:val="000000"/>
+          <w:lang w:eastAsia="zh-CN"/>
+        </w:rPr>
+        <w:t>和</w:t>
+      </w:r>
+      <w:r>
+        <w:rPr>
+          <w:rFonts w:eastAsia="Songti SC"/>
+          <w:color w:val="000000"/>
+          <w:lang w:eastAsia="zh-CN"/>
+        </w:rPr>
+        <w:t>Shehata</w:t>
+      </w:r>
+      <w:r>
+        <w:rPr>
+          <w:rFonts w:eastAsia="Songti SC"/>
+          <w:color w:val="000000"/>
+          <w:lang w:eastAsia="zh-CN"/>
+        </w:rPr>
+        <w:t>，</w:t>
+      </w:r>
+      <w:r>
+        <w:rPr>
+          <w:rFonts w:eastAsia="Songti SC"/>
+          <w:color w:val="000000"/>
+          <w:lang w:eastAsia="zh-CN"/>
+        </w:rPr>
+        <w:t>2013</w:t>
+      </w:r>
+      <w:r>
+        <w:rPr>
+          <w:rFonts w:eastAsia="Songti SC"/>
+          <w:color w:val="000000"/>
+          <w:lang w:eastAsia="zh-CN"/>
+        </w:rPr>
+        <w:t>）。在中国社交媒体上，明星文化也形成了由转发、评论、内容生产和平台指标共同维持的参与体系（</w:t>
+      </w:r>
+      <w:r>
+        <w:rPr>
+          <w:rFonts w:eastAsia="Songti SC"/>
+          <w:color w:val="000000"/>
+          <w:lang w:eastAsia="zh-CN"/>
+        </w:rPr>
+        <w:t>Yin</w:t>
+      </w:r>
+      <w:r>
+        <w:rPr>
+          <w:rFonts w:eastAsia="Songti SC"/>
+          <w:color w:val="000000"/>
+          <w:lang w:eastAsia="zh-CN"/>
+        </w:rPr>
+        <w:t>，</w:t>
+      </w:r>
+      <w:r>
+        <w:rPr>
+          <w:rFonts w:eastAsia="Songti SC"/>
+          <w:color w:val="000000"/>
+          <w:lang w:eastAsia="zh-CN"/>
+        </w:rPr>
+        <w:t>2020</w:t>
+      </w:r>
+      <w:r>
+        <w:rPr>
+          <w:rFonts w:eastAsia="Songti SC"/>
+          <w:color w:val="000000"/>
+          <w:lang w:eastAsia="zh-CN"/>
+        </w:rPr>
+        <w:t>；</w:t>
+      </w:r>
+      <w:r>
+        <w:rPr>
+          <w:rFonts w:eastAsia="Songti SC"/>
+          <w:color w:val="000000"/>
+          <w:lang w:eastAsia="zh-CN"/>
+        </w:rPr>
+        <w:t>Zhang</w:t>
+      </w:r>
+      <w:r>
+        <w:rPr>
+          <w:rFonts w:eastAsia="Songti SC"/>
+          <w:color w:val="000000"/>
+          <w:lang w:eastAsia="zh-CN"/>
+        </w:rPr>
+        <w:t>和</w:t>
+      </w:r>
+      <w:r>
+        <w:rPr>
+          <w:rFonts w:eastAsia="Songti SC"/>
+          <w:color w:val="000000"/>
+          <w:lang w:eastAsia="zh-CN"/>
+        </w:rPr>
+        <w:t>Negus</w:t>
+      </w:r>
+      <w:r>
+        <w:rPr>
+          <w:rFonts w:eastAsia="Songti SC"/>
+          <w:color w:val="000000"/>
+          <w:lang w:eastAsia="zh-CN"/>
+        </w:rPr>
+        <w:t>，</w:t>
+      </w:r>
+      <w:r>
+        <w:rPr>
+          <w:rFonts w:eastAsia="Songti SC"/>
+          <w:color w:val="000000"/>
+          <w:lang w:eastAsia="zh-CN"/>
+        </w:rPr>
+        <w:t>2020</w:t>
+      </w:r>
+      <w:r>
+        <w:rPr>
+          <w:rFonts w:eastAsia="Songti SC"/>
+          <w:color w:val="000000"/>
+          <w:lang w:eastAsia="zh-CN"/>
+        </w:rPr>
+        <w:t>；</w:t>
+      </w:r>
+      <w:r>
+        <w:rPr>
+          <w:rFonts w:eastAsia="Songti SC"/>
+          <w:color w:val="000000"/>
+          <w:lang w:eastAsia="zh-CN"/>
+        </w:rPr>
+        <w:t>He</w:t>
+      </w:r>
+      <w:r>
+        <w:rPr>
+          <w:rFonts w:eastAsia="Songti SC"/>
+          <w:color w:val="000000"/>
+          <w:lang w:eastAsia="zh-CN"/>
+        </w:rPr>
+        <w:t>和</w:t>
+      </w:r>
+      <w:r>
+        <w:rPr>
+          <w:rFonts w:eastAsia="Songti SC"/>
+          <w:color w:val="000000"/>
+          <w:lang w:eastAsia="zh-CN"/>
+        </w:rPr>
+        <w:t>Li</w:t>
+      </w:r>
+      <w:r>
+        <w:rPr>
+          <w:rFonts w:eastAsia="Songti SC"/>
+          <w:color w:val="000000"/>
+          <w:lang w:eastAsia="zh-CN"/>
+        </w:rPr>
+        <w:t>，</w:t>
+      </w:r>
+      <w:r>
+        <w:rPr>
+          <w:rFonts w:eastAsia="Songti SC"/>
+          <w:color w:val="000000"/>
+          <w:lang w:eastAsia="zh-CN"/>
+        </w:rPr>
+        <w:t>2023</w:t>
+      </w:r>
+      <w:r>
+        <w:rPr>
+          <w:rFonts w:eastAsia="Songti SC"/>
+          <w:color w:val="000000"/>
+          <w:lang w:eastAsia="zh-CN"/>
+        </w:rPr>
+        <w:t>）。公共事务与明星文化由此构成两个具有不同社会意义、又同时存在于同一</w:t>
+      </w:r>
+      <w:r>
+        <w:rPr>
+          <w:rFonts w:eastAsia="Songti SC"/>
+          <w:color w:val="000000"/>
+          <w:lang w:eastAsia="zh-CN"/>
+        </w:rPr>
+        <w:lastRenderedPageBreak/>
+        <w:t>平台的信息领域。进一步说，转发某类来源与公开谈论某类议题也不是同一种行为，前者留下信息消费和传播的痕迹，后者使议题进入账号的公开表达，两种参与方式面对的表达成本、受众判断和社会评价并不相同（</w:t>
+      </w:r>
+      <w:r>
+        <w:rPr>
+          <w:rFonts w:eastAsia="Songti SC"/>
+          <w:color w:val="000000"/>
+          <w:lang w:eastAsia="zh-CN"/>
+        </w:rPr>
+        <w:t>Bode</w:t>
+      </w:r>
+      <w:r>
+        <w:rPr>
+          <w:rFonts w:eastAsia="Songti SC"/>
+          <w:color w:val="000000"/>
+          <w:lang w:eastAsia="zh-CN"/>
+        </w:rPr>
+        <w:t>，</w:t>
+      </w:r>
+      <w:r>
+        <w:rPr>
+          <w:rFonts w:eastAsia="Songti SC"/>
+          <w:color w:val="000000"/>
+          <w:lang w:eastAsia="zh-CN"/>
+        </w:rPr>
+        <w:t>2017</w:t>
+      </w:r>
+      <w:r>
+        <w:rPr>
+          <w:rFonts w:eastAsia="Songti SC"/>
+          <w:color w:val="000000"/>
+          <w:lang w:eastAsia="zh-CN"/>
+        </w:rPr>
+        <w:t>；</w:t>
+      </w:r>
+      <w:r>
+        <w:rPr>
+          <w:rFonts w:eastAsia="Songti SC"/>
+          <w:color w:val="000000"/>
+          <w:lang w:eastAsia="zh-CN"/>
+        </w:rPr>
+        <w:t>Koc-Michalska</w:t>
+      </w:r>
+      <w:r>
+        <w:rPr>
+          <w:rFonts w:eastAsia="Songti SC"/>
+          <w:color w:val="000000"/>
+          <w:lang w:eastAsia="zh-CN"/>
+        </w:rPr>
+        <w:t>等，</w:t>
+      </w:r>
+      <w:r>
+        <w:rPr>
+          <w:rFonts w:eastAsia="Songti SC"/>
+          <w:color w:val="000000"/>
+          <w:lang w:eastAsia="zh-CN"/>
+        </w:rPr>
+        <w:t>2021</w:t>
+      </w:r>
+      <w:r>
+        <w:rPr>
+          <w:rFonts w:eastAsia="Songti SC"/>
+          <w:color w:val="000000"/>
+          <w:lang w:eastAsia="zh-CN"/>
+        </w:rPr>
+        <w:t>）。</w:t>
       </w:r>
     </w:p>
     <w:p>
@@ -160,7 +713,55 @@
           <w:color w:val="000000"/>
           <w:lang w:eastAsia="zh-CN"/>
         </w:rPr>
-        <w:t>本文由此关注一个核心问题：网络接入日益普及之后，不同性别账号是否在公共事务与明星文化两个领域形成了不同的信息参与结构，这种差异又是否会因信息消费和内容表达两种参与方式而变化？针对这一问题，本文使用2020年微博225,339个账号及其146,811,818条帖子，将公共事务领域与明星文化领域置于同一批账号和同一观察期内进行比较。研究分别以账号是否转发相关来源衡量可见的信息消费，以相关内容占有效文字帖的比例衡量内容表达，先描述平台中实际出现的性别差异，再比较发帖量、转发量和活跃时间相近的账号，并通过性别与信息领域的交互项检验两个领域的差异是否在两种参与方式中具有不同幅度。稳健性分析进一步考察个人账号、男女平衡样本、测量规则、来源名单、词表和观察月份的影响，从而判断研究发现是否依赖特定的账号构成或操作化方式。</w:t>
+        <w:t>本文由此关注一个核心问题：网络接入日益普及之后，不同性别账号是否在公共事务与明星文化两个领域形成了不同的信息参与结构，这种差异又是否会因信息消费和内容表达两种参与方式而变化？针对这一问题，本文使用</w:t>
+      </w:r>
+      <w:r>
+        <w:rPr>
+          <w:rFonts w:eastAsia="Songti SC"/>
+          <w:color w:val="000000"/>
+          <w:lang w:eastAsia="zh-CN"/>
+        </w:rPr>
+        <w:t>2020</w:t>
+      </w:r>
+      <w:r>
+        <w:rPr>
+          <w:rFonts w:eastAsia="Songti SC"/>
+          <w:color w:val="000000"/>
+          <w:lang w:eastAsia="zh-CN"/>
+        </w:rPr>
+        <w:t>年微博</w:t>
+      </w:r>
+      <w:r>
+        <w:rPr>
+          <w:rFonts w:eastAsia="Songti SC"/>
+          <w:color w:val="000000"/>
+          <w:lang w:eastAsia="zh-CN"/>
+        </w:rPr>
+        <w:t>225,339</w:t>
+      </w:r>
+      <w:r>
+        <w:rPr>
+          <w:rFonts w:eastAsia="Songti SC"/>
+          <w:color w:val="000000"/>
+          <w:lang w:eastAsia="zh-CN"/>
+        </w:rPr>
+        <w:t>个账号及其</w:t>
+      </w:r>
+      <w:r>
+        <w:rPr>
+          <w:rFonts w:eastAsia="Songti SC"/>
+          <w:color w:val="000000"/>
+          <w:lang w:eastAsia="zh-CN"/>
+        </w:rPr>
+        <w:t>146,811,818</w:t>
+      </w:r>
+      <w:r>
+        <w:rPr>
+          <w:rFonts w:eastAsia="Songti SC"/>
+          <w:color w:val="000000"/>
+          <w:lang w:eastAsia="zh-CN"/>
+        </w:rPr>
+        <w:t>条帖子，将公共事务领域与明星文化领域置于同一批账号和同一观察期内进行比较。研究分别以账号是否转发相关来源衡量可见的信息消费，以相关内容占有效文字帖的比例衡量内容表达，先描述平台中实际出现的性别差异，再比较发帖量、转发量和活跃时间相近的账号，并通过性别与信息领域的交互项检验两个领域的差异是否在两种参与方式中具有不同幅度。稳健性分析进一步考察个人账号、男女平衡样本、测量规则、来源名单、词表和观察月份的影响，从而判断研究发现是否依赖特定的账号构成或操作化方式。</w:t>
       </w:r>
     </w:p>
     <w:p>
@@ -209,7 +810,199 @@
           <w:color w:val="000000"/>
           <w:lang w:eastAsia="zh-CN"/>
         </w:rPr>
-        <w:t>数字鸿沟研究最初主要用设备拥有和网络接入识别不平等。随着互联网普及，研究者开始强调接入之后的差异，包括使用自主性、数字技能、使用目的和由网络使用获得的收益（DiMaggio和Hargittai，2001；Hargittai，2002；van Deursen和van Dijk，2014）。Scheerder、van Deursen和van Dijk（2017）的系统综述进一步将这一变化概括为第二层次和第三层次数字鸿沟：前者关注技能和使用差异，后者关注不同使用能否转化为社会、文化、经济和政治收益。这一研究进展意味着，共同接入互联网只提供了相似的技术起点，不能据此推断不同群体拥有相同的数字实践及其结果。</w:t>
+        <w:t>数字鸿沟研究最初主要用设备拥有和网络接入识别不平等。随着互联网普及，研究者开始强调接入之后的差异，包括使用自主性、数字技能、使用目的和由网络使用获得的收益（</w:t>
+      </w:r>
+      <w:r>
+        <w:rPr>
+          <w:rFonts w:eastAsia="Songti SC"/>
+          <w:color w:val="000000"/>
+          <w:lang w:eastAsia="zh-CN"/>
+        </w:rPr>
+        <w:t>DiMaggio</w:t>
+      </w:r>
+      <w:r>
+        <w:rPr>
+          <w:rFonts w:eastAsia="Songti SC"/>
+          <w:color w:val="000000"/>
+          <w:lang w:eastAsia="zh-CN"/>
+        </w:rPr>
+        <w:t>和</w:t>
+      </w:r>
+      <w:r>
+        <w:rPr>
+          <w:rFonts w:eastAsia="Songti SC"/>
+          <w:color w:val="000000"/>
+          <w:lang w:eastAsia="zh-CN"/>
+        </w:rPr>
+        <w:t>Hargittai</w:t>
+      </w:r>
+      <w:r>
+        <w:rPr>
+          <w:rFonts w:eastAsia="Songti SC"/>
+          <w:color w:val="000000"/>
+          <w:lang w:eastAsia="zh-CN"/>
+        </w:rPr>
+        <w:t>，</w:t>
+      </w:r>
+      <w:r>
+        <w:rPr>
+          <w:rFonts w:eastAsia="Songti SC"/>
+          <w:color w:val="000000"/>
+          <w:lang w:eastAsia="zh-CN"/>
+        </w:rPr>
+        <w:t>2001</w:t>
+      </w:r>
+      <w:r>
+        <w:rPr>
+          <w:rFonts w:eastAsia="Songti SC"/>
+          <w:color w:val="000000"/>
+          <w:lang w:eastAsia="zh-CN"/>
+        </w:rPr>
+        <w:t>；</w:t>
+      </w:r>
+      <w:r>
+        <w:rPr>
+          <w:rFonts w:eastAsia="Songti SC"/>
+          <w:color w:val="000000"/>
+          <w:lang w:eastAsia="zh-CN"/>
+        </w:rPr>
+        <w:t>Hargittai</w:t>
+      </w:r>
+      <w:r>
+        <w:rPr>
+          <w:rFonts w:eastAsia="Songti SC"/>
+          <w:color w:val="000000"/>
+          <w:lang w:eastAsia="zh-CN"/>
+        </w:rPr>
+        <w:t>，</w:t>
+      </w:r>
+      <w:r>
+        <w:rPr>
+          <w:rFonts w:eastAsia="Songti SC"/>
+          <w:color w:val="000000"/>
+          <w:lang w:eastAsia="zh-CN"/>
+        </w:rPr>
+        <w:t>2002</w:t>
+      </w:r>
+      <w:r>
+        <w:rPr>
+          <w:rFonts w:eastAsia="Songti SC"/>
+          <w:color w:val="000000"/>
+          <w:lang w:eastAsia="zh-CN"/>
+        </w:rPr>
+        <w:t>；</w:t>
+      </w:r>
+      <w:r>
+        <w:rPr>
+          <w:rFonts w:eastAsia="Songti SC"/>
+          <w:color w:val="000000"/>
+          <w:lang w:eastAsia="zh-CN"/>
+        </w:rPr>
+        <w:t>van Deursen</w:t>
+      </w:r>
+      <w:r>
+        <w:rPr>
+          <w:rFonts w:eastAsia="Songti SC"/>
+          <w:color w:val="000000"/>
+          <w:lang w:eastAsia="zh-CN"/>
+        </w:rPr>
+        <w:t>和</w:t>
+      </w:r>
+      <w:r>
+        <w:rPr>
+          <w:rFonts w:eastAsia="Songti SC"/>
+          <w:color w:val="000000"/>
+          <w:lang w:eastAsia="zh-CN"/>
+        </w:rPr>
+        <w:t>van Dijk</w:t>
+      </w:r>
+      <w:r>
+        <w:rPr>
+          <w:rFonts w:eastAsia="Songti SC"/>
+          <w:color w:val="000000"/>
+          <w:lang w:eastAsia="zh-CN"/>
+        </w:rPr>
+        <w:t>，</w:t>
+      </w:r>
+      <w:r>
+        <w:rPr>
+          <w:rFonts w:eastAsia="Songti SC"/>
+          <w:color w:val="000000"/>
+          <w:lang w:eastAsia="zh-CN"/>
+        </w:rPr>
+        <w:t>2014</w:t>
+      </w:r>
+      <w:r>
+        <w:rPr>
+          <w:rFonts w:eastAsia="Songti SC"/>
+          <w:color w:val="000000"/>
+          <w:lang w:eastAsia="zh-CN"/>
+        </w:rPr>
+        <w:t>）。</w:t>
+      </w:r>
+      <w:r>
+        <w:rPr>
+          <w:rFonts w:eastAsia="Songti SC"/>
+          <w:color w:val="000000"/>
+          <w:lang w:eastAsia="zh-CN"/>
+        </w:rPr>
+        <w:t>Scheerder</w:t>
+      </w:r>
+      <w:r>
+        <w:rPr>
+          <w:rFonts w:eastAsia="Songti SC"/>
+          <w:color w:val="000000"/>
+          <w:lang w:eastAsia="zh-CN"/>
+        </w:rPr>
+        <w:t>、</w:t>
+      </w:r>
+      <w:r>
+        <w:rPr>
+          <w:rFonts w:eastAsia="Songti SC"/>
+          <w:color w:val="000000"/>
+          <w:lang w:eastAsia="zh-CN"/>
+        </w:rPr>
+        <w:t>van Deursen</w:t>
+      </w:r>
+      <w:r>
+        <w:rPr>
+          <w:rFonts w:eastAsia="Songti SC"/>
+          <w:color w:val="000000"/>
+          <w:lang w:eastAsia="zh-CN"/>
+        </w:rPr>
+        <w:t>和</w:t>
+      </w:r>
+      <w:r>
+        <w:rPr>
+          <w:rFonts w:eastAsia="Songti SC"/>
+          <w:color w:val="000000"/>
+          <w:lang w:eastAsia="zh-CN"/>
+        </w:rPr>
+        <w:t>van Dijk</w:t>
+      </w:r>
+      <w:r>
+        <w:rPr>
+          <w:rFonts w:eastAsia="Songti SC"/>
+          <w:color w:val="000000"/>
+          <w:lang w:eastAsia="zh-CN"/>
+        </w:rPr>
+        <w:t>（</w:t>
+      </w:r>
+      <w:r>
+        <w:rPr>
+          <w:rFonts w:eastAsia="Songti SC"/>
+          <w:color w:val="000000"/>
+          <w:lang w:eastAsia="zh-CN"/>
+        </w:rPr>
+        <w:t>2017</w:t>
+      </w:r>
+      <w:r>
+        <w:rPr>
+          <w:rFonts w:eastAsia="Songti SC"/>
+          <w:color w:val="000000"/>
+          <w:lang w:eastAsia="zh-CN"/>
+        </w:rPr>
+        <w:t>）的系统综述进一步将这一变化概括为第二层次和第三层次数字鸿沟：前者关注技能和使用差异，后者关注不同使用能否转化为社会、文化、经济和政治收益。这一研究进展意味着，共同接入互联网只提供了相似的技术起点，不能据此推断不同群体拥有相同的数字实践及其结果。</w:t>
       </w:r>
     </w:p>
     <w:p>
@@ -226,7 +1019,119 @@
           <w:color w:val="000000"/>
           <w:lang w:eastAsia="zh-CN"/>
         </w:rPr>
-        <w:t>性别差异也沿着这一脉络发生变化。早期研究主要讨论女性较低的互联网使用率及其社会经济来源（Bimber，2000），后续研究则发现，男女在实际网络技能、自我评价和具体使用上的差异并不完全一致。Hargittai和Shafer（2006）发现，女性对自身网络技能的评价低于男性，但实际操作能力并没有出现同等幅度的差异。Helsper（2010）进一步指出，性别差异会随生命阶段、就业和家庭状况发生变化，不同网络用途中的差异也并不一致。因此，网络普及并没有使数字性别不平等自动消失，而是使差异更可能表现为技能评价、使用安排和参与方向的组合。</w:t>
+        <w:t>性别差异也沿着这一脉络发生变化。早期研究主要讨论女性较低的互联网使用率及其社会经济来源（</w:t>
+      </w:r>
+      <w:r>
+        <w:rPr>
+          <w:rFonts w:eastAsia="Songti SC"/>
+          <w:color w:val="000000"/>
+          <w:lang w:eastAsia="zh-CN"/>
+        </w:rPr>
+        <w:t>Bimber</w:t>
+      </w:r>
+      <w:r>
+        <w:rPr>
+          <w:rFonts w:eastAsia="Songti SC"/>
+          <w:color w:val="000000"/>
+          <w:lang w:eastAsia="zh-CN"/>
+        </w:rPr>
+        <w:t>，</w:t>
+      </w:r>
+      <w:r>
+        <w:rPr>
+          <w:rFonts w:eastAsia="Songti SC"/>
+          <w:color w:val="000000"/>
+          <w:lang w:eastAsia="zh-CN"/>
+        </w:rPr>
+        <w:t>2000</w:t>
+      </w:r>
+      <w:r>
+        <w:rPr>
+          <w:rFonts w:eastAsia="Songti SC"/>
+          <w:color w:val="000000"/>
+          <w:lang w:eastAsia="zh-CN"/>
+        </w:rPr>
+        <w:t>），后续研究则发现，男女在实际网络技能、自我评价和具体使用上的差异并不完全一致。</w:t>
+      </w:r>
+      <w:r>
+        <w:rPr>
+          <w:rFonts w:eastAsia="Songti SC"/>
+          <w:color w:val="000000"/>
+          <w:lang w:eastAsia="zh-CN"/>
+        </w:rPr>
+        <w:t>Hargittai</w:t>
+      </w:r>
+      <w:r>
+        <w:rPr>
+          <w:rFonts w:eastAsia="Songti SC"/>
+          <w:color w:val="000000"/>
+          <w:lang w:eastAsia="zh-CN"/>
+        </w:rPr>
+        <w:t>和</w:t>
+      </w:r>
+      <w:r>
+        <w:rPr>
+          <w:rFonts w:eastAsia="Songti SC"/>
+          <w:color w:val="000000"/>
+          <w:lang w:eastAsia="zh-CN"/>
+        </w:rPr>
+        <w:t>Shafer</w:t>
+      </w:r>
+      <w:r>
+        <w:rPr>
+          <w:rFonts w:eastAsia="Songti SC"/>
+          <w:color w:val="000000"/>
+          <w:lang w:eastAsia="zh-CN"/>
+        </w:rPr>
+        <w:t>（</w:t>
+      </w:r>
+      <w:r>
+        <w:rPr>
+          <w:rFonts w:eastAsia="Songti SC"/>
+          <w:color w:val="000000"/>
+          <w:lang w:eastAsia="zh-CN"/>
+        </w:rPr>
+        <w:t>2006</w:t>
+      </w:r>
+      <w:r>
+        <w:rPr>
+          <w:rFonts w:eastAsia="Songti SC"/>
+          <w:color w:val="000000"/>
+          <w:lang w:eastAsia="zh-CN"/>
+        </w:rPr>
+        <w:t>）发现，女性对自身网络技能的评价低于男性，但实际操作能力并没有出现同等幅度的差异。</w:t>
+      </w:r>
+      <w:r>
+        <w:rPr>
+          <w:rFonts w:eastAsia="Songti SC"/>
+          <w:color w:val="000000"/>
+          <w:lang w:eastAsia="zh-CN"/>
+        </w:rPr>
+        <w:t>Helsper</w:t>
+      </w:r>
+      <w:r>
+        <w:rPr>
+          <w:rFonts w:eastAsia="Songti SC"/>
+          <w:color w:val="000000"/>
+          <w:lang w:eastAsia="zh-CN"/>
+        </w:rPr>
+        <w:t>（</w:t>
+      </w:r>
+      <w:r>
+        <w:rPr>
+          <w:rFonts w:eastAsia="Songti SC"/>
+          <w:color w:val="000000"/>
+          <w:lang w:eastAsia="zh-CN"/>
+        </w:rPr>
+        <w:t>2010</w:t>
+      </w:r>
+      <w:r>
+        <w:rPr>
+          <w:rFonts w:eastAsia="Songti SC"/>
+          <w:color w:val="000000"/>
+          <w:lang w:eastAsia="zh-CN"/>
+        </w:rPr>
+        <w:t>）进一步指出，性别差异会随生命阶段、就业和家庭状况发生变化，不同网络用途中的差异也并不一致。因此，网络普及并没有使数字性别不平等自动消失，而是使差异更可能表现为技能评价、使用安排和参与方向的组合。</w:t>
       </w:r>
     </w:p>
     <w:p>
@@ -259,6 +1164,7 @@
           <w:rFonts w:ascii="Times New Roman" w:eastAsia="Heiti SC" w:hAnsi="Times New Roman"/>
           <w:lang w:eastAsia="zh-CN"/>
         </w:rPr>
+        <w:lastRenderedPageBreak/>
         <w:t>（二）公共事务参与的性别差异</w:t>
       </w:r>
     </w:p>
@@ -276,7 +1182,231 @@
           <w:color w:val="000000"/>
           <w:lang w:eastAsia="zh-CN"/>
         </w:rPr>
-        <w:t>政治兴趣既是公共信息接触的动机，也是政治参与的重要前置条件。既有研究发现，女性在一般政治兴趣、政治知识和政治效能感上的平均水平通常低于男性，这一差异无法完全由教育、收入和可支配时间解释，并可能在较早的社会化阶段形成（Bennett和Bennett，1989；Verba、Burns和Schlozman，1997；Fraile和Sánchez-Vítores，2020）。不过，政治兴趣并非单一对象。Coffé（2013）区分地方、国家和国际议题后发现，男女在地方议题上的差异很小；Ferrín等（2020）让受访者报告具体关心的问题后，一般政治兴趣中的性别差距也明显缩小。研究将哪些内容划入政治，会直接影响观察到的性别差异。因此，公共事务领域需要覆盖与社会生活相关的议题，而不能只用狭义的政党政治代表公共参与。</w:t>
+        <w:t>政治兴趣既是公共信息接触的动机，也是政治参与的重要前置条件。既有研究发现，女性在一般政治兴趣、政治知识和政治效能感上的平均水平通常低于男性，这一差异无法完全由教育、收入和可支配时间解释，并可能在较早的社会化阶段形成（</w:t>
+      </w:r>
+      <w:r>
+        <w:rPr>
+          <w:rFonts w:eastAsia="Songti SC"/>
+          <w:color w:val="000000"/>
+          <w:lang w:eastAsia="zh-CN"/>
+        </w:rPr>
+        <w:t>Bennett</w:t>
+      </w:r>
+      <w:r>
+        <w:rPr>
+          <w:rFonts w:eastAsia="Songti SC"/>
+          <w:color w:val="000000"/>
+          <w:lang w:eastAsia="zh-CN"/>
+        </w:rPr>
+        <w:t>和</w:t>
+      </w:r>
+      <w:r>
+        <w:rPr>
+          <w:rFonts w:eastAsia="Songti SC"/>
+          <w:color w:val="000000"/>
+          <w:lang w:eastAsia="zh-CN"/>
+        </w:rPr>
+        <w:t>Bennett</w:t>
+      </w:r>
+      <w:r>
+        <w:rPr>
+          <w:rFonts w:eastAsia="Songti SC"/>
+          <w:color w:val="000000"/>
+          <w:lang w:eastAsia="zh-CN"/>
+        </w:rPr>
+        <w:t>，</w:t>
+      </w:r>
+      <w:r>
+        <w:rPr>
+          <w:rFonts w:eastAsia="Songti SC"/>
+          <w:color w:val="000000"/>
+          <w:lang w:eastAsia="zh-CN"/>
+        </w:rPr>
+        <w:t>1989</w:t>
+      </w:r>
+      <w:r>
+        <w:rPr>
+          <w:rFonts w:eastAsia="Songti SC"/>
+          <w:color w:val="000000"/>
+          <w:lang w:eastAsia="zh-CN"/>
+        </w:rPr>
+        <w:t>；</w:t>
+      </w:r>
+      <w:r>
+        <w:rPr>
+          <w:rFonts w:eastAsia="Songti SC"/>
+          <w:color w:val="000000"/>
+          <w:lang w:eastAsia="zh-CN"/>
+        </w:rPr>
+        <w:t>Verba</w:t>
+      </w:r>
+      <w:r>
+        <w:rPr>
+          <w:rFonts w:eastAsia="Songti SC"/>
+          <w:color w:val="000000"/>
+          <w:lang w:eastAsia="zh-CN"/>
+        </w:rPr>
+        <w:t>、</w:t>
+      </w:r>
+      <w:r>
+        <w:rPr>
+          <w:rFonts w:eastAsia="Songti SC"/>
+          <w:color w:val="000000"/>
+          <w:lang w:eastAsia="zh-CN"/>
+        </w:rPr>
+        <w:t>Burns</w:t>
+      </w:r>
+      <w:r>
+        <w:rPr>
+          <w:rFonts w:eastAsia="Songti SC"/>
+          <w:color w:val="000000"/>
+          <w:lang w:eastAsia="zh-CN"/>
+        </w:rPr>
+        <w:t>和</w:t>
+      </w:r>
+      <w:r>
+        <w:rPr>
+          <w:rFonts w:eastAsia="Songti SC"/>
+          <w:color w:val="000000"/>
+          <w:lang w:eastAsia="zh-CN"/>
+        </w:rPr>
+        <w:t>Schlozman</w:t>
+      </w:r>
+      <w:r>
+        <w:rPr>
+          <w:rFonts w:eastAsia="Songti SC"/>
+          <w:color w:val="000000"/>
+          <w:lang w:eastAsia="zh-CN"/>
+        </w:rPr>
+        <w:t>，</w:t>
+      </w:r>
+      <w:r>
+        <w:rPr>
+          <w:rFonts w:eastAsia="Songti SC"/>
+          <w:color w:val="000000"/>
+          <w:lang w:eastAsia="zh-CN"/>
+        </w:rPr>
+        <w:t>1997</w:t>
+      </w:r>
+      <w:r>
+        <w:rPr>
+          <w:rFonts w:eastAsia="Songti SC"/>
+          <w:color w:val="000000"/>
+          <w:lang w:eastAsia="zh-CN"/>
+        </w:rPr>
+        <w:t>；</w:t>
+      </w:r>
+      <w:r>
+        <w:rPr>
+          <w:rFonts w:eastAsia="Songti SC"/>
+          <w:color w:val="000000"/>
+          <w:lang w:eastAsia="zh-CN"/>
+        </w:rPr>
+        <w:t>Fraile</w:t>
+      </w:r>
+      <w:r>
+        <w:rPr>
+          <w:rFonts w:eastAsia="Songti SC"/>
+          <w:color w:val="000000"/>
+          <w:lang w:eastAsia="zh-CN"/>
+        </w:rPr>
+        <w:t>和</w:t>
+      </w:r>
+      <w:r>
+        <w:rPr>
+          <w:rFonts w:eastAsia="Songti SC"/>
+          <w:color w:val="000000"/>
+          <w:lang w:eastAsia="zh-CN"/>
+        </w:rPr>
+        <w:t>Sánchez-Vítores</w:t>
+      </w:r>
+      <w:r>
+        <w:rPr>
+          <w:rFonts w:eastAsia="Songti SC"/>
+          <w:color w:val="000000"/>
+          <w:lang w:eastAsia="zh-CN"/>
+        </w:rPr>
+        <w:t>，</w:t>
+      </w:r>
+      <w:r>
+        <w:rPr>
+          <w:rFonts w:eastAsia="Songti SC"/>
+          <w:color w:val="000000"/>
+          <w:lang w:eastAsia="zh-CN"/>
+        </w:rPr>
+        <w:t>2020</w:t>
+      </w:r>
+      <w:r>
+        <w:rPr>
+          <w:rFonts w:eastAsia="Songti SC"/>
+          <w:color w:val="000000"/>
+          <w:lang w:eastAsia="zh-CN"/>
+        </w:rPr>
+        <w:t>）。不过，政治兴趣并非单一对象。</w:t>
+      </w:r>
+      <w:r>
+        <w:rPr>
+          <w:rFonts w:eastAsia="Songti SC"/>
+          <w:color w:val="000000"/>
+          <w:lang w:eastAsia="zh-CN"/>
+        </w:rPr>
+        <w:t>Coffé</w:t>
+      </w:r>
+      <w:r>
+        <w:rPr>
+          <w:rFonts w:eastAsia="Songti SC"/>
+          <w:color w:val="000000"/>
+          <w:lang w:eastAsia="zh-CN"/>
+        </w:rPr>
+        <w:t>（</w:t>
+      </w:r>
+      <w:r>
+        <w:rPr>
+          <w:rFonts w:eastAsia="Songti SC"/>
+          <w:color w:val="000000"/>
+          <w:lang w:eastAsia="zh-CN"/>
+        </w:rPr>
+        <w:t>2013</w:t>
+      </w:r>
+      <w:r>
+        <w:rPr>
+          <w:rFonts w:eastAsia="Songti SC"/>
+          <w:color w:val="000000"/>
+          <w:lang w:eastAsia="zh-CN"/>
+        </w:rPr>
+        <w:t>）区分地方、国家和国际议题后发现，男女在地方议题上的差异很小；</w:t>
+      </w:r>
+      <w:r>
+        <w:rPr>
+          <w:rFonts w:eastAsia="Songti SC"/>
+          <w:color w:val="000000"/>
+          <w:lang w:eastAsia="zh-CN"/>
+        </w:rPr>
+        <w:t>Ferrín</w:t>
+      </w:r>
+      <w:r>
+        <w:rPr>
+          <w:rFonts w:eastAsia="Songti SC"/>
+          <w:color w:val="000000"/>
+          <w:lang w:eastAsia="zh-CN"/>
+        </w:rPr>
+        <w:t>等（</w:t>
+      </w:r>
+      <w:r>
+        <w:rPr>
+          <w:rFonts w:eastAsia="Songti SC"/>
+          <w:color w:val="000000"/>
+          <w:lang w:eastAsia="zh-CN"/>
+        </w:rPr>
+        <w:t>2020</w:t>
+      </w:r>
+      <w:r>
+        <w:rPr>
+          <w:rFonts w:eastAsia="Songti SC"/>
+          <w:color w:val="000000"/>
+          <w:lang w:eastAsia="zh-CN"/>
+        </w:rPr>
+        <w:t>）让受访者报告具体关心的问题后，一般政治兴趣中的性别差距也明显缩小。研究将哪些内容划入政治，会直接影响观察到的性别差异。因此，公共事务领域需要覆盖与社会生活相关的议题，而不能只用狭义的政党政治代表公共参与。</w:t>
       </w:r>
     </w:p>
     <w:p>
@@ -293,7 +1423,135 @@
           <w:color w:val="000000"/>
           <w:lang w:eastAsia="zh-CN"/>
         </w:rPr>
-        <w:t>新闻消费研究进一步说明，公共信息接触中的性别差异与日常时间安排和社会角色有关。Benesch（2012）发现，美国的新闻消费性别差异不能完全由教育、收入或内容偏好解释，女性同时承担有偿劳动和家庭劳动所形成的时间约束可能是重要机制。Toff和Palmer（2019）对英国新闻回避者的访谈也表明，新闻被理解为男性事务的文化观念，以及女性较多承担照护责任，共同影响了新闻接触。不过，社交媒体并不必然延续传统新闻渠道中的差距。Haugsgjerd和Karlsen（2024）对挪威选举期的追踪研究发现，社交媒体能够向较少使用传统新闻的群体提供政治信息，并在特定时期缩小部分新闻使用差距。这些研究提示，观察公共事务参与既要考虑社会角色造成的限制，也要考虑平台降低信息进入门槛的可能性。</w:t>
+        <w:t>新闻消费研究进一步说明，公共信息接触中的性别差异与日常时间安排和社会角色有关。</w:t>
+      </w:r>
+      <w:r>
+        <w:rPr>
+          <w:rFonts w:eastAsia="Songti SC"/>
+          <w:color w:val="000000"/>
+          <w:lang w:eastAsia="zh-CN"/>
+        </w:rPr>
+        <w:t>Benesch</w:t>
+      </w:r>
+      <w:r>
+        <w:rPr>
+          <w:rFonts w:eastAsia="Songti SC"/>
+          <w:color w:val="000000"/>
+          <w:lang w:eastAsia="zh-CN"/>
+        </w:rPr>
+        <w:t>（</w:t>
+      </w:r>
+      <w:r>
+        <w:rPr>
+          <w:rFonts w:eastAsia="Songti SC"/>
+          <w:color w:val="000000"/>
+          <w:lang w:eastAsia="zh-CN"/>
+        </w:rPr>
+        <w:t>2012</w:t>
+      </w:r>
+      <w:r>
+        <w:rPr>
+          <w:rFonts w:eastAsia="Songti SC"/>
+          <w:color w:val="000000"/>
+          <w:lang w:eastAsia="zh-CN"/>
+        </w:rPr>
+        <w:t>）发现，美国的新闻消费性别差异不能完全由教育、收入或内容偏好解释，女性同时承担有偿劳动和家庭劳动所形成的时间约束可能是重要机制。</w:t>
+      </w:r>
+      <w:r>
+        <w:rPr>
+          <w:rFonts w:eastAsia="Songti SC"/>
+          <w:color w:val="000000"/>
+          <w:lang w:eastAsia="zh-CN"/>
+        </w:rPr>
+        <w:t>Toff</w:t>
+      </w:r>
+      <w:r>
+        <w:rPr>
+          <w:rFonts w:eastAsia="Songti SC"/>
+          <w:color w:val="000000"/>
+          <w:lang w:eastAsia="zh-CN"/>
+        </w:rPr>
+        <w:t>和</w:t>
+      </w:r>
+      <w:r>
+        <w:rPr>
+          <w:rFonts w:eastAsia="Songti SC"/>
+          <w:color w:val="000000"/>
+          <w:lang w:eastAsia="zh-CN"/>
+        </w:rPr>
+        <w:t>Palmer</w:t>
+      </w:r>
+      <w:r>
+        <w:rPr>
+          <w:rFonts w:eastAsia="Songti SC"/>
+          <w:color w:val="000000"/>
+          <w:lang w:eastAsia="zh-CN"/>
+        </w:rPr>
+        <w:t>（</w:t>
+      </w:r>
+      <w:r>
+        <w:rPr>
+          <w:rFonts w:eastAsia="Songti SC"/>
+          <w:color w:val="000000"/>
+          <w:lang w:eastAsia="zh-CN"/>
+        </w:rPr>
+        <w:t>2019</w:t>
+      </w:r>
+      <w:r>
+        <w:rPr>
+          <w:rFonts w:eastAsia="Songti SC"/>
+          <w:color w:val="000000"/>
+          <w:lang w:eastAsia="zh-CN"/>
+        </w:rPr>
+        <w:t>）对英国新闻回避者的访谈也表明，新闻被理解为男性事务的文化观念，以及女性较多承担照护责任，共同影响了新闻接触。不过，社交媒体并不必然延续传统新闻渠道中的差距。</w:t>
+      </w:r>
+      <w:r>
+        <w:rPr>
+          <w:rFonts w:eastAsia="Songti SC"/>
+          <w:color w:val="000000"/>
+          <w:lang w:eastAsia="zh-CN"/>
+        </w:rPr>
+        <w:t>Haugsgjerd</w:t>
+      </w:r>
+      <w:r>
+        <w:rPr>
+          <w:rFonts w:eastAsia="Songti SC"/>
+          <w:color w:val="000000"/>
+          <w:lang w:eastAsia="zh-CN"/>
+        </w:rPr>
+        <w:t>和</w:t>
+      </w:r>
+      <w:r>
+        <w:rPr>
+          <w:rFonts w:eastAsia="Songti SC"/>
+          <w:color w:val="000000"/>
+          <w:lang w:eastAsia="zh-CN"/>
+        </w:rPr>
+        <w:t>Karlsen</w:t>
+      </w:r>
+      <w:r>
+        <w:rPr>
+          <w:rFonts w:eastAsia="Songti SC"/>
+          <w:color w:val="000000"/>
+          <w:lang w:eastAsia="zh-CN"/>
+        </w:rPr>
+        <w:t>（</w:t>
+      </w:r>
+      <w:r>
+        <w:rPr>
+          <w:rFonts w:eastAsia="Songti SC"/>
+          <w:color w:val="000000"/>
+          <w:lang w:eastAsia="zh-CN"/>
+        </w:rPr>
+        <w:t>2024</w:t>
+      </w:r>
+      <w:r>
+        <w:rPr>
+          <w:rFonts w:eastAsia="Songti SC"/>
+          <w:color w:val="000000"/>
+          <w:lang w:eastAsia="zh-CN"/>
+        </w:rPr>
+        <w:t>）对挪威选举期的追踪研究发现，社交媒体能够向较少使用传统新闻的群体提供政治信息，并在特定时期缩小部分新闻使用差距。这些研究提示，观察公共事务参与既要考虑社会角色造成的限制，也要考虑平台降低信息进入门槛的可能性。</w:t>
       </w:r>
     </w:p>
     <w:p>
@@ -310,7 +1568,135 @@
           <w:color w:val="000000"/>
           <w:lang w:eastAsia="zh-CN"/>
         </w:rPr>
-        <w:t>信息接触增加也不等于公开表达趋于一致。社交媒体把新闻消费、转发和公开讨论连接起来，使低成本的信息传播能够进入政治参与的观察范围。Bode（2017）发现，若干社交媒体政治参与形式呈现出比线下参与更小的性别差距。Lilleker、Koc-Michalska和Bimber（2021）也发现，女性并非普遍较少分享或评论政治信息，但在开放的公共政治讨论中，她们的声音仍可能更弱。Koc-Michalska等（2021）进一步指出，公开政治发帖会受到性别化互动环境的影响。因此，公共事务领域中的性别差异既取决于议题边界，也取决于研究观察的是信息消费还是内容表达。将两种参与方式分开，才能判断共同的信息入口是否转化为相似的公开发声。</w:t>
+        <w:t>信息接触增加也不等于公开表达趋于一致。社交媒体把新闻消费、转发和公开讨论连接起来，使低成本的信息传播能够进入政治参与的观察范围。</w:t>
+      </w:r>
+      <w:r>
+        <w:rPr>
+          <w:rFonts w:eastAsia="Songti SC"/>
+          <w:color w:val="000000"/>
+          <w:lang w:eastAsia="zh-CN"/>
+        </w:rPr>
+        <w:t>Bode</w:t>
+      </w:r>
+      <w:r>
+        <w:rPr>
+          <w:rFonts w:eastAsia="Songti SC"/>
+          <w:color w:val="000000"/>
+          <w:lang w:eastAsia="zh-CN"/>
+        </w:rPr>
+        <w:t>（</w:t>
+      </w:r>
+      <w:r>
+        <w:rPr>
+          <w:rFonts w:eastAsia="Songti SC"/>
+          <w:color w:val="000000"/>
+          <w:lang w:eastAsia="zh-CN"/>
+        </w:rPr>
+        <w:t>2017</w:t>
+      </w:r>
+      <w:r>
+        <w:rPr>
+          <w:rFonts w:eastAsia="Songti SC"/>
+          <w:color w:val="000000"/>
+          <w:lang w:eastAsia="zh-CN"/>
+        </w:rPr>
+        <w:t>）发现，若干社交媒体政治参与形式呈现出比线下参与更小的性别差距。</w:t>
+      </w:r>
+      <w:r>
+        <w:rPr>
+          <w:rFonts w:eastAsia="Songti SC"/>
+          <w:color w:val="000000"/>
+          <w:lang w:eastAsia="zh-CN"/>
+        </w:rPr>
+        <w:t>Lilleker</w:t>
+      </w:r>
+      <w:r>
+        <w:rPr>
+          <w:rFonts w:eastAsia="Songti SC"/>
+          <w:color w:val="000000"/>
+          <w:lang w:eastAsia="zh-CN"/>
+        </w:rPr>
+        <w:t>、</w:t>
+      </w:r>
+      <w:r>
+        <w:rPr>
+          <w:rFonts w:eastAsia="Songti SC"/>
+          <w:color w:val="000000"/>
+          <w:lang w:eastAsia="zh-CN"/>
+        </w:rPr>
+        <w:t>Koc-Michalska</w:t>
+      </w:r>
+      <w:r>
+        <w:rPr>
+          <w:rFonts w:eastAsia="Songti SC"/>
+          <w:color w:val="000000"/>
+          <w:lang w:eastAsia="zh-CN"/>
+        </w:rPr>
+        <w:t>和</w:t>
+      </w:r>
+      <w:r>
+        <w:rPr>
+          <w:rFonts w:eastAsia="Songti SC"/>
+          <w:color w:val="000000"/>
+          <w:lang w:eastAsia="zh-CN"/>
+        </w:rPr>
+        <w:t>Bimber</w:t>
+      </w:r>
+      <w:r>
+        <w:rPr>
+          <w:rFonts w:eastAsia="Songti SC"/>
+          <w:color w:val="000000"/>
+          <w:lang w:eastAsia="zh-CN"/>
+        </w:rPr>
+        <w:t>（</w:t>
+      </w:r>
+      <w:r>
+        <w:rPr>
+          <w:rFonts w:eastAsia="Songti SC"/>
+          <w:color w:val="000000"/>
+          <w:lang w:eastAsia="zh-CN"/>
+        </w:rPr>
+        <w:t>2021</w:t>
+      </w:r>
+      <w:r>
+        <w:rPr>
+          <w:rFonts w:eastAsia="Songti SC"/>
+          <w:color w:val="000000"/>
+          <w:lang w:eastAsia="zh-CN"/>
+        </w:rPr>
+        <w:t>）也发现，女性并非普遍较少分享或评论政治信息，但在开放的公共政治讨论中，她们的声音仍可能更弱。</w:t>
+      </w:r>
+      <w:r>
+        <w:rPr>
+          <w:rFonts w:eastAsia="Songti SC"/>
+          <w:color w:val="000000"/>
+          <w:lang w:eastAsia="zh-CN"/>
+        </w:rPr>
+        <w:t>Koc-Michalska</w:t>
+      </w:r>
+      <w:r>
+        <w:rPr>
+          <w:rFonts w:eastAsia="Songti SC"/>
+          <w:color w:val="000000"/>
+          <w:lang w:eastAsia="zh-CN"/>
+        </w:rPr>
+        <w:t>等（</w:t>
+      </w:r>
+      <w:r>
+        <w:rPr>
+          <w:rFonts w:eastAsia="Songti SC"/>
+          <w:color w:val="000000"/>
+          <w:lang w:eastAsia="zh-CN"/>
+        </w:rPr>
+        <w:t>2021</w:t>
+      </w:r>
+      <w:r>
+        <w:rPr>
+          <w:rFonts w:eastAsia="Songti SC"/>
+          <w:color w:val="000000"/>
+          <w:lang w:eastAsia="zh-CN"/>
+        </w:rPr>
+        <w:t>）进一步指出，公开政治发帖会受到性别化互动环境的影响。因此，公共事务领域中的性别差异既取决于议题边界，也取决于研究观察的是信息消费还是内容表达。将两种参与方式分开，才能判断共同的信息入口是否转化为相似的公开发声。</w:t>
       </w:r>
     </w:p>
     <w:p>
@@ -343,7 +1729,103 @@
           <w:color w:val="000000"/>
           <w:lang w:eastAsia="zh-CN"/>
         </w:rPr>
-        <w:t>信息消费和内容表达对应平台参与的不同环节。Shah等（2005）在分析互联网与公民参与时，已经把获取公共信息和在线表达视为相互联系但作用不同的过程。公共连接研究同样强调，媒介接触、注意、公共取向和实际行动需要加以区分（Couldry、Livingstone和Markham，2007）。在社交媒体上，转发说明账号至少接触并继续传播了某类来源，公开发帖则把某类议题写入账号的可见内容。两种行为面对的受众、表达成本和社会评价不同，因而可能呈现不同的性别差异。本文据此把来源转发作为信息消费留下的可见痕迹，把公开文字中的议题比例作为内容表达，并分别比较两种参与方式。</w:t>
+        <w:t>信息消费和内容表达对应平台参与的不同环节。</w:t>
+      </w:r>
+      <w:r>
+        <w:rPr>
+          <w:rFonts w:eastAsia="Songti SC"/>
+          <w:color w:val="000000"/>
+          <w:lang w:eastAsia="zh-CN"/>
+        </w:rPr>
+        <w:t>Shah</w:t>
+      </w:r>
+      <w:r>
+        <w:rPr>
+          <w:rFonts w:eastAsia="Songti SC"/>
+          <w:color w:val="000000"/>
+          <w:lang w:eastAsia="zh-CN"/>
+        </w:rPr>
+        <w:t>等（</w:t>
+      </w:r>
+      <w:r>
+        <w:rPr>
+          <w:rFonts w:eastAsia="Songti SC"/>
+          <w:color w:val="000000"/>
+          <w:lang w:eastAsia="zh-CN"/>
+        </w:rPr>
+        <w:t>2005</w:t>
+      </w:r>
+      <w:r>
+        <w:rPr>
+          <w:rFonts w:eastAsia="Songti SC"/>
+          <w:color w:val="000000"/>
+          <w:lang w:eastAsia="zh-CN"/>
+        </w:rPr>
+        <w:t>）在分析互联网与公民参与时，已经把获取公共信息和在线表达视为相互联系但作用不同的过程。公共连接研究同样强调，媒介接触、注意、公共取向和实际行动需要加以区分（</w:t>
+      </w:r>
+      <w:r>
+        <w:rPr>
+          <w:rFonts w:eastAsia="Songti SC"/>
+          <w:color w:val="000000"/>
+          <w:lang w:eastAsia="zh-CN"/>
+        </w:rPr>
+        <w:t>Couldry</w:t>
+      </w:r>
+      <w:r>
+        <w:rPr>
+          <w:rFonts w:eastAsia="Songti SC"/>
+          <w:color w:val="000000"/>
+          <w:lang w:eastAsia="zh-CN"/>
+        </w:rPr>
+        <w:t>、</w:t>
+      </w:r>
+      <w:r>
+        <w:rPr>
+          <w:rFonts w:eastAsia="Songti SC"/>
+          <w:color w:val="000000"/>
+          <w:lang w:eastAsia="zh-CN"/>
+        </w:rPr>
+        <w:t>Livingstone</w:t>
+      </w:r>
+      <w:r>
+        <w:rPr>
+          <w:rFonts w:eastAsia="Songti SC"/>
+          <w:color w:val="000000"/>
+          <w:lang w:eastAsia="zh-CN"/>
+        </w:rPr>
+        <w:t>和</w:t>
+      </w:r>
+      <w:r>
+        <w:rPr>
+          <w:rFonts w:eastAsia="Songti SC"/>
+          <w:color w:val="000000"/>
+          <w:lang w:eastAsia="zh-CN"/>
+        </w:rPr>
+        <w:t>Markham</w:t>
+      </w:r>
+      <w:r>
+        <w:rPr>
+          <w:rFonts w:eastAsia="Songti SC"/>
+          <w:color w:val="000000"/>
+          <w:lang w:eastAsia="zh-CN"/>
+        </w:rPr>
+        <w:t>，</w:t>
+      </w:r>
+      <w:r>
+        <w:rPr>
+          <w:rFonts w:eastAsia="Songti SC"/>
+          <w:color w:val="000000"/>
+          <w:lang w:eastAsia="zh-CN"/>
+        </w:rPr>
+        <w:t>2007</w:t>
+      </w:r>
+      <w:r>
+        <w:rPr>
+          <w:rFonts w:eastAsia="Songti SC"/>
+          <w:color w:val="000000"/>
+          <w:lang w:eastAsia="zh-CN"/>
+        </w:rPr>
+        <w:t>）。在社交媒体上，转发说明账号至少接触并继续传播了某类来源，公开发帖则把某类议题写入账号的可见内容。两种行为面对的受众、表达成本和社会评价不同，因而可能呈现不同的性别差异。本文据此把来源转发作为信息消费留下的可见痕迹，把公开文字中的议题比例作为内容表达，并分别比较两种参与方式。</w:t>
       </w:r>
     </w:p>
     <w:p>
@@ -360,7 +1842,216 @@
           <w:color w:val="000000"/>
           <w:lang w:eastAsia="zh-CN"/>
         </w:rPr>
-        <w:t>明星文化为这种比较提供了公共事务之外的重要信息领域。中国网络粉丝通过点赞、转发、评论、榜单劳动和内容生产维持社群，并参与文化产品的传播。平台指标和算法可见度使这些活动成为持续、可组织的数据劳动（Yin，2020；Zhang和Negus，2020）。Yin（2021）进一步指出，粉丝的情感投入会通过数据化的应援活动转化为可计量的劳动。Zhai和Wang（2023）对微博粉丝社群的研究则显示，粉丝组织存在分层结构，核心成员运用平台知识和组织能力安排普通成员的数据劳动。He和Li（2023）还发现，这类社群实践可能与公民参与意愿发生联系。明星相关行为因此不能仅被当作公共事务参与之外的剩余类别，而应被理解为具有自身组织逻辑和参与价值的信息领域。</w:t>
+        <w:lastRenderedPageBreak/>
+        <w:t>明星文化为这种比较提供了公共事务之外的重要信息领域。中国网络粉丝通过点赞、转发、评论、榜单劳动和内容生产维持社群，并参与文化产品的传播。平台指标和算法可见度使这些活动成为持续、可组织的数据劳动（</w:t>
+      </w:r>
+      <w:r>
+        <w:rPr>
+          <w:rFonts w:eastAsia="Songti SC"/>
+          <w:color w:val="000000"/>
+          <w:lang w:eastAsia="zh-CN"/>
+        </w:rPr>
+        <w:t>Yin</w:t>
+      </w:r>
+      <w:r>
+        <w:rPr>
+          <w:rFonts w:eastAsia="Songti SC"/>
+          <w:color w:val="000000"/>
+          <w:lang w:eastAsia="zh-CN"/>
+        </w:rPr>
+        <w:t>，</w:t>
+      </w:r>
+      <w:r>
+        <w:rPr>
+          <w:rFonts w:eastAsia="Songti SC"/>
+          <w:color w:val="000000"/>
+          <w:lang w:eastAsia="zh-CN"/>
+        </w:rPr>
+        <w:t>2020</w:t>
+      </w:r>
+      <w:r>
+        <w:rPr>
+          <w:rFonts w:eastAsia="Songti SC"/>
+          <w:color w:val="000000"/>
+          <w:lang w:eastAsia="zh-CN"/>
+        </w:rPr>
+        <w:t>；</w:t>
+      </w:r>
+      <w:r>
+        <w:rPr>
+          <w:rFonts w:eastAsia="Songti SC"/>
+          <w:color w:val="000000"/>
+          <w:lang w:eastAsia="zh-CN"/>
+        </w:rPr>
+        <w:t>Zhang</w:t>
+      </w:r>
+      <w:r>
+        <w:rPr>
+          <w:rFonts w:eastAsia="Songti SC"/>
+          <w:color w:val="000000"/>
+          <w:lang w:eastAsia="zh-CN"/>
+        </w:rPr>
+        <w:t>和</w:t>
+      </w:r>
+      <w:r>
+        <w:rPr>
+          <w:rFonts w:eastAsia="Songti SC"/>
+          <w:color w:val="000000"/>
+          <w:lang w:eastAsia="zh-CN"/>
+        </w:rPr>
+        <w:t>Negus</w:t>
+      </w:r>
+      <w:r>
+        <w:rPr>
+          <w:rFonts w:eastAsia="Songti SC"/>
+          <w:color w:val="000000"/>
+          <w:lang w:eastAsia="zh-CN"/>
+        </w:rPr>
+        <w:t>，</w:t>
+      </w:r>
+      <w:r>
+        <w:rPr>
+          <w:rFonts w:eastAsia="Songti SC"/>
+          <w:color w:val="000000"/>
+          <w:lang w:eastAsia="zh-CN"/>
+        </w:rPr>
+        <w:t>2020</w:t>
+      </w:r>
+      <w:r>
+        <w:rPr>
+          <w:rFonts w:eastAsia="Songti SC"/>
+          <w:color w:val="000000"/>
+          <w:lang w:eastAsia="zh-CN"/>
+        </w:rPr>
+        <w:t>）。</w:t>
+      </w:r>
+      <w:r>
+        <w:rPr>
+          <w:rFonts w:eastAsia="Songti SC"/>
+          <w:color w:val="000000"/>
+          <w:lang w:eastAsia="zh-CN"/>
+        </w:rPr>
+        <w:t>Yin</w:t>
+      </w:r>
+      <w:r>
+        <w:rPr>
+          <w:rFonts w:eastAsia="Songti SC"/>
+          <w:color w:val="000000"/>
+          <w:lang w:eastAsia="zh-CN"/>
+        </w:rPr>
+        <w:t>（</w:t>
+      </w:r>
+      <w:r>
+        <w:rPr>
+          <w:rFonts w:eastAsia="Songti SC"/>
+          <w:color w:val="000000"/>
+          <w:lang w:eastAsia="zh-CN"/>
+        </w:rPr>
+        <w:t>2021</w:t>
+      </w:r>
+      <w:r>
+        <w:rPr>
+          <w:rFonts w:eastAsia="Songti SC"/>
+          <w:color w:val="000000"/>
+          <w:lang w:eastAsia="zh-CN"/>
+        </w:rPr>
+        <w:t>）进一步指出，粉丝的情感投入会通过数据化的应援活动转化为可计量的劳动。</w:t>
+      </w:r>
+      <w:r>
+        <w:rPr>
+          <w:rFonts w:eastAsia="Songti SC"/>
+          <w:color w:val="000000"/>
+          <w:lang w:eastAsia="zh-CN"/>
+        </w:rPr>
+        <w:t>Zhai</w:t>
+      </w:r>
+      <w:r>
+        <w:rPr>
+          <w:rFonts w:eastAsia="Songti SC"/>
+          <w:color w:val="000000"/>
+          <w:lang w:eastAsia="zh-CN"/>
+        </w:rPr>
+        <w:t>和</w:t>
+      </w:r>
+      <w:r>
+        <w:rPr>
+          <w:rFonts w:eastAsia="Songti SC"/>
+          <w:color w:val="000000"/>
+          <w:lang w:eastAsia="zh-CN"/>
+        </w:rPr>
+        <w:t>Wang</w:t>
+      </w:r>
+      <w:r>
+        <w:rPr>
+          <w:rFonts w:eastAsia="Songti SC"/>
+          <w:color w:val="000000"/>
+          <w:lang w:eastAsia="zh-CN"/>
+        </w:rPr>
+        <w:t>（</w:t>
+      </w:r>
+      <w:r>
+        <w:rPr>
+          <w:rFonts w:eastAsia="Songti SC"/>
+          <w:color w:val="000000"/>
+          <w:lang w:eastAsia="zh-CN"/>
+        </w:rPr>
+        <w:t>2023</w:t>
+      </w:r>
+      <w:r>
+        <w:rPr>
+          <w:rFonts w:eastAsia="Songti SC"/>
+          <w:color w:val="000000"/>
+          <w:lang w:eastAsia="zh-CN"/>
+        </w:rPr>
+        <w:t>）对微博粉丝社群的研究则显示，粉丝组织存在分层结构，核心成员运用平台知识和组织能力安排普通成员的数据劳动。</w:t>
+      </w:r>
+      <w:r>
+        <w:rPr>
+          <w:rFonts w:eastAsia="Songti SC"/>
+          <w:color w:val="000000"/>
+          <w:lang w:eastAsia="zh-CN"/>
+        </w:rPr>
+        <w:t>He</w:t>
+      </w:r>
+      <w:r>
+        <w:rPr>
+          <w:rFonts w:eastAsia="Songti SC"/>
+          <w:color w:val="000000"/>
+          <w:lang w:eastAsia="zh-CN"/>
+        </w:rPr>
+        <w:t>和</w:t>
+      </w:r>
+      <w:r>
+        <w:rPr>
+          <w:rFonts w:eastAsia="Songti SC"/>
+          <w:color w:val="000000"/>
+          <w:lang w:eastAsia="zh-CN"/>
+        </w:rPr>
+        <w:t>Li</w:t>
+      </w:r>
+      <w:r>
+        <w:rPr>
+          <w:rFonts w:eastAsia="Songti SC"/>
+          <w:color w:val="000000"/>
+          <w:lang w:eastAsia="zh-CN"/>
+        </w:rPr>
+        <w:t>（</w:t>
+      </w:r>
+      <w:r>
+        <w:rPr>
+          <w:rFonts w:eastAsia="Songti SC"/>
+          <w:color w:val="000000"/>
+          <w:lang w:eastAsia="zh-CN"/>
+        </w:rPr>
+        <w:t>2023</w:t>
+      </w:r>
+      <w:r>
+        <w:rPr>
+          <w:rFonts w:eastAsia="Songti SC"/>
+          <w:color w:val="000000"/>
+          <w:lang w:eastAsia="zh-CN"/>
+        </w:rPr>
+        <w:t>）还发现，这类社群实践可能与公民参与意愿发生联系。明星相关行为因此不能仅被当作公共事务参与之外的剩余类别，而应被理解为具有自身组织逻辑和参与价值的信息领域。</w:t>
       </w:r>
     </w:p>
     <w:p>
@@ -563,16 +2254,7 @@
           <w:color w:val="000000"/>
           <w:lang w:eastAsia="zh-CN"/>
         </w:rPr>
-        <w:t>个。微博资料中的性别字段只有男性和女性两类，无法覆盖多</w:t>
-      </w:r>
-      <w:r>
-        <w:rPr>
-          <w:rFonts w:eastAsia="Songti SC"/>
-          <w:color w:val="000000"/>
-          <w:lang w:eastAsia="zh-CN"/>
-        </w:rPr>
-        <w:lastRenderedPageBreak/>
-        <w:t>元性别，也不能证明账号属性与实际使用者身份完全一致。下文为行文简洁，将两类账号分别称为</w:t>
+        <w:t>个。微博资料中的性别字段只有男性和女性两类，无法覆盖多元性别，也不能证明账号属性与实际使用者身份完全一致。下文为行文简洁，将两类账号分别称为</w:t>
       </w:r>
       <w:r>
         <w:rPr>
@@ -685,6 +2367,7 @@
           <w:rFonts w:ascii="Times New Roman" w:eastAsia="Heiti SC" w:hAnsi="Times New Roman"/>
           <w:lang w:eastAsia="zh-CN"/>
         </w:rPr>
+        <w:lastRenderedPageBreak/>
         <w:t>（二）信息消费的测量</w:t>
       </w:r>
     </w:p>
@@ -995,7 +2678,6 @@
           <w:color w:val="000000"/>
           <w:lang w:eastAsia="zh-CN"/>
         </w:rPr>
-        <w:lastRenderedPageBreak/>
         <w:t>是否参与某类信息消费使用</w:t>
       </w:r>
       <w:r>
@@ -1157,6 +2839,7 @@
           <w:color w:val="000000"/>
           <w:lang w:eastAsia="zh-CN"/>
         </w:rPr>
+        <w:lastRenderedPageBreak/>
         <w:t>两个领域是否存在真正不同的性别差异，需要在同一模型中检验。为此，程序将每个账号展开为公共事务和明星文化两行，拟合性别、领域及其交互项，并使用按账号聚类的广义估计方程。核心估计量为：</w:t>
       </w:r>
     </w:p>
@@ -8813,7 +10496,39 @@
           <w:color w:val="000000"/>
           <w:lang w:eastAsia="zh-CN"/>
         </w:rPr>
-        <w:t>第三，观察性数据无法区分兴趣、曝光、职业角色、受众想象、社群规范和算法推荐。控制账号使用频率使一般使用机会更可比，但不构成随机化控制。2020年10月没有进入数据库，月度结果保持缺失且不进行插补；转发延迟也只在已经发生的转发中定义，不能解释为曝光后的反应速度。本文的结果应理解为账号层面的描述性关联。</w:t>
+        <w:t>第三，观察性数据无法区分兴趣、曝光、职业角色、受众想象、社群规范和算法推荐。控制账号使用频率使一般使用机会更可比，但不构成随机化控制。</w:t>
+      </w:r>
+      <w:r>
+        <w:rPr>
+          <w:rFonts w:eastAsia="Songti SC"/>
+          <w:color w:val="000000"/>
+          <w:lang w:eastAsia="zh-CN"/>
+        </w:rPr>
+        <w:t>2020</w:t>
+      </w:r>
+      <w:r>
+        <w:rPr>
+          <w:rFonts w:eastAsia="Songti SC"/>
+          <w:color w:val="000000"/>
+          <w:lang w:eastAsia="zh-CN"/>
+        </w:rPr>
+        <w:t>年</w:t>
+      </w:r>
+      <w:r>
+        <w:rPr>
+          <w:rFonts w:eastAsia="Songti SC"/>
+          <w:color w:val="000000"/>
+          <w:lang w:eastAsia="zh-CN"/>
+        </w:rPr>
+        <w:t>10</w:t>
+      </w:r>
+      <w:r>
+        <w:rPr>
+          <w:rFonts w:eastAsia="Songti SC"/>
+          <w:color w:val="000000"/>
+          <w:lang w:eastAsia="zh-CN"/>
+        </w:rPr>
+        <w:t>月没有进入数据库，月度结果保持缺失且不进行插补；转发延迟也只在已经发生的转发中定义，不能解释为曝光后的反应速度。本文的结果应理解为账号层面的描述性关联。</w:t>
       </w:r>
     </w:p>
     <w:p>
@@ -8838,7 +10553,16 @@
           <w:color w:val="000000"/>
           <w:lang w:eastAsia="zh-CN"/>
         </w:rPr>
-        <w:t>本文从两个信息领域和两种参与方式考察网络普及之后的数字性别差异。公共事务领域与明星文化领域呈现方向相反的性别差异：在平台使用程度相近的账号中，男性账号相对更多参与公共事务领域，女性账号相对更多参与明星文化领域。上述方向同时出现在信息消费和内容表达中，而两个领域之间的性别距离在内容表达中约为信息消费的三倍，说明性别分化更集中于公开谈论什么。</w:t>
+        <w:t>本文从两个信息领域和两种参与方式考察网络普及之后的数字性别差异。公共事务领域与明星文化领域呈现方向相反的性别差异：在平台使用程度相近的账号中，男性账号相对更多参与公共事</w:t>
+      </w:r>
+      <w:r>
+        <w:rPr>
+          <w:rFonts w:eastAsia="Songti SC"/>
+          <w:color w:val="000000"/>
+          <w:lang w:eastAsia="zh-CN"/>
+        </w:rPr>
+        <w:lastRenderedPageBreak/>
+        <w:t>务领域，女性账号相对更多参与明星文化领域。上述方向同时出现在信息消费和内容表达中，而两个领域之间的性别距离在内容表达中约为信息消费的三倍，说明性别分化更集中于公开谈论什么。</w:t>
       </w:r>
     </w:p>
     <w:p>
@@ -8906,7 +10630,7 @@
           <w:color w:val="000000"/>
           <w:sz w:val="19"/>
         </w:rPr>
-        <w:t xml:space="preserve">Journal of Media Economics</w:t>
+        <w:t>Journal of Media Economics</w:t>
       </w:r>
       <w:r>
         <w:rPr>
@@ -8938,7 +10662,7 @@
           <w:color w:val="000000"/>
           <w:sz w:val="19"/>
         </w:rPr>
-        <w:t xml:space="preserve">American Politics Quarterly</w:t>
+        <w:t>American Politics Quarterly</w:t>
       </w:r>
       <w:r>
         <w:rPr>
@@ -8970,7 +10694,7 @@
           <w:color w:val="000000"/>
           <w:sz w:val="19"/>
         </w:rPr>
-        <w:t xml:space="preserve">Social Science Quarterly</w:t>
+        <w:t>Social Science Quarterly</w:t>
       </w:r>
       <w:r>
         <w:rPr>
@@ -9002,7 +10726,7 @@
           <w:color w:val="000000"/>
           <w:sz w:val="19"/>
         </w:rPr>
-        <w:t xml:space="preserve">Information, Communication &amp; Society</w:t>
+        <w:t>Information, Communication &amp; Society</w:t>
       </w:r>
       <w:r>
         <w:rPr>
@@ -9034,7 +10758,7 @@
           <w:color w:val="000000"/>
           <w:sz w:val="19"/>
         </w:rPr>
-        <w:t xml:space="preserve">Sex Roles</w:t>
+        <w:t>Sex Roles</w:t>
       </w:r>
       <w:r>
         <w:rPr>
@@ -9066,7 +10790,7 @@
           <w:color w:val="000000"/>
           <w:sz w:val="19"/>
         </w:rPr>
-        <w:t xml:space="preserve">Media Consumption and Public Engagement: Beyond the Presumption of Attention</w:t>
+        <w:t>Media Consumption and Public Engagement: Beyond the Presumption of Attention</w:t>
       </w:r>
       <w:r>
         <w:rPr>
@@ -9074,7 +10798,7 @@
           <w:color w:val="000000"/>
           <w:sz w:val="19"/>
         </w:rPr>
-        <w:t xml:space="preserve">. Basingstoke: Palgrave Macmillan.</w:t>
+        <w:t>. Basingstoke: Palgrave Macmillan.</w:t>
       </w:r>
     </w:p>
     <w:p>
@@ -9089,7 +10813,7 @@
           <w:color w:val="000000"/>
           <w:sz w:val="19"/>
         </w:rPr>
-        <w:t xml:space="preserve">DiMaggio, Paul, and Eszter Hargittai. 2001. “From the ‘Digital Divide’ to ‘Digital Inequality’: Studying Internet Use as Penetration Increases.” Working Paper 15, Princeton University Center for Arts and Cultural Policy Studies.</w:t>
+        <w:t>DiMaggio, Paul, and Eszter Hargittai. 2001. “From the ‘Digital Divide’ to ‘Digital Inequality’: Studying Internet Use as Penetration Increases.” Working Paper 15, Princeton University Center for Arts and Cultural Policy Studies.</w:t>
       </w:r>
     </w:p>
     <w:p>
@@ -9113,7 +10837,7 @@
           <w:color w:val="000000"/>
           <w:sz w:val="19"/>
         </w:rPr>
-        <w:t xml:space="preserve">International Political Science Review</w:t>
+        <w:t>International Political Science Review</w:t>
       </w:r>
       <w:r>
         <w:rPr>
@@ -9145,7 +10869,7 @@
           <w:color w:val="000000"/>
           <w:sz w:val="19"/>
         </w:rPr>
-        <w:t xml:space="preserve">Political Psychology</w:t>
+        <w:t>Political Psychology</w:t>
       </w:r>
       <w:r>
         <w:rPr>
@@ -9177,7 +10901,7 @@
           <w:color w:val="000000"/>
           <w:sz w:val="19"/>
         </w:rPr>
-        <w:t xml:space="preserve">First Monday</w:t>
+        <w:t>First Monday</w:t>
       </w:r>
       <w:r>
         <w:rPr>
@@ -9209,7 +10933,7 @@
           <w:color w:val="000000"/>
           <w:sz w:val="19"/>
         </w:rPr>
-        <w:t xml:space="preserve">Social Science Quarterly</w:t>
+        <w:t>Social Science Quarterly</w:t>
       </w:r>
       <w:r>
         <w:rPr>
@@ -9241,7 +10965,7 @@
           <w:color w:val="000000"/>
           <w:sz w:val="19"/>
         </w:rPr>
-        <w:t xml:space="preserve">The International Journal of Press/Politics</w:t>
+        <w:t>The International Journal of Press/Politics</w:t>
       </w:r>
       <w:r>
         <w:rPr>
@@ -9273,7 +10997,7 @@
           <w:color w:val="000000"/>
           <w:sz w:val="19"/>
         </w:rPr>
-        <w:t xml:space="preserve">Social Media + Society</w:t>
+        <w:t>Social Media + Society</w:t>
       </w:r>
       <w:r>
         <w:rPr>
@@ -9305,7 +11029,7 @@
           <w:color w:val="000000"/>
           <w:sz w:val="19"/>
         </w:rPr>
-        <w:t xml:space="preserve">Communication Research</w:t>
+        <w:t>Communication Research</w:t>
       </w:r>
       <w:r>
         <w:rPr>
@@ -9337,7 +11061,7 @@
           <w:color w:val="000000"/>
           <w:sz w:val="19"/>
         </w:rPr>
-        <w:t xml:space="preserve">Social Science Computer Review</w:t>
+        <w:t>Social Science Computer Review</w:t>
       </w:r>
       <w:r>
         <w:rPr>
@@ -9369,7 +11093,7 @@
           <w:color w:val="000000"/>
           <w:sz w:val="19"/>
         </w:rPr>
-        <w:t xml:space="preserve">Information, Communication &amp; Society</w:t>
+        <w:t>Information, Communication &amp; Society</w:t>
       </w:r>
       <w:r>
         <w:rPr>
@@ -9401,7 +11125,7 @@
           <w:color w:val="000000"/>
           <w:sz w:val="19"/>
         </w:rPr>
-        <w:t xml:space="preserve">American Journal of Political Science</w:t>
+        <w:t>American Journal of Political Science</w:t>
       </w:r>
       <w:r>
         <w:rPr>
@@ -9433,7 +11157,7 @@
           <w:color w:val="000000"/>
           <w:sz w:val="19"/>
         </w:rPr>
-        <w:t xml:space="preserve">Telematics and Informatics</w:t>
+        <w:t>Telematics and Informatics</w:t>
       </w:r>
       <w:r>
         <w:rPr>
@@ -9456,6 +11180,7 @@
           <w:color w:val="000000"/>
           <w:sz w:val="19"/>
         </w:rPr>
+        <w:lastRenderedPageBreak/>
         <w:t xml:space="preserve">Sen, Indira, Fabian Flöck, Katrin Weller, Bernd Weiß, and Claudia Wagner. 2021. “A Total Error Framework for Digital Traces of Human Behavior on Online Platforms.” </w:t>
       </w:r>
       <w:r>
@@ -9465,7 +11190,7 @@
           <w:color w:val="000000"/>
           <w:sz w:val="19"/>
         </w:rPr>
-        <w:t xml:space="preserve">Public Opinion Quarterly</w:t>
+        <w:t>Public Opinion Quarterly</w:t>
       </w:r>
       <w:r>
         <w:rPr>
@@ -9497,7 +11222,7 @@
           <w:color w:val="000000"/>
           <w:sz w:val="19"/>
         </w:rPr>
-        <w:t xml:space="preserve">Communication Research</w:t>
+        <w:t>Communication Research</w:t>
       </w:r>
       <w:r>
         <w:rPr>
@@ -9529,7 +11254,7 @@
           <w:color w:val="000000"/>
           <w:sz w:val="19"/>
         </w:rPr>
-        <w:t xml:space="preserve">International Journal of Public Opinion Research</w:t>
+        <w:t>International Journal of Public Opinion Research</w:t>
       </w:r>
       <w:r>
         <w:rPr>
@@ -9561,7 +11286,7 @@
           <w:color w:val="000000"/>
           <w:sz w:val="19"/>
         </w:rPr>
-        <w:t xml:space="preserve">Information, Communication &amp; Society</w:t>
+        <w:t>Information, Communication &amp; Society</w:t>
       </w:r>
       <w:r>
         <w:rPr>
@@ -9593,7 +11318,7 @@
           <w:color w:val="000000"/>
           <w:sz w:val="19"/>
         </w:rPr>
-        <w:t xml:space="preserve">Journalism Studies</w:t>
+        <w:t>Journalism Studies</w:t>
       </w:r>
       <w:r>
         <w:rPr>
@@ -9625,7 +11350,7 @@
           <w:color w:val="000000"/>
           <w:sz w:val="19"/>
         </w:rPr>
-        <w:t xml:space="preserve">New Media &amp; Society</w:t>
+        <w:t>New Media &amp; Society</w:t>
       </w:r>
       <w:r>
         <w:rPr>
@@ -9657,7 +11382,7 @@
           <w:color w:val="000000"/>
           <w:sz w:val="19"/>
         </w:rPr>
-        <w:t xml:space="preserve">The Journal of Politics</w:t>
+        <w:t>The Journal of Politics</w:t>
       </w:r>
       <w:r>
         <w:rPr>
@@ -9689,7 +11414,7 @@
           <w:color w:val="000000"/>
           <w:sz w:val="19"/>
         </w:rPr>
-        <w:t xml:space="preserve">International Journal of Cultural Studies</w:t>
+        <w:t>International Journal of Cultural Studies</w:t>
       </w:r>
       <w:r>
         <w:rPr>
@@ -9721,7 +11446,7 @@
           <w:color w:val="000000"/>
           <w:sz w:val="19"/>
         </w:rPr>
-        <w:t xml:space="preserve">Global Media and China</w:t>
+        <w:t>Global Media and China</w:t>
       </w:r>
       <w:r>
         <w:rPr>
@@ -9753,7 +11478,7 @@
           <w:color w:val="000000"/>
           <w:sz w:val="19"/>
         </w:rPr>
-        <w:t xml:space="preserve">International Journal of Communication</w:t>
+        <w:t>International Journal of Communication</w:t>
       </w:r>
       <w:r>
         <w:rPr>
@@ -9785,7 +11510,7 @@
           <w:color w:val="000000"/>
           <w:sz w:val="19"/>
         </w:rPr>
-        <w:t xml:space="preserve">International Journal of Cultural Studies</w:t>
+        <w:t>International Journal of Cultural Studies</w:t>
       </w:r>
       <w:r>
         <w:rPr>
@@ -9808,7 +11533,55 @@
           <w:color w:val="000000"/>
           <w:sz w:val="19"/>
         </w:rPr>
-        <w:t xml:space="preserve">刘太石，2025，《数字时代的中国青年文化变迁：趣味模式、社会区隔与平台化》，《社会学研究》第3期，第159-181页。</w:t>
+        <w:t>刘太石，</w:t>
+      </w:r>
+      <w:r>
+        <w:rPr>
+          <w:rFonts w:eastAsia="Songti SC"/>
+          <w:color w:val="000000"/>
+          <w:sz w:val="19"/>
+        </w:rPr>
+        <w:t>2025</w:t>
+      </w:r>
+      <w:r>
+        <w:rPr>
+          <w:rFonts w:eastAsia="Songti SC"/>
+          <w:color w:val="000000"/>
+          <w:sz w:val="19"/>
+        </w:rPr>
+        <w:t>，《数字时代的中国青年文化变迁：趣味模式、社会区隔与平台化》，《社会学研究》第</w:t>
+      </w:r>
+      <w:r>
+        <w:rPr>
+          <w:rFonts w:eastAsia="Songti SC"/>
+          <w:color w:val="000000"/>
+          <w:sz w:val="19"/>
+        </w:rPr>
+        <w:t>3</w:t>
+      </w:r>
+      <w:r>
+        <w:rPr>
+          <w:rFonts w:eastAsia="Songti SC"/>
+          <w:color w:val="000000"/>
+          <w:sz w:val="19"/>
+        </w:rPr>
+        <w:t>期，第</w:t>
+      </w:r>
+      <w:r>
+        <w:rPr>
+          <w:rFonts w:eastAsia="Songti SC"/>
+          <w:color w:val="000000"/>
+          <w:sz w:val="19"/>
+        </w:rPr>
+        <w:t>159-181</w:t>
+      </w:r>
+      <w:r>
+        <w:rPr>
+          <w:rFonts w:eastAsia="Songti SC"/>
+          <w:color w:val="000000"/>
+          <w:sz w:val="19"/>
+        </w:rPr>
+        <w:t>页。</w:t>
       </w:r>
     </w:p>
     <w:p>
@@ -9817,14 +11590,6 @@
         <w:ind w:left="420" w:hanging="420"/>
         <w:jc w:val="both"/>
       </w:pPr>
-      <w:r>
-        <w:rPr>
-          <w:rFonts w:eastAsia="Songti SC"/>
-          <w:color w:val="000000"/>
-          <w:sz w:val="19"/>
-        </w:rPr>
-        <w:t/>
-      </w:r>
     </w:p>
     <w:p>
       <w:pPr>
@@ -10038,22 +11803,40 @@
         <w:keepLines/>
         <w:spacing w:before="120" w:after="240"/>
         <w:jc w:val="center"/>
-      </w:pPr>
-      <w:r>
+        <w:rPr>
+          <w:lang w:eastAsia="zh-CN"/>
+        </w:rPr>
+      </w:pPr>
+      <w:r>
+        <w:rPr>
+          <w:lang w:eastAsia="zh-CN"/>
+        </w:rPr>
         <w:t>附录图</w:t>
       </w:r>
       <w:r>
+        <w:rPr>
+          <w:lang w:eastAsia="zh-CN"/>
+        </w:rPr>
         <w:t xml:space="preserve">R2 </w:t>
       </w:r>
       <w:r>
+        <w:rPr>
+          <w:lang w:eastAsia="zh-CN"/>
+        </w:rPr>
         <w:t>各类稳健性检验的方向保持率</w:t>
       </w:r>
     </w:p>
     <w:p>
       <w:pPr>
         <w:spacing w:before="120" w:after="240"/>
-      </w:pPr>
-      <w:r>
+        <w:rPr>
+          <w:lang w:eastAsia="zh-CN"/>
+        </w:rPr>
+      </w:pPr>
+      <w:r>
+        <w:rPr>
+          <w:lang w:eastAsia="zh-CN"/>
+        </w:rPr>
         <w:br w:type="page"/>
       </w:r>
     </w:p>
@@ -10111,22 +11894,40 @@
         <w:keepLines/>
         <w:spacing w:before="120" w:after="240"/>
         <w:jc w:val="center"/>
-      </w:pPr>
-      <w:r>
+        <w:rPr>
+          <w:lang w:eastAsia="zh-CN"/>
+        </w:rPr>
+      </w:pPr>
+      <w:r>
+        <w:rPr>
+          <w:lang w:eastAsia="zh-CN"/>
+        </w:rPr>
         <w:t>附录图</w:t>
       </w:r>
       <w:r>
+        <w:rPr>
+          <w:lang w:eastAsia="zh-CN"/>
+        </w:rPr>
         <w:t xml:space="preserve">R3 </w:t>
       </w:r>
       <w:r>
+        <w:rPr>
+          <w:lang w:eastAsia="zh-CN"/>
+        </w:rPr>
         <w:t>高影响规格与结果变化</w:t>
       </w:r>
     </w:p>
     <w:p>
       <w:pPr>
         <w:spacing w:before="120" w:after="240"/>
-      </w:pPr>
-      <w:r>
+        <w:rPr>
+          <w:lang w:eastAsia="zh-CN"/>
+        </w:rPr>
+      </w:pPr>
+      <w:r>
+        <w:rPr>
+          <w:lang w:eastAsia="zh-CN"/>
+        </w:rPr>
         <w:br w:type="page"/>
       </w:r>
     </w:p>
@@ -10184,22 +11985,40 @@
         <w:keepLines/>
         <w:spacing w:before="120" w:after="240"/>
         <w:jc w:val="center"/>
-      </w:pPr>
-      <w:r>
+        <w:rPr>
+          <w:lang w:eastAsia="zh-CN"/>
+        </w:rPr>
+      </w:pPr>
+      <w:r>
+        <w:rPr>
+          <w:lang w:eastAsia="zh-CN"/>
+        </w:rPr>
         <w:t>附录图</w:t>
       </w:r>
       <w:r>
+        <w:rPr>
+          <w:lang w:eastAsia="zh-CN"/>
+        </w:rPr>
         <w:t xml:space="preserve">R4 </w:t>
       </w:r>
       <w:r>
+        <w:rPr>
+          <w:lang w:eastAsia="zh-CN"/>
+        </w:rPr>
         <w:t>控制账号使用频率前后的变化</w:t>
       </w:r>
     </w:p>
     <w:p>
       <w:pPr>
         <w:spacing w:before="120" w:after="240"/>
-      </w:pPr>
-      <w:r>
+        <w:rPr>
+          <w:lang w:eastAsia="zh-CN"/>
+        </w:rPr>
+      </w:pPr>
+      <w:r>
+        <w:rPr>
+          <w:lang w:eastAsia="zh-CN"/>
+        </w:rPr>
         <w:br w:type="page"/>
       </w:r>
     </w:p>
@@ -10257,28 +12076,52 @@
         <w:keepLines/>
         <w:spacing w:before="120" w:after="240"/>
         <w:jc w:val="center"/>
-      </w:pPr>
-      <w:r>
+        <w:rPr>
+          <w:lang w:eastAsia="zh-CN"/>
+        </w:rPr>
+      </w:pPr>
+      <w:r>
+        <w:rPr>
+          <w:lang w:eastAsia="zh-CN"/>
+        </w:rPr>
         <w:t>附录图</w:t>
       </w:r>
       <w:r>
+        <w:rPr>
+          <w:lang w:eastAsia="zh-CN"/>
+        </w:rPr>
         <w:t xml:space="preserve">R5 </w:t>
       </w:r>
       <w:r>
+        <w:rPr>
+          <w:lang w:eastAsia="zh-CN"/>
+        </w:rPr>
         <w:t>词表</w:t>
       </w:r>
       <w:r>
+        <w:rPr>
+          <w:lang w:eastAsia="zh-CN"/>
+        </w:rPr>
         <w:t>80%</w:t>
       </w:r>
       <w:r>
+        <w:rPr>
+          <w:lang w:eastAsia="zh-CN"/>
+        </w:rPr>
         <w:t>重抽样结果</w:t>
       </w:r>
     </w:p>
     <w:p>
       <w:pPr>
         <w:spacing w:before="120" w:after="240"/>
-      </w:pPr>
-      <w:r>
+        <w:rPr>
+          <w:lang w:eastAsia="zh-CN"/>
+        </w:rPr>
+      </w:pPr>
+      <w:r>
+        <w:rPr>
+          <w:lang w:eastAsia="zh-CN"/>
+        </w:rPr>
         <w:br w:type="page"/>
       </w:r>
     </w:p>
@@ -10336,22 +12179,40 @@
         <w:keepLines/>
         <w:spacing w:before="120" w:after="240"/>
         <w:jc w:val="center"/>
-      </w:pPr>
-      <w:r>
+        <w:rPr>
+          <w:lang w:eastAsia="zh-CN"/>
+        </w:rPr>
+      </w:pPr>
+      <w:r>
+        <w:rPr>
+          <w:lang w:eastAsia="zh-CN"/>
+        </w:rPr>
         <w:t>附录图</w:t>
       </w:r>
       <w:r>
+        <w:rPr>
+          <w:lang w:eastAsia="zh-CN"/>
+        </w:rPr>
         <w:t xml:space="preserve">R6 </w:t>
       </w:r>
       <w:r>
+        <w:rPr>
+          <w:lang w:eastAsia="zh-CN"/>
+        </w:rPr>
         <w:t>来源账号集中度与逐一删除结果</w:t>
       </w:r>
     </w:p>
     <w:p>
       <w:pPr>
         <w:spacing w:before="120" w:after="240"/>
-      </w:pPr>
-      <w:r>
+        <w:rPr>
+          <w:lang w:eastAsia="zh-CN"/>
+        </w:rPr>
+      </w:pPr>
+      <w:r>
+        <w:rPr>
+          <w:lang w:eastAsia="zh-CN"/>
+        </w:rPr>
         <w:br w:type="page"/>
       </w:r>
     </w:p>
@@ -10409,14 +12270,26 @@
         <w:keepLines/>
         <w:spacing w:before="120" w:after="240"/>
         <w:jc w:val="center"/>
-      </w:pPr>
-      <w:r>
+        <w:rPr>
+          <w:lang w:eastAsia="zh-CN"/>
+        </w:rPr>
+      </w:pPr>
+      <w:r>
+        <w:rPr>
+          <w:lang w:eastAsia="zh-CN"/>
+        </w:rPr>
         <w:t>附录图</w:t>
       </w:r>
       <w:r>
+        <w:rPr>
+          <w:lang w:eastAsia="zh-CN"/>
+        </w:rPr>
         <w:t xml:space="preserve">R7 </w:t>
       </w:r>
       <w:r>
+        <w:rPr>
+          <w:lang w:eastAsia="zh-CN"/>
+        </w:rPr>
         <w:t>次级检验的错误发现率校正</w:t>
       </w:r>
     </w:p>

--- a/docs/paper_draft_gender_information_domain_participation_v3.docx
+++ b/docs/paper_draft_gender_information_domain_participation_v3.docx
@@ -55,7 +55,7 @@
           <w:color w:val="000000"/>
           <w:lang w:eastAsia="zh-CN"/>
         </w:rPr>
-        <w:t>数字不平等研究长期关注男性和女性能否获得互联网接入及基本使用条件。随着互联网日益普及，性别差异逐渐从是否接入互联网延伸到以何种方式参与互联网。针对这一问题，本文使用2020年微博225,339个账号及其146,811,818条帖子，分析不同性别账号在公共事务领域和明星文化领域的信息消费与内容表达特征。研究结果显示，在发帖量、转发量和活跃时间相近的账号中，男性账号参与公共事务信息消费的概率显著高于女性账号，约高35%；女性账号参与明星文化信息消费的概率显著高于男性账号，约高28%。在内容表达方面，男性账号发布的公共事务内容比例约为女性账号的2.36倍，女性账号发布的明星文化内容比例约为男性账号的2.27倍，两项差异均达到统计显著水平。总体而言，两个领域的性别分化在内容表达中约为信息消费的三倍。稳健性分析表明，上述结果并未受到个人账号筛选、男女样本数量不平衡、极端值处理、观察月份、来源账号选择或词表构造的实质影响。研究表明，网络普及之后的数字性别差异同时体现于参与领域和参与方式：男性账号相对偏向公共事务领域，女性账号相对偏向明星文化领域，而且这种差异在内容表达中比在信息消费中更强。</w:t>
+        <w:t>数字不平等研究长期关注男性和女性能否获得互联网接入及基本使用条件。随着互联网日益普及，性别差异逐渐从是否接入互联网延伸到以何种方式参与互联网。针对这一问题，本文使用2020年微博225,339个账号及其146,811,818条帖子，分析不同性别账号在公共事务领域和明星文化领域的信息消费与内容表达特征。研究结果显示，在发帖量、转发量和活跃时间相近的账号中，男性账号参与公共事务信息消费的预测概率为14.15%，显著高于女性账号的10.52%；女性账号参与明星文化信息消费的预测概率为6.93%，显著高于男性账号的5.40%。在内容表达方面，男性账号发布的公共事务内容比例约为女性账号的2.36倍，女性账号发布的明星文化内容比例约为男性账号的2.27倍，两项差异均达到统计显著水平。稳健性分析表明，上述结果并未受到个人账号筛选、男女样本数量不平衡、极端值处理、观察月份、来源账号选择或词表构造的实质影响。研究表明，网络普及之后的数字性别差异同时体现于参与领域和参与方式：男性账号相对偏向公共事务领域，女性账号相对偏向明星文化领域。</w:t>
       </w:r>
     </w:p>
     <w:p>

--- a/docs/paper_draft_gender_information_domain_participation_v3.docx
+++ b/docs/paper_draft_gender_information_domain_participation_v3.docx
@@ -55,7 +55,7 @@
           <w:color w:val="000000"/>
           <w:lang w:eastAsia="zh-CN"/>
         </w:rPr>
-        <w:t>数字不平等研究长期关注男性和女性能否获得互联网接入及基本使用条件。随着互联网日益普及，性别差异逐渐从是否接入互联网延伸到以何种方式参与互联网。针对这一问题，本文使用2020年微博225,339个账号及其146,811,818条帖子，分析不同性别账号在公共事务领域和明星文化领域的信息消费与内容表达特征。研究结果显示，在发帖量、转发量和活跃时间相近的账号中，男性账号参与公共事务信息消费的预测概率为14.15%，显著高于女性账号的10.52%；女性账号参与明星文化信息消费的预测概率为6.93%，显著高于男性账号的5.40%。在内容表达方面，男性账号发布的公共事务内容比例约为女性账号的2.36倍，女性账号发布的明星文化内容比例约为男性账号的2.27倍，两项差异均达到统计显著水平。稳健性分析表明，上述结果并未受到个人账号筛选、男女样本数量不平衡、极端值处理、观察月份、来源账号选择或词表构造的实质影响。研究表明，网络普及之后的数字性别差异同时体现于参与领域和参与方式：男性账号相对偏向公共事务领域，女性账号相对偏向明星文化领域。</w:t>
+        <w:t>数字不平等研究长期关注男性和女性能否获得互联网接入及基本使用条件。随着互联网日益普及，性别差异逐渐从是否接入互联网延伸到以何种方式参与互联网。针对这一问题，本文使用2020年微博225,339个账号及其146,811,818条帖子，分析不同性别账号在公共事务领域和明星文化领域的信息消费与内容表达特征。研究结果显示，在发帖量、转发量和活跃时间相近的账号中，男性账号参与公共事务信息消费的平均概率为14.15%，显著高于女性账号的10.52%；女性账号参与明星文化信息消费的平均概率为6.93%，显著高于男性账号的5.40%。在内容表达方面，男性账号发布的公共事务内容比例约为女性账号的2.36倍，女性账号发布的明星文化内容比例约为男性账号的2.27倍，两项差异均达到统计显著水平。稳健性分析表明，上述结果并未受到个人账号筛选、男女样本数量不平衡、极端值处理、观察月份、来源账号选择或词表构造的实质影响。研究表明，网络普及之后的数字性别差异同时体现于参与领域和参与方式：男性账号相对偏向公共事务领域，女性账号相对偏向明星文化领域。</w:t>
       </w:r>
     </w:p>
     <w:p>
@@ -713,55 +713,7 @@
           <w:color w:val="000000"/>
           <w:lang w:eastAsia="zh-CN"/>
         </w:rPr>
-        <w:t>本文由此关注一个核心问题：网络接入日益普及之后，不同性别账号是否在公共事务与明星文化两个领域形成了不同的信息参与结构，这种差异又是否会因信息消费和内容表达两种参与方式而变化？针对这一问题，本文使用</w:t>
-      </w:r>
-      <w:r>
-        <w:rPr>
-          <w:rFonts w:eastAsia="Songti SC"/>
-          <w:color w:val="000000"/>
-          <w:lang w:eastAsia="zh-CN"/>
-        </w:rPr>
-        <w:t>2020</w:t>
-      </w:r>
-      <w:r>
-        <w:rPr>
-          <w:rFonts w:eastAsia="Songti SC"/>
-          <w:color w:val="000000"/>
-          <w:lang w:eastAsia="zh-CN"/>
-        </w:rPr>
-        <w:t>年微博</w:t>
-      </w:r>
-      <w:r>
-        <w:rPr>
-          <w:rFonts w:eastAsia="Songti SC"/>
-          <w:color w:val="000000"/>
-          <w:lang w:eastAsia="zh-CN"/>
-        </w:rPr>
-        <w:t>225,339</w:t>
-      </w:r>
-      <w:r>
-        <w:rPr>
-          <w:rFonts w:eastAsia="Songti SC"/>
-          <w:color w:val="000000"/>
-          <w:lang w:eastAsia="zh-CN"/>
-        </w:rPr>
-        <w:t>个账号及其</w:t>
-      </w:r>
-      <w:r>
-        <w:rPr>
-          <w:rFonts w:eastAsia="Songti SC"/>
-          <w:color w:val="000000"/>
-          <w:lang w:eastAsia="zh-CN"/>
-        </w:rPr>
-        <w:t>146,811,818</w:t>
-      </w:r>
-      <w:r>
-        <w:rPr>
-          <w:rFonts w:eastAsia="Songti SC"/>
-          <w:color w:val="000000"/>
-          <w:lang w:eastAsia="zh-CN"/>
-        </w:rPr>
-        <w:t>条帖子，将公共事务领域与明星文化领域置于同一批账号和同一观察期内进行比较。研究分别以账号是否转发相关来源衡量可见的信息消费，以相关内容占有效文字帖的比例衡量内容表达，先描述平台中实际出现的性别差异，再比较发帖量、转发量和活跃时间相近的账号，并通过性别与信息领域的交互项检验两个领域的差异是否在两种参与方式中具有不同幅度。稳健性分析进一步考察个人账号、男女平衡样本、测量规则、来源名单、词表和观察月份的影响，从而判断研究发现是否依赖特定的账号构成或操作化方式。</w:t>
+        <w:t>本文由此关注一个核心问题：网络接入日益普及之后，不同性别账号在公共事务领域和明星文化领域的信息消费与内容表达呈现出怎样的差异？为回答这一问题，本文构建由两个信息领域和两种参与方式组成的研究框架。两个信息领域分别是以社会热点、公共政策和社会事件为中心的公共事务领域，以及以演员、歌手等演艺明星为中心的明星文化领域；两种参与方式分别是通过转发特定领域来源进入信息传播链条的信息消费，以及在公开文字帖中谈论相关议题的内容表达。本文使用2020年微博225,339个账号及其146,811,818条帖子，在同一批账号和同一观察期内形成四项相互对应的测量，进而比较不同性别账号在两个信息领域和两种参与方式中的参与特征。</w:t>
       </w:r>
     </w:p>
     <w:p>
@@ -2093,7 +2045,7 @@
           <w:color w:val="000000"/>
           <w:lang w:eastAsia="zh-CN"/>
         </w:rPr>
-        <w:t>基于上述研究，本文预期男性账号相对更多参与公共事务领域，女性账号相对更多参与明星文化领域；两个领域之间的性别分化在内容表达中强于信息消费；账号构成、使用频率和测量规则可能改变差异幅度，但不会轻易改变两个领域相反的总体方向。这些预期通过描述性模型检验，不预设单一的因果机制。</w:t>
+        <w:t>基于上述研究，本文预期男性账号相对更多参与公共事务领域，女性账号相对更多参与明星文化领域。这一预期将在信息消费和内容表达中分别检验，并通过比较平台使用程度相近的账号，考察领域差异是否超出总体发帖、转发和活跃程度的影响。</w:t>
       </w:r>
     </w:p>
     <w:p>
@@ -2142,183 +2094,7 @@
           <w:color w:val="000000"/>
           <w:lang w:eastAsia="zh-CN"/>
         </w:rPr>
-        <w:t>本文使用</w:t>
-      </w:r>
-      <w:r>
-        <w:rPr>
-          <w:rFonts w:eastAsia="Songti SC"/>
-          <w:color w:val="000000"/>
-          <w:lang w:eastAsia="zh-CN"/>
-        </w:rPr>
-        <w:t>2020</w:t>
-      </w:r>
-      <w:r>
-        <w:rPr>
-          <w:rFonts w:eastAsia="Songti SC"/>
-          <w:color w:val="000000"/>
-          <w:lang w:eastAsia="zh-CN"/>
-        </w:rPr>
-        <w:t>年微博帖子与用户资料。原始文件覆盖</w:t>
-      </w:r>
-      <w:r>
-        <w:rPr>
-          <w:rFonts w:eastAsia="Songti SC"/>
-          <w:color w:val="000000"/>
-          <w:lang w:eastAsia="zh-CN"/>
-        </w:rPr>
-        <w:t>1-9</w:t>
-      </w:r>
-      <w:r>
-        <w:rPr>
-          <w:rFonts w:eastAsia="Songti SC"/>
-          <w:color w:val="000000"/>
-          <w:lang w:eastAsia="zh-CN"/>
-        </w:rPr>
-        <w:t>月和</w:t>
-      </w:r>
-      <w:r>
-        <w:rPr>
-          <w:rFonts w:eastAsia="Songti SC"/>
-          <w:color w:val="000000"/>
-          <w:lang w:eastAsia="zh-CN"/>
-        </w:rPr>
-        <w:t>11-12</w:t>
-      </w:r>
-      <w:r>
-        <w:rPr>
-          <w:rFonts w:eastAsia="Songti SC"/>
-          <w:color w:val="000000"/>
-          <w:lang w:eastAsia="zh-CN"/>
-        </w:rPr>
-        <w:t>月。经过账号匹配和跨文件去重，分析数据库包括</w:t>
-      </w:r>
-      <w:r>
-        <w:rPr>
-          <w:rFonts w:eastAsia="Songti SC"/>
-          <w:color w:val="000000"/>
-          <w:lang w:eastAsia="zh-CN"/>
-        </w:rPr>
-        <w:t>225,339</w:t>
-      </w:r>
-      <w:r>
-        <w:rPr>
-          <w:rFonts w:eastAsia="Songti SC"/>
-          <w:color w:val="000000"/>
-          <w:lang w:eastAsia="zh-CN"/>
-        </w:rPr>
-        <w:t>个账号和</w:t>
-      </w:r>
-      <w:r>
-        <w:rPr>
-          <w:rFonts w:eastAsia="Songti SC"/>
-          <w:color w:val="000000"/>
-          <w:lang w:eastAsia="zh-CN"/>
-        </w:rPr>
-        <w:t>146,811,818</w:t>
-      </w:r>
-      <w:r>
-        <w:rPr>
-          <w:rFonts w:eastAsia="Songti SC"/>
-          <w:color w:val="000000"/>
-          <w:lang w:eastAsia="zh-CN"/>
-        </w:rPr>
-        <w:t>条帖子，其中性别字段登记为男性的账号</w:t>
-      </w:r>
-      <w:r>
-        <w:rPr>
-          <w:rFonts w:eastAsia="Songti SC"/>
-          <w:color w:val="000000"/>
-          <w:lang w:eastAsia="zh-CN"/>
-        </w:rPr>
-        <w:t>51,836</w:t>
-      </w:r>
-      <w:r>
-        <w:rPr>
-          <w:rFonts w:eastAsia="Songti SC"/>
-          <w:color w:val="000000"/>
-          <w:lang w:eastAsia="zh-CN"/>
-        </w:rPr>
-        <w:t>个，登记为女性的账号</w:t>
-      </w:r>
-      <w:r>
-        <w:rPr>
-          <w:rFonts w:eastAsia="Songti SC"/>
-          <w:color w:val="000000"/>
-          <w:lang w:eastAsia="zh-CN"/>
-        </w:rPr>
-        <w:t>173,503</w:t>
-      </w:r>
-      <w:r>
-        <w:rPr>
-          <w:rFonts w:eastAsia="Songti SC"/>
-          <w:color w:val="000000"/>
-          <w:lang w:eastAsia="zh-CN"/>
-        </w:rPr>
-        <w:t>个。微博资料中的性别字段只有男性和女性两类，无法覆盖多元性别，也不能证明账号属性与实际使用者身份完全一致。下文为行文简洁，将两类账号分别称为</w:t>
-      </w:r>
-      <w:r>
-        <w:rPr>
-          <w:rFonts w:eastAsia="Songti SC"/>
-          <w:color w:val="000000"/>
-          <w:lang w:eastAsia="zh-CN"/>
-        </w:rPr>
-        <w:t>“</w:t>
-      </w:r>
-      <w:r>
-        <w:rPr>
-          <w:rFonts w:eastAsia="Songti SC"/>
-          <w:color w:val="000000"/>
-          <w:lang w:eastAsia="zh-CN"/>
-        </w:rPr>
-        <w:t>男性账号</w:t>
-      </w:r>
-      <w:r>
-        <w:rPr>
-          <w:rFonts w:eastAsia="Songti SC"/>
-          <w:color w:val="000000"/>
-          <w:lang w:eastAsia="zh-CN"/>
-        </w:rPr>
-        <w:t>”</w:t>
-      </w:r>
-      <w:r>
-        <w:rPr>
-          <w:rFonts w:eastAsia="Songti SC"/>
-          <w:color w:val="000000"/>
-          <w:lang w:eastAsia="zh-CN"/>
-        </w:rPr>
-        <w:t>和</w:t>
-      </w:r>
-      <w:r>
-        <w:rPr>
-          <w:rFonts w:eastAsia="Songti SC"/>
-          <w:color w:val="000000"/>
-          <w:lang w:eastAsia="zh-CN"/>
-        </w:rPr>
-        <w:t>“</w:t>
-      </w:r>
-      <w:r>
-        <w:rPr>
-          <w:rFonts w:eastAsia="Songti SC"/>
-          <w:color w:val="000000"/>
-          <w:lang w:eastAsia="zh-CN"/>
-        </w:rPr>
-        <w:t>女性账号</w:t>
-      </w:r>
-      <w:r>
-        <w:rPr>
-          <w:rFonts w:eastAsia="Songti SC"/>
-          <w:color w:val="000000"/>
-          <w:lang w:eastAsia="zh-CN"/>
-        </w:rPr>
-        <w:t>”</w:t>
-      </w:r>
-      <w:r>
-        <w:rPr>
-          <w:rFonts w:eastAsia="Songti SC"/>
-          <w:color w:val="000000"/>
-          <w:lang w:eastAsia="zh-CN"/>
-        </w:rPr>
-        <w:t>。</w:t>
+        <w:t>本文使用两类微博数据。文本数据购自第三方数据公司。该公司采用每日随机关键词的大规模采集方式，日均采集约3000万条公开微博。本文使用的原始帖子文件覆盖2020年1-9月和11-12月。</w:t>
       </w:r>
     </w:p>
     <w:p>
@@ -2335,27 +2111,28 @@
           <w:color w:val="000000"/>
           <w:lang w:eastAsia="zh-CN"/>
         </w:rPr>
-        <w:t>分析以账号为基本单位。帖子和转发记录用于构造账号层面的信息消费、内容表达和月份指标；同一账号的多条帖子不被当作彼此独立的观察。需要按月估计的模型以账号</w:t>
-      </w:r>
-      <w:r>
-        <w:rPr>
-          <w:rFonts w:eastAsia="Songti SC"/>
-          <w:color w:val="000000"/>
-          <w:lang w:eastAsia="zh-CN"/>
-        </w:rPr>
-        <w:t>-</w:t>
-      </w:r>
-      <w:r>
-        <w:rPr>
-          <w:rFonts w:eastAsia="Songti SC"/>
-          <w:color w:val="000000"/>
-          <w:lang w:eastAsia="zh-CN"/>
-        </w:rPr>
-        <w:t>月份为单位，并对同一账号的重复观察使用聚类标准误。</w:t>
+        <w:t>账号性别资料来自Weibo-COV 2.0公开的2000万微博活跃账号资料库（Hu等，2020；项目主页：https://github.com/nghuyong/weibo-cov）。该资料库提供账号ID、性别、地区、生日、粉丝数和会员等级等信息。本文以账号ID匹配用户资料与帖子数据，并对跨文件重复帖子进行去重。匹配后得到225,339个账号及其发布的146,811,818条帖子，其中男性账号51,836个，女性账号173,503个。</w:t>
       </w:r>
     </w:p>
     <w:p>
       <w:pPr>
+        <w:spacing w:before="120" w:after="240"/>
+        <w:jc w:val="both"/>
+        <w:rPr>
+          <w:lang w:eastAsia="zh-CN"/>
+        </w:rPr>
+      </w:pPr>
+      <w:r>
+        <w:rPr>
+          <w:rFonts w:eastAsia="Songti SC"/>
+          <w:color w:val="000000"/>
+          <w:lang w:eastAsia="zh-CN"/>
+        </w:rPr>
+        <w:t>主分析以账号为基本单位，将每个账号的帖子和转发记录汇总为信息消费、内容表达和活跃程度指标。月份分析以账号-月份为单位，并对同一账号的重复观察使用聚类标准误。</w:t>
+      </w:r>
+    </w:p>
+    <w:p>
+      <w:pPr>
         <w:pStyle w:val="21"/>
         <w:spacing w:before="120" w:after="240"/>
         <w:rPr>
@@ -2385,135 +2162,7 @@
           <w:color w:val="000000"/>
           <w:lang w:eastAsia="zh-CN"/>
         </w:rPr>
-        <w:t>信息消费以实际转发事件作为可见指标。程序首先保留转发记录，再以被转发原帖作者的账号</w:t>
-      </w:r>
-      <w:r>
-        <w:rPr>
-          <w:rFonts w:eastAsia="Songti SC"/>
-          <w:color w:val="000000"/>
-          <w:lang w:eastAsia="zh-CN"/>
-        </w:rPr>
-        <w:t>ID</w:t>
-      </w:r>
-      <w:r>
-        <w:rPr>
-          <w:rFonts w:eastAsia="Songti SC"/>
-          <w:color w:val="000000"/>
-          <w:lang w:eastAsia="zh-CN"/>
-        </w:rPr>
-        <w:t>匹配来源名单；来源账号自身的转发被排除，同一</w:t>
-      </w:r>
-      <w:r>
-        <w:rPr>
-          <w:rFonts w:eastAsia="Songti SC"/>
-          <w:color w:val="000000"/>
-          <w:lang w:eastAsia="zh-CN"/>
-        </w:rPr>
-        <w:t>“</w:t>
-      </w:r>
-      <w:r>
-        <w:rPr>
-          <w:rFonts w:eastAsia="Songti SC"/>
-          <w:color w:val="000000"/>
-          <w:lang w:eastAsia="zh-CN"/>
-        </w:rPr>
-        <w:t>用户</w:t>
-      </w:r>
-      <w:r>
-        <w:rPr>
-          <w:rFonts w:eastAsia="Songti SC"/>
-          <w:color w:val="000000"/>
-          <w:lang w:eastAsia="zh-CN"/>
-        </w:rPr>
-        <w:t>-</w:t>
-      </w:r>
-      <w:r>
-        <w:rPr>
-          <w:rFonts w:eastAsia="Songti SC"/>
-          <w:color w:val="000000"/>
-          <w:lang w:eastAsia="zh-CN"/>
-        </w:rPr>
-        <w:t>原帖</w:t>
-      </w:r>
-      <w:r>
-        <w:rPr>
-          <w:rFonts w:eastAsia="Songti SC"/>
-          <w:color w:val="000000"/>
-          <w:lang w:eastAsia="zh-CN"/>
-        </w:rPr>
-        <w:t>-</w:t>
-      </w:r>
-      <w:r>
-        <w:rPr>
-          <w:rFonts w:eastAsia="Songti SC"/>
-          <w:color w:val="000000"/>
-          <w:lang w:eastAsia="zh-CN"/>
-        </w:rPr>
-        <w:t>领域</w:t>
-      </w:r>
-      <w:r>
-        <w:rPr>
-          <w:rFonts w:eastAsia="Songti SC"/>
-          <w:color w:val="000000"/>
-          <w:lang w:eastAsia="zh-CN"/>
-        </w:rPr>
-        <w:t>”</w:t>
-      </w:r>
-      <w:r>
-        <w:rPr>
-          <w:rFonts w:eastAsia="Songti SC"/>
-          <w:color w:val="000000"/>
-          <w:lang w:eastAsia="zh-CN"/>
-        </w:rPr>
-        <w:t>事件在跨文件重复出现时只保留一次。公共事务领域的来源候选来自互联网新闻信息稿源单位名单，经微博账号匹配后有</w:t>
-      </w:r>
-      <w:r>
-        <w:rPr>
-          <w:rFonts w:eastAsia="Songti SC"/>
-          <w:color w:val="000000"/>
-          <w:lang w:eastAsia="zh-CN"/>
-        </w:rPr>
-        <w:t>47</w:t>
-      </w:r>
-      <w:r>
-        <w:rPr>
-          <w:rFonts w:eastAsia="Songti SC"/>
-          <w:color w:val="000000"/>
-          <w:lang w:eastAsia="zh-CN"/>
-        </w:rPr>
-        <w:t>个账号在</w:t>
-      </w:r>
-      <w:r>
-        <w:rPr>
-          <w:rFonts w:eastAsia="Songti SC"/>
-          <w:color w:val="000000"/>
-          <w:lang w:eastAsia="zh-CN"/>
-        </w:rPr>
-        <w:t>2020</w:t>
-      </w:r>
-      <w:r>
-        <w:rPr>
-          <w:rFonts w:eastAsia="Songti SC"/>
-          <w:color w:val="000000"/>
-          <w:lang w:eastAsia="zh-CN"/>
-        </w:rPr>
-        <w:t>年数据中产生有效事件。明星文化领域的来源由演艺类别认证账号构成，共有</w:t>
-      </w:r>
-      <w:r>
-        <w:rPr>
-          <w:rFonts w:eastAsia="Songti SC"/>
-          <w:color w:val="000000"/>
-          <w:lang w:eastAsia="zh-CN"/>
-        </w:rPr>
-        <w:t>216</w:t>
-      </w:r>
-      <w:r>
-        <w:rPr>
-          <w:rFonts w:eastAsia="Songti SC"/>
-          <w:color w:val="000000"/>
-          <w:lang w:eastAsia="zh-CN"/>
-        </w:rPr>
-        <w:t>个活跃来源账号。该指标只能识别留下转发痕迹的信息消费，不能观察用户浏览但未转发的内容。</w:t>
+        <w:t>本文将信息消费定义为账号对特定领域关键来源所发布信息的转发。转发记录表明账号接触并继续传播了该来源的信息，由此形成账号与相应信息领域之间的可观察联系。</w:t>
       </w:r>
     </w:p>
     <w:p>
@@ -2530,11 +2179,45 @@
           <w:color w:val="000000"/>
           <w:lang w:eastAsia="zh-CN"/>
         </w:rPr>
-        <w:t>核心指标是账号在观察期内是否至少转发过一次某领域来源，用于衡量最低限度的信息消费参与，避免少数高频转发账号主导均值。补充指标包括领域来源转发占全部转发的比例、首次参与后的转发次数、参与月份占活跃月份的比例和转发延迟。转发延迟仅表示已经发生的转发与原帖之间的时间间隔，不能解释为用户看到信息后的反应速度。</w:t>
+        <w:t>公共事务领域的关键来源定义为具有制度化公共信息发布功能的微博账号。候选单位依据2025版互联网新闻信息稿源单位名单确定，涵盖中央新闻单位、中央重点新闻网站、政府发布平台和地方新闻单位等类别。将候选单位名称与微博账号资料进行匹配后，共识别54个官方媒体或政府发布账号，其中47个账号在2020年匹配样本中至少产生一条有效转发记录，构成公共事务来源集合。</w:t>
       </w:r>
     </w:p>
     <w:p>
       <w:pPr>
+        <w:spacing w:before="120" w:after="240"/>
+        <w:jc w:val="both"/>
+        <w:rPr>
+          <w:lang w:eastAsia="zh-CN"/>
+        </w:rPr>
+      </w:pPr>
+      <w:r>
+        <w:rPr>
+          <w:rFonts w:eastAsia="Songti SC"/>
+          <w:color w:val="000000"/>
+          <w:lang w:eastAsia="zh-CN"/>
+        </w:rPr>
+        <w:t>明星文化领域的关键来源定义为微博认证资料显示其具有演艺身份的账号。认证说明中包含“演员”“歌手”“艺人”“主唱”“偶像”“乐队”“歌星”“唱作人”“导演”“童星”或“音乐人”的账号进入候选集合，清理后共有216个账号在2020年匹配样本中产生有效转发记录，构成明星文化来源集合。</w:t>
+      </w:r>
+    </w:p>
+    <w:p>
+      <w:pPr>
+        <w:spacing w:before="120" w:after="240"/>
+        <w:jc w:val="both"/>
+        <w:rPr>
+          <w:lang w:eastAsia="zh-CN"/>
+        </w:rPr>
+      </w:pPr>
+      <w:r>
+        <w:rPr>
+          <w:rFonts w:eastAsia="Songti SC"/>
+          <w:color w:val="000000"/>
+          <w:lang w:eastAsia="zh-CN"/>
+        </w:rPr>
+        <w:t>每条转发记录按照原帖作者的账号ID与两个来源集合进行匹配。来源账号自身的转发记录予以排除，同一账号对同一原帖的重复转发按领域合并为一次。账号在观察期内至少转发过一次某领域来源，即记为参与该领域的信息消费。主分析使用这一二元指标，同时记录领域来源转发次数、领域来源转发占全部转发的比例、发生转发的月份占活跃月份的比例，以及转发时间与原帖发布时间的间隔。</w:t>
+      </w:r>
+    </w:p>
+    <w:p>
+      <w:pPr>
         <w:pStyle w:val="21"/>
         <w:spacing w:before="120" w:after="240"/>
         <w:rPr>
@@ -2563,7 +2246,7 @@
           <w:color w:val="000000"/>
           <w:lang w:eastAsia="zh-CN"/>
         </w:rPr>
-        <w:t>内容表达的分母是账号在观察期内发布的有效文字帖。程序在原始文字中截断字面转发链标记，再清理网址、空白和无意义符号。原创帖和带有新增文字的转发帖进入分母；纯转发、纯图片、纯链接以及清理后没有文字的帖子不进入分母。没有有效文字帖的账号保留缺失值，不将其内容比例记为零。</w:t>
+        <w:t>内容表达以账号在观察期内发布的有效文字帖为分析基础。原始文本先截断字面转发链标记，再清理网址、空白和无意义符号。有效文字帖包括原创文字帖和带有新增文字的转发帖；纯转发、纯图片、纯链接以及清理后没有文字的帖子不计入有效文字帖。没有有效文字帖的账号在内容表达分析中记为缺失。</w:t>
       </w:r>
     </w:p>
     <w:p>
@@ -2580,55 +2263,7 @@
           <w:color w:val="000000"/>
           <w:lang w:eastAsia="zh-CN"/>
         </w:rPr>
-        <w:t>公共事务词表包含</w:t>
-      </w:r>
-      <w:r>
-        <w:rPr>
-          <w:rFonts w:eastAsia="Songti SC"/>
-          <w:color w:val="000000"/>
-          <w:lang w:eastAsia="zh-CN"/>
-        </w:rPr>
-        <w:t>816</w:t>
-      </w:r>
-      <w:r>
-        <w:rPr>
-          <w:rFonts w:eastAsia="Songti SC"/>
-          <w:color w:val="000000"/>
-          <w:lang w:eastAsia="zh-CN"/>
-        </w:rPr>
-        <w:t>个经人工审核的词条，明星词表包含</w:t>
-      </w:r>
-      <w:r>
-        <w:rPr>
-          <w:rFonts w:eastAsia="Songti SC"/>
-          <w:color w:val="000000"/>
-          <w:lang w:eastAsia="zh-CN"/>
-        </w:rPr>
-        <w:t>535</w:t>
-      </w:r>
-      <w:r>
-        <w:rPr>
-          <w:rFonts w:eastAsia="Songti SC"/>
-          <w:color w:val="000000"/>
-          <w:lang w:eastAsia="zh-CN"/>
-        </w:rPr>
-        <w:t>个经人工审核的姓名。匹配程序按照文本位置执行最左最长、区间不重叠的字符串匹配，避免嵌套词重复计数。一条有效文字帖命中至少一个领域词条，即被记为该领域帖子；同一帖子可以同时属于两个领域。账号的领域内容比例等于该领域帖子数除以有效文字帖总数，因此两个领域的比例不要求相加为</w:t>
-      </w:r>
-      <w:r>
-        <w:rPr>
-          <w:rFonts w:eastAsia="Songti SC"/>
-          <w:color w:val="000000"/>
-          <w:lang w:eastAsia="zh-CN"/>
-        </w:rPr>
-        <w:t>100%</w:t>
-      </w:r>
-      <w:r>
-        <w:rPr>
-          <w:rFonts w:eastAsia="Songti SC"/>
-          <w:color w:val="000000"/>
-          <w:lang w:eastAsia="zh-CN"/>
-        </w:rPr>
-        <w:t>。</w:t>
+        <w:t>公共事务词表包含816个经人工审核的词条，明星词表包含535个经人工审核的姓名。词条识别采用最左最长且区间不重叠的字符串匹配规则，以避免嵌套词重复计数。一条有效文字帖命中至少一个领域词条，即被记为该领域帖子；同一帖子可以同时属于两个领域。账号的领域内容比例等于该领域帖子数除以有效文字帖总数，因此两个领域的比例不要求相加为100%。</w:t>
       </w:r>
     </w:p>
     <w:p>
@@ -2661,7 +2296,7 @@
           <w:color w:val="000000"/>
           <w:lang w:eastAsia="zh-CN"/>
         </w:rPr>
-        <w:t>本文依次使用三种比较。第一种是未调整比较，只呈现平台数据中男性账号与女性账号实际观察到的差异。第二种是控制账号使用频率的比较，也是本文的主要模型：模型在性别字段之外加入全年发帖数、转发数、活跃天数和活跃月份，用于比较平台使用程度相近的账号。第三种是资料扩展比较，在上述变量基础上进一步加入认证状态、粉丝数、关注数和地区，用于检验资料完整账号中的方向是否一致。资料扩展比较的样本量较小，因此不把它与主要模型之间的系数变化解释为某个控制变量的独立作用。</w:t>
+        <w:t>本文依次使用三种比较。第一种是未调整比较，呈现平台数据中男性账号与女性账号实际观察到的差异。第二种是控制账号使用频率的比较，也是本文的主要模型：模型在账号性别之外加入全年发帖数、转发数、活跃天数和活跃月份，用于比较平台使用程度相近的账号。第三种是资料扩展比较，在上述变量基础上进一步加入认证状态、粉丝数、关注数和地区，考察资料完整账号中的结果。三种比较的样本量分别在结果表注中报告。</w:t>
       </w:r>
     </w:p>
     <w:p>
@@ -2678,151 +2313,7 @@
           <w:color w:val="000000"/>
           <w:lang w:eastAsia="zh-CN"/>
         </w:rPr>
-        <w:t>是否参与某类信息消费使用</w:t>
-      </w:r>
-      <w:r>
-        <w:rPr>
-          <w:rFonts w:eastAsia="Songti SC"/>
-          <w:color w:val="000000"/>
-          <w:lang w:eastAsia="zh-CN"/>
-        </w:rPr>
-        <w:t>Logit</w:t>
-      </w:r>
-      <w:r>
-        <w:rPr>
-          <w:rFonts w:eastAsia="Songti SC"/>
-          <w:color w:val="000000"/>
-          <w:lang w:eastAsia="zh-CN"/>
-        </w:rPr>
-        <w:t>模型，并报告概率尺度上的平均边际效应；领域来源转发比例、内容比例和参与月份比例使用分数</w:t>
-      </w:r>
-      <w:r>
-        <w:rPr>
-          <w:rFonts w:eastAsia="Songti SC"/>
-          <w:color w:val="000000"/>
-          <w:lang w:eastAsia="zh-CN"/>
-        </w:rPr>
-        <w:t>Logit</w:t>
-      </w:r>
-      <w:r>
-        <w:rPr>
-          <w:rFonts w:eastAsia="Songti SC"/>
-          <w:color w:val="000000"/>
-          <w:lang w:eastAsia="zh-CN"/>
-        </w:rPr>
-        <w:t>，并采用稳健协方差。差异均按</w:t>
-      </w:r>
-      <w:r>
-        <w:rPr>
-          <w:rFonts w:eastAsia="Songti SC"/>
-          <w:color w:val="000000"/>
-          <w:lang w:eastAsia="zh-CN"/>
-        </w:rPr>
-        <w:t>“</w:t>
-      </w:r>
-      <w:r>
-        <w:rPr>
-          <w:rFonts w:eastAsia="Songti SC"/>
-          <w:color w:val="000000"/>
-          <w:lang w:eastAsia="zh-CN"/>
-        </w:rPr>
-        <w:t>男性账号减女性账号</w:t>
-      </w:r>
-      <w:r>
-        <w:rPr>
-          <w:rFonts w:eastAsia="Songti SC"/>
-          <w:color w:val="000000"/>
-          <w:lang w:eastAsia="zh-CN"/>
-        </w:rPr>
-        <w:t>”</w:t>
-      </w:r>
-      <w:r>
-        <w:rPr>
-          <w:rFonts w:eastAsia="Songti SC"/>
-          <w:color w:val="000000"/>
-          <w:lang w:eastAsia="zh-CN"/>
-        </w:rPr>
-        <w:t>计算，正值表示男性账号更高，负值表示女性账号更高。本文在结果部分使用</w:t>
-      </w:r>
-      <w:r>
-        <w:rPr>
-          <w:rFonts w:eastAsia="Songti SC"/>
-          <w:color w:val="000000"/>
-          <w:lang w:eastAsia="zh-CN"/>
-        </w:rPr>
-        <w:t>“</w:t>
-      </w:r>
-      <w:r>
-        <w:rPr>
-          <w:rFonts w:eastAsia="Songti SC"/>
-          <w:color w:val="000000"/>
-          <w:lang w:eastAsia="zh-CN"/>
-        </w:rPr>
-        <w:t>未调整比较</w:t>
-      </w:r>
-      <w:r>
-        <w:rPr>
-          <w:rFonts w:eastAsia="Songti SC"/>
-          <w:color w:val="000000"/>
-          <w:lang w:eastAsia="zh-CN"/>
-        </w:rPr>
-        <w:t>”“</w:t>
-      </w:r>
-      <w:r>
-        <w:rPr>
-          <w:rFonts w:eastAsia="Songti SC"/>
-          <w:color w:val="000000"/>
-          <w:lang w:eastAsia="zh-CN"/>
-        </w:rPr>
-        <w:t>控制账号使用频率的比较</w:t>
-      </w:r>
-      <w:r>
-        <w:rPr>
-          <w:rFonts w:eastAsia="Songti SC"/>
-          <w:color w:val="000000"/>
-          <w:lang w:eastAsia="zh-CN"/>
-        </w:rPr>
-        <w:t>”</w:t>
-      </w:r>
-      <w:r>
-        <w:rPr>
-          <w:rFonts w:eastAsia="Songti SC"/>
-          <w:color w:val="000000"/>
-          <w:lang w:eastAsia="zh-CN"/>
-        </w:rPr>
-        <w:t>和</w:t>
-      </w:r>
-      <w:r>
-        <w:rPr>
-          <w:rFonts w:eastAsia="Songti SC"/>
-          <w:color w:val="000000"/>
-          <w:lang w:eastAsia="zh-CN"/>
-        </w:rPr>
-        <w:t>“</w:t>
-      </w:r>
-      <w:r>
-        <w:rPr>
-          <w:rFonts w:eastAsia="Songti SC"/>
-          <w:color w:val="000000"/>
-          <w:lang w:eastAsia="zh-CN"/>
-        </w:rPr>
-        <w:t>资料扩展比较</w:t>
-      </w:r>
-      <w:r>
-        <w:rPr>
-          <w:rFonts w:eastAsia="Songti SC"/>
-          <w:color w:val="000000"/>
-          <w:lang w:eastAsia="zh-CN"/>
-        </w:rPr>
-        <w:t>”</w:t>
-      </w:r>
-      <w:r>
-        <w:rPr>
-          <w:rFonts w:eastAsia="Songti SC"/>
-          <w:color w:val="000000"/>
-          <w:lang w:eastAsia="zh-CN"/>
-        </w:rPr>
-        <w:t>，不以模型编号代替模型含义。</w:t>
+        <w:t>是否参与某类信息消费使用Logit模型，并报告概率尺度上的平均边际效应；领域来源转发比例、内容比例和参与月份比例使用分数Logit，并采用稳健协方差。差异均按“男性账号减女性账号”计算，正值表示男性账号更高，负值表示女性账号更高。</w:t>
       </w:r>
     </w:p>
     <w:p>
@@ -2839,8 +2330,7 @@
           <w:color w:val="000000"/>
           <w:lang w:eastAsia="zh-CN"/>
         </w:rPr>
-        <w:lastRenderedPageBreak/>
-        <w:t>两个领域是否存在真正不同的性别差异，需要在同一模型中检验。为此，程序将每个账号展开为公共事务和明星文化两行，拟合性别、领域及其交互项，并使用按账号聚类的广义估计方程。核心估计量为：</w:t>
+        <w:t>为直接比较同一种参与方式在两个领域中的性别差异，分析将每个账号展开为公共事务和明星文化两行，拟合性别、领域及其交互项，并使用按账号聚类的广义估计方程。核心估计量为：</w:t>
       </w:r>
     </w:p>
     <w:p>
@@ -2950,199 +2440,7 @@
           <w:color w:val="000000"/>
           <w:lang w:eastAsia="zh-CN"/>
         </w:rPr>
-        <w:t>扩展分析进一步考察三类结果。第一，信息消费与内容表达的组合模型区分</w:t>
-      </w:r>
-      <w:r>
-        <w:rPr>
-          <w:rFonts w:eastAsia="Songti SC"/>
-          <w:color w:val="000000"/>
-          <w:lang w:eastAsia="zh-CN"/>
-        </w:rPr>
-        <w:t>“</w:t>
-      </w:r>
-      <w:r>
-        <w:rPr>
-          <w:rFonts w:eastAsia="Songti SC"/>
-          <w:color w:val="000000"/>
-          <w:lang w:eastAsia="zh-CN"/>
-        </w:rPr>
-        <w:t>均未参与</w:t>
-      </w:r>
-      <w:r>
-        <w:rPr>
-          <w:rFonts w:eastAsia="Songti SC"/>
-          <w:color w:val="000000"/>
-          <w:lang w:eastAsia="zh-CN"/>
-        </w:rPr>
-        <w:t>”“</w:t>
-      </w:r>
-      <w:r>
-        <w:rPr>
-          <w:rFonts w:eastAsia="Songti SC"/>
-          <w:color w:val="000000"/>
-          <w:lang w:eastAsia="zh-CN"/>
-        </w:rPr>
-        <w:t>仅信息消费</w:t>
-      </w:r>
-      <w:r>
-        <w:rPr>
-          <w:rFonts w:eastAsia="Songti SC"/>
-          <w:color w:val="000000"/>
-          <w:lang w:eastAsia="zh-CN"/>
-        </w:rPr>
-        <w:t>”“</w:t>
-      </w:r>
-      <w:r>
-        <w:rPr>
-          <w:rFonts w:eastAsia="Songti SC"/>
-          <w:color w:val="000000"/>
-          <w:lang w:eastAsia="zh-CN"/>
-        </w:rPr>
-        <w:t>仅内容表达</w:t>
-      </w:r>
-      <w:r>
-        <w:rPr>
-          <w:rFonts w:eastAsia="Songti SC"/>
-          <w:color w:val="000000"/>
-          <w:lang w:eastAsia="zh-CN"/>
-        </w:rPr>
-        <w:t>”</w:t>
-      </w:r>
-      <w:r>
-        <w:rPr>
-          <w:rFonts w:eastAsia="Songti SC"/>
-          <w:color w:val="000000"/>
-          <w:lang w:eastAsia="zh-CN"/>
-        </w:rPr>
-        <w:t>和</w:t>
-      </w:r>
-      <w:r>
-        <w:rPr>
-          <w:rFonts w:eastAsia="Songti SC"/>
-          <w:color w:val="000000"/>
-          <w:lang w:eastAsia="zh-CN"/>
-        </w:rPr>
-        <w:t>“</w:t>
-      </w:r>
-      <w:r>
-        <w:rPr>
-          <w:rFonts w:eastAsia="Songti SC"/>
-          <w:color w:val="000000"/>
-          <w:lang w:eastAsia="zh-CN"/>
-        </w:rPr>
-        <w:t>两者都有</w:t>
-      </w:r>
-      <w:r>
-        <w:rPr>
-          <w:rFonts w:eastAsia="Songti SC"/>
-          <w:color w:val="000000"/>
-          <w:lang w:eastAsia="zh-CN"/>
-        </w:rPr>
-        <w:t>”</w:t>
-      </w:r>
-      <w:r>
-        <w:rPr>
-          <w:rFonts w:eastAsia="Songti SC"/>
-          <w:color w:val="000000"/>
-          <w:lang w:eastAsia="zh-CN"/>
-        </w:rPr>
-        <w:t>；第二，跨领域组合模型区分</w:t>
-      </w:r>
-      <w:r>
-        <w:rPr>
-          <w:rFonts w:eastAsia="Songti SC"/>
-          <w:color w:val="000000"/>
-          <w:lang w:eastAsia="zh-CN"/>
-        </w:rPr>
-        <w:t>“</w:t>
-      </w:r>
-      <w:r>
-        <w:rPr>
-          <w:rFonts w:eastAsia="Songti SC"/>
-          <w:color w:val="000000"/>
-          <w:lang w:eastAsia="zh-CN"/>
-        </w:rPr>
-        <w:t>两个领域均未参与</w:t>
-      </w:r>
-      <w:r>
-        <w:rPr>
-          <w:rFonts w:eastAsia="Songti SC"/>
-          <w:color w:val="000000"/>
-          <w:lang w:eastAsia="zh-CN"/>
-        </w:rPr>
-        <w:t>”“</w:t>
-      </w:r>
-      <w:r>
-        <w:rPr>
-          <w:rFonts w:eastAsia="Songti SC"/>
-          <w:color w:val="000000"/>
-          <w:lang w:eastAsia="zh-CN"/>
-        </w:rPr>
-        <w:t>仅参与公共事务</w:t>
-      </w:r>
-      <w:r>
-        <w:rPr>
-          <w:rFonts w:eastAsia="Songti SC"/>
-          <w:color w:val="000000"/>
-          <w:lang w:eastAsia="zh-CN"/>
-        </w:rPr>
-        <w:t>”“</w:t>
-      </w:r>
-      <w:r>
-        <w:rPr>
-          <w:rFonts w:eastAsia="Songti SC"/>
-          <w:color w:val="000000"/>
-          <w:lang w:eastAsia="zh-CN"/>
-        </w:rPr>
-        <w:t>仅参与明星文化</w:t>
-      </w:r>
-      <w:r>
-        <w:rPr>
-          <w:rFonts w:eastAsia="Songti SC"/>
-          <w:color w:val="000000"/>
-          <w:lang w:eastAsia="zh-CN"/>
-        </w:rPr>
-        <w:t>”</w:t>
-      </w:r>
-      <w:r>
-        <w:rPr>
-          <w:rFonts w:eastAsia="Songti SC"/>
-          <w:color w:val="000000"/>
-          <w:lang w:eastAsia="zh-CN"/>
-        </w:rPr>
-        <w:t>和</w:t>
-      </w:r>
-      <w:r>
-        <w:rPr>
-          <w:rFonts w:eastAsia="Songti SC"/>
-          <w:color w:val="000000"/>
-          <w:lang w:eastAsia="zh-CN"/>
-        </w:rPr>
-        <w:t>“</w:t>
-      </w:r>
-      <w:r>
-        <w:rPr>
-          <w:rFonts w:eastAsia="Songti SC"/>
-          <w:color w:val="000000"/>
-          <w:lang w:eastAsia="zh-CN"/>
-        </w:rPr>
-        <w:t>两个领域都参与</w:t>
-      </w:r>
-      <w:r>
-        <w:rPr>
-          <w:rFonts w:eastAsia="Songti SC"/>
-          <w:color w:val="000000"/>
-          <w:lang w:eastAsia="zh-CN"/>
-        </w:rPr>
-        <w:t>”</w:t>
-      </w:r>
-      <w:r>
-        <w:rPr>
-          <w:rFonts w:eastAsia="Songti SC"/>
-          <w:color w:val="000000"/>
-          <w:lang w:eastAsia="zh-CN"/>
-        </w:rPr>
-        <w:t>；第三，月份模型、参与月份比例和转发延迟用于观察时间结构。所有扩展结果都围绕具体行为含义解释，不将统计显著直接等同于社会学重要性。</w:t>
+        <w:t>扩展分析进一步考察三类结果。第一，信息消费与内容表达的组合模型区分“均未参与”“仅信息消费”“仅内容表达”和“两者都有”；第二，跨领域组合模型区分“两个领域均未参与”“仅参与公共事务”“仅参与明星文化”和“两个领域都参与”；第三，月份模型、参与月份比例和转发延迟用于观察时间结构。</w:t>
       </w:r>
     </w:p>
     <w:p>
@@ -10462,7 +9760,7 @@
           <w:color w:val="000000"/>
           <w:lang w:eastAsia="zh-CN"/>
         </w:rPr>
-        <w:t>第一，样本来自既有数据获取、账号匹配和去重流程，无法重建微博总体用户的抽样概率，本文的比例和模型结果不能外推为微博全体用户的总体参数。平台性别字段也只有男性和女性两类，可能与实际使用者不一致，无法呈现多元性别；机构账号的存在进一步说明，平台字段并不是透明的个人社会属性。</w:t>
+        <w:t>第一，文本数据采用每日随机关键词方式采集，用户资料与帖子只有在账号ID匹配后进入分析，因而样本不构成对微博总体用户的概率抽样。本文结果描述匹配样本中的账号结构。全账号样本同时包含个人账号与机构账号，个人账号稳健性分析用于评估账号构成对结果幅度的影响。</w:t>
       </w:r>
     </w:p>
     <w:p>
@@ -11038,6 +10336,45 @@
           <w:sz w:val="19"/>
         </w:rPr>
         <w:t xml:space="preserve"> 37(3): 352-374.</w:t>
+      </w:r>
+    </w:p>
+    <w:p>
+      <w:pPr>
+        <w:spacing w:before="120" w:after="240" w:line="276" w:lineRule="auto"/>
+        <w:ind w:left="420" w:hanging="420"/>
+        <w:jc w:val="both"/>
+      </w:pPr>
+      <w:r>
+        <w:rPr>
+          <w:rFonts w:eastAsia="Songti SC"/>
+          <w:color w:val="000000"/>
+          <w:sz w:val="19"/>
+        </w:rPr>
+      </w:r>
+      <w:r>
+        <w:rPr>
+          <w:rFonts w:eastAsia="Songti SC"/>
+          <w:color w:val="000000"/>
+          <w:sz w:val="19"/>
+        </w:rPr>
+        <w:t xml:space="preserve">Hu, Yong, Heyan Huang, Anfan Chen, and Xian-Ling Mao. 2020. “Weibo-COV: A Large-Scale COVID-19 Social Media Dataset from Weibo.” </w:t>
+      </w:r>
+      <w:r>
+        <w:rPr>
+          <w:rFonts w:eastAsia="Songti SC"/>
+          <w:i/>
+          <w:color w:val="000000"/>
+          <w:sz w:val="19"/>
+        </w:rPr>
+        <w:t>Proceedings of the 1st Workshop on NLP for COVID-19 (Part 2) at EMNLP 2020</w:t>
+      </w:r>
+      <w:r>
+        <w:rPr>
+          <w:rFonts w:eastAsia="Songti SC"/>
+          <w:color w:val="000000"/>
+          <w:sz w:val="19"/>
+        </w:rPr>
+        <w:t>. https://doi.org/10.18653/v1/2020.nlpcovid19-2.34.</w:t>
       </w:r>
     </w:p>
     <w:p>

--- a/docs/paper_draft_gender_information_domain_participation_v3.docx
+++ b/docs/paper_draft_gender_information_domain_participation_v3.docx
@@ -55,7 +55,7 @@
           <w:color w:val="000000"/>
           <w:lang w:eastAsia="zh-CN"/>
         </w:rPr>
-        <w:t>数字不平等研究长期关注男性和女性能否获得互联网接入及基本使用条件。随着互联网日益普及，性别差异逐渐从是否接入互联网延伸到以何种方式参与互联网。针对这一问题，本文使用2020年微博225,339个账号及其146,811,818条帖子，分析不同性别账号在公共事务领域和明星文化领域的信息消费与内容表达特征。研究结果显示，在发帖量、转发量和活跃时间相近的账号中，男性账号参与公共事务信息消费的平均概率为14.15%，显著高于女性账号的10.52%；女性账号参与明星文化信息消费的平均概率为6.93%，显著高于男性账号的5.40%。在内容表达方面，男性账号发布的公共事务内容比例约为女性账号的2.36倍，女性账号发布的明星文化内容比例约为男性账号的2.27倍，两项差异均达到统计显著水平。稳健性分析表明，上述结果并未受到个人账号筛选、男女样本数量不平衡、极端值处理、观察月份、来源账号选择或词表构造的实质影响。研究表明，网络普及之后的数字性别差异同时体现于参与领域和参与方式：男性账号相对偏向公共事务领域，女性账号相对偏向明星文化领域。</w:t>
+        <w:t>数字不平等研究长期关注男性和女性能否获得互联网接入及基本使用条件。随着互联网日益普及，性别差异逐渐从是否接入互联网延伸到以何种方式参与互联网。针对这一问题，本文使用2020年微博225,339个账号及其146,811,818条帖子，分析不同性别账号在公共事务领域和明星文化领域的信息消费与内容表达特征。研究结果显示，在发帖量、转发量和活跃时间相近的账号中，男性账号参与公共事务信息消费的平均概率为14.15%，显著高于女性账号的10.52%；女性账号参与明星文化信息消费的平均概率为6.93%，显著高于男性账号的5.40%。在内容表达方面，男性账号发布的公共事务内容比例约为女性账号的2.36倍，女性账号发布的明星文化内容比例约为男性账号的2.27倍，两项差异均达到统计显著水平。个人账号、男女平衡样本、极端值处理、观察月份、来源账号选择和词表构造等稳健性分析均得到一致的领域方向。研究表明，网络普及之后的数字性别差异同时体现于参与领域和参与方式：男性账号相对偏向公共事务领域，女性账号相对偏向明星文化领域。</w:t>
       </w:r>
     </w:p>
     <w:p>
@@ -2094,7 +2094,7 @@
           <w:color w:val="000000"/>
           <w:lang w:eastAsia="zh-CN"/>
         </w:rPr>
-        <w:t>本文使用两类微博数据。文本数据购自第三方数据公司。该公司采用每日随机关键词的大规模采集方式，日均采集约3000万条公开微博。本文使用的原始帖子文件覆盖2020年1-9月和11-12月。</w:t>
+        <w:t>本研究选择微博作为观察社交媒体信息参与的平台。微博将公共事务信息、明星文化内容与用户互动组织在同一传播网络中，账号的发帖和转发记录可以同时呈现信息消费与内容表达。为了获得帖子文本、转发关系、账号认证和性别等资料，本文整合了两个数据来源。</w:t>
       </w:r>
     </w:p>
     <w:p>
@@ -2111,7 +2111,7 @@
           <w:color w:val="000000"/>
           <w:lang w:eastAsia="zh-CN"/>
         </w:rPr>
-        <w:t>账号性别资料来自Weibo-COV 2.0公开的2000万微博活跃账号资料库（Hu等，2020；项目主页：https://github.com/nghuyong/weibo-cov）。该资料库提供账号ID、性别、地区、生日、粉丝数和会员等级等信息。本文以账号ID匹配用户资料与帖子数据，并对跨文件重复帖子进行去重。匹配后得到225,339个账号及其发布的146,811,818条帖子，其中男性账号51,836个，女性账号173,503个。</w:t>
+        <w:t>第一类数据为购自第三方数据公司的大规模微博数据，包含微博正文、发帖账号、原帖与转发账号、发布时间和账号认证资料。该公司采用每日随机关键词方式采集公开微博，日均约3000万条。本文使用的原始帖子文件覆盖2020年1-9月和11-12月。</w:t>
       </w:r>
     </w:p>
     <w:p>
@@ -2128,11 +2128,28 @@
           <w:color w:val="000000"/>
           <w:lang w:eastAsia="zh-CN"/>
         </w:rPr>
-        <w:t>主分析以账号为基本单位，将每个账号的帖子和转发记录汇总为信息消费、内容表达和活跃程度指标。月份分析以账号-月份为单位，并对同一账号的重复观察使用聚类标准误。</w:t>
+        <w:t>第二类数据为Weibo-COV 2.0公开的2000万微博活跃账号资料库（Hu等，2020；项目主页：https://github.com/nghuyong/weibo-cov），包含账号ID、性别、地区、生日、粉丝数和会员等级等资料。本文以账号ID匹配两类数据，并对跨文件重复帖子进行去重，最终得到225,339个账号及其发布的146,811,818条帖子，其中男性账号51,836个，女性账号173,503个。</w:t>
       </w:r>
     </w:p>
     <w:p>
       <w:pPr>
+        <w:spacing w:before="120" w:after="240"/>
+        <w:jc w:val="both"/>
+        <w:rPr>
+          <w:lang w:eastAsia="zh-CN"/>
+        </w:rPr>
+      </w:pPr>
+      <w:r>
+        <w:rPr>
+          <w:rFonts w:eastAsia="Songti SC"/>
+          <w:color w:val="000000"/>
+          <w:lang w:eastAsia="zh-CN"/>
+        </w:rPr>
+        <w:t>主分析以账号为基本单位，将每个账号的帖子和转发记录汇总为信息消费、内容表达和活跃程度指标。月份分析以账号-月份为单位，并对同一账号的重复观察使用聚类标准误。</w:t>
+      </w:r>
+    </w:p>
+    <w:p>
+      <w:pPr>
         <w:pStyle w:val="21"/>
         <w:spacing w:before="120" w:after="240"/>
         <w:rPr>
@@ -2213,7 +2230,7 @@
           <w:color w:val="000000"/>
           <w:lang w:eastAsia="zh-CN"/>
         </w:rPr>
-        <w:t>每条转发记录按照原帖作者的账号ID与两个来源集合进行匹配。来源账号自身的转发记录予以排除，同一账号对同一原帖的重复转发按领域合并为一次。账号在观察期内至少转发过一次某领域来源，即记为参与该领域的信息消费。主分析使用这一二元指标，同时记录领域来源转发次数、领域来源转发占全部转发的比例、发生转发的月份占活跃月份的比例，以及转发时间与原帖发布时间的间隔。</w:t>
+        <w:t>每条转发记录按照原帖作者的账号ID与两个来源集合进行匹配，统计样本账号对来源账号的转发事件；同一账号对同一原帖的重复转发按领域合并为一次。账号在观察期内至少转发过一次某领域来源，即记为参与该领域的信息消费。主分析使用这一二元指标，同时记录领域来源转发次数、领域来源转发占全部转发的比例、发生转发的月份占活跃月份的比例，以及转发时间与原帖发布时间的间隔。</w:t>
       </w:r>
     </w:p>
     <w:p>
@@ -2246,7 +2263,7 @@
           <w:color w:val="000000"/>
           <w:lang w:eastAsia="zh-CN"/>
         </w:rPr>
-        <w:t>内容表达以账号在观察期内发布的有效文字帖为分析基础。原始文本先截断字面转发链标记，再清理网址、空白和无意义符号。有效文字帖包括原创文字帖和带有新增文字的转发帖；纯转发、纯图片、纯链接以及清理后没有文字的帖子不计入有效文字帖。没有有效文字帖的账号在内容表达分析中记为缺失。</w:t>
+        <w:t>内容表达以账号在观察期内发布的有效文字帖为分析基础。原始文本先截断字面转发链标记，再清理网址、空白和无意义符号。有效文字帖包括原创文字帖和带有新增文字的转发帖；纯转发、纯图片、纯链接以及清理后没有文字的帖子归为非文字帖。没有有效文字帖的账号在内容表达分析中记为缺失。</w:t>
       </w:r>
     </w:p>
     <w:p>
@@ -2263,7 +2280,7 @@
           <w:color w:val="000000"/>
           <w:lang w:eastAsia="zh-CN"/>
         </w:rPr>
-        <w:t>公共事务词表包含816个经人工审核的词条，明星词表包含535个经人工审核的姓名。词条识别采用最左最长且区间不重叠的字符串匹配规则，以避免嵌套词重复计数。一条有效文字帖命中至少一个领域词条，即被记为该领域帖子；同一帖子可以同时属于两个领域。账号的领域内容比例等于该领域帖子数除以有效文字帖总数，因此两个领域的比例不要求相加为100%。</w:t>
+        <w:t>公共事务词表包含816个经人工审核的词条，明星词表包含535个经人工审核的姓名。词条识别采用最左最长且区间不重叠的字符串匹配规则，以避免嵌套词重复计数。一条有效文字帖命中至少一个领域词条，即被记为该领域帖子；同一帖子可以同时属于两个领域。账号的领域内容比例等于该领域帖子数除以有效文字帖总数，两个领域的比例分别独立计算。</w:t>
       </w:r>
     </w:p>
     <w:p>
@@ -3587,151 +3604,7 @@
           <w:color w:val="000000"/>
           <w:lang w:eastAsia="zh-CN"/>
         </w:rPr>
-        <w:t>图</w:t>
-      </w:r>
-      <w:r>
-        <w:rPr>
-          <w:rFonts w:eastAsia="Songti SC"/>
-          <w:color w:val="000000"/>
-          <w:lang w:eastAsia="zh-CN"/>
-        </w:rPr>
-        <w:t>1</w:t>
-      </w:r>
-      <w:r>
-        <w:rPr>
-          <w:rFonts w:eastAsia="Songti SC"/>
-          <w:color w:val="000000"/>
-          <w:lang w:eastAsia="zh-CN"/>
-        </w:rPr>
-        <w:t>呈现平台中实际观察到的四项核心结果。在信息消费方面，男性账号中有</w:t>
-      </w:r>
-      <w:r>
-        <w:rPr>
-          <w:rFonts w:eastAsia="Songti SC"/>
-          <w:color w:val="000000"/>
-          <w:lang w:eastAsia="zh-CN"/>
-        </w:rPr>
-        <w:t>12.66%</w:t>
-      </w:r>
-      <w:r>
-        <w:rPr>
-          <w:rFonts w:eastAsia="Songti SC"/>
-          <w:color w:val="000000"/>
-          <w:lang w:eastAsia="zh-CN"/>
-        </w:rPr>
-        <w:t>至少转发过一次公共事务来源，女性账号为</w:t>
-      </w:r>
-      <w:r>
-        <w:rPr>
-          <w:rFonts w:eastAsia="Songti SC"/>
-          <w:color w:val="000000"/>
-          <w:lang w:eastAsia="zh-CN"/>
-        </w:rPr>
-        <w:t>10.86%</w:t>
-      </w:r>
-      <w:r>
-        <w:rPr>
-          <w:rFonts w:eastAsia="Songti SC"/>
-          <w:color w:val="000000"/>
-          <w:lang w:eastAsia="zh-CN"/>
-        </w:rPr>
-        <w:t>；男性账号中有</w:t>
-      </w:r>
-      <w:r>
-        <w:rPr>
-          <w:rFonts w:eastAsia="Songti SC"/>
-          <w:color w:val="000000"/>
-          <w:lang w:eastAsia="zh-CN"/>
-        </w:rPr>
-        <w:t>4.81%</w:t>
-      </w:r>
-      <w:r>
-        <w:rPr>
-          <w:rFonts w:eastAsia="Songti SC"/>
-          <w:color w:val="000000"/>
-          <w:lang w:eastAsia="zh-CN"/>
-        </w:rPr>
-        <w:t>至少转发过一次明星文化来源，女性账号为</w:t>
-      </w:r>
-      <w:r>
-        <w:rPr>
-          <w:rFonts w:eastAsia="Songti SC"/>
-          <w:color w:val="000000"/>
-          <w:lang w:eastAsia="zh-CN"/>
-        </w:rPr>
-        <w:t>7.16%</w:t>
-      </w:r>
-      <w:r>
-        <w:rPr>
-          <w:rFonts w:eastAsia="Songti SC"/>
-          <w:color w:val="000000"/>
-          <w:lang w:eastAsia="zh-CN"/>
-        </w:rPr>
-        <w:t>。在内容表达方面，男性账号的公共事务帖子比例平均为</w:t>
-      </w:r>
-      <w:r>
-        <w:rPr>
-          <w:rFonts w:eastAsia="Songti SC"/>
-          <w:color w:val="000000"/>
-          <w:lang w:eastAsia="zh-CN"/>
-        </w:rPr>
-        <w:t>20.43%</w:t>
-      </w:r>
-      <w:r>
-        <w:rPr>
-          <w:rFonts w:eastAsia="Songti SC"/>
-          <w:color w:val="000000"/>
-          <w:lang w:eastAsia="zh-CN"/>
-        </w:rPr>
-        <w:t>，女性账号为</w:t>
-      </w:r>
-      <w:r>
-        <w:rPr>
-          <w:rFonts w:eastAsia="Songti SC"/>
-          <w:color w:val="000000"/>
-          <w:lang w:eastAsia="zh-CN"/>
-        </w:rPr>
-        <w:t>7.87%</w:t>
-      </w:r>
-      <w:r>
-        <w:rPr>
-          <w:rFonts w:eastAsia="Songti SC"/>
-          <w:color w:val="000000"/>
-          <w:lang w:eastAsia="zh-CN"/>
-        </w:rPr>
-        <w:t>；男性账号的明星文化帖子比例为</w:t>
-      </w:r>
-      <w:r>
-        <w:rPr>
-          <w:rFonts w:eastAsia="Songti SC"/>
-          <w:color w:val="000000"/>
-          <w:lang w:eastAsia="zh-CN"/>
-        </w:rPr>
-        <w:t>3.72%</w:t>
-      </w:r>
-      <w:r>
-        <w:rPr>
-          <w:rFonts w:eastAsia="Songti SC"/>
-          <w:color w:val="000000"/>
-          <w:lang w:eastAsia="zh-CN"/>
-        </w:rPr>
-        <w:t>，女性账号为</w:t>
-      </w:r>
-      <w:r>
-        <w:rPr>
-          <w:rFonts w:eastAsia="Songti SC"/>
-          <w:color w:val="000000"/>
-          <w:lang w:eastAsia="zh-CN"/>
-        </w:rPr>
-        <w:t>7.44%</w:t>
-      </w:r>
-      <w:r>
-        <w:rPr>
-          <w:rFonts w:eastAsia="Songti SC"/>
-          <w:color w:val="000000"/>
-          <w:lang w:eastAsia="zh-CN"/>
-        </w:rPr>
-        <w:t>。两个领域的性别差异方向相反，说明总体参与数量无法概括男性和女性在平台上的信息选择。</w:t>
+        <w:t>图1呈现平台中实际观察到的四项核心结果。在信息消费方面，男性账号中有12.66%至少转发过一次公共事务来源，女性账号为10.86%；男性账号中有4.81%至少转发过一次明星文化来源，女性账号为7.16%。在内容表达方面，男性账号的公共事务帖子比例平均为20.43%，女性账号为7.87%；男性账号的明星文化帖子比例为3.72%，女性账号为7.44%。两个领域的性别差异方向相反，表明男性账号和女性账号的信息参与具有清晰的领域结构。</w:t>
       </w:r>
     </w:p>
     <w:p>
@@ -4864,71 +4737,7 @@
           <w:color w:val="000000"/>
           <w:lang w:eastAsia="zh-CN"/>
         </w:rPr>
-        <w:t>控制账号使用频率改变了差异幅度，却没有改变领域方向。公共事务信息消费中的男性优势由</w:t>
-      </w:r>
-      <w:r>
-        <w:rPr>
-          <w:rFonts w:eastAsia="Songti SC"/>
-          <w:color w:val="000000"/>
-          <w:lang w:eastAsia="zh-CN"/>
-        </w:rPr>
-        <w:t>1.80</w:t>
-      </w:r>
-      <w:r>
-        <w:rPr>
-          <w:rFonts w:eastAsia="Songti SC"/>
-          <w:color w:val="000000"/>
-          <w:lang w:eastAsia="zh-CN"/>
-        </w:rPr>
-        <w:t>个百分点扩大到</w:t>
-      </w:r>
-      <w:r>
-        <w:rPr>
-          <w:rFonts w:eastAsia="Songti SC"/>
-          <w:color w:val="000000"/>
-          <w:lang w:eastAsia="zh-CN"/>
-        </w:rPr>
-        <w:t>3.59</w:t>
-      </w:r>
-      <w:r>
-        <w:rPr>
-          <w:rFonts w:eastAsia="Songti SC"/>
-          <w:color w:val="000000"/>
-          <w:lang w:eastAsia="zh-CN"/>
-        </w:rPr>
-        <w:t>个百分点，说明女性账号较高的总体转发量在未调整比较中掩盖了部分领域差异；公共事务内容表达的差异由</w:t>
-      </w:r>
-      <w:r>
-        <w:rPr>
-          <w:rFonts w:eastAsia="Songti SC"/>
-          <w:color w:val="000000"/>
-          <w:lang w:eastAsia="zh-CN"/>
-        </w:rPr>
-        <w:t>12.56</w:t>
-      </w:r>
-      <w:r>
-        <w:rPr>
-          <w:rFonts w:eastAsia="Songti SC"/>
-          <w:color w:val="000000"/>
-          <w:lang w:eastAsia="zh-CN"/>
-        </w:rPr>
-        <w:t>个百分点缩小到</w:t>
-      </w:r>
-      <w:r>
-        <w:rPr>
-          <w:rFonts w:eastAsia="Songti SC"/>
-          <w:color w:val="000000"/>
-          <w:lang w:eastAsia="zh-CN"/>
-        </w:rPr>
-        <w:t>9.75</w:t>
-      </w:r>
-      <w:r>
-        <w:rPr>
-          <w:rFonts w:eastAsia="Songti SC"/>
-          <w:color w:val="000000"/>
-          <w:lang w:eastAsia="zh-CN"/>
-        </w:rPr>
-        <w:t>个百分点，说明总体发帖结构解释了部分内容差异。账号使用频率会改变估计大小，但不足以解释两个领域相反的性别配置；结果的实质意义来自效应方向和幅度，而非控制变量加入后的显著性。</w:t>
+        <w:t>控制账号使用频率后，两个领域仍保持相反的性别方向。公共事务信息消费中的男性优势由1.80个百分点扩大到3.59个百分点，反映女性账号较高的总体转发量与未调整差异之间的关系；公共事务内容表达的差异由12.56个百分点缩小到9.75个百分点，反映总体发帖结构与内容差异之间的关系。账号使用频率与估计幅度密切相关，而性别化的领域配置在平台使用程度相近的账号中依然清晰。</w:t>
       </w:r>
     </w:p>
     <w:p>
@@ -4944,8 +4753,7 @@
           <w:rFonts w:ascii="Times New Roman" w:eastAsia="Heiti SC" w:hAnsi="Times New Roman"/>
           <w:lang w:eastAsia="zh-CN"/>
         </w:rPr>
-        <w:lastRenderedPageBreak/>
-        <w:t>（二）内容表达中的领域分化更强</w:t>
+        <w:t>（二）性别差异随信息领域而改变</w:t>
       </w:r>
     </w:p>
     <w:p>
@@ -4962,151 +4770,7 @@
           <w:color w:val="000000"/>
           <w:lang w:eastAsia="zh-CN"/>
         </w:rPr>
-        <w:t>图</w:t>
-      </w:r>
-      <w:r>
-        <w:rPr>
-          <w:rFonts w:eastAsia="Songti SC"/>
-          <w:color w:val="000000"/>
-          <w:lang w:eastAsia="zh-CN"/>
-        </w:rPr>
-        <w:t>3</w:t>
-      </w:r>
-      <w:r>
-        <w:rPr>
-          <w:rFonts w:eastAsia="Songti SC"/>
-          <w:color w:val="000000"/>
-          <w:lang w:eastAsia="zh-CN"/>
-        </w:rPr>
-        <w:t>把两个领域放入同一交互模型，直接检验同一种参与方式中的性别差异是否因领域而变化。控制账号使用频率后，信息消费中的领域距离为</w:t>
-      </w:r>
-      <w:r>
-        <w:rPr>
-          <w:rFonts w:eastAsia="Songti SC"/>
-          <w:color w:val="000000"/>
-          <w:lang w:eastAsia="zh-CN"/>
-        </w:rPr>
-        <w:t>5.16</w:t>
-      </w:r>
-      <w:r>
-        <w:rPr>
-          <w:rFonts w:eastAsia="Songti SC"/>
-          <w:color w:val="000000"/>
-          <w:lang w:eastAsia="zh-CN"/>
-        </w:rPr>
-        <w:t>个百分点，</w:t>
-      </w:r>
-      <w:r>
-        <w:rPr>
-          <w:rFonts w:eastAsia="Songti SC"/>
-          <w:color w:val="000000"/>
-          <w:lang w:eastAsia="zh-CN"/>
-        </w:rPr>
-        <w:t>95%</w:t>
-      </w:r>
-      <w:r>
-        <w:rPr>
-          <w:rFonts w:eastAsia="Songti SC"/>
-          <w:color w:val="000000"/>
-          <w:lang w:eastAsia="zh-CN"/>
-        </w:rPr>
-        <w:t>置信区间为</w:t>
-      </w:r>
-      <w:r>
-        <w:rPr>
-          <w:rFonts w:eastAsia="Songti SC"/>
-          <w:color w:val="000000"/>
-          <w:lang w:eastAsia="zh-CN"/>
-        </w:rPr>
-        <w:t>[4.78, 5.55]</w:t>
-      </w:r>
-      <w:r>
-        <w:rPr>
-          <w:rFonts w:eastAsia="Songti SC"/>
-          <w:color w:val="000000"/>
-          <w:lang w:eastAsia="zh-CN"/>
-        </w:rPr>
-        <w:t>；内容表达中的领域距离为</w:t>
-      </w:r>
-      <w:r>
-        <w:rPr>
-          <w:rFonts w:eastAsia="Songti SC"/>
-          <w:color w:val="000000"/>
-          <w:lang w:eastAsia="zh-CN"/>
-        </w:rPr>
-        <w:t>15.29</w:t>
-      </w:r>
-      <w:r>
-        <w:rPr>
-          <w:rFonts w:eastAsia="Songti SC"/>
-          <w:color w:val="000000"/>
-          <w:lang w:eastAsia="zh-CN"/>
-        </w:rPr>
-        <w:t>个百分点，</w:t>
-      </w:r>
-      <w:r>
-        <w:rPr>
-          <w:rFonts w:eastAsia="Songti SC"/>
-          <w:color w:val="000000"/>
-          <w:lang w:eastAsia="zh-CN"/>
-        </w:rPr>
-        <w:t>95%</w:t>
-      </w:r>
-      <w:r>
-        <w:rPr>
-          <w:rFonts w:eastAsia="Songti SC"/>
-          <w:color w:val="000000"/>
-          <w:lang w:eastAsia="zh-CN"/>
-        </w:rPr>
-        <w:t>置信区间为</w:t>
-      </w:r>
-      <w:r>
-        <w:rPr>
-          <w:rFonts w:eastAsia="Songti SC"/>
-          <w:color w:val="000000"/>
-          <w:lang w:eastAsia="zh-CN"/>
-        </w:rPr>
-        <w:t>[15.04, 15.54]</w:t>
-      </w:r>
-      <w:r>
-        <w:rPr>
-          <w:rFonts w:eastAsia="Songti SC"/>
-          <w:color w:val="000000"/>
-          <w:lang w:eastAsia="zh-CN"/>
-        </w:rPr>
-        <w:t>。这意味着，从公共事务领域到明星文化领域，男性账号相对于女性账号的参与优势在信息消费中变化</w:t>
-      </w:r>
-      <w:r>
-        <w:rPr>
-          <w:rFonts w:eastAsia="Songti SC"/>
-          <w:color w:val="000000"/>
-          <w:lang w:eastAsia="zh-CN"/>
-        </w:rPr>
-        <w:t>5.16</w:t>
-      </w:r>
-      <w:r>
-        <w:rPr>
-          <w:rFonts w:eastAsia="Songti SC"/>
-          <w:color w:val="000000"/>
-          <w:lang w:eastAsia="zh-CN"/>
-        </w:rPr>
-        <w:t>个百分点，在内容表达中变化</w:t>
-      </w:r>
-      <w:r>
-        <w:rPr>
-          <w:rFonts w:eastAsia="Songti SC"/>
-          <w:color w:val="000000"/>
-          <w:lang w:eastAsia="zh-CN"/>
-        </w:rPr>
-        <w:t>15.29</w:t>
-      </w:r>
-      <w:r>
-        <w:rPr>
-          <w:rFonts w:eastAsia="Songti SC"/>
-          <w:color w:val="000000"/>
-          <w:lang w:eastAsia="zh-CN"/>
-        </w:rPr>
-        <w:t>个百分点。</w:t>
+        <w:t>图3把两个领域放入同一交互模型，检验同一种参与方式中的性别差异如何随领域变化。控制账号使用频率后，信息消费中的领域距离为5.16个百分点，95%置信区间为[4.78, 5.55]；内容表达中的领域距离为15.29个百分点，95%置信区间为[15.04, 15.54]。两项结果都显示，从公共事务领域转向明星文化领域时，男性账号相对于女性账号的参与位置发生显著变化。</w:t>
       </w:r>
     </w:p>
     <w:p>
@@ -5739,40 +5403,7 @@
           <w:color w:val="000000"/>
           <w:lang w:eastAsia="zh-CN"/>
         </w:rPr>
-        <w:lastRenderedPageBreak/>
-        <w:t>内容表达的领域距离约为信息消费的三倍。本文的信息消费指标只要求全年至少转发一次某领域来源，更容易受到信息供给、账号关注和偶发转发机会影响；内容表达比例概括全年公开文字的议题配置，反映某一领域在账号可见表达中的相对位置。结果支持</w:t>
-      </w:r>
-      <w:r>
-        <w:rPr>
-          <w:rFonts w:eastAsia="Songti SC"/>
-          <w:color w:val="000000"/>
-          <w:lang w:eastAsia="zh-CN"/>
-        </w:rPr>
-        <w:t>“</w:t>
-      </w:r>
-      <w:r>
-        <w:rPr>
-          <w:rFonts w:eastAsia="Songti SC"/>
-          <w:color w:val="000000"/>
-          <w:lang w:eastAsia="zh-CN"/>
-        </w:rPr>
-        <w:t>参与方式具有不同分化幅度</w:t>
-      </w:r>
-      <w:r>
-        <w:rPr>
-          <w:rFonts w:eastAsia="Songti SC"/>
-          <w:color w:val="000000"/>
-          <w:lang w:eastAsia="zh-CN"/>
-        </w:rPr>
-        <w:t>”</w:t>
-      </w:r>
-      <w:r>
-        <w:rPr>
-          <w:rFonts w:eastAsia="Songti SC"/>
-          <w:color w:val="000000"/>
-          <w:lang w:eastAsia="zh-CN"/>
-        </w:rPr>
-        <w:t>的预期。它与公开表达承载更强身份呈现和受众评价的解释相符，但现有数据不能在兴趣、表达成本、社群规范和算法曝光之间识别具体机制。</w:t>
+        <w:t>交互结果进一步确认了两个领域相反的性别方向。男性账号在公共事务领域处于相对优势位置，女性账号在明星文化领域处于相对优势位置；这一领域结构同时出现在信息消费和内容表达中。信息领域由此成为理解社交媒体性别差异的重要分析维度。</w:t>
       </w:r>
     </w:p>
     <w:p>
@@ -5788,7 +5419,7 @@
           <w:rFonts w:ascii="Times New Roman" w:eastAsia="Heiti SC" w:hAnsi="Times New Roman"/>
           <w:lang w:eastAsia="zh-CN"/>
         </w:rPr>
-        <w:t>（三）信息消费与内容表达并不重合</w:t>
+        <w:t>（三）信息消费与内容表达呈现不同结构</w:t>
       </w:r>
     </w:p>
     <w:p>
@@ -5805,71 +5436,7 @@
           <w:color w:val="000000"/>
           <w:lang w:eastAsia="zh-CN"/>
         </w:rPr>
-        <w:t>核心信息消费指标回答账号是否跨过某一领域的最低参与门槛，来源转发占比则回答该领域在全部转发中占多大位置。控制账号使用频率后，男性账号的公共事务来源转发占全部转发的比例仅高</w:t>
-      </w:r>
-      <w:r>
-        <w:rPr>
-          <w:rFonts w:eastAsia="Songti SC"/>
-          <w:color w:val="000000"/>
-          <w:lang w:eastAsia="zh-CN"/>
-        </w:rPr>
-        <w:t>0.27</w:t>
-      </w:r>
-      <w:r>
-        <w:rPr>
-          <w:rFonts w:eastAsia="Songti SC"/>
-          <w:color w:val="000000"/>
-          <w:lang w:eastAsia="zh-CN"/>
-        </w:rPr>
-        <w:t>个百分点，明星文化来源转发占比的性别差异为</w:t>
-      </w:r>
-      <w:r>
-        <w:rPr>
-          <w:rFonts w:eastAsia="Songti SC"/>
-          <w:color w:val="000000"/>
-          <w:lang w:eastAsia="zh-CN"/>
-        </w:rPr>
-        <w:t>0.002</w:t>
-      </w:r>
-      <w:r>
-        <w:rPr>
-          <w:rFonts w:eastAsia="Songti SC"/>
-          <w:color w:val="000000"/>
-          <w:lang w:eastAsia="zh-CN"/>
-        </w:rPr>
-        <w:t>个百分点，置信区间跨越零。与此同时，公共事务和明星文化的内容表达比例仍分别相差</w:t>
-      </w:r>
-      <w:r>
-        <w:rPr>
-          <w:rFonts w:eastAsia="Songti SC"/>
-          <w:color w:val="000000"/>
-          <w:lang w:eastAsia="zh-CN"/>
-        </w:rPr>
-        <w:t>9.75</w:t>
-      </w:r>
-      <w:r>
-        <w:rPr>
-          <w:rFonts w:eastAsia="Songti SC"/>
-          <w:color w:val="000000"/>
-          <w:lang w:eastAsia="zh-CN"/>
-        </w:rPr>
-        <w:t>和</w:t>
-      </w:r>
-      <w:r>
-        <w:rPr>
-          <w:rFonts w:eastAsia="Songti SC"/>
-          <w:color w:val="000000"/>
-          <w:lang w:eastAsia="zh-CN"/>
-        </w:rPr>
-        <w:t>-3.46</w:t>
-      </w:r>
-      <w:r>
-        <w:rPr>
-          <w:rFonts w:eastAsia="Songti SC"/>
-          <w:color w:val="000000"/>
-          <w:lang w:eastAsia="zh-CN"/>
-        </w:rPr>
-        <w:t>个百分点。最低限度的信息消费、持续传播和内容表达因而不能合并为一个统一指标。</w:t>
+        <w:t>核心信息消费指标回答账号是否跨过某一领域的最低参与门槛，来源转发占比则回答该领域在全部转发中占多大位置。控制账号使用频率后，男性账号的公共事务来源转发占全部转发的比例高0.27个百分点，明星文化来源转发占比的性别差异为0.002个百分点，置信区间跨越零。与此同时，公共事务和明星文化的内容表达比例分别相差9.75和-3.46个百分点。最低参与门槛、持续传播和内容表达分别刻画平台参与的不同层面。</w:t>
       </w:r>
     </w:p>
     <w:p>
@@ -6027,55 +5594,7 @@
           <w:color w:val="000000"/>
           <w:lang w:eastAsia="zh-CN"/>
         </w:rPr>
-        <w:t>这一结果具有明确的方法含义。依据被转发账号识别信息消费，边界清楚但容易受到头部来源供给影响；依据文本识别内容表达，覆盖原创与评论表达但面临语境误判。两类指标可以互相参照，却不能彼此替代。将二者合并为单一</w:t>
-      </w:r>
-      <w:r>
-        <w:rPr>
-          <w:rFonts w:eastAsia="Songti SC"/>
-          <w:color w:val="000000"/>
-          <w:lang w:eastAsia="zh-CN"/>
-        </w:rPr>
-        <w:t>“</w:t>
-      </w:r>
-      <w:r>
-        <w:rPr>
-          <w:rFonts w:eastAsia="Songti SC"/>
-          <w:color w:val="000000"/>
-          <w:lang w:eastAsia="zh-CN"/>
-        </w:rPr>
-        <w:t>新闻</w:t>
-      </w:r>
-      <w:r>
-        <w:rPr>
-          <w:rFonts w:eastAsia="Songti SC"/>
-          <w:color w:val="000000"/>
-          <w:lang w:eastAsia="zh-CN"/>
-        </w:rPr>
-        <w:t>-</w:t>
-      </w:r>
-      <w:r>
-        <w:rPr>
-          <w:rFonts w:eastAsia="Songti SC"/>
-          <w:color w:val="000000"/>
-          <w:lang w:eastAsia="zh-CN"/>
-        </w:rPr>
-        <w:t>娱乐使用指数</w:t>
-      </w:r>
-      <w:r>
-        <w:rPr>
-          <w:rFonts w:eastAsia="Songti SC"/>
-          <w:color w:val="000000"/>
-          <w:lang w:eastAsia="zh-CN"/>
-        </w:rPr>
-        <w:t>”</w:t>
-      </w:r>
-      <w:r>
-        <w:rPr>
-          <w:rFonts w:eastAsia="Songti SC"/>
-          <w:color w:val="000000"/>
-          <w:lang w:eastAsia="zh-CN"/>
-        </w:rPr>
-        <w:t>，会掩盖信息来源与表达议题的差别。</w:t>
+        <w:t>这一结果具有明确的方法含义。依据被转发账号识别信息消费，可以描绘账号与制度化来源之间的传播联系；依据文本识别内容表达，可以描绘账号公开谈论的议题。两类指标形成互补，共同区分信息来源与表达内容。</w:t>
       </w:r>
     </w:p>
     <w:p>
@@ -6330,23 +5849,7 @@
           <w:color w:val="000000"/>
           <w:lang w:eastAsia="zh-CN"/>
         </w:rPr>
-        <w:t>图</w:t>
-      </w:r>
-      <w:r>
-        <w:rPr>
-          <w:rFonts w:eastAsia="Songti SC"/>
-          <w:color w:val="000000"/>
-          <w:lang w:eastAsia="zh-CN"/>
-        </w:rPr>
-        <w:t>5</w:t>
-      </w:r>
-      <w:r>
-        <w:rPr>
-          <w:rFonts w:eastAsia="Songti SC"/>
-          <w:color w:val="000000"/>
-          <w:lang w:eastAsia="zh-CN"/>
-        </w:rPr>
-        <w:t>说明，主要差异集中在账号通过信息消费参与哪一个领域，并非由某一性别的账号总体更活跃造成。两类账号都可能跨领域参与，但只参与公共事务的情况更偏向男性账号，只参与明星文化的情况更偏向女性账号。内容表达比例的相关分析也没有显示简单的此消彼长：控制账号使用频率后，男性账号的两个领域呈弱负相关，女性账号呈弱正相关。性别化的信息领域结构由不同的参与组合构成，不能简化为从公共到娱乐的单轴排序。</w:t>
+        <w:t>图5说明，主要差异集中在账号通过信息消费参与哪一个领域。只参与公共事务的情况更偏向男性账号，只参与明星文化的情况更偏向女性账号，两类账号也都存在跨领域参与。内容表达比例的相关分析显示，控制账号使用频率后，男性账号的两个领域呈弱负相关，女性账号呈弱正相关。性别化的信息领域结构由多种参与组合共同构成。</w:t>
       </w:r>
     </w:p>
     <w:p>
@@ -6521,183 +6024,7 @@
           <w:color w:val="000000"/>
           <w:lang w:eastAsia="zh-CN"/>
         </w:rPr>
-        <w:t>转发延迟采用用户级中位数，避免高频账号和长尾记录主导均值。在</w:t>
-      </w:r>
-      <w:r>
-        <w:rPr>
-          <w:rFonts w:eastAsia="Songti SC"/>
-          <w:color w:val="000000"/>
-          <w:lang w:eastAsia="zh-CN"/>
-        </w:rPr>
-        <w:t>720</w:t>
-      </w:r>
-      <w:r>
-        <w:rPr>
-          <w:rFonts w:eastAsia="Songti SC"/>
-          <w:color w:val="000000"/>
-          <w:lang w:eastAsia="zh-CN"/>
-        </w:rPr>
-        <w:t>小时截断范围内，公共事务来源中男性账号和女性账号的用户级中位延迟分别为</w:t>
-      </w:r>
-      <w:r>
-        <w:rPr>
-          <w:rFonts w:eastAsia="Songti SC"/>
-          <w:color w:val="000000"/>
-          <w:lang w:eastAsia="zh-CN"/>
-        </w:rPr>
-        <w:t>5.72</w:t>
-      </w:r>
-      <w:r>
-        <w:rPr>
-          <w:rFonts w:eastAsia="Songti SC"/>
-          <w:color w:val="000000"/>
-          <w:lang w:eastAsia="zh-CN"/>
-        </w:rPr>
-        <w:t>和</w:t>
-      </w:r>
-      <w:r>
-        <w:rPr>
-          <w:rFonts w:eastAsia="Songti SC"/>
-          <w:color w:val="000000"/>
-          <w:lang w:eastAsia="zh-CN"/>
-        </w:rPr>
-        <w:t>5.60</w:t>
-      </w:r>
-      <w:r>
-        <w:rPr>
-          <w:rFonts w:eastAsia="Songti SC"/>
-          <w:color w:val="000000"/>
-          <w:lang w:eastAsia="zh-CN"/>
-        </w:rPr>
-        <w:t>小时，差异</w:t>
-      </w:r>
-      <w:r>
-        <w:rPr>
-          <w:rFonts w:eastAsia="Songti SC"/>
-          <w:color w:val="000000"/>
-          <w:lang w:eastAsia="zh-CN"/>
-        </w:rPr>
-        <w:t>0.12</w:t>
-      </w:r>
-      <w:r>
-        <w:rPr>
-          <w:rFonts w:eastAsia="Songti SC"/>
-          <w:color w:val="000000"/>
-          <w:lang w:eastAsia="zh-CN"/>
-        </w:rPr>
-        <w:t>小时，</w:t>
-      </w:r>
-      <w:r>
-        <w:rPr>
-          <w:rFonts w:eastAsia="Songti SC"/>
-          <w:color w:val="000000"/>
-          <w:lang w:eastAsia="zh-CN"/>
-        </w:rPr>
-        <w:t>95%</w:t>
-      </w:r>
-      <w:r>
-        <w:rPr>
-          <w:rFonts w:eastAsia="Songti SC"/>
-          <w:color w:val="000000"/>
-          <w:lang w:eastAsia="zh-CN"/>
-        </w:rPr>
-        <w:t>置信区间为</w:t>
-      </w:r>
-      <w:r>
-        <w:rPr>
-          <w:rFonts w:eastAsia="Songti SC"/>
-          <w:color w:val="000000"/>
-          <w:lang w:eastAsia="zh-CN"/>
-        </w:rPr>
-        <w:t>[-0.20, 0.46]</w:t>
-      </w:r>
-      <w:r>
-        <w:rPr>
-          <w:rFonts w:eastAsia="Songti SC"/>
-          <w:color w:val="000000"/>
-          <w:lang w:eastAsia="zh-CN"/>
-        </w:rPr>
-        <w:t>；明星文化来源中分别为</w:t>
-      </w:r>
-      <w:r>
-        <w:rPr>
-          <w:rFonts w:eastAsia="Songti SC"/>
-          <w:color w:val="000000"/>
-          <w:lang w:eastAsia="zh-CN"/>
-        </w:rPr>
-        <w:t>5.10</w:t>
-      </w:r>
-      <w:r>
-        <w:rPr>
-          <w:rFonts w:eastAsia="Songti SC"/>
-          <w:color w:val="000000"/>
-          <w:lang w:eastAsia="zh-CN"/>
-        </w:rPr>
-        <w:t>和</w:t>
-      </w:r>
-      <w:r>
-        <w:rPr>
-          <w:rFonts w:eastAsia="Songti SC"/>
-          <w:color w:val="000000"/>
-          <w:lang w:eastAsia="zh-CN"/>
-        </w:rPr>
-        <w:t>3.80</w:t>
-      </w:r>
-      <w:r>
-        <w:rPr>
-          <w:rFonts w:eastAsia="Songti SC"/>
-          <w:color w:val="000000"/>
-          <w:lang w:eastAsia="zh-CN"/>
-        </w:rPr>
-        <w:t>小时，男性账号慢</w:t>
-      </w:r>
-      <w:r>
-        <w:rPr>
-          <w:rFonts w:eastAsia="Songti SC"/>
-          <w:color w:val="000000"/>
-          <w:lang w:eastAsia="zh-CN"/>
-        </w:rPr>
-        <w:t>1.31</w:t>
-      </w:r>
-      <w:r>
-        <w:rPr>
-          <w:rFonts w:eastAsia="Songti SC"/>
-          <w:color w:val="000000"/>
-          <w:lang w:eastAsia="zh-CN"/>
-        </w:rPr>
-        <w:t>小时，</w:t>
-      </w:r>
-      <w:r>
-        <w:rPr>
-          <w:rFonts w:eastAsia="Songti SC"/>
-          <w:color w:val="000000"/>
-          <w:lang w:eastAsia="zh-CN"/>
-        </w:rPr>
-        <w:t>95%</w:t>
-      </w:r>
-      <w:r>
-        <w:rPr>
-          <w:rFonts w:eastAsia="Songti SC"/>
-          <w:color w:val="000000"/>
-          <w:lang w:eastAsia="zh-CN"/>
-        </w:rPr>
-        <w:t>置信区间为</w:t>
-      </w:r>
-      <w:r>
-        <w:rPr>
-          <w:rFonts w:eastAsia="Songti SC"/>
-          <w:color w:val="000000"/>
-          <w:lang w:eastAsia="zh-CN"/>
-        </w:rPr>
-        <w:t>[0.90, 1.82]</w:t>
-      </w:r>
-      <w:r>
-        <w:rPr>
-          <w:rFonts w:eastAsia="Songti SC"/>
-          <w:color w:val="000000"/>
-          <w:lang w:eastAsia="zh-CN"/>
-        </w:rPr>
-        <w:t>。这一结果只描述已经发生的转发，不代表女性更早看到信息，也不能说明曝光后的因果反应速度。</w:t>
+        <w:t>转发延迟采用用户级中位数，以平衡高频账号和长尾记录的影响。在720小时截断范围内，公共事务来源中男性账号和女性账号的用户级中位延迟分别为5.72和5.60小时，差异0.12小时，95%置信区间为[-0.20, 0.46]；明星文化来源中分别为5.10和3.80小时，男性账号慢1.31小时，95%置信区间为[0.90, 1.82]。转发延迟呈现已发生转发事件的时间结构。</w:t>
       </w:r>
     </w:p>
     <w:p>
@@ -6795,55 +6122,7 @@
           <w:color w:val="000000"/>
           <w:lang w:eastAsia="zh-CN"/>
         </w:rPr>
-        <w:t>控制账号使用频率并不总是让差异缩小。公共事务信息消费中的男性优势约扩大一倍，明星文化信息消费的差异缩小</w:t>
-      </w:r>
-      <w:r>
-        <w:rPr>
-          <w:rFonts w:eastAsia="Songti SC"/>
-          <w:color w:val="000000"/>
-          <w:lang w:eastAsia="zh-CN"/>
-        </w:rPr>
-        <w:t>36.0%</w:t>
-      </w:r>
-      <w:r>
-        <w:rPr>
-          <w:rFonts w:eastAsia="Songti SC"/>
-          <w:color w:val="000000"/>
-          <w:lang w:eastAsia="zh-CN"/>
-        </w:rPr>
-        <w:t>，公共事务和明星文化内容表达的差异分别缩小</w:t>
-      </w:r>
-      <w:r>
-        <w:rPr>
-          <w:rFonts w:eastAsia="Songti SC"/>
-          <w:color w:val="000000"/>
-          <w:lang w:eastAsia="zh-CN"/>
-        </w:rPr>
-        <w:t>22.4%</w:t>
-      </w:r>
-      <w:r>
-        <w:rPr>
-          <w:rFonts w:eastAsia="Songti SC"/>
-          <w:color w:val="000000"/>
-          <w:lang w:eastAsia="zh-CN"/>
-        </w:rPr>
-        <w:t>和</w:t>
-      </w:r>
-      <w:r>
-        <w:rPr>
-          <w:rFonts w:eastAsia="Songti SC"/>
-          <w:color w:val="000000"/>
-          <w:lang w:eastAsia="zh-CN"/>
-        </w:rPr>
-        <w:t>7.2%</w:t>
-      </w:r>
-      <w:r>
-        <w:rPr>
-          <w:rFonts w:eastAsia="Songti SC"/>
-          <w:color w:val="000000"/>
-          <w:lang w:eastAsia="zh-CN"/>
-        </w:rPr>
-        <w:t>。账号使用频率既是需要比较的行为条件，也是平台参与本身的一部分。未调整结果描述平台实际可见结构，主要模型描述使用频率相近账号之间的差异，两者回答不同问题。</w:t>
+        <w:t>控制账号使用频率后，各项差异的幅度呈现不同变化：公共事务信息消费中的男性优势约扩大一倍，明星文化信息消费的差异缩小36.0%，公共事务和明星文化内容表达的差异分别缩小22.4%和7.2%。账号使用频率既是比较条件，也是平台参与的组成部分。未调整结果描述平台实际可见结构，主要模型描述使用频率相近账号之间的差异。</w:t>
       </w:r>
     </w:p>
     <w:p>
@@ -6877,135 +6156,7 @@
           <w:color w:val="000000"/>
           <w:lang w:eastAsia="zh-CN"/>
         </w:rPr>
-        <w:t>个人账号在本文中作为关键稳健性检验。按认证类型排除</w:t>
-      </w:r>
-      <w:r>
-        <w:rPr>
-          <w:rFonts w:eastAsia="Songti SC"/>
-          <w:color w:val="000000"/>
-          <w:lang w:eastAsia="zh-CN"/>
-        </w:rPr>
-        <w:t>15,468</w:t>
-      </w:r>
-      <w:r>
-        <w:rPr>
-          <w:rFonts w:eastAsia="Songti SC"/>
-          <w:color w:val="000000"/>
-          <w:lang w:eastAsia="zh-CN"/>
-        </w:rPr>
-        <w:t>个机构账号后，保留</w:t>
-      </w:r>
-      <w:r>
-        <w:rPr>
-          <w:rFonts w:eastAsia="Songti SC"/>
-          <w:color w:val="000000"/>
-          <w:lang w:eastAsia="zh-CN"/>
-        </w:rPr>
-        <w:t>209,871</w:t>
-      </w:r>
-      <w:r>
-        <w:rPr>
-          <w:rFonts w:eastAsia="Songti SC"/>
-          <w:color w:val="000000"/>
-          <w:lang w:eastAsia="zh-CN"/>
-        </w:rPr>
-        <w:t>个个人账号。控制账号使用频率后，个人账号中男性账号参与公共事务信息消费的概率高</w:t>
-      </w:r>
-      <w:r>
-        <w:rPr>
-          <w:rFonts w:eastAsia="Songti SC"/>
-          <w:color w:val="000000"/>
-          <w:lang w:eastAsia="zh-CN"/>
-        </w:rPr>
-        <w:t>2.28</w:t>
-      </w:r>
-      <w:r>
-        <w:rPr>
-          <w:rFonts w:eastAsia="Songti SC"/>
-          <w:color w:val="000000"/>
-          <w:lang w:eastAsia="zh-CN"/>
-        </w:rPr>
-        <w:t>个百分点，参与明星文化信息消费的概率低</w:t>
-      </w:r>
-      <w:r>
-        <w:rPr>
-          <w:rFonts w:eastAsia="Songti SC"/>
-          <w:color w:val="000000"/>
-          <w:lang w:eastAsia="zh-CN"/>
-        </w:rPr>
-        <w:t>0.80</w:t>
-      </w:r>
-      <w:r>
-        <w:rPr>
-          <w:rFonts w:eastAsia="Songti SC"/>
-          <w:color w:val="000000"/>
-          <w:lang w:eastAsia="zh-CN"/>
-        </w:rPr>
-        <w:t>个百分点；公共事务内容表达比例高</w:t>
-      </w:r>
-      <w:r>
-        <w:rPr>
-          <w:rFonts w:eastAsia="Songti SC"/>
-          <w:color w:val="000000"/>
-          <w:lang w:eastAsia="zh-CN"/>
-        </w:rPr>
-        <w:t>3.93</w:t>
-      </w:r>
-      <w:r>
-        <w:rPr>
-          <w:rFonts w:eastAsia="Songti SC"/>
-          <w:color w:val="000000"/>
-          <w:lang w:eastAsia="zh-CN"/>
-        </w:rPr>
-        <w:t>个百分点，明星文化内容表达比例低</w:t>
-      </w:r>
-      <w:r>
-        <w:rPr>
-          <w:rFonts w:eastAsia="Songti SC"/>
-          <w:color w:val="000000"/>
-          <w:lang w:eastAsia="zh-CN"/>
-        </w:rPr>
-        <w:t>3.06</w:t>
-      </w:r>
-      <w:r>
-        <w:rPr>
-          <w:rFonts w:eastAsia="Songti SC"/>
-          <w:color w:val="000000"/>
-          <w:lang w:eastAsia="zh-CN"/>
-        </w:rPr>
-        <w:t>个百分点。两种参与方式的领域距离分别为</w:t>
-      </w:r>
-      <w:r>
-        <w:rPr>
-          <w:rFonts w:eastAsia="Songti SC"/>
-          <w:color w:val="000000"/>
-          <w:lang w:eastAsia="zh-CN"/>
-        </w:rPr>
-        <w:t>3.16</w:t>
-      </w:r>
-      <w:r>
-        <w:rPr>
-          <w:rFonts w:eastAsia="Songti SC"/>
-          <w:color w:val="000000"/>
-          <w:lang w:eastAsia="zh-CN"/>
-        </w:rPr>
-        <w:t>和</w:t>
-      </w:r>
-      <w:r>
-        <w:rPr>
-          <w:rFonts w:eastAsia="Songti SC"/>
-          <w:color w:val="000000"/>
-          <w:lang w:eastAsia="zh-CN"/>
-        </w:rPr>
-        <w:t>8.34</w:t>
-      </w:r>
-      <w:r>
-        <w:rPr>
-          <w:rFonts w:eastAsia="Songti SC"/>
-          <w:color w:val="000000"/>
-          <w:lang w:eastAsia="zh-CN"/>
-        </w:rPr>
-        <w:t>个百分点。与全账号相比，个人账号中的公共事务差异明显缩小，说明机构账号放大了平台层面的公共事务分化；四项结果的方向仍然一致，说明总体结论并非完全由机构账号造成。</w:t>
+        <w:t>个人账号在本文中作为关键稳健性检验。按认证类型排除15,468个机构账号后，保留209,871个个人账号。控制账号使用频率后，个人账号中男性账号参与公共事务信息消费的概率高2.28个百分点，参与明星文化信息消费的概率低0.80个百分点；公共事务内容表达比例高3.93个百分点，明星文化内容表达比例低3.06个百分点。两种参与方式的领域距离分别为3.16和8.34个百分点。与全账号相比，个人账号中的公共事务差异明显缩小，显示机构账号强化了平台层面的公共事务分化；四项结果继续保持相同方向。</w:t>
       </w:r>
     </w:p>
     <w:p>
@@ -8996,39 +8147,7 @@
           <w:color w:val="000000"/>
           <w:lang w:eastAsia="zh-CN"/>
         </w:rPr>
-        <w:t>男女</w:t>
-      </w:r>
-      <w:r>
-        <w:rPr>
-          <w:rFonts w:eastAsia="Songti SC"/>
-          <w:color w:val="000000"/>
-          <w:lang w:eastAsia="zh-CN"/>
-        </w:rPr>
-        <w:t>1∶1</w:t>
-      </w:r>
-      <w:r>
-        <w:rPr>
-          <w:rFonts w:eastAsia="Songti SC"/>
-          <w:color w:val="000000"/>
-          <w:lang w:eastAsia="zh-CN"/>
-        </w:rPr>
-        <w:t>匹配后，各匹配变量的标准化均值差绝对值均小于</w:t>
-      </w:r>
-      <w:r>
-        <w:rPr>
-          <w:rFonts w:eastAsia="Songti SC"/>
-          <w:color w:val="000000"/>
-          <w:lang w:eastAsia="zh-CN"/>
-        </w:rPr>
-        <w:t>0.016</w:t>
-      </w:r>
-      <w:r>
-        <w:rPr>
-          <w:rFonts w:eastAsia="Songti SC"/>
-          <w:color w:val="000000"/>
-          <w:lang w:eastAsia="zh-CN"/>
-        </w:rPr>
-        <w:t>，样本活动结构接近平衡。匹配结果与全样本方向一致，说明女性账号数量较多本身没有制造两个领域相反的差异。匹配只能平衡已经观察到的账号特征，不能把性别比较转化为因果估计。</w:t>
+        <w:t>男女1∶1匹配后，各匹配变量的标准化均值差绝对值均小于0.016，样本活动结构接近平衡。匹配结果与全样本方向一致，表明两个领域相反的性别方向在男女等量且活动结构相近的样本中继续存在。</w:t>
       </w:r>
     </w:p>
     <w:p>
@@ -9062,199 +8181,7 @@
           <w:color w:val="000000"/>
           <w:lang w:eastAsia="zh-CN"/>
         </w:rPr>
-        <w:t>信息消费指标所使用的公共事务来源高度集中。在</w:t>
-      </w:r>
-      <w:r>
-        <w:rPr>
-          <w:rFonts w:eastAsia="Songti SC"/>
-          <w:color w:val="000000"/>
-          <w:lang w:eastAsia="zh-CN"/>
-        </w:rPr>
-        <w:t>47</w:t>
-      </w:r>
-      <w:r>
-        <w:rPr>
-          <w:rFonts w:eastAsia="Songti SC"/>
-          <w:color w:val="000000"/>
-          <w:lang w:eastAsia="zh-CN"/>
-        </w:rPr>
-        <w:t>个活跃公共事务来源中，第一大来源贡献全部相关转发的</w:t>
-      </w:r>
-      <w:r>
-        <w:rPr>
-          <w:rFonts w:eastAsia="Songti SC"/>
-          <w:color w:val="000000"/>
-          <w:lang w:eastAsia="zh-CN"/>
-        </w:rPr>
-        <w:t>33.1%</w:t>
-      </w:r>
-      <w:r>
-        <w:rPr>
-          <w:rFonts w:eastAsia="Songti SC"/>
-          <w:color w:val="000000"/>
-          <w:lang w:eastAsia="zh-CN"/>
-        </w:rPr>
-        <w:t>，前</w:t>
-      </w:r>
-      <w:r>
-        <w:rPr>
-          <w:rFonts w:eastAsia="Songti SC"/>
-          <w:color w:val="000000"/>
-          <w:lang w:eastAsia="zh-CN"/>
-        </w:rPr>
-        <w:t>5</w:t>
-      </w:r>
-      <w:r>
-        <w:rPr>
-          <w:rFonts w:eastAsia="Songti SC"/>
-          <w:color w:val="000000"/>
-          <w:lang w:eastAsia="zh-CN"/>
-        </w:rPr>
-        <w:t>个贡献</w:t>
-      </w:r>
-      <w:r>
-        <w:rPr>
-          <w:rFonts w:eastAsia="Songti SC"/>
-          <w:color w:val="000000"/>
-          <w:lang w:eastAsia="zh-CN"/>
-        </w:rPr>
-        <w:t>88.4%</w:t>
-      </w:r>
-      <w:r>
-        <w:rPr>
-          <w:rFonts w:eastAsia="Songti SC"/>
-          <w:color w:val="000000"/>
-          <w:lang w:eastAsia="zh-CN"/>
-        </w:rPr>
-        <w:t>，前</w:t>
-      </w:r>
-      <w:r>
-        <w:rPr>
-          <w:rFonts w:eastAsia="Songti SC"/>
-          <w:color w:val="000000"/>
-          <w:lang w:eastAsia="zh-CN"/>
-        </w:rPr>
-        <w:t>10</w:t>
-      </w:r>
-      <w:r>
-        <w:rPr>
-          <w:rFonts w:eastAsia="Songti SC"/>
-          <w:color w:val="000000"/>
-          <w:lang w:eastAsia="zh-CN"/>
-        </w:rPr>
-        <w:t>个贡献</w:t>
-      </w:r>
-      <w:r>
-        <w:rPr>
-          <w:rFonts w:eastAsia="Songti SC"/>
-          <w:color w:val="000000"/>
-          <w:lang w:eastAsia="zh-CN"/>
-        </w:rPr>
-        <w:t>97.6%</w:t>
-      </w:r>
-      <w:r>
-        <w:rPr>
-          <w:rFonts w:eastAsia="Songti SC"/>
-          <w:color w:val="000000"/>
-          <w:lang w:eastAsia="zh-CN"/>
-        </w:rPr>
-        <w:t>；明星文化的</w:t>
-      </w:r>
-      <w:r>
-        <w:rPr>
-          <w:rFonts w:eastAsia="Songti SC"/>
-          <w:color w:val="000000"/>
-          <w:lang w:eastAsia="zh-CN"/>
-        </w:rPr>
-        <w:t>216</w:t>
-      </w:r>
-      <w:r>
-        <w:rPr>
-          <w:rFonts w:eastAsia="Songti SC"/>
-          <w:color w:val="000000"/>
-          <w:lang w:eastAsia="zh-CN"/>
-        </w:rPr>
-        <w:t>个活跃来源相对分散，第一大来源、前</w:t>
-      </w:r>
-      <w:r>
-        <w:rPr>
-          <w:rFonts w:eastAsia="Songti SC"/>
-          <w:color w:val="000000"/>
-          <w:lang w:eastAsia="zh-CN"/>
-        </w:rPr>
-        <w:t>5</w:t>
-      </w:r>
-      <w:r>
-        <w:rPr>
-          <w:rFonts w:eastAsia="Songti SC"/>
-          <w:color w:val="000000"/>
-          <w:lang w:eastAsia="zh-CN"/>
-        </w:rPr>
-        <w:t>个和前</w:t>
-      </w:r>
-      <w:r>
-        <w:rPr>
-          <w:rFonts w:eastAsia="Songti SC"/>
-          <w:color w:val="000000"/>
-          <w:lang w:eastAsia="zh-CN"/>
-        </w:rPr>
-        <w:t>10</w:t>
-      </w:r>
-      <w:r>
-        <w:rPr>
-          <w:rFonts w:eastAsia="Songti SC"/>
-          <w:color w:val="000000"/>
-          <w:lang w:eastAsia="zh-CN"/>
-        </w:rPr>
-        <w:t>个分别贡献</w:t>
-      </w:r>
-      <w:r>
-        <w:rPr>
-          <w:rFonts w:eastAsia="Songti SC"/>
-          <w:color w:val="000000"/>
-          <w:lang w:eastAsia="zh-CN"/>
-        </w:rPr>
-        <w:t>15.7%</w:t>
-      </w:r>
-      <w:r>
-        <w:rPr>
-          <w:rFonts w:eastAsia="Songti SC"/>
-          <w:color w:val="000000"/>
-          <w:lang w:eastAsia="zh-CN"/>
-        </w:rPr>
-        <w:t>、</w:t>
-      </w:r>
-      <w:r>
-        <w:rPr>
-          <w:rFonts w:eastAsia="Songti SC"/>
-          <w:color w:val="000000"/>
-          <w:lang w:eastAsia="zh-CN"/>
-        </w:rPr>
-        <w:t>47.5%</w:t>
-      </w:r>
-      <w:r>
-        <w:rPr>
-          <w:rFonts w:eastAsia="Songti SC"/>
-          <w:color w:val="000000"/>
-          <w:lang w:eastAsia="zh-CN"/>
-        </w:rPr>
-        <w:t>和</w:t>
-      </w:r>
-      <w:r>
-        <w:rPr>
-          <w:rFonts w:eastAsia="Songti SC"/>
-          <w:color w:val="000000"/>
-          <w:lang w:eastAsia="zh-CN"/>
-        </w:rPr>
-        <w:t>66.2%</w:t>
-      </w:r>
-      <w:r>
-        <w:rPr>
-          <w:rFonts w:eastAsia="Songti SC"/>
-          <w:color w:val="000000"/>
-          <w:lang w:eastAsia="zh-CN"/>
-        </w:rPr>
-        <w:t>。逐一删除来源账号后，两个领域的主要方向保持；来源账号重抽样会改变差异幅度，说明信息消费结果对应的是一个具体且不均匀的账号集合，不能外推为所有官方媒体或全部演艺账号的平均反应。</w:t>
+        <w:t>信息消费指标所使用的公共事务来源高度集中。在47个活跃公共事务来源中，第一大来源贡献全部相关转发的33.1%，前5个贡献88.4%，前10个贡献97.6%；明星文化的216个活跃来源相对分散，第一大来源、前5个和前10个分别贡献15.7%、47.5%和66.2%。逐一删除来源账号后，两个领域的主要方向保持；来源账号重抽样会改变差异幅度。信息消费结果由这一组具体且分布不均的来源账号共同形成。</w:t>
       </w:r>
     </w:p>
     <w:p>
@@ -9271,39 +8198,7 @@
           <w:color w:val="000000"/>
           <w:lang w:eastAsia="zh-CN"/>
         </w:rPr>
-        <w:t>词表检验每次随机保留</w:t>
-      </w:r>
-      <w:r>
-        <w:rPr>
-          <w:rFonts w:eastAsia="Songti SC"/>
-          <w:color w:val="000000"/>
-          <w:lang w:eastAsia="zh-CN"/>
-        </w:rPr>
-        <w:t>80%</w:t>
-      </w:r>
-      <w:r>
-        <w:rPr>
-          <w:rFonts w:eastAsia="Songti SC"/>
-          <w:color w:val="000000"/>
-          <w:lang w:eastAsia="zh-CN"/>
-        </w:rPr>
-        <w:t>的公共事务词条和明星姓名，重复</w:t>
-      </w:r>
-      <w:r>
-        <w:rPr>
-          <w:rFonts w:eastAsia="Songti SC"/>
-          <w:color w:val="000000"/>
-          <w:lang w:eastAsia="zh-CN"/>
-        </w:rPr>
-        <w:t>200</w:t>
-      </w:r>
-      <w:r>
-        <w:rPr>
-          <w:rFonts w:eastAsia="Songti SC"/>
-          <w:color w:val="000000"/>
-          <w:lang w:eastAsia="zh-CN"/>
-        </w:rPr>
-        <w:t>次。公共事务内容中的男性优势和明星内容中的女性优势在全部重抽样中保持方向。不同内容分母、帖子类型、最低表达帖门槛和词条删减会改变命中率与效应幅度，却没有显示少数词条单独造成核心结果。词表重抽样处理的是词条集合的不确定性，不能替代对具体语境的人工效度检验。</w:t>
+        <w:t>词表检验每次随机保留80%的公共事务词条和明星姓名，重复200次。公共事务内容中的男性优势和明星内容中的女性优势在全部重抽样中保持方向。不同内容分母、帖子类型、最低表达帖门槛和词条删减会改变命中率与效应幅度，核心方向由较广泛的词条集合共同支撑。后续研究可通过分层人工编码进一步检验具体语境中的内容效度。</w:t>
       </w:r>
     </w:p>
     <w:p>
@@ -9319,7 +8214,7 @@
           <w:rFonts w:ascii="Times New Roman" w:eastAsia="Heiti SC" w:hAnsi="Times New Roman"/>
           <w:lang w:eastAsia="zh-CN"/>
         </w:rPr>
-        <w:t>（四）多重检验与结果边界</w:t>
+        <w:t>（四）多重检验结果</w:t>
       </w:r>
     </w:p>
     <w:p>
@@ -9336,103 +8231,7 @@
           <w:color w:val="000000"/>
           <w:lang w:eastAsia="zh-CN"/>
         </w:rPr>
-        <w:t>次级分析中共有</w:t>
-      </w:r>
-      <w:r>
-        <w:rPr>
-          <w:rFonts w:eastAsia="Songti SC"/>
-          <w:color w:val="000000"/>
-          <w:lang w:eastAsia="zh-CN"/>
-        </w:rPr>
-        <w:t>258</w:t>
-      </w:r>
-      <w:r>
-        <w:rPr>
-          <w:rFonts w:eastAsia="Songti SC"/>
-          <w:color w:val="000000"/>
-          <w:lang w:eastAsia="zh-CN"/>
-        </w:rPr>
-        <w:t>项检验具备可比较的标准误并进入错误发现率校正，其中</w:t>
-      </w:r>
-      <w:r>
-        <w:rPr>
-          <w:rFonts w:eastAsia="Songti SC"/>
-          <w:color w:val="000000"/>
-          <w:lang w:eastAsia="zh-CN"/>
-        </w:rPr>
-        <w:t>235</w:t>
-      </w:r>
-      <w:r>
-        <w:rPr>
-          <w:rFonts w:eastAsia="Songti SC"/>
-          <w:color w:val="000000"/>
-          <w:lang w:eastAsia="zh-CN"/>
-        </w:rPr>
-        <w:t>项在</w:t>
-      </w:r>
-      <w:r>
-        <w:rPr>
-          <w:rFonts w:eastAsia="Songti SC"/>
-          <w:color w:val="000000"/>
-          <w:lang w:eastAsia="zh-CN"/>
-        </w:rPr>
-        <w:t>Benjamini-Hochberg</w:t>
-      </w:r>
-      <w:r>
-        <w:rPr>
-          <w:rFonts w:eastAsia="Songti SC"/>
-          <w:color w:val="000000"/>
-          <w:lang w:eastAsia="zh-CN"/>
-        </w:rPr>
-        <w:t>校正后仍达到</w:t>
-      </w:r>
-      <w:r>
-        <w:rPr>
-          <w:rFonts w:eastAsia="Songti SC"/>
-          <w:color w:val="000000"/>
-          <w:lang w:eastAsia="zh-CN"/>
-        </w:rPr>
-        <w:t>0.05</w:t>
-      </w:r>
-      <w:r>
-        <w:rPr>
-          <w:rFonts w:eastAsia="Songti SC"/>
-          <w:color w:val="000000"/>
-          <w:lang w:eastAsia="zh-CN"/>
-        </w:rPr>
-        <w:t>标准。另有大量描述性或重抽样结果没有可比标准误，不进入这一统计。本文不以</w:t>
-      </w:r>
-      <w:r>
-        <w:rPr>
-          <w:rFonts w:eastAsia="Songti SC"/>
-          <w:color w:val="000000"/>
-          <w:lang w:eastAsia="zh-CN"/>
-        </w:rPr>
-        <w:t>“</w:t>
-      </w:r>
-      <w:r>
-        <w:rPr>
-          <w:rFonts w:eastAsia="Songti SC"/>
-          <w:color w:val="000000"/>
-          <w:lang w:eastAsia="zh-CN"/>
-        </w:rPr>
-        <w:t>通过多少显著性检验</w:t>
-      </w:r>
-      <w:r>
-        <w:rPr>
-          <w:rFonts w:eastAsia="Songti SC"/>
-          <w:color w:val="000000"/>
-          <w:lang w:eastAsia="zh-CN"/>
-        </w:rPr>
-        <w:t>”</w:t>
-      </w:r>
-      <w:r>
-        <w:rPr>
-          <w:rFonts w:eastAsia="Songti SC"/>
-          <w:color w:val="000000"/>
-          <w:lang w:eastAsia="zh-CN"/>
-        </w:rPr>
-        <w:t>作为结论依据；更重要的证据是预先明确的领域交互、效应大小以及跨样本和测量设定的方向稳定性。</w:t>
+        <w:t>次级分析中共有258项检验具备可比较的标准误并进入错误发现率校正，其中235项在Benjamini-Hochberg校正后达到0.05标准。核心证据来自预先设定的领域交互、效应大小以及跨样本和测量设定的方向稳定性。</w:t>
       </w:r>
     </w:p>
     <w:p>
@@ -9481,7 +8280,7 @@
           <w:color w:val="000000"/>
           <w:lang w:eastAsia="zh-CN"/>
         </w:rPr>
-        <w:t>本文最稳定的发现是两个领域呈现相反方向。男性账号相对更多参与公共事务领域的信息消费和内容表达，女性账号相对更多参与明星文化领域的两种活动。男女账号都在平台上留下大量行为痕迹，差异集中于这些行为被配置到哪些信息对象和议题。用总体参与数量概括这一结果，会丢失领域之间的结构关系。</w:t>
+        <w:t>本文最稳定的发现是两个领域呈现相反方向。男性账号相对更多参与公共事务领域的信息消费和内容表达，女性账号相对更多参与明星文化领域的两种活动。男女账号都在平台上留下大量行为痕迹，差异集中于这些行为被配置到哪些信息对象和议题。性别差异因此需要结合具体信息领域加以理解。</w:t>
       </w:r>
     </w:p>
     <w:p>
@@ -9610,7 +8409,7 @@
           <w:rFonts w:ascii="Times New Roman" w:eastAsia="Heiti SC" w:hAnsi="Times New Roman"/>
           <w:lang w:eastAsia="zh-CN"/>
         </w:rPr>
-        <w:t>（二）公开表达是性别分化更集中的位置</w:t>
+        <w:t>（二）两种参与方式揭示不同结构</w:t>
       </w:r>
     </w:p>
     <w:p>
@@ -9627,39 +8426,7 @@
           <w:color w:val="000000"/>
           <w:lang w:eastAsia="zh-CN"/>
         </w:rPr>
-        <w:t>内容表达中的领域距离明显大于信息消费。本文的信息消费指标受到少数头部账号的内容供给、关注关系和偶发转发机会约束；内容比例反映账号全年公开文字中的议题配置。公开表达还可能承载身份呈现、冲突风险、情感劳动和社群任务。本文的结果说明性别分化更集中于</w:t>
-      </w:r>
-      <w:r>
-        <w:rPr>
-          <w:rFonts w:eastAsia="Songti SC"/>
-          <w:color w:val="000000"/>
-          <w:lang w:eastAsia="zh-CN"/>
-        </w:rPr>
-        <w:t>“</w:t>
-      </w:r>
-      <w:r>
-        <w:rPr>
-          <w:rFonts w:eastAsia="Songti SC"/>
-          <w:color w:val="000000"/>
-          <w:lang w:eastAsia="zh-CN"/>
-        </w:rPr>
-        <w:t>谈论什么</w:t>
-      </w:r>
-      <w:r>
-        <w:rPr>
-          <w:rFonts w:eastAsia="Songti SC"/>
-          <w:color w:val="000000"/>
-          <w:lang w:eastAsia="zh-CN"/>
-        </w:rPr>
-        <w:t>”</w:t>
-      </w:r>
-      <w:r>
-        <w:rPr>
-          <w:rFonts w:eastAsia="Songti SC"/>
-          <w:color w:val="000000"/>
-          <w:lang w:eastAsia="zh-CN"/>
-        </w:rPr>
-        <w:t>，但不能证明某一种机制单独造成了这一现象。</w:t>
+        <w:t>信息消费记录账号与特定来源之间的传播联系，内容表达呈现账号全年公开文字中的议题配置。前者对应来源进入和传播路径，后者对应公开谈论的内容。两个领域相反的性别方向同时出现在这两种参与方式中，说明信息领域参与既体现为转发哪些来源，也体现为表达哪些议题。</w:t>
       </w:r>
     </w:p>
     <w:p>
@@ -9676,8 +8443,7 @@
           <w:color w:val="000000"/>
           <w:lang w:eastAsia="zh-CN"/>
         </w:rPr>
-        <w:lastRenderedPageBreak/>
-        <w:t>这一区分也解释了为什么来源转发占比与内容比例给出不同结果。男性账号更可能至少转发一次公共事务来源，但在已经发生转发的账号中，官方媒体转发占全部转发的比例只存在很小差异。明星文化信息消费存在女性优势，演艺来源占全部转发的比例却几乎没有差异。最低参与门槛、行为强度和议题配置是三个不同层面，未来研究应分别建立解释。</w:t>
+        <w:t>来源转发占比与内容比例进一步显示了两种参与方式的结构差异。男性账号更可能至少转发一次公共事务来源，而官方媒体转发占全部转发的比例只存在较小的性别差异；女性账号更可能进入明星文化信息消费，演艺来源占全部转发的比例则较为接近。最低参与门槛、行为强度和议题配置共同构成社交媒体信息参与的不同层面。</w:t>
       </w:r>
     </w:p>
     <w:p>
@@ -9710,7 +8476,7 @@
           <w:color w:val="000000"/>
           <w:lang w:eastAsia="zh-CN"/>
         </w:rPr>
-        <w:t>女性账号参与明星文化信息消费的概率更高，明星文化内容的比例也更高。这一差异不能只用轻量娱乐偏好概括。微博明星文化嵌入偶像生产、粉丝社群、商业推广、榜单机制和算法可见度，转发与内容生产可能成为关系劳动和数据劳动。本文没有社群成员身份、任务记录和主观动机，不能把全部明星内容归因于粉丝劳动；现有结果仍足以说明，明星文化是一个具有独立组织形式的信息领域，不能作为公共事务之外未经分析的剩余类别。</w:t>
+        <w:t>女性账号参与明星文化信息消费的概率更高，明星文化内容的比例也更高。微博明星文化嵌入偶像生产、粉丝社群、商业推广、榜单机制和算法可见度，转发与内容生产可能成为关系劳动和数据劳动。明星文化由此构成具有独立组织形式和参与价值的信息领域，为理解社交媒体中的性别化信息参与提供了公共事务之外的另一条路径。</w:t>
       </w:r>
     </w:p>
     <w:p>
@@ -9727,7 +8493,7 @@
           <w:color w:val="000000"/>
           <w:lang w:eastAsia="zh-CN"/>
         </w:rPr>
-        <w:t>个人账号稳健性分析显示，排除机构账号后公共事务差异明显缩小。机构账号在男性账号中的比例更高，并承担较多组织化公共信息生产与传播，其平台性别字段却不具有个人身份意义。全账号结果描述的是平台账号生态共同形成的可见结构；个人账号结果更接近个人使用者的行为差异。两种口径不应混合解释，但可以共同说明平台属性字段和账号构成如何塑造统计结论。</w:t>
+        <w:t>个人账号稳健性分析显示，排除机构账号后公共事务差异明显缩小。机构账号在男性账号中的比例更高，并承担较多组织化公共信息生产与传播。全账号结果呈现平台账号生态共同形成的可见结构，个人账号结果呈现个人使用者更集中的行为结构。两种口径共同说明账号构成如何塑造平台中的性别差异。</w:t>
       </w:r>
     </w:p>
     <w:p>
@@ -9743,7 +8509,7 @@
           <w:rFonts w:ascii="Times New Roman" w:eastAsia="Heiti SC" w:hAnsi="Times New Roman"/>
           <w:lang w:eastAsia="zh-CN"/>
         </w:rPr>
-        <w:t>（四）研究局限与结论</w:t>
+        <w:t>（四）研究边界与结论</w:t>
       </w:r>
     </w:p>
     <w:p>
@@ -9760,7 +8526,7 @@
           <w:color w:val="000000"/>
           <w:lang w:eastAsia="zh-CN"/>
         </w:rPr>
-        <w:t>第一，文本数据采用每日随机关键词方式采集，用户资料与帖子只有在账号ID匹配后进入分析，因而样本不构成对微博总体用户的概率抽样。本文结果描述匹配样本中的账号结构。全账号样本同时包含个人账号与机构账号，个人账号稳健性分析用于评估账号构成对结果幅度的影响。</w:t>
+        <w:t>第一，本研究样本由每日随机关键词采集的文本数据与Weibo-COV账号资料匹配形成，研究对象是完成匹配的225,339个微博账号。全账号样本同时包含个人账号与机构账号，个人账号分析进一步呈现以个人使用者为主体的结果。</w:t>
       </w:r>
     </w:p>
     <w:p>
@@ -9777,7 +8543,7 @@
           <w:color w:val="000000"/>
           <w:lang w:eastAsia="zh-CN"/>
         </w:rPr>
-        <w:t>第二，来源名单和词表具有历史与范围边界。公共事务来源集中于少数头部账号，演艺认证来源不能代表全部文化生产者；字符串命中也不能自动识别支持、反对、讽刺、广告、榜单任务和偶然提及。来源删减和词表重抽样能够检验测量集合的敏感性，但不能替代对文本语境的分层人工编码和一致性评估。</w:t>
+        <w:t>第二，公共事务信息消费由47个制度化来源账号界定，明星文化信息消费由216个演艺认证账号界定；内容表达则由公共事务词表和明星姓名词表界定。来源删减和词表重抽样检验了这些测量集合的稳定性，后续研究可通过扩展来源范围和分层人工编码继续完善领域测量。</w:t>
       </w:r>
     </w:p>
     <w:p>
@@ -9794,39 +8560,7 @@
           <w:color w:val="000000"/>
           <w:lang w:eastAsia="zh-CN"/>
         </w:rPr>
-        <w:t>第三，观察性数据无法区分兴趣、曝光、职业角色、受众想象、社群规范和算法推荐。控制账号使用频率使一般使用机会更可比，但不构成随机化控制。</w:t>
-      </w:r>
-      <w:r>
-        <w:rPr>
-          <w:rFonts w:eastAsia="Songti SC"/>
-          <w:color w:val="000000"/>
-          <w:lang w:eastAsia="zh-CN"/>
-        </w:rPr>
-        <w:t>2020</w:t>
-      </w:r>
-      <w:r>
-        <w:rPr>
-          <w:rFonts w:eastAsia="Songti SC"/>
-          <w:color w:val="000000"/>
-          <w:lang w:eastAsia="zh-CN"/>
-        </w:rPr>
-        <w:t>年</w:t>
-      </w:r>
-      <w:r>
-        <w:rPr>
-          <w:rFonts w:eastAsia="Songti SC"/>
-          <w:color w:val="000000"/>
-          <w:lang w:eastAsia="zh-CN"/>
-        </w:rPr>
-        <w:t>10</w:t>
-      </w:r>
-      <w:r>
-        <w:rPr>
-          <w:rFonts w:eastAsia="Songti SC"/>
-          <w:color w:val="000000"/>
-          <w:lang w:eastAsia="zh-CN"/>
-        </w:rPr>
-        <w:t>月没有进入数据库，月度结果保持缺失且不进行插补；转发延迟也只在已经发生的转发中定义，不能解释为曝光后的反应速度。本文的结果应理解为账号层面的描述性关联。</w:t>
+        <w:t>第三，本文采用观察性账号数据，模型通过控制发帖量、转发量和活跃时间比较平台使用程度相近的账号，所得结果呈现账号层面的统计关联。观察期覆盖2020年1-9月和11-12月，转发延迟依据已发生的转发事件计算。未来研究可结合信息曝光数据、问卷、访谈或实验设计，进一步分析兴趣、社群规范和算法推荐等作用机制。</w:t>
       </w:r>
     </w:p>
     <w:p>
@@ -9851,16 +8585,7 @@
           <w:color w:val="000000"/>
           <w:lang w:eastAsia="zh-CN"/>
         </w:rPr>
-        <w:t>本文从两个信息领域和两种参与方式考察网络普及之后的数字性别差异。公共事务领域与明星文化领域呈现方向相反的性别差异：在平台使用程度相近的账号中，男性账号相对更多参与公共事</w:t>
-      </w:r>
-      <w:r>
-        <w:rPr>
-          <w:rFonts w:eastAsia="Songti SC"/>
-          <w:color w:val="000000"/>
-          <w:lang w:eastAsia="zh-CN"/>
-        </w:rPr>
-        <w:lastRenderedPageBreak/>
-        <w:t>务领域，女性账号相对更多参与明星文化领域。上述方向同时出现在信息消费和内容表达中，而两个领域之间的性别距离在内容表达中约为信息消费的三倍，说明性别分化更集中于公开谈论什么。</w:t>
+        <w:t>本文从两个信息领域和两种参与方式考察网络普及之后的数字性别差异。公共事务领域与明星文化领域呈现方向相反的性别差异：在平台使用程度相近的账号中，男性账号相对更多参与公共事务领域，女性账号相对更多参与明星文化领域。上述方向同时出现在信息消费和内容表达中，构成稳定的信息领域参与结构。</w:t>
       </w:r>
     </w:p>
     <w:p>
@@ -9877,7 +8602,7 @@
           <w:color w:val="000000"/>
           <w:lang w:eastAsia="zh-CN"/>
         </w:rPr>
-        <w:t>稳健性分析表明，由性别、信息领域和参与方式共同构成的结果并未受到个人账号筛选、男女样本平衡、极端值处理、月份限制、来源删减或词表重抽样的实质影响。效应幅度仍会随推论对象和测量规则变化，尤其是排除机构账号后，公共事务差异明显缩小。数字平台中的性别差异因此需要同时说明研究对象、参与领域、参与方式和测量边界。</w:t>
+        <w:t>稳健性分析在个人账号、男女平衡样本、极端值处理、月份限制、来源删减和词表重抽样等设定下得到一致的领域方向。效应幅度随账号构成和测量规则变化，其中排除机构账号后公共事务差异明显缩小。研究对象、参与领域、参与方式和测量规则共同塑造了数字平台中可见的性别差异。</w:t>
       </w:r>
     </w:p>
     <w:p>

--- a/docs/paper_draft_gender_information_domain_participation_v3.docx
+++ b/docs/paper_draft_gender_information_domain_participation_v3.docx
@@ -7,18 +7,12 @@
         <w:spacing w:before="120" w:after="240"/>
         <w:ind w:firstLine="0"/>
         <w:jc w:val="center"/>
-        <w:rPr>
-          <w:rFonts w:ascii="黑体" w:eastAsia="黑体" w:hAnsi="黑体"/>
-          <w:lang w:eastAsia="zh-CN"/>
-        </w:rPr>
-      </w:pPr>
-      <w:r>
-        <w:rPr>
-          <w:rFonts w:ascii="黑体" w:eastAsia="黑体" w:hAnsi="黑体"/>
+      </w:pPr>
+      <w:r>
+        <w:rPr>
+          <w:rFonts w:ascii="黑体" w:hAnsi="黑体" w:eastAsia="黑体"/>
           <w:b/>
-          <w:color w:val="000000"/>
           <w:sz w:val="44"/>
-          <w:lang w:eastAsia="zh-CN"/>
         </w:rPr>
         <w:t>性别化的信息领域参与:微博账号的公共事务与明星文化传播和表达</w:t>
       </w:r>
@@ -2313,7 +2307,7 @@
           <w:color w:val="000000"/>
           <w:lang w:eastAsia="zh-CN"/>
         </w:rPr>
-        <w:t>本文依次使用三种比较。第一种是未调整比较，呈现平台数据中男性账号与女性账号实际观察到的差异。第二种是控制账号使用频率的比较，也是本文的主要模型：模型在账号性别之外加入全年发帖数、转发数、活跃天数和活跃月份，用于比较平台使用程度相近的账号。第三种是资料扩展比较，在上述变量基础上进一步加入认证状态、粉丝数、关注数和地区，考察资料完整账号中的结果。三种比较的样本量分别在结果表注中报告。</w:t>
+        <w:t>图2和表2将三组嵌套模型分别标为M0、M1和M2。M0为未调整模型，只加入账号性别，呈现男性账号与女性账号在平台中实际观察到的差异。M1为活跃度调整模型，在账号性别之外加入经log(1+x)转换的全年发帖数和转发数，以及活跃天数和活跃月份，用于比较平台使用程度相近的账号。M1使用各项结果对应的全部可用样本，是本文报告核心结果的主要模型。M2为账号资料扩展模型，在M1的基础上进一步加入认证状态、经log(1+x)转换的粉丝数和关注数，以及地区分类变量，呈现资料完整账号中的性别差异。三组模型的变量设定和样本量在结果表注中同时报告。</w:t>
       </w:r>
     </w:p>
     <w:p>
@@ -2330,7 +2324,7 @@
           <w:color w:val="000000"/>
           <w:lang w:eastAsia="zh-CN"/>
         </w:rPr>
-        <w:t>是否参与某类信息消费使用Logit模型，并报告概率尺度上的平均边际效应；领域来源转发比例、内容比例和参与月份比例使用分数Logit，并采用稳健协方差。差异均按“男性账号减女性账号”计算，正值表示男性账号更高，负值表示女性账号更高。</w:t>
+        <w:t>M0、M1和M2均用于估计四项核心结果。是否参与某类信息消费使用Logit模型，并报告概率尺度上的平均边际效应；领域来源转发比例、内容比例和参与月份比例使用分数Logit，并采用稳健协方差。差异均按“男性账号减女性账号”计算，正值表示男性账号更高，负值表示女性账号更高。</w:t>
       </w:r>
     </w:p>
     <w:p>
@@ -2458,103 +2452,6 @@
           <w:lang w:eastAsia="zh-CN"/>
         </w:rPr>
         <w:t>扩展分析进一步考察三类结果。第一，信息消费与内容表达的组合模型区分“均未参与”“仅信息消费”“仅内容表达”和“两者都有”；第二，跨领域组合模型区分“两个领域均未参与”“仅参与公共事务”“仅参与明星文化”和“两个领域都参与”；第三，月份模型、参与月份比例和转发延迟用于观察时间结构。</w:t>
-      </w:r>
-    </w:p>
-    <w:p>
-      <w:pPr>
-        <w:pStyle w:val="21"/>
-        <w:spacing w:before="120" w:after="240"/>
-        <w:rPr>
-          <w:lang w:eastAsia="zh-CN"/>
-        </w:rPr>
-      </w:pPr>
-      <w:r>
-        <w:rPr>
-          <w:rFonts w:ascii="Times New Roman" w:eastAsia="Heiti SC" w:hAnsi="Times New Roman"/>
-          <w:lang w:eastAsia="zh-CN"/>
-        </w:rPr>
-        <w:t>（五）稳健性检验</w:t>
-      </w:r>
-    </w:p>
-    <w:p>
-      <w:pPr>
-        <w:spacing w:before="120" w:after="240"/>
-        <w:jc w:val="both"/>
-        <w:rPr>
-          <w:lang w:eastAsia="zh-CN"/>
-        </w:rPr>
-      </w:pPr>
-      <w:r>
-        <w:rPr>
-          <w:rFonts w:eastAsia="Songti SC"/>
-          <w:color w:val="000000"/>
-          <w:lang w:eastAsia="zh-CN"/>
-        </w:rPr>
-        <w:t>稳健性分析围绕样本、测量、来源和模型四个方面展开。样本检验包括男女等量抽样、基于发帖数、转发数、活跃天数和认证状态的</w:t>
-      </w:r>
-      <w:r>
-        <w:rPr>
-          <w:rFonts w:eastAsia="Songti SC"/>
-          <w:color w:val="000000"/>
-          <w:lang w:eastAsia="zh-CN"/>
-        </w:rPr>
-        <w:t>1∶1</w:t>
-      </w:r>
-      <w:r>
-        <w:rPr>
-          <w:rFonts w:eastAsia="Songti SC"/>
-          <w:color w:val="000000"/>
-          <w:lang w:eastAsia="zh-CN"/>
-        </w:rPr>
-        <w:t>匹配、排除机构账号、只保留普通个人账号、只保留认证个人账号，以及排除疑似自动化或营销账号。测量检验改变内容分母、帖子类型、最低活跃月份和极端值处理。来源检验逐一删除活跃来源账号，并从来源账号集合中反复重抽样。词表检验每次随机保留</w:t>
-      </w:r>
-      <w:r>
-        <w:rPr>
-          <w:rFonts w:eastAsia="Songti SC"/>
-          <w:color w:val="000000"/>
-          <w:lang w:eastAsia="zh-CN"/>
-        </w:rPr>
-        <w:t>80%</w:t>
-      </w:r>
-      <w:r>
-        <w:rPr>
-          <w:rFonts w:eastAsia="Songti SC"/>
-          <w:color w:val="000000"/>
-          <w:lang w:eastAsia="zh-CN"/>
-        </w:rPr>
-        <w:t>的词条，重复</w:t>
-      </w:r>
-      <w:r>
-        <w:rPr>
-          <w:rFonts w:eastAsia="Songti SC"/>
-          <w:color w:val="000000"/>
-          <w:lang w:eastAsia="zh-CN"/>
-        </w:rPr>
-        <w:t>200</w:t>
-      </w:r>
-      <w:r>
-        <w:rPr>
-          <w:rFonts w:eastAsia="Songti SC"/>
-          <w:color w:val="000000"/>
-          <w:lang w:eastAsia="zh-CN"/>
-        </w:rPr>
-        <w:t>次。月份检验比较不同时间范围并逐月排除。对次级分析中的可比较检验使用</w:t>
-      </w:r>
-      <w:r>
-        <w:rPr>
-          <w:rFonts w:eastAsia="Songti SC"/>
-          <w:color w:val="000000"/>
-          <w:lang w:eastAsia="zh-CN"/>
-        </w:rPr>
-        <w:t>Benjamini-Hochberg</w:t>
-      </w:r>
-      <w:r>
-        <w:rPr>
-          <w:rFonts w:eastAsia="Songti SC"/>
-          <w:color w:val="000000"/>
-          <w:lang w:eastAsia="zh-CN"/>
-        </w:rPr>
-        <w:t>方法控制错误发现率。</w:t>
       </w:r>
     </w:p>
     <w:p>
@@ -3697,87 +3594,7 @@
           <w:color w:val="000000"/>
           <w:lang w:eastAsia="zh-CN"/>
         </w:rPr>
-        <w:t>控制账号使用频率的模型进一步比较发帖量、转发量和活跃时间相近的账号。表</w:t>
-      </w:r>
-      <w:r>
-        <w:rPr>
-          <w:rFonts w:eastAsia="Songti SC"/>
-          <w:color w:val="000000"/>
-          <w:lang w:eastAsia="zh-CN"/>
-        </w:rPr>
-        <w:t>2</w:t>
-      </w:r>
-      <w:r>
-        <w:rPr>
-          <w:rFonts w:eastAsia="Songti SC"/>
-          <w:color w:val="000000"/>
-          <w:lang w:eastAsia="zh-CN"/>
-        </w:rPr>
-        <w:t>显示，在信息消费方面，男性账号参与公共事务领域的概率比女性账号高</w:t>
-      </w:r>
-      <w:r>
-        <w:rPr>
-          <w:rFonts w:eastAsia="Songti SC"/>
-          <w:color w:val="000000"/>
-          <w:lang w:eastAsia="zh-CN"/>
-        </w:rPr>
-        <w:t>3.59</w:t>
-      </w:r>
-      <w:r>
-        <w:rPr>
-          <w:rFonts w:eastAsia="Songti SC"/>
-          <w:color w:val="000000"/>
-          <w:lang w:eastAsia="zh-CN"/>
-        </w:rPr>
-        <w:t>个百分点，参与明星文化领域的概率低</w:t>
-      </w:r>
-      <w:r>
-        <w:rPr>
-          <w:rFonts w:eastAsia="Songti SC"/>
-          <w:color w:val="000000"/>
-          <w:lang w:eastAsia="zh-CN"/>
-        </w:rPr>
-        <w:t>1.50</w:t>
-      </w:r>
-      <w:r>
-        <w:rPr>
-          <w:rFonts w:eastAsia="Songti SC"/>
-          <w:color w:val="000000"/>
-          <w:lang w:eastAsia="zh-CN"/>
-        </w:rPr>
-        <w:t>个百分点；在内容表达方面，男性账号的公共事务内容比例比女性账号高</w:t>
-      </w:r>
-      <w:r>
-        <w:rPr>
-          <w:rFonts w:eastAsia="Songti SC"/>
-          <w:color w:val="000000"/>
-          <w:lang w:eastAsia="zh-CN"/>
-        </w:rPr>
-        <w:t>9.75</w:t>
-      </w:r>
-      <w:r>
-        <w:rPr>
-          <w:rFonts w:eastAsia="Songti SC"/>
-          <w:color w:val="000000"/>
-          <w:lang w:eastAsia="zh-CN"/>
-        </w:rPr>
-        <w:t>个百分点，明星文化内容比例低</w:t>
-      </w:r>
-      <w:r>
-        <w:rPr>
-          <w:rFonts w:eastAsia="Songti SC"/>
-          <w:color w:val="000000"/>
-          <w:lang w:eastAsia="zh-CN"/>
-        </w:rPr>
-        <w:t>3.46</w:t>
-      </w:r>
-      <w:r>
-        <w:rPr>
-          <w:rFonts w:eastAsia="Songti SC"/>
-          <w:color w:val="000000"/>
-          <w:lang w:eastAsia="zh-CN"/>
-        </w:rPr>
-        <w:t>个百分点。四个置信区间均未跨越零。资料扩展比较虽然只保留资料完整账号，但方向与主要模型一致。</w:t>
+        <w:t>M1进一步比较发帖量、转发量和活跃时间相近的账号。表2显示，在信息消费方面，男性账号参与公共事务领域的概率比女性账号高3.59个百分点，参与明星文化领域的概率低1.50个百分点；在内容表达方面，男性账号的公共事务内容比例比女性账号高9.75个百分点，明星文化内容比例低3.46个百分点。四个置信区间均未跨越零。M2在资料完整账号中得到相同的领域方向。</w:t>
       </w:r>
     </w:p>
     <w:p>
@@ -4047,7 +3864,7 @@
                 <w:rFonts w:eastAsia="Songti SC"/>
                 <w:color w:val="000000"/>
               </w:rPr>
-              <w:t>未调整比较</w:t>
+              <w:t>M0（未调整模型）</w:t>
             </w:r>
           </w:p>
         </w:tc>
@@ -4226,7 +4043,7 @@
                 <w:color w:val="000000"/>
                 <w:lang w:eastAsia="zh-CN"/>
               </w:rPr>
-              <w:t>控制账号使用频率（主要结果）</w:t>
+              <w:t>M1（活跃度调整模型，主要模型）</w:t>
             </w:r>
           </w:p>
         </w:tc>
@@ -4399,7 +4216,7 @@
                 <w:rFonts w:eastAsia="Songti SC"/>
                 <w:color w:val="000000"/>
               </w:rPr>
-              <w:t>资料扩展</w:t>
+              <w:t>M2（账号资料扩展模型）</w:t>
             </w:r>
           </w:p>
         </w:tc>
@@ -4554,97 +4371,7 @@
           <w:sz w:val="18"/>
           <w:lang w:eastAsia="zh-CN"/>
         </w:rPr>
-        <w:t>注：表中为男性账号减女性账号的平均边际效应，单位为百分点，方括号内为</w:t>
-      </w:r>
-      <w:r>
-        <w:rPr>
-          <w:rFonts w:eastAsia="Songti SC"/>
-          <w:color w:val="000000"/>
-          <w:sz w:val="18"/>
-          <w:lang w:eastAsia="zh-CN"/>
-        </w:rPr>
-        <w:t>95%</w:t>
-      </w:r>
-      <w:r>
-        <w:rPr>
-          <w:rFonts w:eastAsia="Songti SC"/>
-          <w:color w:val="000000"/>
-          <w:sz w:val="18"/>
-          <w:lang w:eastAsia="zh-CN"/>
-        </w:rPr>
-        <w:t>置信区间。未调整比较只包含性别字段；控制账号使用频率的比较加入全年发帖数、转发数、活跃天数和活跃月份；资料扩展比较进一步加入认证状态、粉丝数、关注数和地区。信息消费模型的全样本量为</w:t>
-      </w:r>
-      <w:r>
-        <w:rPr>
-          <w:rFonts w:eastAsia="Songti SC"/>
-          <w:color w:val="000000"/>
-          <w:sz w:val="18"/>
-          <w:lang w:eastAsia="zh-CN"/>
-        </w:rPr>
-        <w:t>225,339</w:t>
-      </w:r>
-      <w:r>
-        <w:rPr>
-          <w:rFonts w:eastAsia="Songti SC"/>
-          <w:color w:val="000000"/>
-          <w:sz w:val="18"/>
-          <w:lang w:eastAsia="zh-CN"/>
-        </w:rPr>
-        <w:t>，内容表达模型为</w:t>
-      </w:r>
-      <w:r>
-        <w:rPr>
-          <w:rFonts w:eastAsia="Songti SC"/>
-          <w:color w:val="000000"/>
-          <w:sz w:val="18"/>
-          <w:lang w:eastAsia="zh-CN"/>
-        </w:rPr>
-        <w:t>224,302</w:t>
-      </w:r>
-      <w:r>
-        <w:rPr>
-          <w:rFonts w:eastAsia="Songti SC"/>
-          <w:color w:val="000000"/>
-          <w:sz w:val="18"/>
-          <w:lang w:eastAsia="zh-CN"/>
-        </w:rPr>
-        <w:t>；资料扩展比较分别为</w:t>
-      </w:r>
-      <w:r>
-        <w:rPr>
-          <w:rFonts w:eastAsia="Songti SC"/>
-          <w:color w:val="000000"/>
-          <w:sz w:val="18"/>
-          <w:lang w:eastAsia="zh-CN"/>
-        </w:rPr>
-        <w:t>155,977</w:t>
-      </w:r>
-      <w:r>
-        <w:rPr>
-          <w:rFonts w:eastAsia="Songti SC"/>
-          <w:color w:val="000000"/>
-          <w:sz w:val="18"/>
-          <w:lang w:eastAsia="zh-CN"/>
-        </w:rPr>
-        <w:t>和</w:t>
-      </w:r>
-      <w:r>
-        <w:rPr>
-          <w:rFonts w:eastAsia="Songti SC"/>
-          <w:color w:val="000000"/>
-          <w:sz w:val="18"/>
-          <w:lang w:eastAsia="zh-CN"/>
-        </w:rPr>
-        <w:t>155,230</w:t>
-      </w:r>
-      <w:r>
-        <w:rPr>
-          <w:rFonts w:eastAsia="Songti SC"/>
-          <w:color w:val="000000"/>
-          <w:sz w:val="18"/>
-          <w:lang w:eastAsia="zh-CN"/>
-        </w:rPr>
-        <w:t>。</w:t>
+        <w:t>注：表中为男性账号减女性账号的平均边际效应，单位为百分点，方括号内为95%置信区间。M0只包含账号性别；M1加入经log(1+x)转换的全年发帖数和转发数、活跃天数及活跃月份；M2进一步加入认证状态、经log(1+x)转换的粉丝数和关注数及地区分类变量。M0和M1的信息消费样本量为225,339，内容表达样本量为224,302；M2分别为155,977和155,230。</w:t>
       </w:r>
     </w:p>
     <w:p>
@@ -4967,7 +4694,7 @@
                 <w:rFonts w:eastAsia="Songti SC"/>
                 <w:color w:val="000000"/>
               </w:rPr>
-              <w:t>未调整比较</w:t>
+              <w:t>M0（未调整模型）</w:t>
             </w:r>
           </w:p>
         </w:tc>
@@ -5078,7 +4805,7 @@
                 <w:color w:val="000000"/>
                 <w:lang w:eastAsia="zh-CN"/>
               </w:rPr>
-              <w:t>控制账号使用频率（主要结果）</w:t>
+              <w:t>M1（活跃度调整模型，主要模型）</w:t>
             </w:r>
           </w:p>
         </w:tc>
@@ -5183,7 +4910,7 @@
                 <w:rFonts w:eastAsia="Songti SC"/>
                 <w:color w:val="000000"/>
               </w:rPr>
-              <w:t>资料扩展</w:t>
+              <w:t>M2（账号资料扩展模型）</w:t>
             </w:r>
           </w:p>
         </w:tc>
@@ -6040,7 +5767,7 @@
           <w:rFonts w:ascii="Times New Roman" w:eastAsia="Heiti SC" w:hAnsi="Times New Roman"/>
           <w:lang w:eastAsia="zh-CN"/>
         </w:rPr>
-        <w:t>五、稳健性分析</w:t>
+        <w:t>五、稳健性检验</w:t>
       </w:r>
     </w:p>
     <w:p>
@@ -6056,7 +5783,7 @@
           <w:rFonts w:ascii="Times New Roman" w:eastAsia="Heiti SC" w:hAnsi="Times New Roman"/>
           <w:lang w:eastAsia="zh-CN"/>
         </w:rPr>
-        <w:t>（一）多规格结果的总体稳定性</w:t>
+        <w:t>（一）稳健性检验的总体设计</w:t>
       </w:r>
     </w:p>
     <w:p>
@@ -6073,39 +5800,7 @@
           <w:color w:val="000000"/>
           <w:lang w:eastAsia="zh-CN"/>
         </w:rPr>
-        <w:t>稳健性分析共形成</w:t>
-      </w:r>
-      <w:r>
-        <w:rPr>
-          <w:rFonts w:eastAsia="Songti SC"/>
-          <w:color w:val="000000"/>
-          <w:lang w:eastAsia="zh-CN"/>
-        </w:rPr>
-        <w:t>8,975</w:t>
-      </w:r>
-      <w:r>
-        <w:rPr>
-          <w:rFonts w:eastAsia="Songti SC"/>
-          <w:color w:val="000000"/>
-          <w:lang w:eastAsia="zh-CN"/>
-        </w:rPr>
-        <w:t>个有效设定，涵盖样本、账号、词表、分母、帖子类型、极端值和时间限制等</w:t>
-      </w:r>
-      <w:r>
-        <w:rPr>
-          <w:rFonts w:eastAsia="Songti SC"/>
-          <w:color w:val="000000"/>
-          <w:lang w:eastAsia="zh-CN"/>
-        </w:rPr>
-        <w:t>10</w:t>
-      </w:r>
-      <w:r>
-        <w:rPr>
-          <w:rFonts w:eastAsia="Songti SC"/>
-          <w:color w:val="000000"/>
-          <w:lang w:eastAsia="zh-CN"/>
-        </w:rPr>
-        <w:t>类变化。规格曲线显示，大多数估计与主要结果保持相同方向。按检验类型汇总，公共事务信息消费在所有可估计类型中均保持男性账号更高；明星文化信息消费除来源账号重抽样中的极少数设定外，均保持女性账号更高；两个领域的内容表达结果更加稳定。</w:t>
+        <w:t>在报告主要结果之后，本文进一步从样本构成、极端值与观察时间、测量口径、来源账号和词表构造五个方面检验结果的稳定性。除专门比较模型层次的检验外，各项分析均以M1为参照，重新估计公共事务信息消费、明星文化信息消费、公共事务内容表达和明星文化内容表达四项性别差异，并比较其方向和幅度。</w:t>
       </w:r>
     </w:p>
     <w:p>
@@ -6122,7 +5817,7 @@
           <w:color w:val="000000"/>
           <w:lang w:eastAsia="zh-CN"/>
         </w:rPr>
-        <w:t>控制账号使用频率后，各项差异的幅度呈现不同变化：公共事务信息消费中的男性优势约扩大一倍，明星文化信息消费的差异缩小36.0%，公共事务和明星文化内容表达的差异分别缩小22.4%和7.2%。账号使用频率既是比较条件，也是平台参与的组成部分。未调整结果描述平台实际可见结构，主要模型描述使用频率相近账号之间的差异。</w:t>
+        <w:t>全部稳健性分析共形成8,975个有效设定，涵盖10类样本或测量变化。附录图R1和R2汇总规格曲线与各类检验的方向保持率，附录图R3展示对估计幅度影响较大的设定。总体上，公共事务信息消费保持男性账号更高，明星文化信息消费保持女性账号更高；两个领域的内容表达也保持与主要结果相同的方向。不同检验主要改变差异幅度，其中账号类型和来源账号构成带来的变化最为明显。</w:t>
       </w:r>
     </w:p>
     <w:p>
@@ -8151,6 +7846,12 @@
       </w:r>
     </w:p>
     <w:p>
+      <w:pPr/>
+      <w:r>
+        <w:t>此外，本文从女性账号中重复200次抽取与男性账号等量的样本，四项结果在全部重复抽样中均保持主要模型的方向。排除总体活动量或日均发帖量位于合并样本99.9%分位数以上的疑似自动化或营销账号后，四项差异分别为3.61、-1.46、9.72和-3.44个百分点，与M1结果接近。</w:t>
+      </w:r>
+    </w:p>
+    <w:p>
       <w:pPr>
         <w:pStyle w:val="21"/>
         <w:spacing w:before="120" w:after="240"/>
@@ -8163,8 +7864,7 @@
           <w:rFonts w:ascii="Times New Roman" w:eastAsia="Heiti SC" w:hAnsi="Times New Roman"/>
           <w:lang w:eastAsia="zh-CN"/>
         </w:rPr>
-        <w:lastRenderedPageBreak/>
-        <w:t>（三）来源账号与词表敏感性</w:t>
+        <w:t>（三）极端值与观察时间</w:t>
       </w:r>
     </w:p>
     <w:p>
@@ -8181,7 +7881,7 @@
           <w:color w:val="000000"/>
           <w:lang w:eastAsia="zh-CN"/>
         </w:rPr>
-        <w:t>信息消费指标所使用的公共事务来源高度集中。在47个活跃公共事务来源中，第一大来源贡献全部相关转发的33.1%，前5个贡献88.4%，前10个贡献97.6%；明星文化的216个活跃来源相对分散，第一大来源、前5个和前10个分别贡献15.7%、47.5%和66.2%。逐一删除来源账号后，两个领域的主要方向保持；来源账号重抽样会改变差异幅度。信息消费结果由这一组具体且分布不均的来源账号共同形成。</w:t>
+        <w:t>账号活动量呈现明显长尾。本文首先分别在合并样本的95%和99%分位数对发帖数、转发数、活跃天数和活跃月份进行上尾缩尾处理；随后按发帖数与转发数之和，分别删除活动量最高的1%和5%账号。四种处理下，公共事务信息消费的性别差异介于3.25至3.63个百分点，明星文化信息消费介于-1.50至-1.07个百分点，公共事务内容表达介于9.56至9.85个百分点，明星文化内容表达介于-3.46至-3.17个百分点。极端活跃账号会改变估计幅度，两个领域的性别方向保持一致。</w:t>
       </w:r>
     </w:p>
     <w:p>
@@ -8198,7 +7898,7 @@
           <w:color w:val="000000"/>
           <w:lang w:eastAsia="zh-CN"/>
         </w:rPr>
-        <w:t>词表检验每次随机保留80%的公共事务词条和明星姓名，重复200次。公共事务内容中的男性优势和明星内容中的女性优势在全部重抽样中保持方向。不同内容分母、帖子类型、最低表达帖门槛和词条删减会改变命中率与效应幅度，核心方向由较广泛的词条集合共同支撑。后续研究可通过分层人工编码进一步检验具体语境中的内容效度。</w:t>
+        <w:t>观察时间检验分别使用上半年和下半年数据重建指标，根据预设的月度活动量规则排除9月，并将样本限制为至少活跃3个月或6个月的账号。在这些设定下，公共事务信息消费的性别差异介于2.33至3.84个百分点，明星文化信息消费介于-1.66至-0.98个百分点，公共事务内容表达介于9.71至10.17个百分点，明星文化内容表达介于-3.65至-3.42个百分点。逐月排除检验同样显示，公共事务信息消费始终为男性账号更高，明星文化信息消费始终为女性账号更高。</w:t>
       </w:r>
     </w:p>
     <w:p>
@@ -8214,7 +7914,7 @@
           <w:rFonts w:ascii="Times New Roman" w:eastAsia="Heiti SC" w:hAnsi="Times New Roman"/>
           <w:lang w:eastAsia="zh-CN"/>
         </w:rPr>
-        <w:t>（四）多重检验结果</w:t>
+        <w:t>（四）信息参与测量口径</w:t>
       </w:r>
     </w:p>
     <w:p>
@@ -8231,6 +7931,46 @@
           <w:color w:val="000000"/>
           <w:lang w:eastAsia="zh-CN"/>
         </w:rPr>
+        <w:t>信息消费的主要指标以全体同性别账号为分母。将样本改为观察期内至少发生过一次转发的账号后，公共事务与明星文化信息消费的性别差异分别为3.74和-1.57个百分点，与M1的3.59和-1.50个百分点接近。</w:t>
+      </w:r>
+    </w:p>
+    <w:p>
+      <w:pPr/>
+      <w:r>
+        <w:t>内容表达检验从分母、计量单位和帖子类型三个方面重新构造指标。将分母改为全部帖子，或分别使用命中字符占有效字符的比例、词条命中次数占有效字符的比例，两类领域仍呈现公共事务中男性账号更高、明星文化中女性账号更高的方向。仅使用原创文字帖时，两项差异分别为11.05和-4.85个百分点；纳入所有含文字的帖子时，两项差异分别为7.35和-2.93个百分点。仅使用没有新增文字的纯转发帖时，两项差异均接近零，表明性别化的内容差异集中于账号实际写下的文字。不同测量口径的完整结果见附录图R1至R3。</w:t>
+      </w:r>
+    </w:p>
+    <w:p>
+      <w:pPr>
+        <w:pStyle w:val="21"/>
+      </w:pPr>
+      <w:r>
+        <w:t>（五）来源账号与词表构造</w:t>
+      </w:r>
+    </w:p>
+    <w:p>
+      <w:pPr/>
+      <w:r>
+        <w:t>信息消费指标所使用的公共事务来源高度集中。在47个活跃公共事务来源中，第一大来源贡献全部相关转发的33.1%，前5个贡献88.4%，前10个贡献97.6%；明星文化的216个活跃来源相对分散，第一大来源、前5个和前10个分别贡献15.7%、47.5%和66.2%。来源账号检验包括逐一删除每个活跃来源、依次排除转发贡献最高的1个、5个和10个来源、只保留核心全国性媒体、按演艺身份关键词逐类删除明星账号，以及对来源集合进行200次重抽样。所有确定性删减设定均保持M1的领域方向；200次来源重抽样中，公共事务信息消费全部保持男性账号更高，明星文化信息消费有198次保持女性账号更高。来源构成会影响差异幅度，但相反的领域方向在绝大多数来源组合中继续出现。详细分布见附录图R6。</w:t>
+      </w:r>
+    </w:p>
+    <w:p>
+      <w:pPr/>
+      <w:r>
+        <w:t>词表检验每次随机保留80%的公共事务词条和明星姓名，重复200次，并分别检验删除嵌套词条和删除少于3个字的短词条。全部词表设定都保持公共事务内容中的男性优势和明星文化内容中的女性优势。附录图R5显示，词表重抽样会改变估计幅度，主要方向由较广泛的词条集合共同形成。</w:t>
+      </w:r>
+    </w:p>
+    <w:p>
+      <w:pPr>
+        <w:pStyle w:val="21"/>
+      </w:pPr>
+      <w:r>
+        <w:t>（六）多重检验结果</w:t>
+      </w:r>
+    </w:p>
+    <w:p>
+      <w:pPr/>
+      <w:r>
         <w:t>次级分析中共有258项检验具备可比较的标准误并进入错误发现率校正，其中235项在Benjamini-Hochberg校正后达到0.05标准。核心证据来自预先设定的领域交互、效应大小以及跨样本和测量设定的方向稳定性。</w:t>
       </w:r>
     </w:p>

--- a/docs/paper_draft_gender_information_domain_participation_v3.docx
+++ b/docs/paper_draft_gender_information_domain_participation_v3.docx
@@ -5783,58 +5783,7 @@
           <w:rFonts w:ascii="Times New Roman" w:eastAsia="Heiti SC" w:hAnsi="Times New Roman"/>
           <w:lang w:eastAsia="zh-CN"/>
         </w:rPr>
-        <w:t>（一）稳健性检验的总体设计</w:t>
-      </w:r>
-    </w:p>
-    <w:p>
-      <w:pPr>
-        <w:spacing w:before="120" w:after="240"/>
-        <w:jc w:val="both"/>
-        <w:rPr>
-          <w:lang w:eastAsia="zh-CN"/>
-        </w:rPr>
-      </w:pPr>
-      <w:r>
-        <w:rPr>
-          <w:rFonts w:eastAsia="Songti SC"/>
-          <w:color w:val="000000"/>
-          <w:lang w:eastAsia="zh-CN"/>
-        </w:rPr>
-        <w:t>在报告主要结果之后，本文进一步从样本构成、极端值与观察时间、测量口径、来源账号和词表构造五个方面检验结果的稳定性。除专门比较模型层次的检验外，各项分析均以M1为参照，重新估计公共事务信息消费、明星文化信息消费、公共事务内容表达和明星文化内容表达四项性别差异，并比较其方向和幅度。</w:t>
-      </w:r>
-    </w:p>
-    <w:p>
-      <w:pPr>
-        <w:spacing w:before="120" w:after="240"/>
-        <w:jc w:val="both"/>
-        <w:rPr>
-          <w:lang w:eastAsia="zh-CN"/>
-        </w:rPr>
-      </w:pPr>
-      <w:r>
-        <w:rPr>
-          <w:rFonts w:eastAsia="Songti SC"/>
-          <w:color w:val="000000"/>
-          <w:lang w:eastAsia="zh-CN"/>
-        </w:rPr>
-        <w:t>全部稳健性分析共形成8,975个有效设定，涵盖10类样本或测量变化。附录图R1和R2汇总规格曲线与各类检验的方向保持率，附录图R3展示对估计幅度影响较大的设定。总体上，公共事务信息消费保持男性账号更高，明星文化信息消费保持女性账号更高；两个领域的内容表达也保持与主要结果相同的方向。不同检验主要改变差异幅度，其中账号类型和来源账号构成带来的变化最为明显。</w:t>
-      </w:r>
-    </w:p>
-    <w:p>
-      <w:pPr>
-        <w:pStyle w:val="21"/>
-        <w:spacing w:before="120" w:after="240"/>
-        <w:rPr>
-          <w:lang w:eastAsia="zh-CN"/>
-        </w:rPr>
-      </w:pPr>
-      <w:r>
-        <w:rPr>
-          <w:rFonts w:ascii="Times New Roman" w:eastAsia="Heiti SC" w:hAnsi="Times New Roman"/>
-          <w:lang w:eastAsia="zh-CN"/>
-        </w:rPr>
-        <w:lastRenderedPageBreak/>
-        <w:t>（二）个人账号与男女平衡样本</w:t>
+        <w:t>（一）样本构成检验</w:t>
       </w:r>
     </w:p>
     <w:p>
@@ -7864,7 +7813,7 @@
           <w:rFonts w:ascii="Times New Roman" w:eastAsia="Heiti SC" w:hAnsi="Times New Roman"/>
           <w:lang w:eastAsia="zh-CN"/>
         </w:rPr>
-        <w:t>（三）极端值与观察时间</w:t>
+        <w:t>（二）极端值处理</w:t>
       </w:r>
     </w:p>
     <w:p>
@@ -7886,6 +7835,22 @@
     </w:p>
     <w:p>
       <w:pPr>
+        <w:pStyle w:val="21"/>
+        <w:spacing w:before="120" w:after="240"/>
+        <w:rPr>
+          <w:lang w:eastAsia="zh-CN"/>
+        </w:rPr>
+      </w:pPr>
+      <w:r>
+        <w:rPr>
+          <w:rFonts w:ascii="Times New Roman" w:eastAsia="Heiti SC" w:hAnsi="Times New Roman"/>
+          <w:lang w:eastAsia="zh-CN"/>
+        </w:rPr>
+        <w:t>（三）观察时间检验</w:t>
+      </w:r>
+    </w:p>
+    <w:p>
+      <w:pPr>
         <w:spacing w:before="120" w:after="240"/>
         <w:jc w:val="both"/>
         <w:rPr>
@@ -7914,7 +7879,7 @@
           <w:rFonts w:ascii="Times New Roman" w:eastAsia="Heiti SC" w:hAnsi="Times New Roman"/>
           <w:lang w:eastAsia="zh-CN"/>
         </w:rPr>
-        <w:t>（四）信息参与测量口径</w:t>
+        <w:t>（四）信息消费测量</w:t>
       </w:r>
     </w:p>
     <w:p>
@@ -7932,6 +7897,22 @@
           <w:lang w:eastAsia="zh-CN"/>
         </w:rPr>
         <w:t>信息消费的主要指标以全体同性别账号为分母。将样本改为观察期内至少发生过一次转发的账号后，公共事务与明星文化信息消费的性别差异分别为3.74和-1.57个百分点，与M1的3.59和-1.50个百分点接近。</w:t>
+      </w:r>
+    </w:p>
+    <w:p>
+      <w:pPr>
+        <w:pStyle w:val="21"/>
+        <w:spacing w:before="120" w:after="240"/>
+        <w:rPr>
+          <w:lang w:eastAsia="zh-CN"/>
+        </w:rPr>
+      </w:pPr>
+      <w:r>
+        <w:rPr>
+          <w:rFonts w:ascii="Times New Roman" w:eastAsia="Heiti SC" w:hAnsi="Times New Roman"/>
+          <w:lang w:eastAsia="zh-CN"/>
+        </w:rPr>
+        <w:t>（五）内容表达测量</w:t>
       </w:r>
     </w:p>
     <w:p>
@@ -7945,7 +7926,11 @@
         <w:pStyle w:val="21"/>
       </w:pPr>
       <w:r>
-        <w:t>（五）来源账号与词表构造</w:t>
+        <w:rPr>
+          <w:rFonts w:ascii="Times New Roman" w:eastAsia="Heiti SC" w:hAnsi="Times New Roman"/>
+          <w:lang w:eastAsia="zh-CN"/>
+        </w:rPr>
+        <w:t>（六）来源账号检验</w:t>
       </w:r>
     </w:p>
     <w:p>
@@ -7955,23 +7940,39 @@
       </w:r>
     </w:p>
     <w:p>
-      <w:pPr/>
-      <w:r>
-        <w:t>词表检验每次随机保留80%的公共事务词条和明星姓名，重复200次，并分别检验删除嵌套词条和删除少于3个字的短词条。全部词表设定都保持公共事务内容中的男性优势和明星文化内容中的女性优势。附录图R5显示，词表重抽样会改变估计幅度，主要方向由较广泛的词条集合共同形成。</w:t>
-      </w:r>
-    </w:p>
-    <w:p>
       <w:pPr>
         <w:pStyle w:val="21"/>
       </w:pPr>
       <w:r>
-        <w:t>（六）多重检验结果</w:t>
+        <w:rPr>
+          <w:rFonts w:ascii="Times New Roman" w:eastAsia="Heiti SC" w:hAnsi="Times New Roman"/>
+          <w:lang w:eastAsia="zh-CN"/>
+        </w:rPr>
+        <w:t>（七）内容词表检验</w:t>
       </w:r>
     </w:p>
     <w:p>
       <w:pPr/>
       <w:r>
-        <w:t>次级分析中共有258项检验具备可比较的标准误并进入错误发现率校正，其中235项在Benjamini-Hochberg校正后达到0.05标准。核心证据来自预先设定的领域交互、效应大小以及跨样本和测量设定的方向稳定性。</w:t>
+        <w:t>词表检验每次随机保留80%的公共事务词条和明星姓名，重复200次，并分别检验删除嵌套词条和删除少于3个字的短词条。全部词表设定都保持公共事务内容中的男性优势和明星文化内容中的女性优势。附录图R5显示，词表重抽样会改变估计幅度，主要方向由较广泛的词条集合共同形成。</w:t>
+      </w:r>
+    </w:p>
+    <w:p>
+      <w:pPr>
+        <w:pStyle w:val="21"/>
+      </w:pPr>
+      <w:r>
+        <w:rPr>
+          <w:rFonts w:ascii="Times New Roman" w:eastAsia="Heiti SC" w:hAnsi="Times New Roman"/>
+          <w:lang w:eastAsia="zh-CN"/>
+        </w:rPr>
+        <w:t>（八）多重检验校正</w:t>
+      </w:r>
+    </w:p>
+    <w:p>
+      <w:pPr/>
+      <w:r>
+        <w:t>对次级分析进行Benjamini-Hochberg错误发现率校正后，主要结果及大多数次级结果仍达到0.05标准。多重检验校正没有改变两个领域中性别差异的基本方向，相关结果见附录图R7。</w:t>
       </w:r>
     </w:p>
     <w:p>

--- a/docs/paper_draft_gender_information_domain_participation_v3.docx
+++ b/docs/paper_draft_gender_information_domain_participation_v3.docx
@@ -2274,7 +2274,41 @@
           <w:color w:val="000000"/>
           <w:lang w:eastAsia="zh-CN"/>
         </w:rPr>
-        <w:t>公共事务词表包含816个经人工审核的词条，明星词表包含535个经人工审核的姓名。词条识别采用最左最长且区间不重叠的字符串匹配规则，以避免嵌套词重复计数。一条有效文字帖命中至少一个领域词条，即被记为该领域帖子；同一帖子可以同时属于两个领域。账号的领域内容比例等于该领域帖子数除以有效文字帖总数，两个领域的比例分别独立计算。</w:t>
+        <w:t>公共事务词表以54个公共事务来源账号在2020年发布的微博为基础语料。研究首先对文本进行清理、分词和词性标注，仅保留二字以上的名词和动词；随后对候选词进行语义归类，并结合词频和TF-IDF排序形成5000个候选词；最后人工逐项排除日常通用词和不能稳定指向公共事务的词条，得到816个公共事务词条。</w:t>
+      </w:r>
+    </w:p>
+    <w:p>
+      <w:pPr>
+        <w:spacing w:before="120" w:after="240"/>
+        <w:jc w:val="both"/>
+        <w:rPr>
+          <w:lang w:eastAsia="zh-CN"/>
+        </w:rPr>
+      </w:pPr>
+      <w:r>
+        <w:rPr>
+          <w:rFonts w:eastAsia="Songti SC"/>
+          <w:color w:val="000000"/>
+          <w:lang w:eastAsia="zh-CN"/>
+        </w:rPr>
+        <w:t>明星词表以2020年微博热搜榜单为候选来源。考虑到演艺明星频繁进入热搜，研究先剔除广告词条并对重复热搜词去重，再对热搜词条进行语义归类，并使用基于词性标注的命名实体识别提取人名、复合人名和作品名。候选项经过词频筛选后，由大模型判断其是否属于演艺人物或娱乐作品，最后通过人工审核保留535个明星姓名。</w:t>
+      </w:r>
+    </w:p>
+    <w:p>
+      <w:pPr>
+        <w:spacing w:before="120" w:after="240"/>
+        <w:jc w:val="both"/>
+        <w:rPr>
+          <w:lang w:eastAsia="zh-CN"/>
+        </w:rPr>
+      </w:pPr>
+      <w:r>
+        <w:rPr>
+          <w:rFonts w:eastAsia="Songti SC"/>
+          <w:color w:val="000000"/>
+          <w:lang w:eastAsia="zh-CN"/>
+        </w:rPr>
+        <w:t>两套词表均采用最左最长且区间不重叠的字符串匹配规则，以避免嵌套词重复计数。一条有效文字帖命中至少一个领域词条，即被记为该领域帖子；同一帖子可以同时属于两个领域。账号的领域内容比例等于该领域帖子数除以有效文字帖总数，两个领域的比例分别独立计算。</w:t>
       </w:r>
     </w:p>
     <w:p>

--- a/docs/paper_draft_gender_information_domain_participation_v3.docx
+++ b/docs/paper_draft_gender_information_domain_participation_v3.docx
@@ -7,12 +7,16 @@
         <w:spacing w:before="120" w:after="240"/>
         <w:ind w:firstLine="0"/>
         <w:jc w:val="center"/>
-      </w:pPr>
-      <w:r>
-        <w:rPr>
-          <w:rFonts w:ascii="黑体" w:hAnsi="黑体" w:eastAsia="黑体"/>
+        <w:rPr>
+          <w:lang w:eastAsia="zh-CN"/>
+        </w:rPr>
+      </w:pPr>
+      <w:r>
+        <w:rPr>
+          <w:rFonts w:ascii="黑体" w:eastAsia="黑体" w:hAnsi="黑体"/>
           <w:b/>
           <w:sz w:val="44"/>
+          <w:lang w:eastAsia="zh-CN"/>
         </w:rPr>
         <w:t>性别化的信息领域参与:微博账号的公共事务与明星文化传播和表达</w:t>
       </w:r>
@@ -49,7 +53,167 @@
           <w:color w:val="000000"/>
           <w:lang w:eastAsia="zh-CN"/>
         </w:rPr>
-        <w:t>数字不平等研究长期关注男性和女性能否获得互联网接入及基本使用条件。随着互联网日益普及，性别差异逐渐从是否接入互联网延伸到以何种方式参与互联网。针对这一问题，本文使用2020年微博225,339个账号及其146,811,818条帖子，分析不同性别账号在公共事务领域和明星文化领域的信息消费与内容表达特征。研究结果显示，在发帖量、转发量和活跃时间相近的账号中，男性账号参与公共事务信息消费的平均概率为14.15%，显著高于女性账号的10.52%；女性账号参与明星文化信息消费的平均概率为6.93%，显著高于男性账号的5.40%。在内容表达方面，男性账号发布的公共事务内容比例约为女性账号的2.36倍，女性账号发布的明星文化内容比例约为男性账号的2.27倍，两项差异均达到统计显著水平。个人账号、男女平衡样本、极端值处理、观察月份、来源账号选择和词表构造等稳健性分析均得到一致的领域方向。研究表明，网络普及之后的数字性别差异同时体现于参与领域和参与方式：男性账号相对偏向公共事务领域，女性账号相对偏向明星文化领域。</w:t>
+        <w:t>数字不平等研究长期关注男性和女性能否获得互联网接入及基本使用条件。随着互联网日益普及，性别差异逐渐从是否接入互联网延伸到以何种方式参与互联网。针对这一问题，本文使用</w:t>
+      </w:r>
+      <w:r>
+        <w:rPr>
+          <w:rFonts w:eastAsia="Songti SC"/>
+          <w:color w:val="000000"/>
+          <w:lang w:eastAsia="zh-CN"/>
+        </w:rPr>
+        <w:t>2020</w:t>
+      </w:r>
+      <w:r>
+        <w:rPr>
+          <w:rFonts w:eastAsia="Songti SC"/>
+          <w:color w:val="000000"/>
+          <w:lang w:eastAsia="zh-CN"/>
+        </w:rPr>
+        <w:t>年微博</w:t>
+      </w:r>
+      <w:r>
+        <w:rPr>
+          <w:rFonts w:eastAsia="Songti SC"/>
+          <w:color w:val="000000"/>
+          <w:lang w:eastAsia="zh-CN"/>
+        </w:rPr>
+        <w:t>225,339</w:t>
+      </w:r>
+      <w:r>
+        <w:rPr>
+          <w:rFonts w:eastAsia="Songti SC"/>
+          <w:color w:val="000000"/>
+          <w:lang w:eastAsia="zh-CN"/>
+        </w:rPr>
+        <w:t>个账号及其</w:t>
+      </w:r>
+      <w:r>
+        <w:rPr>
+          <w:rFonts w:eastAsia="Songti SC"/>
+          <w:color w:val="000000"/>
+          <w:lang w:eastAsia="zh-CN"/>
+        </w:rPr>
+        <w:t>146,811,818</w:t>
+      </w:r>
+      <w:r>
+        <w:rPr>
+          <w:rFonts w:eastAsia="Songti SC"/>
+          <w:color w:val="000000"/>
+          <w:lang w:eastAsia="zh-CN"/>
+        </w:rPr>
+        <w:t>条帖子，分析不同性别账号在公共事务领域和明星文化领域的信息消费与内容表达特征。研究结果显示，在发帖量、转发量和活跃时间相近的账号中，男性账号参与公共事务信息消费的平均概率为</w:t>
+      </w:r>
+      <w:r>
+        <w:rPr>
+          <w:rFonts w:eastAsia="Songti SC"/>
+          <w:color w:val="000000"/>
+          <w:lang w:eastAsia="zh-CN"/>
+        </w:rPr>
+        <w:t>14.15%</w:t>
+      </w:r>
+      <w:r>
+        <w:rPr>
+          <w:rFonts w:eastAsia="Songti SC"/>
+          <w:color w:val="000000"/>
+          <w:lang w:eastAsia="zh-CN"/>
+        </w:rPr>
+        <w:t>，显著高于女性账号的</w:t>
+      </w:r>
+      <w:r>
+        <w:rPr>
+          <w:rFonts w:eastAsia="Songti SC"/>
+          <w:color w:val="000000"/>
+          <w:lang w:eastAsia="zh-CN"/>
+        </w:rPr>
+        <w:t>10.52%</w:t>
+      </w:r>
+      <w:r>
+        <w:rPr>
+          <w:rFonts w:eastAsia="Songti SC"/>
+          <w:color w:val="000000"/>
+          <w:lang w:eastAsia="zh-CN"/>
+        </w:rPr>
+        <w:t>；女性账号参与明星文化信息消费的平均概率为</w:t>
+      </w:r>
+      <w:r>
+        <w:rPr>
+          <w:rFonts w:eastAsia="Songti SC"/>
+          <w:color w:val="000000"/>
+          <w:lang w:eastAsia="zh-CN"/>
+        </w:rPr>
+        <w:t>6.93%</w:t>
+      </w:r>
+      <w:r>
+        <w:rPr>
+          <w:rFonts w:eastAsia="Songti SC"/>
+          <w:color w:val="000000"/>
+          <w:lang w:eastAsia="zh-CN"/>
+        </w:rPr>
+        <w:t>，显著高于男性账号的</w:t>
+      </w:r>
+      <w:r>
+        <w:rPr>
+          <w:rFonts w:eastAsia="Songti SC"/>
+          <w:color w:val="000000"/>
+          <w:lang w:eastAsia="zh-CN"/>
+        </w:rPr>
+        <w:t>5.40%</w:t>
+      </w:r>
+      <w:r>
+        <w:rPr>
+          <w:rFonts w:eastAsia="Songti SC"/>
+          <w:color w:val="000000"/>
+          <w:lang w:eastAsia="zh-CN"/>
+        </w:rPr>
+        <w:t>。在内容表达方面，男性账号发布的公共事务内容比例约为女性账号的</w:t>
+      </w:r>
+      <w:r>
+        <w:rPr>
+          <w:rFonts w:eastAsia="Songti SC"/>
+          <w:color w:val="000000"/>
+          <w:lang w:eastAsia="zh-CN"/>
+        </w:rPr>
+        <w:t>2.36</w:t>
+      </w:r>
+      <w:r>
+        <w:rPr>
+          <w:rFonts w:eastAsia="Songti SC"/>
+          <w:color w:val="000000"/>
+          <w:lang w:eastAsia="zh-CN"/>
+        </w:rPr>
+        <w:t>倍，女性账号发布的明星文化内容比例约为男性账号的</w:t>
+      </w:r>
+      <w:r>
+        <w:rPr>
+          <w:rFonts w:eastAsia="Songti SC"/>
+          <w:color w:val="000000"/>
+          <w:lang w:eastAsia="zh-CN"/>
+        </w:rPr>
+        <w:t>2.27</w:t>
+      </w:r>
+      <w:r>
+        <w:rPr>
+          <w:rFonts w:eastAsia="Songti SC"/>
+          <w:color w:val="000000"/>
+          <w:lang w:eastAsia="zh-CN"/>
+        </w:rPr>
+        <w:t>倍，两项差异均达到统计显著水平。个人账号、男女平衡样本、极端值处理、观察月份、来源账号选择和词表构造等稳健性分析均得到一致</w:t>
+      </w:r>
+      <w:r>
+        <w:rPr>
+          <w:rFonts w:eastAsia="Songti SC" w:hint="eastAsia"/>
+          <w:color w:val="000000"/>
+          <w:lang w:eastAsia="zh-CN"/>
+        </w:rPr>
+        <w:t>结论</w:t>
+      </w:r>
+      <w:r>
+        <w:rPr>
+          <w:rFonts w:eastAsia="Songti SC"/>
+          <w:color w:val="000000"/>
+          <w:lang w:eastAsia="zh-CN"/>
+        </w:rPr>
+        <w:t>。研究表明，网络普及之后的数字性别差异同时体现于参与领域和参与方式：男性账号相对偏向公共事务领域，女性账号相对偏向明星文化领域。</w:t>
       </w:r>
     </w:p>
     <w:p>
@@ -617,7 +781,7 @@
           <w:color w:val="000000"/>
           <w:lang w:eastAsia="zh-CN"/>
         </w:rPr>
-        <w:t>）。公共事务与明星文化由此构成两个具有不同社会意义、又同时存在于同一</w:t>
+        <w:t>）。公共事务与明星文化由此构成两个具有不同社会意义、又同时存在于同一平台的信息领域。进一步说，转发某类来源与公开谈论某类议题也不是同一种行为，前者留下信息</w:t>
       </w:r>
       <w:r>
         <w:rPr>
@@ -626,7 +790,7 @@
           <w:lang w:eastAsia="zh-CN"/>
         </w:rPr>
         <w:lastRenderedPageBreak/>
-        <w:t>平台的信息领域。进一步说，转发某类来源与公开谈论某类议题也不是同一种行为，前者留下信息消费和传播的痕迹，后者使议题进入账号的公开表达，两种参与方式面对的表达成本、受众判断和社会评价并不相同（</w:t>
+        <w:t>消费和传播的痕迹，后者使议题进入账号的公开表达，两种参与方式面对的表达成本、受众判断和社会评价并不相同（</w:t>
       </w:r>
       <w:r>
         <w:rPr>
@@ -707,7 +871,55 @@
           <w:color w:val="000000"/>
           <w:lang w:eastAsia="zh-CN"/>
         </w:rPr>
-        <w:t>本文由此关注一个核心问题：网络接入日益普及之后，不同性别账号在公共事务领域和明星文化领域的信息消费与内容表达呈现出怎样的差异？为回答这一问题，本文构建由两个信息领域和两种参与方式组成的研究框架。两个信息领域分别是以社会热点、公共政策和社会事件为中心的公共事务领域，以及以演员、歌手等演艺明星为中心的明星文化领域；两种参与方式分别是通过转发特定领域来源进入信息传播链条的信息消费，以及在公开文字帖中谈论相关议题的内容表达。本文使用2020年微博225,339个账号及其146,811,818条帖子，在同一批账号和同一观察期内形成四项相互对应的测量，进而比较不同性别账号在两个信息领域和两种参与方式中的参与特征。</w:t>
+        <w:t>本文由此关注一个核心问题：网络接入日益普及之后，不同性别账号在公共事务领域和明星文化领域的信息消费与内容表达呈现出怎样的差异？为回答这一问题，本文构建由两个信息领域和两种参与方式组成的研究框架。两个信息领域分别是以社会热点、公共政策和社会事件为中心的公共事务领域，以及以演员、歌手等演艺明星为中心的明星文化领域；两种参与方式分别是通过转发特定领域来源进入信息传播链条的信息消费，以及在公开文字帖中谈论相关议题的内容表达。本文使用</w:t>
+      </w:r>
+      <w:r>
+        <w:rPr>
+          <w:rFonts w:eastAsia="Songti SC"/>
+          <w:color w:val="000000"/>
+          <w:lang w:eastAsia="zh-CN"/>
+        </w:rPr>
+        <w:t>2020</w:t>
+      </w:r>
+      <w:r>
+        <w:rPr>
+          <w:rFonts w:eastAsia="Songti SC"/>
+          <w:color w:val="000000"/>
+          <w:lang w:eastAsia="zh-CN"/>
+        </w:rPr>
+        <w:t>年微博</w:t>
+      </w:r>
+      <w:r>
+        <w:rPr>
+          <w:rFonts w:eastAsia="Songti SC"/>
+          <w:color w:val="000000"/>
+          <w:lang w:eastAsia="zh-CN"/>
+        </w:rPr>
+        <w:t>225,339</w:t>
+      </w:r>
+      <w:r>
+        <w:rPr>
+          <w:rFonts w:eastAsia="Songti SC"/>
+          <w:color w:val="000000"/>
+          <w:lang w:eastAsia="zh-CN"/>
+        </w:rPr>
+        <w:t>个账号及其</w:t>
+      </w:r>
+      <w:r>
+        <w:rPr>
+          <w:rFonts w:eastAsia="Songti SC"/>
+          <w:color w:val="000000"/>
+          <w:lang w:eastAsia="zh-CN"/>
+        </w:rPr>
+        <w:t>146,811,818</w:t>
+      </w:r>
+      <w:r>
+        <w:rPr>
+          <w:rFonts w:eastAsia="Songti SC"/>
+          <w:color w:val="000000"/>
+          <w:lang w:eastAsia="zh-CN"/>
+        </w:rPr>
+        <w:t>条帖子，在同一批账号和同一观察期内形成四项相互对应的测量，进而比较不同性别账号在两个信息领域和两种参与方式中的参与特征。</w:t>
       </w:r>
     </w:p>
     <w:p>
@@ -2088,11 +2300,284 @@
           <w:color w:val="000000"/>
           <w:lang w:eastAsia="zh-CN"/>
         </w:rPr>
-        <w:t>本研究选择微博作为观察社交媒体信息参与的平台。微博将公共事务信息、明星文化内容与用户互动组织在同一传播网络中，账号的发帖和转发记录可以同时呈现信息消费与内容表达。为了获得帖子文本、转发关系、账号认证和性别等资料，本文整合了两个数据来源。</w:t>
+        <w:t>本研究选择微博作为观察社交媒体信息参与的平台。微博将公共事务信息、明星文化内容与用户互动组织在同一传播网络中，账号的发帖和转发记录可以同时呈现信息消费与内容表达。为了获得帖子文本、转发关系、账号认证和性别等资料，本文整合了两个数据来源。第一类数据为购自第三方数据公司的大规模微博数据，包含微博正文、发帖账号、原帖与转发账号、发布时间和账号认证资料。该公司采用每日随机关键词方式采集公开微博，日均约</w:t>
+      </w:r>
+      <w:r>
+        <w:rPr>
+          <w:rFonts w:eastAsia="Songti SC"/>
+          <w:color w:val="000000"/>
+          <w:lang w:eastAsia="zh-CN"/>
+        </w:rPr>
+        <w:t>3000</w:t>
+      </w:r>
+      <w:r>
+        <w:rPr>
+          <w:rFonts w:eastAsia="Songti SC"/>
+          <w:color w:val="000000"/>
+          <w:lang w:eastAsia="zh-CN"/>
+        </w:rPr>
+        <w:t>万条。本文使用的原始帖子文件覆盖</w:t>
+      </w:r>
+      <w:r>
+        <w:rPr>
+          <w:rFonts w:eastAsia="Songti SC"/>
+          <w:color w:val="000000"/>
+          <w:lang w:eastAsia="zh-CN"/>
+        </w:rPr>
+        <w:t>2020</w:t>
+      </w:r>
+      <w:r>
+        <w:rPr>
+          <w:rFonts w:eastAsia="Songti SC"/>
+          <w:color w:val="000000"/>
+          <w:lang w:eastAsia="zh-CN"/>
+        </w:rPr>
+        <w:t>年</w:t>
+      </w:r>
+      <w:r>
+        <w:rPr>
+          <w:rFonts w:eastAsia="Songti SC"/>
+          <w:color w:val="000000"/>
+          <w:lang w:eastAsia="zh-CN"/>
+        </w:rPr>
+        <w:t>1-9</w:t>
+      </w:r>
+      <w:r>
+        <w:rPr>
+          <w:rFonts w:eastAsia="Songti SC"/>
+          <w:color w:val="000000"/>
+          <w:lang w:eastAsia="zh-CN"/>
+        </w:rPr>
+        <w:t>月和</w:t>
+      </w:r>
+      <w:r>
+        <w:rPr>
+          <w:rFonts w:eastAsia="Songti SC"/>
+          <w:color w:val="000000"/>
+          <w:lang w:eastAsia="zh-CN"/>
+        </w:rPr>
+        <w:t>11-12</w:t>
+      </w:r>
+      <w:r>
+        <w:rPr>
+          <w:rFonts w:eastAsia="Songti SC"/>
+          <w:color w:val="000000"/>
+          <w:lang w:eastAsia="zh-CN"/>
+        </w:rPr>
+        <w:t>月。第二类数据为</w:t>
+      </w:r>
+      <w:r>
+        <w:rPr>
+          <w:rFonts w:eastAsia="Songti SC"/>
+          <w:color w:val="000000"/>
+          <w:lang w:eastAsia="zh-CN"/>
+        </w:rPr>
+        <w:t>Weibo-COV 2.0</w:t>
+      </w:r>
+      <w:r>
+        <w:rPr>
+          <w:rFonts w:eastAsia="Songti SC"/>
+          <w:color w:val="000000"/>
+          <w:lang w:eastAsia="zh-CN"/>
+        </w:rPr>
+        <w:t>公开的</w:t>
+      </w:r>
+      <w:r>
+        <w:rPr>
+          <w:rFonts w:eastAsia="Songti SC"/>
+          <w:color w:val="000000"/>
+          <w:lang w:eastAsia="zh-CN"/>
+        </w:rPr>
+        <w:t>2000</w:t>
+      </w:r>
+      <w:r>
+        <w:rPr>
+          <w:rFonts w:eastAsia="Songti SC"/>
+          <w:color w:val="000000"/>
+          <w:lang w:eastAsia="zh-CN"/>
+        </w:rPr>
+        <w:t>万微博活跃账号资料库（</w:t>
+      </w:r>
+      <w:r>
+        <w:rPr>
+          <w:rFonts w:eastAsia="Songti SC"/>
+          <w:color w:val="000000"/>
+          <w:lang w:eastAsia="zh-CN"/>
+        </w:rPr>
+        <w:t>Hu</w:t>
+      </w:r>
+      <w:r>
+        <w:rPr>
+          <w:rFonts w:eastAsia="Songti SC"/>
+          <w:color w:val="000000"/>
+          <w:lang w:eastAsia="zh-CN"/>
+        </w:rPr>
+        <w:t>等，</w:t>
+      </w:r>
+      <w:r>
+        <w:rPr>
+          <w:rFonts w:eastAsia="Songti SC"/>
+          <w:color w:val="000000"/>
+          <w:lang w:eastAsia="zh-CN"/>
+        </w:rPr>
+        <w:t>2020</w:t>
+      </w:r>
+      <w:r>
+        <w:rPr>
+          <w:rFonts w:eastAsia="Songti SC"/>
+          <w:color w:val="000000"/>
+          <w:lang w:eastAsia="zh-CN"/>
+        </w:rPr>
+        <w:t>；项目主页：</w:t>
+      </w:r>
+      <w:r>
+        <w:rPr>
+          <w:rFonts w:eastAsia="Songti SC"/>
+          <w:color w:val="000000"/>
+          <w:lang w:eastAsia="zh-CN"/>
+        </w:rPr>
+        <w:t>https://github.com/nghuyong/weibo-cov</w:t>
+      </w:r>
+      <w:r>
+        <w:rPr>
+          <w:rFonts w:eastAsia="Songti SC"/>
+          <w:color w:val="000000"/>
+          <w:lang w:eastAsia="zh-CN"/>
+        </w:rPr>
+        <w:t>），包含账号</w:t>
+      </w:r>
+      <w:r>
+        <w:rPr>
+          <w:rFonts w:eastAsia="Songti SC"/>
+          <w:color w:val="000000"/>
+          <w:lang w:eastAsia="zh-CN"/>
+        </w:rPr>
+        <w:t>ID</w:t>
+      </w:r>
+      <w:r>
+        <w:rPr>
+          <w:rFonts w:eastAsia="Songti SC"/>
+          <w:color w:val="000000"/>
+          <w:lang w:eastAsia="zh-CN"/>
+        </w:rPr>
+        <w:t>、性别、地区、生日、粉丝数和会员等级等资料。本文以账号</w:t>
+      </w:r>
+      <w:r>
+        <w:rPr>
+          <w:rFonts w:eastAsia="Songti SC"/>
+          <w:color w:val="000000"/>
+          <w:lang w:eastAsia="zh-CN"/>
+        </w:rPr>
+        <w:t>ID</w:t>
+      </w:r>
+      <w:r>
+        <w:rPr>
+          <w:rFonts w:eastAsia="Songti SC"/>
+          <w:color w:val="000000"/>
+          <w:lang w:eastAsia="zh-CN"/>
+        </w:rPr>
+        <w:t>匹配两类数据，并对跨文件重复帖子进行去重，最终得到</w:t>
+      </w:r>
+      <w:r>
+        <w:rPr>
+          <w:rFonts w:eastAsia="Songti SC"/>
+          <w:color w:val="000000"/>
+          <w:lang w:eastAsia="zh-CN"/>
+        </w:rPr>
+        <w:t>225,339</w:t>
+      </w:r>
+      <w:r>
+        <w:rPr>
+          <w:rFonts w:eastAsia="Songti SC"/>
+          <w:color w:val="000000"/>
+          <w:lang w:eastAsia="zh-CN"/>
+        </w:rPr>
+        <w:t>个账号及其发布的</w:t>
+      </w:r>
+      <w:r>
+        <w:rPr>
+          <w:rFonts w:eastAsia="Songti SC"/>
+          <w:color w:val="000000"/>
+          <w:lang w:eastAsia="zh-CN"/>
+        </w:rPr>
+        <w:t>146,811,818</w:t>
+      </w:r>
+      <w:r>
+        <w:rPr>
+          <w:rFonts w:eastAsia="Songti SC"/>
+          <w:color w:val="000000"/>
+          <w:lang w:eastAsia="zh-CN"/>
+        </w:rPr>
+        <w:t>条帖子，其中男性账号</w:t>
+      </w:r>
+      <w:r>
+        <w:rPr>
+          <w:rFonts w:eastAsia="Songti SC"/>
+          <w:color w:val="000000"/>
+          <w:lang w:eastAsia="zh-CN"/>
+        </w:rPr>
+        <w:t>51,836</w:t>
+      </w:r>
+      <w:r>
+        <w:rPr>
+          <w:rFonts w:eastAsia="Songti SC"/>
+          <w:color w:val="000000"/>
+          <w:lang w:eastAsia="zh-CN"/>
+        </w:rPr>
+        <w:t>个，女性账号</w:t>
+      </w:r>
+      <w:r>
+        <w:rPr>
+          <w:rFonts w:eastAsia="Songti SC"/>
+          <w:color w:val="000000"/>
+          <w:lang w:eastAsia="zh-CN"/>
+        </w:rPr>
+        <w:t>173,503</w:t>
+      </w:r>
+      <w:r>
+        <w:rPr>
+          <w:rFonts w:eastAsia="Songti SC"/>
+          <w:color w:val="000000"/>
+          <w:lang w:eastAsia="zh-CN"/>
+        </w:rPr>
+        <w:t>个。主分析以账号为基本单位，将每个账号的帖子和转发记录汇总为信息消费、内容表达和活跃程度指标。月份分析以账号</w:t>
+      </w:r>
+      <w:r>
+        <w:rPr>
+          <w:rFonts w:eastAsia="Songti SC"/>
+          <w:color w:val="000000"/>
+          <w:lang w:eastAsia="zh-CN"/>
+        </w:rPr>
+        <w:t>-</w:t>
+      </w:r>
+      <w:r>
+        <w:rPr>
+          <w:rFonts w:eastAsia="Songti SC"/>
+          <w:color w:val="000000"/>
+          <w:lang w:eastAsia="zh-CN"/>
+        </w:rPr>
+        <w:t>月份为单位，并对同一账号的重复观察使用聚类标准误。</w:t>
       </w:r>
     </w:p>
     <w:p>
       <w:pPr>
+        <w:pStyle w:val="21"/>
+        <w:spacing w:before="120" w:after="240"/>
+        <w:rPr>
+          <w:lang w:eastAsia="zh-CN"/>
+        </w:rPr>
+      </w:pPr>
+      <w:r>
+        <w:rPr>
+          <w:rFonts w:ascii="Times New Roman" w:eastAsia="Heiti SC" w:hAnsi="Times New Roman"/>
+          <w:lang w:eastAsia="zh-CN"/>
+        </w:rPr>
+        <w:lastRenderedPageBreak/>
+        <w:t>（二）信息消费的测量</w:t>
+      </w:r>
+    </w:p>
+    <w:p>
+      <w:pPr>
         <w:spacing w:before="120" w:after="240"/>
         <w:jc w:val="both"/>
         <w:rPr>
@@ -2105,7 +2590,7 @@
           <w:color w:val="000000"/>
           <w:lang w:eastAsia="zh-CN"/>
         </w:rPr>
-        <w:t>第一类数据为购自第三方数据公司的大规模微博数据，包含微博正文、发帖账号、原帖与转发账号、发布时间和账号认证资料。该公司采用每日随机关键词方式采集公开微博，日均约3000万条。本文使用的原始帖子文件覆盖2020年1-9月和11-12月。</w:t>
+        <w:t>本文将信息消费定义为账号对特定领域关键来源所发布信息的转发。转发记录表明账号接触并继续传播了该来源的信息，由此形成账号与相应信息领域之间的可观察联系。</w:t>
       </w:r>
     </w:p>
     <w:p>
@@ -2122,7 +2607,71 @@
           <w:color w:val="000000"/>
           <w:lang w:eastAsia="zh-CN"/>
         </w:rPr>
-        <w:t>第二类数据为Weibo-COV 2.0公开的2000万微博活跃账号资料库（Hu等，2020；项目主页：https://github.com/nghuyong/weibo-cov），包含账号ID、性别、地区、生日、粉丝数和会员等级等资料。本文以账号ID匹配两类数据，并对跨文件重复帖子进行去重，最终得到225,339个账号及其发布的146,811,818条帖子，其中男性账号51,836个，女性账号173,503个。</w:t>
+        <w:t>公共事务领域的关键来源定义为具有制度化公共信息发布功能的微博账号。候选单位依据</w:t>
+      </w:r>
+      <w:r>
+        <w:rPr>
+          <w:rFonts w:eastAsia="Songti SC"/>
+          <w:color w:val="000000"/>
+          <w:lang w:eastAsia="zh-CN"/>
+        </w:rPr>
+        <w:t>2025</w:t>
+      </w:r>
+      <w:r>
+        <w:rPr>
+          <w:rFonts w:eastAsia="Songti SC"/>
+          <w:color w:val="000000"/>
+          <w:lang w:eastAsia="zh-CN"/>
+        </w:rPr>
+        <w:t>版互联网新闻信息稿源单位名单确定，涵盖中央新闻单位、中央重点新闻网站、政府发布平台和地方新闻单位等类别。将候选单位名称与微博账号资料进行匹配后，共识别</w:t>
+      </w:r>
+      <w:r>
+        <w:rPr>
+          <w:rFonts w:eastAsia="Songti SC"/>
+          <w:color w:val="000000"/>
+          <w:lang w:eastAsia="zh-CN"/>
+        </w:rPr>
+        <w:t>54</w:t>
+      </w:r>
+      <w:r>
+        <w:rPr>
+          <w:rFonts w:eastAsia="Songti SC"/>
+          <w:color w:val="000000"/>
+          <w:lang w:eastAsia="zh-CN"/>
+        </w:rPr>
+        <w:t>个官方媒体或政府发布账号，其中</w:t>
+      </w:r>
+      <w:r>
+        <w:rPr>
+          <w:rFonts w:eastAsia="Songti SC"/>
+          <w:color w:val="000000"/>
+          <w:lang w:eastAsia="zh-CN"/>
+        </w:rPr>
+        <w:t>47</w:t>
+      </w:r>
+      <w:r>
+        <w:rPr>
+          <w:rFonts w:eastAsia="Songti SC"/>
+          <w:color w:val="000000"/>
+          <w:lang w:eastAsia="zh-CN"/>
+        </w:rPr>
+        <w:t>个账号在</w:t>
+      </w:r>
+      <w:r>
+        <w:rPr>
+          <w:rFonts w:eastAsia="Songti SC"/>
+          <w:color w:val="000000"/>
+          <w:lang w:eastAsia="zh-CN"/>
+        </w:rPr>
+        <w:t>2020</w:t>
+      </w:r>
+      <w:r>
+        <w:rPr>
+          <w:rFonts w:eastAsia="Songti SC"/>
+          <w:color w:val="000000"/>
+          <w:lang w:eastAsia="zh-CN"/>
+        </w:rPr>
+        <w:t>年匹配样本中至少产生一条有效转发记录，构成公共事务来源集合。</w:t>
       </w:r>
     </w:p>
     <w:p>
@@ -2139,11 +2688,284 @@
           <w:color w:val="000000"/>
           <w:lang w:eastAsia="zh-CN"/>
         </w:rPr>
-        <w:t>主分析以账号为基本单位，将每个账号的帖子和转发记录汇总为信息消费、内容表达和活跃程度指标。月份分析以账号-月份为单位，并对同一账号的重复观察使用聚类标准误。</w:t>
+        <w:t>明星文化领域的关键来源定义为微博认证资料显示其具有演艺身份的账号。认证说明中包含</w:t>
+      </w:r>
+      <w:r>
+        <w:rPr>
+          <w:rFonts w:eastAsia="Songti SC"/>
+          <w:color w:val="000000"/>
+          <w:lang w:eastAsia="zh-CN"/>
+        </w:rPr>
+        <w:t>“</w:t>
+      </w:r>
+      <w:r>
+        <w:rPr>
+          <w:rFonts w:eastAsia="Songti SC"/>
+          <w:color w:val="000000"/>
+          <w:lang w:eastAsia="zh-CN"/>
+        </w:rPr>
+        <w:t>演员</w:t>
+      </w:r>
+      <w:r>
+        <w:rPr>
+          <w:rFonts w:eastAsia="Songti SC"/>
+          <w:color w:val="000000"/>
+          <w:lang w:eastAsia="zh-CN"/>
+        </w:rPr>
+        <w:t>”“</w:t>
+      </w:r>
+      <w:r>
+        <w:rPr>
+          <w:rFonts w:eastAsia="Songti SC"/>
+          <w:color w:val="000000"/>
+          <w:lang w:eastAsia="zh-CN"/>
+        </w:rPr>
+        <w:t>歌手</w:t>
+      </w:r>
+      <w:r>
+        <w:rPr>
+          <w:rFonts w:eastAsia="Songti SC"/>
+          <w:color w:val="000000"/>
+          <w:lang w:eastAsia="zh-CN"/>
+        </w:rPr>
+        <w:t>”“</w:t>
+      </w:r>
+      <w:r>
+        <w:rPr>
+          <w:rFonts w:eastAsia="Songti SC"/>
+          <w:color w:val="000000"/>
+          <w:lang w:eastAsia="zh-CN"/>
+        </w:rPr>
+        <w:t>艺人</w:t>
+      </w:r>
+      <w:r>
+        <w:rPr>
+          <w:rFonts w:eastAsia="Songti SC"/>
+          <w:color w:val="000000"/>
+          <w:lang w:eastAsia="zh-CN"/>
+        </w:rPr>
+        <w:t>”“</w:t>
+      </w:r>
+      <w:r>
+        <w:rPr>
+          <w:rFonts w:eastAsia="Songti SC"/>
+          <w:color w:val="000000"/>
+          <w:lang w:eastAsia="zh-CN"/>
+        </w:rPr>
+        <w:t>主唱</w:t>
+      </w:r>
+      <w:r>
+        <w:rPr>
+          <w:rFonts w:eastAsia="Songti SC"/>
+          <w:color w:val="000000"/>
+          <w:lang w:eastAsia="zh-CN"/>
+        </w:rPr>
+        <w:t>”“</w:t>
+      </w:r>
+      <w:r>
+        <w:rPr>
+          <w:rFonts w:eastAsia="Songti SC"/>
+          <w:color w:val="000000"/>
+          <w:lang w:eastAsia="zh-CN"/>
+        </w:rPr>
+        <w:t>偶像</w:t>
+      </w:r>
+      <w:r>
+        <w:rPr>
+          <w:rFonts w:eastAsia="Songti SC"/>
+          <w:color w:val="000000"/>
+          <w:lang w:eastAsia="zh-CN"/>
+        </w:rPr>
+        <w:t>”“</w:t>
+      </w:r>
+      <w:r>
+        <w:rPr>
+          <w:rFonts w:eastAsia="Songti SC"/>
+          <w:color w:val="000000"/>
+          <w:lang w:eastAsia="zh-CN"/>
+        </w:rPr>
+        <w:t>乐队</w:t>
+      </w:r>
+      <w:r>
+        <w:rPr>
+          <w:rFonts w:eastAsia="Songti SC"/>
+          <w:color w:val="000000"/>
+          <w:lang w:eastAsia="zh-CN"/>
+        </w:rPr>
+        <w:t>”“</w:t>
+      </w:r>
+      <w:r>
+        <w:rPr>
+          <w:rFonts w:eastAsia="Songti SC"/>
+          <w:color w:val="000000"/>
+          <w:lang w:eastAsia="zh-CN"/>
+        </w:rPr>
+        <w:t>歌星</w:t>
+      </w:r>
+      <w:r>
+        <w:rPr>
+          <w:rFonts w:eastAsia="Songti SC"/>
+          <w:color w:val="000000"/>
+          <w:lang w:eastAsia="zh-CN"/>
+        </w:rPr>
+        <w:t>”“</w:t>
+      </w:r>
+      <w:r>
+        <w:rPr>
+          <w:rFonts w:eastAsia="Songti SC"/>
+          <w:color w:val="000000"/>
+          <w:lang w:eastAsia="zh-CN"/>
+        </w:rPr>
+        <w:t>唱作人</w:t>
+      </w:r>
+      <w:r>
+        <w:rPr>
+          <w:rFonts w:eastAsia="Songti SC"/>
+          <w:color w:val="000000"/>
+          <w:lang w:eastAsia="zh-CN"/>
+        </w:rPr>
+        <w:t>”“</w:t>
+      </w:r>
+      <w:r>
+        <w:rPr>
+          <w:rFonts w:eastAsia="Songti SC"/>
+          <w:color w:val="000000"/>
+          <w:lang w:eastAsia="zh-CN"/>
+        </w:rPr>
+        <w:t>导演</w:t>
+      </w:r>
+      <w:r>
+        <w:rPr>
+          <w:rFonts w:eastAsia="Songti SC"/>
+          <w:color w:val="000000"/>
+          <w:lang w:eastAsia="zh-CN"/>
+        </w:rPr>
+        <w:t>”“</w:t>
+      </w:r>
+      <w:r>
+        <w:rPr>
+          <w:rFonts w:eastAsia="Songti SC"/>
+          <w:color w:val="000000"/>
+          <w:lang w:eastAsia="zh-CN"/>
+        </w:rPr>
+        <w:t>童星</w:t>
+      </w:r>
+      <w:r>
+        <w:rPr>
+          <w:rFonts w:eastAsia="Songti SC"/>
+          <w:color w:val="000000"/>
+          <w:lang w:eastAsia="zh-CN"/>
+        </w:rPr>
+        <w:t>”</w:t>
+      </w:r>
+      <w:r>
+        <w:rPr>
+          <w:rFonts w:eastAsia="Songti SC"/>
+          <w:color w:val="000000"/>
+          <w:lang w:eastAsia="zh-CN"/>
+        </w:rPr>
+        <w:t>或</w:t>
+      </w:r>
+      <w:r>
+        <w:rPr>
+          <w:rFonts w:eastAsia="Songti SC"/>
+          <w:color w:val="000000"/>
+          <w:lang w:eastAsia="zh-CN"/>
+        </w:rPr>
+        <w:t>“</w:t>
+      </w:r>
+      <w:r>
+        <w:rPr>
+          <w:rFonts w:eastAsia="Songti SC"/>
+          <w:color w:val="000000"/>
+          <w:lang w:eastAsia="zh-CN"/>
+        </w:rPr>
+        <w:t>音乐人</w:t>
+      </w:r>
+      <w:r>
+        <w:rPr>
+          <w:rFonts w:eastAsia="Songti SC"/>
+          <w:color w:val="000000"/>
+          <w:lang w:eastAsia="zh-CN"/>
+        </w:rPr>
+        <w:t>”</w:t>
+      </w:r>
+      <w:r>
+        <w:rPr>
+          <w:rFonts w:eastAsia="Songti SC"/>
+          <w:color w:val="000000"/>
+          <w:lang w:eastAsia="zh-CN"/>
+        </w:rPr>
+        <w:t>的账号进入候选集合，清理后共有</w:t>
+      </w:r>
+      <w:r>
+        <w:rPr>
+          <w:rFonts w:eastAsia="Songti SC"/>
+          <w:color w:val="000000"/>
+          <w:lang w:eastAsia="zh-CN"/>
+        </w:rPr>
+        <w:t>216</w:t>
+      </w:r>
+      <w:r>
+        <w:rPr>
+          <w:rFonts w:eastAsia="Songti SC"/>
+          <w:color w:val="000000"/>
+          <w:lang w:eastAsia="zh-CN"/>
+        </w:rPr>
+        <w:t>个账号在</w:t>
+      </w:r>
+      <w:r>
+        <w:rPr>
+          <w:rFonts w:eastAsia="Songti SC"/>
+          <w:color w:val="000000"/>
+          <w:lang w:eastAsia="zh-CN"/>
+        </w:rPr>
+        <w:t>2020</w:t>
+      </w:r>
+      <w:r>
+        <w:rPr>
+          <w:rFonts w:eastAsia="Songti SC"/>
+          <w:color w:val="000000"/>
+          <w:lang w:eastAsia="zh-CN"/>
+        </w:rPr>
+        <w:t>年匹配样本中产生有效转发记录，构成明星文化来源集合。</w:t>
       </w:r>
     </w:p>
     <w:p>
       <w:pPr>
+        <w:spacing w:before="120" w:after="240"/>
+        <w:jc w:val="both"/>
+        <w:rPr>
+          <w:lang w:eastAsia="zh-CN"/>
+        </w:rPr>
+      </w:pPr>
+      <w:r>
+        <w:rPr>
+          <w:rFonts w:eastAsia="Songti SC"/>
+          <w:color w:val="000000"/>
+          <w:lang w:eastAsia="zh-CN"/>
+        </w:rPr>
+        <w:t>每条转发记录按照原帖作者的账号</w:t>
+      </w:r>
+      <w:r>
+        <w:rPr>
+          <w:rFonts w:eastAsia="Songti SC"/>
+          <w:color w:val="000000"/>
+          <w:lang w:eastAsia="zh-CN"/>
+        </w:rPr>
+        <w:t>ID</w:t>
+      </w:r>
+      <w:r>
+        <w:rPr>
+          <w:rFonts w:eastAsia="Songti SC"/>
+          <w:color w:val="000000"/>
+          <w:lang w:eastAsia="zh-CN"/>
+        </w:rPr>
+        <w:t>与两个来源集合进行匹配，统计样本账号对来源账号的转发事件；同一账号对同一原帖的重复转发按领域合并为一次。账号在观察期内至少转发过一次某领域来源，即记为参与该领域的信息消费。主分析使用这一二元指标，同时记录领域来源转发次数、领域来源转发占全部转发的比例、发生转发的月份占活跃月份的比例，以及转发时间与原帖发布时间的间隔。</w:t>
+      </w:r>
+    </w:p>
+    <w:p>
+      <w:pPr>
         <w:pStyle w:val="21"/>
         <w:spacing w:before="120" w:after="240"/>
         <w:rPr>
@@ -2155,8 +2977,7 @@
           <w:rFonts w:ascii="Times New Roman" w:eastAsia="Heiti SC" w:hAnsi="Times New Roman"/>
           <w:lang w:eastAsia="zh-CN"/>
         </w:rPr>
-        <w:lastRenderedPageBreak/>
-        <w:t>（二）信息消费的测量</w:t>
+        <w:t>（三）内容表达的测量</w:t>
       </w:r>
     </w:p>
     <w:p>
@@ -2173,7 +2994,7 @@
           <w:color w:val="000000"/>
           <w:lang w:eastAsia="zh-CN"/>
         </w:rPr>
-        <w:t>本文将信息消费定义为账号对特定领域关键来源所发布信息的转发。转发记录表明账号接触并继续传播了该来源的信息，由此形成账号与相应信息领域之间的可观察联系。</w:t>
+        <w:t>内容表达以账号在观察期内发布的有效文字帖为分析基础。原始文本先截断字面转发链标记，再清理网址、空白和无意义符号。有效文字帖包括原创文字帖和带有新增文字的转发帖；纯转发、纯图片、纯链接以及清理后没有文字的帖子归为非文字帖。没有有效文字帖的账号在内容表达分析中记为缺失。</w:t>
       </w:r>
     </w:p>
     <w:p>
@@ -2190,7 +3011,87 @@
           <w:color w:val="000000"/>
           <w:lang w:eastAsia="zh-CN"/>
         </w:rPr>
-        <w:t>公共事务领域的关键来源定义为具有制度化公共信息发布功能的微博账号。候选单位依据2025版互联网新闻信息稿源单位名单确定，涵盖中央新闻单位、中央重点新闻网站、政府发布平台和地方新闻单位等类别。将候选单位名称与微博账号资料进行匹配后，共识别54个官方媒体或政府发布账号，其中47个账号在2020年匹配样本中至少产生一条有效转发记录，构成公共事务来源集合。</w:t>
+        <w:t>公共事务词表以</w:t>
+      </w:r>
+      <w:r>
+        <w:rPr>
+          <w:rFonts w:eastAsia="Songti SC"/>
+          <w:color w:val="000000"/>
+          <w:lang w:eastAsia="zh-CN"/>
+        </w:rPr>
+        <w:t>54</w:t>
+      </w:r>
+      <w:r>
+        <w:rPr>
+          <w:rFonts w:eastAsia="Songti SC"/>
+          <w:color w:val="000000"/>
+          <w:lang w:eastAsia="zh-CN"/>
+        </w:rPr>
+        <w:t>个公共事务来源账号在</w:t>
+      </w:r>
+      <w:r>
+        <w:rPr>
+          <w:rFonts w:eastAsia="Songti SC"/>
+          <w:color w:val="000000"/>
+          <w:lang w:eastAsia="zh-CN"/>
+        </w:rPr>
+        <w:t>2020</w:t>
+      </w:r>
+      <w:r>
+        <w:rPr>
+          <w:rFonts w:eastAsia="Songti SC"/>
+          <w:color w:val="000000"/>
+          <w:lang w:eastAsia="zh-CN"/>
+        </w:rPr>
+        <w:t>年发布的微博为基础语料。研究首先对文本进行清理、分词和词性标注，仅保留二字以上的名词和动词；随后对候选词进行语义归类，并结合词频和</w:t>
+      </w:r>
+      <w:r>
+        <w:rPr>
+          <w:rFonts w:eastAsia="Songti SC"/>
+          <w:color w:val="000000"/>
+          <w:lang w:eastAsia="zh-CN"/>
+        </w:rPr>
+        <w:t>TF-IDF</w:t>
+      </w:r>
+      <w:r>
+        <w:rPr>
+          <w:rFonts w:eastAsia="Songti SC"/>
+          <w:color w:val="000000"/>
+          <w:lang w:eastAsia="zh-CN"/>
+        </w:rPr>
+        <w:t>排序形成</w:t>
+      </w:r>
+      <w:r>
+        <w:rPr>
+          <w:rFonts w:eastAsia="Songti SC"/>
+          <w:color w:val="000000"/>
+          <w:lang w:eastAsia="zh-CN"/>
+        </w:rPr>
+        <w:t>5000</w:t>
+      </w:r>
+      <w:r>
+        <w:rPr>
+          <w:rFonts w:eastAsia="Songti SC"/>
+          <w:color w:val="000000"/>
+          <w:lang w:eastAsia="zh-CN"/>
+        </w:rPr>
+        <w:t>个候选词；最后人工逐项排除日常通用词和不能稳定指向公共事务的词条，得到</w:t>
+      </w:r>
+      <w:r>
+        <w:rPr>
+          <w:rFonts w:eastAsia="Songti SC"/>
+          <w:color w:val="000000"/>
+          <w:lang w:eastAsia="zh-CN"/>
+        </w:rPr>
+        <w:t>816</w:t>
+      </w:r>
+      <w:r>
+        <w:rPr>
+          <w:rFonts w:eastAsia="Songti SC"/>
+          <w:color w:val="000000"/>
+          <w:lang w:eastAsia="zh-CN"/>
+        </w:rPr>
+        <w:t>个公共事务词条。</w:t>
       </w:r>
     </w:p>
     <w:p>
@@ -2207,7 +3108,39 @@
           <w:color w:val="000000"/>
           <w:lang w:eastAsia="zh-CN"/>
         </w:rPr>
-        <w:t>明星文化领域的关键来源定义为微博认证资料显示其具有演艺身份的账号。认证说明中包含“演员”“歌手”“艺人”“主唱”“偶像”“乐队”“歌星”“唱作人”“导演”“童星”或“音乐人”的账号进入候选集合，清理后共有216个账号在2020年匹配样本中产生有效转发记录，构成明星文化来源集合。</w:t>
+        <w:t>明星词表以</w:t>
+      </w:r>
+      <w:r>
+        <w:rPr>
+          <w:rFonts w:eastAsia="Songti SC"/>
+          <w:color w:val="000000"/>
+          <w:lang w:eastAsia="zh-CN"/>
+        </w:rPr>
+        <w:t>2020</w:t>
+      </w:r>
+      <w:r>
+        <w:rPr>
+          <w:rFonts w:eastAsia="Songti SC"/>
+          <w:color w:val="000000"/>
+          <w:lang w:eastAsia="zh-CN"/>
+        </w:rPr>
+        <w:t>年微博热搜榜单为候选来源。考虑到演艺明星频繁进入热搜，研究先剔除广告词条并对重复热搜词去重，再对热搜词条进行语义归类，并使用基于词性标注的命名实体识别提取人名、复合人名和作品名。候选项经过词频筛选后，由大模型判断其是否属于演艺人物或娱乐作品，最后通过人工审核保留</w:t>
+      </w:r>
+      <w:r>
+        <w:rPr>
+          <w:rFonts w:eastAsia="Songti SC"/>
+          <w:color w:val="000000"/>
+          <w:lang w:eastAsia="zh-CN"/>
+        </w:rPr>
+        <w:t>535</w:t>
+      </w:r>
+      <w:r>
+        <w:rPr>
+          <w:rFonts w:eastAsia="Songti SC"/>
+          <w:color w:val="000000"/>
+          <w:lang w:eastAsia="zh-CN"/>
+        </w:rPr>
+        <w:t>个明星姓名。</w:t>
       </w:r>
     </w:p>
     <w:p>
@@ -2224,7 +3157,7 @@
           <w:color w:val="000000"/>
           <w:lang w:eastAsia="zh-CN"/>
         </w:rPr>
-        <w:t>每条转发记录按照原帖作者的账号ID与两个来源集合进行匹配，统计样本账号对来源账号的转发事件；同一账号对同一原帖的重复转发按领域合并为一次。账号在观察期内至少转发过一次某领域来源，即记为参与该领域的信息消费。主分析使用这一二元指标，同时记录领域来源转发次数、领域来源转发占全部转发的比例、发生转发的月份占活跃月份的比例，以及转发时间与原帖发布时间的间隔。</w:t>
+        <w:t>两套词表均采用最左最长且区间不重叠的字符串匹配规则，以避免嵌套词重复计数。一条有效文字帖命中至少一个领域词条，即被记为该领域帖子；同一帖子可以同时属于两个领域。账号的领域内容比例等于该领域帖子数除以有效文字帖总数，两个领域的比例分别独立计算。</w:t>
       </w:r>
     </w:p>
     <w:p>
@@ -2240,7 +3173,8 @@
           <w:rFonts w:ascii="Times New Roman" w:eastAsia="Heiti SC" w:hAnsi="Times New Roman"/>
           <w:lang w:eastAsia="zh-CN"/>
         </w:rPr>
-        <w:t>（三）内容表达的测量</w:t>
+        <w:lastRenderedPageBreak/>
+        <w:t>（四）模型设计</w:t>
       </w:r>
     </w:p>
     <w:p>
@@ -2257,24 +3191,360 @@
           <w:color w:val="000000"/>
           <w:lang w:eastAsia="zh-CN"/>
         </w:rPr>
-        <w:t>内容表达以账号在观察期内发布的有效文字帖为分析基础。原始文本先截断字面转发链标记，再清理网址、空白和无意义符号。有效文字帖包括原创文字帖和带有新增文字的转发帖；纯转发、纯图片、纯链接以及清理后没有文字的帖子归为非文字帖。没有有效文字帖的账号在内容表达分析中记为缺失。</w:t>
+        <w:t>分析分为描述比较和回归比较两步。首先，分别计算男性账号和女性账号在公共事务与明星文化两个领域中的信息消费概率和内容表达比例，呈现平台中实际观察到的性别差异。随后，在回归模型中控制账号全年发帖数、转发数、活跃天数和活跃月份，比较平台使用程度相近的账号。主要模型写为：</w:t>
+      </w:r>
+      <w:r>
+        <w:rPr>
+          <w:rFonts w:eastAsia="Songti SC"/>
+          <w:color w:val="000000"/>
+          <w:lang w:eastAsia="zh-CN"/>
+        </w:rPr>
+      </w:r>
+      <w:r>
+        <w:rPr>
+          <w:rFonts w:eastAsia="Songti SC"/>
+          <w:color w:val="000000"/>
+          <w:lang w:eastAsia="zh-CN"/>
+        </w:rPr>
+      </w:r>
+      <w:r>
+        <w:rPr>
+          <w:rFonts w:eastAsia="Songti SC"/>
+          <w:color w:val="000000"/>
+          <w:lang w:eastAsia="zh-CN"/>
+        </w:rPr>
+      </w:r>
+      <w:r>
+        <w:rPr>
+          <w:rFonts w:eastAsia="Songti SC"/>
+          <w:color w:val="000000"/>
+          <w:lang w:eastAsia="zh-CN"/>
+        </w:rPr>
+      </w:r>
+      <w:r>
+        <w:rPr>
+          <w:rFonts w:eastAsia="Songti SC"/>
+          <w:color w:val="000000"/>
+          <w:lang w:eastAsia="zh-CN"/>
+        </w:rPr>
+      </w:r>
+      <w:r>
+        <w:rPr>
+          <w:rFonts w:eastAsia="Songti SC"/>
+          <w:color w:val="000000"/>
+          <w:lang w:eastAsia="zh-CN"/>
+        </w:rPr>
+      </w:r>
+      <w:r>
+        <w:rPr>
+          <w:rFonts w:eastAsia="Songti SC"/>
+          <w:color w:val="000000"/>
+          <w:lang w:eastAsia="zh-CN"/>
+        </w:rPr>
+      </w:r>
+      <w:r>
+        <w:rPr>
+          <w:rFonts w:eastAsia="Songti SC"/>
+          <w:color w:val="000000"/>
+          <w:lang w:eastAsia="zh-CN"/>
+        </w:rPr>
+      </w:r>
+      <w:r>
+        <w:rPr>
+          <w:rFonts w:eastAsia="Songti SC"/>
+          <w:color w:val="000000"/>
+          <w:lang w:eastAsia="zh-CN"/>
+        </w:rPr>
+      </w:r>
+      <w:r>
+        <w:rPr>
+          <w:rFonts w:eastAsia="Songti SC"/>
+          <w:color w:val="000000"/>
+          <w:lang w:eastAsia="zh-CN"/>
+        </w:rPr>
+      </w:r>
+      <w:r>
+        <w:rPr>
+          <w:rFonts w:eastAsia="Songti SC"/>
+          <w:color w:val="000000"/>
+          <w:lang w:eastAsia="zh-CN"/>
+        </w:rPr>
+      </w:r>
+      <w:r>
+        <w:rPr>
+          <w:rFonts w:eastAsia="Songti SC"/>
+          <w:color w:val="000000"/>
+          <w:lang w:eastAsia="zh-CN"/>
+        </w:rPr>
+      </w:r>
+      <w:r>
+        <w:rPr>
+          <w:rFonts w:eastAsia="Songti SC"/>
+          <w:color w:val="000000"/>
+          <w:lang w:eastAsia="zh-CN"/>
+        </w:rPr>
+      </w:r>
+      <w:r>
+        <w:rPr>
+          <w:rFonts w:eastAsia="Songti SC"/>
+          <w:color w:val="000000"/>
+          <w:lang w:eastAsia="zh-CN"/>
+        </w:rPr>
+      </w:r>
+      <w:r>
+        <w:rPr>
+          <w:rFonts w:eastAsia="Songti SC"/>
+          <w:color w:val="000000"/>
+          <w:lang w:eastAsia="zh-CN"/>
+        </w:rPr>
+      </w:r>
+      <w:r>
+        <w:rPr>
+          <w:rFonts w:eastAsia="Songti SC"/>
+          <w:color w:val="000000"/>
+          <w:lang w:eastAsia="zh-CN"/>
+        </w:rPr>
+      </w:r>
+      <w:r>
+        <w:rPr>
+          <w:rFonts w:eastAsia="Songti SC"/>
+          <w:color w:val="000000"/>
+          <w:lang w:eastAsia="zh-CN"/>
+        </w:rPr>
+      </w:r>
+      <w:r>
+        <w:rPr>
+          <w:rFonts w:eastAsia="Songti SC"/>
+          <w:color w:val="000000"/>
+          <w:lang w:eastAsia="zh-CN"/>
+        </w:rPr>
+      </w:r>
+      <w:r>
+        <w:rPr>
+          <w:rFonts w:eastAsia="Songti SC"/>
+          <w:color w:val="000000"/>
+          <w:lang w:eastAsia="zh-CN"/>
+        </w:rPr>
+      </w:r>
+      <w:r>
+        <w:rPr>
+          <w:rFonts w:eastAsia="Songti SC"/>
+          <w:color w:val="000000"/>
+          <w:lang w:eastAsia="zh-CN"/>
+        </w:rPr>
+      </w:r>
+      <w:r>
+        <w:rPr>
+          <w:rFonts w:eastAsia="Songti SC"/>
+          <w:color w:val="000000"/>
+          <w:lang w:eastAsia="zh-CN"/>
+        </w:rPr>
+      </w:r>
+      <w:r>
+        <w:rPr>
+          <w:rFonts w:eastAsia="Songti SC"/>
+          <w:color w:val="000000"/>
+          <w:lang w:eastAsia="zh-CN"/>
+        </w:rPr>
+      </w:r>
+      <w:r>
+        <w:rPr>
+          <w:rFonts w:eastAsia="Songti SC"/>
+          <w:color w:val="000000"/>
+          <w:lang w:eastAsia="zh-CN"/>
+        </w:rPr>
+      </w:r>
+      <w:r>
+        <w:rPr>
+          <w:rFonts w:eastAsia="Songti SC"/>
+          <w:color w:val="000000"/>
+          <w:lang w:eastAsia="zh-CN"/>
+        </w:rPr>
       </w:r>
     </w:p>
     <w:p>
       <w:pPr>
         <w:spacing w:before="120" w:after="240"/>
-        <w:jc w:val="both"/>
-        <w:rPr>
-          <w:lang w:eastAsia="zh-CN"/>
-        </w:rPr>
-      </w:pPr>
-      <w:r>
-        <w:rPr>
-          <w:rFonts w:eastAsia="Songti SC"/>
-          <w:color w:val="000000"/>
-          <w:lang w:eastAsia="zh-CN"/>
-        </w:rPr>
-        <w:t>公共事务词表以54个公共事务来源账号在2020年发布的微博为基础语料。研究首先对文本进行清理、分词和词性标注，仅保留二字以上的名词和动词；随后对候选词进行语义归类，并结合词频和TF-IDF排序形成5000个候选词；最后人工逐项排除日常通用词和不能稳定指向公共事务的词条，得到816个公共事务词条。</w:t>
+        <w:jc w:val="center"/>
+        <w:rPr>
+          <w:lang w:eastAsia="zh-CN"/>
+        </w:rPr>
+      </w:pPr>
+      <w:r>
+        <w:rPr>
+          <w:rFonts w:eastAsia="Times New Roman" w:ascii="Times New Roman" w:hAnsi="Times New Roman"/>
+          <w:color w:val="000000"/>
+          <w:lang w:eastAsia="zh-CN"/>
+        </w:rPr>
+        <w:t>g[E(Y_i)] = α + βMale_i + γX_i　（M1）</w:t>
+      </w:r>
+      <w:r>
+        <w:rPr>
+          <w:rFonts w:eastAsia="Songti SC"/>
+          <w:color w:val="000000"/>
+          <w:lang w:eastAsia="zh-CN"/>
+        </w:rPr>
+      </w:r>
+      <w:r>
+        <w:rPr>
+          <w:rFonts w:eastAsia="Songti SC"/>
+          <w:color w:val="000000"/>
+          <w:lang w:eastAsia="zh-CN"/>
+        </w:rPr>
+      </w:r>
+      <w:r>
+        <w:rPr>
+          <w:rFonts w:eastAsia="Songti SC"/>
+          <w:color w:val="000000"/>
+          <w:lang w:eastAsia="zh-CN"/>
+        </w:rPr>
+      </w:r>
+      <w:r>
+        <w:rPr>
+          <w:rFonts w:eastAsia="Songti SC"/>
+          <w:color w:val="000000"/>
+          <w:lang w:eastAsia="zh-CN"/>
+        </w:rPr>
+      </w:r>
+      <w:r>
+        <w:rPr>
+          <w:rFonts w:eastAsia="Songti SC"/>
+          <w:color w:val="000000"/>
+          <w:lang w:eastAsia="zh-CN"/>
+        </w:rPr>
+      </w:r>
+      <w:r>
+        <w:rPr>
+          <w:rFonts w:eastAsia="Songti SC"/>
+          <w:color w:val="000000"/>
+          <w:lang w:eastAsia="zh-CN"/>
+        </w:rPr>
+      </w:r>
+      <w:r>
+        <w:rPr>
+          <w:rFonts w:eastAsia="Songti SC"/>
+          <w:color w:val="000000"/>
+          <w:lang w:eastAsia="zh-CN"/>
+        </w:rPr>
+      </w:r>
+      <w:r>
+        <w:rPr>
+          <w:rFonts w:eastAsia="Songti SC"/>
+          <w:color w:val="000000"/>
+          <w:lang w:eastAsia="zh-CN"/>
+        </w:rPr>
+      </w:r>
+      <w:r>
+        <w:rPr>
+          <w:rFonts w:eastAsia="Songti SC"/>
+          <w:color w:val="000000"/>
+          <w:lang w:eastAsia="zh-CN"/>
+        </w:rPr>
+      </w:r>
+      <w:r>
+        <w:rPr>
+          <w:rFonts w:eastAsia="Songti SC"/>
+          <w:color w:val="000000"/>
+          <w:lang w:eastAsia="zh-CN"/>
+        </w:rPr>
+      </w:r>
+      <w:r>
+        <w:rPr>
+          <w:rFonts w:eastAsia="Songti SC"/>
+          <w:color w:val="000000"/>
+          <w:lang w:eastAsia="zh-CN"/>
+        </w:rPr>
+      </w:r>
+      <w:r>
+        <w:rPr>
+          <w:rFonts w:eastAsia="Songti SC"/>
+          <w:color w:val="000000"/>
+          <w:lang w:eastAsia="zh-CN"/>
+        </w:rPr>
+      </w:r>
+      <w:r>
+        <w:rPr>
+          <w:rFonts w:eastAsia="Songti SC"/>
+          <w:color w:val="000000"/>
+          <w:lang w:eastAsia="zh-CN"/>
+        </w:rPr>
+      </w:r>
+      <w:r>
+        <w:rPr>
+          <w:rFonts w:eastAsia="Songti SC"/>
+          <w:color w:val="000000"/>
+          <w:lang w:eastAsia="zh-CN"/>
+        </w:rPr>
+      </w:r>
+      <w:r>
+        <w:rPr>
+          <w:rFonts w:eastAsia="Songti SC"/>
+          <w:color w:val="000000"/>
+          <w:lang w:eastAsia="zh-CN"/>
+        </w:rPr>
+      </w:r>
+      <w:r>
+        <w:rPr>
+          <w:rFonts w:eastAsia="Songti SC"/>
+          <w:color w:val="000000"/>
+          <w:lang w:eastAsia="zh-CN"/>
+        </w:rPr>
+      </w:r>
+      <w:r>
+        <w:rPr>
+          <w:rFonts w:eastAsia="Songti SC"/>
+          <w:color w:val="000000"/>
+          <w:lang w:eastAsia="zh-CN"/>
+        </w:rPr>
+      </w:r>
+      <w:r>
+        <w:rPr>
+          <w:rFonts w:eastAsia="Songti SC"/>
+          <w:color w:val="000000"/>
+          <w:lang w:eastAsia="zh-CN"/>
+        </w:rPr>
+      </w:r>
+      <w:r>
+        <w:rPr>
+          <w:rFonts w:eastAsia="Songti SC"/>
+          <w:color w:val="000000"/>
+          <w:lang w:eastAsia="zh-CN"/>
+        </w:rPr>
+      </w:r>
+      <w:r>
+        <w:rPr>
+          <w:rFonts w:eastAsia="Songti SC"/>
+          <w:color w:val="000000"/>
+          <w:lang w:eastAsia="zh-CN"/>
+        </w:rPr>
+      </w:r>
+      <w:r>
+        <w:rPr>
+          <w:rFonts w:eastAsia="Songti SC"/>
+          <w:color w:val="000000"/>
+          <w:lang w:eastAsia="zh-CN"/>
+        </w:rPr>
+      </w:r>
+      <w:r>
+        <w:rPr>
+          <w:rFonts w:eastAsia="Songti SC"/>
+          <w:color w:val="000000"/>
+          <w:lang w:eastAsia="zh-CN"/>
+        </w:rPr>
+      </w:r>
+      <w:r>
+        <w:rPr>
+          <w:rFonts w:eastAsia="Songti SC"/>
+          <w:color w:val="000000"/>
+          <w:lang w:eastAsia="zh-CN"/>
+        </w:rPr>
+      </w:r>
+      <w:r>
+        <w:rPr>
+          <w:rFonts w:eastAsia="Songti SC"/>
+          <w:color w:val="000000"/>
+          <w:lang w:eastAsia="zh-CN"/>
+        </w:rPr>
       </w:r>
     </w:p>
     <w:p>
@@ -2291,7 +3561,175 @@
           <w:color w:val="000000"/>
           <w:lang w:eastAsia="zh-CN"/>
         </w:rPr>
-        <w:t>明星词表以2020年微博热搜榜单为候选来源。考虑到演艺明星频繁进入热搜，研究先剔除广告词条并对重复热搜词去重，再对热搜词条进行语义归类，并使用基于词性标注的命名实体识别提取人名、复合人名和作品名。候选项经过词频筛选后，由大模型判断其是否属于演艺人物或娱乐作品，最后通过人工审核保留535个明星姓名。</w:t>
+        <w:t>其中，Y_i表示账号i的某一项参与指标，Male_i表示账号性别，X_i包括经log(1+x)转换的全年发帖数和转发数，以及活跃天数和活跃月份。信息消费指标采用Logit模型，内容表达及其他比例指标采用分数Logit模型，并使用稳健标准误。β表示在账号使用程度相近时男性账号与女性账号的平均差异。为便于解释，结果统一换算为男性账号减女性账号的平均概率或平均比例差异。</w:t>
+      </w:r>
+      <w:r>
+        <w:rPr>
+          <w:rFonts w:eastAsia="Songti SC"/>
+          <w:color w:val="000000"/>
+          <w:lang w:eastAsia="zh-CN"/>
+        </w:rPr>
+      </w:r>
+      <w:r>
+        <w:rPr>
+          <w:rFonts w:eastAsia="Songti SC"/>
+          <w:color w:val="000000"/>
+          <w:lang w:eastAsia="zh-CN"/>
+        </w:rPr>
+      </w:r>
+      <w:r>
+        <w:rPr>
+          <w:rFonts w:eastAsia="Songti SC"/>
+          <w:color w:val="000000"/>
+          <w:lang w:eastAsia="zh-CN"/>
+        </w:rPr>
+      </w:r>
+      <w:r>
+        <w:rPr>
+          <w:rFonts w:eastAsia="Songti SC"/>
+          <w:color w:val="000000"/>
+          <w:lang w:eastAsia="zh-CN"/>
+        </w:rPr>
+      </w:r>
+      <w:r>
+        <w:rPr>
+          <w:rFonts w:eastAsia="Songti SC"/>
+          <w:color w:val="000000"/>
+          <w:lang w:eastAsia="zh-CN"/>
+        </w:rPr>
+      </w:r>
+      <w:r>
+        <w:rPr>
+          <w:rFonts w:eastAsia="Songti SC"/>
+          <w:color w:val="000000"/>
+          <w:lang w:eastAsia="zh-CN"/>
+        </w:rPr>
+      </w:r>
+      <w:r>
+        <w:rPr>
+          <w:rFonts w:eastAsia="Songti SC"/>
+          <w:color w:val="000000"/>
+          <w:lang w:eastAsia="zh-CN"/>
+        </w:rPr>
+      </w:r>
+      <w:r>
+        <w:rPr>
+          <w:rFonts w:eastAsia="Songti SC"/>
+          <w:color w:val="000000"/>
+          <w:lang w:eastAsia="zh-CN"/>
+        </w:rPr>
+      </w:r>
+      <w:r>
+        <w:rPr>
+          <w:rFonts w:eastAsia="Songti SC"/>
+          <w:color w:val="000000"/>
+          <w:lang w:eastAsia="zh-CN"/>
+        </w:rPr>
+      </w:r>
+      <w:r>
+        <w:rPr>
+          <w:rFonts w:eastAsia="Songti SC"/>
+          <w:color w:val="000000"/>
+          <w:lang w:eastAsia="zh-CN"/>
+        </w:rPr>
+      </w:r>
+      <w:r>
+        <w:rPr>
+          <w:rFonts w:eastAsia="Songti SC"/>
+          <w:color w:val="000000"/>
+          <w:lang w:eastAsia="zh-CN"/>
+        </w:rPr>
+      </w:r>
+      <w:r>
+        <w:rPr>
+          <w:rFonts w:eastAsia="Songti SC"/>
+          <w:color w:val="000000"/>
+          <w:lang w:eastAsia="zh-CN"/>
+        </w:rPr>
+      </w:r>
+      <w:r>
+        <w:rPr>
+          <w:rFonts w:eastAsia="Songti SC"/>
+          <w:color w:val="000000"/>
+          <w:lang w:eastAsia="zh-CN"/>
+        </w:rPr>
+      </w:r>
+      <w:r>
+        <w:rPr>
+          <w:rFonts w:eastAsia="Songti SC"/>
+          <w:color w:val="000000"/>
+          <w:lang w:eastAsia="zh-CN"/>
+        </w:rPr>
+      </w:r>
+      <w:r>
+        <w:rPr>
+          <w:rFonts w:eastAsia="Songti SC"/>
+          <w:color w:val="000000"/>
+          <w:lang w:eastAsia="zh-CN"/>
+        </w:rPr>
+      </w:r>
+      <w:r>
+        <w:rPr>
+          <w:rFonts w:eastAsia="Songti SC"/>
+          <w:color w:val="000000"/>
+          <w:lang w:eastAsia="zh-CN"/>
+        </w:rPr>
+      </w:r>
+      <w:r>
+        <w:rPr>
+          <w:rFonts w:eastAsia="Songti SC"/>
+          <w:color w:val="000000"/>
+          <w:lang w:eastAsia="zh-CN"/>
+        </w:rPr>
+      </w:r>
+      <w:r>
+        <w:rPr>
+          <w:rFonts w:eastAsia="Songti SC"/>
+          <w:color w:val="000000"/>
+          <w:lang w:eastAsia="zh-CN"/>
+        </w:rPr>
+      </w:r>
+      <w:r>
+        <w:rPr>
+          <w:rFonts w:eastAsia="Songti SC"/>
+          <w:color w:val="000000"/>
+          <w:lang w:eastAsia="zh-CN"/>
+        </w:rPr>
+      </w:r>
+      <w:r>
+        <w:rPr>
+          <w:rFonts w:eastAsia="Songti SC"/>
+          <w:color w:val="000000"/>
+          <w:lang w:eastAsia="zh-CN"/>
+        </w:rPr>
+      </w:r>
+      <w:r>
+        <w:rPr>
+          <w:rFonts w:eastAsia="Songti SC"/>
+          <w:color w:val="000000"/>
+          <w:lang w:eastAsia="zh-CN"/>
+        </w:rPr>
+      </w:r>
+      <w:r>
+        <w:rPr>
+          <w:rFonts w:eastAsia="Songti SC"/>
+          <w:color w:val="000000"/>
+          <w:lang w:eastAsia="zh-CN"/>
+        </w:rPr>
+      </w:r>
+      <w:r>
+        <w:rPr>
+          <w:rFonts w:eastAsia="Songti SC"/>
+          <w:color w:val="000000"/>
+          <w:lang w:eastAsia="zh-CN"/>
+        </w:rPr>
+      </w:r>
+      <w:r>
+        <w:rPr>
+          <w:rFonts w:eastAsia="Songti SC"/>
+          <w:color w:val="000000"/>
+          <w:lang w:eastAsia="zh-CN"/>
+        </w:rPr>
       </w:r>
     </w:p>
     <w:p>
@@ -2308,40 +3746,545 @@
           <w:color w:val="000000"/>
           <w:lang w:eastAsia="zh-CN"/>
         </w:rPr>
-        <w:t>两套词表均采用最左最长且区间不重叠的字符串匹配规则，以避免嵌套词重复计数。一条有效文字帖命中至少一个领域词条，即被记为该领域帖子；同一帖子可以同时属于两个领域。账号的领域内容比例等于该领域帖子数除以有效文字帖总数，两个领域的比例分别独立计算。</w:t>
+        <w:t>为观察控制变量如何影响估计，本文同时报告两个对照模型：只加入账号性别的未调整模型（M0），以及在主要模型基础上进一步加入认证状态、经log(1+x)转换的粉丝数和关注数及地区的账号资料扩展模型（M2）。M1使用各项结果对应的全部可用样本，M2使用账号资料完整的样本。</w:t>
+      </w:r>
+      <w:r>
+        <w:rPr>
+          <w:rFonts w:eastAsia="Songti SC"/>
+          <w:color w:val="000000"/>
+          <w:lang w:eastAsia="zh-CN"/>
+        </w:rPr>
+      </w:r>
+      <w:r>
+        <w:rPr>
+          <w:rFonts w:eastAsia="Songti SC"/>
+          <w:color w:val="000000"/>
+          <w:lang w:eastAsia="zh-CN"/>
+        </w:rPr>
+      </w:r>
+      <w:r>
+        <w:rPr>
+          <w:rFonts w:eastAsia="Songti SC"/>
+          <w:color w:val="000000"/>
+          <w:lang w:eastAsia="zh-CN"/>
+        </w:rPr>
+      </w:r>
+      <w:r>
+        <w:rPr>
+          <w:rFonts w:eastAsia="Songti SC"/>
+          <w:color w:val="000000"/>
+          <w:lang w:eastAsia="zh-CN"/>
+        </w:rPr>
+      </w:r>
+      <w:r>
+        <w:rPr>
+          <w:rFonts w:eastAsia="Songti SC"/>
+          <w:color w:val="000000"/>
+          <w:lang w:eastAsia="zh-CN"/>
+        </w:rPr>
+      </w:r>
+      <w:r>
+        <w:rPr>
+          <w:rFonts w:eastAsia="Songti SC"/>
+          <w:color w:val="000000"/>
+          <w:lang w:eastAsia="zh-CN"/>
+        </w:rPr>
+      </w:r>
+      <w:r>
+        <w:rPr>
+          <w:rFonts w:eastAsia="Songti SC"/>
+          <w:color w:val="000000"/>
+          <w:lang w:eastAsia="zh-CN"/>
+        </w:rPr>
+      </w:r>
+      <w:r>
+        <w:rPr>
+          <w:rFonts w:eastAsia="Songti SC"/>
+          <w:color w:val="000000"/>
+          <w:lang w:eastAsia="zh-CN"/>
+        </w:rPr>
+      </w:r>
+      <w:r>
+        <w:rPr>
+          <w:rFonts w:eastAsia="Songti SC"/>
+          <w:color w:val="000000"/>
+          <w:lang w:eastAsia="zh-CN"/>
+        </w:rPr>
+      </w:r>
+      <w:r>
+        <w:rPr>
+          <w:rFonts w:eastAsia="Songti SC"/>
+          <w:color w:val="000000"/>
+          <w:lang w:eastAsia="zh-CN"/>
+        </w:rPr>
+      </w:r>
+      <w:r>
+        <w:rPr>
+          <w:rFonts w:eastAsia="Songti SC"/>
+          <w:color w:val="000000"/>
+          <w:lang w:eastAsia="zh-CN"/>
+        </w:rPr>
+      </w:r>
+      <w:r>
+        <w:rPr>
+          <w:rFonts w:eastAsia="Songti SC"/>
+          <w:color w:val="000000"/>
+          <w:lang w:eastAsia="zh-CN"/>
+        </w:rPr>
+      </w:r>
+      <w:r>
+        <w:rPr>
+          <w:rFonts w:eastAsia="Songti SC"/>
+          <w:color w:val="000000"/>
+          <w:lang w:eastAsia="zh-CN"/>
+        </w:rPr>
+      </w:r>
+      <w:r>
+        <w:rPr>
+          <w:rFonts w:eastAsia="Songti SC"/>
+          <w:color w:val="000000"/>
+          <w:lang w:eastAsia="zh-CN"/>
+        </w:rPr>
+      </w:r>
+      <w:r>
+        <w:rPr>
+          <w:rFonts w:eastAsia="Songti SC"/>
+          <w:color w:val="000000"/>
+          <w:lang w:eastAsia="zh-CN"/>
+        </w:rPr>
+      </w:r>
+      <w:r>
+        <w:rPr>
+          <w:rFonts w:eastAsia="Songti SC"/>
+          <w:color w:val="000000"/>
+          <w:lang w:eastAsia="zh-CN"/>
+        </w:rPr>
+      </w:r>
+      <w:r>
+        <w:rPr>
+          <w:rFonts w:eastAsia="Songti SC"/>
+          <w:color w:val="000000"/>
+          <w:lang w:eastAsia="zh-CN"/>
+        </w:rPr>
+      </w:r>
+      <w:r>
+        <w:rPr>
+          <w:rFonts w:eastAsia="Songti SC"/>
+          <w:color w:val="000000"/>
+          <w:lang w:eastAsia="zh-CN"/>
+        </w:rPr>
+      </w:r>
+      <w:r>
+        <w:rPr>
+          <w:rFonts w:eastAsia="Songti SC"/>
+          <w:color w:val="000000"/>
+          <w:lang w:eastAsia="zh-CN"/>
+        </w:rPr>
+      </w:r>
+      <w:r>
+        <w:rPr>
+          <w:rFonts w:eastAsia="Songti SC"/>
+          <w:color w:val="000000"/>
+          <w:lang w:eastAsia="zh-CN"/>
+        </w:rPr>
+      </w:r>
+      <w:r>
+        <w:rPr>
+          <w:rFonts w:eastAsia="Songti SC"/>
+          <w:color w:val="000000"/>
+          <w:lang w:eastAsia="zh-CN"/>
+        </w:rPr>
+      </w:r>
+      <w:r>
+        <w:rPr>
+          <w:rFonts w:eastAsia="Songti SC"/>
+          <w:color w:val="000000"/>
+          <w:lang w:eastAsia="zh-CN"/>
+        </w:rPr>
+      </w:r>
+      <w:r>
+        <w:rPr>
+          <w:rFonts w:eastAsia="Songti SC"/>
+          <w:color w:val="000000"/>
+          <w:lang w:eastAsia="zh-CN"/>
+        </w:rPr>
+      </w:r>
+      <w:r>
+        <w:rPr>
+          <w:rFonts w:eastAsia="Songti SC"/>
+          <w:color w:val="000000"/>
+          <w:lang w:eastAsia="zh-CN"/>
+        </w:rPr>
       </w:r>
     </w:p>
     <w:p>
       <w:pPr>
-        <w:pStyle w:val="21"/>
         <w:spacing w:before="120" w:after="240"/>
-        <w:rPr>
-          <w:lang w:eastAsia="zh-CN"/>
-        </w:rPr>
-      </w:pPr>
-      <w:r>
-        <w:rPr>
-          <w:rFonts w:ascii="Times New Roman" w:eastAsia="Heiti SC" w:hAnsi="Times New Roman"/>
-          <w:lang w:eastAsia="zh-CN"/>
-        </w:rPr>
-        <w:t>（四）模型设计</w:t>
+        <w:jc w:val="both"/>
+        <w:rPr>
+          <w:lang w:eastAsia="zh-CN"/>
+        </w:rPr>
+      </w:pPr>
+      <w:r>
+        <w:rPr>
+          <w:rFonts w:eastAsia="Songti SC"/>
+          <w:color w:val="000000"/>
+          <w:lang w:eastAsia="zh-CN"/>
+        </w:rPr>
+        <w:t>为直接检验性别差异是否随信息领域改变，本文将每个账号在公共事务和明星文化领域的指标放入同一个模型，并加入性别与领域的交互项。由于同一账号同时提供两个领域的观察，模型采用广义估计方程，并按账号计算聚类标准误。核心比较为：</w:t>
+      </w:r>
+      <w:r>
+        <w:rPr>
+          <w:rFonts w:eastAsia="Songti SC"/>
+          <w:color w:val="000000"/>
+          <w:lang w:eastAsia="zh-CN"/>
+        </w:rPr>
+      </w:r>
+      <w:r>
+        <w:rPr>
+          <w:rFonts w:eastAsia="Songti SC"/>
+          <w:color w:val="000000"/>
+          <w:lang w:eastAsia="zh-CN"/>
+        </w:rPr>
+      </w:r>
+      <w:r>
+        <w:rPr>
+          <w:rFonts w:eastAsia="Songti SC"/>
+          <w:color w:val="000000"/>
+          <w:lang w:eastAsia="zh-CN"/>
+        </w:rPr>
+      </w:r>
+      <w:r>
+        <w:rPr>
+          <w:rFonts w:eastAsia="Songti SC"/>
+          <w:color w:val="000000"/>
+          <w:lang w:eastAsia="zh-CN"/>
+        </w:rPr>
+      </w:r>
+      <w:r>
+        <w:rPr>
+          <w:rFonts w:eastAsia="Songti SC"/>
+          <w:color w:val="000000"/>
+          <w:lang w:eastAsia="zh-CN"/>
+        </w:rPr>
+      </w:r>
+      <w:r>
+        <w:rPr>
+          <w:rFonts w:eastAsia="Songti SC"/>
+          <w:color w:val="000000"/>
+          <w:lang w:eastAsia="zh-CN"/>
+        </w:rPr>
+      </w:r>
+      <w:r>
+        <w:rPr>
+          <w:rFonts w:eastAsia="Songti SC"/>
+          <w:color w:val="000000"/>
+          <w:lang w:eastAsia="zh-CN"/>
+        </w:rPr>
+      </w:r>
+      <w:r>
+        <w:rPr>
+          <w:rFonts w:eastAsia="Songti SC"/>
+          <w:color w:val="000000"/>
+          <w:lang w:eastAsia="zh-CN"/>
+        </w:rPr>
+      </w:r>
+      <w:r>
+        <w:rPr>
+          <w:rFonts w:eastAsia="Songti SC"/>
+          <w:color w:val="000000"/>
+          <w:lang w:eastAsia="zh-CN"/>
+        </w:rPr>
+      </w:r>
+      <w:r>
+        <w:rPr>
+          <w:rFonts w:eastAsia="Songti SC"/>
+          <w:color w:val="000000"/>
+          <w:lang w:eastAsia="zh-CN"/>
+        </w:rPr>
+      </w:r>
+      <w:r>
+        <w:rPr>
+          <w:rFonts w:eastAsia="Songti SC"/>
+          <w:color w:val="000000"/>
+          <w:lang w:eastAsia="zh-CN"/>
+        </w:rPr>
+      </w:r>
+      <w:r>
+        <w:rPr>
+          <w:rFonts w:eastAsia="Songti SC"/>
+          <w:color w:val="000000"/>
+          <w:lang w:eastAsia="zh-CN"/>
+        </w:rPr>
+      </w:r>
+      <w:r>
+        <w:rPr>
+          <w:rFonts w:eastAsia="Songti SC"/>
+          <w:color w:val="000000"/>
+          <w:lang w:eastAsia="zh-CN"/>
+        </w:rPr>
+      </w:r>
+      <w:r>
+        <w:rPr>
+          <w:rFonts w:eastAsia="Songti SC"/>
+          <w:color w:val="000000"/>
+          <w:lang w:eastAsia="zh-CN"/>
+        </w:rPr>
+      </w:r>
+      <w:r>
+        <w:rPr>
+          <w:rFonts w:eastAsia="Songti SC"/>
+          <w:color w:val="000000"/>
+          <w:lang w:eastAsia="zh-CN"/>
+        </w:rPr>
+      </w:r>
+      <w:r>
+        <w:rPr>
+          <w:rFonts w:eastAsia="Songti SC"/>
+          <w:color w:val="000000"/>
+          <w:lang w:eastAsia="zh-CN"/>
+        </w:rPr>
+      </w:r>
+      <w:r>
+        <w:rPr>
+          <w:rFonts w:eastAsia="Songti SC"/>
+          <w:color w:val="000000"/>
+          <w:lang w:eastAsia="zh-CN"/>
+        </w:rPr>
+      </w:r>
+      <w:r>
+        <w:rPr>
+          <w:rFonts w:eastAsia="Songti SC"/>
+          <w:color w:val="000000"/>
+          <w:lang w:eastAsia="zh-CN"/>
+        </w:rPr>
+      </w:r>
+      <w:r>
+        <w:rPr>
+          <w:rFonts w:eastAsia="Songti SC"/>
+          <w:color w:val="000000"/>
+          <w:lang w:eastAsia="zh-CN"/>
+        </w:rPr>
+      </w:r>
+      <w:r>
+        <w:rPr>
+          <w:rFonts w:eastAsia="Songti SC"/>
+          <w:color w:val="000000"/>
+          <w:lang w:eastAsia="zh-CN"/>
+        </w:rPr>
+      </w:r>
+      <w:r>
+        <w:rPr>
+          <w:rFonts w:eastAsia="Songti SC"/>
+          <w:color w:val="000000"/>
+          <w:lang w:eastAsia="zh-CN"/>
+        </w:rPr>
+      </w:r>
+      <w:r>
+        <w:rPr>
+          <w:rFonts w:eastAsia="Songti SC"/>
+          <w:color w:val="000000"/>
+          <w:lang w:eastAsia="zh-CN"/>
+        </w:rPr>
+      </w:r>
+      <w:r>
+        <w:rPr>
+          <w:rFonts w:eastAsia="Songti SC"/>
+          <w:color w:val="000000"/>
+          <w:lang w:eastAsia="zh-CN"/>
+        </w:rPr>
+      </w:r>
+      <w:r>
+        <w:rPr>
+          <w:rFonts w:eastAsia="Songti SC"/>
+          <w:color w:val="000000"/>
+          <w:lang w:eastAsia="zh-CN"/>
+        </w:rPr>
       </w:r>
     </w:p>
     <w:p>
       <w:pPr>
         <w:spacing w:before="120" w:after="240"/>
-        <w:jc w:val="both"/>
-        <w:rPr>
-          <w:lang w:eastAsia="zh-CN"/>
-        </w:rPr>
-      </w:pPr>
-      <w:r>
-        <w:rPr>
-          <w:rFonts w:eastAsia="Songti SC"/>
-          <w:color w:val="000000"/>
-          <w:lang w:eastAsia="zh-CN"/>
-        </w:rPr>
-        <w:t>图2和表2将三组嵌套模型分别标为M0、M1和M2。M0为未调整模型，只加入账号性别，呈现男性账号与女性账号在平台中实际观察到的差异。M1为活跃度调整模型，在账号性别之外加入经log(1+x)转换的全年发帖数和转发数，以及活跃天数和活跃月份，用于比较平台使用程度相近的账号。M1使用各项结果对应的全部可用样本，是本文报告核心结果的主要模型。M2为账号资料扩展模型，在M1的基础上进一步加入认证状态、经log(1+x)转换的粉丝数和关注数，以及地区分类变量，呈现资料完整账号中的性别差异。三组模型的变量设定和样本量在结果表注中同时报告。</w:t>
+        <w:jc w:val="center"/>
+        <w:rPr>
+          <w:lang w:eastAsia="zh-CN"/>
+        </w:rPr>
+      </w:pPr>
+      <w:r>
+        <w:rPr>
+          <w:rFonts w:eastAsia="Songti SC" w:ascii="Times New Roman" w:hAnsi="Times New Roman"/>
+          <w:color w:val="000000"/>
+          <w:lang w:eastAsia="zh-CN"/>
+        </w:rPr>
+        <w:t>领域距离 =（公共事务领域的男性账号平均值 - 女性账号平均值）-（明星文化领域的男性账号平均值 - 女性账号平均值）</w:t>
+      </w:r>
+      <w:r>
+        <w:rPr>
+          <w:rFonts w:eastAsia="Songti SC"/>
+          <w:color w:val="000000"/>
+          <w:lang w:eastAsia="zh-CN"/>
+        </w:rPr>
+      </w:r>
+      <w:r>
+        <w:rPr>
+          <w:rFonts w:eastAsia="Songti SC"/>
+          <w:color w:val="000000"/>
+          <w:lang w:eastAsia="zh-CN"/>
+        </w:rPr>
+      </w:r>
+      <w:r>
+        <w:rPr>
+          <w:rFonts w:eastAsia="Songti SC"/>
+          <w:color w:val="000000"/>
+          <w:lang w:eastAsia="zh-CN"/>
+        </w:rPr>
+      </w:r>
+      <w:r>
+        <w:rPr>
+          <w:rFonts w:eastAsia="Songti SC"/>
+          <w:color w:val="000000"/>
+          <w:lang w:eastAsia="zh-CN"/>
+        </w:rPr>
+      </w:r>
+      <w:r>
+        <w:rPr>
+          <w:rFonts w:eastAsia="Songti SC"/>
+          <w:color w:val="000000"/>
+          <w:lang w:eastAsia="zh-CN"/>
+        </w:rPr>
+      </w:r>
+      <w:r>
+        <w:rPr>
+          <w:rFonts w:eastAsia="Songti SC"/>
+          <w:color w:val="000000"/>
+          <w:lang w:eastAsia="zh-CN"/>
+        </w:rPr>
+      </w:r>
+      <w:r>
+        <w:rPr>
+          <w:rFonts w:eastAsia="Songti SC"/>
+          <w:color w:val="000000"/>
+          <w:lang w:eastAsia="zh-CN"/>
+        </w:rPr>
+      </w:r>
+      <w:r>
+        <w:rPr>
+          <w:rFonts w:eastAsia="Songti SC"/>
+          <w:color w:val="000000"/>
+          <w:lang w:eastAsia="zh-CN"/>
+        </w:rPr>
+      </w:r>
+      <w:r>
+        <w:rPr>
+          <w:rFonts w:eastAsia="Songti SC"/>
+          <w:color w:val="000000"/>
+          <w:lang w:eastAsia="zh-CN"/>
+        </w:rPr>
+      </w:r>
+      <w:r>
+        <w:rPr>
+          <w:rFonts w:eastAsia="Songti SC"/>
+          <w:color w:val="000000"/>
+          <w:lang w:eastAsia="zh-CN"/>
+        </w:rPr>
+      </w:r>
+      <w:r>
+        <w:rPr>
+          <w:rFonts w:eastAsia="Songti SC"/>
+          <w:color w:val="000000"/>
+          <w:lang w:eastAsia="zh-CN"/>
+        </w:rPr>
+      </w:r>
+      <w:r>
+        <w:rPr>
+          <w:rFonts w:eastAsia="Songti SC"/>
+          <w:color w:val="000000"/>
+          <w:lang w:eastAsia="zh-CN"/>
+        </w:rPr>
+      </w:r>
+      <w:r>
+        <w:rPr>
+          <w:rFonts w:eastAsia="Songti SC"/>
+          <w:color w:val="000000"/>
+          <w:lang w:eastAsia="zh-CN"/>
+        </w:rPr>
+      </w:r>
+      <w:r>
+        <w:rPr>
+          <w:rFonts w:eastAsia="Songti SC"/>
+          <w:color w:val="000000"/>
+          <w:lang w:eastAsia="zh-CN"/>
+        </w:rPr>
+      </w:r>
+      <w:r>
+        <w:rPr>
+          <w:rFonts w:eastAsia="Songti SC"/>
+          <w:color w:val="000000"/>
+          <w:lang w:eastAsia="zh-CN"/>
+        </w:rPr>
+      </w:r>
+      <w:r>
+        <w:rPr>
+          <w:rFonts w:eastAsia="Songti SC"/>
+          <w:color w:val="000000"/>
+          <w:lang w:eastAsia="zh-CN"/>
+        </w:rPr>
+      </w:r>
+      <w:r>
+        <w:rPr>
+          <w:rFonts w:eastAsia="Songti SC"/>
+          <w:color w:val="000000"/>
+          <w:lang w:eastAsia="zh-CN"/>
+        </w:rPr>
+      </w:r>
+      <w:r>
+        <w:rPr>
+          <w:rFonts w:eastAsia="Songti SC"/>
+          <w:color w:val="000000"/>
+          <w:lang w:eastAsia="zh-CN"/>
+        </w:rPr>
+      </w:r>
+      <w:r>
+        <w:rPr>
+          <w:rFonts w:eastAsia="Songti SC"/>
+          <w:color w:val="000000"/>
+          <w:lang w:eastAsia="zh-CN"/>
+        </w:rPr>
+      </w:r>
+      <w:r>
+        <w:rPr>
+          <w:rFonts w:eastAsia="Songti SC"/>
+          <w:color w:val="000000"/>
+          <w:lang w:eastAsia="zh-CN"/>
+        </w:rPr>
+      </w:r>
+      <w:r>
+        <w:rPr>
+          <w:rFonts w:eastAsia="Songti SC"/>
+          <w:color w:val="000000"/>
+          <w:lang w:eastAsia="zh-CN"/>
+        </w:rPr>
+      </w:r>
+      <w:r>
+        <w:rPr>
+          <w:rFonts w:eastAsia="Songti SC"/>
+          <w:color w:val="000000"/>
+          <w:lang w:eastAsia="zh-CN"/>
+        </w:rPr>
+      </w:r>
+      <w:r>
+        <w:rPr>
+          <w:rFonts w:eastAsia="Songti SC"/>
+          <w:color w:val="000000"/>
+          <w:lang w:eastAsia="zh-CN"/>
+        </w:rPr>
+      </w:r>
+      <w:r>
+        <w:rPr>
+          <w:rFonts w:eastAsia="Songti SC"/>
+          <w:color w:val="000000"/>
+          <w:lang w:eastAsia="zh-CN"/>
+        </w:rPr>
       </w:r>
     </w:p>
     <w:p>
@@ -2358,7 +4301,175 @@
           <w:color w:val="000000"/>
           <w:lang w:eastAsia="zh-CN"/>
         </w:rPr>
-        <w:t>M0、M1和M2均用于估计四项核心结果。是否参与某类信息消费使用Logit模型，并报告概率尺度上的平均边际效应；领域来源转发比例、内容比例和参与月份比例使用分数Logit，并采用稳健协方差。差异均按“男性账号减女性账号”计算，正值表示男性账号更高，负值表示女性账号更高。</w:t>
+        <w:t>领域距离为正，表示性别差异更偏向公共事务领域；数值越大，两个领域的性别分化越明显。信息消费和内容表达分别估计这一距离，并报告95%置信区间。领域比较沿用M0、M1和M2的控制变量设定。</w:t>
+      </w:r>
+      <w:r>
+        <w:rPr>
+          <w:rFonts w:eastAsia="Songti SC"/>
+          <w:color w:val="000000"/>
+          <w:lang w:eastAsia="zh-CN"/>
+        </w:rPr>
+      </w:r>
+      <w:r>
+        <w:rPr>
+          <w:rFonts w:eastAsia="Songti SC"/>
+          <w:color w:val="000000"/>
+          <w:lang w:eastAsia="zh-CN"/>
+        </w:rPr>
+      </w:r>
+      <w:r>
+        <w:rPr>
+          <w:rFonts w:eastAsia="Songti SC"/>
+          <w:color w:val="000000"/>
+          <w:lang w:eastAsia="zh-CN"/>
+        </w:rPr>
+      </w:r>
+      <w:r>
+        <w:rPr>
+          <w:rFonts w:eastAsia="Songti SC"/>
+          <w:color w:val="000000"/>
+          <w:lang w:eastAsia="zh-CN"/>
+        </w:rPr>
+      </w:r>
+      <w:r>
+        <w:rPr>
+          <w:rFonts w:eastAsia="Songti SC"/>
+          <w:color w:val="000000"/>
+          <w:lang w:eastAsia="zh-CN"/>
+        </w:rPr>
+      </w:r>
+      <w:r>
+        <w:rPr>
+          <w:rFonts w:eastAsia="Songti SC"/>
+          <w:color w:val="000000"/>
+          <w:lang w:eastAsia="zh-CN"/>
+        </w:rPr>
+      </w:r>
+      <w:r>
+        <w:rPr>
+          <w:rFonts w:eastAsia="Songti SC"/>
+          <w:color w:val="000000"/>
+          <w:lang w:eastAsia="zh-CN"/>
+        </w:rPr>
+      </w:r>
+      <w:r>
+        <w:rPr>
+          <w:rFonts w:eastAsia="Songti SC"/>
+          <w:color w:val="000000"/>
+          <w:lang w:eastAsia="zh-CN"/>
+        </w:rPr>
+      </w:r>
+      <w:r>
+        <w:rPr>
+          <w:rFonts w:eastAsia="Songti SC"/>
+          <w:color w:val="000000"/>
+          <w:lang w:eastAsia="zh-CN"/>
+        </w:rPr>
+      </w:r>
+      <w:r>
+        <w:rPr>
+          <w:rFonts w:eastAsia="Songti SC"/>
+          <w:color w:val="000000"/>
+          <w:lang w:eastAsia="zh-CN"/>
+        </w:rPr>
+      </w:r>
+      <w:r>
+        <w:rPr>
+          <w:rFonts w:eastAsia="Songti SC"/>
+          <w:color w:val="000000"/>
+          <w:lang w:eastAsia="zh-CN"/>
+        </w:rPr>
+      </w:r>
+      <w:r>
+        <w:rPr>
+          <w:rFonts w:eastAsia="Songti SC"/>
+          <w:color w:val="000000"/>
+          <w:lang w:eastAsia="zh-CN"/>
+        </w:rPr>
+      </w:r>
+      <w:r>
+        <w:rPr>
+          <w:rFonts w:eastAsia="Songti SC"/>
+          <w:color w:val="000000"/>
+          <w:lang w:eastAsia="zh-CN"/>
+        </w:rPr>
+      </w:r>
+      <w:r>
+        <w:rPr>
+          <w:rFonts w:eastAsia="Songti SC"/>
+          <w:color w:val="000000"/>
+          <w:lang w:eastAsia="zh-CN"/>
+        </w:rPr>
+      </w:r>
+      <w:r>
+        <w:rPr>
+          <w:rFonts w:eastAsia="Songti SC"/>
+          <w:color w:val="000000"/>
+          <w:lang w:eastAsia="zh-CN"/>
+        </w:rPr>
+      </w:r>
+      <w:r>
+        <w:rPr>
+          <w:rFonts w:eastAsia="Songti SC"/>
+          <w:color w:val="000000"/>
+          <w:lang w:eastAsia="zh-CN"/>
+        </w:rPr>
+      </w:r>
+      <w:r>
+        <w:rPr>
+          <w:rFonts w:eastAsia="Songti SC"/>
+          <w:color w:val="000000"/>
+          <w:lang w:eastAsia="zh-CN"/>
+        </w:rPr>
+      </w:r>
+      <w:r>
+        <w:rPr>
+          <w:rFonts w:eastAsia="Songti SC"/>
+          <w:color w:val="000000"/>
+          <w:lang w:eastAsia="zh-CN"/>
+        </w:rPr>
+      </w:r>
+      <w:r>
+        <w:rPr>
+          <w:rFonts w:eastAsia="Songti SC"/>
+          <w:color w:val="000000"/>
+          <w:lang w:eastAsia="zh-CN"/>
+        </w:rPr>
+      </w:r>
+      <w:r>
+        <w:rPr>
+          <w:rFonts w:eastAsia="Songti SC"/>
+          <w:color w:val="000000"/>
+          <w:lang w:eastAsia="zh-CN"/>
+        </w:rPr>
+      </w:r>
+      <w:r>
+        <w:rPr>
+          <w:rFonts w:eastAsia="Songti SC"/>
+          <w:color w:val="000000"/>
+          <w:lang w:eastAsia="zh-CN"/>
+        </w:rPr>
+      </w:r>
+      <w:r>
+        <w:rPr>
+          <w:rFonts w:eastAsia="Songti SC"/>
+          <w:color w:val="000000"/>
+          <w:lang w:eastAsia="zh-CN"/>
+        </w:rPr>
+      </w:r>
+      <w:r>
+        <w:rPr>
+          <w:rFonts w:eastAsia="Songti SC"/>
+          <w:color w:val="000000"/>
+          <w:lang w:eastAsia="zh-CN"/>
+        </w:rPr>
+      </w:r>
+      <w:r>
+        <w:rPr>
+          <w:rFonts w:eastAsia="Songti SC"/>
+          <w:color w:val="000000"/>
+          <w:lang w:eastAsia="zh-CN"/>
+        </w:rPr>
       </w:r>
     </w:p>
     <w:p>
@@ -2375,117 +4486,175 @@
           <w:color w:val="000000"/>
           <w:lang w:eastAsia="zh-CN"/>
         </w:rPr>
-        <w:t>为直接比较同一种参与方式在两个领域中的性别差异，分析将每个账号展开为公共事务和明星文化两行，拟合性别、领域及其交互项，并使用按账号聚类的广义估计方程。核心估计量为：</w:t>
-      </w:r>
-    </w:p>
-    <w:p>
-      <w:pPr>
-        <w:spacing w:before="120" w:after="240"/>
-        <w:ind w:left="680" w:right="680" w:firstLine="0"/>
-        <w:jc w:val="center"/>
-        <w:rPr>
-          <w:lang w:eastAsia="zh-CN"/>
-        </w:rPr>
-      </w:pPr>
-      <w:r>
-        <w:rPr>
-          <w:rFonts w:eastAsia="Songti SC"/>
-          <w:b/>
-          <w:color w:val="000000"/>
-          <w:sz w:val="20"/>
-          <w:lang w:eastAsia="zh-CN"/>
-        </w:rPr>
-        <w:t>领域距离＝公共事务中的男性</w:t>
-      </w:r>
-      <w:r>
-        <w:rPr>
-          <w:rFonts w:eastAsia="Songti SC"/>
-          <w:b/>
-          <w:color w:val="000000"/>
-          <w:sz w:val="20"/>
-          <w:lang w:eastAsia="zh-CN"/>
-        </w:rPr>
-        <w:t>-</w:t>
-      </w:r>
-      <w:r>
-        <w:rPr>
-          <w:rFonts w:eastAsia="Songti SC"/>
-          <w:b/>
-          <w:color w:val="000000"/>
-          <w:sz w:val="20"/>
-          <w:lang w:eastAsia="zh-CN"/>
-        </w:rPr>
-        <w:t>女性差异－明星文化中的男性</w:t>
-      </w:r>
-      <w:r>
-        <w:rPr>
-          <w:rFonts w:eastAsia="Songti SC"/>
-          <w:b/>
-          <w:color w:val="000000"/>
-          <w:sz w:val="20"/>
-          <w:lang w:eastAsia="zh-CN"/>
-        </w:rPr>
-        <w:t>-</w:t>
-      </w:r>
-      <w:r>
-        <w:rPr>
-          <w:rFonts w:eastAsia="Songti SC"/>
-          <w:b/>
-          <w:color w:val="000000"/>
-          <w:sz w:val="20"/>
-          <w:lang w:eastAsia="zh-CN"/>
-        </w:rPr>
-        <w:t>女性差异。</w:t>
-      </w:r>
-    </w:p>
-    <w:p>
-      <w:pPr>
-        <w:spacing w:before="120" w:after="240"/>
-        <w:jc w:val="both"/>
-        <w:rPr>
-          <w:lang w:eastAsia="zh-CN"/>
-        </w:rPr>
-      </w:pPr>
-      <w:r>
-        <w:rPr>
-          <w:rFonts w:eastAsia="Songti SC"/>
-          <w:color w:val="000000"/>
-          <w:lang w:eastAsia="zh-CN"/>
-        </w:rPr>
-        <w:t>领域距离为正，表示性别差异更偏向公共事务；数值越大，两个领域的性别分化越明显。信息消费和内容表达分别估计这一距离，并报告</w:t>
-      </w:r>
-      <w:r>
-        <w:rPr>
-          <w:rFonts w:eastAsia="Songti SC"/>
-          <w:color w:val="000000"/>
-          <w:lang w:eastAsia="zh-CN"/>
-        </w:rPr>
-        <w:t>95%</w:t>
-      </w:r>
-      <w:r>
-        <w:rPr>
-          <w:rFonts w:eastAsia="Songti SC"/>
-          <w:color w:val="000000"/>
-          <w:lang w:eastAsia="zh-CN"/>
-        </w:rPr>
-        <w:t>置信区间。</w:t>
-      </w:r>
-    </w:p>
-    <w:p>
-      <w:pPr>
-        <w:spacing w:before="120" w:after="240"/>
-        <w:jc w:val="both"/>
-        <w:rPr>
-          <w:lang w:eastAsia="zh-CN"/>
-        </w:rPr>
-      </w:pPr>
-      <w:r>
-        <w:rPr>
-          <w:rFonts w:eastAsia="Songti SC"/>
-          <w:color w:val="000000"/>
-          <w:lang w:eastAsia="zh-CN"/>
-        </w:rPr>
-        <w:t>扩展分析进一步考察三类结果。第一，信息消费与内容表达的组合模型区分“均未参与”“仅信息消费”“仅内容表达”和“两者都有”；第二，跨领域组合模型区分“两个领域均未参与”“仅参与公共事务”“仅参与明星文化”和“两个领域都参与”；第三，月份模型、参与月份比例和转发延迟用于观察时间结构。</w:t>
+        <w:t>在核心分析之外，本文进一步考察三类结果。第一，信息消费与内容表达的组合模型区分“均未参与”“仅信息消费”“仅内容表达”和“两者都有”；第二，跨领域组合模型区分“两个领域均未参与”“仅参与公共事务”“仅参与明星文化”和“两个领域都参与”；第三，月份模型、参与月份比例和转发延迟用于观察时间结构。</w:t>
+      </w:r>
+      <w:r>
+        <w:rPr>
+          <w:rFonts w:eastAsia="Songti SC"/>
+          <w:color w:val="000000"/>
+          <w:lang w:eastAsia="zh-CN"/>
+        </w:rPr>
+      </w:r>
+      <w:r>
+        <w:rPr>
+          <w:rFonts w:eastAsia="Songti SC"/>
+          <w:color w:val="000000"/>
+          <w:lang w:eastAsia="zh-CN"/>
+        </w:rPr>
+      </w:r>
+      <w:r>
+        <w:rPr>
+          <w:rFonts w:eastAsia="Songti SC"/>
+          <w:color w:val="000000"/>
+          <w:lang w:eastAsia="zh-CN"/>
+        </w:rPr>
+      </w:r>
+      <w:r>
+        <w:rPr>
+          <w:rFonts w:eastAsia="Songti SC"/>
+          <w:color w:val="000000"/>
+          <w:lang w:eastAsia="zh-CN"/>
+        </w:rPr>
+      </w:r>
+      <w:r>
+        <w:rPr>
+          <w:rFonts w:eastAsia="Songti SC"/>
+          <w:color w:val="000000"/>
+          <w:lang w:eastAsia="zh-CN"/>
+        </w:rPr>
+      </w:r>
+      <w:r>
+        <w:rPr>
+          <w:rFonts w:eastAsia="Songti SC"/>
+          <w:color w:val="000000"/>
+          <w:lang w:eastAsia="zh-CN"/>
+        </w:rPr>
+      </w:r>
+      <w:r>
+        <w:rPr>
+          <w:rFonts w:eastAsia="Songti SC"/>
+          <w:color w:val="000000"/>
+          <w:lang w:eastAsia="zh-CN"/>
+        </w:rPr>
+      </w:r>
+      <w:r>
+        <w:rPr>
+          <w:rFonts w:eastAsia="Songti SC"/>
+          <w:color w:val="000000"/>
+          <w:lang w:eastAsia="zh-CN"/>
+        </w:rPr>
+      </w:r>
+      <w:r>
+        <w:rPr>
+          <w:rFonts w:eastAsia="Songti SC"/>
+          <w:color w:val="000000"/>
+          <w:lang w:eastAsia="zh-CN"/>
+        </w:rPr>
+      </w:r>
+      <w:r>
+        <w:rPr>
+          <w:rFonts w:eastAsia="Songti SC"/>
+          <w:color w:val="000000"/>
+          <w:lang w:eastAsia="zh-CN"/>
+        </w:rPr>
+      </w:r>
+      <w:r>
+        <w:rPr>
+          <w:rFonts w:eastAsia="Songti SC"/>
+          <w:color w:val="000000"/>
+          <w:lang w:eastAsia="zh-CN"/>
+        </w:rPr>
+      </w:r>
+      <w:r>
+        <w:rPr>
+          <w:rFonts w:eastAsia="Songti SC"/>
+          <w:color w:val="000000"/>
+          <w:lang w:eastAsia="zh-CN"/>
+        </w:rPr>
+      </w:r>
+      <w:r>
+        <w:rPr>
+          <w:rFonts w:eastAsia="Songti SC"/>
+          <w:color w:val="000000"/>
+          <w:lang w:eastAsia="zh-CN"/>
+        </w:rPr>
+      </w:r>
+      <w:r>
+        <w:rPr>
+          <w:rFonts w:eastAsia="Songti SC"/>
+          <w:color w:val="000000"/>
+          <w:lang w:eastAsia="zh-CN"/>
+        </w:rPr>
+      </w:r>
+      <w:r>
+        <w:rPr>
+          <w:rFonts w:eastAsia="Songti SC"/>
+          <w:color w:val="000000"/>
+          <w:lang w:eastAsia="zh-CN"/>
+        </w:rPr>
+      </w:r>
+      <w:r>
+        <w:rPr>
+          <w:rFonts w:eastAsia="Songti SC"/>
+          <w:color w:val="000000"/>
+          <w:lang w:eastAsia="zh-CN"/>
+        </w:rPr>
+      </w:r>
+      <w:r>
+        <w:rPr>
+          <w:rFonts w:eastAsia="Songti SC"/>
+          <w:color w:val="000000"/>
+          <w:lang w:eastAsia="zh-CN"/>
+        </w:rPr>
+      </w:r>
+      <w:r>
+        <w:rPr>
+          <w:rFonts w:eastAsia="Songti SC"/>
+          <w:color w:val="000000"/>
+          <w:lang w:eastAsia="zh-CN"/>
+        </w:rPr>
+      </w:r>
+      <w:r>
+        <w:rPr>
+          <w:rFonts w:eastAsia="Songti SC"/>
+          <w:color w:val="000000"/>
+          <w:lang w:eastAsia="zh-CN"/>
+        </w:rPr>
+      </w:r>
+      <w:r>
+        <w:rPr>
+          <w:rFonts w:eastAsia="Songti SC"/>
+          <w:color w:val="000000"/>
+          <w:lang w:eastAsia="zh-CN"/>
+        </w:rPr>
+      </w:r>
+      <w:r>
+        <w:rPr>
+          <w:rFonts w:eastAsia="Songti SC"/>
+          <w:color w:val="000000"/>
+          <w:lang w:eastAsia="zh-CN"/>
+        </w:rPr>
+      </w:r>
+      <w:r>
+        <w:rPr>
+          <w:rFonts w:eastAsia="Songti SC"/>
+          <w:color w:val="000000"/>
+          <w:lang w:eastAsia="zh-CN"/>
+        </w:rPr>
+      </w:r>
+      <w:r>
+        <w:rPr>
+          <w:rFonts w:eastAsia="Songti SC"/>
+          <w:color w:val="000000"/>
+          <w:lang w:eastAsia="zh-CN"/>
+        </w:rPr>
+      </w:r>
+      <w:r>
+        <w:rPr>
+          <w:rFonts w:eastAsia="Songti SC"/>
+          <w:color w:val="000000"/>
+          <w:lang w:eastAsia="zh-CN"/>
+        </w:rPr>
       </w:r>
     </w:p>
     <w:p>
@@ -3535,7 +5704,151 @@
           <w:color w:val="000000"/>
           <w:lang w:eastAsia="zh-CN"/>
         </w:rPr>
-        <w:t>图1呈现平台中实际观察到的四项核心结果。在信息消费方面，男性账号中有12.66%至少转发过一次公共事务来源，女性账号为10.86%；男性账号中有4.81%至少转发过一次明星文化来源，女性账号为7.16%。在内容表达方面，男性账号的公共事务帖子比例平均为20.43%，女性账号为7.87%；男性账号的明星文化帖子比例为3.72%，女性账号为7.44%。两个领域的性别差异方向相反，表明男性账号和女性账号的信息参与具有清晰的领域结构。</w:t>
+        <w:t>图</w:t>
+      </w:r>
+      <w:r>
+        <w:rPr>
+          <w:rFonts w:eastAsia="Songti SC"/>
+          <w:color w:val="000000"/>
+          <w:lang w:eastAsia="zh-CN"/>
+        </w:rPr>
+        <w:t>1</w:t>
+      </w:r>
+      <w:r>
+        <w:rPr>
+          <w:rFonts w:eastAsia="Songti SC"/>
+          <w:color w:val="000000"/>
+          <w:lang w:eastAsia="zh-CN"/>
+        </w:rPr>
+        <w:t>呈现平台中实际观察到的四项核心结果。在信息消费方面，男性账号中有</w:t>
+      </w:r>
+      <w:r>
+        <w:rPr>
+          <w:rFonts w:eastAsia="Songti SC"/>
+          <w:color w:val="000000"/>
+          <w:lang w:eastAsia="zh-CN"/>
+        </w:rPr>
+        <w:t>12.66%</w:t>
+      </w:r>
+      <w:r>
+        <w:rPr>
+          <w:rFonts w:eastAsia="Songti SC"/>
+          <w:color w:val="000000"/>
+          <w:lang w:eastAsia="zh-CN"/>
+        </w:rPr>
+        <w:t>至少转发过一次公共事务来源，女性账号为</w:t>
+      </w:r>
+      <w:r>
+        <w:rPr>
+          <w:rFonts w:eastAsia="Songti SC"/>
+          <w:color w:val="000000"/>
+          <w:lang w:eastAsia="zh-CN"/>
+        </w:rPr>
+        <w:t>10.86%</w:t>
+      </w:r>
+      <w:r>
+        <w:rPr>
+          <w:rFonts w:eastAsia="Songti SC"/>
+          <w:color w:val="000000"/>
+          <w:lang w:eastAsia="zh-CN"/>
+        </w:rPr>
+        <w:t>；男性账号中有</w:t>
+      </w:r>
+      <w:r>
+        <w:rPr>
+          <w:rFonts w:eastAsia="Songti SC"/>
+          <w:color w:val="000000"/>
+          <w:lang w:eastAsia="zh-CN"/>
+        </w:rPr>
+        <w:t>4.81%</w:t>
+      </w:r>
+      <w:r>
+        <w:rPr>
+          <w:rFonts w:eastAsia="Songti SC"/>
+          <w:color w:val="000000"/>
+          <w:lang w:eastAsia="zh-CN"/>
+        </w:rPr>
+        <w:t>至少转发过一次明星文化来源，女性账号为</w:t>
+      </w:r>
+      <w:r>
+        <w:rPr>
+          <w:rFonts w:eastAsia="Songti SC"/>
+          <w:color w:val="000000"/>
+          <w:lang w:eastAsia="zh-CN"/>
+        </w:rPr>
+        <w:t>7.16%</w:t>
+      </w:r>
+      <w:r>
+        <w:rPr>
+          <w:rFonts w:eastAsia="Songti SC"/>
+          <w:color w:val="000000"/>
+          <w:lang w:eastAsia="zh-CN"/>
+        </w:rPr>
+        <w:t>。在内容表达方面，男性账号的公共事务帖子比例平均为</w:t>
+      </w:r>
+      <w:r>
+        <w:rPr>
+          <w:rFonts w:eastAsia="Songti SC"/>
+          <w:color w:val="000000"/>
+          <w:lang w:eastAsia="zh-CN"/>
+        </w:rPr>
+        <w:t>20.43%</w:t>
+      </w:r>
+      <w:r>
+        <w:rPr>
+          <w:rFonts w:eastAsia="Songti SC"/>
+          <w:color w:val="000000"/>
+          <w:lang w:eastAsia="zh-CN"/>
+        </w:rPr>
+        <w:t>，女性账号为</w:t>
+      </w:r>
+      <w:r>
+        <w:rPr>
+          <w:rFonts w:eastAsia="Songti SC"/>
+          <w:color w:val="000000"/>
+          <w:lang w:eastAsia="zh-CN"/>
+        </w:rPr>
+        <w:t>7.87%</w:t>
+      </w:r>
+      <w:r>
+        <w:rPr>
+          <w:rFonts w:eastAsia="Songti SC"/>
+          <w:color w:val="000000"/>
+          <w:lang w:eastAsia="zh-CN"/>
+        </w:rPr>
+        <w:t>；男性账号的明星文化帖子比例为</w:t>
+      </w:r>
+      <w:r>
+        <w:rPr>
+          <w:rFonts w:eastAsia="Songti SC"/>
+          <w:color w:val="000000"/>
+          <w:lang w:eastAsia="zh-CN"/>
+        </w:rPr>
+        <w:t>3.72%</w:t>
+      </w:r>
+      <w:r>
+        <w:rPr>
+          <w:rFonts w:eastAsia="Songti SC"/>
+          <w:color w:val="000000"/>
+          <w:lang w:eastAsia="zh-CN"/>
+        </w:rPr>
+        <w:t>，女性账号为</w:t>
+      </w:r>
+      <w:r>
+        <w:rPr>
+          <w:rFonts w:eastAsia="Songti SC"/>
+          <w:color w:val="000000"/>
+          <w:lang w:eastAsia="zh-CN"/>
+        </w:rPr>
+        <w:t>7.44%</w:t>
+      </w:r>
+      <w:r>
+        <w:rPr>
+          <w:rFonts w:eastAsia="Songti SC"/>
+          <w:color w:val="000000"/>
+          <w:lang w:eastAsia="zh-CN"/>
+        </w:rPr>
+        <w:t>。两个领域的性别差异方向相反，表明男性账号和女性账号的信息参与具有清晰的领域结构。</w:t>
       </w:r>
     </w:p>
     <w:p>
@@ -3628,7 +5941,111 @@
           <w:color w:val="000000"/>
           <w:lang w:eastAsia="zh-CN"/>
         </w:rPr>
-        <w:t>M1进一步比较发帖量、转发量和活跃时间相近的账号。表2显示，在信息消费方面，男性账号参与公共事务领域的概率比女性账号高3.59个百分点，参与明星文化领域的概率低1.50个百分点；在内容表达方面，男性账号的公共事务内容比例比女性账号高9.75个百分点，明星文化内容比例低3.46个百分点。四个置信区间均未跨越零。M2在资料完整账号中得到相同的领域方向。</w:t>
+        <w:t>M1</w:t>
+      </w:r>
+      <w:r>
+        <w:rPr>
+          <w:rFonts w:eastAsia="Songti SC"/>
+          <w:color w:val="000000"/>
+          <w:lang w:eastAsia="zh-CN"/>
+        </w:rPr>
+        <w:t>进一步比较发帖量、转发量和活跃时间相近的账号。表</w:t>
+      </w:r>
+      <w:r>
+        <w:rPr>
+          <w:rFonts w:eastAsia="Songti SC"/>
+          <w:color w:val="000000"/>
+          <w:lang w:eastAsia="zh-CN"/>
+        </w:rPr>
+        <w:t>2</w:t>
+      </w:r>
+      <w:r>
+        <w:rPr>
+          <w:rFonts w:eastAsia="Songti SC"/>
+          <w:color w:val="000000"/>
+          <w:lang w:eastAsia="zh-CN"/>
+        </w:rPr>
+        <w:t>显示，在信息消费方面，男性账号参与公共事务领域的概率比女性账号高</w:t>
+      </w:r>
+      <w:r>
+        <w:rPr>
+          <w:rFonts w:eastAsia="Songti SC"/>
+          <w:color w:val="000000"/>
+          <w:lang w:eastAsia="zh-CN"/>
+        </w:rPr>
+        <w:t>3.59</w:t>
+      </w:r>
+      <w:r>
+        <w:rPr>
+          <w:rFonts w:eastAsia="Songti SC"/>
+          <w:color w:val="000000"/>
+          <w:lang w:eastAsia="zh-CN"/>
+        </w:rPr>
+        <w:t>个百分点，参与明星文化领域的概率低</w:t>
+      </w:r>
+      <w:r>
+        <w:rPr>
+          <w:rFonts w:eastAsia="Songti SC"/>
+          <w:color w:val="000000"/>
+          <w:lang w:eastAsia="zh-CN"/>
+        </w:rPr>
+        <w:t>1.50</w:t>
+      </w:r>
+      <w:r>
+        <w:rPr>
+          <w:rFonts w:eastAsia="Songti SC"/>
+          <w:color w:val="000000"/>
+          <w:lang w:eastAsia="zh-CN"/>
+        </w:rPr>
+        <w:t>个百分点；在内容表达方面，男性账号的公共事务内容比例比女性账号高</w:t>
+      </w:r>
+      <w:r>
+        <w:rPr>
+          <w:rFonts w:eastAsia="Songti SC"/>
+          <w:color w:val="000000"/>
+          <w:lang w:eastAsia="zh-CN"/>
+        </w:rPr>
+        <w:t>9.75</w:t>
+      </w:r>
+      <w:r>
+        <w:rPr>
+          <w:rFonts w:eastAsia="Songti SC"/>
+          <w:color w:val="000000"/>
+          <w:lang w:eastAsia="zh-CN"/>
+        </w:rPr>
+        <w:t>个百分点，明星文化内容比例低</w:t>
+      </w:r>
+      <w:r>
+        <w:rPr>
+          <w:rFonts w:eastAsia="Songti SC"/>
+          <w:color w:val="000000"/>
+          <w:lang w:eastAsia="zh-CN"/>
+        </w:rPr>
+        <w:t>3.46</w:t>
+      </w:r>
+      <w:r>
+        <w:rPr>
+          <w:rFonts w:eastAsia="Songti SC"/>
+          <w:color w:val="000000"/>
+          <w:lang w:eastAsia="zh-CN"/>
+        </w:rPr>
+        <w:t>个百分点。四个置信区间均未跨越零。</w:t>
+      </w:r>
+      <w:r>
+        <w:rPr>
+          <w:rFonts w:eastAsia="Songti SC"/>
+          <w:color w:val="000000"/>
+          <w:lang w:eastAsia="zh-CN"/>
+        </w:rPr>
+        <w:t>M2</w:t>
+      </w:r>
+      <w:r>
+        <w:rPr>
+          <w:rFonts w:eastAsia="Songti SC"/>
+          <w:color w:val="000000"/>
+          <w:lang w:eastAsia="zh-CN"/>
+        </w:rPr>
+        <w:t>在资料完整账号中得到相同的领域方向。</w:t>
       </w:r>
     </w:p>
     <w:p>
@@ -3898,7 +6315,14 @@
                 <w:rFonts w:eastAsia="Songti SC"/>
                 <w:color w:val="000000"/>
               </w:rPr>
-              <w:t>M0（未调整模型）</w:t>
+              <w:t>M0</w:t>
+            </w:r>
+            <w:r>
+              <w:rPr>
+                <w:rFonts w:eastAsia="Songti SC"/>
+                <w:color w:val="000000"/>
+              </w:rPr>
+              <w:t>（未调整模型）</w:t>
             </w:r>
           </w:p>
         </w:tc>
@@ -4077,7 +6501,15 @@
                 <w:color w:val="000000"/>
                 <w:lang w:eastAsia="zh-CN"/>
               </w:rPr>
-              <w:t>M1（活跃度调整模型，主要模型）</w:t>
+              <w:t>M1</w:t>
+            </w:r>
+            <w:r>
+              <w:rPr>
+                <w:rFonts w:eastAsia="Songti SC"/>
+                <w:color w:val="000000"/>
+                <w:lang w:eastAsia="zh-CN"/>
+              </w:rPr>
+              <w:t>（活跃度调整模型，主要模型）</w:t>
             </w:r>
           </w:p>
         </w:tc>
@@ -4244,13 +6676,25 @@
               <w:keepLines/>
               <w:spacing w:before="120" w:after="240" w:line="252" w:lineRule="auto"/>
               <w:ind w:firstLine="0"/>
+              <w:rPr>
+                <w:lang w:eastAsia="zh-CN"/>
+              </w:rPr>
             </w:pPr>
             <w:r>
               <w:rPr>
                 <w:rFonts w:eastAsia="Songti SC"/>
                 <w:color w:val="000000"/>
+                <w:lang w:eastAsia="zh-CN"/>
               </w:rPr>
-              <w:t>M2（账号资料扩展模型）</w:t>
+              <w:t>M2</w:t>
+            </w:r>
+            <w:r>
+              <w:rPr>
+                <w:rFonts w:eastAsia="Songti SC"/>
+                <w:color w:val="000000"/>
+                <w:lang w:eastAsia="zh-CN"/>
+              </w:rPr>
+              <w:t>（账号资料扩展模型）</w:t>
             </w:r>
           </w:p>
         </w:tc>
@@ -4405,7 +6849,241 @@
           <w:sz w:val="18"/>
           <w:lang w:eastAsia="zh-CN"/>
         </w:rPr>
-        <w:t>注：表中为男性账号减女性账号的平均边际效应，单位为百分点，方括号内为95%置信区间。M0只包含账号性别；M1加入经log(1+x)转换的全年发帖数和转发数、活跃天数及活跃月份；M2进一步加入认证状态、经log(1+x)转换的粉丝数和关注数及地区分类变量。M0和M1的信息消费样本量为225,339，内容表达样本量为224,302；M2分别为155,977和155,230。</w:t>
+        <w:t>注：表中为男性账号减女性账号的平均边际效应，单位为百分点，方括号内为</w:t>
+      </w:r>
+      <w:r>
+        <w:rPr>
+          <w:rFonts w:eastAsia="Songti SC"/>
+          <w:color w:val="000000"/>
+          <w:sz w:val="18"/>
+          <w:lang w:eastAsia="zh-CN"/>
+        </w:rPr>
+        <w:t>95%</w:t>
+      </w:r>
+      <w:r>
+        <w:rPr>
+          <w:rFonts w:eastAsia="Songti SC"/>
+          <w:color w:val="000000"/>
+          <w:sz w:val="18"/>
+          <w:lang w:eastAsia="zh-CN"/>
+        </w:rPr>
+        <w:t>置信区间。</w:t>
+      </w:r>
+      <w:r>
+        <w:rPr>
+          <w:rFonts w:eastAsia="Songti SC"/>
+          <w:color w:val="000000"/>
+          <w:sz w:val="18"/>
+          <w:lang w:eastAsia="zh-CN"/>
+        </w:rPr>
+        <w:t>M0</w:t>
+      </w:r>
+      <w:r>
+        <w:rPr>
+          <w:rFonts w:eastAsia="Songti SC"/>
+          <w:color w:val="000000"/>
+          <w:sz w:val="18"/>
+          <w:lang w:eastAsia="zh-CN"/>
+        </w:rPr>
+        <w:t>只包含账号性别；</w:t>
+      </w:r>
+      <w:r>
+        <w:rPr>
+          <w:rFonts w:eastAsia="Songti SC"/>
+          <w:color w:val="000000"/>
+          <w:sz w:val="18"/>
+          <w:lang w:eastAsia="zh-CN"/>
+        </w:rPr>
+        <w:t>M1</w:t>
+      </w:r>
+      <w:r>
+        <w:rPr>
+          <w:rFonts w:eastAsia="Songti SC"/>
+          <w:color w:val="000000"/>
+          <w:sz w:val="18"/>
+          <w:lang w:eastAsia="zh-CN"/>
+        </w:rPr>
+        <w:t>加入经</w:t>
+      </w:r>
+      <w:r>
+        <w:rPr>
+          <w:rFonts w:eastAsia="Songti SC"/>
+          <w:color w:val="000000"/>
+          <w:sz w:val="18"/>
+          <w:lang w:eastAsia="zh-CN"/>
+        </w:rPr>
+        <w:t>log(1+x)</w:t>
+      </w:r>
+      <w:r>
+        <w:rPr>
+          <w:rFonts w:eastAsia="Songti SC"/>
+          <w:color w:val="000000"/>
+          <w:sz w:val="18"/>
+          <w:lang w:eastAsia="zh-CN"/>
+        </w:rPr>
+        <w:t>转换的全年发帖数和转发数、活跃天数及活跃月份；</w:t>
+      </w:r>
+      <w:r>
+        <w:rPr>
+          <w:rFonts w:eastAsia="Songti SC"/>
+          <w:color w:val="000000"/>
+          <w:sz w:val="18"/>
+          <w:lang w:eastAsia="zh-CN"/>
+        </w:rPr>
+        <w:t>M2</w:t>
+      </w:r>
+      <w:r>
+        <w:rPr>
+          <w:rFonts w:eastAsia="Songti SC"/>
+          <w:color w:val="000000"/>
+          <w:sz w:val="18"/>
+          <w:lang w:eastAsia="zh-CN"/>
+        </w:rPr>
+        <w:t>进一步加入认证状态、经</w:t>
+      </w:r>
+      <w:r>
+        <w:rPr>
+          <w:rFonts w:eastAsia="Songti SC"/>
+          <w:color w:val="000000"/>
+          <w:sz w:val="18"/>
+          <w:lang w:eastAsia="zh-CN"/>
+        </w:rPr>
+        <w:t>log(1+x)</w:t>
+      </w:r>
+      <w:r>
+        <w:rPr>
+          <w:rFonts w:eastAsia="Songti SC"/>
+          <w:color w:val="000000"/>
+          <w:sz w:val="18"/>
+          <w:lang w:eastAsia="zh-CN"/>
+        </w:rPr>
+        <w:t>转换的粉丝数和关注数及地区分类变量。</w:t>
+      </w:r>
+      <w:r>
+        <w:rPr>
+          <w:rFonts w:eastAsia="Songti SC"/>
+          <w:color w:val="000000"/>
+          <w:sz w:val="18"/>
+          <w:lang w:eastAsia="zh-CN"/>
+        </w:rPr>
+        <w:t>M0</w:t>
+      </w:r>
+      <w:r>
+        <w:rPr>
+          <w:rFonts w:eastAsia="Songti SC"/>
+          <w:color w:val="000000"/>
+          <w:sz w:val="18"/>
+          <w:lang w:eastAsia="zh-CN"/>
+        </w:rPr>
+        <w:t>和</w:t>
+      </w:r>
+      <w:r>
+        <w:rPr>
+          <w:rFonts w:eastAsia="Songti SC"/>
+          <w:color w:val="000000"/>
+          <w:sz w:val="18"/>
+          <w:lang w:eastAsia="zh-CN"/>
+        </w:rPr>
+        <w:t>M1</w:t>
+      </w:r>
+      <w:r>
+        <w:rPr>
+          <w:rFonts w:eastAsia="Songti SC"/>
+          <w:color w:val="000000"/>
+          <w:sz w:val="18"/>
+          <w:lang w:eastAsia="zh-CN"/>
+        </w:rPr>
+        <w:t>的信息消费样本量为</w:t>
+      </w:r>
+      <w:r>
+        <w:rPr>
+          <w:rFonts w:eastAsia="Songti SC"/>
+          <w:color w:val="000000"/>
+          <w:sz w:val="18"/>
+          <w:lang w:eastAsia="zh-CN"/>
+        </w:rPr>
+        <w:t>225,339</w:t>
+      </w:r>
+      <w:r>
+        <w:rPr>
+          <w:rFonts w:eastAsia="Songti SC"/>
+          <w:color w:val="000000"/>
+          <w:sz w:val="18"/>
+          <w:lang w:eastAsia="zh-CN"/>
+        </w:rPr>
+        <w:t>，内容表达样本量为</w:t>
+      </w:r>
+      <w:r>
+        <w:rPr>
+          <w:rFonts w:eastAsia="Songti SC"/>
+          <w:color w:val="000000"/>
+          <w:sz w:val="18"/>
+          <w:lang w:eastAsia="zh-CN"/>
+        </w:rPr>
+        <w:t>224,302</w:t>
+      </w:r>
+      <w:r>
+        <w:rPr>
+          <w:rFonts w:eastAsia="Songti SC"/>
+          <w:color w:val="000000"/>
+          <w:sz w:val="18"/>
+          <w:lang w:eastAsia="zh-CN"/>
+        </w:rPr>
+        <w:t>；</w:t>
+      </w:r>
+      <w:r>
+        <w:rPr>
+          <w:rFonts w:eastAsia="Songti SC"/>
+          <w:color w:val="000000"/>
+          <w:sz w:val="18"/>
+          <w:lang w:eastAsia="zh-CN"/>
+        </w:rPr>
+        <w:t>M2</w:t>
+      </w:r>
+      <w:r>
+        <w:rPr>
+          <w:rFonts w:eastAsia="Songti SC"/>
+          <w:color w:val="000000"/>
+          <w:sz w:val="18"/>
+          <w:lang w:eastAsia="zh-CN"/>
+        </w:rPr>
+        <w:t>分别为</w:t>
+      </w:r>
+      <w:r>
+        <w:rPr>
+          <w:rFonts w:eastAsia="Songti SC"/>
+          <w:color w:val="000000"/>
+          <w:sz w:val="18"/>
+          <w:lang w:eastAsia="zh-CN"/>
+        </w:rPr>
+        <w:t>155,977</w:t>
+      </w:r>
+      <w:r>
+        <w:rPr>
+          <w:rFonts w:eastAsia="Songti SC"/>
+          <w:color w:val="000000"/>
+          <w:sz w:val="18"/>
+          <w:lang w:eastAsia="zh-CN"/>
+        </w:rPr>
+        <w:t>和</w:t>
+      </w:r>
+      <w:r>
+        <w:rPr>
+          <w:rFonts w:eastAsia="Songti SC"/>
+          <w:color w:val="000000"/>
+          <w:sz w:val="18"/>
+          <w:lang w:eastAsia="zh-CN"/>
+        </w:rPr>
+        <w:t>155,230</w:t>
+      </w:r>
+      <w:r>
+        <w:rPr>
+          <w:rFonts w:eastAsia="Songti SC"/>
+          <w:color w:val="000000"/>
+          <w:sz w:val="18"/>
+          <w:lang w:eastAsia="zh-CN"/>
+        </w:rPr>
+        <w:t>。</w:t>
       </w:r>
     </w:p>
     <w:p>
@@ -4498,7 +7176,80 @@
           <w:color w:val="000000"/>
           <w:lang w:eastAsia="zh-CN"/>
         </w:rPr>
-        <w:t>控制账号使用频率后，两个领域仍保持相反的性别方向。公共事务信息消费中的男性优势由1.80个百分点扩大到3.59个百分点，反映女性账号较高的总体转发量与未调整差异之间的关系；公共事务内容表达的差异由12.56个百分点缩小到9.75个百分点，反映总体发帖结构与内容差异之间的关系。账号使用频率与估计幅度密切相关，而性别化的领域配置在平台使用程度相近的账号中依然清晰。</w:t>
+        <w:t>控制账号使用频率后，两个领域仍保持相反的性别方向。公共事务信息消费中的男性优势由</w:t>
+      </w:r>
+      <w:r>
+        <w:rPr>
+          <w:rFonts w:eastAsia="Songti SC"/>
+          <w:color w:val="000000"/>
+          <w:lang w:eastAsia="zh-CN"/>
+        </w:rPr>
+        <w:t>1.80</w:t>
+      </w:r>
+      <w:r>
+        <w:rPr>
+          <w:rFonts w:eastAsia="Songti SC"/>
+          <w:color w:val="000000"/>
+          <w:lang w:eastAsia="zh-CN"/>
+        </w:rPr>
+        <w:t>个百分点扩大到</w:t>
+      </w:r>
+      <w:r>
+        <w:rPr>
+          <w:rFonts w:eastAsia="Songti SC"/>
+          <w:color w:val="000000"/>
+          <w:lang w:eastAsia="zh-CN"/>
+        </w:rPr>
+        <w:t>3.59</w:t>
+      </w:r>
+      <w:r>
+        <w:rPr>
+          <w:rFonts w:eastAsia="Songti SC"/>
+          <w:color w:val="000000"/>
+          <w:lang w:eastAsia="zh-CN"/>
+        </w:rPr>
+        <w:t>个百分点，反映女性账号较高的总体转发量与未调整差异之间的关系；公共事务内容表达的差异由</w:t>
+      </w:r>
+      <w:r>
+        <w:rPr>
+          <w:rFonts w:eastAsia="Songti SC"/>
+          <w:color w:val="000000"/>
+          <w:lang w:eastAsia="zh-CN"/>
+        </w:rPr>
+        <w:t>12.56</w:t>
+      </w:r>
+      <w:r>
+        <w:rPr>
+          <w:rFonts w:eastAsia="Songti SC"/>
+          <w:color w:val="000000"/>
+          <w:lang w:eastAsia="zh-CN"/>
+        </w:rPr>
+        <w:t>个百分点缩小到</w:t>
+      </w:r>
+      <w:r>
+        <w:rPr>
+          <w:rFonts w:eastAsia="Songti SC"/>
+          <w:color w:val="000000"/>
+          <w:lang w:eastAsia="zh-CN"/>
+        </w:rPr>
+        <w:t>9.75</w:t>
+      </w:r>
+      <w:r>
+        <w:rPr>
+          <w:rFonts w:eastAsia="Songti SC"/>
+          <w:color w:val="000000"/>
+          <w:lang w:eastAsia="zh-CN"/>
+        </w:rPr>
+        <w:t>个百分点，反映总体发帖结构与内容差异之间</w:t>
+      </w:r>
+      <w:r>
+        <w:rPr>
+          <w:rFonts w:eastAsia="Songti SC"/>
+          <w:color w:val="000000"/>
+          <w:lang w:eastAsia="zh-CN"/>
+        </w:rPr>
+        <w:lastRenderedPageBreak/>
+        <w:t>的关系。账号使用频率与估计幅度密切相关，而性别化的领域配置在平台使用程度相近的账号中依然清晰。</w:t>
       </w:r>
     </w:p>
     <w:p>
@@ -4531,7 +7282,119 @@
           <w:color w:val="000000"/>
           <w:lang w:eastAsia="zh-CN"/>
         </w:rPr>
-        <w:t>图3把两个领域放入同一交互模型，检验同一种参与方式中的性别差异如何随领域变化。控制账号使用频率后，信息消费中的领域距离为5.16个百分点，95%置信区间为[4.78, 5.55]；内容表达中的领域距离为15.29个百分点，95%置信区间为[15.04, 15.54]。两项结果都显示，从公共事务领域转向明星文化领域时，男性账号相对于女性账号的参与位置发生显著变化。</w:t>
+        <w:t>图</w:t>
+      </w:r>
+      <w:r>
+        <w:rPr>
+          <w:rFonts w:eastAsia="Songti SC"/>
+          <w:color w:val="000000"/>
+          <w:lang w:eastAsia="zh-CN"/>
+        </w:rPr>
+        <w:t>3</w:t>
+      </w:r>
+      <w:r>
+        <w:rPr>
+          <w:rFonts w:eastAsia="Songti SC"/>
+          <w:color w:val="000000"/>
+          <w:lang w:eastAsia="zh-CN"/>
+        </w:rPr>
+        <w:t>把两个领域放入同一交互模型，检验同一种参与方式中的性别差异如何随领域变化。控制账号使用频率后，信息消费中的领域距离为</w:t>
+      </w:r>
+      <w:r>
+        <w:rPr>
+          <w:rFonts w:eastAsia="Songti SC"/>
+          <w:color w:val="000000"/>
+          <w:lang w:eastAsia="zh-CN"/>
+        </w:rPr>
+        <w:t>5.16</w:t>
+      </w:r>
+      <w:r>
+        <w:rPr>
+          <w:rFonts w:eastAsia="Songti SC"/>
+          <w:color w:val="000000"/>
+          <w:lang w:eastAsia="zh-CN"/>
+        </w:rPr>
+        <w:t>个百分点，</w:t>
+      </w:r>
+      <w:r>
+        <w:rPr>
+          <w:rFonts w:eastAsia="Songti SC"/>
+          <w:color w:val="000000"/>
+          <w:lang w:eastAsia="zh-CN"/>
+        </w:rPr>
+        <w:t>95%</w:t>
+      </w:r>
+      <w:r>
+        <w:rPr>
+          <w:rFonts w:eastAsia="Songti SC"/>
+          <w:color w:val="000000"/>
+          <w:lang w:eastAsia="zh-CN"/>
+        </w:rPr>
+        <w:t>置信区间为</w:t>
+      </w:r>
+      <w:r>
+        <w:rPr>
+          <w:rFonts w:eastAsia="Songti SC"/>
+          <w:color w:val="000000"/>
+          <w:lang w:eastAsia="zh-CN"/>
+        </w:rPr>
+        <w:t>[4.78, 5.55]</w:t>
+      </w:r>
+      <w:r>
+        <w:rPr>
+          <w:rFonts w:eastAsia="Songti SC"/>
+          <w:color w:val="000000"/>
+          <w:lang w:eastAsia="zh-CN"/>
+        </w:rPr>
+        <w:t>；内容表达中的领域距离为</w:t>
+      </w:r>
+      <w:r>
+        <w:rPr>
+          <w:rFonts w:eastAsia="Songti SC"/>
+          <w:color w:val="000000"/>
+          <w:lang w:eastAsia="zh-CN"/>
+        </w:rPr>
+        <w:t>15.29</w:t>
+      </w:r>
+      <w:r>
+        <w:rPr>
+          <w:rFonts w:eastAsia="Songti SC"/>
+          <w:color w:val="000000"/>
+          <w:lang w:eastAsia="zh-CN"/>
+        </w:rPr>
+        <w:t>个百分点，</w:t>
+      </w:r>
+      <w:r>
+        <w:rPr>
+          <w:rFonts w:eastAsia="Songti SC"/>
+          <w:color w:val="000000"/>
+          <w:lang w:eastAsia="zh-CN"/>
+        </w:rPr>
+        <w:t>95%</w:t>
+      </w:r>
+      <w:r>
+        <w:rPr>
+          <w:rFonts w:eastAsia="Songti SC"/>
+          <w:color w:val="000000"/>
+          <w:lang w:eastAsia="zh-CN"/>
+        </w:rPr>
+        <w:t>置信区间为</w:t>
+      </w:r>
+      <w:r>
+        <w:rPr>
+          <w:rFonts w:eastAsia="Songti SC"/>
+          <w:color w:val="000000"/>
+          <w:lang w:eastAsia="zh-CN"/>
+        </w:rPr>
+        <w:t>[15.04, 15.54]</w:t>
+      </w:r>
+      <w:r>
+        <w:rPr>
+          <w:rFonts w:eastAsia="Songti SC"/>
+          <w:color w:val="000000"/>
+          <w:lang w:eastAsia="zh-CN"/>
+        </w:rPr>
+        <w:t>。两项结果都显示，从公共事务领域转向明星文化领域时，男性账号相对于女性账号的参与位置发生显著变化。</w:t>
       </w:r>
     </w:p>
     <w:p>
@@ -4728,7 +7591,14 @@
                 <w:rFonts w:eastAsia="Songti SC"/>
                 <w:color w:val="000000"/>
               </w:rPr>
-              <w:t>M0（未调整模型）</w:t>
+              <w:t>M0</w:t>
+            </w:r>
+            <w:r>
+              <w:rPr>
+                <w:rFonts w:eastAsia="Songti SC"/>
+                <w:color w:val="000000"/>
+              </w:rPr>
+              <w:t>（未调整模型）</w:t>
             </w:r>
           </w:p>
         </w:tc>
@@ -4839,7 +7709,15 @@
                 <w:color w:val="000000"/>
                 <w:lang w:eastAsia="zh-CN"/>
               </w:rPr>
-              <w:t>M1（活跃度调整模型，主要模型）</w:t>
+              <w:t>M1</w:t>
+            </w:r>
+            <w:r>
+              <w:rPr>
+                <w:rFonts w:eastAsia="Songti SC"/>
+                <w:color w:val="000000"/>
+                <w:lang w:eastAsia="zh-CN"/>
+              </w:rPr>
+              <w:t>（活跃度调整模型，主要模型）</w:t>
             </w:r>
           </w:p>
         </w:tc>
@@ -4938,13 +7816,25 @@
               <w:keepLines/>
               <w:spacing w:before="120" w:after="240" w:line="252" w:lineRule="auto"/>
               <w:ind w:firstLine="0"/>
+              <w:rPr>
+                <w:lang w:eastAsia="zh-CN"/>
+              </w:rPr>
             </w:pPr>
             <w:r>
               <w:rPr>
                 <w:rFonts w:eastAsia="Songti SC"/>
                 <w:color w:val="000000"/>
+                <w:lang w:eastAsia="zh-CN"/>
               </w:rPr>
-              <w:t>M2（账号资料扩展模型）</w:t>
+              <w:t>M2</w:t>
+            </w:r>
+            <w:r>
+              <w:rPr>
+                <w:rFonts w:eastAsia="Songti SC"/>
+                <w:color w:val="000000"/>
+                <w:lang w:eastAsia="zh-CN"/>
+              </w:rPr>
+              <w:t>（账号资料扩展模型）</w:t>
             </w:r>
           </w:p>
         </w:tc>
@@ -5084,6 +7974,7 @@
         <w:rPr>
           <w:noProof/>
         </w:rPr>
+        <w:lastRenderedPageBreak/>
         <w:drawing>
           <wp:inline distT="0" distB="0" distL="0" distR="0" wp14:anchorId="5AC36A38" wp14:editId="15CED730">
             <wp:extent cx="5623560" cy="2519948"/>
@@ -5197,7 +8088,71 @@
           <w:color w:val="000000"/>
           <w:lang w:eastAsia="zh-CN"/>
         </w:rPr>
-        <w:t>核心信息消费指标回答账号是否跨过某一领域的最低参与门槛，来源转发占比则回答该领域在全部转发中占多大位置。控制账号使用频率后，男性账号的公共事务来源转发占全部转发的比例高0.27个百分点，明星文化来源转发占比的性别差异为0.002个百分点，置信区间跨越零。与此同时，公共事务和明星文化的内容表达比例分别相差9.75和-3.46个百分点。最低参与门槛、持续传播和内容表达分别刻画平台参与的不同层面。</w:t>
+        <w:t>核心信息消费指标回答账号是否跨过某一领域的最低参与门槛，来源转发占比则回答该领域在全部转发中占多大位置。控制账号使用频率后，男性账号的公共事务来源转发占全部转发的比例高</w:t>
+      </w:r>
+      <w:r>
+        <w:rPr>
+          <w:rFonts w:eastAsia="Songti SC"/>
+          <w:color w:val="000000"/>
+          <w:lang w:eastAsia="zh-CN"/>
+        </w:rPr>
+        <w:t>0.27</w:t>
+      </w:r>
+      <w:r>
+        <w:rPr>
+          <w:rFonts w:eastAsia="Songti SC"/>
+          <w:color w:val="000000"/>
+          <w:lang w:eastAsia="zh-CN"/>
+        </w:rPr>
+        <w:t>个百分点，明星文化来源转发占比的性别差异为</w:t>
+      </w:r>
+      <w:r>
+        <w:rPr>
+          <w:rFonts w:eastAsia="Songti SC"/>
+          <w:color w:val="000000"/>
+          <w:lang w:eastAsia="zh-CN"/>
+        </w:rPr>
+        <w:t>0.002</w:t>
+      </w:r>
+      <w:r>
+        <w:rPr>
+          <w:rFonts w:eastAsia="Songti SC"/>
+          <w:color w:val="000000"/>
+          <w:lang w:eastAsia="zh-CN"/>
+        </w:rPr>
+        <w:t>个百分点，置信区间跨越零。与此同时，公共事务和明星文化的内容表达比例分别相差</w:t>
+      </w:r>
+      <w:r>
+        <w:rPr>
+          <w:rFonts w:eastAsia="Songti SC"/>
+          <w:color w:val="000000"/>
+          <w:lang w:eastAsia="zh-CN"/>
+        </w:rPr>
+        <w:t>9.75</w:t>
+      </w:r>
+      <w:r>
+        <w:rPr>
+          <w:rFonts w:eastAsia="Songti SC"/>
+          <w:color w:val="000000"/>
+          <w:lang w:eastAsia="zh-CN"/>
+        </w:rPr>
+        <w:t>和</w:t>
+      </w:r>
+      <w:r>
+        <w:rPr>
+          <w:rFonts w:eastAsia="Songti SC"/>
+          <w:color w:val="000000"/>
+          <w:lang w:eastAsia="zh-CN"/>
+        </w:rPr>
+        <w:t>-3.46</w:t>
+      </w:r>
+      <w:r>
+        <w:rPr>
+          <w:rFonts w:eastAsia="Songti SC"/>
+          <w:color w:val="000000"/>
+          <w:lang w:eastAsia="zh-CN"/>
+        </w:rPr>
+        <w:t>个百分点。最低参与门槛、持续传播和内容表达分别刻画平台参与的不同层面。</w:t>
       </w:r>
     </w:p>
     <w:p>
@@ -5275,6 +8230,7 @@
         <w:rPr>
           <w:noProof/>
         </w:rPr>
+        <w:lastRenderedPageBreak/>
         <w:drawing>
           <wp:inline distT="0" distB="0" distL="0" distR="0" wp14:anchorId="3B22150B" wp14:editId="258E2136">
             <wp:extent cx="5623560" cy="2914217"/>
@@ -5371,7 +8327,6 @@
           <w:rFonts w:ascii="Times New Roman" w:eastAsia="Heiti SC" w:hAnsi="Times New Roman"/>
           <w:lang w:eastAsia="zh-CN"/>
         </w:rPr>
-        <w:lastRenderedPageBreak/>
         <w:t>（四）跨领域组合体现不同的参与路径</w:t>
       </w:r>
     </w:p>
@@ -5610,7 +8565,32 @@
           <w:color w:val="000000"/>
           <w:lang w:eastAsia="zh-CN"/>
         </w:rPr>
-        <w:t>图5说明，主要差异集中在账号通过信息消费参与哪一个领域。只参与公共事务的情况更偏向男性账号，只参与明星文化的情况更偏向女性账号，两类账号也都存在跨领域参与。内容表达比例的相关分析显示，控制账号使用频率后，男性账号的两个领域呈弱负相关，女性账号呈弱正相关。性别化的信息领域结构由多种参与组合共同构成。</w:t>
+        <w:t>图</w:t>
+      </w:r>
+      <w:r>
+        <w:rPr>
+          <w:rFonts w:eastAsia="Songti SC"/>
+          <w:color w:val="000000"/>
+          <w:lang w:eastAsia="zh-CN"/>
+        </w:rPr>
+        <w:t>5</w:t>
+      </w:r>
+      <w:r>
+        <w:rPr>
+          <w:rFonts w:eastAsia="Songti SC"/>
+          <w:color w:val="000000"/>
+          <w:lang w:eastAsia="zh-CN"/>
+        </w:rPr>
+        <w:t>说明，主要差异集中在账号通过信息消费参与哪一个领域。只参与公共事务的情况更偏向男性账号，只参与明星文化的情况更偏向女性账号，两类账号也都存在跨领域参与。内容表达比例</w:t>
+      </w:r>
+      <w:r>
+        <w:rPr>
+          <w:rFonts w:eastAsia="Songti SC"/>
+          <w:color w:val="000000"/>
+          <w:lang w:eastAsia="zh-CN"/>
+        </w:rPr>
+        <w:lastRenderedPageBreak/>
+        <w:t>的相关分析显示，控制账号使用频率后，男性账号的两个领域呈弱负相关，女性账号呈弱正相关。性别化的信息领域结构由多种参与组合共同构成。</w:t>
       </w:r>
     </w:p>
     <w:p>
@@ -5704,7 +8684,6 @@
         <w:rPr>
           <w:noProof/>
         </w:rPr>
-        <w:lastRenderedPageBreak/>
         <w:drawing>
           <wp:inline distT="0" distB="0" distL="0" distR="0" wp14:anchorId="447AA0CB" wp14:editId="2F776C41">
             <wp:extent cx="5623560" cy="3570719"/>
@@ -5785,7 +8764,183 @@
           <w:color w:val="000000"/>
           <w:lang w:eastAsia="zh-CN"/>
         </w:rPr>
-        <w:t>转发延迟采用用户级中位数，以平衡高频账号和长尾记录的影响。在720小时截断范围内，公共事务来源中男性账号和女性账号的用户级中位延迟分别为5.72和5.60小时，差异0.12小时，95%置信区间为[-0.20, 0.46]；明星文化来源中分别为5.10和3.80小时，男性账号慢1.31小时，95%置信区间为[0.90, 1.82]。转发延迟呈现已发生转发事件的时间结构。</w:t>
+        <w:t>转发延迟采用用户级中位数，以平衡高频账号和长尾记录的影响。在</w:t>
+      </w:r>
+      <w:r>
+        <w:rPr>
+          <w:rFonts w:eastAsia="Songti SC"/>
+          <w:color w:val="000000"/>
+          <w:lang w:eastAsia="zh-CN"/>
+        </w:rPr>
+        <w:t>720</w:t>
+      </w:r>
+      <w:r>
+        <w:rPr>
+          <w:rFonts w:eastAsia="Songti SC"/>
+          <w:color w:val="000000"/>
+          <w:lang w:eastAsia="zh-CN"/>
+        </w:rPr>
+        <w:t>小时截断范围内，公共事务来源中男性账号和女性账号的用户级中位延迟分别为</w:t>
+      </w:r>
+      <w:r>
+        <w:rPr>
+          <w:rFonts w:eastAsia="Songti SC"/>
+          <w:color w:val="000000"/>
+          <w:lang w:eastAsia="zh-CN"/>
+        </w:rPr>
+        <w:t>5.72</w:t>
+      </w:r>
+      <w:r>
+        <w:rPr>
+          <w:rFonts w:eastAsia="Songti SC"/>
+          <w:color w:val="000000"/>
+          <w:lang w:eastAsia="zh-CN"/>
+        </w:rPr>
+        <w:t>和</w:t>
+      </w:r>
+      <w:r>
+        <w:rPr>
+          <w:rFonts w:eastAsia="Songti SC"/>
+          <w:color w:val="000000"/>
+          <w:lang w:eastAsia="zh-CN"/>
+        </w:rPr>
+        <w:t>5.60</w:t>
+      </w:r>
+      <w:r>
+        <w:rPr>
+          <w:rFonts w:eastAsia="Songti SC"/>
+          <w:color w:val="000000"/>
+          <w:lang w:eastAsia="zh-CN"/>
+        </w:rPr>
+        <w:t>小时，差异</w:t>
+      </w:r>
+      <w:r>
+        <w:rPr>
+          <w:rFonts w:eastAsia="Songti SC"/>
+          <w:color w:val="000000"/>
+          <w:lang w:eastAsia="zh-CN"/>
+        </w:rPr>
+        <w:t>0.12</w:t>
+      </w:r>
+      <w:r>
+        <w:rPr>
+          <w:rFonts w:eastAsia="Songti SC"/>
+          <w:color w:val="000000"/>
+          <w:lang w:eastAsia="zh-CN"/>
+        </w:rPr>
+        <w:t>小时，</w:t>
+      </w:r>
+      <w:r>
+        <w:rPr>
+          <w:rFonts w:eastAsia="Songti SC"/>
+          <w:color w:val="000000"/>
+          <w:lang w:eastAsia="zh-CN"/>
+        </w:rPr>
+        <w:t>95%</w:t>
+      </w:r>
+      <w:r>
+        <w:rPr>
+          <w:rFonts w:eastAsia="Songti SC"/>
+          <w:color w:val="000000"/>
+          <w:lang w:eastAsia="zh-CN"/>
+        </w:rPr>
+        <w:t>置信区间为</w:t>
+      </w:r>
+      <w:r>
+        <w:rPr>
+          <w:rFonts w:eastAsia="Songti SC"/>
+          <w:color w:val="000000"/>
+          <w:lang w:eastAsia="zh-CN"/>
+        </w:rPr>
+        <w:t>[-0.20, 0.46]</w:t>
+      </w:r>
+      <w:r>
+        <w:rPr>
+          <w:rFonts w:eastAsia="Songti SC"/>
+          <w:color w:val="000000"/>
+          <w:lang w:eastAsia="zh-CN"/>
+        </w:rPr>
+        <w:t>；明星文化来源中分别为</w:t>
+      </w:r>
+      <w:r>
+        <w:rPr>
+          <w:rFonts w:eastAsia="Songti SC"/>
+          <w:color w:val="000000"/>
+          <w:lang w:eastAsia="zh-CN"/>
+        </w:rPr>
+        <w:t>5.10</w:t>
+      </w:r>
+      <w:r>
+        <w:rPr>
+          <w:rFonts w:eastAsia="Songti SC"/>
+          <w:color w:val="000000"/>
+          <w:lang w:eastAsia="zh-CN"/>
+        </w:rPr>
+        <w:t>和</w:t>
+      </w:r>
+      <w:r>
+        <w:rPr>
+          <w:rFonts w:eastAsia="Songti SC"/>
+          <w:color w:val="000000"/>
+          <w:lang w:eastAsia="zh-CN"/>
+        </w:rPr>
+        <w:t>3.80</w:t>
+      </w:r>
+      <w:r>
+        <w:rPr>
+          <w:rFonts w:eastAsia="Songti SC"/>
+          <w:color w:val="000000"/>
+          <w:lang w:eastAsia="zh-CN"/>
+        </w:rPr>
+        <w:t>小时，男性账号慢</w:t>
+      </w:r>
+      <w:r>
+        <w:rPr>
+          <w:rFonts w:eastAsia="Songti SC"/>
+          <w:color w:val="000000"/>
+          <w:lang w:eastAsia="zh-CN"/>
+        </w:rPr>
+        <w:t>1.31</w:t>
+      </w:r>
+      <w:r>
+        <w:rPr>
+          <w:rFonts w:eastAsia="Songti SC"/>
+          <w:color w:val="000000"/>
+          <w:lang w:eastAsia="zh-CN"/>
+        </w:rPr>
+        <w:t>小时，</w:t>
+      </w:r>
+      <w:r>
+        <w:rPr>
+          <w:rFonts w:eastAsia="Songti SC"/>
+          <w:color w:val="000000"/>
+          <w:lang w:eastAsia="zh-CN"/>
+        </w:rPr>
+        <w:t>95%</w:t>
+      </w:r>
+      <w:r>
+        <w:rPr>
+          <w:rFonts w:eastAsia="Songti SC"/>
+          <w:color w:val="000000"/>
+          <w:lang w:eastAsia="zh-CN"/>
+        </w:rPr>
+        <w:t>置信区间为</w:t>
+      </w:r>
+      <w:r>
+        <w:rPr>
+          <w:rFonts w:eastAsia="Songti SC"/>
+          <w:color w:val="000000"/>
+          <w:lang w:eastAsia="zh-CN"/>
+        </w:rPr>
+        <w:t>[0.90, 1.82]</w:t>
+      </w:r>
+      <w:r>
+        <w:rPr>
+          <w:rFonts w:eastAsia="Songti SC"/>
+          <w:color w:val="000000"/>
+          <w:lang w:eastAsia="zh-CN"/>
+        </w:rPr>
+        <w:t>。转发延迟呈现已发生转发事件的时间结构。</w:t>
       </w:r>
     </w:p>
     <w:p>
@@ -5834,7 +8989,144 @@
           <w:color w:val="000000"/>
           <w:lang w:eastAsia="zh-CN"/>
         </w:rPr>
-        <w:t>个人账号在本文中作为关键稳健性检验。按认证类型排除15,468个机构账号后，保留209,871个个人账号。控制账号使用频率后，个人账号中男性账号参与公共事务信息消费的概率高2.28个百分点，参与明星文化信息消费的概率低0.80个百分点；公共事务内容表达比例高3.93个百分点，明星文化内容表达比例低3.06个百分点。两种参与方式的领域距离分别为3.16和8.34个百分点。与全账号相比，个人账号中的公共事务差异明显缩小，显示机构账号强化了平台层面的公共事务分化；四项结果继续保持相同方向。</w:t>
+        <w:t>个人账号在本文中作为关键稳健性检验。按认证类型排除</w:t>
+      </w:r>
+      <w:r>
+        <w:rPr>
+          <w:rFonts w:eastAsia="Songti SC"/>
+          <w:color w:val="000000"/>
+          <w:lang w:eastAsia="zh-CN"/>
+        </w:rPr>
+        <w:t>15,468</w:t>
+      </w:r>
+      <w:r>
+        <w:rPr>
+          <w:rFonts w:eastAsia="Songti SC"/>
+          <w:color w:val="000000"/>
+          <w:lang w:eastAsia="zh-CN"/>
+        </w:rPr>
+        <w:t>个机构账号后，保留</w:t>
+      </w:r>
+      <w:r>
+        <w:rPr>
+          <w:rFonts w:eastAsia="Songti SC"/>
+          <w:color w:val="000000"/>
+          <w:lang w:eastAsia="zh-CN"/>
+        </w:rPr>
+        <w:t>209,871</w:t>
+      </w:r>
+      <w:r>
+        <w:rPr>
+          <w:rFonts w:eastAsia="Songti SC"/>
+          <w:color w:val="000000"/>
+          <w:lang w:eastAsia="zh-CN"/>
+        </w:rPr>
+        <w:t>个个人账号。控制账号使用频率后，个人账号中男性账号参与公共事务信息消费的概率高</w:t>
+      </w:r>
+      <w:r>
+        <w:rPr>
+          <w:rFonts w:eastAsia="Songti SC"/>
+          <w:color w:val="000000"/>
+          <w:lang w:eastAsia="zh-CN"/>
+        </w:rPr>
+        <w:t>2.28</w:t>
+      </w:r>
+      <w:r>
+        <w:rPr>
+          <w:rFonts w:eastAsia="Songti SC"/>
+          <w:color w:val="000000"/>
+          <w:lang w:eastAsia="zh-CN"/>
+        </w:rPr>
+        <w:t>个百分点，参与明星文化信息消费的概率低</w:t>
+      </w:r>
+      <w:r>
+        <w:rPr>
+          <w:rFonts w:eastAsia="Songti SC"/>
+          <w:color w:val="000000"/>
+          <w:lang w:eastAsia="zh-CN"/>
+        </w:rPr>
+        <w:t>0.80</w:t>
+      </w:r>
+      <w:r>
+        <w:rPr>
+          <w:rFonts w:eastAsia="Songti SC"/>
+          <w:color w:val="000000"/>
+          <w:lang w:eastAsia="zh-CN"/>
+        </w:rPr>
+        <w:t>个百分点；公共事务内容表达比例高</w:t>
+      </w:r>
+      <w:r>
+        <w:rPr>
+          <w:rFonts w:eastAsia="Songti SC"/>
+          <w:color w:val="000000"/>
+          <w:lang w:eastAsia="zh-CN"/>
+        </w:rPr>
+        <w:t>3.93</w:t>
+      </w:r>
+      <w:r>
+        <w:rPr>
+          <w:rFonts w:eastAsia="Songti SC"/>
+          <w:color w:val="000000"/>
+          <w:lang w:eastAsia="zh-CN"/>
+        </w:rPr>
+        <w:t>个百分点，明</w:t>
+      </w:r>
+      <w:r>
+        <w:rPr>
+          <w:rFonts w:eastAsia="Songti SC"/>
+          <w:color w:val="000000"/>
+          <w:lang w:eastAsia="zh-CN"/>
+        </w:rPr>
+        <w:lastRenderedPageBreak/>
+        <w:t>星文化内容表达比例低</w:t>
+      </w:r>
+      <w:r>
+        <w:rPr>
+          <w:rFonts w:eastAsia="Songti SC"/>
+          <w:color w:val="000000"/>
+          <w:lang w:eastAsia="zh-CN"/>
+        </w:rPr>
+        <w:t>3.06</w:t>
+      </w:r>
+      <w:r>
+        <w:rPr>
+          <w:rFonts w:eastAsia="Songti SC"/>
+          <w:color w:val="000000"/>
+          <w:lang w:eastAsia="zh-CN"/>
+        </w:rPr>
+        <w:t>个百分点。两种参与方式的领域距离分别为</w:t>
+      </w:r>
+      <w:r>
+        <w:rPr>
+          <w:rFonts w:eastAsia="Songti SC"/>
+          <w:color w:val="000000"/>
+          <w:lang w:eastAsia="zh-CN"/>
+        </w:rPr>
+        <w:t>3.16</w:t>
+      </w:r>
+      <w:r>
+        <w:rPr>
+          <w:rFonts w:eastAsia="Songti SC"/>
+          <w:color w:val="000000"/>
+          <w:lang w:eastAsia="zh-CN"/>
+        </w:rPr>
+        <w:t>和</w:t>
+      </w:r>
+      <w:r>
+        <w:rPr>
+          <w:rFonts w:eastAsia="Songti SC"/>
+          <w:color w:val="000000"/>
+          <w:lang w:eastAsia="zh-CN"/>
+        </w:rPr>
+        <w:t>8.34</w:t>
+      </w:r>
+      <w:r>
+        <w:rPr>
+          <w:rFonts w:eastAsia="Songti SC"/>
+          <w:color w:val="000000"/>
+          <w:lang w:eastAsia="zh-CN"/>
+        </w:rPr>
+        <w:t>个百分点。与全账号相比，个人账号中的公共事务差异明显缩小，显示机构账号强化了平台层面的公共事务分化；四项结果继续保持相同方向。</w:t>
       </w:r>
     </w:p>
     <w:p>
@@ -7825,13 +11117,138 @@
           <w:color w:val="000000"/>
           <w:lang w:eastAsia="zh-CN"/>
         </w:rPr>
-        <w:t>男女1∶1匹配后，各匹配变量的标准化均值差绝对值均小于0.016，样本活动结构接近平衡。匹配结果与全样本方向一致，表明两个领域相反的性别方向在男女等量且活动结构相近的样本中继续存在。</w:t>
+        <w:t>男女</w:t>
+      </w:r>
+      <w:r>
+        <w:rPr>
+          <w:rFonts w:eastAsia="Songti SC"/>
+          <w:color w:val="000000"/>
+          <w:lang w:eastAsia="zh-CN"/>
+        </w:rPr>
+        <w:t>1∶1</w:t>
+      </w:r>
+      <w:r>
+        <w:rPr>
+          <w:rFonts w:eastAsia="Songti SC"/>
+          <w:color w:val="000000"/>
+          <w:lang w:eastAsia="zh-CN"/>
+        </w:rPr>
+        <w:t>匹配后，各匹配变量的标准化均值差绝对值均小于</w:t>
+      </w:r>
+      <w:r>
+        <w:rPr>
+          <w:rFonts w:eastAsia="Songti SC"/>
+          <w:color w:val="000000"/>
+          <w:lang w:eastAsia="zh-CN"/>
+        </w:rPr>
+        <w:t>0.016</w:t>
+      </w:r>
+      <w:r>
+        <w:rPr>
+          <w:rFonts w:eastAsia="Songti SC"/>
+          <w:color w:val="000000"/>
+          <w:lang w:eastAsia="zh-CN"/>
+        </w:rPr>
+        <w:t>，样本活动结构接近平衡。匹配结果与全样本方向一致，表明两个领域相反的性别方向在男女等量且活动结构相近的样本中继续存在。</w:t>
       </w:r>
     </w:p>
     <w:p>
-      <w:pPr/>
-      <w:r>
-        <w:t>此外，本文从女性账号中重复200次抽取与男性账号等量的样本，四项结果在全部重复抽样中均保持主要模型的方向。排除总体活动量或日均发帖量位于合并样本99.9%分位数以上的疑似自动化或营销账号后，四项差异分别为3.61、-1.46、9.72和-3.44个百分点，与M1结果接近。</w:t>
+      <w:pPr>
+        <w:spacing w:before="120" w:after="240"/>
+        <w:rPr>
+          <w:lang w:eastAsia="zh-CN"/>
+        </w:rPr>
+      </w:pPr>
+      <w:r>
+        <w:rPr>
+          <w:lang w:eastAsia="zh-CN"/>
+        </w:rPr>
+        <w:lastRenderedPageBreak/>
+        <w:t>此外，本文从女性账号中重复</w:t>
+      </w:r>
+      <w:r>
+        <w:rPr>
+          <w:lang w:eastAsia="zh-CN"/>
+        </w:rPr>
+        <w:t>200</w:t>
+      </w:r>
+      <w:r>
+        <w:rPr>
+          <w:lang w:eastAsia="zh-CN"/>
+        </w:rPr>
+        <w:t>次抽取与男性账号等量的样本，四项结果在全部重复抽样中均保持主要模型的方向。排除总体活动量或日均发帖量位于合并样本</w:t>
+      </w:r>
+      <w:r>
+        <w:rPr>
+          <w:lang w:eastAsia="zh-CN"/>
+        </w:rPr>
+        <w:t>99.9%</w:t>
+      </w:r>
+      <w:r>
+        <w:rPr>
+          <w:lang w:eastAsia="zh-CN"/>
+        </w:rPr>
+        <w:t>分位数以上的疑似自动化或营销账号后，四项差异分别为</w:t>
+      </w:r>
+      <w:r>
+        <w:rPr>
+          <w:lang w:eastAsia="zh-CN"/>
+        </w:rPr>
+        <w:t>3.61</w:t>
+      </w:r>
+      <w:r>
+        <w:rPr>
+          <w:lang w:eastAsia="zh-CN"/>
+        </w:rPr>
+        <w:t>、</w:t>
+      </w:r>
+      <w:r>
+        <w:rPr>
+          <w:lang w:eastAsia="zh-CN"/>
+        </w:rPr>
+        <w:t>-1.46</w:t>
+      </w:r>
+      <w:r>
+        <w:rPr>
+          <w:lang w:eastAsia="zh-CN"/>
+        </w:rPr>
+        <w:t>、</w:t>
+      </w:r>
+      <w:r>
+        <w:rPr>
+          <w:lang w:eastAsia="zh-CN"/>
+        </w:rPr>
+        <w:t>9.72</w:t>
+      </w:r>
+      <w:r>
+        <w:rPr>
+          <w:lang w:eastAsia="zh-CN"/>
+        </w:rPr>
+        <w:t>和</w:t>
+      </w:r>
+      <w:r>
+        <w:rPr>
+          <w:lang w:eastAsia="zh-CN"/>
+        </w:rPr>
+        <w:t>-3.44</w:t>
+      </w:r>
+      <w:r>
+        <w:rPr>
+          <w:lang w:eastAsia="zh-CN"/>
+        </w:rPr>
+        <w:t>个百分点，与</w:t>
+      </w:r>
+      <w:r>
+        <w:rPr>
+          <w:lang w:eastAsia="zh-CN"/>
+        </w:rPr>
+        <w:t>M1</w:t>
+      </w:r>
+      <w:r>
+        <w:rPr>
+          <w:lang w:eastAsia="zh-CN"/>
+        </w:rPr>
+        <w:t>结果接近。</w:t>
       </w:r>
     </w:p>
     <w:p>
@@ -7864,7 +11281,199 @@
           <w:color w:val="000000"/>
           <w:lang w:eastAsia="zh-CN"/>
         </w:rPr>
-        <w:t>账号活动量呈现明显长尾。本文首先分别在合并样本的95%和99%分位数对发帖数、转发数、活跃天数和活跃月份进行上尾缩尾处理；随后按发帖数与转发数之和，分别删除活动量最高的1%和5%账号。四种处理下，公共事务信息消费的性别差异介于3.25至3.63个百分点，明星文化信息消费介于-1.50至-1.07个百分点，公共事务内容表达介于9.56至9.85个百分点，明星文化内容表达介于-3.46至-3.17个百分点。极端活跃账号会改变估计幅度，两个领域的性别方向保持一致。</w:t>
+        <w:t>账号活动量呈现明显长尾。本文首先分别在合并样本的</w:t>
+      </w:r>
+      <w:r>
+        <w:rPr>
+          <w:rFonts w:eastAsia="Songti SC"/>
+          <w:color w:val="000000"/>
+          <w:lang w:eastAsia="zh-CN"/>
+        </w:rPr>
+        <w:t>95%</w:t>
+      </w:r>
+      <w:r>
+        <w:rPr>
+          <w:rFonts w:eastAsia="Songti SC"/>
+          <w:color w:val="000000"/>
+          <w:lang w:eastAsia="zh-CN"/>
+        </w:rPr>
+        <w:t>和</w:t>
+      </w:r>
+      <w:r>
+        <w:rPr>
+          <w:rFonts w:eastAsia="Songti SC"/>
+          <w:color w:val="000000"/>
+          <w:lang w:eastAsia="zh-CN"/>
+        </w:rPr>
+        <w:t>99%</w:t>
+      </w:r>
+      <w:r>
+        <w:rPr>
+          <w:rFonts w:eastAsia="Songti SC"/>
+          <w:color w:val="000000"/>
+          <w:lang w:eastAsia="zh-CN"/>
+        </w:rPr>
+        <w:t>分位数对发帖数、转发数、活跃天数和活跃月份进行上尾缩尾处理；随后按发帖数与转发数之和，分别删除活动量最高的</w:t>
+      </w:r>
+      <w:r>
+        <w:rPr>
+          <w:rFonts w:eastAsia="Songti SC"/>
+          <w:color w:val="000000"/>
+          <w:lang w:eastAsia="zh-CN"/>
+        </w:rPr>
+        <w:t>1%</w:t>
+      </w:r>
+      <w:r>
+        <w:rPr>
+          <w:rFonts w:eastAsia="Songti SC"/>
+          <w:color w:val="000000"/>
+          <w:lang w:eastAsia="zh-CN"/>
+        </w:rPr>
+        <w:t>和</w:t>
+      </w:r>
+      <w:r>
+        <w:rPr>
+          <w:rFonts w:eastAsia="Songti SC"/>
+          <w:color w:val="000000"/>
+          <w:lang w:eastAsia="zh-CN"/>
+        </w:rPr>
+        <w:t>5%</w:t>
+      </w:r>
+      <w:r>
+        <w:rPr>
+          <w:rFonts w:eastAsia="Songti SC"/>
+          <w:color w:val="000000"/>
+          <w:lang w:eastAsia="zh-CN"/>
+        </w:rPr>
+        <w:t>账号。四种处理下，公共事务信息消费的性别差异介于</w:t>
+      </w:r>
+      <w:r>
+        <w:rPr>
+          <w:rFonts w:eastAsia="Songti SC"/>
+          <w:color w:val="000000"/>
+          <w:lang w:eastAsia="zh-CN"/>
+        </w:rPr>
+        <w:t>3.25</w:t>
+      </w:r>
+      <w:r>
+        <w:rPr>
+          <w:rFonts w:eastAsia="Songti SC"/>
+          <w:color w:val="000000"/>
+          <w:lang w:eastAsia="zh-CN"/>
+        </w:rPr>
+        <w:t>至</w:t>
+      </w:r>
+      <w:r>
+        <w:rPr>
+          <w:rFonts w:eastAsia="Songti SC"/>
+          <w:color w:val="000000"/>
+          <w:lang w:eastAsia="zh-CN"/>
+        </w:rPr>
+        <w:t>3.63</w:t>
+      </w:r>
+      <w:r>
+        <w:rPr>
+          <w:rFonts w:eastAsia="Songti SC"/>
+          <w:color w:val="000000"/>
+          <w:lang w:eastAsia="zh-CN"/>
+        </w:rPr>
+        <w:t>个百分点，明星文化信息消费介于</w:t>
+      </w:r>
+      <w:r>
+        <w:rPr>
+          <w:rFonts w:eastAsia="Songti SC"/>
+          <w:color w:val="000000"/>
+          <w:lang w:eastAsia="zh-CN"/>
+        </w:rPr>
+        <w:t>-1.50</w:t>
+      </w:r>
+      <w:r>
+        <w:rPr>
+          <w:rFonts w:eastAsia="Songti SC"/>
+          <w:color w:val="000000"/>
+          <w:lang w:eastAsia="zh-CN"/>
+        </w:rPr>
+        <w:t>至</w:t>
+      </w:r>
+      <w:r>
+        <w:rPr>
+          <w:rFonts w:eastAsia="Songti SC"/>
+          <w:color w:val="000000"/>
+          <w:lang w:eastAsia="zh-CN"/>
+        </w:rPr>
+        <w:t>-1.07</w:t>
+      </w:r>
+      <w:r>
+        <w:rPr>
+          <w:rFonts w:eastAsia="Songti SC"/>
+          <w:color w:val="000000"/>
+          <w:lang w:eastAsia="zh-CN"/>
+        </w:rPr>
+        <w:t>个百分点，公共事务内容表达介于</w:t>
+      </w:r>
+      <w:r>
+        <w:rPr>
+          <w:rFonts w:eastAsia="Songti SC"/>
+          <w:color w:val="000000"/>
+          <w:lang w:eastAsia="zh-CN"/>
+        </w:rPr>
+        <w:t>9.56</w:t>
+      </w:r>
+      <w:r>
+        <w:rPr>
+          <w:rFonts w:eastAsia="Songti SC"/>
+          <w:color w:val="000000"/>
+          <w:lang w:eastAsia="zh-CN"/>
+        </w:rPr>
+        <w:t>至</w:t>
+      </w:r>
+      <w:r>
+        <w:rPr>
+          <w:rFonts w:eastAsia="Songti SC"/>
+          <w:color w:val="000000"/>
+          <w:lang w:eastAsia="zh-CN"/>
+        </w:rPr>
+        <w:t>9.85</w:t>
+      </w:r>
+      <w:r>
+        <w:rPr>
+          <w:rFonts w:eastAsia="Songti SC"/>
+          <w:color w:val="000000"/>
+          <w:lang w:eastAsia="zh-CN"/>
+        </w:rPr>
+        <w:t>个百分点，明星文化内容表达介于</w:t>
+      </w:r>
+      <w:r>
+        <w:rPr>
+          <w:rFonts w:eastAsia="Songti SC"/>
+          <w:color w:val="000000"/>
+          <w:lang w:eastAsia="zh-CN"/>
+        </w:rPr>
+        <w:t>-3.46</w:t>
+      </w:r>
+      <w:r>
+        <w:rPr>
+          <w:rFonts w:eastAsia="Songti SC"/>
+          <w:color w:val="000000"/>
+          <w:lang w:eastAsia="zh-CN"/>
+        </w:rPr>
+        <w:t>至</w:t>
+      </w:r>
+      <w:r>
+        <w:rPr>
+          <w:rFonts w:eastAsia="Songti SC"/>
+          <w:color w:val="000000"/>
+          <w:lang w:eastAsia="zh-CN"/>
+        </w:rPr>
+        <w:t>-3.17</w:t>
+      </w:r>
+      <w:r>
+        <w:rPr>
+          <w:rFonts w:eastAsia="Songti SC"/>
+          <w:color w:val="000000"/>
+          <w:lang w:eastAsia="zh-CN"/>
+        </w:rPr>
+        <w:t>个百分点。极端活跃账号会改变估计幅度，两个领域的性别方向保持一致。</w:t>
       </w:r>
     </w:p>
     <w:p>
@@ -7897,7 +11506,183 @@
           <w:color w:val="000000"/>
           <w:lang w:eastAsia="zh-CN"/>
         </w:rPr>
-        <w:t>观察时间检验分别使用上半年和下半年数据重建指标，根据预设的月度活动量规则排除9月，并将样本限制为至少活跃3个月或6个月的账号。在这些设定下，公共事务信息消费的性别差异介于2.33至3.84个百分点，明星文化信息消费介于-1.66至-0.98个百分点，公共事务内容表达介于9.71至10.17个百分点，明星文化内容表达介于-3.65至-3.42个百分点。逐月排除检验同样显示，公共事务信息消费始终为男性账号更高，明星文化信息消费始终为女性账号更高。</w:t>
+        <w:t>观察时间检验分别使用上半年和下半年数据重建指标，根据预设的月度活动量规则排除</w:t>
+      </w:r>
+      <w:r>
+        <w:rPr>
+          <w:rFonts w:eastAsia="Songti SC"/>
+          <w:color w:val="000000"/>
+          <w:lang w:eastAsia="zh-CN"/>
+        </w:rPr>
+        <w:t>9</w:t>
+      </w:r>
+      <w:r>
+        <w:rPr>
+          <w:rFonts w:eastAsia="Songti SC"/>
+          <w:color w:val="000000"/>
+          <w:lang w:eastAsia="zh-CN"/>
+        </w:rPr>
+        <w:t>月，并将样本限制为至少活跃</w:t>
+      </w:r>
+      <w:r>
+        <w:rPr>
+          <w:rFonts w:eastAsia="Songti SC"/>
+          <w:color w:val="000000"/>
+          <w:lang w:eastAsia="zh-CN"/>
+        </w:rPr>
+        <w:t>3</w:t>
+      </w:r>
+      <w:r>
+        <w:rPr>
+          <w:rFonts w:eastAsia="Songti SC"/>
+          <w:color w:val="000000"/>
+          <w:lang w:eastAsia="zh-CN"/>
+        </w:rPr>
+        <w:t>个月或</w:t>
+      </w:r>
+      <w:r>
+        <w:rPr>
+          <w:rFonts w:eastAsia="Songti SC"/>
+          <w:color w:val="000000"/>
+          <w:lang w:eastAsia="zh-CN"/>
+        </w:rPr>
+        <w:t>6</w:t>
+      </w:r>
+      <w:r>
+        <w:rPr>
+          <w:rFonts w:eastAsia="Songti SC"/>
+          <w:color w:val="000000"/>
+          <w:lang w:eastAsia="zh-CN"/>
+        </w:rPr>
+        <w:t>个月的账号。在这些设定下，公共事务信息消费的性别差异介于</w:t>
+      </w:r>
+      <w:r>
+        <w:rPr>
+          <w:rFonts w:eastAsia="Songti SC"/>
+          <w:color w:val="000000"/>
+          <w:lang w:eastAsia="zh-CN"/>
+        </w:rPr>
+        <w:t>2.33</w:t>
+      </w:r>
+      <w:r>
+        <w:rPr>
+          <w:rFonts w:eastAsia="Songti SC"/>
+          <w:color w:val="000000"/>
+          <w:lang w:eastAsia="zh-CN"/>
+        </w:rPr>
+        <w:t>至</w:t>
+      </w:r>
+      <w:r>
+        <w:rPr>
+          <w:rFonts w:eastAsia="Songti SC"/>
+          <w:color w:val="000000"/>
+          <w:lang w:eastAsia="zh-CN"/>
+        </w:rPr>
+        <w:t>3.84</w:t>
+      </w:r>
+      <w:r>
+        <w:rPr>
+          <w:rFonts w:eastAsia="Songti SC"/>
+          <w:color w:val="000000"/>
+          <w:lang w:eastAsia="zh-CN"/>
+        </w:rPr>
+        <w:t>个百分点，明星文化信息消费介于</w:t>
+      </w:r>
+      <w:r>
+        <w:rPr>
+          <w:rFonts w:eastAsia="Songti SC"/>
+          <w:color w:val="000000"/>
+          <w:lang w:eastAsia="zh-CN"/>
+        </w:rPr>
+        <w:t>-1.66</w:t>
+      </w:r>
+      <w:r>
+        <w:rPr>
+          <w:rFonts w:eastAsia="Songti SC"/>
+          <w:color w:val="000000"/>
+          <w:lang w:eastAsia="zh-CN"/>
+        </w:rPr>
+        <w:t>至</w:t>
+      </w:r>
+      <w:r>
+        <w:rPr>
+          <w:rFonts w:eastAsia="Songti SC"/>
+          <w:color w:val="000000"/>
+          <w:lang w:eastAsia="zh-CN"/>
+        </w:rPr>
+        <w:t>-0.98</w:t>
+      </w:r>
+      <w:r>
+        <w:rPr>
+          <w:rFonts w:eastAsia="Songti SC"/>
+          <w:color w:val="000000"/>
+          <w:lang w:eastAsia="zh-CN"/>
+        </w:rPr>
+        <w:t>个百分点，公共事务内容表达介于</w:t>
+      </w:r>
+      <w:r>
+        <w:rPr>
+          <w:rFonts w:eastAsia="Songti SC"/>
+          <w:color w:val="000000"/>
+          <w:lang w:eastAsia="zh-CN"/>
+        </w:rPr>
+        <w:t>9.71</w:t>
+      </w:r>
+      <w:r>
+        <w:rPr>
+          <w:rFonts w:eastAsia="Songti SC"/>
+          <w:color w:val="000000"/>
+          <w:lang w:eastAsia="zh-CN"/>
+        </w:rPr>
+        <w:t>至</w:t>
+      </w:r>
+      <w:r>
+        <w:rPr>
+          <w:rFonts w:eastAsia="Songti SC"/>
+          <w:color w:val="000000"/>
+          <w:lang w:eastAsia="zh-CN"/>
+        </w:rPr>
+        <w:t>10.17</w:t>
+      </w:r>
+      <w:r>
+        <w:rPr>
+          <w:rFonts w:eastAsia="Songti SC"/>
+          <w:color w:val="000000"/>
+          <w:lang w:eastAsia="zh-CN"/>
+        </w:rPr>
+        <w:t>个百分点，明星文化内容表达介于</w:t>
+      </w:r>
+      <w:r>
+        <w:rPr>
+          <w:rFonts w:eastAsia="Songti SC"/>
+          <w:color w:val="000000"/>
+          <w:lang w:eastAsia="zh-CN"/>
+        </w:rPr>
+        <w:t>-3.65</w:t>
+      </w:r>
+      <w:r>
+        <w:rPr>
+          <w:rFonts w:eastAsia="Songti SC"/>
+          <w:color w:val="000000"/>
+          <w:lang w:eastAsia="zh-CN"/>
+        </w:rPr>
+        <w:t>至</w:t>
+      </w:r>
+      <w:r>
+        <w:rPr>
+          <w:rFonts w:eastAsia="Songti SC"/>
+          <w:color w:val="000000"/>
+          <w:lang w:eastAsia="zh-CN"/>
+        </w:rPr>
+        <w:t>-3.42</w:t>
+      </w:r>
+      <w:r>
+        <w:rPr>
+          <w:rFonts w:eastAsia="Songti SC"/>
+          <w:color w:val="000000"/>
+          <w:lang w:eastAsia="zh-CN"/>
+        </w:rPr>
+        <w:t>个百分点。逐月排除检验同样显示，公共事务信息消费始终为男性账号更高，明星文化信息消费始终为女性账号更高。</w:t>
       </w:r>
     </w:p>
     <w:p>
@@ -7930,7 +11715,87 @@
           <w:color w:val="000000"/>
           <w:lang w:eastAsia="zh-CN"/>
         </w:rPr>
-        <w:t>信息消费的主要指标以全体同性别账号为分母。将样本改为观察期内至少发生过一次转发的账号后，公共事务与明星文化信息消费的性别差异分别为3.74和-1.57个百分点，与M1的3.59和-1.50个百分点接近。</w:t>
+        <w:t>信息消费的主要指标以全体同性别账号为分母。将样本改为观察期内至少发生过一次转发的账号后，公共事务与明星文化信息消费的性别差异分别为</w:t>
+      </w:r>
+      <w:r>
+        <w:rPr>
+          <w:rFonts w:eastAsia="Songti SC"/>
+          <w:color w:val="000000"/>
+          <w:lang w:eastAsia="zh-CN"/>
+        </w:rPr>
+        <w:t>3.74</w:t>
+      </w:r>
+      <w:r>
+        <w:rPr>
+          <w:rFonts w:eastAsia="Songti SC"/>
+          <w:color w:val="000000"/>
+          <w:lang w:eastAsia="zh-CN"/>
+        </w:rPr>
+        <w:t>和</w:t>
+      </w:r>
+      <w:r>
+        <w:rPr>
+          <w:rFonts w:eastAsia="Songti SC"/>
+          <w:color w:val="000000"/>
+          <w:lang w:eastAsia="zh-CN"/>
+        </w:rPr>
+        <w:t>-1.57</w:t>
+      </w:r>
+      <w:r>
+        <w:rPr>
+          <w:rFonts w:eastAsia="Songti SC"/>
+          <w:color w:val="000000"/>
+          <w:lang w:eastAsia="zh-CN"/>
+        </w:rPr>
+        <w:t>个百分点，与</w:t>
+      </w:r>
+      <w:r>
+        <w:rPr>
+          <w:rFonts w:eastAsia="Songti SC"/>
+          <w:color w:val="000000"/>
+          <w:lang w:eastAsia="zh-CN"/>
+        </w:rPr>
+        <w:t>M1</w:t>
+      </w:r>
+      <w:r>
+        <w:rPr>
+          <w:rFonts w:eastAsia="Songti SC"/>
+          <w:color w:val="000000"/>
+          <w:lang w:eastAsia="zh-CN"/>
+        </w:rPr>
+        <w:t>的</w:t>
+      </w:r>
+      <w:r>
+        <w:rPr>
+          <w:rFonts w:eastAsia="Songti SC"/>
+          <w:color w:val="000000"/>
+          <w:lang w:eastAsia="zh-CN"/>
+        </w:rPr>
+        <w:t>3.59</w:t>
+      </w:r>
+      <w:r>
+        <w:rPr>
+          <w:rFonts w:eastAsia="Songti SC"/>
+          <w:color w:val="000000"/>
+          <w:lang w:eastAsia="zh-CN"/>
+        </w:rPr>
+        <w:t>和</w:t>
+      </w:r>
+      <w:r>
+        <w:rPr>
+          <w:rFonts w:eastAsia="Songti SC"/>
+          <w:color w:val="000000"/>
+          <w:lang w:eastAsia="zh-CN"/>
+        </w:rPr>
+        <w:t>-1.50</w:t>
+      </w:r>
+      <w:r>
+        <w:rPr>
+          <w:rFonts w:eastAsia="Songti SC"/>
+          <w:color w:val="000000"/>
+          <w:lang w:eastAsia="zh-CN"/>
+        </w:rPr>
+        <w:t>个百分点接近。</w:t>
       </w:r>
     </w:p>
     <w:p>
@@ -7950,14 +11815,98 @@
       </w:r>
     </w:p>
     <w:p>
-      <w:pPr/>
-      <w:r>
-        <w:t>内容表达检验从分母、计量单位和帖子类型三个方面重新构造指标。将分母改为全部帖子，或分别使用命中字符占有效字符的比例、词条命中次数占有效字符的比例，两类领域仍呈现公共事务中男性账号更高、明星文化中女性账号更高的方向。仅使用原创文字帖时，两项差异分别为11.05和-4.85个百分点；纳入所有含文字的帖子时，两项差异分别为7.35和-2.93个百分点。仅使用没有新增文字的纯转发帖时，两项差异均接近零，表明性别化的内容差异集中于账号实际写下的文字。不同测量口径的完整结果见附录图R1至R3。</w:t>
+      <w:pPr>
+        <w:spacing w:before="120" w:after="240"/>
+        <w:rPr>
+          <w:lang w:eastAsia="zh-CN"/>
+        </w:rPr>
+      </w:pPr>
+      <w:r>
+        <w:rPr>
+          <w:lang w:eastAsia="zh-CN"/>
+        </w:rPr>
+        <w:t>内容表达检验从分母、计量单位和帖子类型三个方面重新构造指标。将分母改为全部帖子，或分别使用命中字符占有效字符的比例、词条命中次数占有效字符的比例，两类领域仍呈现公共事务中男性账号更高、明星文化中女性账号更高的方向。仅使用原创文字帖时，两项差异分别为</w:t>
+      </w:r>
+      <w:r>
+        <w:rPr>
+          <w:lang w:eastAsia="zh-CN"/>
+        </w:rPr>
+        <w:t>11.05</w:t>
+      </w:r>
+      <w:r>
+        <w:rPr>
+          <w:lang w:eastAsia="zh-CN"/>
+        </w:rPr>
+        <w:t>和</w:t>
+      </w:r>
+      <w:r>
+        <w:rPr>
+          <w:lang w:eastAsia="zh-CN"/>
+        </w:rPr>
+        <w:t>-4.85</w:t>
+      </w:r>
+      <w:r>
+        <w:rPr>
+          <w:lang w:eastAsia="zh-CN"/>
+        </w:rPr>
+        <w:t>个百分点；纳入所有含文字的帖子时，两项差异分别为</w:t>
+      </w:r>
+      <w:r>
+        <w:rPr>
+          <w:lang w:eastAsia="zh-CN"/>
+        </w:rPr>
+        <w:t>7.35</w:t>
+      </w:r>
+      <w:r>
+        <w:rPr>
+          <w:lang w:eastAsia="zh-CN"/>
+        </w:rPr>
+        <w:t>和</w:t>
+      </w:r>
+      <w:r>
+        <w:rPr>
+          <w:lang w:eastAsia="zh-CN"/>
+        </w:rPr>
+        <w:t>-2.93</w:t>
+      </w:r>
+      <w:r>
+        <w:rPr>
+          <w:lang w:eastAsia="zh-CN"/>
+        </w:rPr>
+        <w:t>个百分点。仅使用没有新增文字的纯转发帖时，两项差异均接近零，表明性别化的内容差异集中于账号实际写下的文字。不同测量口径的完整结果见附录图</w:t>
+      </w:r>
+      <w:r>
+        <w:rPr>
+          <w:lang w:eastAsia="zh-CN"/>
+        </w:rPr>
+        <w:t>R1</w:t>
+      </w:r>
+      <w:r>
+        <w:rPr>
+          <w:lang w:eastAsia="zh-CN"/>
+        </w:rPr>
+        <w:t>至</w:t>
+      </w:r>
+      <w:r>
+        <w:rPr>
+          <w:lang w:eastAsia="zh-CN"/>
+        </w:rPr>
+        <w:t>R3</w:t>
+      </w:r>
+      <w:r>
+        <w:rPr>
+          <w:lang w:eastAsia="zh-CN"/>
+        </w:rPr>
+        <w:t>。</w:t>
       </w:r>
     </w:p>
     <w:p>
       <w:pPr>
         <w:pStyle w:val="21"/>
+        <w:spacing w:before="120" w:after="240"/>
+        <w:rPr>
+          <w:lang w:eastAsia="zh-CN"/>
+        </w:rPr>
       </w:pPr>
       <w:r>
         <w:rPr>
@@ -7968,32 +11917,345 @@
       </w:r>
     </w:p>
     <w:p>
-      <w:pPr/>
-      <w:r>
-        <w:t>信息消费指标所使用的公共事务来源高度集中。在47个活跃公共事务来源中，第一大来源贡献全部相关转发的33.1%，前5个贡献88.4%，前10个贡献97.6%；明星文化的216个活跃来源相对分散，第一大来源、前5个和前10个分别贡献15.7%、47.5%和66.2%。来源账号检验包括逐一删除每个活跃来源、依次排除转发贡献最高的1个、5个和10个来源、只保留核心全国性媒体、按演艺身份关键词逐类删除明星账号，以及对来源集合进行200次重抽样。所有确定性删减设定均保持M1的领域方向；200次来源重抽样中，公共事务信息消费全部保持男性账号更高，明星文化信息消费有198次保持女性账号更高。来源构成会影响差异幅度，但相反的领域方向在绝大多数来源组合中继续出现。详细分布见附录图R6。</w:t>
+      <w:pPr>
+        <w:spacing w:before="120" w:after="240"/>
+        <w:rPr>
+          <w:lang w:eastAsia="zh-CN"/>
+        </w:rPr>
+      </w:pPr>
+      <w:r>
+        <w:rPr>
+          <w:lang w:eastAsia="zh-CN"/>
+        </w:rPr>
+        <w:t>信息消费指标所使用的公共事务来源高度集中。在</w:t>
+      </w:r>
+      <w:r>
+        <w:rPr>
+          <w:lang w:eastAsia="zh-CN"/>
+        </w:rPr>
+        <w:t>47</w:t>
+      </w:r>
+      <w:r>
+        <w:rPr>
+          <w:lang w:eastAsia="zh-CN"/>
+        </w:rPr>
+        <w:t>个活跃公共事务来源中，第一大来源贡献全部相关转发的</w:t>
+      </w:r>
+      <w:r>
+        <w:rPr>
+          <w:lang w:eastAsia="zh-CN"/>
+        </w:rPr>
+        <w:t>33.1%</w:t>
+      </w:r>
+      <w:r>
+        <w:rPr>
+          <w:lang w:eastAsia="zh-CN"/>
+        </w:rPr>
+        <w:t>，前</w:t>
+      </w:r>
+      <w:r>
+        <w:rPr>
+          <w:lang w:eastAsia="zh-CN"/>
+        </w:rPr>
+        <w:t>5</w:t>
+      </w:r>
+      <w:r>
+        <w:rPr>
+          <w:lang w:eastAsia="zh-CN"/>
+        </w:rPr>
+        <w:t>个贡献</w:t>
+      </w:r>
+      <w:r>
+        <w:rPr>
+          <w:lang w:eastAsia="zh-CN"/>
+        </w:rPr>
+        <w:t>88.4%</w:t>
+      </w:r>
+      <w:r>
+        <w:rPr>
+          <w:lang w:eastAsia="zh-CN"/>
+        </w:rPr>
+        <w:t>，前</w:t>
+      </w:r>
+      <w:r>
+        <w:rPr>
+          <w:lang w:eastAsia="zh-CN"/>
+        </w:rPr>
+        <w:t>10</w:t>
+      </w:r>
+      <w:r>
+        <w:rPr>
+          <w:lang w:eastAsia="zh-CN"/>
+        </w:rPr>
+        <w:t>个贡献</w:t>
+      </w:r>
+      <w:r>
+        <w:rPr>
+          <w:lang w:eastAsia="zh-CN"/>
+        </w:rPr>
+        <w:t>97.6%</w:t>
+      </w:r>
+      <w:r>
+        <w:rPr>
+          <w:lang w:eastAsia="zh-CN"/>
+        </w:rPr>
+        <w:t>；明星文化的</w:t>
+      </w:r>
+      <w:r>
+        <w:rPr>
+          <w:lang w:eastAsia="zh-CN"/>
+        </w:rPr>
+        <w:t>216</w:t>
+      </w:r>
+      <w:r>
+        <w:rPr>
+          <w:lang w:eastAsia="zh-CN"/>
+        </w:rPr>
+        <w:t>个活跃来源相对分散，第一大来源、前</w:t>
+      </w:r>
+      <w:r>
+        <w:rPr>
+          <w:lang w:eastAsia="zh-CN"/>
+        </w:rPr>
+        <w:t>5</w:t>
+      </w:r>
+      <w:r>
+        <w:rPr>
+          <w:lang w:eastAsia="zh-CN"/>
+        </w:rPr>
+        <w:t>个和前</w:t>
+      </w:r>
+      <w:r>
+        <w:rPr>
+          <w:lang w:eastAsia="zh-CN"/>
+        </w:rPr>
+        <w:t>10</w:t>
+      </w:r>
+      <w:r>
+        <w:rPr>
+          <w:lang w:eastAsia="zh-CN"/>
+        </w:rPr>
+        <w:t>个分别贡献</w:t>
+      </w:r>
+      <w:r>
+        <w:rPr>
+          <w:lang w:eastAsia="zh-CN"/>
+        </w:rPr>
+        <w:t>15.7%</w:t>
+      </w:r>
+      <w:r>
+        <w:rPr>
+          <w:lang w:eastAsia="zh-CN"/>
+        </w:rPr>
+        <w:t>、</w:t>
+      </w:r>
+      <w:r>
+        <w:rPr>
+          <w:lang w:eastAsia="zh-CN"/>
+        </w:rPr>
+        <w:t>47.5%</w:t>
+      </w:r>
+      <w:r>
+        <w:rPr>
+          <w:lang w:eastAsia="zh-CN"/>
+        </w:rPr>
+        <w:t>和</w:t>
+      </w:r>
+      <w:r>
+        <w:rPr>
+          <w:lang w:eastAsia="zh-CN"/>
+        </w:rPr>
+        <w:t>66.2%</w:t>
+      </w:r>
+      <w:r>
+        <w:rPr>
+          <w:lang w:eastAsia="zh-CN"/>
+        </w:rPr>
+        <w:t>。来源账号检验包括逐一删除每个活跃来源、依次排除转发贡献最高的</w:t>
+      </w:r>
+      <w:r>
+        <w:rPr>
+          <w:lang w:eastAsia="zh-CN"/>
+        </w:rPr>
+        <w:t>1</w:t>
+      </w:r>
+      <w:r>
+        <w:rPr>
+          <w:lang w:eastAsia="zh-CN"/>
+        </w:rPr>
+        <w:t>个、</w:t>
+      </w:r>
+      <w:r>
+        <w:rPr>
+          <w:lang w:eastAsia="zh-CN"/>
+        </w:rPr>
+        <w:t>5</w:t>
+      </w:r>
+      <w:r>
+        <w:rPr>
+          <w:lang w:eastAsia="zh-CN"/>
+        </w:rPr>
+        <w:t>个和</w:t>
+      </w:r>
+      <w:r>
+        <w:rPr>
+          <w:lang w:eastAsia="zh-CN"/>
+        </w:rPr>
+        <w:t>10</w:t>
+      </w:r>
+      <w:r>
+        <w:rPr>
+          <w:lang w:eastAsia="zh-CN"/>
+        </w:rPr>
+        <w:t>个来源、只保留核心全国性媒体、按演艺身份关键词逐类删除明星账号，以及对来源集合进行</w:t>
+      </w:r>
+      <w:r>
+        <w:rPr>
+          <w:lang w:eastAsia="zh-CN"/>
+        </w:rPr>
+        <w:t>200</w:t>
+      </w:r>
+      <w:r>
+        <w:rPr>
+          <w:lang w:eastAsia="zh-CN"/>
+        </w:rPr>
+        <w:t>次重抽样。所有确定性删减设定均保持</w:t>
+      </w:r>
+      <w:r>
+        <w:rPr>
+          <w:lang w:eastAsia="zh-CN"/>
+        </w:rPr>
+        <w:t>M1</w:t>
+      </w:r>
+      <w:r>
+        <w:rPr>
+          <w:lang w:eastAsia="zh-CN"/>
+        </w:rPr>
+        <w:t>的领域方向；</w:t>
+      </w:r>
+      <w:r>
+        <w:rPr>
+          <w:lang w:eastAsia="zh-CN"/>
+        </w:rPr>
+        <w:t>200</w:t>
+      </w:r>
+      <w:r>
+        <w:rPr>
+          <w:lang w:eastAsia="zh-CN"/>
+        </w:rPr>
+        <w:t>次来源重抽样中，公共事务信息消费全部保持男性账号更高，明星文化信息消费有</w:t>
+      </w:r>
+      <w:r>
+        <w:rPr>
+          <w:lang w:eastAsia="zh-CN"/>
+        </w:rPr>
+        <w:t>198</w:t>
+      </w:r>
+      <w:r>
+        <w:rPr>
+          <w:lang w:eastAsia="zh-CN"/>
+        </w:rPr>
+        <w:t>次保持女性账号更高。来源构成会影响差异幅度，但相反的领域方向在绝大多数来源组合中继续出现。详细分布见附录图</w:t>
+      </w:r>
+      <w:r>
+        <w:rPr>
+          <w:lang w:eastAsia="zh-CN"/>
+        </w:rPr>
+        <w:t>R6</w:t>
+      </w:r>
+      <w:r>
+        <w:rPr>
+          <w:lang w:eastAsia="zh-CN"/>
+        </w:rPr>
+        <w:t>。</w:t>
       </w:r>
     </w:p>
     <w:p>
       <w:pPr>
         <w:pStyle w:val="21"/>
+        <w:spacing w:before="120" w:after="240"/>
+        <w:rPr>
+          <w:lang w:eastAsia="zh-CN"/>
+        </w:rPr>
       </w:pPr>
       <w:r>
         <w:rPr>
           <w:rFonts w:ascii="Times New Roman" w:eastAsia="Heiti SC" w:hAnsi="Times New Roman"/>
           <w:lang w:eastAsia="zh-CN"/>
         </w:rPr>
+        <w:lastRenderedPageBreak/>
         <w:t>（七）内容词表检验</w:t>
       </w:r>
     </w:p>
     <w:p>
-      <w:pPr/>
-      <w:r>
-        <w:t>词表检验每次随机保留80%的公共事务词条和明星姓名，重复200次，并分别检验删除嵌套词条和删除少于3个字的短词条。全部词表设定都保持公共事务内容中的男性优势和明星文化内容中的女性优势。附录图R5显示，词表重抽样会改变估计幅度，主要方向由较广泛的词条集合共同形成。</w:t>
+      <w:pPr>
+        <w:spacing w:before="120" w:after="240"/>
+        <w:rPr>
+          <w:lang w:eastAsia="zh-CN"/>
+        </w:rPr>
+      </w:pPr>
+      <w:r>
+        <w:rPr>
+          <w:lang w:eastAsia="zh-CN"/>
+        </w:rPr>
+        <w:t>词表检验每次随机保留</w:t>
+      </w:r>
+      <w:r>
+        <w:rPr>
+          <w:lang w:eastAsia="zh-CN"/>
+        </w:rPr>
+        <w:t>80%</w:t>
+      </w:r>
+      <w:r>
+        <w:rPr>
+          <w:lang w:eastAsia="zh-CN"/>
+        </w:rPr>
+        <w:t>的公共事务词条和明星姓名，重复</w:t>
+      </w:r>
+      <w:r>
+        <w:rPr>
+          <w:lang w:eastAsia="zh-CN"/>
+        </w:rPr>
+        <w:t>200</w:t>
+      </w:r>
+      <w:r>
+        <w:rPr>
+          <w:lang w:eastAsia="zh-CN"/>
+        </w:rPr>
+        <w:t>次，并分别检验删除嵌套词条和删除少于</w:t>
+      </w:r>
+      <w:r>
+        <w:rPr>
+          <w:lang w:eastAsia="zh-CN"/>
+        </w:rPr>
+        <w:t>3</w:t>
+      </w:r>
+      <w:r>
+        <w:rPr>
+          <w:lang w:eastAsia="zh-CN"/>
+        </w:rPr>
+        <w:t>个字的短词条。全部词表设定都保持公共事务内容中的男性优势和明星文化内容中的女性优势。附录图</w:t>
+      </w:r>
+      <w:r>
+        <w:rPr>
+          <w:lang w:eastAsia="zh-CN"/>
+        </w:rPr>
+        <w:t>R5</w:t>
+      </w:r>
+      <w:r>
+        <w:rPr>
+          <w:lang w:eastAsia="zh-CN"/>
+        </w:rPr>
+        <w:t>显示，词表重抽样会改变估计幅度，主要方向由较广泛的词条集合共同形成。</w:t>
       </w:r>
     </w:p>
     <w:p>
       <w:pPr>
         <w:pStyle w:val="21"/>
+        <w:spacing w:before="120" w:after="240"/>
+        <w:rPr>
+          <w:lang w:eastAsia="zh-CN"/>
+        </w:rPr>
       </w:pPr>
       <w:r>
         <w:rPr>
@@ -8004,9 +12266,53 @@
       </w:r>
     </w:p>
     <w:p>
-      <w:pPr/>
-      <w:r>
-        <w:t>对次级分析进行Benjamini-Hochberg错误发现率校正后，主要结果及大多数次级结果仍达到0.05标准。多重检验校正没有改变两个领域中性别差异的基本方向，相关结果见附录图R7。</w:t>
+      <w:pPr>
+        <w:spacing w:before="120" w:after="240"/>
+        <w:rPr>
+          <w:lang w:eastAsia="zh-CN"/>
+        </w:rPr>
+      </w:pPr>
+      <w:r>
+        <w:rPr>
+          <w:lang w:eastAsia="zh-CN"/>
+        </w:rPr>
+        <w:t>对次级分析进行</w:t>
+      </w:r>
+      <w:r>
+        <w:rPr>
+          <w:lang w:eastAsia="zh-CN"/>
+        </w:rPr>
+        <w:t>Benjamini-Hochberg</w:t>
+      </w:r>
+      <w:r>
+        <w:rPr>
+          <w:lang w:eastAsia="zh-CN"/>
+        </w:rPr>
+        <w:t>错误发现率校正后，主要结果及大多数次级结果仍达到</w:t>
+      </w:r>
+      <w:r>
+        <w:rPr>
+          <w:lang w:eastAsia="zh-CN"/>
+        </w:rPr>
+        <w:t>0.05</w:t>
+      </w:r>
+      <w:r>
+        <w:rPr>
+          <w:lang w:eastAsia="zh-CN"/>
+        </w:rPr>
+        <w:t>标准。多重检验校正没有改变两个领域中性别差异的基本方向，相关结果见附录图</w:t>
+      </w:r>
+      <w:r>
+        <w:rPr>
+          <w:lang w:eastAsia="zh-CN"/>
+        </w:rPr>
+        <w:t>R7</w:t>
+      </w:r>
+      <w:r>
+        <w:rPr>
+          <w:lang w:eastAsia="zh-CN"/>
+        </w:rPr>
+        <w:t>。</w:t>
       </w:r>
     </w:p>
     <w:p>
@@ -8268,6 +12574,7 @@
           <w:color w:val="000000"/>
           <w:lang w:eastAsia="zh-CN"/>
         </w:rPr>
+        <w:lastRenderedPageBreak/>
         <w:t>个人账号稳健性分析显示，排除机构账号后公共事务差异明显缩小。机构账号在男性账号中的比例更高，并承担较多组织化公共信息生产与传播。全账号结果呈现平台账号生态共同形成的可见结构，个人账号结果呈现个人使用者更集中的行为结构。两种口径共同说明账号构成如何塑造平台中的性别差异。</w:t>
       </w:r>
     </w:p>
@@ -8301,7 +12608,39 @@
           <w:color w:val="000000"/>
           <w:lang w:eastAsia="zh-CN"/>
         </w:rPr>
-        <w:t>第一，本研究样本由每日随机关键词采集的文本数据与Weibo-COV账号资料匹配形成，研究对象是完成匹配的225,339个微博账号。全账号样本同时包含个人账号与机构账号，个人账号分析进一步呈现以个人使用者为主体的结果。</w:t>
+        <w:t>第一，本研究样本由每日随机关键词采集的文本数据与</w:t>
+      </w:r>
+      <w:r>
+        <w:rPr>
+          <w:rFonts w:eastAsia="Songti SC"/>
+          <w:color w:val="000000"/>
+          <w:lang w:eastAsia="zh-CN"/>
+        </w:rPr>
+        <w:t>Weibo-COV</w:t>
+      </w:r>
+      <w:r>
+        <w:rPr>
+          <w:rFonts w:eastAsia="Songti SC"/>
+          <w:color w:val="000000"/>
+          <w:lang w:eastAsia="zh-CN"/>
+        </w:rPr>
+        <w:t>账号资料匹配形成，研究对象是完成匹配的</w:t>
+      </w:r>
+      <w:r>
+        <w:rPr>
+          <w:rFonts w:eastAsia="Songti SC"/>
+          <w:color w:val="000000"/>
+          <w:lang w:eastAsia="zh-CN"/>
+        </w:rPr>
+        <w:t>225,339</w:t>
+      </w:r>
+      <w:r>
+        <w:rPr>
+          <w:rFonts w:eastAsia="Songti SC"/>
+          <w:color w:val="000000"/>
+          <w:lang w:eastAsia="zh-CN"/>
+        </w:rPr>
+        <w:t>个微博账号。全账号样本同时包含个人账号与机构账号，个人账号分析进一步呈现以个人使用者为主体的结果。</w:t>
       </w:r>
     </w:p>
     <w:p>
@@ -8318,7 +12657,39 @@
           <w:color w:val="000000"/>
           <w:lang w:eastAsia="zh-CN"/>
         </w:rPr>
-        <w:t>第二，公共事务信息消费由47个制度化来源账号界定，明星文化信息消费由216个演艺认证账号界定；内容表达则由公共事务词表和明星姓名词表界定。来源删减和词表重抽样检验了这些测量集合的稳定性，后续研究可通过扩展来源范围和分层人工编码继续完善领域测量。</w:t>
+        <w:t>第二，公共事务信息消费由</w:t>
+      </w:r>
+      <w:r>
+        <w:rPr>
+          <w:rFonts w:eastAsia="Songti SC"/>
+          <w:color w:val="000000"/>
+          <w:lang w:eastAsia="zh-CN"/>
+        </w:rPr>
+        <w:t>47</w:t>
+      </w:r>
+      <w:r>
+        <w:rPr>
+          <w:rFonts w:eastAsia="Songti SC"/>
+          <w:color w:val="000000"/>
+          <w:lang w:eastAsia="zh-CN"/>
+        </w:rPr>
+        <w:t>个制度化来源账号界定，明星文化信息消费由</w:t>
+      </w:r>
+      <w:r>
+        <w:rPr>
+          <w:rFonts w:eastAsia="Songti SC"/>
+          <w:color w:val="000000"/>
+          <w:lang w:eastAsia="zh-CN"/>
+        </w:rPr>
+        <w:t>216</w:t>
+      </w:r>
+      <w:r>
+        <w:rPr>
+          <w:rFonts w:eastAsia="Songti SC"/>
+          <w:color w:val="000000"/>
+          <w:lang w:eastAsia="zh-CN"/>
+        </w:rPr>
+        <w:t>个演艺认证账号界定；内容表达则由公共事务词表和明星姓名词表界定。来源删减和词表重抽样检验了这些测量集合的稳定性，后续研究可通过扩展来源范围和分层人工编码继续完善领域测量。</w:t>
       </w:r>
     </w:p>
     <w:p>
@@ -8335,7 +12706,55 @@
           <w:color w:val="000000"/>
           <w:lang w:eastAsia="zh-CN"/>
         </w:rPr>
-        <w:t>第三，本文采用观察性账号数据，模型通过控制发帖量、转发量和活跃时间比较平台使用程度相近的账号，所得结果呈现账号层面的统计关联。观察期覆盖2020年1-9月和11-12月，转发延迟依据已发生的转发事件计算。未来研究可结合信息曝光数据、问卷、访谈或实验设计，进一步分析兴趣、社群规范和算法推荐等作用机制。</w:t>
+        <w:t>第三，本文采用观察性账号数据，模型通过控制发帖量、转发量和活跃时间比较平台使用程度相近的账号，所得结果呈现账号层面的统计关联。观察期覆盖</w:t>
+      </w:r>
+      <w:r>
+        <w:rPr>
+          <w:rFonts w:eastAsia="Songti SC"/>
+          <w:color w:val="000000"/>
+          <w:lang w:eastAsia="zh-CN"/>
+        </w:rPr>
+        <w:t>2020</w:t>
+      </w:r>
+      <w:r>
+        <w:rPr>
+          <w:rFonts w:eastAsia="Songti SC"/>
+          <w:color w:val="000000"/>
+          <w:lang w:eastAsia="zh-CN"/>
+        </w:rPr>
+        <w:t>年</w:t>
+      </w:r>
+      <w:r>
+        <w:rPr>
+          <w:rFonts w:eastAsia="Songti SC"/>
+          <w:color w:val="000000"/>
+          <w:lang w:eastAsia="zh-CN"/>
+        </w:rPr>
+        <w:t>1-9</w:t>
+      </w:r>
+      <w:r>
+        <w:rPr>
+          <w:rFonts w:eastAsia="Songti SC"/>
+          <w:color w:val="000000"/>
+          <w:lang w:eastAsia="zh-CN"/>
+        </w:rPr>
+        <w:t>月和</w:t>
+      </w:r>
+      <w:r>
+        <w:rPr>
+          <w:rFonts w:eastAsia="Songti SC"/>
+          <w:color w:val="000000"/>
+          <w:lang w:eastAsia="zh-CN"/>
+        </w:rPr>
+        <w:t>11-12</w:t>
+      </w:r>
+      <w:r>
+        <w:rPr>
+          <w:rFonts w:eastAsia="Songti SC"/>
+          <w:color w:val="000000"/>
+          <w:lang w:eastAsia="zh-CN"/>
+        </w:rPr>
+        <w:t>月，转发延迟依据已发生的转发事件计算。未来研究可结合信息曝光数据、问卷、访谈或实验设计，进一步分析兴趣、社群规范和算法推荐等作用机制。</w:t>
       </w:r>
     </w:p>
     <w:p>
@@ -8850,13 +13269,6 @@
           <w:color w:val="000000"/>
           <w:sz w:val="19"/>
         </w:rPr>
-      </w:r>
-      <w:r>
-        <w:rPr>
-          <w:rFonts w:eastAsia="Songti SC"/>
-          <w:color w:val="000000"/>
-          <w:sz w:val="19"/>
-        </w:rPr>
         <w:t xml:space="preserve">Hu, Yong, Heyan Huang, Anfan Chen, and Xian-Ling Mao. 2020. “Weibo-COV: A Large-Scale COVID-19 Social Media Dataset from Weibo.” </w:t>
       </w:r>
       <w:r>
@@ -8985,6 +13397,7 @@
           <w:color w:val="000000"/>
           <w:sz w:val="19"/>
         </w:rPr>
+        <w:lastRenderedPageBreak/>
         <w:t xml:space="preserve">Scheerder, Anique, Alexander van Deursen, and Jan van Dijk. 2017. “Determinants of Internet Skills, Uses and Outcomes: A Systematic Review of the Second- and Third-Level Digital Divide.” </w:t>
       </w:r>
       <w:r>
@@ -9017,7 +13430,6 @@
           <w:color w:val="000000"/>
           <w:sz w:val="19"/>
         </w:rPr>
-        <w:lastRenderedPageBreak/>
         <w:t xml:space="preserve">Sen, Indira, Fabian Flöck, Katrin Weller, Bernd Weiß, and Claudia Wagner. 2021. “A Total Error Framework for Digital Traces of Human Behavior on Online Platforms.” </w:t>
       </w:r>
       <w:r>
@@ -10874,7 +15286,7 @@
     <w:uiPriority w:val="9"/>
     <w:unhideWhenUsed/>
     <w:qFormat/>
-    <w:rsid w:val="00FC693F"/>
+    <w:rsid w:val="00EB0E6E"/>
     <w:pPr>
       <w:keepNext/>
       <w:keepLines/>
@@ -10883,7 +15295,7 @@
       <w:outlineLvl w:val="1"/>
     </w:pPr>
     <w:rPr>
-      <w:rFonts w:asciiTheme="majorHAnsi" w:eastAsiaTheme="majorEastAsia" w:hAnsiTheme="majorHAnsi" w:cstheme="majorBidi"/>
+      <w:rFonts w:asciiTheme="majorHAnsi" w:eastAsia="黑体" w:hAnsiTheme="majorHAnsi" w:cs="Times New Roman (标题 CS)"/>
       <w:b/>
       <w:bCs/>
       <w:color w:val="000000"/>
@@ -10899,7 +15311,7 @@
     <w:uiPriority w:val="9"/>
     <w:unhideWhenUsed/>
     <w:qFormat/>
-    <w:rsid w:val="00FC693F"/>
+    <w:rsid w:val="00EB0E6E"/>
     <w:pPr>
       <w:keepNext/>
       <w:keepLines/>
@@ -10907,10 +15319,10 @@
       <w:outlineLvl w:val="2"/>
     </w:pPr>
     <w:rPr>
-      <w:rFonts w:asciiTheme="majorHAnsi" w:eastAsiaTheme="majorEastAsia" w:hAnsiTheme="majorHAnsi" w:cstheme="majorBidi"/>
+      <w:rFonts w:asciiTheme="majorHAnsi" w:eastAsia="黑体" w:hAnsiTheme="majorHAnsi" w:cs="Times New Roman (标题 CS)"/>
       <w:b/>
       <w:bCs/>
-      <w:color w:val="4F81BD" w:themeColor="accent1"/>
+      <w:color w:val="000000" w:themeColor="text1"/>
     </w:rPr>
   </w:style>
   <w:style w:type="paragraph" w:styleId="4">
@@ -11153,13 +15565,13 @@
     <w:basedOn w:val="a2"/>
     <w:link w:val="21"/>
     <w:uiPriority w:val="9"/>
-    <w:rsid w:val="00FC693F"/>
+    <w:rsid w:val="00EB0E6E"/>
     <w:rPr>
-      <w:rFonts w:asciiTheme="majorHAnsi" w:eastAsiaTheme="majorEastAsia" w:hAnsiTheme="majorHAnsi" w:cstheme="majorBidi"/>
+      <w:rFonts w:asciiTheme="majorHAnsi" w:eastAsia="黑体" w:hAnsiTheme="majorHAnsi" w:cs="Times New Roman (标题 CS)"/>
       <w:b/>
       <w:bCs/>
-      <w:color w:val="4F81BD" w:themeColor="accent1"/>
-      <w:sz w:val="26"/>
+      <w:color w:val="000000"/>
+      <w:sz w:val="24"/>
       <w:szCs w:val="26"/>
     </w:rPr>
   </w:style>
@@ -11168,12 +15580,13 @@
     <w:basedOn w:val="a2"/>
     <w:link w:val="31"/>
     <w:uiPriority w:val="9"/>
-    <w:rsid w:val="00FC693F"/>
+    <w:rsid w:val="00EB0E6E"/>
     <w:rPr>
-      <w:rFonts w:asciiTheme="majorHAnsi" w:eastAsiaTheme="majorEastAsia" w:hAnsiTheme="majorHAnsi" w:cstheme="majorBidi"/>
+      <w:rFonts w:asciiTheme="majorHAnsi" w:eastAsia="黑体" w:hAnsiTheme="majorHAnsi" w:cs="Times New Roman (标题 CS)"/>
       <w:b/>
       <w:bCs/>
-      <w:color w:val="4F81BD" w:themeColor="accent1"/>
+      <w:color w:val="000000" w:themeColor="text1"/>
+      <w:sz w:val="21"/>
     </w:rPr>
   </w:style>
   <w:style w:type="paragraph" w:styleId="aa">

--- a/docs/paper_draft_gender_information_domain_participation_v3.docx
+++ b/docs/paper_draft_gender_information_domain_participation_v3.docx
@@ -3370,181 +3370,121 @@
           <w:lang w:eastAsia="zh-CN"/>
         </w:rPr>
       </w:pPr>
-      <w:r>
-        <w:rPr>
-          <w:rFonts w:eastAsia="Times New Roman" w:ascii="Times New Roman" w:hAnsi="Times New Roman"/>
-          <w:color w:val="000000"/>
-          <w:lang w:eastAsia="zh-CN"/>
-        </w:rPr>
-        <w:t>g[E(Y_i)] = α + βMale_i + γX_i　（M1）</w:t>
-      </w:r>
-      <w:r>
-        <w:rPr>
-          <w:rFonts w:eastAsia="Songti SC"/>
-          <w:color w:val="000000"/>
-          <w:lang w:eastAsia="zh-CN"/>
-        </w:rPr>
-      </w:r>
-      <w:r>
-        <w:rPr>
-          <w:rFonts w:eastAsia="Songti SC"/>
-          <w:color w:val="000000"/>
-          <w:lang w:eastAsia="zh-CN"/>
-        </w:rPr>
-      </w:r>
-      <w:r>
-        <w:rPr>
-          <w:rFonts w:eastAsia="Songti SC"/>
-          <w:color w:val="000000"/>
-          <w:lang w:eastAsia="zh-CN"/>
-        </w:rPr>
-      </w:r>
-      <w:r>
-        <w:rPr>
-          <w:rFonts w:eastAsia="Songti SC"/>
-          <w:color w:val="000000"/>
-          <w:lang w:eastAsia="zh-CN"/>
-        </w:rPr>
-      </w:r>
-      <w:r>
-        <w:rPr>
-          <w:rFonts w:eastAsia="Songti SC"/>
-          <w:color w:val="000000"/>
-          <w:lang w:eastAsia="zh-CN"/>
-        </w:rPr>
-      </w:r>
-      <w:r>
-        <w:rPr>
-          <w:rFonts w:eastAsia="Songti SC"/>
-          <w:color w:val="000000"/>
-          <w:lang w:eastAsia="zh-CN"/>
-        </w:rPr>
-      </w:r>
-      <w:r>
-        <w:rPr>
-          <w:rFonts w:eastAsia="Songti SC"/>
-          <w:color w:val="000000"/>
-          <w:lang w:eastAsia="zh-CN"/>
-        </w:rPr>
-      </w:r>
-      <w:r>
-        <w:rPr>
-          <w:rFonts w:eastAsia="Songti SC"/>
-          <w:color w:val="000000"/>
-          <w:lang w:eastAsia="zh-CN"/>
-        </w:rPr>
-      </w:r>
-      <w:r>
-        <w:rPr>
-          <w:rFonts w:eastAsia="Songti SC"/>
-          <w:color w:val="000000"/>
-          <w:lang w:eastAsia="zh-CN"/>
-        </w:rPr>
-      </w:r>
-      <w:r>
-        <w:rPr>
-          <w:rFonts w:eastAsia="Songti SC"/>
-          <w:color w:val="000000"/>
-          <w:lang w:eastAsia="zh-CN"/>
-        </w:rPr>
-      </w:r>
-      <w:r>
-        <w:rPr>
-          <w:rFonts w:eastAsia="Songti SC"/>
-          <w:color w:val="000000"/>
-          <w:lang w:eastAsia="zh-CN"/>
-        </w:rPr>
-      </w:r>
-      <w:r>
-        <w:rPr>
-          <w:rFonts w:eastAsia="Songti SC"/>
-          <w:color w:val="000000"/>
-          <w:lang w:eastAsia="zh-CN"/>
-        </w:rPr>
-      </w:r>
-      <w:r>
-        <w:rPr>
-          <w:rFonts w:eastAsia="Songti SC"/>
-          <w:color w:val="000000"/>
-          <w:lang w:eastAsia="zh-CN"/>
-        </w:rPr>
-      </w:r>
-      <w:r>
-        <w:rPr>
-          <w:rFonts w:eastAsia="Songti SC"/>
-          <w:color w:val="000000"/>
-          <w:lang w:eastAsia="zh-CN"/>
-        </w:rPr>
-      </w:r>
-      <w:r>
-        <w:rPr>
-          <w:rFonts w:eastAsia="Songti SC"/>
-          <w:color w:val="000000"/>
-          <w:lang w:eastAsia="zh-CN"/>
-        </w:rPr>
-      </w:r>
-      <w:r>
-        <w:rPr>
-          <w:rFonts w:eastAsia="Songti SC"/>
-          <w:color w:val="000000"/>
-          <w:lang w:eastAsia="zh-CN"/>
-        </w:rPr>
-      </w:r>
-      <w:r>
-        <w:rPr>
-          <w:rFonts w:eastAsia="Songti SC"/>
-          <w:color w:val="000000"/>
-          <w:lang w:eastAsia="zh-CN"/>
-        </w:rPr>
-      </w:r>
-      <w:r>
-        <w:rPr>
-          <w:rFonts w:eastAsia="Songti SC"/>
-          <w:color w:val="000000"/>
-          <w:lang w:eastAsia="zh-CN"/>
-        </w:rPr>
-      </w:r>
-      <w:r>
-        <w:rPr>
-          <w:rFonts w:eastAsia="Songti SC"/>
-          <w:color w:val="000000"/>
-          <w:lang w:eastAsia="zh-CN"/>
-        </w:rPr>
-      </w:r>
-      <w:r>
-        <w:rPr>
-          <w:rFonts w:eastAsia="Songti SC"/>
-          <w:color w:val="000000"/>
-          <w:lang w:eastAsia="zh-CN"/>
-        </w:rPr>
-      </w:r>
-      <w:r>
-        <w:rPr>
-          <w:rFonts w:eastAsia="Songti SC"/>
-          <w:color w:val="000000"/>
-          <w:lang w:eastAsia="zh-CN"/>
-        </w:rPr>
-      </w:r>
-      <w:r>
-        <w:rPr>
-          <w:rFonts w:eastAsia="Songti SC"/>
-          <w:color w:val="000000"/>
-          <w:lang w:eastAsia="zh-CN"/>
-        </w:rPr>
-      </w:r>
-      <w:r>
-        <w:rPr>
-          <w:rFonts w:eastAsia="Songti SC"/>
-          <w:color w:val="000000"/>
-          <w:lang w:eastAsia="zh-CN"/>
-        </w:rPr>
-      </w:r>
-      <w:r>
-        <w:rPr>
-          <w:rFonts w:eastAsia="Songti SC"/>
-          <w:color w:val="000000"/>
-          <w:lang w:eastAsia="zh-CN"/>
-        </w:rPr>
+      <m:oMath>
+        <m:r>
+          <w:rPr>
+            <w:rFonts w:ascii="Cambria Math" w:hAnsi="Cambria Math"/>
+            <w:sz w:val="21"/>
+          </w:rPr>
+          <m:t>g</m:t>
+        </m:r>
+        <m:d>
+          <m:dPr>
+            <m:begChr m:val="["/>
+            <m:endChr m:val="]"/>
+          </m:dPr>
+          <m:e>
+            <m:r>
+              <w:rPr>
+                <w:rFonts w:ascii="Cambria Math" w:hAnsi="Cambria Math"/>
+                <w:sz w:val="21"/>
+              </w:rPr>
+              <m:t>E</m:t>
+            </m:r>
+            <m:d>
+              <m:dPr>
+                <m:begChr m:val="("/>
+                <m:endChr m:val=")"/>
+              </m:dPr>
+              <m:e>
+                <m:sSub>
+                  <m:sSubPr/>
+                  <m:e>
+                    <m:r>
+                      <w:rPr>
+                        <w:rFonts w:ascii="Cambria Math" w:hAnsi="Cambria Math"/>
+                        <w:sz w:val="21"/>
+                      </w:rPr>
+                      <m:t>Y</m:t>
+                    </m:r>
+                  </m:e>
+                  <m:sub>
+                    <m:r>
+                      <w:rPr>
+                        <w:rFonts w:ascii="Cambria Math" w:hAnsi="Cambria Math"/>
+                        <w:sz w:val="21"/>
+                      </w:rPr>
+                      <m:t>i</m:t>
+                    </m:r>
+                  </m:sub>
+                </m:sSub>
+              </m:e>
+            </m:d>
+          </m:e>
+        </m:d>
+        <m:r>
+          <w:rPr>
+            <w:rFonts w:ascii="Cambria Math" w:hAnsi="Cambria Math"/>
+            <w:sz w:val="21"/>
+          </w:rPr>
+          <m:t xml:space="preserve"> = α + β</m:t>
+        </m:r>
+        <m:sSub>
+          <m:sSubPr/>
+          <m:e>
+            <m:r>
+              <w:rPr>
+                <w:rFonts w:ascii="Cambria Math" w:hAnsi="Cambria Math"/>
+                <w:sz w:val="21"/>
+              </w:rPr>
+              <m:t>Male</m:t>
+            </m:r>
+          </m:e>
+          <m:sub>
+            <m:r>
+              <w:rPr>
+                <w:rFonts w:ascii="Cambria Math" w:hAnsi="Cambria Math"/>
+                <w:sz w:val="21"/>
+              </w:rPr>
+              <m:t>i</m:t>
+            </m:r>
+          </m:sub>
+        </m:sSub>
+        <m:r>
+          <w:rPr>
+            <w:rFonts w:ascii="Cambria Math" w:hAnsi="Cambria Math"/>
+            <w:sz w:val="21"/>
+          </w:rPr>
+          <m:t xml:space="preserve"> + γ</m:t>
+        </m:r>
+        <m:sSub>
+          <m:sSubPr/>
+          <m:e>
+            <m:r>
+              <w:rPr>
+                <w:rFonts w:ascii="Cambria Math" w:hAnsi="Cambria Math"/>
+                <w:sz w:val="21"/>
+              </w:rPr>
+              <m:t>X</m:t>
+            </m:r>
+          </m:e>
+          <m:sub>
+            <m:r>
+              <w:rPr>
+                <w:rFonts w:ascii="Cambria Math" w:hAnsi="Cambria Math"/>
+                <w:sz w:val="21"/>
+              </w:rPr>
+              <m:t>i</m:t>
+            </m:r>
+          </m:sub>
+        </m:sSub>
+      </m:oMath>
+      <w:r>
+        <w:rPr>
+          <w:rFonts w:ascii="Times New Roman" w:hAnsi="Times New Roman" w:eastAsia="Songti SC"/>
+          <w:sz w:val="21"/>
+        </w:rPr>
+        <w:t xml:space="preserve">　（M1）</w:t>
       </w:r>
     </w:p>
     <w:p>

--- a/docs/paper_draft_gender_information_domain_participation_v3.docx
+++ b/docs/paper_draft_gender_information_domain_participation_v3.docx
@@ -3187,179 +3187,127 @@
       </w:pPr>
       <w:r>
         <w:rPr>
-          <w:rFonts w:eastAsia="Songti SC"/>
-          <w:color w:val="000000"/>
-          <w:lang w:eastAsia="zh-CN"/>
-        </w:rPr>
-        <w:t>分析分为描述比较和回归比较两步。首先，分别计算男性账号和女性账号在公共事务与明星文化两个领域中的信息消费概率和内容表达比例，呈现平台中实际观察到的性别差异。随后，在回归模型中控制账号全年发帖数、转发数、活跃天数和活跃月份，比较平台使用程度相近的账号。主要模型写为：</w:t>
-      </w:r>
-      <w:r>
-        <w:rPr>
-          <w:rFonts w:eastAsia="Songti SC"/>
-          <w:color w:val="000000"/>
-          <w:lang w:eastAsia="zh-CN"/>
-        </w:rPr>
-      </w:r>
-      <w:r>
-        <w:rPr>
-          <w:rFonts w:eastAsia="Songti SC"/>
-          <w:color w:val="000000"/>
-          <w:lang w:eastAsia="zh-CN"/>
-        </w:rPr>
-      </w:r>
-      <w:r>
-        <w:rPr>
-          <w:rFonts w:eastAsia="Songti SC"/>
-          <w:color w:val="000000"/>
-          <w:lang w:eastAsia="zh-CN"/>
-        </w:rPr>
-      </w:r>
-      <w:r>
-        <w:rPr>
-          <w:rFonts w:eastAsia="Songti SC"/>
-          <w:color w:val="000000"/>
-          <w:lang w:eastAsia="zh-CN"/>
-        </w:rPr>
-      </w:r>
-      <w:r>
-        <w:rPr>
-          <w:rFonts w:eastAsia="Songti SC"/>
-          <w:color w:val="000000"/>
-          <w:lang w:eastAsia="zh-CN"/>
-        </w:rPr>
-      </w:r>
-      <w:r>
-        <w:rPr>
-          <w:rFonts w:eastAsia="Songti SC"/>
-          <w:color w:val="000000"/>
-          <w:lang w:eastAsia="zh-CN"/>
-        </w:rPr>
-      </w:r>
-      <w:r>
-        <w:rPr>
-          <w:rFonts w:eastAsia="Songti SC"/>
-          <w:color w:val="000000"/>
-          <w:lang w:eastAsia="zh-CN"/>
-        </w:rPr>
-      </w:r>
-      <w:r>
-        <w:rPr>
-          <w:rFonts w:eastAsia="Songti SC"/>
-          <w:color w:val="000000"/>
-          <w:lang w:eastAsia="zh-CN"/>
-        </w:rPr>
-      </w:r>
-      <w:r>
-        <w:rPr>
-          <w:rFonts w:eastAsia="Songti SC"/>
-          <w:color w:val="000000"/>
-          <w:lang w:eastAsia="zh-CN"/>
-        </w:rPr>
-      </w:r>
-      <w:r>
-        <w:rPr>
-          <w:rFonts w:eastAsia="Songti SC"/>
-          <w:color w:val="000000"/>
-          <w:lang w:eastAsia="zh-CN"/>
-        </w:rPr>
-      </w:r>
-      <w:r>
-        <w:rPr>
-          <w:rFonts w:eastAsia="Songti SC"/>
-          <w:color w:val="000000"/>
-          <w:lang w:eastAsia="zh-CN"/>
-        </w:rPr>
-      </w:r>
-      <w:r>
-        <w:rPr>
-          <w:rFonts w:eastAsia="Songti SC"/>
-          <w:color w:val="000000"/>
-          <w:lang w:eastAsia="zh-CN"/>
-        </w:rPr>
-      </w:r>
-      <w:r>
-        <w:rPr>
-          <w:rFonts w:eastAsia="Songti SC"/>
-          <w:color w:val="000000"/>
-          <w:lang w:eastAsia="zh-CN"/>
-        </w:rPr>
-      </w:r>
-      <w:r>
-        <w:rPr>
-          <w:rFonts w:eastAsia="Songti SC"/>
-          <w:color w:val="000000"/>
-          <w:lang w:eastAsia="zh-CN"/>
-        </w:rPr>
-      </w:r>
-      <w:r>
-        <w:rPr>
-          <w:rFonts w:eastAsia="Songti SC"/>
-          <w:color w:val="000000"/>
-          <w:lang w:eastAsia="zh-CN"/>
-        </w:rPr>
-      </w:r>
-      <w:r>
-        <w:rPr>
-          <w:rFonts w:eastAsia="Songti SC"/>
-          <w:color w:val="000000"/>
-          <w:lang w:eastAsia="zh-CN"/>
-        </w:rPr>
-      </w:r>
-      <w:r>
-        <w:rPr>
-          <w:rFonts w:eastAsia="Songti SC"/>
-          <w:color w:val="000000"/>
-          <w:lang w:eastAsia="zh-CN"/>
-        </w:rPr>
-      </w:r>
-      <w:r>
-        <w:rPr>
-          <w:rFonts w:eastAsia="Songti SC"/>
-          <w:color w:val="000000"/>
-          <w:lang w:eastAsia="zh-CN"/>
-        </w:rPr>
-      </w:r>
-      <w:r>
-        <w:rPr>
-          <w:rFonts w:eastAsia="Songti SC"/>
-          <w:color w:val="000000"/>
-          <w:lang w:eastAsia="zh-CN"/>
-        </w:rPr>
-      </w:r>
-      <w:r>
-        <w:rPr>
-          <w:rFonts w:eastAsia="Songti SC"/>
-          <w:color w:val="000000"/>
-          <w:lang w:eastAsia="zh-CN"/>
-        </w:rPr>
-      </w:r>
-      <w:r>
-        <w:rPr>
-          <w:rFonts w:eastAsia="Songti SC"/>
-          <w:color w:val="000000"/>
-          <w:lang w:eastAsia="zh-CN"/>
-        </w:rPr>
-      </w:r>
-      <w:r>
-        <w:rPr>
-          <w:rFonts w:eastAsia="Songti SC"/>
-          <w:color w:val="000000"/>
-          <w:lang w:eastAsia="zh-CN"/>
-        </w:rPr>
-      </w:r>
-      <w:r>
-        <w:rPr>
-          <w:rFonts w:eastAsia="Songti SC"/>
-          <w:color w:val="000000"/>
-          <w:lang w:eastAsia="zh-CN"/>
-        </w:rPr>
-      </w:r>
-      <w:r>
-        <w:rPr>
-          <w:rFonts w:eastAsia="Songti SC"/>
-          <w:color w:val="000000"/>
-          <w:lang w:eastAsia="zh-CN"/>
-        </w:rPr>
+          <w:rFonts w:eastAsia="Songti SC" w:ascii="Times New Roman" w:hAnsi="Times New Roman"/>
+          <w:color w:val="000000"/>
+          <w:lang w:eastAsia="zh-CN"/>
+        </w:rPr>
+        <w:t>分析分为描述比较和回归比较两步。首先，分别计算男性账号和女性账号在公共事务与明星文化两个领域中的信息消费概率和内容表达比例，呈现平台中实际观察到的性别差异。随后，依次估计三组嵌套模型。未调整模型只加入账号性别，用于估计平台中直接观察到的性别差异：</w:t>
+      </w:r>
+    </w:p>
+    <w:p>
+      <w:pPr>
+        <w:spacing w:before="120" w:after="240"/>
+        <w:jc w:val="center"/>
+        <w:rPr>
+          <w:lang w:eastAsia="zh-CN"/>
+        </w:rPr>
+      </w:pPr>
+      <m:oMath>
+        <m:r>
+          <w:rPr>
+            <w:rFonts w:ascii="Cambria Math" w:hAnsi="Cambria Math"/>
+            <w:sz w:val="21"/>
+          </w:rPr>
+          <m:t>g</m:t>
+        </m:r>
+        <m:d>
+          <m:dPr>
+            <m:begChr m:val="["/>
+            <m:endChr m:val="]"/>
+          </m:dPr>
+          <m:e>
+            <m:r>
+              <w:rPr>
+                <w:rFonts w:ascii="Cambria Math" w:hAnsi="Cambria Math"/>
+                <w:sz w:val="21"/>
+              </w:rPr>
+              <m:t>E</m:t>
+            </m:r>
+            <m:d>
+              <m:dPr>
+                <m:begChr m:val="("/>
+                <m:endChr m:val=")"/>
+              </m:dPr>
+              <m:e>
+                <m:sSub>
+                  <m:sSubPr/>
+                  <m:e>
+                    <m:r>
+                      <w:rPr>
+                        <w:rFonts w:ascii="Cambria Math" w:hAnsi="Cambria Math"/>
+                        <w:sz w:val="21"/>
+                      </w:rPr>
+                      <m:t>Y</m:t>
+                    </m:r>
+                  </m:e>
+                  <m:sub>
+                    <m:r>
+                      <w:rPr>
+                        <w:rFonts w:ascii="Cambria Math" w:hAnsi="Cambria Math"/>
+                        <w:sz w:val="21"/>
+                      </w:rPr>
+                      <m:t>i</m:t>
+                    </m:r>
+                  </m:sub>
+                </m:sSub>
+              </m:e>
+            </m:d>
+          </m:e>
+        </m:d>
+        <m:r>
+          <w:rPr>
+            <w:rFonts w:ascii="Cambria Math" w:hAnsi="Cambria Math"/>
+            <w:sz w:val="21"/>
+          </w:rPr>
+          <m:t xml:space="preserve"> = α + β</m:t>
+        </m:r>
+        <m:sSub>
+          <m:sSubPr/>
+          <m:e>
+            <m:r>
+              <w:rPr>
+                <w:rFonts w:ascii="Cambria Math" w:hAnsi="Cambria Math"/>
+                <w:sz w:val="21"/>
+              </w:rPr>
+              <m:t>Male</m:t>
+            </m:r>
+          </m:e>
+          <m:sub>
+            <m:r>
+              <w:rPr>
+                <w:rFonts w:ascii="Cambria Math" w:hAnsi="Cambria Math"/>
+                <w:sz w:val="21"/>
+              </w:rPr>
+              <m:t>i</m:t>
+            </m:r>
+          </m:sub>
+        </m:sSub>
+      </m:oMath>
+      <w:r>
+        <w:rPr>
+          <w:rFonts w:eastAsia="Songti SC" w:ascii="Times New Roman" w:hAnsi="Times New Roman"/>
+          <w:color w:val="000000"/>
+          <w:lang w:eastAsia="zh-CN"/>
+          <w:sz w:val="21"/>
+        </w:rPr>
+        <w:t>　（M0）</w:t>
+      </w:r>
+    </w:p>
+    <w:p>
+      <w:pPr>
+        <w:spacing w:before="120" w:after="240"/>
+        <w:jc w:val="both"/>
+        <w:rPr>
+          <w:lang w:eastAsia="zh-CN"/>
+        </w:rPr>
+      </w:pPr>
+      <w:r>
+        <w:rPr>
+          <w:rFonts w:eastAsia="Songti SC" w:ascii="Times New Roman" w:hAnsi="Times New Roman"/>
+          <w:color w:val="000000"/>
+          <w:lang w:eastAsia="zh-CN"/>
+        </w:rPr>
+        <w:t>活跃度调整模型在M0的基础上加入账号全年发帖数、转发数、活跃天数和活跃月份，用于比较平台使用程度相近的账号：</w:t>
       </w:r>
     </w:p>
     <w:p>
@@ -3481,10 +3429,12 @@
       </m:oMath>
       <w:r>
         <w:rPr>
-          <w:rFonts w:ascii="Times New Roman" w:hAnsi="Times New Roman" w:eastAsia="Songti SC"/>
+          <w:rFonts w:eastAsia="Songti SC" w:ascii="Times New Roman" w:hAnsi="Times New Roman"/>
+          <w:color w:val="000000"/>
+          <w:lang w:eastAsia="zh-CN"/>
           <w:sz w:val="21"/>
         </w:rPr>
-        <w:t xml:space="preserve">　（M1）</w:t>
+        <w:t>　（M1）</w:t>
       </w:r>
     </w:p>
     <w:p>
@@ -3497,364 +3447,166 @@
       </w:pPr>
       <w:r>
         <w:rPr>
-          <w:rFonts w:eastAsia="Songti SC"/>
-          <w:color w:val="000000"/>
-          <w:lang w:eastAsia="zh-CN"/>
-        </w:rPr>
-        <w:t>其中，Y_i表示账号i的某一项参与指标，Male_i表示账号性别，X_i包括经log(1+x)转换的全年发帖数和转发数，以及活跃天数和活跃月份。信息消费指标采用Logit模型，内容表达及其他比例指标采用分数Logit模型，并使用稳健标准误。β表示在账号使用程度相近时男性账号与女性账号的平均差异。为便于解释，结果统一换算为男性账号减女性账号的平均概率或平均比例差异。</w:t>
-      </w:r>
-      <w:r>
-        <w:rPr>
-          <w:rFonts w:eastAsia="Songti SC"/>
-          <w:color w:val="000000"/>
-          <w:lang w:eastAsia="zh-CN"/>
-        </w:rPr>
-      </w:r>
-      <w:r>
-        <w:rPr>
-          <w:rFonts w:eastAsia="Songti SC"/>
-          <w:color w:val="000000"/>
-          <w:lang w:eastAsia="zh-CN"/>
-        </w:rPr>
-      </w:r>
-      <w:r>
-        <w:rPr>
-          <w:rFonts w:eastAsia="Songti SC"/>
-          <w:color w:val="000000"/>
-          <w:lang w:eastAsia="zh-CN"/>
-        </w:rPr>
-      </w:r>
-      <w:r>
-        <w:rPr>
-          <w:rFonts w:eastAsia="Songti SC"/>
-          <w:color w:val="000000"/>
-          <w:lang w:eastAsia="zh-CN"/>
-        </w:rPr>
-      </w:r>
-      <w:r>
-        <w:rPr>
-          <w:rFonts w:eastAsia="Songti SC"/>
-          <w:color w:val="000000"/>
-          <w:lang w:eastAsia="zh-CN"/>
-        </w:rPr>
-      </w:r>
-      <w:r>
-        <w:rPr>
-          <w:rFonts w:eastAsia="Songti SC"/>
-          <w:color w:val="000000"/>
-          <w:lang w:eastAsia="zh-CN"/>
-        </w:rPr>
-      </w:r>
-      <w:r>
-        <w:rPr>
-          <w:rFonts w:eastAsia="Songti SC"/>
-          <w:color w:val="000000"/>
-          <w:lang w:eastAsia="zh-CN"/>
-        </w:rPr>
-      </w:r>
-      <w:r>
-        <w:rPr>
-          <w:rFonts w:eastAsia="Songti SC"/>
-          <w:color w:val="000000"/>
-          <w:lang w:eastAsia="zh-CN"/>
-        </w:rPr>
-      </w:r>
-      <w:r>
-        <w:rPr>
-          <w:rFonts w:eastAsia="Songti SC"/>
-          <w:color w:val="000000"/>
-          <w:lang w:eastAsia="zh-CN"/>
-        </w:rPr>
-      </w:r>
-      <w:r>
-        <w:rPr>
-          <w:rFonts w:eastAsia="Songti SC"/>
-          <w:color w:val="000000"/>
-          <w:lang w:eastAsia="zh-CN"/>
-        </w:rPr>
-      </w:r>
-      <w:r>
-        <w:rPr>
-          <w:rFonts w:eastAsia="Songti SC"/>
-          <w:color w:val="000000"/>
-          <w:lang w:eastAsia="zh-CN"/>
-        </w:rPr>
-      </w:r>
-      <w:r>
-        <w:rPr>
-          <w:rFonts w:eastAsia="Songti SC"/>
-          <w:color w:val="000000"/>
-          <w:lang w:eastAsia="zh-CN"/>
-        </w:rPr>
-      </w:r>
-      <w:r>
-        <w:rPr>
-          <w:rFonts w:eastAsia="Songti SC"/>
-          <w:color w:val="000000"/>
-          <w:lang w:eastAsia="zh-CN"/>
-        </w:rPr>
-      </w:r>
-      <w:r>
-        <w:rPr>
-          <w:rFonts w:eastAsia="Songti SC"/>
-          <w:color w:val="000000"/>
-          <w:lang w:eastAsia="zh-CN"/>
-        </w:rPr>
-      </w:r>
-      <w:r>
-        <w:rPr>
-          <w:rFonts w:eastAsia="Songti SC"/>
-          <w:color w:val="000000"/>
-          <w:lang w:eastAsia="zh-CN"/>
-        </w:rPr>
-      </w:r>
-      <w:r>
-        <w:rPr>
-          <w:rFonts w:eastAsia="Songti SC"/>
-          <w:color w:val="000000"/>
-          <w:lang w:eastAsia="zh-CN"/>
-        </w:rPr>
-      </w:r>
-      <w:r>
-        <w:rPr>
-          <w:rFonts w:eastAsia="Songti SC"/>
-          <w:color w:val="000000"/>
-          <w:lang w:eastAsia="zh-CN"/>
-        </w:rPr>
-      </w:r>
-      <w:r>
-        <w:rPr>
-          <w:rFonts w:eastAsia="Songti SC"/>
-          <w:color w:val="000000"/>
-          <w:lang w:eastAsia="zh-CN"/>
-        </w:rPr>
-      </w:r>
-      <w:r>
-        <w:rPr>
-          <w:rFonts w:eastAsia="Songti SC"/>
-          <w:color w:val="000000"/>
-          <w:lang w:eastAsia="zh-CN"/>
-        </w:rPr>
-      </w:r>
-      <w:r>
-        <w:rPr>
-          <w:rFonts w:eastAsia="Songti SC"/>
-          <w:color w:val="000000"/>
-          <w:lang w:eastAsia="zh-CN"/>
-        </w:rPr>
-      </w:r>
-      <w:r>
-        <w:rPr>
-          <w:rFonts w:eastAsia="Songti SC"/>
-          <w:color w:val="000000"/>
-          <w:lang w:eastAsia="zh-CN"/>
-        </w:rPr>
-      </w:r>
-      <w:r>
-        <w:rPr>
-          <w:rFonts w:eastAsia="Songti SC"/>
-          <w:color w:val="000000"/>
-          <w:lang w:eastAsia="zh-CN"/>
-        </w:rPr>
-      </w:r>
-      <w:r>
-        <w:rPr>
-          <w:rFonts w:eastAsia="Songti SC"/>
-          <w:color w:val="000000"/>
-          <w:lang w:eastAsia="zh-CN"/>
-        </w:rPr>
-      </w:r>
-      <w:r>
-        <w:rPr>
-          <w:rFonts w:eastAsia="Songti SC"/>
-          <w:color w:val="000000"/>
-          <w:lang w:eastAsia="zh-CN"/>
-        </w:rPr>
+          <w:rFonts w:eastAsia="Songti SC" w:ascii="Times New Roman" w:hAnsi="Times New Roman"/>
+          <w:color w:val="000000"/>
+          <w:lang w:eastAsia="zh-CN"/>
+        </w:rPr>
+        <w:t>账号资料扩展模型在M1的基础上进一步加入认证状态、粉丝数、关注数及地区，用于比较资料完整账号中的性别差异：</w:t>
       </w:r>
     </w:p>
     <w:p>
       <w:pPr>
         <w:spacing w:before="120" w:after="240"/>
-        <w:jc w:val="both"/>
-        <w:rPr>
-          <w:lang w:eastAsia="zh-CN"/>
-        </w:rPr>
-      </w:pPr>
-      <w:r>
-        <w:rPr>
-          <w:rFonts w:eastAsia="Songti SC"/>
-          <w:color w:val="000000"/>
-          <w:lang w:eastAsia="zh-CN"/>
-        </w:rPr>
-        <w:t>为观察控制变量如何影响估计，本文同时报告两个对照模型：只加入账号性别的未调整模型（M0），以及在主要模型基础上进一步加入认证状态、经log(1+x)转换的粉丝数和关注数及地区的账号资料扩展模型（M2）。M1使用各项结果对应的全部可用样本，M2使用账号资料完整的样本。</w:t>
-      </w:r>
-      <w:r>
-        <w:rPr>
-          <w:rFonts w:eastAsia="Songti SC"/>
-          <w:color w:val="000000"/>
-          <w:lang w:eastAsia="zh-CN"/>
-        </w:rPr>
-      </w:r>
-      <w:r>
-        <w:rPr>
-          <w:rFonts w:eastAsia="Songti SC"/>
-          <w:color w:val="000000"/>
-          <w:lang w:eastAsia="zh-CN"/>
-        </w:rPr>
-      </w:r>
-      <w:r>
-        <w:rPr>
-          <w:rFonts w:eastAsia="Songti SC"/>
-          <w:color w:val="000000"/>
-          <w:lang w:eastAsia="zh-CN"/>
-        </w:rPr>
-      </w:r>
-      <w:r>
-        <w:rPr>
-          <w:rFonts w:eastAsia="Songti SC"/>
-          <w:color w:val="000000"/>
-          <w:lang w:eastAsia="zh-CN"/>
-        </w:rPr>
-      </w:r>
-      <w:r>
-        <w:rPr>
-          <w:rFonts w:eastAsia="Songti SC"/>
-          <w:color w:val="000000"/>
-          <w:lang w:eastAsia="zh-CN"/>
-        </w:rPr>
-      </w:r>
-      <w:r>
-        <w:rPr>
-          <w:rFonts w:eastAsia="Songti SC"/>
-          <w:color w:val="000000"/>
-          <w:lang w:eastAsia="zh-CN"/>
-        </w:rPr>
-      </w:r>
-      <w:r>
-        <w:rPr>
-          <w:rFonts w:eastAsia="Songti SC"/>
-          <w:color w:val="000000"/>
-          <w:lang w:eastAsia="zh-CN"/>
-        </w:rPr>
-      </w:r>
-      <w:r>
-        <w:rPr>
-          <w:rFonts w:eastAsia="Songti SC"/>
-          <w:color w:val="000000"/>
-          <w:lang w:eastAsia="zh-CN"/>
-        </w:rPr>
-      </w:r>
-      <w:r>
-        <w:rPr>
-          <w:rFonts w:eastAsia="Songti SC"/>
-          <w:color w:val="000000"/>
-          <w:lang w:eastAsia="zh-CN"/>
-        </w:rPr>
-      </w:r>
-      <w:r>
-        <w:rPr>
-          <w:rFonts w:eastAsia="Songti SC"/>
-          <w:color w:val="000000"/>
-          <w:lang w:eastAsia="zh-CN"/>
-        </w:rPr>
-      </w:r>
-      <w:r>
-        <w:rPr>
-          <w:rFonts w:eastAsia="Songti SC"/>
-          <w:color w:val="000000"/>
-          <w:lang w:eastAsia="zh-CN"/>
-        </w:rPr>
-      </w:r>
-      <w:r>
-        <w:rPr>
-          <w:rFonts w:eastAsia="Songti SC"/>
-          <w:color w:val="000000"/>
-          <w:lang w:eastAsia="zh-CN"/>
-        </w:rPr>
-      </w:r>
-      <w:r>
-        <w:rPr>
-          <w:rFonts w:eastAsia="Songti SC"/>
-          <w:color w:val="000000"/>
-          <w:lang w:eastAsia="zh-CN"/>
-        </w:rPr>
-      </w:r>
-      <w:r>
-        <w:rPr>
-          <w:rFonts w:eastAsia="Songti SC"/>
-          <w:color w:val="000000"/>
-          <w:lang w:eastAsia="zh-CN"/>
-        </w:rPr>
-      </w:r>
-      <w:r>
-        <w:rPr>
-          <w:rFonts w:eastAsia="Songti SC"/>
-          <w:color w:val="000000"/>
-          <w:lang w:eastAsia="zh-CN"/>
-        </w:rPr>
-      </w:r>
-      <w:r>
-        <w:rPr>
-          <w:rFonts w:eastAsia="Songti SC"/>
-          <w:color w:val="000000"/>
-          <w:lang w:eastAsia="zh-CN"/>
-        </w:rPr>
-      </w:r>
-      <w:r>
-        <w:rPr>
-          <w:rFonts w:eastAsia="Songti SC"/>
-          <w:color w:val="000000"/>
-          <w:lang w:eastAsia="zh-CN"/>
-        </w:rPr>
-      </w:r>
-      <w:r>
-        <w:rPr>
-          <w:rFonts w:eastAsia="Songti SC"/>
-          <w:color w:val="000000"/>
-          <w:lang w:eastAsia="zh-CN"/>
-        </w:rPr>
-      </w:r>
-      <w:r>
-        <w:rPr>
-          <w:rFonts w:eastAsia="Songti SC"/>
-          <w:color w:val="000000"/>
-          <w:lang w:eastAsia="zh-CN"/>
-        </w:rPr>
-      </w:r>
-      <w:r>
-        <w:rPr>
-          <w:rFonts w:eastAsia="Songti SC"/>
-          <w:color w:val="000000"/>
-          <w:lang w:eastAsia="zh-CN"/>
-        </w:rPr>
-      </w:r>
-      <w:r>
-        <w:rPr>
-          <w:rFonts w:eastAsia="Songti SC"/>
-          <w:color w:val="000000"/>
-          <w:lang w:eastAsia="zh-CN"/>
-        </w:rPr>
-      </w:r>
-      <w:r>
-        <w:rPr>
-          <w:rFonts w:eastAsia="Songti SC"/>
-          <w:color w:val="000000"/>
-          <w:lang w:eastAsia="zh-CN"/>
-        </w:rPr>
-      </w:r>
-      <w:r>
-        <w:rPr>
-          <w:rFonts w:eastAsia="Songti SC"/>
-          <w:color w:val="000000"/>
-          <w:lang w:eastAsia="zh-CN"/>
-        </w:rPr>
-      </w:r>
-      <w:r>
-        <w:rPr>
-          <w:rFonts w:eastAsia="Songti SC"/>
-          <w:color w:val="000000"/>
-          <w:lang w:eastAsia="zh-CN"/>
-        </w:rPr>
+        <w:jc w:val="center"/>
+        <w:rPr>
+          <w:lang w:eastAsia="zh-CN"/>
+        </w:rPr>
+      </w:pPr>
+      <m:oMath>
+        <m:r>
+          <w:rPr>
+            <w:rFonts w:ascii="Cambria Math" w:hAnsi="Cambria Math"/>
+            <w:sz w:val="21"/>
+          </w:rPr>
+          <m:t>g</m:t>
+        </m:r>
+        <m:d>
+          <m:dPr>
+            <m:begChr m:val="["/>
+            <m:endChr m:val="]"/>
+          </m:dPr>
+          <m:e>
+            <m:r>
+              <w:rPr>
+                <w:rFonts w:ascii="Cambria Math" w:hAnsi="Cambria Math"/>
+                <w:sz w:val="21"/>
+              </w:rPr>
+              <m:t>E</m:t>
+            </m:r>
+            <m:d>
+              <m:dPr>
+                <m:begChr m:val="("/>
+                <m:endChr m:val=")"/>
+              </m:dPr>
+              <m:e>
+                <m:sSub>
+                  <m:sSubPr/>
+                  <m:e>
+                    <m:r>
+                      <w:rPr>
+                        <w:rFonts w:ascii="Cambria Math" w:hAnsi="Cambria Math"/>
+                        <w:sz w:val="21"/>
+                      </w:rPr>
+                      <m:t>Y</m:t>
+                    </m:r>
+                  </m:e>
+                  <m:sub>
+                    <m:r>
+                      <w:rPr>
+                        <w:rFonts w:ascii="Cambria Math" w:hAnsi="Cambria Math"/>
+                        <w:sz w:val="21"/>
+                      </w:rPr>
+                      <m:t>i</m:t>
+                    </m:r>
+                  </m:sub>
+                </m:sSub>
+              </m:e>
+            </m:d>
+          </m:e>
+        </m:d>
+        <m:r>
+          <w:rPr>
+            <w:rFonts w:ascii="Cambria Math" w:hAnsi="Cambria Math"/>
+            <w:sz w:val="21"/>
+          </w:rPr>
+          <m:t xml:space="preserve"> = α + β</m:t>
+        </m:r>
+        <m:sSub>
+          <m:sSubPr/>
+          <m:e>
+            <m:r>
+              <w:rPr>
+                <w:rFonts w:ascii="Cambria Math" w:hAnsi="Cambria Math"/>
+                <w:sz w:val="21"/>
+              </w:rPr>
+              <m:t>Male</m:t>
+            </m:r>
+          </m:e>
+          <m:sub>
+            <m:r>
+              <w:rPr>
+                <w:rFonts w:ascii="Cambria Math" w:hAnsi="Cambria Math"/>
+                <w:sz w:val="21"/>
+              </w:rPr>
+              <m:t>i</m:t>
+            </m:r>
+          </m:sub>
+        </m:sSub>
+        <m:r>
+          <w:rPr>
+            <w:rFonts w:ascii="Cambria Math" w:hAnsi="Cambria Math"/>
+            <w:sz w:val="21"/>
+          </w:rPr>
+          <m:t xml:space="preserve"> + γ</m:t>
+        </m:r>
+        <m:sSub>
+          <m:sSubPr/>
+          <m:e>
+            <m:r>
+              <w:rPr>
+                <w:rFonts w:ascii="Cambria Math" w:hAnsi="Cambria Math"/>
+                <w:sz w:val="21"/>
+              </w:rPr>
+              <m:t>X</m:t>
+            </m:r>
+          </m:e>
+          <m:sub>
+            <m:r>
+              <w:rPr>
+                <w:rFonts w:ascii="Cambria Math" w:hAnsi="Cambria Math"/>
+                <w:sz w:val="21"/>
+              </w:rPr>
+              <m:t>i</m:t>
+            </m:r>
+          </m:sub>
+        </m:sSub>
+        <m:r>
+          <w:rPr>
+            <w:rFonts w:ascii="Cambria Math" w:hAnsi="Cambria Math"/>
+            <w:sz w:val="21"/>
+          </w:rPr>
+          <m:t xml:space="preserve"> + δ</m:t>
+        </m:r>
+        <m:sSub>
+          <m:sSubPr/>
+          <m:e>
+            <m:r>
+              <w:rPr>
+                <w:rFonts w:ascii="Cambria Math" w:hAnsi="Cambria Math"/>
+                <w:sz w:val="21"/>
+              </w:rPr>
+              <m:t>Z</m:t>
+            </m:r>
+          </m:e>
+          <m:sub>
+            <m:r>
+              <w:rPr>
+                <w:rFonts w:ascii="Cambria Math" w:hAnsi="Cambria Math"/>
+                <w:sz w:val="21"/>
+              </w:rPr>
+              <m:t>i</m:t>
+            </m:r>
+          </m:sub>
+        </m:sSub>
+      </m:oMath>
+      <w:r>
+        <w:rPr>
+          <w:rFonts w:eastAsia="Songti SC" w:ascii="Times New Roman" w:hAnsi="Times New Roman"/>
+          <w:color w:val="000000"/>
+          <w:lang w:eastAsia="zh-CN"/>
+          <w:sz w:val="21"/>
+        </w:rPr>
+        <w:t>　（M2）</w:t>
       </w:r>
     </w:p>
     <w:p>
@@ -3867,185 +3619,254 @@
       </w:pPr>
       <w:r>
         <w:rPr>
-          <w:rFonts w:eastAsia="Songti SC"/>
-          <w:color w:val="000000"/>
-          <w:lang w:eastAsia="zh-CN"/>
-        </w:rPr>
-        <w:t>为直接检验性别差异是否随信息领域改变，本文将每个账号在公共事务和明星文化领域的指标放入同一个模型，并加入性别与领域的交互项。由于同一账号同时提供两个领域的观察，模型采用广义估计方程，并按账号计算聚类标准误。核心比较为：</w:t>
-      </w:r>
-      <w:r>
-        <w:rPr>
-          <w:rFonts w:eastAsia="Songti SC"/>
-          <w:color w:val="000000"/>
-          <w:lang w:eastAsia="zh-CN"/>
-        </w:rPr>
-      </w:r>
-      <w:r>
-        <w:rPr>
-          <w:rFonts w:eastAsia="Songti SC"/>
-          <w:color w:val="000000"/>
-          <w:lang w:eastAsia="zh-CN"/>
-        </w:rPr>
-      </w:r>
-      <w:r>
-        <w:rPr>
-          <w:rFonts w:eastAsia="Songti SC"/>
-          <w:color w:val="000000"/>
-          <w:lang w:eastAsia="zh-CN"/>
-        </w:rPr>
-      </w:r>
-      <w:r>
-        <w:rPr>
-          <w:rFonts w:eastAsia="Songti SC"/>
-          <w:color w:val="000000"/>
-          <w:lang w:eastAsia="zh-CN"/>
-        </w:rPr>
-      </w:r>
-      <w:r>
-        <w:rPr>
-          <w:rFonts w:eastAsia="Songti SC"/>
-          <w:color w:val="000000"/>
-          <w:lang w:eastAsia="zh-CN"/>
-        </w:rPr>
-      </w:r>
-      <w:r>
-        <w:rPr>
-          <w:rFonts w:eastAsia="Songti SC"/>
-          <w:color w:val="000000"/>
-          <w:lang w:eastAsia="zh-CN"/>
-        </w:rPr>
-      </w:r>
-      <w:r>
-        <w:rPr>
-          <w:rFonts w:eastAsia="Songti SC"/>
-          <w:color w:val="000000"/>
-          <w:lang w:eastAsia="zh-CN"/>
-        </w:rPr>
-      </w:r>
-      <w:r>
-        <w:rPr>
-          <w:rFonts w:eastAsia="Songti SC"/>
-          <w:color w:val="000000"/>
-          <w:lang w:eastAsia="zh-CN"/>
-        </w:rPr>
-      </w:r>
-      <w:r>
-        <w:rPr>
-          <w:rFonts w:eastAsia="Songti SC"/>
-          <w:color w:val="000000"/>
-          <w:lang w:eastAsia="zh-CN"/>
-        </w:rPr>
-      </w:r>
-      <w:r>
-        <w:rPr>
-          <w:rFonts w:eastAsia="Songti SC"/>
-          <w:color w:val="000000"/>
-          <w:lang w:eastAsia="zh-CN"/>
-        </w:rPr>
-      </w:r>
-      <w:r>
-        <w:rPr>
-          <w:rFonts w:eastAsia="Songti SC"/>
-          <w:color w:val="000000"/>
-          <w:lang w:eastAsia="zh-CN"/>
-        </w:rPr>
-      </w:r>
-      <w:r>
-        <w:rPr>
-          <w:rFonts w:eastAsia="Songti SC"/>
-          <w:color w:val="000000"/>
-          <w:lang w:eastAsia="zh-CN"/>
-        </w:rPr>
-      </w:r>
-      <w:r>
-        <w:rPr>
-          <w:rFonts w:eastAsia="Songti SC"/>
-          <w:color w:val="000000"/>
-          <w:lang w:eastAsia="zh-CN"/>
-        </w:rPr>
-      </w:r>
-      <w:r>
-        <w:rPr>
-          <w:rFonts w:eastAsia="Songti SC"/>
-          <w:color w:val="000000"/>
-          <w:lang w:eastAsia="zh-CN"/>
-        </w:rPr>
-      </w:r>
-      <w:r>
-        <w:rPr>
-          <w:rFonts w:eastAsia="Songti SC"/>
-          <w:color w:val="000000"/>
-          <w:lang w:eastAsia="zh-CN"/>
-        </w:rPr>
-      </w:r>
-      <w:r>
-        <w:rPr>
-          <w:rFonts w:eastAsia="Songti SC"/>
-          <w:color w:val="000000"/>
-          <w:lang w:eastAsia="zh-CN"/>
-        </w:rPr>
-      </w:r>
-      <w:r>
-        <w:rPr>
-          <w:rFonts w:eastAsia="Songti SC"/>
-          <w:color w:val="000000"/>
-          <w:lang w:eastAsia="zh-CN"/>
-        </w:rPr>
-      </w:r>
-      <w:r>
-        <w:rPr>
-          <w:rFonts w:eastAsia="Songti SC"/>
-          <w:color w:val="000000"/>
-          <w:lang w:eastAsia="zh-CN"/>
-        </w:rPr>
-      </w:r>
-      <w:r>
-        <w:rPr>
-          <w:rFonts w:eastAsia="Songti SC"/>
-          <w:color w:val="000000"/>
-          <w:lang w:eastAsia="zh-CN"/>
-        </w:rPr>
-      </w:r>
-      <w:r>
-        <w:rPr>
-          <w:rFonts w:eastAsia="Songti SC"/>
-          <w:color w:val="000000"/>
-          <w:lang w:eastAsia="zh-CN"/>
-        </w:rPr>
-      </w:r>
-      <w:r>
-        <w:rPr>
-          <w:rFonts w:eastAsia="Songti SC"/>
-          <w:color w:val="000000"/>
-          <w:lang w:eastAsia="zh-CN"/>
-        </w:rPr>
-      </w:r>
-      <w:r>
-        <w:rPr>
-          <w:rFonts w:eastAsia="Songti SC"/>
-          <w:color w:val="000000"/>
-          <w:lang w:eastAsia="zh-CN"/>
-        </w:rPr>
-      </w:r>
-      <w:r>
-        <w:rPr>
-          <w:rFonts w:eastAsia="Songti SC"/>
-          <w:color w:val="000000"/>
-          <w:lang w:eastAsia="zh-CN"/>
-        </w:rPr>
-      </w:r>
-      <w:r>
-        <w:rPr>
-          <w:rFonts w:eastAsia="Songti SC"/>
-          <w:color w:val="000000"/>
-          <w:lang w:eastAsia="zh-CN"/>
-        </w:rPr>
+          <w:rFonts w:eastAsia="Songti SC" w:ascii="Times New Roman" w:hAnsi="Times New Roman"/>
+          <w:color w:val="000000"/>
+          <w:lang w:eastAsia="zh-CN"/>
+        </w:rPr>
+        <w:t>其中，</w:t>
+      </w:r>
+      <m:oMath>
+        <m:r>
+          <w:rPr>
+            <w:rFonts w:ascii="Cambria Math" w:hAnsi="Cambria Math"/>
+            <w:sz w:val="21"/>
+          </w:rPr>
+          <m:t>g</m:t>
+        </m:r>
+        <m:d>
+          <m:dPr>
+            <m:begChr m:val="("/>
+            <m:endChr m:val=")"/>
+          </m:dPr>
+          <m:e>
+            <m:r>
+              <w:rPr>
+                <w:rFonts w:ascii="Cambria Math" w:hAnsi="Cambria Math"/>
+                <w:sz w:val="21"/>
+              </w:rPr>
+              <m:t>·</m:t>
+            </m:r>
+          </m:e>
+        </m:d>
+      </m:oMath>
+      <w:r>
+        <w:rPr>
+          <w:rFonts w:eastAsia="Songti SC" w:ascii="Times New Roman" w:hAnsi="Times New Roman"/>
+          <w:color w:val="000000"/>
+          <w:lang w:eastAsia="zh-CN"/>
+        </w:rPr>
+        <w:t>为Logit链接函数；</w:t>
+      </w:r>
+      <m:oMath>
+        <m:sSub>
+          <m:sSubPr/>
+          <m:e>
+            <m:r>
+              <w:rPr>
+                <w:rFonts w:ascii="Cambria Math" w:hAnsi="Cambria Math"/>
+                <w:sz w:val="21"/>
+              </w:rPr>
+              <m:t>Y</m:t>
+            </m:r>
+          </m:e>
+          <m:sub>
+            <m:r>
+              <w:rPr>
+                <w:rFonts w:ascii="Cambria Math" w:hAnsi="Cambria Math"/>
+                <w:sz w:val="21"/>
+              </w:rPr>
+              <m:t>i</m:t>
+            </m:r>
+          </m:sub>
+        </m:sSub>
+      </m:oMath>
+      <w:r>
+        <w:rPr>
+          <w:rFonts w:eastAsia="Songti SC" w:ascii="Times New Roman" w:hAnsi="Times New Roman"/>
+          <w:color w:val="000000"/>
+          <w:lang w:eastAsia="zh-CN"/>
+        </w:rPr>
+        <w:t>表示账号</w:t>
+      </w:r>
+      <m:oMath>
+        <m:r>
+          <w:rPr>
+            <w:rFonts w:ascii="Cambria Math" w:hAnsi="Cambria Math"/>
+            <w:sz w:val="21"/>
+          </w:rPr>
+          <m:t>i</m:t>
+        </m:r>
+      </m:oMath>
+      <w:r>
+        <w:rPr>
+          <w:rFonts w:eastAsia="Songti SC" w:ascii="Times New Roman" w:hAnsi="Times New Roman"/>
+          <w:color w:val="000000"/>
+          <w:lang w:eastAsia="zh-CN"/>
+        </w:rPr>
+        <w:t>的某一项参与指标；</w:t>
+      </w:r>
+      <m:oMath>
+        <m:sSub>
+          <m:sSubPr/>
+          <m:e>
+            <m:r>
+              <w:rPr>
+                <w:rFonts w:ascii="Cambria Math" w:hAnsi="Cambria Math"/>
+                <w:sz w:val="21"/>
+              </w:rPr>
+              <m:t>Male</m:t>
+            </m:r>
+          </m:e>
+          <m:sub>
+            <m:r>
+              <w:rPr>
+                <w:rFonts w:ascii="Cambria Math" w:hAnsi="Cambria Math"/>
+                <w:sz w:val="21"/>
+              </w:rPr>
+              <m:t>i</m:t>
+            </m:r>
+          </m:sub>
+        </m:sSub>
+      </m:oMath>
+      <w:r>
+        <w:rPr>
+          <w:rFonts w:eastAsia="Songti SC" w:ascii="Times New Roman" w:hAnsi="Times New Roman"/>
+          <w:color w:val="000000"/>
+          <w:lang w:eastAsia="zh-CN"/>
+        </w:rPr>
+        <w:t>表示账号性别；</w:t>
+      </w:r>
+      <m:oMath>
+        <m:sSub>
+          <m:sSubPr/>
+          <m:e>
+            <m:r>
+              <w:rPr>
+                <w:rFonts w:ascii="Cambria Math" w:hAnsi="Cambria Math"/>
+                <w:sz w:val="21"/>
+              </w:rPr>
+              <m:t>X</m:t>
+            </m:r>
+          </m:e>
+          <m:sub>
+            <m:r>
+              <w:rPr>
+                <w:rFonts w:ascii="Cambria Math" w:hAnsi="Cambria Math"/>
+                <w:sz w:val="21"/>
+              </w:rPr>
+              <m:t>i</m:t>
+            </m:r>
+          </m:sub>
+        </m:sSub>
+      </m:oMath>
+      <w:r>
+        <w:rPr>
+          <w:rFonts w:eastAsia="Songti SC" w:ascii="Times New Roman" w:hAnsi="Times New Roman"/>
+          <w:color w:val="000000"/>
+          <w:lang w:eastAsia="zh-CN"/>
+        </w:rPr>
+        <w:t>表示经</w:t>
+      </w:r>
+      <m:oMath>
+        <m:r>
+          <w:rPr>
+            <w:rFonts w:ascii="Cambria Math" w:hAnsi="Cambria Math"/>
+            <w:sz w:val="21"/>
+          </w:rPr>
+          <m:t>log</m:t>
+        </m:r>
+        <m:d>
+          <m:dPr>
+            <m:begChr m:val="("/>
+            <m:endChr m:val=")"/>
+          </m:dPr>
+          <m:e>
+            <m:r>
+              <w:rPr>
+                <w:rFonts w:ascii="Cambria Math" w:hAnsi="Cambria Math"/>
+                <w:sz w:val="21"/>
+              </w:rPr>
+              <m:t>1 + x</m:t>
+            </m:r>
+          </m:e>
+        </m:d>
+      </m:oMath>
+      <w:r>
+        <w:rPr>
+          <w:rFonts w:eastAsia="Songti SC" w:ascii="Times New Roman" w:hAnsi="Times New Roman"/>
+          <w:color w:val="000000"/>
+          <w:lang w:eastAsia="zh-CN"/>
+        </w:rPr>
+        <w:t>转换的全年发帖数和转发数，以及活跃天数和活跃月份；</w:t>
+      </w:r>
+      <m:oMath>
+        <m:sSub>
+          <m:sSubPr/>
+          <m:e>
+            <m:r>
+              <w:rPr>
+                <w:rFonts w:ascii="Cambria Math" w:hAnsi="Cambria Math"/>
+                <w:sz w:val="21"/>
+              </w:rPr>
+              <m:t>Z</m:t>
+            </m:r>
+          </m:e>
+          <m:sub>
+            <m:r>
+              <w:rPr>
+                <w:rFonts w:ascii="Cambria Math" w:hAnsi="Cambria Math"/>
+                <w:sz w:val="21"/>
+              </w:rPr>
+              <m:t>i</m:t>
+            </m:r>
+          </m:sub>
+        </m:sSub>
+      </m:oMath>
+      <w:r>
+        <w:rPr>
+          <w:rFonts w:eastAsia="Songti SC" w:ascii="Times New Roman" w:hAnsi="Times New Roman"/>
+          <w:color w:val="000000"/>
+          <w:lang w:eastAsia="zh-CN"/>
+        </w:rPr>
+        <w:t>表示认证状态、经</w:t>
+      </w:r>
+      <m:oMath>
+        <m:r>
+          <w:rPr>
+            <w:rFonts w:ascii="Cambria Math" w:hAnsi="Cambria Math"/>
+            <w:sz w:val="21"/>
+          </w:rPr>
+          <m:t>log</m:t>
+        </m:r>
+        <m:d>
+          <m:dPr>
+            <m:begChr m:val="("/>
+            <m:endChr m:val=")"/>
+          </m:dPr>
+          <m:e>
+            <m:r>
+              <w:rPr>
+                <w:rFonts w:ascii="Cambria Math" w:hAnsi="Cambria Math"/>
+                <w:sz w:val="21"/>
+              </w:rPr>
+              <m:t>1 + x</m:t>
+            </m:r>
+          </m:e>
+        </m:d>
+      </m:oMath>
+      <w:r>
+        <w:rPr>
+          <w:rFonts w:eastAsia="Songti SC" w:ascii="Times New Roman" w:hAnsi="Times New Roman"/>
+          <w:color w:val="000000"/>
+          <w:lang w:eastAsia="zh-CN"/>
+        </w:rPr>
+        <w:t>转换的粉丝数和关注数及地区。</w:t>
       </w:r>
     </w:p>
     <w:p>
       <w:pPr>
         <w:spacing w:before="120" w:after="240"/>
-        <w:jc w:val="center"/>
+        <w:jc w:val="both"/>
         <w:rPr>
           <w:lang w:eastAsia="zh-CN"/>
         </w:rPr>
@@ -4056,175 +3877,24 @@
           <w:color w:val="000000"/>
           <w:lang w:eastAsia="zh-CN"/>
         </w:rPr>
-        <w:t>领域距离 =（公共事务领域的男性账号平均值 - 女性账号平均值）-（明星文化领域的男性账号平均值 - 女性账号平均值）</w:t>
-      </w:r>
-      <w:r>
-        <w:rPr>
-          <w:rFonts w:eastAsia="Songti SC"/>
-          <w:color w:val="000000"/>
-          <w:lang w:eastAsia="zh-CN"/>
-        </w:rPr>
-      </w:r>
-      <w:r>
-        <w:rPr>
-          <w:rFonts w:eastAsia="Songti SC"/>
-          <w:color w:val="000000"/>
-          <w:lang w:eastAsia="zh-CN"/>
-        </w:rPr>
-      </w:r>
-      <w:r>
-        <w:rPr>
-          <w:rFonts w:eastAsia="Songti SC"/>
-          <w:color w:val="000000"/>
-          <w:lang w:eastAsia="zh-CN"/>
-        </w:rPr>
-      </w:r>
-      <w:r>
-        <w:rPr>
-          <w:rFonts w:eastAsia="Songti SC"/>
-          <w:color w:val="000000"/>
-          <w:lang w:eastAsia="zh-CN"/>
-        </w:rPr>
-      </w:r>
-      <w:r>
-        <w:rPr>
-          <w:rFonts w:eastAsia="Songti SC"/>
-          <w:color w:val="000000"/>
-          <w:lang w:eastAsia="zh-CN"/>
-        </w:rPr>
-      </w:r>
-      <w:r>
-        <w:rPr>
-          <w:rFonts w:eastAsia="Songti SC"/>
-          <w:color w:val="000000"/>
-          <w:lang w:eastAsia="zh-CN"/>
-        </w:rPr>
-      </w:r>
-      <w:r>
-        <w:rPr>
-          <w:rFonts w:eastAsia="Songti SC"/>
-          <w:color w:val="000000"/>
-          <w:lang w:eastAsia="zh-CN"/>
-        </w:rPr>
-      </w:r>
-      <w:r>
-        <w:rPr>
-          <w:rFonts w:eastAsia="Songti SC"/>
-          <w:color w:val="000000"/>
-          <w:lang w:eastAsia="zh-CN"/>
-        </w:rPr>
-      </w:r>
-      <w:r>
-        <w:rPr>
-          <w:rFonts w:eastAsia="Songti SC"/>
-          <w:color w:val="000000"/>
-          <w:lang w:eastAsia="zh-CN"/>
-        </w:rPr>
-      </w:r>
-      <w:r>
-        <w:rPr>
-          <w:rFonts w:eastAsia="Songti SC"/>
-          <w:color w:val="000000"/>
-          <w:lang w:eastAsia="zh-CN"/>
-        </w:rPr>
-      </w:r>
-      <w:r>
-        <w:rPr>
-          <w:rFonts w:eastAsia="Songti SC"/>
-          <w:color w:val="000000"/>
-          <w:lang w:eastAsia="zh-CN"/>
-        </w:rPr>
-      </w:r>
-      <w:r>
-        <w:rPr>
-          <w:rFonts w:eastAsia="Songti SC"/>
-          <w:color w:val="000000"/>
-          <w:lang w:eastAsia="zh-CN"/>
-        </w:rPr>
-      </w:r>
-      <w:r>
-        <w:rPr>
-          <w:rFonts w:eastAsia="Songti SC"/>
-          <w:color w:val="000000"/>
-          <w:lang w:eastAsia="zh-CN"/>
-        </w:rPr>
-      </w:r>
-      <w:r>
-        <w:rPr>
-          <w:rFonts w:eastAsia="Songti SC"/>
-          <w:color w:val="000000"/>
-          <w:lang w:eastAsia="zh-CN"/>
-        </w:rPr>
-      </w:r>
-      <w:r>
-        <w:rPr>
-          <w:rFonts w:eastAsia="Songti SC"/>
-          <w:color w:val="000000"/>
-          <w:lang w:eastAsia="zh-CN"/>
-        </w:rPr>
-      </w:r>
-      <w:r>
-        <w:rPr>
-          <w:rFonts w:eastAsia="Songti SC"/>
-          <w:color w:val="000000"/>
-          <w:lang w:eastAsia="zh-CN"/>
-        </w:rPr>
-      </w:r>
-      <w:r>
-        <w:rPr>
-          <w:rFonts w:eastAsia="Songti SC"/>
-          <w:color w:val="000000"/>
-          <w:lang w:eastAsia="zh-CN"/>
-        </w:rPr>
-      </w:r>
-      <w:r>
-        <w:rPr>
-          <w:rFonts w:eastAsia="Songti SC"/>
-          <w:color w:val="000000"/>
-          <w:lang w:eastAsia="zh-CN"/>
-        </w:rPr>
-      </w:r>
-      <w:r>
-        <w:rPr>
-          <w:rFonts w:eastAsia="Songti SC"/>
-          <w:color w:val="000000"/>
-          <w:lang w:eastAsia="zh-CN"/>
-        </w:rPr>
-      </w:r>
-      <w:r>
-        <w:rPr>
-          <w:rFonts w:eastAsia="Songti SC"/>
-          <w:color w:val="000000"/>
-          <w:lang w:eastAsia="zh-CN"/>
-        </w:rPr>
-      </w:r>
-      <w:r>
-        <w:rPr>
-          <w:rFonts w:eastAsia="Songti SC"/>
-          <w:color w:val="000000"/>
-          <w:lang w:eastAsia="zh-CN"/>
-        </w:rPr>
-      </w:r>
-      <w:r>
-        <w:rPr>
-          <w:rFonts w:eastAsia="Songti SC"/>
-          <w:color w:val="000000"/>
-          <w:lang w:eastAsia="zh-CN"/>
-        </w:rPr>
-      </w:r>
-      <w:r>
-        <w:rPr>
-          <w:rFonts w:eastAsia="Songti SC"/>
-          <w:color w:val="000000"/>
-          <w:lang w:eastAsia="zh-CN"/>
-        </w:rPr>
-      </w:r>
-      <w:r>
-        <w:rPr>
-          <w:rFonts w:eastAsia="Songti SC"/>
-          <w:color w:val="000000"/>
-          <w:lang w:eastAsia="zh-CN"/>
-        </w:rPr>
+        <w:t>信息消费指标采用Logit模型，内容表达及其他比例指标采用分数Logit模型，并使用稳健标准误。M0和M1使用各项结果对应的全部可用样本，M2使用账号资料完整的样本。</w:t>
+      </w:r>
+      <m:oMath>
+        <m:r>
+          <w:rPr>
+            <w:rFonts w:ascii="Cambria Math" w:hAnsi="Cambria Math"/>
+            <w:sz w:val="21"/>
+          </w:rPr>
+          <m:t>β</m:t>
+        </m:r>
+      </m:oMath>
+      <w:r>
+        <w:rPr>
+          <w:rFonts w:eastAsia="Songti SC" w:ascii="Times New Roman" w:hAnsi="Times New Roman"/>
+          <w:color w:val="000000"/>
+          <w:lang w:eastAsia="zh-CN"/>
+        </w:rPr>
+        <w:t>表示男性账号与女性账号的平均差异。为便于解释，结果统一换算为男性账号减女性账号的平均概率或平均比例差异。</w:t>
       </w:r>
     </w:p>
     <w:p>
@@ -4241,364 +3911,382 @@
           <w:color w:val="000000"/>
           <w:lang w:eastAsia="zh-CN"/>
         </w:rPr>
-        <w:t>领域距离为正，表示性别差异更偏向公共事务领域；数值越大，两个领域的性别分化越明显。信息消费和内容表达分别估计这一距离，并报告95%置信区间。领域比较沿用M0、M1和M2的控制变量设定。</w:t>
-      </w:r>
-      <w:r>
-        <w:rPr>
-          <w:rFonts w:eastAsia="Songti SC"/>
-          <w:color w:val="000000"/>
-          <w:lang w:eastAsia="zh-CN"/>
-        </w:rPr>
-      </w:r>
-      <w:r>
-        <w:rPr>
-          <w:rFonts w:eastAsia="Songti SC"/>
-          <w:color w:val="000000"/>
-          <w:lang w:eastAsia="zh-CN"/>
-        </w:rPr>
-      </w:r>
-      <w:r>
-        <w:rPr>
-          <w:rFonts w:eastAsia="Songti SC"/>
-          <w:color w:val="000000"/>
-          <w:lang w:eastAsia="zh-CN"/>
-        </w:rPr>
-      </w:r>
-      <w:r>
-        <w:rPr>
-          <w:rFonts w:eastAsia="Songti SC"/>
-          <w:color w:val="000000"/>
-          <w:lang w:eastAsia="zh-CN"/>
-        </w:rPr>
-      </w:r>
-      <w:r>
-        <w:rPr>
-          <w:rFonts w:eastAsia="Songti SC"/>
-          <w:color w:val="000000"/>
-          <w:lang w:eastAsia="zh-CN"/>
-        </w:rPr>
-      </w:r>
-      <w:r>
-        <w:rPr>
-          <w:rFonts w:eastAsia="Songti SC"/>
-          <w:color w:val="000000"/>
-          <w:lang w:eastAsia="zh-CN"/>
-        </w:rPr>
-      </w:r>
-      <w:r>
-        <w:rPr>
-          <w:rFonts w:eastAsia="Songti SC"/>
-          <w:color w:val="000000"/>
-          <w:lang w:eastAsia="zh-CN"/>
-        </w:rPr>
-      </w:r>
-      <w:r>
-        <w:rPr>
-          <w:rFonts w:eastAsia="Songti SC"/>
-          <w:color w:val="000000"/>
-          <w:lang w:eastAsia="zh-CN"/>
-        </w:rPr>
-      </w:r>
-      <w:r>
-        <w:rPr>
-          <w:rFonts w:eastAsia="Songti SC"/>
-          <w:color w:val="000000"/>
-          <w:lang w:eastAsia="zh-CN"/>
-        </w:rPr>
-      </w:r>
-      <w:r>
-        <w:rPr>
-          <w:rFonts w:eastAsia="Songti SC"/>
-          <w:color w:val="000000"/>
-          <w:lang w:eastAsia="zh-CN"/>
-        </w:rPr>
-      </w:r>
-      <w:r>
-        <w:rPr>
-          <w:rFonts w:eastAsia="Songti SC"/>
-          <w:color w:val="000000"/>
-          <w:lang w:eastAsia="zh-CN"/>
-        </w:rPr>
-      </w:r>
-      <w:r>
-        <w:rPr>
-          <w:rFonts w:eastAsia="Songti SC"/>
-          <w:color w:val="000000"/>
-          <w:lang w:eastAsia="zh-CN"/>
-        </w:rPr>
-      </w:r>
-      <w:r>
-        <w:rPr>
-          <w:rFonts w:eastAsia="Songti SC"/>
-          <w:color w:val="000000"/>
-          <w:lang w:eastAsia="zh-CN"/>
-        </w:rPr>
-      </w:r>
-      <w:r>
-        <w:rPr>
-          <w:rFonts w:eastAsia="Songti SC"/>
-          <w:color w:val="000000"/>
-          <w:lang w:eastAsia="zh-CN"/>
-        </w:rPr>
-      </w:r>
-      <w:r>
-        <w:rPr>
-          <w:rFonts w:eastAsia="Songti SC"/>
-          <w:color w:val="000000"/>
-          <w:lang w:eastAsia="zh-CN"/>
-        </w:rPr>
-      </w:r>
-      <w:r>
-        <w:rPr>
-          <w:rFonts w:eastAsia="Songti SC"/>
-          <w:color w:val="000000"/>
-          <w:lang w:eastAsia="zh-CN"/>
-        </w:rPr>
-      </w:r>
-      <w:r>
-        <w:rPr>
-          <w:rFonts w:eastAsia="Songti SC"/>
-          <w:color w:val="000000"/>
-          <w:lang w:eastAsia="zh-CN"/>
-        </w:rPr>
-      </w:r>
-      <w:r>
-        <w:rPr>
-          <w:rFonts w:eastAsia="Songti SC"/>
-          <w:color w:val="000000"/>
-          <w:lang w:eastAsia="zh-CN"/>
-        </w:rPr>
-      </w:r>
-      <w:r>
-        <w:rPr>
-          <w:rFonts w:eastAsia="Songti SC"/>
-          <w:color w:val="000000"/>
-          <w:lang w:eastAsia="zh-CN"/>
-        </w:rPr>
-      </w:r>
-      <w:r>
-        <w:rPr>
-          <w:rFonts w:eastAsia="Songti SC"/>
-          <w:color w:val="000000"/>
-          <w:lang w:eastAsia="zh-CN"/>
-        </w:rPr>
-      </w:r>
-      <w:r>
-        <w:rPr>
-          <w:rFonts w:eastAsia="Songti SC"/>
-          <w:color w:val="000000"/>
-          <w:lang w:eastAsia="zh-CN"/>
-        </w:rPr>
-      </w:r>
-      <w:r>
-        <w:rPr>
-          <w:rFonts w:eastAsia="Songti SC"/>
-          <w:color w:val="000000"/>
-          <w:lang w:eastAsia="zh-CN"/>
-        </w:rPr>
-      </w:r>
-      <w:r>
-        <w:rPr>
-          <w:rFonts w:eastAsia="Songti SC"/>
-          <w:color w:val="000000"/>
-          <w:lang w:eastAsia="zh-CN"/>
-        </w:rPr>
-      </w:r>
-      <w:r>
-        <w:rPr>
-          <w:rFonts w:eastAsia="Songti SC"/>
-          <w:color w:val="000000"/>
-          <w:lang w:eastAsia="zh-CN"/>
-        </w:rPr>
+        <w:t>为直接检验性别差异是否随信息领域改变，本文将每个账号在公共事务和明星文化领域的指标放入同一个模型，并加入性别与领域的交互项。由于同一账号同时提供两个领域的观察，模型采用广义估计方程，并按账号计算聚类标准误。核心比较为：</w:t>
       </w:r>
     </w:p>
     <w:p>
       <w:pPr>
         <w:spacing w:before="120" w:after="240"/>
-        <w:jc w:val="both"/>
-        <w:rPr>
-          <w:lang w:eastAsia="zh-CN"/>
-        </w:rPr>
-      </w:pPr>
-      <w:r>
-        <w:rPr>
-          <w:rFonts w:eastAsia="Songti SC"/>
-          <w:color w:val="000000"/>
-          <w:lang w:eastAsia="zh-CN"/>
-        </w:rPr>
-        <w:t>在核心分析之外，本文进一步考察三类结果。第一，信息消费与内容表达的组合模型区分“均未参与”“仅信息消费”“仅内容表达”和“两者都有”；第二，跨领域组合模型区分“两个领域均未参与”“仅参与公共事务”“仅参与明星文化”和“两个领域都参与”；第三，月份模型、参与月份比例和转发延迟用于观察时间结构。</w:t>
-      </w:r>
-      <w:r>
-        <w:rPr>
-          <w:rFonts w:eastAsia="Songti SC"/>
-          <w:color w:val="000000"/>
-          <w:lang w:eastAsia="zh-CN"/>
-        </w:rPr>
-      </w:r>
-      <w:r>
-        <w:rPr>
-          <w:rFonts w:eastAsia="Songti SC"/>
-          <w:color w:val="000000"/>
-          <w:lang w:eastAsia="zh-CN"/>
-        </w:rPr>
-      </w:r>
-      <w:r>
-        <w:rPr>
-          <w:rFonts w:eastAsia="Songti SC"/>
-          <w:color w:val="000000"/>
-          <w:lang w:eastAsia="zh-CN"/>
-        </w:rPr>
-      </w:r>
-      <w:r>
-        <w:rPr>
-          <w:rFonts w:eastAsia="Songti SC"/>
-          <w:color w:val="000000"/>
-          <w:lang w:eastAsia="zh-CN"/>
-        </w:rPr>
-      </w:r>
-      <w:r>
-        <w:rPr>
-          <w:rFonts w:eastAsia="Songti SC"/>
-          <w:color w:val="000000"/>
-          <w:lang w:eastAsia="zh-CN"/>
-        </w:rPr>
-      </w:r>
-      <w:r>
-        <w:rPr>
-          <w:rFonts w:eastAsia="Songti SC"/>
-          <w:color w:val="000000"/>
-          <w:lang w:eastAsia="zh-CN"/>
-        </w:rPr>
-      </w:r>
-      <w:r>
-        <w:rPr>
-          <w:rFonts w:eastAsia="Songti SC"/>
-          <w:color w:val="000000"/>
-          <w:lang w:eastAsia="zh-CN"/>
-        </w:rPr>
-      </w:r>
-      <w:r>
-        <w:rPr>
-          <w:rFonts w:eastAsia="Songti SC"/>
-          <w:color w:val="000000"/>
-          <w:lang w:eastAsia="zh-CN"/>
-        </w:rPr>
-      </w:r>
-      <w:r>
-        <w:rPr>
-          <w:rFonts w:eastAsia="Songti SC"/>
-          <w:color w:val="000000"/>
-          <w:lang w:eastAsia="zh-CN"/>
-        </w:rPr>
-      </w:r>
-      <w:r>
-        <w:rPr>
-          <w:rFonts w:eastAsia="Songti SC"/>
-          <w:color w:val="000000"/>
-          <w:lang w:eastAsia="zh-CN"/>
-        </w:rPr>
-      </w:r>
-      <w:r>
-        <w:rPr>
-          <w:rFonts w:eastAsia="Songti SC"/>
-          <w:color w:val="000000"/>
-          <w:lang w:eastAsia="zh-CN"/>
-        </w:rPr>
-      </w:r>
-      <w:r>
-        <w:rPr>
-          <w:rFonts w:eastAsia="Songti SC"/>
-          <w:color w:val="000000"/>
-          <w:lang w:eastAsia="zh-CN"/>
-        </w:rPr>
-      </w:r>
-      <w:r>
-        <w:rPr>
-          <w:rFonts w:eastAsia="Songti SC"/>
-          <w:color w:val="000000"/>
-          <w:lang w:eastAsia="zh-CN"/>
-        </w:rPr>
-      </w:r>
-      <w:r>
-        <w:rPr>
-          <w:rFonts w:eastAsia="Songti SC"/>
-          <w:color w:val="000000"/>
-          <w:lang w:eastAsia="zh-CN"/>
-        </w:rPr>
-      </w:r>
-      <w:r>
-        <w:rPr>
-          <w:rFonts w:eastAsia="Songti SC"/>
-          <w:color w:val="000000"/>
-          <w:lang w:eastAsia="zh-CN"/>
-        </w:rPr>
-      </w:r>
-      <w:r>
-        <w:rPr>
-          <w:rFonts w:eastAsia="Songti SC"/>
-          <w:color w:val="000000"/>
-          <w:lang w:eastAsia="zh-CN"/>
-        </w:rPr>
-      </w:r>
-      <w:r>
-        <w:rPr>
-          <w:rFonts w:eastAsia="Songti SC"/>
-          <w:color w:val="000000"/>
-          <w:lang w:eastAsia="zh-CN"/>
-        </w:rPr>
-      </w:r>
-      <w:r>
-        <w:rPr>
-          <w:rFonts w:eastAsia="Songti SC"/>
-          <w:color w:val="000000"/>
-          <w:lang w:eastAsia="zh-CN"/>
-        </w:rPr>
-      </w:r>
-      <w:r>
-        <w:rPr>
-          <w:rFonts w:eastAsia="Songti SC"/>
-          <w:color w:val="000000"/>
-          <w:lang w:eastAsia="zh-CN"/>
-        </w:rPr>
-      </w:r>
-      <w:r>
-        <w:rPr>
-          <w:rFonts w:eastAsia="Songti SC"/>
-          <w:color w:val="000000"/>
-          <w:lang w:eastAsia="zh-CN"/>
-        </w:rPr>
-      </w:r>
-      <w:r>
-        <w:rPr>
-          <w:rFonts w:eastAsia="Songti SC"/>
-          <w:color w:val="000000"/>
-          <w:lang w:eastAsia="zh-CN"/>
-        </w:rPr>
-      </w:r>
-      <w:r>
-        <w:rPr>
-          <w:rFonts w:eastAsia="Songti SC"/>
-          <w:color w:val="000000"/>
-          <w:lang w:eastAsia="zh-CN"/>
-        </w:rPr>
-      </w:r>
-      <w:r>
-        <w:rPr>
-          <w:rFonts w:eastAsia="Songti SC"/>
-          <w:color w:val="000000"/>
-          <w:lang w:eastAsia="zh-CN"/>
-        </w:rPr>
-      </w:r>
-      <w:r>
-        <w:rPr>
-          <w:rFonts w:eastAsia="Songti SC"/>
-          <w:color w:val="000000"/>
-          <w:lang w:eastAsia="zh-CN"/>
-        </w:rPr>
+        <w:jc w:val="center"/>
+        <w:rPr>
+          <w:lang w:eastAsia="zh-CN"/>
+        </w:rPr>
+      </w:pPr>
+      <w:r>
+        <w:rPr>
+          <w:rFonts w:eastAsia="Songti SC"/>
+          <w:color w:val="000000"/>
+          <w:lang w:eastAsia="zh-CN"/>
+        </w:rPr>
+        <w:t>领域距离</w:t>
+      </w:r>
+      <w:r>
+        <w:rPr>
+          <w:rFonts w:eastAsia="Songti SC"/>
+          <w:color w:val="000000"/>
+          <w:lang w:eastAsia="zh-CN"/>
+        </w:rPr>
+        <w:t xml:space="preserve"> =</w:t>
+      </w:r>
+      <w:r>
+        <w:rPr>
+          <w:rFonts w:eastAsia="Songti SC"/>
+          <w:color w:val="000000"/>
+          <w:lang w:eastAsia="zh-CN"/>
+        </w:rPr>
+        <w:t>（公共事务领域的男性账号平均值</w:t>
+      </w:r>
+      <w:r>
+        <w:rPr>
+          <w:rFonts w:eastAsia="Songti SC"/>
+          <w:color w:val="000000"/>
+          <w:lang w:eastAsia="zh-CN"/>
+        </w:rPr>
+        <w:t xml:space="preserve"> - </w:t>
+      </w:r>
+      <w:r>
+        <w:rPr>
+          <w:rFonts w:eastAsia="Songti SC"/>
+          <w:color w:val="000000"/>
+          <w:lang w:eastAsia="zh-CN"/>
+        </w:rPr>
+        <w:t>女性账号平均值）</w:t>
+      </w:r>
+      <w:r>
+        <w:rPr>
+          <w:rFonts w:eastAsia="Songti SC"/>
+          <w:color w:val="000000"/>
+          <w:lang w:eastAsia="zh-CN"/>
+        </w:rPr>
+        <w:t>-</w:t>
+      </w:r>
+      <w:r>
+        <w:rPr>
+          <w:rFonts w:eastAsia="Songti SC"/>
+          <w:color w:val="000000"/>
+          <w:lang w:eastAsia="zh-CN"/>
+        </w:rPr>
+        <w:t>（明星文化领域的男性账号平均值</w:t>
+      </w:r>
+      <w:r>
+        <w:rPr>
+          <w:rFonts w:eastAsia="Songti SC"/>
+          <w:color w:val="000000"/>
+          <w:lang w:eastAsia="zh-CN"/>
+        </w:rPr>
+        <w:t xml:space="preserve"> - </w:t>
+      </w:r>
+      <w:r>
+        <w:rPr>
+          <w:rFonts w:eastAsia="Songti SC"/>
+          <w:color w:val="000000"/>
+          <w:lang w:eastAsia="zh-CN"/>
+        </w:rPr>
+        <w:t>女性账号平均值）</w:t>
       </w:r>
     </w:p>
     <w:p>
       <w:pPr>
+        <w:spacing w:before="120" w:after="240"/>
+        <w:jc w:val="both"/>
+        <w:rPr>
+          <w:lang w:eastAsia="zh-CN"/>
+        </w:rPr>
+      </w:pPr>
+      <w:r>
+        <w:rPr>
+          <w:rFonts w:eastAsia="Songti SC"/>
+          <w:color w:val="000000"/>
+          <w:lang w:eastAsia="zh-CN"/>
+        </w:rPr>
+        <w:t>领域距离为正，表示性别差异更偏向公共事务领域；数值越大，两个领域的性别分化越明显。信息消费和内容表达分别估计这一距离，并报告</w:t>
+      </w:r>
+      <w:r>
+        <w:rPr>
+          <w:rFonts w:eastAsia="Songti SC"/>
+          <w:color w:val="000000"/>
+          <w:lang w:eastAsia="zh-CN"/>
+        </w:rPr>
+        <w:t>95%</w:t>
+      </w:r>
+      <w:r>
+        <w:rPr>
+          <w:rFonts w:eastAsia="Songti SC"/>
+          <w:color w:val="000000"/>
+          <w:lang w:eastAsia="zh-CN"/>
+        </w:rPr>
+        <w:t>置信区间。领域比较沿用</w:t>
+      </w:r>
+      <w:r>
+        <w:rPr>
+          <w:rFonts w:eastAsia="Songti SC"/>
+          <w:color w:val="000000"/>
+          <w:lang w:eastAsia="zh-CN"/>
+        </w:rPr>
+        <w:t>M0</w:t>
+      </w:r>
+      <w:r>
+        <w:rPr>
+          <w:rFonts w:eastAsia="Songti SC"/>
+          <w:color w:val="000000"/>
+          <w:lang w:eastAsia="zh-CN"/>
+        </w:rPr>
+        <w:t>、</w:t>
+      </w:r>
+      <w:r>
+        <w:rPr>
+          <w:rFonts w:eastAsia="Songti SC"/>
+          <w:color w:val="000000"/>
+          <w:lang w:eastAsia="zh-CN"/>
+        </w:rPr>
+        <w:t>M1</w:t>
+      </w:r>
+      <w:r>
+        <w:rPr>
+          <w:rFonts w:eastAsia="Songti SC"/>
+          <w:color w:val="000000"/>
+          <w:lang w:eastAsia="zh-CN"/>
+        </w:rPr>
+        <w:t>和</w:t>
+      </w:r>
+      <w:r>
+        <w:rPr>
+          <w:rFonts w:eastAsia="Songti SC"/>
+          <w:color w:val="000000"/>
+          <w:lang w:eastAsia="zh-CN"/>
+        </w:rPr>
+        <w:t>M2</w:t>
+      </w:r>
+      <w:r>
+        <w:rPr>
+          <w:rFonts w:eastAsia="Songti SC"/>
+          <w:color w:val="000000"/>
+          <w:lang w:eastAsia="zh-CN"/>
+        </w:rPr>
+        <w:t>的控制变量设定。</w:t>
+      </w:r>
+    </w:p>
+    <w:p>
+      <w:pPr>
+        <w:spacing w:before="120" w:after="240"/>
+        <w:jc w:val="both"/>
+        <w:rPr>
+          <w:lang w:eastAsia="zh-CN"/>
+        </w:rPr>
+      </w:pPr>
+      <w:r>
+        <w:rPr>
+          <w:rFonts w:eastAsia="Songti SC"/>
+          <w:color w:val="000000"/>
+          <w:lang w:eastAsia="zh-CN"/>
+        </w:rPr>
+        <w:t>在核心分析之外，本文进一步考察三类结果。第一，信息消费与内容表达的组合模型区分</w:t>
+      </w:r>
+      <w:r>
+        <w:rPr>
+          <w:rFonts w:eastAsia="Songti SC"/>
+          <w:color w:val="000000"/>
+          <w:lang w:eastAsia="zh-CN"/>
+        </w:rPr>
+        <w:t>“</w:t>
+      </w:r>
+      <w:r>
+        <w:rPr>
+          <w:rFonts w:eastAsia="Songti SC"/>
+          <w:color w:val="000000"/>
+          <w:lang w:eastAsia="zh-CN"/>
+        </w:rPr>
+        <w:t>均未参与</w:t>
+      </w:r>
+      <w:r>
+        <w:rPr>
+          <w:rFonts w:eastAsia="Songti SC"/>
+          <w:color w:val="000000"/>
+          <w:lang w:eastAsia="zh-CN"/>
+        </w:rPr>
+        <w:t>”“</w:t>
+      </w:r>
+      <w:r>
+        <w:rPr>
+          <w:rFonts w:eastAsia="Songti SC"/>
+          <w:color w:val="000000"/>
+          <w:lang w:eastAsia="zh-CN"/>
+        </w:rPr>
+        <w:t>仅信息消费</w:t>
+      </w:r>
+      <w:r>
+        <w:rPr>
+          <w:rFonts w:eastAsia="Songti SC"/>
+          <w:color w:val="000000"/>
+          <w:lang w:eastAsia="zh-CN"/>
+        </w:rPr>
+        <w:t>”“</w:t>
+      </w:r>
+      <w:r>
+        <w:rPr>
+          <w:rFonts w:eastAsia="Songti SC"/>
+          <w:color w:val="000000"/>
+          <w:lang w:eastAsia="zh-CN"/>
+        </w:rPr>
+        <w:t>仅内容表达</w:t>
+      </w:r>
+      <w:r>
+        <w:rPr>
+          <w:rFonts w:eastAsia="Songti SC"/>
+          <w:color w:val="000000"/>
+          <w:lang w:eastAsia="zh-CN"/>
+        </w:rPr>
+        <w:t>”</w:t>
+      </w:r>
+      <w:r>
+        <w:rPr>
+          <w:rFonts w:eastAsia="Songti SC"/>
+          <w:color w:val="000000"/>
+          <w:lang w:eastAsia="zh-CN"/>
+        </w:rPr>
+        <w:t>和</w:t>
+      </w:r>
+      <w:r>
+        <w:rPr>
+          <w:rFonts w:eastAsia="Songti SC"/>
+          <w:color w:val="000000"/>
+          <w:lang w:eastAsia="zh-CN"/>
+        </w:rPr>
+        <w:t>“</w:t>
+      </w:r>
+      <w:r>
+        <w:rPr>
+          <w:rFonts w:eastAsia="Songti SC"/>
+          <w:color w:val="000000"/>
+          <w:lang w:eastAsia="zh-CN"/>
+        </w:rPr>
+        <w:t>两者都有</w:t>
+      </w:r>
+      <w:r>
+        <w:rPr>
+          <w:rFonts w:eastAsia="Songti SC"/>
+          <w:color w:val="000000"/>
+          <w:lang w:eastAsia="zh-CN"/>
+        </w:rPr>
+        <w:t>”</w:t>
+      </w:r>
+      <w:r>
+        <w:rPr>
+          <w:rFonts w:eastAsia="Songti SC"/>
+          <w:color w:val="000000"/>
+          <w:lang w:eastAsia="zh-CN"/>
+        </w:rPr>
+        <w:t>；第二，跨领域组合模型区分</w:t>
+      </w:r>
+      <w:r>
+        <w:rPr>
+          <w:rFonts w:eastAsia="Songti SC"/>
+          <w:color w:val="000000"/>
+          <w:lang w:eastAsia="zh-CN"/>
+        </w:rPr>
+        <w:t>“</w:t>
+      </w:r>
+      <w:r>
+        <w:rPr>
+          <w:rFonts w:eastAsia="Songti SC"/>
+          <w:color w:val="000000"/>
+          <w:lang w:eastAsia="zh-CN"/>
+        </w:rPr>
+        <w:t>两个领域均未参与</w:t>
+      </w:r>
+      <w:r>
+        <w:rPr>
+          <w:rFonts w:eastAsia="Songti SC"/>
+          <w:color w:val="000000"/>
+          <w:lang w:eastAsia="zh-CN"/>
+        </w:rPr>
+        <w:t>”“</w:t>
+      </w:r>
+      <w:r>
+        <w:rPr>
+          <w:rFonts w:eastAsia="Songti SC"/>
+          <w:color w:val="000000"/>
+          <w:lang w:eastAsia="zh-CN"/>
+        </w:rPr>
+        <w:t>仅参与公共事务</w:t>
+      </w:r>
+      <w:r>
+        <w:rPr>
+          <w:rFonts w:eastAsia="Songti SC"/>
+          <w:color w:val="000000"/>
+          <w:lang w:eastAsia="zh-CN"/>
+        </w:rPr>
+        <w:t>”“</w:t>
+      </w:r>
+      <w:r>
+        <w:rPr>
+          <w:rFonts w:eastAsia="Songti SC"/>
+          <w:color w:val="000000"/>
+          <w:lang w:eastAsia="zh-CN"/>
+        </w:rPr>
+        <w:t>仅参与明星文化</w:t>
+      </w:r>
+      <w:r>
+        <w:rPr>
+          <w:rFonts w:eastAsia="Songti SC"/>
+          <w:color w:val="000000"/>
+          <w:lang w:eastAsia="zh-CN"/>
+        </w:rPr>
+        <w:t>”</w:t>
+      </w:r>
+      <w:r>
+        <w:rPr>
+          <w:rFonts w:eastAsia="Songti SC"/>
+          <w:color w:val="000000"/>
+          <w:lang w:eastAsia="zh-CN"/>
+        </w:rPr>
+        <w:t>和</w:t>
+      </w:r>
+      <w:r>
+        <w:rPr>
+          <w:rFonts w:eastAsia="Songti SC"/>
+          <w:color w:val="000000"/>
+          <w:lang w:eastAsia="zh-CN"/>
+        </w:rPr>
+        <w:t>“</w:t>
+      </w:r>
+      <w:r>
+        <w:rPr>
+          <w:rFonts w:eastAsia="Songti SC"/>
+          <w:color w:val="000000"/>
+          <w:lang w:eastAsia="zh-CN"/>
+        </w:rPr>
+        <w:t>两个领域都参与</w:t>
+      </w:r>
+      <w:r>
+        <w:rPr>
+          <w:rFonts w:eastAsia="Songti SC"/>
+          <w:color w:val="000000"/>
+          <w:lang w:eastAsia="zh-CN"/>
+        </w:rPr>
+        <w:t>”</w:t>
+      </w:r>
+      <w:r>
+        <w:rPr>
+          <w:rFonts w:eastAsia="Songti SC"/>
+          <w:color w:val="000000"/>
+          <w:lang w:eastAsia="zh-CN"/>
+        </w:rPr>
+        <w:t>；第三，月份模型、参与月份比例和转发延迟用于观察时间结构。</w:t>
+      </w:r>
+    </w:p>
+    <w:p>
+      <w:pPr>
         <w:pStyle w:val="1"/>
         <w:spacing w:before="120" w:after="240"/>
         <w:rPr>
@@ -4675,7 +4363,16 @@
           <w:color w:val="000000"/>
           <w:lang w:eastAsia="zh-CN"/>
         </w:rPr>
-        <w:t>倍。男性账号的平均发帖数略高，女性账号的平均转发数和活跃月份略高；两组分布都具有明显长尾。男女账号在总体使用频率上的差异说明，直接比较原始比例与比较平台使用程度相近的账号回答的是不同问题，二者需要同时报告。</w:t>
+        <w:t>倍。男性账号的平均发帖数略高，女性账号的平均转发数和活跃月份略高；两组分布都具有明显长尾。男女账号在</w:t>
+      </w:r>
+      <w:r>
+        <w:rPr>
+          <w:rFonts w:eastAsia="Songti SC"/>
+          <w:color w:val="000000"/>
+          <w:lang w:eastAsia="zh-CN"/>
+        </w:rPr>
+        <w:lastRenderedPageBreak/>
+        <w:t>总体使用频率上的差异说明，直接比较原始比例与比较平台使用程度相近的账号回答的是不同问题，二者需要同时报告。</w:t>
       </w:r>
     </w:p>
     <w:p>
@@ -4690,7 +4387,6 @@
           <w:b/>
           <w:color w:val="000000"/>
         </w:rPr>
-        <w:lastRenderedPageBreak/>
         <w:t>表</w:t>
       </w:r>
       <w:r>

--- a/docs/paper_draft_gender_information_domain_participation_v3.docx
+++ b/docs/paper_draft_gender_information_domain_participation_v3.docx
@@ -3307,7 +3307,232 @@
           <w:color w:val="000000"/>
           <w:lang w:eastAsia="zh-CN"/>
         </w:rPr>
-        <w:t>活跃度调整模型在M0的基础上加入账号全年发帖数、转发数、活跃天数和活跃月份，用于比较平台使用程度相近的账号：</w:t>
+        <w:t>其中，</w:t>
+      </w:r>
+      <m:oMath>
+        <m:r>
+          <w:rPr>
+            <w:rFonts w:ascii="Cambria Math" w:hAnsi="Cambria Math"/>
+            <w:sz w:val="21"/>
+          </w:rPr>
+          <m:t>g</m:t>
+        </m:r>
+        <m:d>
+          <m:dPr>
+            <m:begChr m:val="("/>
+            <m:endChr m:val=")"/>
+          </m:dPr>
+          <m:e>
+            <m:r>
+              <w:rPr>
+                <w:rFonts w:ascii="Cambria Math" w:hAnsi="Cambria Math"/>
+                <w:sz w:val="21"/>
+              </w:rPr>
+              <m:t>·</m:t>
+            </m:r>
+          </m:e>
+        </m:d>
+      </m:oMath>
+      <w:r>
+        <w:rPr>
+          <w:rFonts w:eastAsia="Songti SC" w:ascii="Times New Roman" w:hAnsi="Times New Roman"/>
+          <w:color w:val="000000"/>
+          <w:lang w:eastAsia="zh-CN"/>
+        </w:rPr>
+        <w:t>为Logit链接函数；</w:t>
+      </w:r>
+      <m:oMath>
+        <m:sSub>
+          <m:sSubPr/>
+          <m:e>
+            <m:r>
+              <w:rPr>
+                <w:rFonts w:ascii="Cambria Math" w:hAnsi="Cambria Math"/>
+                <w:sz w:val="21"/>
+              </w:rPr>
+              <m:t>Y</m:t>
+            </m:r>
+          </m:e>
+          <m:sub>
+            <m:r>
+              <w:rPr>
+                <w:rFonts w:ascii="Cambria Math" w:hAnsi="Cambria Math"/>
+                <w:sz w:val="21"/>
+              </w:rPr>
+              <m:t>i</m:t>
+            </m:r>
+          </m:sub>
+        </m:sSub>
+      </m:oMath>
+      <w:r>
+        <w:rPr>
+          <w:rFonts w:eastAsia="Songti SC" w:ascii="Times New Roman" w:hAnsi="Times New Roman"/>
+          <w:color w:val="000000"/>
+          <w:lang w:eastAsia="zh-CN"/>
+        </w:rPr>
+        <w:t>表示账号</w:t>
+      </w:r>
+      <m:oMath>
+        <m:r>
+          <w:rPr>
+            <w:rFonts w:ascii="Cambria Math" w:hAnsi="Cambria Math"/>
+            <w:sz w:val="21"/>
+          </w:rPr>
+          <m:t>i</m:t>
+        </m:r>
+      </m:oMath>
+      <w:r>
+        <w:rPr>
+          <w:rFonts w:eastAsia="Songti SC" w:ascii="Times New Roman" w:hAnsi="Times New Roman"/>
+          <w:color w:val="000000"/>
+          <w:lang w:eastAsia="zh-CN"/>
+        </w:rPr>
+        <w:t>的某一项参与指标；</w:t>
+      </w:r>
+      <m:oMath>
+        <m:sSub>
+          <m:sSubPr/>
+          <m:e>
+            <m:r>
+              <w:rPr>
+                <w:rFonts w:ascii="Cambria Math" w:hAnsi="Cambria Math"/>
+                <w:sz w:val="21"/>
+              </w:rPr>
+              <m:t>Male</m:t>
+            </m:r>
+          </m:e>
+          <m:sub>
+            <m:r>
+              <w:rPr>
+                <w:rFonts w:ascii="Cambria Math" w:hAnsi="Cambria Math"/>
+                <w:sz w:val="21"/>
+              </w:rPr>
+              <m:t>i</m:t>
+            </m:r>
+          </m:sub>
+        </m:sSub>
+      </m:oMath>
+      <w:r>
+        <w:rPr>
+          <w:rFonts w:eastAsia="Songti SC" w:ascii="Times New Roman" w:hAnsi="Times New Roman"/>
+          <w:color w:val="000000"/>
+          <w:lang w:eastAsia="zh-CN"/>
+        </w:rPr>
+        <w:t>表示账号性别；</w:t>
+      </w:r>
+      <m:oMath>
+        <m:r>
+          <w:rPr>
+            <w:rFonts w:ascii="Cambria Math" w:hAnsi="Cambria Math"/>
+            <w:sz w:val="21"/>
+          </w:rPr>
+          <m:t>α</m:t>
+        </m:r>
+      </m:oMath>
+      <w:r>
+        <w:rPr>
+          <w:rFonts w:eastAsia="Songti SC" w:ascii="Times New Roman" w:hAnsi="Times New Roman"/>
+          <w:color w:val="000000"/>
+          <w:lang w:eastAsia="zh-CN"/>
+        </w:rPr>
+        <w:t>为截距项；</w:t>
+      </w:r>
+      <m:oMath>
+        <m:r>
+          <w:rPr>
+            <w:rFonts w:ascii="Cambria Math" w:hAnsi="Cambria Math"/>
+            <w:sz w:val="21"/>
+          </w:rPr>
+          <m:t>β</m:t>
+        </m:r>
+      </m:oMath>
+      <w:r>
+        <w:rPr>
+          <w:rFonts w:eastAsia="Songti SC" w:ascii="Times New Roman" w:hAnsi="Times New Roman"/>
+          <w:color w:val="000000"/>
+          <w:lang w:eastAsia="zh-CN"/>
+        </w:rPr>
+        <w:t>为账号性别的回归系数。</w:t>
+      </w:r>
+    </w:p>
+    <w:p>
+      <w:pPr>
+        <w:spacing w:before="120" w:after="240"/>
+        <w:jc w:val="both"/>
+        <w:rPr>
+          <w:lang w:eastAsia="zh-CN"/>
+        </w:rPr>
+      </w:pPr>
+      <w:r>
+        <w:rPr>
+          <w:rFonts w:eastAsia="Songti SC" w:ascii="Times New Roman" w:hAnsi="Times New Roman"/>
+          <w:color w:val="000000"/>
+          <w:lang w:eastAsia="zh-CN"/>
+        </w:rPr>
+        <w:t>活跃度调整模型在M0的基础上加入账号使用变量</w:t>
+      </w:r>
+      <m:oMath>
+        <m:sSub>
+          <m:sSubPr/>
+          <m:e>
+            <m:r>
+              <w:rPr>
+                <w:rFonts w:ascii="Cambria Math" w:hAnsi="Cambria Math"/>
+                <w:sz w:val="21"/>
+              </w:rPr>
+              <m:t>X</m:t>
+            </m:r>
+          </m:e>
+          <m:sub>
+            <m:r>
+              <w:rPr>
+                <w:rFonts w:ascii="Cambria Math" w:hAnsi="Cambria Math"/>
+                <w:sz w:val="21"/>
+              </w:rPr>
+              <m:t>i</m:t>
+            </m:r>
+          </m:sub>
+        </m:sSub>
+      </m:oMath>
+      <w:r>
+        <w:rPr>
+          <w:rFonts w:eastAsia="Songti SC" w:ascii="Times New Roman" w:hAnsi="Times New Roman"/>
+          <w:color w:val="000000"/>
+          <w:lang w:eastAsia="zh-CN"/>
+        </w:rPr>
+        <w:t>，包括经</w:t>
+      </w:r>
+      <m:oMath>
+        <m:r>
+          <w:rPr>
+            <w:rFonts w:ascii="Cambria Math" w:hAnsi="Cambria Math"/>
+            <w:sz w:val="21"/>
+          </w:rPr>
+          <m:t>log</m:t>
+        </m:r>
+        <m:d>
+          <m:dPr>
+            <m:begChr m:val="("/>
+            <m:endChr m:val=")"/>
+          </m:dPr>
+          <m:e>
+            <m:r>
+              <w:rPr>
+                <w:rFonts w:ascii="Cambria Math" w:hAnsi="Cambria Math"/>
+                <w:sz w:val="21"/>
+              </w:rPr>
+              <m:t>1 + x</m:t>
+            </m:r>
+          </m:e>
+        </m:d>
+      </m:oMath>
+      <w:r>
+        <w:rPr>
+          <w:rFonts w:eastAsia="Songti SC" w:ascii="Times New Roman" w:hAnsi="Times New Roman"/>
+          <w:color w:val="000000"/>
+          <w:lang w:eastAsia="zh-CN"/>
+        </w:rPr>
+        <w:t>转换的全年发帖数和转发数，以及活跃天数和活跃月份，用于比较平台使用程度相近的账号：</w:t>
       </w:r>
     </w:p>
     <w:p>
@@ -3451,7 +3676,135 @@
           <w:color w:val="000000"/>
           <w:lang w:eastAsia="zh-CN"/>
         </w:rPr>
-        <w:t>账号资料扩展模型在M1的基础上进一步加入认证状态、粉丝数、关注数及地区，用于比较资料完整账号中的性别差异：</w:t>
+        <w:t>式（M1）新增的</w:t>
+      </w:r>
+      <m:oMath>
+        <m:r>
+          <w:rPr>
+            <w:rFonts w:ascii="Cambria Math" w:hAnsi="Cambria Math"/>
+            <w:sz w:val="21"/>
+          </w:rPr>
+          <m:t>γ</m:t>
+        </m:r>
+      </m:oMath>
+      <w:r>
+        <w:rPr>
+          <w:rFonts w:eastAsia="Songti SC" w:ascii="Times New Roman" w:hAnsi="Times New Roman"/>
+          <w:color w:val="000000"/>
+          <w:lang w:eastAsia="zh-CN"/>
+        </w:rPr>
+        <w:t>为</w:t>
+      </w:r>
+      <m:oMath>
+        <m:sSub>
+          <m:sSubPr/>
+          <m:e>
+            <m:r>
+              <w:rPr>
+                <w:rFonts w:ascii="Cambria Math" w:hAnsi="Cambria Math"/>
+                <w:sz w:val="21"/>
+              </w:rPr>
+              <m:t>X</m:t>
+            </m:r>
+          </m:e>
+          <m:sub>
+            <m:r>
+              <w:rPr>
+                <w:rFonts w:ascii="Cambria Math" w:hAnsi="Cambria Math"/>
+                <w:sz w:val="21"/>
+              </w:rPr>
+              <m:t>i</m:t>
+            </m:r>
+          </m:sub>
+        </m:sSub>
+      </m:oMath>
+      <w:r>
+        <w:rPr>
+          <w:rFonts w:eastAsia="Songti SC" w:ascii="Times New Roman" w:hAnsi="Times New Roman"/>
+          <w:color w:val="000000"/>
+          <w:lang w:eastAsia="zh-CN"/>
+        </w:rPr>
+        <w:t>的系数向量。</w:t>
+      </w:r>
+    </w:p>
+    <w:p>
+      <w:pPr>
+        <w:spacing w:before="120" w:after="240"/>
+        <w:jc w:val="both"/>
+        <w:rPr>
+          <w:lang w:eastAsia="zh-CN"/>
+        </w:rPr>
+      </w:pPr>
+      <w:r>
+        <w:rPr>
+          <w:rFonts w:eastAsia="Songti SC" w:ascii="Times New Roman" w:hAnsi="Times New Roman"/>
+          <w:color w:val="000000"/>
+          <w:lang w:eastAsia="zh-CN"/>
+        </w:rPr>
+        <w:t>账号资料扩展模型在M1的基础上加入账号资料变量</w:t>
+      </w:r>
+      <m:oMath>
+        <m:sSub>
+          <m:sSubPr/>
+          <m:e>
+            <m:r>
+              <w:rPr>
+                <w:rFonts w:ascii="Cambria Math" w:hAnsi="Cambria Math"/>
+                <w:sz w:val="21"/>
+              </w:rPr>
+              <m:t>Z</m:t>
+            </m:r>
+          </m:e>
+          <m:sub>
+            <m:r>
+              <w:rPr>
+                <w:rFonts w:ascii="Cambria Math" w:hAnsi="Cambria Math"/>
+                <w:sz w:val="21"/>
+              </w:rPr>
+              <m:t>i</m:t>
+            </m:r>
+          </m:sub>
+        </m:sSub>
+      </m:oMath>
+      <w:r>
+        <w:rPr>
+          <w:rFonts w:eastAsia="Songti SC" w:ascii="Times New Roman" w:hAnsi="Times New Roman"/>
+          <w:color w:val="000000"/>
+          <w:lang w:eastAsia="zh-CN"/>
+        </w:rPr>
+        <w:t>，包括认证状态、经</w:t>
+      </w:r>
+      <m:oMath>
+        <m:r>
+          <w:rPr>
+            <w:rFonts w:ascii="Cambria Math" w:hAnsi="Cambria Math"/>
+            <w:sz w:val="21"/>
+          </w:rPr>
+          <m:t>log</m:t>
+        </m:r>
+        <m:d>
+          <m:dPr>
+            <m:begChr m:val="("/>
+            <m:endChr m:val=")"/>
+          </m:dPr>
+          <m:e>
+            <m:r>
+              <w:rPr>
+                <w:rFonts w:ascii="Cambria Math" w:hAnsi="Cambria Math"/>
+                <w:sz w:val="21"/>
+              </w:rPr>
+              <m:t>1 + x</m:t>
+            </m:r>
+          </m:e>
+        </m:d>
+      </m:oMath>
+      <w:r>
+        <w:rPr>
+          <w:rFonts w:eastAsia="Songti SC" w:ascii="Times New Roman" w:hAnsi="Times New Roman"/>
+          <w:color w:val="000000"/>
+          <w:lang w:eastAsia="zh-CN"/>
+        </w:rPr>
+        <w:t>转换的粉丝数和关注数及地区，用于比较资料完整账号中的性别差异：</w:t>
       </w:r>
     </w:p>
     <w:p>
@@ -3623,7 +3976,7 @@
           <w:color w:val="000000"/>
           <w:lang w:eastAsia="zh-CN"/>
         </w:rPr>
-        <w:t>其中，</w:t>
+        <w:t>式（M2）新增的</w:t>
       </w:r>
       <m:oMath>
         <m:r>
@@ -3631,70 +3984,7 @@
             <w:rFonts w:ascii="Cambria Math" w:hAnsi="Cambria Math"/>
             <w:sz w:val="21"/>
           </w:rPr>
-          <m:t>g</m:t>
-        </m:r>
-        <m:d>
-          <m:dPr>
-            <m:begChr m:val="("/>
-            <m:endChr m:val=")"/>
-          </m:dPr>
-          <m:e>
-            <m:r>
-              <w:rPr>
-                <w:rFonts w:ascii="Cambria Math" w:hAnsi="Cambria Math"/>
-                <w:sz w:val="21"/>
-              </w:rPr>
-              <m:t>·</m:t>
-            </m:r>
-          </m:e>
-        </m:d>
-      </m:oMath>
-      <w:r>
-        <w:rPr>
-          <w:rFonts w:eastAsia="Songti SC" w:ascii="Times New Roman" w:hAnsi="Times New Roman"/>
-          <w:color w:val="000000"/>
-          <w:lang w:eastAsia="zh-CN"/>
-        </w:rPr>
-        <w:t>为Logit链接函数；</w:t>
-      </w:r>
-      <m:oMath>
-        <m:sSub>
-          <m:sSubPr/>
-          <m:e>
-            <m:r>
-              <w:rPr>
-                <w:rFonts w:ascii="Cambria Math" w:hAnsi="Cambria Math"/>
-                <w:sz w:val="21"/>
-              </w:rPr>
-              <m:t>Y</m:t>
-            </m:r>
-          </m:e>
-          <m:sub>
-            <m:r>
-              <w:rPr>
-                <w:rFonts w:ascii="Cambria Math" w:hAnsi="Cambria Math"/>
-                <w:sz w:val="21"/>
-              </w:rPr>
-              <m:t>i</m:t>
-            </m:r>
-          </m:sub>
-        </m:sSub>
-      </m:oMath>
-      <w:r>
-        <w:rPr>
-          <w:rFonts w:eastAsia="Songti SC" w:ascii="Times New Roman" w:hAnsi="Times New Roman"/>
-          <w:color w:val="000000"/>
-          <w:lang w:eastAsia="zh-CN"/>
-        </w:rPr>
-        <w:t>表示账号</w:t>
-      </w:r>
-      <m:oMath>
-        <m:r>
-          <w:rPr>
-            <w:rFonts w:ascii="Cambria Math" w:hAnsi="Cambria Math"/>
-            <w:sz w:val="21"/>
-          </w:rPr>
-          <m:t>i</m:t>
+          <m:t>δ</m:t>
         </m:r>
       </m:oMath>
       <w:r>
@@ -3703,101 +3993,7 @@
           <w:color w:val="000000"/>
           <w:lang w:eastAsia="zh-CN"/>
         </w:rPr>
-        <w:t>的某一项参与指标；</w:t>
-      </w:r>
-      <m:oMath>
-        <m:sSub>
-          <m:sSubPr/>
-          <m:e>
-            <m:r>
-              <w:rPr>
-                <w:rFonts w:ascii="Cambria Math" w:hAnsi="Cambria Math"/>
-                <w:sz w:val="21"/>
-              </w:rPr>
-              <m:t>Male</m:t>
-            </m:r>
-          </m:e>
-          <m:sub>
-            <m:r>
-              <w:rPr>
-                <w:rFonts w:ascii="Cambria Math" w:hAnsi="Cambria Math"/>
-                <w:sz w:val="21"/>
-              </w:rPr>
-              <m:t>i</m:t>
-            </m:r>
-          </m:sub>
-        </m:sSub>
-      </m:oMath>
-      <w:r>
-        <w:rPr>
-          <w:rFonts w:eastAsia="Songti SC" w:ascii="Times New Roman" w:hAnsi="Times New Roman"/>
-          <w:color w:val="000000"/>
-          <w:lang w:eastAsia="zh-CN"/>
-        </w:rPr>
-        <w:t>表示账号性别；</w:t>
-      </w:r>
-      <m:oMath>
-        <m:sSub>
-          <m:sSubPr/>
-          <m:e>
-            <m:r>
-              <w:rPr>
-                <w:rFonts w:ascii="Cambria Math" w:hAnsi="Cambria Math"/>
-                <w:sz w:val="21"/>
-              </w:rPr>
-              <m:t>X</m:t>
-            </m:r>
-          </m:e>
-          <m:sub>
-            <m:r>
-              <w:rPr>
-                <w:rFonts w:ascii="Cambria Math" w:hAnsi="Cambria Math"/>
-                <w:sz w:val="21"/>
-              </w:rPr>
-              <m:t>i</m:t>
-            </m:r>
-          </m:sub>
-        </m:sSub>
-      </m:oMath>
-      <w:r>
-        <w:rPr>
-          <w:rFonts w:eastAsia="Songti SC" w:ascii="Times New Roman" w:hAnsi="Times New Roman"/>
-          <w:color w:val="000000"/>
-          <w:lang w:eastAsia="zh-CN"/>
-        </w:rPr>
-        <w:t>表示经</w:t>
-      </w:r>
-      <m:oMath>
-        <m:r>
-          <w:rPr>
-            <w:rFonts w:ascii="Cambria Math" w:hAnsi="Cambria Math"/>
-            <w:sz w:val="21"/>
-          </w:rPr>
-          <m:t>log</m:t>
-        </m:r>
-        <m:d>
-          <m:dPr>
-            <m:begChr m:val="("/>
-            <m:endChr m:val=")"/>
-          </m:dPr>
-          <m:e>
-            <m:r>
-              <w:rPr>
-                <w:rFonts w:ascii="Cambria Math" w:hAnsi="Cambria Math"/>
-                <w:sz w:val="21"/>
-              </w:rPr>
-              <m:t>1 + x</m:t>
-            </m:r>
-          </m:e>
-        </m:d>
-      </m:oMath>
-      <w:r>
-        <w:rPr>
-          <w:rFonts w:eastAsia="Songti SC" w:ascii="Times New Roman" w:hAnsi="Times New Roman"/>
-          <w:color w:val="000000"/>
-          <w:lang w:eastAsia="zh-CN"/>
-        </w:rPr>
-        <w:t>转换的全年发帖数和转发数，以及活跃天数和活跃月份；</w:t>
+        <w:t>为</w:t>
       </w:r>
       <m:oMath>
         <m:sSub>
@@ -3828,39 +4024,7 @@
           <w:color w:val="000000"/>
           <w:lang w:eastAsia="zh-CN"/>
         </w:rPr>
-        <w:t>表示认证状态、经</w:t>
-      </w:r>
-      <m:oMath>
-        <m:r>
-          <w:rPr>
-            <w:rFonts w:ascii="Cambria Math" w:hAnsi="Cambria Math"/>
-            <w:sz w:val="21"/>
-          </w:rPr>
-          <m:t>log</m:t>
-        </m:r>
-        <m:d>
-          <m:dPr>
-            <m:begChr m:val="("/>
-            <m:endChr m:val=")"/>
-          </m:dPr>
-          <m:e>
-            <m:r>
-              <w:rPr>
-                <w:rFonts w:ascii="Cambria Math" w:hAnsi="Cambria Math"/>
-                <w:sz w:val="21"/>
-              </w:rPr>
-              <m:t>1 + x</m:t>
-            </m:r>
-          </m:e>
-        </m:d>
-      </m:oMath>
-      <w:r>
-        <w:rPr>
-          <w:rFonts w:eastAsia="Songti SC" w:ascii="Times New Roman" w:hAnsi="Times New Roman"/>
-          <w:color w:val="000000"/>
-          <w:lang w:eastAsia="zh-CN"/>
-        </w:rPr>
-        <w:t>转换的粉丝数和关注数及地区。</w:t>
+        <w:t>的系数向量。</w:t>
       </w:r>
     </w:p>
     <w:p>
@@ -3877,24 +4041,7 @@
           <w:color w:val="000000"/>
           <w:lang w:eastAsia="zh-CN"/>
         </w:rPr>
-        <w:t>信息消费指标采用Logit模型，内容表达及其他比例指标采用分数Logit模型，并使用稳健标准误。M0和M1使用各项结果对应的全部可用样本，M2使用账号资料完整的样本。</w:t>
-      </w:r>
-      <m:oMath>
-        <m:r>
-          <w:rPr>
-            <w:rFonts w:ascii="Cambria Math" w:hAnsi="Cambria Math"/>
-            <w:sz w:val="21"/>
-          </w:rPr>
-          <m:t>β</m:t>
-        </m:r>
-      </m:oMath>
-      <w:r>
-        <w:rPr>
-          <w:rFonts w:eastAsia="Songti SC" w:ascii="Times New Roman" w:hAnsi="Times New Roman"/>
-          <w:color w:val="000000"/>
-          <w:lang w:eastAsia="zh-CN"/>
-        </w:rPr>
-        <w:t>表示男性账号与女性账号的平均差异。为便于解释，结果统一换算为男性账号减女性账号的平均概率或平均比例差异。</w:t>
+        <w:t>信息消费指标采用Logit模型，内容表达及其他比例指标采用分数Logit模型，并使用稳健标准误。M0和M1使用各项结果对应的全部可用样本，M2使用账号资料完整的样本。为便于解释，结果统一换算为男性账号减女性账号的平均概率或平均比例差异。</w:t>
       </w:r>
     </w:p>
     <w:p>

--- a/docs/paper_draft_gender_information_domain_participation_v3.docx
+++ b/docs/paper_draft_gender_information_domain_participation_v3.docx
@@ -3191,7 +3191,7 @@
           <w:color w:val="000000"/>
           <w:lang w:eastAsia="zh-CN"/>
         </w:rPr>
-        <w:t>分析分为描述比较和回归比较两步。首先，分别计算男性账号和女性账号在公共事务与明星文化两个领域中的信息消费概率和内容表达比例，呈现平台中实际观察到的性别差异。随后，依次估计三组嵌套模型。未调整模型只加入账号性别，用于估计平台中直接观察到的性别差异：</w:t>
+        <w:t>分析分为描述比较和回归比较两步。首先，分别计算男性账号和女性账号在公共事务与明星文化两个领域中的信息消费概率和内容表达比例，呈现平台中实际观察到的性别差异。随后，针对四项核心结果分别估计回归模型。信息消费的两个指标均为二元变量，因此采用Logit模型；内容表达的两个指标是取值位于0和1之间的比例，因此采用分数Logit模型。三组嵌套模型逐步增加控制变量。M0只加入账号性别：</w:t>
       </w:r>
     </w:p>
     <w:p>
@@ -3204,11 +3204,14 @@
       </w:pPr>
       <m:oMath>
         <m:r>
+          <m:rPr>
+            <m:sty m:val="p"/>
+          </m:rPr>
           <w:rPr>
             <w:rFonts w:ascii="Cambria Math" w:hAnsi="Cambria Math"/>
             <w:sz w:val="21"/>
           </w:rPr>
-          <m:t>g</m:t>
+          <m:t>logit</m:t>
         </m:r>
         <m:d>
           <m:dPr>
@@ -3285,12 +3288,27 @@
       </m:oMath>
       <w:r>
         <w:rPr>
-          <w:rFonts w:eastAsia="Songti SC" w:ascii="Times New Roman" w:hAnsi="Times New Roman"/>
-          <w:color w:val="000000"/>
-          <w:lang w:eastAsia="zh-CN"/>
-          <w:sz w:val="21"/>
-        </w:rPr>
-        <w:t>　（M0）</w:t>
+          <w:rFonts w:eastAsia="Songti SC"/>
+          <w:color w:val="000000"/>
+          <w:lang w:eastAsia="zh-CN"/>
+        </w:rPr>
+        <w:t>（</w:t>
+      </w:r>
+      <w:r>
+        <w:rPr>
+          <w:rFonts w:eastAsia="Songti SC"/>
+          <w:color w:val="000000"/>
+          <w:lang w:eastAsia="zh-CN"/>
+        </w:rPr>
+        <w:t>M0</w:t>
+      </w:r>
+      <w:r>
+        <w:rPr>
+          <w:rFonts w:eastAsia="Songti SC"/>
+          <w:color w:val="000000"/>
+          <w:lang w:eastAsia="zh-CN"/>
+        </w:rPr>
+        <w:t>）</w:t>
       </w:r>
     </w:p>
     <w:p>
@@ -3301,46 +3319,6 @@
           <w:lang w:eastAsia="zh-CN"/>
         </w:rPr>
       </w:pPr>
-      <w:r>
-        <w:rPr>
-          <w:rFonts w:eastAsia="Songti SC" w:ascii="Times New Roman" w:hAnsi="Times New Roman"/>
-          <w:color w:val="000000"/>
-          <w:lang w:eastAsia="zh-CN"/>
-        </w:rPr>
-        <w:t>其中，</w:t>
-      </w:r>
-      <m:oMath>
-        <m:r>
-          <w:rPr>
-            <w:rFonts w:ascii="Cambria Math" w:hAnsi="Cambria Math"/>
-            <w:sz w:val="21"/>
-          </w:rPr>
-          <m:t>g</m:t>
-        </m:r>
-        <m:d>
-          <m:dPr>
-            <m:begChr m:val="("/>
-            <m:endChr m:val=")"/>
-          </m:dPr>
-          <m:e>
-            <m:r>
-              <w:rPr>
-                <w:rFonts w:ascii="Cambria Math" w:hAnsi="Cambria Math"/>
-                <w:sz w:val="21"/>
-              </w:rPr>
-              <m:t>·</m:t>
-            </m:r>
-          </m:e>
-        </m:d>
-      </m:oMath>
-      <w:r>
-        <w:rPr>
-          <w:rFonts w:eastAsia="Songti SC" w:ascii="Times New Roman" w:hAnsi="Times New Roman"/>
-          <w:color w:val="000000"/>
-          <w:lang w:eastAsia="zh-CN"/>
-        </w:rPr>
-        <w:t>为Logit链接函数；</w:t>
-      </w:r>
       <m:oMath>
         <m:sSub>
           <m:sSubPr/>
@@ -3387,7 +3365,7 @@
           <w:color w:val="000000"/>
           <w:lang w:eastAsia="zh-CN"/>
         </w:rPr>
-        <w:t>的某一项参与指标；</w:t>
+        <w:t>的四项领域参与结果之一：是否转发过公共事务来源、是否转发过明星文化来源、公共事务帖占有效文字帖的比例，以及明星帖占有效文字帖的比例；</w:t>
       </w:r>
       <m:oMath>
         <m:sSub>
@@ -3418,138 +3396,44 @@
           <w:color w:val="000000"/>
           <w:lang w:eastAsia="zh-CN"/>
         </w:rPr>
-        <w:t>表示账号性别；</w:t>
-      </w:r>
+        <w:t>在男性账号中取1，在女性账号中取0。</w:t>
+      </w:r>
+    </w:p>
+    <w:p>
+      <w:pPr>
+        <w:spacing w:before="120" w:after="240"/>
+        <w:jc w:val="both"/>
+        <w:rPr>
+          <w:lang w:eastAsia="zh-CN"/>
+        </w:rPr>
+      </w:pPr>
+      <w:r>
+        <w:rPr>
+          <w:rFonts w:eastAsia="Songti SC" w:ascii="Times New Roman" w:hAnsi="Times New Roman"/>
+          <w:color w:val="000000"/>
+          <w:lang w:eastAsia="zh-CN"/>
+        </w:rPr>
+        <w:t>M1在M0的基础上控制账号的总体使用程度，用于比较平台使用程度相近的账号：</w:t>
+      </w:r>
+    </w:p>
+    <w:p>
+      <w:pPr>
+        <w:spacing w:before="120" w:after="240"/>
+        <w:jc w:val="center"/>
+        <w:rPr>
+          <w:lang w:eastAsia="zh-CN"/>
+        </w:rPr>
+      </w:pPr>
       <m:oMath>
         <m:r>
+          <m:rPr>
+            <m:sty m:val="p"/>
+          </m:rPr>
           <w:rPr>
             <w:rFonts w:ascii="Cambria Math" w:hAnsi="Cambria Math"/>
             <w:sz w:val="21"/>
           </w:rPr>
-          <m:t>α</m:t>
-        </m:r>
-      </m:oMath>
-      <w:r>
-        <w:rPr>
-          <w:rFonts w:eastAsia="Songti SC" w:ascii="Times New Roman" w:hAnsi="Times New Roman"/>
-          <w:color w:val="000000"/>
-          <w:lang w:eastAsia="zh-CN"/>
-        </w:rPr>
-        <w:t>为截距项；</w:t>
-      </w:r>
-      <m:oMath>
-        <m:r>
-          <w:rPr>
-            <w:rFonts w:ascii="Cambria Math" w:hAnsi="Cambria Math"/>
-            <w:sz w:val="21"/>
-          </w:rPr>
-          <m:t>β</m:t>
-        </m:r>
-      </m:oMath>
-      <w:r>
-        <w:rPr>
-          <w:rFonts w:eastAsia="Songti SC" w:ascii="Times New Roman" w:hAnsi="Times New Roman"/>
-          <w:color w:val="000000"/>
-          <w:lang w:eastAsia="zh-CN"/>
-        </w:rPr>
-        <w:t>为账号性别的回归系数。</w:t>
-      </w:r>
-    </w:p>
-    <w:p>
-      <w:pPr>
-        <w:spacing w:before="120" w:after="240"/>
-        <w:jc w:val="both"/>
-        <w:rPr>
-          <w:lang w:eastAsia="zh-CN"/>
-        </w:rPr>
-      </w:pPr>
-      <w:r>
-        <w:rPr>
-          <w:rFonts w:eastAsia="Songti SC" w:ascii="Times New Roman" w:hAnsi="Times New Roman"/>
-          <w:color w:val="000000"/>
-          <w:lang w:eastAsia="zh-CN"/>
-        </w:rPr>
-        <w:t>活跃度调整模型在M0的基础上加入账号使用变量</w:t>
-      </w:r>
-      <m:oMath>
-        <m:sSub>
-          <m:sSubPr/>
-          <m:e>
-            <m:r>
-              <w:rPr>
-                <w:rFonts w:ascii="Cambria Math" w:hAnsi="Cambria Math"/>
-                <w:sz w:val="21"/>
-              </w:rPr>
-              <m:t>X</m:t>
-            </m:r>
-          </m:e>
-          <m:sub>
-            <m:r>
-              <w:rPr>
-                <w:rFonts w:ascii="Cambria Math" w:hAnsi="Cambria Math"/>
-                <w:sz w:val="21"/>
-              </w:rPr>
-              <m:t>i</m:t>
-            </m:r>
-          </m:sub>
-        </m:sSub>
-      </m:oMath>
-      <w:r>
-        <w:rPr>
-          <w:rFonts w:eastAsia="Songti SC" w:ascii="Times New Roman" w:hAnsi="Times New Roman"/>
-          <w:color w:val="000000"/>
-          <w:lang w:eastAsia="zh-CN"/>
-        </w:rPr>
-        <w:t>，包括经</w:t>
-      </w:r>
-      <m:oMath>
-        <m:r>
-          <w:rPr>
-            <w:rFonts w:ascii="Cambria Math" w:hAnsi="Cambria Math"/>
-            <w:sz w:val="21"/>
-          </w:rPr>
-          <m:t>log</m:t>
-        </m:r>
-        <m:d>
-          <m:dPr>
-            <m:begChr m:val="("/>
-            <m:endChr m:val=")"/>
-          </m:dPr>
-          <m:e>
-            <m:r>
-              <w:rPr>
-                <w:rFonts w:ascii="Cambria Math" w:hAnsi="Cambria Math"/>
-                <w:sz w:val="21"/>
-              </w:rPr>
-              <m:t>1 + x</m:t>
-            </m:r>
-          </m:e>
-        </m:d>
-      </m:oMath>
-      <w:r>
-        <w:rPr>
-          <w:rFonts w:eastAsia="Songti SC" w:ascii="Times New Roman" w:hAnsi="Times New Roman"/>
-          <w:color w:val="000000"/>
-          <w:lang w:eastAsia="zh-CN"/>
-        </w:rPr>
-        <w:t>转换的全年发帖数和转发数，以及活跃天数和活跃月份，用于比较平台使用程度相近的账号：</w:t>
-      </w:r>
-    </w:p>
-    <w:p>
-      <w:pPr>
-        <w:spacing w:before="120" w:after="240"/>
-        <w:jc w:val="center"/>
-        <w:rPr>
-          <w:lang w:eastAsia="zh-CN"/>
-        </w:rPr>
-      </w:pPr>
-      <m:oMath>
-        <m:r>
-          <w:rPr>
-            <w:rFonts w:ascii="Cambria Math" w:hAnsi="Cambria Math"/>
-            <w:sz w:val="21"/>
-          </w:rPr>
-          <m:t>g</m:t>
+          <m:t>logit</m:t>
         </m:r>
         <m:d>
           <m:dPr>
@@ -3654,12 +3538,27 @@
       </m:oMath>
       <w:r>
         <w:rPr>
-          <w:rFonts w:eastAsia="Songti SC" w:ascii="Times New Roman" w:hAnsi="Times New Roman"/>
-          <w:color w:val="000000"/>
-          <w:lang w:eastAsia="zh-CN"/>
-          <w:sz w:val="21"/>
-        </w:rPr>
-        <w:t>　（M1）</w:t>
+          <w:rFonts w:eastAsia="Songti SC"/>
+          <w:color w:val="000000"/>
+          <w:lang w:eastAsia="zh-CN"/>
+        </w:rPr>
+        <w:t xml:space="preserve">　（</w:t>
+      </w:r>
+      <w:r>
+        <w:rPr>
+          <w:rFonts w:eastAsia="Songti SC"/>
+          <w:color w:val="000000"/>
+          <w:lang w:eastAsia="zh-CN"/>
+        </w:rPr>
+        <w:t>M1</w:t>
+      </w:r>
+      <w:r>
+        <w:rPr>
+          <w:rFonts w:eastAsia="Songti SC"/>
+          <w:color w:val="000000"/>
+          <w:lang w:eastAsia="zh-CN"/>
+        </w:rPr>
+        <w:t>）</w:t>
       </w:r>
     </w:p>
     <w:p>
@@ -3670,31 +3569,6 @@
           <w:lang w:eastAsia="zh-CN"/>
         </w:rPr>
       </w:pPr>
-      <w:r>
-        <w:rPr>
-          <w:rFonts w:eastAsia="Songti SC" w:ascii="Times New Roman" w:hAnsi="Times New Roman"/>
-          <w:color w:val="000000"/>
-          <w:lang w:eastAsia="zh-CN"/>
-        </w:rPr>
-        <w:t>式（M1）新增的</w:t>
-      </w:r>
-      <m:oMath>
-        <m:r>
-          <w:rPr>
-            <w:rFonts w:ascii="Cambria Math" w:hAnsi="Cambria Math"/>
-            <w:sz w:val="21"/>
-          </w:rPr>
-          <m:t>γ</m:t>
-        </m:r>
-      </m:oMath>
-      <w:r>
-        <w:rPr>
-          <w:rFonts w:eastAsia="Songti SC" w:ascii="Times New Roman" w:hAnsi="Times New Roman"/>
-          <w:color w:val="000000"/>
-          <w:lang w:eastAsia="zh-CN"/>
-        </w:rPr>
-        <w:t>为</w:t>
-      </w:r>
       <m:oMath>
         <m:sSub>
           <m:sSubPr/>
@@ -3724,58 +3598,13 @@
           <w:color w:val="000000"/>
           <w:lang w:eastAsia="zh-CN"/>
         </w:rPr>
-        <w:t>的系数向量。</w:t>
-      </w:r>
-    </w:p>
-    <w:p>
-      <w:pPr>
-        <w:spacing w:before="120" w:after="240"/>
-        <w:jc w:val="both"/>
-        <w:rPr>
-          <w:lang w:eastAsia="zh-CN"/>
-        </w:rPr>
-      </w:pPr>
-      <w:r>
-        <w:rPr>
-          <w:rFonts w:eastAsia="Songti SC" w:ascii="Times New Roman" w:hAnsi="Times New Roman"/>
-          <w:color w:val="000000"/>
-          <w:lang w:eastAsia="zh-CN"/>
-        </w:rPr>
-        <w:t>账号资料扩展模型在M1的基础上加入账号资料变量</w:t>
-      </w:r>
-      <m:oMath>
-        <m:sSub>
-          <m:sSubPr/>
-          <m:e>
-            <m:r>
-              <w:rPr>
-                <w:rFonts w:ascii="Cambria Math" w:hAnsi="Cambria Math"/>
-                <w:sz w:val="21"/>
-              </w:rPr>
-              <m:t>Z</m:t>
-            </m:r>
-          </m:e>
-          <m:sub>
-            <m:r>
-              <w:rPr>
-                <w:rFonts w:ascii="Cambria Math" w:hAnsi="Cambria Math"/>
-                <w:sz w:val="21"/>
-              </w:rPr>
-              <m:t>i</m:t>
-            </m:r>
-          </m:sub>
-        </m:sSub>
-      </m:oMath>
-      <w:r>
-        <w:rPr>
-          <w:rFonts w:eastAsia="Songti SC" w:ascii="Times New Roman" w:hAnsi="Times New Roman"/>
-          <w:color w:val="000000"/>
-          <w:lang w:eastAsia="zh-CN"/>
-        </w:rPr>
-        <w:t>，包括认证状态、经</w:t>
+        <w:t>包括经</w:t>
       </w:r>
       <m:oMath>
         <m:r>
+          <m:rPr>
+            <m:sty m:val="p"/>
+          </m:rPr>
           <w:rPr>
             <w:rFonts w:ascii="Cambria Math" w:hAnsi="Cambria Math"/>
             <w:sz w:val="21"/>
@@ -3804,12 +3633,29 @@
           <w:color w:val="000000"/>
           <w:lang w:eastAsia="zh-CN"/>
         </w:rPr>
-        <w:t>转换的粉丝数和关注数及地区，用于比较资料完整账号中的性别差异：</w:t>
+        <w:t>转换的全年发帖数和转发数，以及活跃天数和活跃月份。M1使用各项结果对应的全部可用样本，是本文报告核心结果的主要模型。</w:t>
       </w:r>
     </w:p>
     <w:p>
       <w:pPr>
         <w:spacing w:before="120" w:after="240"/>
+        <w:jc w:val="both"/>
+        <w:rPr>
+          <w:lang w:eastAsia="zh-CN"/>
+        </w:rPr>
+      </w:pPr>
+      <w:r>
+        <w:rPr>
+          <w:rFonts w:eastAsia="Songti SC" w:ascii="Times New Roman" w:hAnsi="Times New Roman"/>
+          <w:color w:val="000000"/>
+          <w:lang w:eastAsia="zh-CN"/>
+        </w:rPr>
+        <w:t>M2在M1的基础上进一步控制账号资料：</w:t>
+      </w:r>
+    </w:p>
+    <w:p>
+      <w:pPr>
+        <w:spacing w:before="120" w:after="240"/>
         <w:jc w:val="center"/>
         <w:rPr>
           <w:lang w:eastAsia="zh-CN"/>
@@ -3817,11 +3663,14 @@
       </w:pPr>
       <m:oMath>
         <m:r>
+          <m:rPr>
+            <m:sty m:val="p"/>
+          </m:rPr>
           <w:rPr>
             <w:rFonts w:ascii="Cambria Math" w:hAnsi="Cambria Math"/>
             <w:sz w:val="21"/>
           </w:rPr>
-          <m:t>g</m:t>
+          <m:t>logit</m:t>
         </m:r>
         <m:d>
           <m:dPr>
@@ -3954,12 +3803,27 @@
       </m:oMath>
       <w:r>
         <w:rPr>
-          <w:rFonts w:eastAsia="Songti SC" w:ascii="Times New Roman" w:hAnsi="Times New Roman"/>
-          <w:color w:val="000000"/>
-          <w:lang w:eastAsia="zh-CN"/>
-          <w:sz w:val="21"/>
-        </w:rPr>
-        <w:t>　（M2）</w:t>
+          <w:rFonts w:eastAsia="Songti SC"/>
+          <w:color w:val="000000"/>
+          <w:lang w:eastAsia="zh-CN"/>
+        </w:rPr>
+        <w:t xml:space="preserve">　（</w:t>
+      </w:r>
+      <w:r>
+        <w:rPr>
+          <w:rFonts w:eastAsia="Songti SC"/>
+          <w:color w:val="000000"/>
+          <w:lang w:eastAsia="zh-CN"/>
+        </w:rPr>
+        <w:t>M2</w:t>
+      </w:r>
+      <w:r>
+        <w:rPr>
+          <w:rFonts w:eastAsia="Songti SC"/>
+          <w:color w:val="000000"/>
+          <w:lang w:eastAsia="zh-CN"/>
+        </w:rPr>
+        <w:t>）</w:t>
       </w:r>
     </w:p>
     <w:p>
@@ -3970,31 +3834,6 @@
           <w:lang w:eastAsia="zh-CN"/>
         </w:rPr>
       </w:pPr>
-      <w:r>
-        <w:rPr>
-          <w:rFonts w:eastAsia="Songti SC" w:ascii="Times New Roman" w:hAnsi="Times New Roman"/>
-          <w:color w:val="000000"/>
-          <w:lang w:eastAsia="zh-CN"/>
-        </w:rPr>
-        <w:t>式（M2）新增的</w:t>
-      </w:r>
-      <m:oMath>
-        <m:r>
-          <w:rPr>
-            <w:rFonts w:ascii="Cambria Math" w:hAnsi="Cambria Math"/>
-            <w:sz w:val="21"/>
-          </w:rPr>
-          <m:t>δ</m:t>
-        </m:r>
-      </m:oMath>
-      <w:r>
-        <w:rPr>
-          <w:rFonts w:eastAsia="Songti SC" w:ascii="Times New Roman" w:hAnsi="Times New Roman"/>
-          <w:color w:val="000000"/>
-          <w:lang w:eastAsia="zh-CN"/>
-        </w:rPr>
-        <w:t>为</w:t>
-      </w:r>
       <m:oMath>
         <m:sSub>
           <m:sSubPr/>
@@ -4024,7 +3863,42 @@
           <w:color w:val="000000"/>
           <w:lang w:eastAsia="zh-CN"/>
         </w:rPr>
-        <w:t>的系数向量。</w:t>
+        <w:t>包括认证状态、经</w:t>
+      </w:r>
+      <m:oMath>
+        <m:r>
+          <m:rPr>
+            <m:sty m:val="p"/>
+          </m:rPr>
+          <w:rPr>
+            <w:rFonts w:ascii="Cambria Math" w:hAnsi="Cambria Math"/>
+            <w:sz w:val="21"/>
+          </w:rPr>
+          <m:t>log</m:t>
+        </m:r>
+        <m:d>
+          <m:dPr>
+            <m:begChr m:val="("/>
+            <m:endChr m:val=")"/>
+          </m:dPr>
+          <m:e>
+            <m:r>
+              <w:rPr>
+                <w:rFonts w:ascii="Cambria Math" w:hAnsi="Cambria Math"/>
+                <w:sz w:val="21"/>
+              </w:rPr>
+              <m:t>1 + x</m:t>
+            </m:r>
+          </m:e>
+        </m:d>
+      </m:oMath>
+      <w:r>
+        <w:rPr>
+          <w:rFonts w:eastAsia="Songti SC" w:ascii="Times New Roman" w:hAnsi="Times New Roman"/>
+          <w:color w:val="000000"/>
+          <w:lang w:eastAsia="zh-CN"/>
+        </w:rPr>
+        <w:t>转换的粉丝数和关注数及地区。M2使用账号资料完整的样本，作为账号资料控制更充分的扩展模型。</w:t>
       </w:r>
     </w:p>
     <w:p>
@@ -4041,7 +3915,7 @@
           <w:color w:val="000000"/>
           <w:lang w:eastAsia="zh-CN"/>
         </w:rPr>
-        <w:t>信息消费指标采用Logit模型，内容表达及其他比例指标采用分数Logit模型，并使用稳健标准误。M0和M1使用各项结果对应的全部可用样本，M2使用账号资料完整的样本。为便于解释，结果统一换算为男性账号减女性账号的平均概率或平均比例差异。</w:t>
+        <w:t>三组模型均使用稳健标准误。为便于比较，结果报告男性账号相对于女性账号的平均边际效应，并转换为平均概率差或平均比例差；正值表示男性账号更高，负值表示女性账号更高。</w:t>
       </w:r>
     </w:p>
     <w:p>
@@ -4237,6 +4111,7 @@
           <w:color w:val="000000"/>
           <w:lang w:eastAsia="zh-CN"/>
         </w:rPr>
+        <w:lastRenderedPageBreak/>
         <w:t>在核心分析之外，本文进一步考察三类结果。第一，信息消费与内容表达的组合模型区分</w:t>
       </w:r>
       <w:r>
@@ -4510,16 +4385,7 @@
           <w:color w:val="000000"/>
           <w:lang w:eastAsia="zh-CN"/>
         </w:rPr>
-        <w:t>倍。男性账号的平均发帖数略高，女性账号的平均转发数和活跃月份略高；两组分布都具有明显长尾。男女账号在</w:t>
-      </w:r>
-      <w:r>
-        <w:rPr>
-          <w:rFonts w:eastAsia="Songti SC"/>
-          <w:color w:val="000000"/>
-          <w:lang w:eastAsia="zh-CN"/>
-        </w:rPr>
-        <w:lastRenderedPageBreak/>
-        <w:t>总体使用频率上的差异说明，直接比较原始比例与比较平台使用程度相近的账号回答的是不同问题，二者需要同时报告。</w:t>
+        <w:t>倍。男性账号的平均发帖数略高，女性账号的平均转发数和活跃月份略高；两组分布都具有明显长尾。男女账号在总体使用频率上的差异说明，直接比较原始比例与比较平台使用程度相近的账号回答的是不同问题，二者需要同时报告。</w:t>
       </w:r>
     </w:p>
     <w:p>
@@ -5644,6 +5510,7 @@
         <w:rPr>
           <w:noProof/>
         </w:rPr>
+        <w:lastRenderedPageBreak/>
         <w:drawing>
           <wp:inline distT="0" distB="0" distL="0" distR="0" wp14:anchorId="3581897A" wp14:editId="4583E24A">
             <wp:extent cx="5623560" cy="2157203"/>
@@ -5847,7 +5714,6 @@
           <w:color w:val="000000"/>
           <w:lang w:eastAsia="zh-CN"/>
         </w:rPr>
-        <w:lastRenderedPageBreak/>
         <w:t>表</w:t>
       </w:r>
       <w:r>
@@ -6879,6 +6745,7 @@
         <w:rPr>
           <w:noProof/>
         </w:rPr>
+        <w:lastRenderedPageBreak/>
         <w:drawing>
           <wp:inline distT="0" distB="0" distL="0" distR="0" wp14:anchorId="6F8D09F8" wp14:editId="10C46E2D">
             <wp:extent cx="5623560" cy="2294909"/>
@@ -7023,16 +6890,7 @@
           <w:color w:val="000000"/>
           <w:lang w:eastAsia="zh-CN"/>
         </w:rPr>
-        <w:t>个百分点，反映总体发帖结构与内容差异之间</w:t>
-      </w:r>
-      <w:r>
-        <w:rPr>
-          <w:rFonts w:eastAsia="Songti SC"/>
-          <w:color w:val="000000"/>
-          <w:lang w:eastAsia="zh-CN"/>
-        </w:rPr>
-        <w:lastRenderedPageBreak/>
-        <w:t>的关系。账号使用频率与估计幅度密切相关，而性别化的领域配置在平台使用程度相近的账号中依然清晰。</w:t>
+        <w:t>个百分点，反映总体发帖结构与内容差异之间的关系。账号使用频率与估计幅度密切相关，而性别化的领域配置在平台使用程度相近的账号中依然清晰。</w:t>
       </w:r>
     </w:p>
     <w:p>
@@ -7757,7 +7615,6 @@
         <w:rPr>
           <w:noProof/>
         </w:rPr>
-        <w:lastRenderedPageBreak/>
         <w:drawing>
           <wp:inline distT="0" distB="0" distL="0" distR="0" wp14:anchorId="5AC36A38" wp14:editId="15CED730">
             <wp:extent cx="5623560" cy="2519948"/>

--- a/docs/paper_draft_gender_information_domain_participation_v3.docx
+++ b/docs/paper_draft_gender_information_domain_participation_v3.docx
@@ -3187,11 +3187,91 @@
       </w:pPr>
       <w:r>
         <w:rPr>
-          <w:rFonts w:eastAsia="Songti SC" w:ascii="Times New Roman" w:hAnsi="Times New Roman"/>
-          <w:color w:val="000000"/>
-          <w:lang w:eastAsia="zh-CN"/>
-        </w:rPr>
-        <w:t>分析分为描述比较和回归比较两步。首先，分别计算男性账号和女性账号在公共事务与明星文化两个领域中的信息消费概率和内容表达比例，呈现平台中实际观察到的性别差异。随后，针对四项核心结果分别估计回归模型。信息消费的两个指标均为二元变量，因此采用Logit模型；内容表达的两个指标是取值位于0和1之间的比例，因此采用分数Logit模型。三组嵌套模型逐步增加控制变量。M0只加入账号性别：</w:t>
+          <w:rFonts w:eastAsia="Songti SC"/>
+          <w:color w:val="000000"/>
+          <w:lang w:eastAsia="zh-CN"/>
+        </w:rPr>
+        <w:t>首先，分别计算男性账号和女性账号在公共事务与明星文化两个领域中的信息消费概率和内容表达比例，呈现平台中实际观察到的性别差异。随后，针对四项核心结果分别估计回归模型。信息消费的两个指标均为二元变量，因此采用</w:t>
+      </w:r>
+      <w:r>
+        <w:rPr>
+          <w:rFonts w:eastAsia="Songti SC"/>
+          <w:color w:val="000000"/>
+          <w:lang w:eastAsia="zh-CN"/>
+        </w:rPr>
+        <w:t>Logit</w:t>
+      </w:r>
+      <w:r>
+        <w:rPr>
+          <w:rFonts w:eastAsia="Songti SC"/>
+          <w:color w:val="000000"/>
+          <w:lang w:eastAsia="zh-CN"/>
+        </w:rPr>
+        <w:t>模型；内容表达的两个指标是取值位于</w:t>
+      </w:r>
+      <w:r>
+        <w:rPr>
+          <w:rFonts w:eastAsia="Songti SC"/>
+          <w:color w:val="000000"/>
+          <w:lang w:eastAsia="zh-CN"/>
+        </w:rPr>
+        <w:t>0</w:t>
+      </w:r>
+      <w:r>
+        <w:rPr>
+          <w:rFonts w:eastAsia="Songti SC"/>
+          <w:color w:val="000000"/>
+          <w:lang w:eastAsia="zh-CN"/>
+        </w:rPr>
+        <w:t>和</w:t>
+      </w:r>
+      <w:r>
+        <w:rPr>
+          <w:rFonts w:eastAsia="Songti SC"/>
+          <w:color w:val="000000"/>
+          <w:lang w:eastAsia="zh-CN"/>
+        </w:rPr>
+        <w:t>1</w:t>
+      </w:r>
+      <w:r>
+        <w:rPr>
+          <w:rFonts w:eastAsia="Songti SC"/>
+          <w:color w:val="000000"/>
+          <w:lang w:eastAsia="zh-CN"/>
+        </w:rPr>
+        <w:t>之间的比例，因此采用分数</w:t>
+      </w:r>
+      <w:r>
+        <w:rPr>
+          <w:rFonts w:eastAsia="Songti SC"/>
+          <w:color w:val="000000"/>
+          <w:lang w:eastAsia="zh-CN"/>
+        </w:rPr>
+        <w:t>Logit</w:t>
+      </w:r>
+      <w:r>
+        <w:rPr>
+          <w:rFonts w:eastAsia="Songti SC"/>
+          <w:color w:val="000000"/>
+          <w:lang w:eastAsia="zh-CN"/>
+        </w:rPr>
+        <w:t>模型。三组嵌套模型逐步增加控制变量。</w:t>
+      </w:r>
+      <w:r>
+        <w:rPr>
+          <w:rFonts w:eastAsia="Songti SC"/>
+          <w:color w:val="000000"/>
+          <w:lang w:eastAsia="zh-CN"/>
+        </w:rPr>
+        <w:t>M0</w:t>
+      </w:r>
+      <w:r>
+        <w:rPr>
+          <w:rFonts w:eastAsia="Songti SC"/>
+          <w:color w:val="000000"/>
+          <w:lang w:eastAsia="zh-CN"/>
+        </w:rPr>
+        <w:t>只加入账号性别：</w:t>
       </w:r>
     </w:p>
     <w:p>
@@ -3209,7 +3289,6 @@
           </m:rPr>
           <w:rPr>
             <w:rFonts w:ascii="Cambria Math" w:hAnsi="Cambria Math"/>
-            <w:sz w:val="21"/>
           </w:rPr>
           <m:t>logit</m:t>
         </m:r>
@@ -3217,28 +3296,40 @@
           <m:dPr>
             <m:begChr m:val="["/>
             <m:endChr m:val="]"/>
+            <m:ctrlPr>
+              <w:rPr>
+                <w:rFonts w:ascii="Cambria Math" w:hAnsi="Cambria Math"/>
+              </w:rPr>
+            </m:ctrlPr>
           </m:dPr>
           <m:e>
             <m:r>
               <w:rPr>
                 <w:rFonts w:ascii="Cambria Math" w:hAnsi="Cambria Math"/>
-                <w:sz w:val="21"/>
               </w:rPr>
               <m:t>E</m:t>
             </m:r>
             <m:d>
               <m:dPr>
-                <m:begChr m:val="("/>
-                <m:endChr m:val=")"/>
+                <m:ctrlPr>
+                  <w:rPr>
+                    <w:rFonts w:ascii="Cambria Math" w:hAnsi="Cambria Math"/>
+                  </w:rPr>
+                </m:ctrlPr>
               </m:dPr>
               <m:e>
                 <m:sSub>
-                  <m:sSubPr/>
+                  <m:sSubPr>
+                    <m:ctrlPr>
+                      <w:rPr>
+                        <w:rFonts w:ascii="Cambria Math" w:hAnsi="Cambria Math"/>
+                      </w:rPr>
+                    </m:ctrlPr>
+                  </m:sSubPr>
                   <m:e>
                     <m:r>
                       <w:rPr>
                         <w:rFonts w:ascii="Cambria Math" w:hAnsi="Cambria Math"/>
-                        <w:sz w:val="21"/>
                       </w:rPr>
                       <m:t>Y</m:t>
                     </m:r>
@@ -3247,7 +3338,6 @@
                     <m:r>
                       <w:rPr>
                         <w:rFonts w:ascii="Cambria Math" w:hAnsi="Cambria Math"/>
-                        <w:sz w:val="21"/>
                       </w:rPr>
                       <m:t>i</m:t>
                     </m:r>
@@ -3260,17 +3350,21 @@
         <m:r>
           <w:rPr>
             <w:rFonts w:ascii="Cambria Math" w:hAnsi="Cambria Math"/>
-            <w:sz w:val="21"/>
           </w:rPr>
           <m:t xml:space="preserve"> = α + β</m:t>
         </m:r>
         <m:sSub>
-          <m:sSubPr/>
+          <m:sSubPr>
+            <m:ctrlPr>
+              <w:rPr>
+                <w:rFonts w:ascii="Cambria Math" w:hAnsi="Cambria Math"/>
+              </w:rPr>
+            </m:ctrlPr>
+          </m:sSubPr>
           <m:e>
             <m:r>
               <w:rPr>
                 <w:rFonts w:ascii="Cambria Math" w:hAnsi="Cambria Math"/>
-                <w:sz w:val="21"/>
               </w:rPr>
               <m:t>Male</m:t>
             </m:r>
@@ -3279,7 +3373,6 @@
             <m:r>
               <w:rPr>
                 <w:rFonts w:ascii="Cambria Math" w:hAnsi="Cambria Math"/>
-                <w:sz w:val="21"/>
               </w:rPr>
               <m:t>i</m:t>
             </m:r>
@@ -3321,12 +3414,18 @@
       </w:pPr>
       <m:oMath>
         <m:sSub>
-          <m:sSubPr/>
+          <m:sSubPr>
+            <m:ctrlPr>
+              <w:rPr>
+                <w:rFonts w:ascii="Cambria Math" w:hAnsi="Cambria Math"/>
+              </w:rPr>
+            </m:ctrlPr>
+          </m:sSubPr>
           <m:e>
             <m:r>
               <w:rPr>
                 <w:rFonts w:ascii="Cambria Math" w:hAnsi="Cambria Math"/>
-                <w:sz w:val="21"/>
+                <w:lang w:eastAsia="zh-CN"/>
               </w:rPr>
               <m:t>Y</m:t>
             </m:r>
@@ -3335,7 +3434,7 @@
             <m:r>
               <w:rPr>
                 <w:rFonts w:ascii="Cambria Math" w:hAnsi="Cambria Math"/>
-                <w:sz w:val="21"/>
+                <w:lang w:eastAsia="zh-CN"/>
               </w:rPr>
               <m:t>i</m:t>
             </m:r>
@@ -3344,7 +3443,7 @@
       </m:oMath>
       <w:r>
         <w:rPr>
-          <w:rFonts w:eastAsia="Songti SC" w:ascii="Times New Roman" w:hAnsi="Times New Roman"/>
+          <w:rFonts w:eastAsia="Songti SC"/>
           <w:color w:val="000000"/>
           <w:lang w:eastAsia="zh-CN"/>
         </w:rPr>
@@ -3354,14 +3453,14 @@
         <m:r>
           <w:rPr>
             <w:rFonts w:ascii="Cambria Math" w:hAnsi="Cambria Math"/>
-            <w:sz w:val="21"/>
+            <w:lang w:eastAsia="zh-CN"/>
           </w:rPr>
           <m:t>i</m:t>
         </m:r>
       </m:oMath>
       <w:r>
         <w:rPr>
-          <w:rFonts w:eastAsia="Songti SC" w:ascii="Times New Roman" w:hAnsi="Times New Roman"/>
+          <w:rFonts w:eastAsia="Songti SC"/>
           <w:color w:val="000000"/>
           <w:lang w:eastAsia="zh-CN"/>
         </w:rPr>
@@ -3369,12 +3468,18 @@
       </w:r>
       <m:oMath>
         <m:sSub>
-          <m:sSubPr/>
+          <m:sSubPr>
+            <m:ctrlPr>
+              <w:rPr>
+                <w:rFonts w:ascii="Cambria Math" w:hAnsi="Cambria Math"/>
+              </w:rPr>
+            </m:ctrlPr>
+          </m:sSubPr>
           <m:e>
             <m:r>
               <w:rPr>
                 <w:rFonts w:ascii="Cambria Math" w:hAnsi="Cambria Math"/>
-                <w:sz w:val="21"/>
+                <w:lang w:eastAsia="zh-CN"/>
               </w:rPr>
               <m:t>Male</m:t>
             </m:r>
@@ -3383,7 +3488,7 @@
             <m:r>
               <w:rPr>
                 <w:rFonts w:ascii="Cambria Math" w:hAnsi="Cambria Math"/>
-                <w:sz w:val="21"/>
+                <w:lang w:eastAsia="zh-CN"/>
               </w:rPr>
               <m:t>i</m:t>
             </m:r>
@@ -3392,11 +3497,50 @@
       </m:oMath>
       <w:r>
         <w:rPr>
-          <w:rFonts w:eastAsia="Songti SC" w:ascii="Times New Roman" w:hAnsi="Times New Roman"/>
-          <w:color w:val="000000"/>
-          <w:lang w:eastAsia="zh-CN"/>
-        </w:rPr>
-        <w:t>在男性账号中取1，在女性账号中取0。</w:t>
+          <w:rFonts w:eastAsia="Songti SC" w:hint="eastAsia"/>
+          <w:lang w:eastAsia="zh-CN"/>
+        </w:rPr>
+        <w:t>为账号性别，</w:t>
+      </w:r>
+      <w:r>
+        <w:rPr>
+          <w:rFonts w:eastAsia="Songti SC"/>
+          <w:color w:val="000000"/>
+          <w:lang w:eastAsia="zh-CN"/>
+        </w:rPr>
+        <w:t>在男性账号中取</w:t>
+      </w:r>
+      <w:r>
+        <w:rPr>
+          <w:rFonts w:eastAsia="Songti SC"/>
+          <w:color w:val="000000"/>
+          <w:lang w:eastAsia="zh-CN"/>
+        </w:rPr>
+        <w:t>1</w:t>
+      </w:r>
+      <w:r>
+        <w:rPr>
+          <w:rFonts w:eastAsia="Songti SC"/>
+          <w:color w:val="000000"/>
+          <w:lang w:eastAsia="zh-CN"/>
+        </w:rPr>
+        <w:t>，在女性账号中取</w:t>
+      </w:r>
+      <w:r>
+        <w:rPr>
+          <w:rFonts w:eastAsia="Songti SC"/>
+          <w:color w:val="000000"/>
+          <w:lang w:eastAsia="zh-CN"/>
+        </w:rPr>
+        <w:t>0</w:t>
+      </w:r>
+      <w:r>
+        <w:rPr>
+          <w:rFonts w:eastAsia="Songti SC"/>
+          <w:color w:val="000000"/>
+          <w:lang w:eastAsia="zh-CN"/>
+        </w:rPr>
+        <w:t>。</w:t>
       </w:r>
     </w:p>
     <w:p>
@@ -3409,11 +3553,67 @@
       </w:pPr>
       <w:r>
         <w:rPr>
-          <w:rFonts w:eastAsia="Songti SC" w:ascii="Times New Roman" w:hAnsi="Times New Roman"/>
-          <w:color w:val="000000"/>
-          <w:lang w:eastAsia="zh-CN"/>
-        </w:rPr>
-        <w:t>M1在M0的基础上控制账号的总体使用程度，用于比较平台使用程度相近的账号：</w:t>
+          <w:rFonts w:eastAsia="Songti SC"/>
+          <w:color w:val="000000"/>
+          <w:lang w:eastAsia="zh-CN"/>
+        </w:rPr>
+        <w:t>M1</w:t>
+      </w:r>
+      <w:r>
+        <w:rPr>
+          <w:rFonts w:eastAsia="Songti SC"/>
+          <w:color w:val="000000"/>
+          <w:lang w:eastAsia="zh-CN"/>
+        </w:rPr>
+        <w:t>在</w:t>
+      </w:r>
+      <w:r>
+        <w:rPr>
+          <w:rFonts w:eastAsia="Songti SC"/>
+          <w:color w:val="000000"/>
+          <w:lang w:eastAsia="zh-CN"/>
+        </w:rPr>
+        <w:t>M0</w:t>
+      </w:r>
+      <w:r>
+        <w:rPr>
+          <w:rFonts w:eastAsia="Songti SC"/>
+          <w:color w:val="000000"/>
+          <w:lang w:eastAsia="zh-CN"/>
+        </w:rPr>
+        <w:t>的基础上控制</w:t>
+      </w:r>
+      <w:r>
+        <w:rPr>
+          <w:rFonts w:eastAsia="Songti SC" w:hint="eastAsia"/>
+          <w:color w:val="000000"/>
+          <w:lang w:eastAsia="zh-CN"/>
+        </w:rPr>
+        <w:t>了</w:t>
+      </w:r>
+      <w:r>
+        <w:rPr>
+          <w:rFonts w:eastAsia="Songti SC"/>
+          <w:color w:val="000000"/>
+          <w:lang w:eastAsia="zh-CN"/>
+        </w:rPr>
+        <w:t>账号的总体使用</w:t>
+      </w:r>
+      <w:r>
+        <w:rPr>
+          <w:rFonts w:eastAsia="Songti SC" w:hint="eastAsia"/>
+          <w:color w:val="000000"/>
+          <w:lang w:eastAsia="zh-CN"/>
+        </w:rPr>
+        <w:t>强度</w:t>
+      </w:r>
+      <w:r>
+        <w:rPr>
+          <w:rFonts w:eastAsia="Songti SC"/>
+          <w:color w:val="000000"/>
+          <w:lang w:eastAsia="zh-CN"/>
+        </w:rPr>
+        <w:t>：</w:t>
       </w:r>
     </w:p>
     <w:p>
@@ -3431,7 +3631,6 @@
           </m:rPr>
           <w:rPr>
             <w:rFonts w:ascii="Cambria Math" w:hAnsi="Cambria Math"/>
-            <w:sz w:val="21"/>
           </w:rPr>
           <m:t>logit</m:t>
         </m:r>
@@ -3439,28 +3638,40 @@
           <m:dPr>
             <m:begChr m:val="["/>
             <m:endChr m:val="]"/>
+            <m:ctrlPr>
+              <w:rPr>
+                <w:rFonts w:ascii="Cambria Math" w:hAnsi="Cambria Math"/>
+              </w:rPr>
+            </m:ctrlPr>
           </m:dPr>
           <m:e>
             <m:r>
               <w:rPr>
                 <w:rFonts w:ascii="Cambria Math" w:hAnsi="Cambria Math"/>
-                <w:sz w:val="21"/>
               </w:rPr>
               <m:t>E</m:t>
             </m:r>
             <m:d>
               <m:dPr>
-                <m:begChr m:val="("/>
-                <m:endChr m:val=")"/>
+                <m:ctrlPr>
+                  <w:rPr>
+                    <w:rFonts w:ascii="Cambria Math" w:hAnsi="Cambria Math"/>
+                  </w:rPr>
+                </m:ctrlPr>
               </m:dPr>
               <m:e>
                 <m:sSub>
-                  <m:sSubPr/>
+                  <m:sSubPr>
+                    <m:ctrlPr>
+                      <w:rPr>
+                        <w:rFonts w:ascii="Cambria Math" w:hAnsi="Cambria Math"/>
+                      </w:rPr>
+                    </m:ctrlPr>
+                  </m:sSubPr>
                   <m:e>
                     <m:r>
                       <w:rPr>
                         <w:rFonts w:ascii="Cambria Math" w:hAnsi="Cambria Math"/>
-                        <w:sz w:val="21"/>
                       </w:rPr>
                       <m:t>Y</m:t>
                     </m:r>
@@ -3469,7 +3680,6 @@
                     <m:r>
                       <w:rPr>
                         <w:rFonts w:ascii="Cambria Math" w:hAnsi="Cambria Math"/>
-                        <w:sz w:val="21"/>
                       </w:rPr>
                       <m:t>i</m:t>
                     </m:r>
@@ -3482,17 +3692,21 @@
         <m:r>
           <w:rPr>
             <w:rFonts w:ascii="Cambria Math" w:hAnsi="Cambria Math"/>
-            <w:sz w:val="21"/>
           </w:rPr>
           <m:t xml:space="preserve"> = α + β</m:t>
         </m:r>
         <m:sSub>
-          <m:sSubPr/>
+          <m:sSubPr>
+            <m:ctrlPr>
+              <w:rPr>
+                <w:rFonts w:ascii="Cambria Math" w:hAnsi="Cambria Math"/>
+              </w:rPr>
+            </m:ctrlPr>
+          </m:sSubPr>
           <m:e>
             <m:r>
               <w:rPr>
                 <w:rFonts w:ascii="Cambria Math" w:hAnsi="Cambria Math"/>
-                <w:sz w:val="21"/>
               </w:rPr>
               <m:t>Male</m:t>
             </m:r>
@@ -3501,7 +3715,6 @@
             <m:r>
               <w:rPr>
                 <w:rFonts w:ascii="Cambria Math" w:hAnsi="Cambria Math"/>
-                <w:sz w:val="21"/>
               </w:rPr>
               <m:t>i</m:t>
             </m:r>
@@ -3510,17 +3723,21 @@
         <m:r>
           <w:rPr>
             <w:rFonts w:ascii="Cambria Math" w:hAnsi="Cambria Math"/>
-            <w:sz w:val="21"/>
           </w:rPr>
           <m:t xml:space="preserve"> + γ</m:t>
         </m:r>
         <m:sSub>
-          <m:sSubPr/>
+          <m:sSubPr>
+            <m:ctrlPr>
+              <w:rPr>
+                <w:rFonts w:ascii="Cambria Math" w:hAnsi="Cambria Math"/>
+              </w:rPr>
+            </m:ctrlPr>
+          </m:sSubPr>
           <m:e>
             <m:r>
               <w:rPr>
                 <w:rFonts w:ascii="Cambria Math" w:hAnsi="Cambria Math"/>
-                <w:sz w:val="21"/>
               </w:rPr>
               <m:t>X</m:t>
             </m:r>
@@ -3529,7 +3746,6 @@
             <m:r>
               <w:rPr>
                 <w:rFonts w:ascii="Cambria Math" w:hAnsi="Cambria Math"/>
-                <w:sz w:val="21"/>
               </w:rPr>
               <m:t>i</m:t>
             </m:r>
@@ -3538,11 +3754,19 @@
       </m:oMath>
       <w:r>
         <w:rPr>
-          <w:rFonts w:eastAsia="Songti SC"/>
-          <w:color w:val="000000"/>
-          <w:lang w:eastAsia="zh-CN"/>
-        </w:rPr>
-        <w:t xml:space="preserve">　（</w:t>
+          <w:rFonts w:eastAsia="Songti SC" w:hint="eastAsia"/>
+          <w:color w:val="000000"/>
+          <w:lang w:eastAsia="zh-CN"/>
+        </w:rPr>
+        <w:t xml:space="preserve"> </w:t>
+      </w:r>
+      <w:r>
+        <w:rPr>
+          <w:rFonts w:eastAsia="Songti SC"/>
+          <w:color w:val="000000"/>
+          <w:lang w:eastAsia="zh-CN"/>
+        </w:rPr>
+        <w:t>（</w:t>
       </w:r>
       <w:r>
         <w:rPr>
@@ -3571,12 +3795,18 @@
       </w:pPr>
       <m:oMath>
         <m:sSub>
-          <m:sSubPr/>
+          <m:sSubPr>
+            <m:ctrlPr>
+              <w:rPr>
+                <w:rFonts w:ascii="Cambria Math" w:hAnsi="Cambria Math"/>
+              </w:rPr>
+            </m:ctrlPr>
+          </m:sSubPr>
           <m:e>
             <m:r>
               <w:rPr>
                 <w:rFonts w:ascii="Cambria Math" w:hAnsi="Cambria Math"/>
-                <w:sz w:val="21"/>
+                <w:lang w:eastAsia="zh-CN"/>
               </w:rPr>
               <m:t>X</m:t>
             </m:r>
@@ -3585,7 +3815,7 @@
             <m:r>
               <w:rPr>
                 <w:rFonts w:ascii="Cambria Math" w:hAnsi="Cambria Math"/>
-                <w:sz w:val="21"/>
+                <w:lang w:eastAsia="zh-CN"/>
               </w:rPr>
               <m:t>i</m:t>
             </m:r>
@@ -3594,7 +3824,7 @@
       </m:oMath>
       <w:r>
         <w:rPr>
-          <w:rFonts w:eastAsia="Songti SC" w:ascii="Times New Roman" w:hAnsi="Times New Roman"/>
+          <w:rFonts w:eastAsia="Songti SC"/>
           <w:color w:val="000000"/>
           <w:lang w:eastAsia="zh-CN"/>
         </w:rPr>
@@ -3607,20 +3837,23 @@
           </m:rPr>
           <w:rPr>
             <w:rFonts w:ascii="Cambria Math" w:hAnsi="Cambria Math"/>
-            <w:sz w:val="21"/>
+            <w:lang w:eastAsia="zh-CN"/>
           </w:rPr>
           <m:t>log</m:t>
         </m:r>
         <m:d>
           <m:dPr>
-            <m:begChr m:val="("/>
-            <m:endChr m:val=")"/>
+            <m:ctrlPr>
+              <w:rPr>
+                <w:rFonts w:ascii="Cambria Math" w:hAnsi="Cambria Math"/>
+              </w:rPr>
+            </m:ctrlPr>
           </m:dPr>
           <m:e>
             <m:r>
               <w:rPr>
                 <w:rFonts w:ascii="Cambria Math" w:hAnsi="Cambria Math"/>
-                <w:sz w:val="21"/>
+                <w:lang w:eastAsia="zh-CN"/>
               </w:rPr>
               <m:t>1 + x</m:t>
             </m:r>
@@ -3629,28 +3862,59 @@
       </m:oMath>
       <w:r>
         <w:rPr>
-          <w:rFonts w:eastAsia="Songti SC" w:ascii="Times New Roman" w:hAnsi="Times New Roman"/>
-          <w:color w:val="000000"/>
-          <w:lang w:eastAsia="zh-CN"/>
-        </w:rPr>
-        <w:t>转换的全年发帖数和转发数，以及活跃天数和活跃月份。M1使用各项结果对应的全部可用样本，是本文报告核心结果的主要模型。</w:t>
-      </w:r>
-    </w:p>
-    <w:p>
-      <w:pPr>
-        <w:spacing w:before="120" w:after="240"/>
-        <w:jc w:val="both"/>
-        <w:rPr>
-          <w:lang w:eastAsia="zh-CN"/>
-        </w:rPr>
-      </w:pPr>
-      <w:r>
-        <w:rPr>
-          <w:rFonts w:eastAsia="Songti SC" w:ascii="Times New Roman" w:hAnsi="Times New Roman"/>
-          <w:color w:val="000000"/>
-          <w:lang w:eastAsia="zh-CN"/>
-        </w:rPr>
-        <w:t>M2在M1的基础上进一步控制账号资料：</w:t>
+          <w:rFonts w:eastAsia="Songti SC"/>
+          <w:color w:val="000000"/>
+          <w:lang w:eastAsia="zh-CN"/>
+        </w:rPr>
+        <w:t>转换的全年发帖数和转发数，以及活跃天数和活跃月份。</w:t>
+      </w:r>
+      <w:r>
+        <w:rPr>
+          <w:rFonts w:eastAsia="Songti SC"/>
+          <w:color w:val="000000"/>
+          <w:lang w:eastAsia="zh-CN"/>
+        </w:rPr>
+        <w:t>M2</w:t>
+      </w:r>
+      <w:r>
+        <w:rPr>
+          <w:rFonts w:eastAsia="Songti SC"/>
+          <w:color w:val="000000"/>
+          <w:lang w:eastAsia="zh-CN"/>
+        </w:rPr>
+        <w:t>在</w:t>
+      </w:r>
+      <w:r>
+        <w:rPr>
+          <w:rFonts w:eastAsia="Songti SC"/>
+          <w:color w:val="000000"/>
+          <w:lang w:eastAsia="zh-CN"/>
+        </w:rPr>
+        <w:t>M1</w:t>
+      </w:r>
+      <w:r>
+        <w:rPr>
+          <w:rFonts w:eastAsia="Songti SC"/>
+          <w:color w:val="000000"/>
+          <w:lang w:eastAsia="zh-CN"/>
+        </w:rPr>
+        <w:t>的基础上进一步控制账号</w:t>
+      </w:r>
+      <w:r>
+        <w:rPr>
+          <w:rFonts w:eastAsia="Songti SC" w:hint="eastAsia"/>
+          <w:color w:val="000000"/>
+          <w:lang w:eastAsia="zh-CN"/>
+        </w:rPr>
+        <w:t>的认证状态、粉丝数、关注数及地区等账号资料</w:t>
+      </w:r>
+      <w:r>
+        <w:rPr>
+          <w:rFonts w:eastAsia="Songti SC"/>
+          <w:color w:val="000000"/>
+          <w:lang w:eastAsia="zh-CN"/>
+        </w:rPr>
+        <w:t>：</w:t>
       </w:r>
     </w:p>
     <w:p>
@@ -3668,7 +3932,6 @@
           </m:rPr>
           <w:rPr>
             <w:rFonts w:ascii="Cambria Math" w:hAnsi="Cambria Math"/>
-            <w:sz w:val="21"/>
           </w:rPr>
           <m:t>logit</m:t>
         </m:r>
@@ -3676,28 +3939,40 @@
           <m:dPr>
             <m:begChr m:val="["/>
             <m:endChr m:val="]"/>
+            <m:ctrlPr>
+              <w:rPr>
+                <w:rFonts w:ascii="Cambria Math" w:hAnsi="Cambria Math"/>
+              </w:rPr>
+            </m:ctrlPr>
           </m:dPr>
           <m:e>
             <m:r>
               <w:rPr>
                 <w:rFonts w:ascii="Cambria Math" w:hAnsi="Cambria Math"/>
-                <w:sz w:val="21"/>
               </w:rPr>
               <m:t>E</m:t>
             </m:r>
             <m:d>
               <m:dPr>
-                <m:begChr m:val="("/>
-                <m:endChr m:val=")"/>
+                <m:ctrlPr>
+                  <w:rPr>
+                    <w:rFonts w:ascii="Cambria Math" w:hAnsi="Cambria Math"/>
+                  </w:rPr>
+                </m:ctrlPr>
               </m:dPr>
               <m:e>
                 <m:sSub>
-                  <m:sSubPr/>
+                  <m:sSubPr>
+                    <m:ctrlPr>
+                      <w:rPr>
+                        <w:rFonts w:ascii="Cambria Math" w:hAnsi="Cambria Math"/>
+                      </w:rPr>
+                    </m:ctrlPr>
+                  </m:sSubPr>
                   <m:e>
                     <m:r>
                       <w:rPr>
                         <w:rFonts w:ascii="Cambria Math" w:hAnsi="Cambria Math"/>
-                        <w:sz w:val="21"/>
                       </w:rPr>
                       <m:t>Y</m:t>
                     </m:r>
@@ -3706,7 +3981,6 @@
                     <m:r>
                       <w:rPr>
                         <w:rFonts w:ascii="Cambria Math" w:hAnsi="Cambria Math"/>
-                        <w:sz w:val="21"/>
                       </w:rPr>
                       <m:t>i</m:t>
                     </m:r>
@@ -3719,17 +3993,21 @@
         <m:r>
           <w:rPr>
             <w:rFonts w:ascii="Cambria Math" w:hAnsi="Cambria Math"/>
-            <w:sz w:val="21"/>
           </w:rPr>
           <m:t xml:space="preserve"> = α + β</m:t>
         </m:r>
         <m:sSub>
-          <m:sSubPr/>
+          <m:sSubPr>
+            <m:ctrlPr>
+              <w:rPr>
+                <w:rFonts w:ascii="Cambria Math" w:hAnsi="Cambria Math"/>
+              </w:rPr>
+            </m:ctrlPr>
+          </m:sSubPr>
           <m:e>
             <m:r>
               <w:rPr>
                 <w:rFonts w:ascii="Cambria Math" w:hAnsi="Cambria Math"/>
-                <w:sz w:val="21"/>
               </w:rPr>
               <m:t>Male</m:t>
             </m:r>
@@ -3738,7 +4016,6 @@
             <m:r>
               <w:rPr>
                 <w:rFonts w:ascii="Cambria Math" w:hAnsi="Cambria Math"/>
-                <w:sz w:val="21"/>
               </w:rPr>
               <m:t>i</m:t>
             </m:r>
@@ -3747,17 +4024,21 @@
         <m:r>
           <w:rPr>
             <w:rFonts w:ascii="Cambria Math" w:hAnsi="Cambria Math"/>
-            <w:sz w:val="21"/>
           </w:rPr>
           <m:t xml:space="preserve"> + γ</m:t>
         </m:r>
         <m:sSub>
-          <m:sSubPr/>
+          <m:sSubPr>
+            <m:ctrlPr>
+              <w:rPr>
+                <w:rFonts w:ascii="Cambria Math" w:hAnsi="Cambria Math"/>
+              </w:rPr>
+            </m:ctrlPr>
+          </m:sSubPr>
           <m:e>
             <m:r>
               <w:rPr>
                 <w:rFonts w:ascii="Cambria Math" w:hAnsi="Cambria Math"/>
-                <w:sz w:val="21"/>
               </w:rPr>
               <m:t>X</m:t>
             </m:r>
@@ -3766,7 +4047,6 @@
             <m:r>
               <w:rPr>
                 <w:rFonts w:ascii="Cambria Math" w:hAnsi="Cambria Math"/>
-                <w:sz w:val="21"/>
               </w:rPr>
               <m:t>i</m:t>
             </m:r>
@@ -3775,17 +4055,21 @@
         <m:r>
           <w:rPr>
             <w:rFonts w:ascii="Cambria Math" w:hAnsi="Cambria Math"/>
-            <w:sz w:val="21"/>
           </w:rPr>
           <m:t xml:space="preserve"> + δ</m:t>
         </m:r>
         <m:sSub>
-          <m:sSubPr/>
+          <m:sSubPr>
+            <m:ctrlPr>
+              <w:rPr>
+                <w:rFonts w:ascii="Cambria Math" w:hAnsi="Cambria Math"/>
+              </w:rPr>
+            </m:ctrlPr>
+          </m:sSubPr>
           <m:e>
             <m:r>
               <w:rPr>
                 <w:rFonts w:ascii="Cambria Math" w:hAnsi="Cambria Math"/>
-                <w:sz w:val="21"/>
               </w:rPr>
               <m:t>Z</m:t>
             </m:r>
@@ -3794,7 +4078,6 @@
             <m:r>
               <w:rPr>
                 <w:rFonts w:ascii="Cambria Math" w:hAnsi="Cambria Math"/>
-                <w:sz w:val="21"/>
               </w:rPr>
               <m:t>i</m:t>
             </m:r>
@@ -3803,11 +4086,19 @@
       </m:oMath>
       <w:r>
         <w:rPr>
-          <w:rFonts w:eastAsia="Songti SC"/>
-          <w:color w:val="000000"/>
-          <w:lang w:eastAsia="zh-CN"/>
-        </w:rPr>
-        <w:t xml:space="preserve">　（</w:t>
+          <w:rFonts w:eastAsia="Songti SC" w:hint="eastAsia"/>
+          <w:color w:val="000000"/>
+          <w:lang w:eastAsia="zh-CN"/>
+        </w:rPr>
+        <w:t xml:space="preserve">  </w:t>
+      </w:r>
+      <w:r>
+        <w:rPr>
+          <w:rFonts w:eastAsia="Songti SC"/>
+          <w:color w:val="000000"/>
+          <w:lang w:eastAsia="zh-CN"/>
+        </w:rPr>
+        <w:t>（</w:t>
       </w:r>
       <w:r>
         <w:rPr>
@@ -3836,12 +4127,18 @@
       </w:pPr>
       <m:oMath>
         <m:sSub>
-          <m:sSubPr/>
+          <m:sSubPr>
+            <m:ctrlPr>
+              <w:rPr>
+                <w:rFonts w:ascii="Cambria Math" w:hAnsi="Cambria Math"/>
+              </w:rPr>
+            </m:ctrlPr>
+          </m:sSubPr>
           <m:e>
             <m:r>
               <w:rPr>
                 <w:rFonts w:ascii="Cambria Math" w:hAnsi="Cambria Math"/>
-                <w:sz w:val="21"/>
+                <w:lang w:eastAsia="zh-CN"/>
               </w:rPr>
               <m:t>Z</m:t>
             </m:r>
@@ -3850,7 +4147,7 @@
             <m:r>
               <w:rPr>
                 <w:rFonts w:ascii="Cambria Math" w:hAnsi="Cambria Math"/>
-                <w:sz w:val="21"/>
+                <w:lang w:eastAsia="zh-CN"/>
               </w:rPr>
               <m:t>i</m:t>
             </m:r>
@@ -3859,7 +4156,7 @@
       </m:oMath>
       <w:r>
         <w:rPr>
-          <w:rFonts w:eastAsia="Songti SC" w:ascii="Times New Roman" w:hAnsi="Times New Roman"/>
+          <w:rFonts w:eastAsia="Songti SC"/>
           <w:color w:val="000000"/>
           <w:lang w:eastAsia="zh-CN"/>
         </w:rPr>
@@ -3872,20 +4169,23 @@
           </m:rPr>
           <w:rPr>
             <w:rFonts w:ascii="Cambria Math" w:hAnsi="Cambria Math"/>
-            <w:sz w:val="21"/>
+            <w:lang w:eastAsia="zh-CN"/>
           </w:rPr>
           <m:t>log</m:t>
         </m:r>
         <m:d>
           <m:dPr>
-            <m:begChr m:val="("/>
-            <m:endChr m:val=")"/>
+            <m:ctrlPr>
+              <w:rPr>
+                <w:rFonts w:ascii="Cambria Math" w:hAnsi="Cambria Math"/>
+              </w:rPr>
+            </m:ctrlPr>
           </m:dPr>
           <m:e>
             <m:r>
               <w:rPr>
                 <w:rFonts w:ascii="Cambria Math" w:hAnsi="Cambria Math"/>
-                <w:sz w:val="21"/>
+                <w:lang w:eastAsia="zh-CN"/>
               </w:rPr>
               <m:t>1 + x</m:t>
             </m:r>
@@ -3894,11 +4194,11 @@
       </m:oMath>
       <w:r>
         <w:rPr>
-          <w:rFonts w:eastAsia="Songti SC" w:ascii="Times New Roman" w:hAnsi="Times New Roman"/>
-          <w:color w:val="000000"/>
-          <w:lang w:eastAsia="zh-CN"/>
-        </w:rPr>
-        <w:t>转换的粉丝数和关注数及地区。M2使用账号资料完整的样本，作为账号资料控制更充分的扩展模型。</w:t>
+          <w:rFonts w:eastAsia="Songti SC"/>
+          <w:color w:val="000000"/>
+          <w:lang w:eastAsia="zh-CN"/>
+        </w:rPr>
+        <w:t>转换的粉丝数和关注数及地区。</w:t>
       </w:r>
     </w:p>
     <w:p>
@@ -3911,7 +4211,7 @@
       </w:pPr>
       <w:r>
         <w:rPr>
-          <w:rFonts w:eastAsia="Songti SC" w:ascii="Times New Roman" w:hAnsi="Times New Roman"/>
+          <w:rFonts w:eastAsia="Songti SC"/>
           <w:color w:val="000000"/>
           <w:lang w:eastAsia="zh-CN"/>
         </w:rPr>
@@ -3973,7 +4273,7 @@
           <w:color w:val="000000"/>
           <w:lang w:eastAsia="zh-CN"/>
         </w:rPr>
-        <w:t xml:space="preserve"> - </w:t>
+        <w:t>-</w:t>
       </w:r>
       <w:r>
         <w:rPr>
@@ -4005,7 +4305,7 @@
           <w:color w:val="000000"/>
           <w:lang w:eastAsia="zh-CN"/>
         </w:rPr>
-        <w:t xml:space="preserve"> - </w:t>
+        <w:t>-</w:t>
       </w:r>
       <w:r>
         <w:rPr>
@@ -4111,200 +4411,352 @@
           <w:color w:val="000000"/>
           <w:lang w:eastAsia="zh-CN"/>
         </w:rPr>
+        <w:t>在核心分析之外，本文进一步考察三类结果。第一，信息消费与内容表达的组合模型</w:t>
+      </w:r>
+      <w:r>
+        <w:rPr>
+          <w:rFonts w:eastAsia="Songti SC" w:hint="eastAsia"/>
+          <w:color w:val="000000"/>
+          <w:lang w:eastAsia="zh-CN"/>
+        </w:rPr>
+        <w:t>进一步区分</w:t>
+      </w:r>
+      <w:r>
+        <w:rPr>
+          <w:rFonts w:eastAsia="Songti SC"/>
+          <w:color w:val="000000"/>
+          <w:lang w:eastAsia="zh-CN"/>
+        </w:rPr>
+        <w:t xml:space="preserve"> </w:t>
+      </w:r>
+      <w:r>
+        <w:rPr>
+          <w:rFonts w:eastAsia="Songti SC"/>
+          <w:color w:val="000000"/>
+          <w:lang w:eastAsia="zh-CN"/>
+        </w:rPr>
+        <w:t>“</w:t>
+      </w:r>
+      <w:r>
+        <w:rPr>
+          <w:rFonts w:eastAsia="Songti SC"/>
+          <w:color w:val="000000"/>
+          <w:lang w:eastAsia="zh-CN"/>
+        </w:rPr>
+        <w:t>均未参与</w:t>
+      </w:r>
+      <w:r>
+        <w:rPr>
+          <w:rFonts w:eastAsia="Songti SC"/>
+          <w:color w:val="000000"/>
+          <w:lang w:eastAsia="zh-CN"/>
+        </w:rPr>
+        <w:t>”</w:t>
+      </w:r>
+      <w:r>
+        <w:rPr>
+          <w:rFonts w:eastAsia="Songti SC" w:hint="eastAsia"/>
+          <w:color w:val="000000"/>
+          <w:lang w:eastAsia="zh-CN"/>
+        </w:rPr>
+        <w:t>、</w:t>
+      </w:r>
+      <w:r>
+        <w:rPr>
+          <w:rFonts w:eastAsia="Songti SC"/>
+          <w:color w:val="000000"/>
+          <w:lang w:eastAsia="zh-CN"/>
+        </w:rPr>
+        <w:t>“</w:t>
+      </w:r>
+      <w:r>
+        <w:rPr>
+          <w:rFonts w:eastAsia="Songti SC"/>
+          <w:color w:val="000000"/>
+          <w:lang w:eastAsia="zh-CN"/>
+        </w:rPr>
+        <w:t>仅信息消费</w:t>
+      </w:r>
+      <w:r>
+        <w:rPr>
+          <w:rFonts w:eastAsia="Songti SC"/>
+          <w:color w:val="000000"/>
+          <w:lang w:eastAsia="zh-CN"/>
+        </w:rPr>
+        <w:t>”</w:t>
+      </w:r>
+      <w:r>
+        <w:rPr>
+          <w:rFonts w:eastAsia="Songti SC" w:hint="eastAsia"/>
+          <w:color w:val="000000"/>
+          <w:lang w:eastAsia="zh-CN"/>
+        </w:rPr>
+        <w:t>、</w:t>
+      </w:r>
+      <w:r>
+        <w:rPr>
+          <w:rFonts w:eastAsia="Songti SC"/>
+          <w:color w:val="000000"/>
+          <w:lang w:eastAsia="zh-CN"/>
+        </w:rPr>
+        <w:t>“</w:t>
+      </w:r>
+      <w:r>
+        <w:rPr>
+          <w:rFonts w:eastAsia="Songti SC"/>
+          <w:color w:val="000000"/>
+          <w:lang w:eastAsia="zh-CN"/>
+        </w:rPr>
+        <w:t>仅内容表达</w:t>
+      </w:r>
+      <w:r>
+        <w:rPr>
+          <w:rFonts w:eastAsia="Songti SC"/>
+          <w:color w:val="000000"/>
+          <w:lang w:eastAsia="zh-CN"/>
+        </w:rPr>
+        <w:t>”</w:t>
+      </w:r>
+      <w:r>
+        <w:rPr>
+          <w:rFonts w:eastAsia="Songti SC"/>
+          <w:color w:val="000000"/>
+          <w:lang w:eastAsia="zh-CN"/>
+        </w:rPr>
+        <w:t>和</w:t>
+      </w:r>
+      <w:r>
+        <w:rPr>
+          <w:rFonts w:eastAsia="Songti SC"/>
+          <w:color w:val="000000"/>
+          <w:lang w:eastAsia="zh-CN"/>
+        </w:rPr>
+        <w:t>“</w:t>
+      </w:r>
+      <w:r>
+        <w:rPr>
+          <w:rFonts w:eastAsia="Songti SC"/>
+          <w:color w:val="000000"/>
+          <w:lang w:eastAsia="zh-CN"/>
+        </w:rPr>
+        <w:t>两者都有</w:t>
+      </w:r>
+      <w:r>
+        <w:rPr>
+          <w:rFonts w:eastAsia="Songti SC"/>
+          <w:color w:val="000000"/>
+          <w:lang w:eastAsia="zh-CN"/>
+        </w:rPr>
+        <w:t>”</w:t>
+      </w:r>
+      <w:r>
+        <w:rPr>
+          <w:rFonts w:eastAsia="Songti SC" w:hint="eastAsia"/>
+          <w:color w:val="000000"/>
+          <w:lang w:eastAsia="zh-CN"/>
+        </w:rPr>
+        <w:t>四类</w:t>
+      </w:r>
+      <w:r>
+        <w:rPr>
+          <w:rFonts w:eastAsia="Songti SC" w:hint="eastAsia"/>
+          <w:color w:val="000000"/>
+          <w:lang w:eastAsia="zh-CN"/>
+        </w:rPr>
+        <w:t>用户行为模式</w:t>
+      </w:r>
+      <w:r>
+        <w:rPr>
+          <w:rFonts w:eastAsia="Songti SC"/>
+          <w:color w:val="000000"/>
+          <w:lang w:eastAsia="zh-CN"/>
+        </w:rPr>
+        <w:t>；第二，跨领域组合模型区分</w:t>
+      </w:r>
+      <w:r>
+        <w:rPr>
+          <w:rFonts w:eastAsia="Songti SC"/>
+          <w:color w:val="000000"/>
+          <w:lang w:eastAsia="zh-CN"/>
+        </w:rPr>
+        <w:t>“</w:t>
+      </w:r>
+      <w:r>
+        <w:rPr>
+          <w:rFonts w:eastAsia="Songti SC"/>
+          <w:color w:val="000000"/>
+          <w:lang w:eastAsia="zh-CN"/>
+        </w:rPr>
+        <w:t>两个领域均未参与</w:t>
+      </w:r>
+      <w:r>
+        <w:rPr>
+          <w:rFonts w:eastAsia="Songti SC"/>
+          <w:color w:val="000000"/>
+          <w:lang w:eastAsia="zh-CN"/>
+        </w:rPr>
+        <w:t>”</w:t>
+      </w:r>
+      <w:r>
+        <w:rPr>
+          <w:rFonts w:eastAsia="Songti SC" w:hint="eastAsia"/>
+          <w:color w:val="000000"/>
+          <w:lang w:eastAsia="zh-CN"/>
+        </w:rPr>
+        <w:t>、</w:t>
+      </w:r>
+      <w:r>
+        <w:rPr>
+          <w:rFonts w:eastAsia="Songti SC"/>
+          <w:color w:val="000000"/>
+          <w:lang w:eastAsia="zh-CN"/>
+        </w:rPr>
+        <w:t>“</w:t>
+      </w:r>
+      <w:r>
+        <w:rPr>
+          <w:rFonts w:eastAsia="Songti SC"/>
+          <w:color w:val="000000"/>
+          <w:lang w:eastAsia="zh-CN"/>
+        </w:rPr>
+        <w:t>仅参与公共事务</w:t>
+      </w:r>
+      <w:r>
+        <w:rPr>
+          <w:rFonts w:eastAsia="Songti SC"/>
+          <w:color w:val="000000"/>
+          <w:lang w:eastAsia="zh-CN"/>
+        </w:rPr>
+        <w:t>”</w:t>
+      </w:r>
+      <w:r>
+        <w:rPr>
+          <w:rFonts w:eastAsia="Songti SC" w:hint="eastAsia"/>
+          <w:color w:val="000000"/>
+          <w:lang w:eastAsia="zh-CN"/>
+        </w:rPr>
+        <w:t>、</w:t>
+      </w:r>
+      <w:r>
+        <w:rPr>
+          <w:rFonts w:eastAsia="Songti SC"/>
+          <w:color w:val="000000"/>
+          <w:lang w:eastAsia="zh-CN"/>
+        </w:rPr>
+        <w:t>“</w:t>
+      </w:r>
+      <w:r>
+        <w:rPr>
+          <w:rFonts w:eastAsia="Songti SC"/>
+          <w:color w:val="000000"/>
+          <w:lang w:eastAsia="zh-CN"/>
+        </w:rPr>
+        <w:t>仅参与明星文化</w:t>
+      </w:r>
+      <w:r>
+        <w:rPr>
+          <w:rFonts w:eastAsia="Songti SC"/>
+          <w:color w:val="000000"/>
+          <w:lang w:eastAsia="zh-CN"/>
+        </w:rPr>
+        <w:t>”</w:t>
+      </w:r>
+      <w:r>
+        <w:rPr>
+          <w:rFonts w:eastAsia="Songti SC"/>
+          <w:color w:val="000000"/>
+          <w:lang w:eastAsia="zh-CN"/>
+        </w:rPr>
+        <w:t>和</w:t>
+      </w:r>
+      <w:r>
+        <w:rPr>
+          <w:rFonts w:eastAsia="Songti SC"/>
+          <w:color w:val="000000"/>
+          <w:lang w:eastAsia="zh-CN"/>
+        </w:rPr>
+        <w:t>“</w:t>
+      </w:r>
+      <w:r>
+        <w:rPr>
+          <w:rFonts w:eastAsia="Songti SC"/>
+          <w:color w:val="000000"/>
+          <w:lang w:eastAsia="zh-CN"/>
+        </w:rPr>
+        <w:t>两个领域都参与</w:t>
+      </w:r>
+      <w:r>
+        <w:rPr>
+          <w:rFonts w:eastAsia="Songti SC"/>
+          <w:color w:val="000000"/>
+          <w:lang w:eastAsia="zh-CN"/>
+        </w:rPr>
+        <w:t>”</w:t>
+      </w:r>
+      <w:r>
+        <w:rPr>
+          <w:rFonts w:eastAsia="Songti SC" w:hint="eastAsia"/>
+          <w:color w:val="000000"/>
+          <w:lang w:eastAsia="zh-CN"/>
+        </w:rPr>
+        <w:t>四类领域</w:t>
+      </w:r>
+      <w:r>
+        <w:rPr>
+          <w:rFonts w:eastAsia="Songti SC" w:hint="eastAsia"/>
+          <w:color w:val="000000"/>
+          <w:lang w:eastAsia="zh-CN"/>
+        </w:rPr>
         <w:lastRenderedPageBreak/>
-        <w:t>在核心分析之外，本文进一步考察三类结果。第一，信息消费与内容表达的组合模型区分</w:t>
-      </w:r>
-      <w:r>
-        <w:rPr>
-          <w:rFonts w:eastAsia="Songti SC"/>
-          <w:color w:val="000000"/>
-          <w:lang w:eastAsia="zh-CN"/>
-        </w:rPr>
-        <w:t>“</w:t>
-      </w:r>
-      <w:r>
-        <w:rPr>
-          <w:rFonts w:eastAsia="Songti SC"/>
-          <w:color w:val="000000"/>
-          <w:lang w:eastAsia="zh-CN"/>
-        </w:rPr>
-        <w:t>均未参与</w:t>
-      </w:r>
-      <w:r>
-        <w:rPr>
-          <w:rFonts w:eastAsia="Songti SC"/>
-          <w:color w:val="000000"/>
-          <w:lang w:eastAsia="zh-CN"/>
-        </w:rPr>
-        <w:t>”“</w:t>
-      </w:r>
-      <w:r>
-        <w:rPr>
-          <w:rFonts w:eastAsia="Songti SC"/>
-          <w:color w:val="000000"/>
-          <w:lang w:eastAsia="zh-CN"/>
-        </w:rPr>
-        <w:t>仅信息消费</w:t>
-      </w:r>
-      <w:r>
-        <w:rPr>
-          <w:rFonts w:eastAsia="Songti SC"/>
-          <w:color w:val="000000"/>
-          <w:lang w:eastAsia="zh-CN"/>
-        </w:rPr>
-        <w:t>”“</w:t>
-      </w:r>
-      <w:r>
-        <w:rPr>
-          <w:rFonts w:eastAsia="Songti SC"/>
-          <w:color w:val="000000"/>
-          <w:lang w:eastAsia="zh-CN"/>
-        </w:rPr>
-        <w:t>仅内容表达</w:t>
-      </w:r>
-      <w:r>
-        <w:rPr>
-          <w:rFonts w:eastAsia="Songti SC"/>
-          <w:color w:val="000000"/>
-          <w:lang w:eastAsia="zh-CN"/>
-        </w:rPr>
-        <w:t>”</w:t>
-      </w:r>
-      <w:r>
-        <w:rPr>
-          <w:rFonts w:eastAsia="Songti SC"/>
-          <w:color w:val="000000"/>
-          <w:lang w:eastAsia="zh-CN"/>
-        </w:rPr>
-        <w:t>和</w:t>
-      </w:r>
-      <w:r>
-        <w:rPr>
-          <w:rFonts w:eastAsia="Songti SC"/>
-          <w:color w:val="000000"/>
-          <w:lang w:eastAsia="zh-CN"/>
-        </w:rPr>
-        <w:t>“</w:t>
-      </w:r>
-      <w:r>
-        <w:rPr>
-          <w:rFonts w:eastAsia="Songti SC"/>
-          <w:color w:val="000000"/>
-          <w:lang w:eastAsia="zh-CN"/>
-        </w:rPr>
-        <w:t>两者都有</w:t>
-      </w:r>
-      <w:r>
-        <w:rPr>
-          <w:rFonts w:eastAsia="Songti SC"/>
-          <w:color w:val="000000"/>
-          <w:lang w:eastAsia="zh-CN"/>
-        </w:rPr>
-        <w:t>”</w:t>
-      </w:r>
-      <w:r>
-        <w:rPr>
-          <w:rFonts w:eastAsia="Songti SC"/>
-          <w:color w:val="000000"/>
-          <w:lang w:eastAsia="zh-CN"/>
-        </w:rPr>
-        <w:t>；第二，跨领域组合模型区分</w:t>
-      </w:r>
-      <w:r>
-        <w:rPr>
-          <w:rFonts w:eastAsia="Songti SC"/>
-          <w:color w:val="000000"/>
-          <w:lang w:eastAsia="zh-CN"/>
-        </w:rPr>
-        <w:t>“</w:t>
-      </w:r>
-      <w:r>
-        <w:rPr>
-          <w:rFonts w:eastAsia="Songti SC"/>
-          <w:color w:val="000000"/>
-          <w:lang w:eastAsia="zh-CN"/>
-        </w:rPr>
-        <w:t>两个领域均未参与</w:t>
-      </w:r>
-      <w:r>
-        <w:rPr>
-          <w:rFonts w:eastAsia="Songti SC"/>
-          <w:color w:val="000000"/>
-          <w:lang w:eastAsia="zh-CN"/>
-        </w:rPr>
-        <w:t>”“</w:t>
-      </w:r>
-      <w:r>
-        <w:rPr>
-          <w:rFonts w:eastAsia="Songti SC"/>
-          <w:color w:val="000000"/>
-          <w:lang w:eastAsia="zh-CN"/>
-        </w:rPr>
-        <w:t>仅参与公共事务</w:t>
-      </w:r>
-      <w:r>
-        <w:rPr>
-          <w:rFonts w:eastAsia="Songti SC"/>
-          <w:color w:val="000000"/>
-          <w:lang w:eastAsia="zh-CN"/>
-        </w:rPr>
-        <w:t>”“</w:t>
-      </w:r>
-      <w:r>
-        <w:rPr>
-          <w:rFonts w:eastAsia="Songti SC"/>
-          <w:color w:val="000000"/>
-          <w:lang w:eastAsia="zh-CN"/>
-        </w:rPr>
-        <w:t>仅参与明星文化</w:t>
-      </w:r>
-      <w:r>
-        <w:rPr>
-          <w:rFonts w:eastAsia="Songti SC"/>
-          <w:color w:val="000000"/>
-          <w:lang w:eastAsia="zh-CN"/>
-        </w:rPr>
-        <w:t>”</w:t>
-      </w:r>
-      <w:r>
-        <w:rPr>
-          <w:rFonts w:eastAsia="Songti SC"/>
-          <w:color w:val="000000"/>
-          <w:lang w:eastAsia="zh-CN"/>
-        </w:rPr>
-        <w:t>和</w:t>
-      </w:r>
-      <w:r>
-        <w:rPr>
-          <w:rFonts w:eastAsia="Songti SC"/>
-          <w:color w:val="000000"/>
-          <w:lang w:eastAsia="zh-CN"/>
-        </w:rPr>
-        <w:t>“</w:t>
-      </w:r>
-      <w:r>
-        <w:rPr>
-          <w:rFonts w:eastAsia="Songti SC"/>
-          <w:color w:val="000000"/>
-          <w:lang w:eastAsia="zh-CN"/>
-        </w:rPr>
-        <w:t>两个领域都参与</w:t>
-      </w:r>
-      <w:r>
-        <w:rPr>
-          <w:rFonts w:eastAsia="Songti SC"/>
-          <w:color w:val="000000"/>
-          <w:lang w:eastAsia="zh-CN"/>
-        </w:rPr>
-        <w:t>”</w:t>
-      </w:r>
-      <w:r>
-        <w:rPr>
-          <w:rFonts w:eastAsia="Songti SC"/>
-          <w:color w:val="000000"/>
-          <w:lang w:eastAsia="zh-CN"/>
-        </w:rPr>
-        <w:t>；第三，月份模型、参与月份比例和转发延迟用于观察时间结构。</w:t>
+        <w:t>参与模式</w:t>
+      </w:r>
+      <w:r>
+        <w:rPr>
+          <w:rFonts w:eastAsia="Songti SC" w:hint="eastAsia"/>
+          <w:color w:val="000000"/>
+          <w:lang w:eastAsia="zh-CN"/>
+        </w:rPr>
+        <w:t>；</w:t>
+      </w:r>
+      <w:r>
+        <w:rPr>
+          <w:rFonts w:eastAsia="Songti SC"/>
+          <w:color w:val="000000"/>
+          <w:lang w:eastAsia="zh-CN"/>
+        </w:rPr>
+        <w:t>第三，</w:t>
+      </w:r>
+      <w:r>
+        <w:rPr>
+          <w:rFonts w:eastAsia="Songti SC" w:hint="eastAsia"/>
+          <w:color w:val="000000"/>
+          <w:lang w:eastAsia="zh-CN"/>
+        </w:rPr>
+        <w:t>引入</w:t>
+      </w:r>
+      <w:r>
+        <w:rPr>
+          <w:rFonts w:eastAsia="Songti SC"/>
+          <w:color w:val="000000"/>
+          <w:lang w:eastAsia="zh-CN"/>
+        </w:rPr>
+        <w:t>月份模型、参与月份比例和转发延迟用于观察</w:t>
+      </w:r>
+      <w:r>
+        <w:rPr>
+          <w:rFonts w:eastAsia="Songti SC" w:hint="eastAsia"/>
+          <w:color w:val="000000"/>
+          <w:lang w:eastAsia="zh-CN"/>
+        </w:rPr>
+        <w:t>性别信息领域参与差异的</w:t>
+      </w:r>
+      <w:r>
+        <w:rPr>
+          <w:rFonts w:eastAsia="Songti SC"/>
+          <w:color w:val="000000"/>
+          <w:lang w:eastAsia="zh-CN"/>
+        </w:rPr>
+        <w:t>时间结构。</w:t>
       </w:r>
     </w:p>
     <w:p>
@@ -4369,7 +4821,23 @@
           <w:color w:val="000000"/>
           <w:lang w:eastAsia="zh-CN"/>
         </w:rPr>
-        <w:t>先描述全样本的账号数量和总体活动。女性账号数量约为男性账号的</w:t>
+        <w:t>描述</w:t>
+      </w:r>
+      <w:r>
+        <w:rPr>
+          <w:rFonts w:eastAsia="Songti SC" w:hint="eastAsia"/>
+          <w:color w:val="000000"/>
+          <w:lang w:eastAsia="zh-CN"/>
+        </w:rPr>
+        <w:t>了</w:t>
+      </w:r>
+      <w:r>
+        <w:rPr>
+          <w:rFonts w:eastAsia="Songti SC"/>
+          <w:color w:val="000000"/>
+          <w:lang w:eastAsia="zh-CN"/>
+        </w:rPr>
+        <w:t>全样本的账号数量和总体活动。女性账号数量约为男性账号的</w:t>
       </w:r>
       <w:r>
         <w:rPr>
@@ -4385,7 +4853,23 @@
           <w:color w:val="000000"/>
           <w:lang w:eastAsia="zh-CN"/>
         </w:rPr>
-        <w:t>倍。男性账号的平均发帖数略高，女性账号的平均转发数和活跃月份略高；两组分布都具有明显长尾。男女账号在总体使用频率上的差异说明，直接比较原始比例与比较平台使用程度相近的账号回答的是不同问题，二者需要同时报告。</w:t>
+        <w:t>倍。男性账号的平均发帖数略高，女性账号的平均转发数和活跃月份略高；两组分布都具有明显长尾。男女账号在总体使用频率上的差异</w:t>
+      </w:r>
+      <w:r>
+        <w:rPr>
+          <w:rFonts w:eastAsia="Songti SC" w:hint="eastAsia"/>
+          <w:color w:val="000000"/>
+          <w:lang w:eastAsia="zh-CN"/>
+        </w:rPr>
+        <w:t>提示后续分析需要控制账号的平台使用情况</w:t>
+      </w:r>
+      <w:r>
+        <w:rPr>
+          <w:rFonts w:eastAsia="Songti SC"/>
+          <w:color w:val="000000"/>
+          <w:lang w:eastAsia="zh-CN"/>
+        </w:rPr>
+        <w:t>。</w:t>
       </w:r>
     </w:p>
     <w:p>
@@ -4393,12 +4877,16 @@
         <w:keepNext/>
         <w:spacing w:before="120" w:after="240"/>
         <w:jc w:val="center"/>
+        <w:rPr>
+          <w:lang w:eastAsia="zh-CN"/>
+        </w:rPr>
       </w:pPr>
       <w:r>
         <w:rPr>
           <w:rFonts w:eastAsia="Songti SC"/>
           <w:b/>
           <w:color w:val="000000"/>
+          <w:lang w:eastAsia="zh-CN"/>
         </w:rPr>
         <w:t>表</w:t>
       </w:r>
@@ -4407,6 +4895,7 @@
           <w:rFonts w:eastAsia="Songti SC"/>
           <w:b/>
           <w:color w:val="000000"/>
+          <w:lang w:eastAsia="zh-CN"/>
         </w:rPr>
         <w:t xml:space="preserve">1 </w:t>
       </w:r>
@@ -4415,8 +4904,36 @@
           <w:rFonts w:eastAsia="Songti SC"/>
           <w:b/>
           <w:color w:val="000000"/>
-        </w:rPr>
-        <w:t>样本与账号活动描述</w:t>
+          <w:lang w:eastAsia="zh-CN"/>
+        </w:rPr>
+        <w:t>样本</w:t>
+      </w:r>
+      <w:r>
+        <w:rPr>
+          <w:rFonts w:eastAsia="Songti SC" w:hint="eastAsia"/>
+          <w:b/>
+          <w:color w:val="000000"/>
+          <w:lang w:eastAsia="zh-CN"/>
+        </w:rPr>
+        <w:t>平台行为基本</w:t>
+      </w:r>
+      <w:r>
+        <w:rPr>
+          <w:rFonts w:eastAsia="Songti SC"/>
+          <w:b/>
+          <w:color w:val="000000"/>
+          <w:lang w:eastAsia="zh-CN"/>
+        </w:rPr>
+        <w:t>描述</w:t>
+      </w:r>
+      <w:r>
+        <w:rPr>
+          <w:rFonts w:eastAsia="Songti SC" w:hint="eastAsia"/>
+          <w:b/>
+          <w:color w:val="000000"/>
+          <w:lang w:eastAsia="zh-CN"/>
+        </w:rPr>
+        <w:t>性统计</w:t>
       </w:r>
     </w:p>
     <w:tbl>
@@ -5264,12 +5781,79 @@
     <w:p>
       <w:pPr>
         <w:spacing w:before="120" w:after="240"/>
-      </w:pPr>
+        <w:ind w:left="420" w:right="420" w:firstLine="0"/>
+        <w:jc w:val="both"/>
+        <w:rPr>
+          <w:lang w:eastAsia="zh-CN"/>
+        </w:rPr>
+      </w:pPr>
+      <w:r>
+        <w:rPr>
+          <w:rFonts w:eastAsia="Songti SC"/>
+          <w:color w:val="000000"/>
+          <w:sz w:val="18"/>
+          <w:lang w:eastAsia="zh-CN"/>
+        </w:rPr>
+        <w:t>注：观察期覆盖</w:t>
+      </w:r>
+      <w:r>
+        <w:rPr>
+          <w:rFonts w:eastAsia="Songti SC"/>
+          <w:color w:val="000000"/>
+          <w:sz w:val="18"/>
+          <w:lang w:eastAsia="zh-CN"/>
+        </w:rPr>
+        <w:t>2020</w:t>
+      </w:r>
+      <w:r>
+        <w:rPr>
+          <w:rFonts w:eastAsia="Songti SC"/>
+          <w:color w:val="000000"/>
+          <w:sz w:val="18"/>
+          <w:lang w:eastAsia="zh-CN"/>
+        </w:rPr>
+        <w:t>年</w:t>
+      </w:r>
+      <w:r>
+        <w:rPr>
+          <w:rFonts w:eastAsia="Songti SC"/>
+          <w:color w:val="000000"/>
+          <w:sz w:val="18"/>
+          <w:lang w:eastAsia="zh-CN"/>
+        </w:rPr>
+        <w:t>1-9</w:t>
+      </w:r>
+      <w:r>
+        <w:rPr>
+          <w:rFonts w:eastAsia="Songti SC"/>
+          <w:color w:val="000000"/>
+          <w:sz w:val="18"/>
+          <w:lang w:eastAsia="zh-CN"/>
+        </w:rPr>
+        <w:t>月及</w:t>
+      </w:r>
+      <w:r>
+        <w:rPr>
+          <w:rFonts w:eastAsia="Songti SC"/>
+          <w:color w:val="000000"/>
+          <w:sz w:val="18"/>
+          <w:lang w:eastAsia="zh-CN"/>
+        </w:rPr>
+        <w:t>11-12</w:t>
+      </w:r>
+      <w:r>
+        <w:rPr>
+          <w:rFonts w:eastAsia="Songti SC"/>
+          <w:color w:val="000000"/>
+          <w:sz w:val="18"/>
+          <w:lang w:eastAsia="zh-CN"/>
+        </w:rPr>
+        <w:t>月。</w:t>
+      </w:r>
     </w:p>
     <w:p>
       <w:pPr>
         <w:spacing w:before="120" w:after="240"/>
-        <w:ind w:left="420" w:right="420" w:firstLine="0"/>
         <w:jc w:val="both"/>
         <w:rPr>
           <w:lang w:eastAsia="zh-CN"/>
@@ -5279,78 +5863,6 @@
         <w:rPr>
           <w:rFonts w:eastAsia="Songti SC"/>
           <w:color w:val="000000"/>
-          <w:sz w:val="18"/>
-          <w:lang w:eastAsia="zh-CN"/>
-        </w:rPr>
-        <w:t>注：观察期覆盖</w:t>
-      </w:r>
-      <w:r>
-        <w:rPr>
-          <w:rFonts w:eastAsia="Songti SC"/>
-          <w:color w:val="000000"/>
-          <w:sz w:val="18"/>
-          <w:lang w:eastAsia="zh-CN"/>
-        </w:rPr>
-        <w:t>2020</w:t>
-      </w:r>
-      <w:r>
-        <w:rPr>
-          <w:rFonts w:eastAsia="Songti SC"/>
-          <w:color w:val="000000"/>
-          <w:sz w:val="18"/>
-          <w:lang w:eastAsia="zh-CN"/>
-        </w:rPr>
-        <w:t>年</w:t>
-      </w:r>
-      <w:r>
-        <w:rPr>
-          <w:rFonts w:eastAsia="Songti SC"/>
-          <w:color w:val="000000"/>
-          <w:sz w:val="18"/>
-          <w:lang w:eastAsia="zh-CN"/>
-        </w:rPr>
-        <w:t>1-9</w:t>
-      </w:r>
-      <w:r>
-        <w:rPr>
-          <w:rFonts w:eastAsia="Songti SC"/>
-          <w:color w:val="000000"/>
-          <w:sz w:val="18"/>
-          <w:lang w:eastAsia="zh-CN"/>
-        </w:rPr>
-        <w:t>月及</w:t>
-      </w:r>
-      <w:r>
-        <w:rPr>
-          <w:rFonts w:eastAsia="Songti SC"/>
-          <w:color w:val="000000"/>
-          <w:sz w:val="18"/>
-          <w:lang w:eastAsia="zh-CN"/>
-        </w:rPr>
-        <w:t>11-12</w:t>
-      </w:r>
-      <w:r>
-        <w:rPr>
-          <w:rFonts w:eastAsia="Songti SC"/>
-          <w:color w:val="000000"/>
-          <w:sz w:val="18"/>
-          <w:lang w:eastAsia="zh-CN"/>
-        </w:rPr>
-        <w:t>月。</w:t>
-      </w:r>
-    </w:p>
-    <w:p>
-      <w:pPr>
-        <w:spacing w:before="120" w:after="240"/>
-        <w:jc w:val="both"/>
-        <w:rPr>
-          <w:lang w:eastAsia="zh-CN"/>
-        </w:rPr>
-      </w:pPr>
-      <w:r>
-        <w:rPr>
-          <w:rFonts w:eastAsia="Songti SC"/>
-          <w:color w:val="000000"/>
           <w:lang w:eastAsia="zh-CN"/>
         </w:rPr>
         <w:t>图</w:t>
@@ -5365,11 +5877,51 @@
       </w:r>
       <w:r>
         <w:rPr>
-          <w:rFonts w:eastAsia="Songti SC"/>
-          <w:color w:val="000000"/>
-          <w:lang w:eastAsia="zh-CN"/>
-        </w:rPr>
-        <w:t>呈现平台中实际观察到的四项核心结果。在信息消费方面，男性账号中有</w:t>
+          <w:rFonts w:eastAsia="Songti SC" w:hint="eastAsia"/>
+          <w:color w:val="000000"/>
+          <w:lang w:eastAsia="zh-CN"/>
+        </w:rPr>
+        <w:t>展示了平台上男性及女性用户在两个领域的信息消费及内容表达基本情况</w:t>
+      </w:r>
+      <w:r>
+        <w:rPr>
+          <w:rFonts w:eastAsia="Songti SC"/>
+          <w:color w:val="000000"/>
+          <w:lang w:eastAsia="zh-CN"/>
+        </w:rPr>
+        <w:t>。</w:t>
+      </w:r>
+      <w:r>
+        <w:rPr>
+          <w:rFonts w:eastAsia="Songti SC" w:hint="eastAsia"/>
+          <w:color w:val="000000"/>
+          <w:lang w:eastAsia="zh-CN"/>
+        </w:rPr>
+        <w:t>图</w:t>
+      </w:r>
+      <w:r>
+        <w:rPr>
+          <w:rFonts w:eastAsia="Songti SC" w:hint="eastAsia"/>
+          <w:color w:val="000000"/>
+          <w:lang w:eastAsia="zh-CN"/>
+        </w:rPr>
+        <w:t>1</w:t>
+      </w:r>
+      <w:r>
+        <w:rPr>
+          <w:rFonts w:eastAsia="Songti SC" w:hint="eastAsia"/>
+          <w:color w:val="000000"/>
+          <w:lang w:eastAsia="zh-CN"/>
+        </w:rPr>
+        <w:t>左显示，</w:t>
+      </w:r>
+      <w:r>
+        <w:rPr>
+          <w:rFonts w:eastAsia="Songti SC"/>
+          <w:color w:val="000000"/>
+          <w:lang w:eastAsia="zh-CN"/>
+        </w:rPr>
+        <w:t>在信息消费方面，男性账号中有</w:t>
       </w:r>
       <w:r>
         <w:rPr>
@@ -5433,7 +5985,39 @@
           <w:color w:val="000000"/>
           <w:lang w:eastAsia="zh-CN"/>
         </w:rPr>
-        <w:t>。在内容表达方面，男性账号的公共事务帖子比例平均为</w:t>
+        <w:t>。</w:t>
+      </w:r>
+      <w:r>
+        <w:rPr>
+          <w:rFonts w:eastAsia="Songti SC" w:hint="eastAsia"/>
+          <w:color w:val="000000"/>
+          <w:lang w:eastAsia="zh-CN"/>
+        </w:rPr>
+        <w:t>图</w:t>
+      </w:r>
+      <w:r>
+        <w:rPr>
+          <w:rFonts w:eastAsia="Songti SC" w:hint="eastAsia"/>
+          <w:color w:val="000000"/>
+          <w:lang w:eastAsia="zh-CN"/>
+        </w:rPr>
+        <w:t>1</w:t>
+      </w:r>
+      <w:r>
+        <w:rPr>
+          <w:rFonts w:eastAsia="Songti SC" w:hint="eastAsia"/>
+          <w:color w:val="000000"/>
+          <w:lang w:eastAsia="zh-CN"/>
+        </w:rPr>
+        <w:t>右表明，</w:t>
+      </w:r>
+      <w:r>
+        <w:rPr>
+          <w:rFonts w:eastAsia="Songti SC"/>
+          <w:color w:val="000000"/>
+          <w:lang w:eastAsia="zh-CN"/>
+        </w:rPr>
+        <w:t>在内容表达方面，男性账号的公共事务帖子比例平均为</w:t>
       </w:r>
       <w:r>
         <w:rPr>
@@ -5591,111 +6175,80 @@
           <w:color w:val="000000"/>
           <w:lang w:eastAsia="zh-CN"/>
         </w:rPr>
-        <w:t>M1</w:t>
-      </w:r>
-      <w:r>
-        <w:rPr>
-          <w:rFonts w:eastAsia="Songti SC"/>
-          <w:color w:val="000000"/>
-          <w:lang w:eastAsia="zh-CN"/>
-        </w:rPr>
-        <w:t>进一步比较发帖量、转发量和活跃时间相近的账号。表</w:t>
-      </w:r>
-      <w:r>
-        <w:rPr>
-          <w:rFonts w:eastAsia="Songti SC"/>
-          <w:color w:val="000000"/>
-          <w:lang w:eastAsia="zh-CN"/>
-        </w:rPr>
-        <w:t>2</w:t>
-      </w:r>
-      <w:r>
-        <w:rPr>
-          <w:rFonts w:eastAsia="Songti SC"/>
-          <w:color w:val="000000"/>
-          <w:lang w:eastAsia="zh-CN"/>
-        </w:rPr>
-        <w:t>显示，在信息消费方面，男性账号参与公共事务领域的概率比女性账号高</w:t>
-      </w:r>
-      <w:r>
-        <w:rPr>
-          <w:rFonts w:eastAsia="Songti SC"/>
-          <w:color w:val="000000"/>
-          <w:lang w:eastAsia="zh-CN"/>
-        </w:rPr>
-        <w:t>3.59</w:t>
-      </w:r>
-      <w:r>
-        <w:rPr>
-          <w:rFonts w:eastAsia="Songti SC"/>
-          <w:color w:val="000000"/>
-          <w:lang w:eastAsia="zh-CN"/>
-        </w:rPr>
-        <w:t>个百分点，参与明星文化领域的概率低</w:t>
-      </w:r>
-      <w:r>
-        <w:rPr>
-          <w:rFonts w:eastAsia="Songti SC"/>
-          <w:color w:val="000000"/>
-          <w:lang w:eastAsia="zh-CN"/>
-        </w:rPr>
-        <w:t>1.50</w:t>
-      </w:r>
-      <w:r>
-        <w:rPr>
-          <w:rFonts w:eastAsia="Songti SC"/>
-          <w:color w:val="000000"/>
-          <w:lang w:eastAsia="zh-CN"/>
-        </w:rPr>
-        <w:t>个百分点；在内容表达方面，男性账号的公共事务内容比例比女性账号高</w:t>
-      </w:r>
-      <w:r>
-        <w:rPr>
-          <w:rFonts w:eastAsia="Songti SC"/>
-          <w:color w:val="000000"/>
-          <w:lang w:eastAsia="zh-CN"/>
-        </w:rPr>
-        <w:t>9.75</w:t>
-      </w:r>
-      <w:r>
-        <w:rPr>
-          <w:rFonts w:eastAsia="Songti SC"/>
-          <w:color w:val="000000"/>
-          <w:lang w:eastAsia="zh-CN"/>
-        </w:rPr>
-        <w:t>个百分点，明星文化内容比例低</w:t>
-      </w:r>
-      <w:r>
-        <w:rPr>
-          <w:rFonts w:eastAsia="Songti SC"/>
-          <w:color w:val="000000"/>
-          <w:lang w:eastAsia="zh-CN"/>
-        </w:rPr>
-        <w:t>3.46</w:t>
-      </w:r>
-      <w:r>
-        <w:rPr>
-          <w:rFonts w:eastAsia="Songti SC"/>
-          <w:color w:val="000000"/>
-          <w:lang w:eastAsia="zh-CN"/>
-        </w:rPr>
-        <w:t>个百分点。四个置信区间均未跨越零。</w:t>
-      </w:r>
-      <w:r>
-        <w:rPr>
-          <w:rFonts w:eastAsia="Songti SC"/>
-          <w:color w:val="000000"/>
-          <w:lang w:eastAsia="zh-CN"/>
-        </w:rPr>
-        <w:t>M2</w:t>
-      </w:r>
-      <w:r>
-        <w:rPr>
-          <w:rFonts w:eastAsia="Songti SC"/>
-          <w:color w:val="000000"/>
-          <w:lang w:eastAsia="zh-CN"/>
-        </w:rPr>
-        <w:t>在资料完整账号中得到相同的领域方向。</w:t>
+        <w:t>图2进一步把图1的全年结果拆分到各个月份。上排显示当月活跃账号是否转发过公共事务或明星文化来源，下排显示两类内容在当月文字帖中的平均比例。除缺少数据的10月外，公共事务领域在各月均表现为男性账号参与更高，明星文化领域则均表现为女性账号参与更高。月份之间的参与水平会波动，但两个领域相反的性别方向贯穿观察期，因此全年结果并非由某一个月份单独造成。</w:t>
+      </w:r>
+    </w:p>
+    <w:p>
+      <w:pPr>
+        <w:jc w:val="center"/>
+      </w:pPr>
+      <w:r>
+        <w:drawing>
+          <wp:inline xmlns:a="http://schemas.openxmlformats.org/drawingml/2006/main" xmlns:pic="http://schemas.openxmlformats.org/drawingml/2006/picture">
+            <wp:extent cx="5623560" cy="3570719"/>
+            <wp:docPr id="18" name="Picture 18"/>
+            <wp:cNvGraphicFramePr>
+              <a:graphicFrameLocks noChangeAspect="1"/>
+            </wp:cNvGraphicFramePr>
+            <a:graphic>
+              <a:graphicData uri="http://schemas.openxmlformats.org/drawingml/2006/picture">
+                <pic:pic>
+                  <pic:nvPicPr>
+                    <pic:cNvPr id="0" name="image.png"/>
+                    <pic:cNvPicPr/>
+                  </pic:nvPicPr>
+                  <pic:blipFill>
+                    <a:blip r:embed="rId13"/>
+                    <a:stretch>
+                      <a:fillRect/>
+                    </a:stretch>
+                  </pic:blipFill>
+                  <pic:spPr>
+                    <a:xfrm>
+                      <a:off x="0" y="0"/>
+                      <a:ext cx="5623560" cy="3570719"/>
+                    </a:xfrm>
+                    <a:prstGeom prst="rect"/>
+                  </pic:spPr>
+                </pic:pic>
+              </a:graphicData>
+            </a:graphic>
+          </wp:inline>
+        </w:drawing>
+      </w:r>
+    </w:p>
+    <w:p>
+      <w:pPr>
+        <w:pStyle w:val="af7"/>
+        <w:keepLines/>
+        <w:spacing w:before="120" w:after="240"/>
+        <w:jc w:val="center"/>
+        <w:rPr>
+          <w:lang w:eastAsia="zh-CN"/>
+        </w:rPr>
+      </w:pPr>
+      <w:r>
+        <w:rPr>
+          <w:lang w:eastAsia="zh-CN"/>
+        </w:rPr>
+        <w:t>图2 两个信息领域参与的月度变化</w:t>
+      </w:r>
+    </w:p>
+    <w:p>
+      <w:pPr>
+        <w:spacing w:before="120" w:after="240"/>
+        <w:jc w:val="both"/>
+        <w:rPr>
+          <w:lang w:eastAsia="zh-CN"/>
+        </w:rPr>
+      </w:pPr>
+      <w:r>
+        <w:rPr>
+          <w:rFonts w:eastAsia="Songti SC"/>
+          <w:color w:val="000000"/>
+          <w:lang w:eastAsia="zh-CN"/>
+        </w:rPr>
+        <w:t>表2和图3进一步回答：当男性账号与女性账号的全年发帖数、转发数和活跃时间相近时，图1中的领域差异是否仍然存在。M1的结果显示，在信息消费方面，男性账号参与公共事务领域的概率比女性账号高3.59个百分点，参与明星文化领域的概率低1.50个百分点；在内容表达方面，男性账号的公共事务内容比例比女性账号高9.75个百分点，明星文化内容比例低3.46个百分点。四项结果的95%置信区间均未跨越零。</w:t>
       </w:r>
     </w:p>
     <w:p>
@@ -6158,7 +6711,7 @@
                 <w:color w:val="000000"/>
                 <w:lang w:eastAsia="zh-CN"/>
               </w:rPr>
-              <w:t>（活跃度调整模型，主要模型）</w:t>
+              <w:t>（活跃度调整模型）</w:t>
             </w:r>
           </w:p>
         </w:tc>
@@ -6480,11 +7033,6 @@
     <w:p>
       <w:pPr>
         <w:spacing w:before="120" w:after="240"/>
-      </w:pPr>
-    </w:p>
-    <w:p>
-      <w:pPr>
-        <w:spacing w:before="120" w:after="240"/>
         <w:ind w:left="420" w:right="420" w:firstLine="0"/>
         <w:jc w:val="both"/>
         <w:rPr>
@@ -6748,7 +7296,7 @@
         <w:lastRenderedPageBreak/>
         <w:drawing>
           <wp:inline distT="0" distB="0" distL="0" distR="0" wp14:anchorId="6F8D09F8" wp14:editId="10C46E2D">
-            <wp:extent cx="5623560" cy="2294909"/>
+            <wp:extent cx="5623560" cy="2147170"/>
             <wp:effectExtent l="0" t="0" r="0" b="0"/>
             <wp:docPr id="2" name="Picture 2" descr="图2 不同比较条件下的性别差异" title="图2 不同比较条件下的性别差异"/>
             <wp:cNvGraphicFramePr>
@@ -6770,7 +7318,7 @@
                   <pic:spPr>
                     <a:xfrm>
                       <a:off x="0" y="0"/>
-                      <a:ext cx="5623560" cy="2294909"/>
+                      <a:ext cx="5623560" cy="2147170"/>
                     </a:xfrm>
                     <a:prstGeom prst="rect">
                       <a:avLst/>
@@ -6797,19 +7345,7 @@
         <w:rPr>
           <w:lang w:eastAsia="zh-CN"/>
         </w:rPr>
-        <w:t>图</w:t>
-      </w:r>
-      <w:r>
-        <w:rPr>
-          <w:lang w:eastAsia="zh-CN"/>
-        </w:rPr>
-        <w:t xml:space="preserve">2 </w:t>
-      </w:r>
-      <w:r>
-        <w:rPr>
-          <w:lang w:eastAsia="zh-CN"/>
-        </w:rPr>
-        <w:t>不同比较条件下的性别差异</w:t>
+        <w:t>图3 不同比较条件下的性别差异</w:t>
       </w:r>
     </w:p>
     <w:p>
@@ -6826,71 +7362,7 @@
           <w:color w:val="000000"/>
           <w:lang w:eastAsia="zh-CN"/>
         </w:rPr>
-        <w:t>控制账号使用频率后，两个领域仍保持相反的性别方向。公共事务信息消费中的男性优势由</w:t>
-      </w:r>
-      <w:r>
-        <w:rPr>
-          <w:rFonts w:eastAsia="Songti SC"/>
-          <w:color w:val="000000"/>
-          <w:lang w:eastAsia="zh-CN"/>
-        </w:rPr>
-        <w:t>1.80</w:t>
-      </w:r>
-      <w:r>
-        <w:rPr>
-          <w:rFonts w:eastAsia="Songti SC"/>
-          <w:color w:val="000000"/>
-          <w:lang w:eastAsia="zh-CN"/>
-        </w:rPr>
-        <w:t>个百分点扩大到</w:t>
-      </w:r>
-      <w:r>
-        <w:rPr>
-          <w:rFonts w:eastAsia="Songti SC"/>
-          <w:color w:val="000000"/>
-          <w:lang w:eastAsia="zh-CN"/>
-        </w:rPr>
-        <w:t>3.59</w:t>
-      </w:r>
-      <w:r>
-        <w:rPr>
-          <w:rFonts w:eastAsia="Songti SC"/>
-          <w:color w:val="000000"/>
-          <w:lang w:eastAsia="zh-CN"/>
-        </w:rPr>
-        <w:t>个百分点，反映女性账号较高的总体转发量与未调整差异之间的关系；公共事务内容表达的差异由</w:t>
-      </w:r>
-      <w:r>
-        <w:rPr>
-          <w:rFonts w:eastAsia="Songti SC"/>
-          <w:color w:val="000000"/>
-          <w:lang w:eastAsia="zh-CN"/>
-        </w:rPr>
-        <w:t>12.56</w:t>
-      </w:r>
-      <w:r>
-        <w:rPr>
-          <w:rFonts w:eastAsia="Songti SC"/>
-          <w:color w:val="000000"/>
-          <w:lang w:eastAsia="zh-CN"/>
-        </w:rPr>
-        <w:t>个百分点缩小到</w:t>
-      </w:r>
-      <w:r>
-        <w:rPr>
-          <w:rFonts w:eastAsia="Songti SC"/>
-          <w:color w:val="000000"/>
-          <w:lang w:eastAsia="zh-CN"/>
-        </w:rPr>
-        <w:t>9.75</w:t>
-      </w:r>
-      <w:r>
-        <w:rPr>
-          <w:rFonts w:eastAsia="Songti SC"/>
-          <w:color w:val="000000"/>
-          <w:lang w:eastAsia="zh-CN"/>
-        </w:rPr>
-        <w:t>个百分点，反映总体发帖结构与内容差异之间的关系。账号使用频率与估计幅度密切相关，而性别化的领域配置在平台使用程度相近的账号中依然清晰。</w:t>
+        <w:t>图3左侧呈现两个领域的信息消费结果，右侧呈现两个领域的内容表达结果；同一行的M0、M1和M2分别对应未控制账号使用情况、控制账号使用程度，以及进一步控制账号资料。点位在零线右侧表示男性账号更高，在零线左侧表示女性账号更高。四项结果在三个模型中的方向完全一致：公共事务领域均为男性账号更高，明星文化领域均为女性账号更高。加入控制变量会改变差异的大小，但不会改变两个领域相反的性别结构；M2也得到相同方向。</w:t>
       </w:r>
     </w:p>
     <w:p>
@@ -6923,119 +7395,7 @@
           <w:color w:val="000000"/>
           <w:lang w:eastAsia="zh-CN"/>
         </w:rPr>
-        <w:t>图</w:t>
-      </w:r>
-      <w:r>
-        <w:rPr>
-          <w:rFonts w:eastAsia="Songti SC"/>
-          <w:color w:val="000000"/>
-          <w:lang w:eastAsia="zh-CN"/>
-        </w:rPr>
-        <w:t>3</w:t>
-      </w:r>
-      <w:r>
-        <w:rPr>
-          <w:rFonts w:eastAsia="Songti SC"/>
-          <w:color w:val="000000"/>
-          <w:lang w:eastAsia="zh-CN"/>
-        </w:rPr>
-        <w:t>把两个领域放入同一交互模型，检验同一种参与方式中的性别差异如何随领域变化。控制账号使用频率后，信息消费中的领域距离为</w:t>
-      </w:r>
-      <w:r>
-        <w:rPr>
-          <w:rFonts w:eastAsia="Songti SC"/>
-          <w:color w:val="000000"/>
-          <w:lang w:eastAsia="zh-CN"/>
-        </w:rPr>
-        <w:t>5.16</w:t>
-      </w:r>
-      <w:r>
-        <w:rPr>
-          <w:rFonts w:eastAsia="Songti SC"/>
-          <w:color w:val="000000"/>
-          <w:lang w:eastAsia="zh-CN"/>
-        </w:rPr>
-        <w:t>个百分点，</w:t>
-      </w:r>
-      <w:r>
-        <w:rPr>
-          <w:rFonts w:eastAsia="Songti SC"/>
-          <w:color w:val="000000"/>
-          <w:lang w:eastAsia="zh-CN"/>
-        </w:rPr>
-        <w:t>95%</w:t>
-      </w:r>
-      <w:r>
-        <w:rPr>
-          <w:rFonts w:eastAsia="Songti SC"/>
-          <w:color w:val="000000"/>
-          <w:lang w:eastAsia="zh-CN"/>
-        </w:rPr>
-        <w:t>置信区间为</w:t>
-      </w:r>
-      <w:r>
-        <w:rPr>
-          <w:rFonts w:eastAsia="Songti SC"/>
-          <w:color w:val="000000"/>
-          <w:lang w:eastAsia="zh-CN"/>
-        </w:rPr>
-        <w:t>[4.78, 5.55]</w:t>
-      </w:r>
-      <w:r>
-        <w:rPr>
-          <w:rFonts w:eastAsia="Songti SC"/>
-          <w:color w:val="000000"/>
-          <w:lang w:eastAsia="zh-CN"/>
-        </w:rPr>
-        <w:t>；内容表达中的领域距离为</w:t>
-      </w:r>
-      <w:r>
-        <w:rPr>
-          <w:rFonts w:eastAsia="Songti SC"/>
-          <w:color w:val="000000"/>
-          <w:lang w:eastAsia="zh-CN"/>
-        </w:rPr>
-        <w:t>15.29</w:t>
-      </w:r>
-      <w:r>
-        <w:rPr>
-          <w:rFonts w:eastAsia="Songti SC"/>
-          <w:color w:val="000000"/>
-          <w:lang w:eastAsia="zh-CN"/>
-        </w:rPr>
-        <w:t>个百分点，</w:t>
-      </w:r>
-      <w:r>
-        <w:rPr>
-          <w:rFonts w:eastAsia="Songti SC"/>
-          <w:color w:val="000000"/>
-          <w:lang w:eastAsia="zh-CN"/>
-        </w:rPr>
-        <w:t>95%</w:t>
-      </w:r>
-      <w:r>
-        <w:rPr>
-          <w:rFonts w:eastAsia="Songti SC"/>
-          <w:color w:val="000000"/>
-          <w:lang w:eastAsia="zh-CN"/>
-        </w:rPr>
-        <w:t>置信区间为</w:t>
-      </w:r>
-      <w:r>
-        <w:rPr>
-          <w:rFonts w:eastAsia="Songti SC"/>
-          <w:color w:val="000000"/>
-          <w:lang w:eastAsia="zh-CN"/>
-        </w:rPr>
-        <w:t>[15.04, 15.54]</w:t>
-      </w:r>
-      <w:r>
-        <w:rPr>
-          <w:rFonts w:eastAsia="Songti SC"/>
-          <w:color w:val="000000"/>
-          <w:lang w:eastAsia="zh-CN"/>
-        </w:rPr>
-        <w:t>。两项结果都显示，从公共事务领域转向明星文化领域时，男性账号相对于女性账号的参与位置发生显著变化。</w:t>
+        <w:t>图4把两个领域放在同一个模型中，直接检验同一种参与方式里的男女差异是否因信息领域而不同。控制账号使用程度后，公共事务信息消费中男性账号比女性账号高3.63个百分点，明星文化信息消费中男性账号比女性账号低1.53个百分点；两者相减得到5.16个百分点的领域距离，95%置信区间为[4.78, 5.55]。在内容表达中，公共事务领域的男女差异为11.02个百分点，明星文化领域为-4.27个百分点，两者相减得到15.29个百分点的领域距离，95%置信区间为[15.04, 15.54]。图中的四组点分别给出男性账号和女性账号在两个领域的模型调整后平均水平，点之间的距离就是各领域内部的性别差异。</w:t>
       </w:r>
     </w:p>
     <w:p>
@@ -7358,7 +7718,7 @@
                 <w:color w:val="000000"/>
                 <w:lang w:eastAsia="zh-CN"/>
               </w:rPr>
-              <w:t>（活跃度调整模型，主要模型）</w:t>
+              <w:t>（活跃度调整模型）</w:t>
             </w:r>
           </w:p>
         </w:tc>
@@ -7566,6 +7926,7 @@
           <w:sz w:val="18"/>
           <w:lang w:eastAsia="zh-CN"/>
         </w:rPr>
+        <w:lastRenderedPageBreak/>
         <w:t>注：领域距离＝公共事务中的男性</w:t>
       </w:r>
       <w:r>
@@ -7617,7 +7978,7 @@
         </w:rPr>
         <w:drawing>
           <wp:inline distT="0" distB="0" distL="0" distR="0" wp14:anchorId="5AC36A38" wp14:editId="15CED730">
-            <wp:extent cx="5623560" cy="2519948"/>
+            <wp:extent cx="5623560" cy="2343150"/>
             <wp:effectExtent l="0" t="0" r="0" b="0"/>
             <wp:docPr id="3" name="Picture 3" descr="图3 性别与信息领域的交互结果" title="图3 性别与信息领域的交互结果"/>
             <wp:cNvGraphicFramePr>
@@ -7639,7 +8000,7 @@
                   <pic:spPr>
                     <a:xfrm>
                       <a:off x="0" y="0"/>
-                      <a:ext cx="5623560" cy="2519948"/>
+                      <a:ext cx="5623560" cy="2343150"/>
                     </a:xfrm>
                     <a:prstGeom prst="rect">
                       <a:avLst/>
@@ -7666,19 +8027,7 @@
         <w:rPr>
           <w:lang w:eastAsia="zh-CN"/>
         </w:rPr>
-        <w:t>图</w:t>
-      </w:r>
-      <w:r>
-        <w:rPr>
-          <w:lang w:eastAsia="zh-CN"/>
-        </w:rPr>
-        <w:t xml:space="preserve">3 </w:t>
-      </w:r>
-      <w:r>
-        <w:rPr>
-          <w:lang w:eastAsia="zh-CN"/>
-        </w:rPr>
-        <w:t>性别与信息领域的交互结果</w:t>
+        <w:t>图4 性别与信息领域的交互结果</w:t>
       </w:r>
     </w:p>
     <w:p>
@@ -7695,7 +8044,7 @@
           <w:color w:val="000000"/>
           <w:lang w:eastAsia="zh-CN"/>
         </w:rPr>
-        <w:t>交互结果进一步确认了两个领域相反的性别方向。男性账号在公共事务领域处于相对优势位置，女性账号在明星文化领域处于相对优势位置；这一领域结构同时出现在信息消费和内容表达中。信息领域由此成为理解社交媒体性别差异的重要分析维度。</w:t>
+        <w:t>这一分析主要说明，微博中的性别差异会随信息领域改变。对于信息消费和内容表达两种参与方式，公共事务领域都更偏向男性账号，明星文化领域都更偏向女性账号，而且两个领域之间的差别在统计上显著。因而，只报告一个总体的男女差异会掩盖方向相反的领域结构。</w:t>
       </w:r>
     </w:p>
     <w:p>
@@ -7711,7 +8060,7 @@
           <w:rFonts w:ascii="Times New Roman" w:eastAsia="Heiti SC" w:hAnsi="Times New Roman"/>
           <w:lang w:eastAsia="zh-CN"/>
         </w:rPr>
-        <w:t>（三）信息消费与内容表达呈现不同结构</w:t>
+        <w:t>（三）信息消费与内容表达反映不同的参与行为</w:t>
       </w:r>
     </w:p>
     <w:p>
@@ -7728,71 +8077,7 @@
           <w:color w:val="000000"/>
           <w:lang w:eastAsia="zh-CN"/>
         </w:rPr>
-        <w:t>核心信息消费指标回答账号是否跨过某一领域的最低参与门槛，来源转发占比则回答该领域在全部转发中占多大位置。控制账号使用频率后，男性账号的公共事务来源转发占全部转发的比例高</w:t>
-      </w:r>
-      <w:r>
-        <w:rPr>
-          <w:rFonts w:eastAsia="Songti SC"/>
-          <w:color w:val="000000"/>
-          <w:lang w:eastAsia="zh-CN"/>
-        </w:rPr>
-        <w:t>0.27</w:t>
-      </w:r>
-      <w:r>
-        <w:rPr>
-          <w:rFonts w:eastAsia="Songti SC"/>
-          <w:color w:val="000000"/>
-          <w:lang w:eastAsia="zh-CN"/>
-        </w:rPr>
-        <w:t>个百分点，明星文化来源转发占比的性别差异为</w:t>
-      </w:r>
-      <w:r>
-        <w:rPr>
-          <w:rFonts w:eastAsia="Songti SC"/>
-          <w:color w:val="000000"/>
-          <w:lang w:eastAsia="zh-CN"/>
-        </w:rPr>
-        <w:t>0.002</w:t>
-      </w:r>
-      <w:r>
-        <w:rPr>
-          <w:rFonts w:eastAsia="Songti SC"/>
-          <w:color w:val="000000"/>
-          <w:lang w:eastAsia="zh-CN"/>
-        </w:rPr>
-        <w:t>个百分点，置信区间跨越零。与此同时，公共事务和明星文化的内容表达比例分别相差</w:t>
-      </w:r>
-      <w:r>
-        <w:rPr>
-          <w:rFonts w:eastAsia="Songti SC"/>
-          <w:color w:val="000000"/>
-          <w:lang w:eastAsia="zh-CN"/>
-        </w:rPr>
-        <w:t>9.75</w:t>
-      </w:r>
-      <w:r>
-        <w:rPr>
-          <w:rFonts w:eastAsia="Songti SC"/>
-          <w:color w:val="000000"/>
-          <w:lang w:eastAsia="zh-CN"/>
-        </w:rPr>
-        <w:t>和</w:t>
-      </w:r>
-      <w:r>
-        <w:rPr>
-          <w:rFonts w:eastAsia="Songti SC"/>
-          <w:color w:val="000000"/>
-          <w:lang w:eastAsia="zh-CN"/>
-        </w:rPr>
-        <w:t>-3.46</w:t>
-      </w:r>
-      <w:r>
-        <w:rPr>
-          <w:rFonts w:eastAsia="Songti SC"/>
-          <w:color w:val="000000"/>
-          <w:lang w:eastAsia="zh-CN"/>
-        </w:rPr>
-        <w:t>个百分点。最低参与门槛、持续传播和内容表达分别刻画平台参与的不同层面。</w:t>
+        <w:t>前文的信息消费指标区分一个账号在2020年是否至少转发过一次某类来源。为进一步判断某一领域在日常转发中所占的位置，本文又计算该领域来源的转发次数占账号全部转发次数的比例。在有转发记录的账号中，控制账号使用程度后，男性账号的公共事务来源转发占比仅比女性账号高0.27个百分点；明星文化来源转发占比的性别差异只有0.002个百分点，95%置信区间跨越零。也就是说，男性账号更可能曾经转发公共事务来源，女性账号更可能曾经转发明星文化来源，但这些来源在男女账号全部转发中所占的比重差异很小。是否曾经进入某一来源网络，与该来源在日常转发中的相对比重，是两个不同的问题。</w:t>
       </w:r>
     </w:p>
     <w:p>
@@ -7809,55 +8094,7 @@
           <w:color w:val="000000"/>
           <w:lang w:eastAsia="zh-CN"/>
         </w:rPr>
-        <w:t>图</w:t>
-      </w:r>
-      <w:r>
-        <w:rPr>
-          <w:rFonts w:eastAsia="Songti SC"/>
-          <w:color w:val="000000"/>
-          <w:lang w:eastAsia="zh-CN"/>
-        </w:rPr>
-        <w:t>4</w:t>
-      </w:r>
-      <w:r>
-        <w:rPr>
-          <w:rFonts w:eastAsia="Songti SC"/>
-          <w:color w:val="000000"/>
-          <w:lang w:eastAsia="zh-CN"/>
-        </w:rPr>
-        <w:t>把信息消费与内容表达交叉为四种参与类型。在公共事务领域，大多数账号只在内容中命中公共事务词条而没有转发名单内的官方媒体；在明星文化领域，女性账号的</w:t>
-      </w:r>
-      <w:r>
-        <w:rPr>
-          <w:rFonts w:eastAsia="Songti SC"/>
-          <w:color w:val="000000"/>
-          <w:lang w:eastAsia="zh-CN"/>
-        </w:rPr>
-        <w:t>“</w:t>
-      </w:r>
-      <w:r>
-        <w:rPr>
-          <w:rFonts w:eastAsia="Songti SC"/>
-          <w:color w:val="000000"/>
-          <w:lang w:eastAsia="zh-CN"/>
-        </w:rPr>
-        <w:t>仅内容表达</w:t>
-      </w:r>
-      <w:r>
-        <w:rPr>
-          <w:rFonts w:eastAsia="Songti SC"/>
-          <w:color w:val="000000"/>
-          <w:lang w:eastAsia="zh-CN"/>
-        </w:rPr>
-        <w:t>”</w:t>
-      </w:r>
-      <w:r>
-        <w:rPr>
-          <w:rFonts w:eastAsia="Songti SC"/>
-          <w:color w:val="000000"/>
-          <w:lang w:eastAsia="zh-CN"/>
-        </w:rPr>
-        <w:t>比例更高，男性账号更常在两种参与方式中都没有留下记录。信息消费与内容表达之间存在联系，但两者覆盖的行为范围明显不同。</w:t>
+        <w:t>图5进一步观察信息消费和内容表达是否出现在同一批账号中，并把账号分为两种方式均未参与、仅信息消费、仅内容表达和两种方式都有四类。在公共事务领域，大多数留下领域内容的账号属于“仅内容表达”，即发布过公共事务相关文字，但没有转发本文识别的公共事务来源；在明星文化领域，“仅内容表达”同样占较大比例，且女性账号的比例更高。由此可见，转发某类来源和公开表达某类内容会发生重叠，却并不总是由同一批账号完成。</w:t>
       </w:r>
     </w:p>
     <w:p>
@@ -7922,19 +8159,7 @@
         <w:rPr>
           <w:lang w:eastAsia="zh-CN"/>
         </w:rPr>
-        <w:t>图</w:t>
-      </w:r>
-      <w:r>
-        <w:rPr>
-          <w:lang w:eastAsia="zh-CN"/>
-        </w:rPr>
-        <w:t xml:space="preserve">4 </w:t>
-      </w:r>
-      <w:r>
-        <w:rPr>
-          <w:lang w:eastAsia="zh-CN"/>
-        </w:rPr>
-        <w:t>信息消费与内容表达的组合</w:t>
+        <w:t>图5 信息消费与内容表达的组合</w:t>
       </w:r>
     </w:p>
     <w:p>
@@ -7951,7 +8176,7 @@
           <w:color w:val="000000"/>
           <w:lang w:eastAsia="zh-CN"/>
         </w:rPr>
-        <w:t>这一结果具有明确的方法含义。依据被转发账号识别信息消费，可以描绘账号与制度化来源之间的传播联系；依据文本识别内容表达，可以描绘账号公开谈论的议题。两类指标形成互补，共同区分信息来源与表达内容。</w:t>
+        <w:t>这一部分的主要结论是，信息消费与内容表达反映两种相关但不同的参与行为。来源转发呈现账号接入哪些信息来源，文本内容呈现账号实际公开谈论哪些议题。两种测量不能相互替代，因此本文同时使用它们来描述性别化的信息领域参与。</w:t>
       </w:r>
     </w:p>
     <w:p>
@@ -7967,7 +8192,7 @@
           <w:rFonts w:ascii="Times New Roman" w:eastAsia="Heiti SC" w:hAnsi="Times New Roman"/>
           <w:lang w:eastAsia="zh-CN"/>
         </w:rPr>
-        <w:t>（四）跨领域组合体现不同的参与路径</w:t>
+        <w:t>（四）总体差异主要来自单一领域参与</w:t>
       </w:r>
     </w:p>
     <w:p>
@@ -7984,135 +8209,7 @@
           <w:color w:val="000000"/>
           <w:lang w:eastAsia="zh-CN"/>
         </w:rPr>
-        <w:t>跨领域组合模型根据信息消费把账号分为两个领域均未参与、仅参与公共事务、仅参与明星文化和两个领域都参与四类。控制账号使用频率后，男性账号</w:t>
-      </w:r>
-      <w:r>
-        <w:rPr>
-          <w:rFonts w:eastAsia="Songti SC"/>
-          <w:color w:val="000000"/>
-          <w:lang w:eastAsia="zh-CN"/>
-        </w:rPr>
-        <w:t>“</w:t>
-      </w:r>
-      <w:r>
-        <w:rPr>
-          <w:rFonts w:eastAsia="Songti SC"/>
-          <w:color w:val="000000"/>
-          <w:lang w:eastAsia="zh-CN"/>
-        </w:rPr>
-        <w:t>仅参与公共事务</w:t>
-      </w:r>
-      <w:r>
-        <w:rPr>
-          <w:rFonts w:eastAsia="Songti SC"/>
-          <w:color w:val="000000"/>
-          <w:lang w:eastAsia="zh-CN"/>
-        </w:rPr>
-        <w:t>”</w:t>
-      </w:r>
-      <w:r>
-        <w:rPr>
-          <w:rFonts w:eastAsia="Songti SC"/>
-          <w:color w:val="000000"/>
-          <w:lang w:eastAsia="zh-CN"/>
-        </w:rPr>
-        <w:t>的预测概率比女性账号高</w:t>
-      </w:r>
-      <w:r>
-        <w:rPr>
-          <w:rFonts w:eastAsia="Songti SC"/>
-          <w:color w:val="000000"/>
-          <w:lang w:eastAsia="zh-CN"/>
-        </w:rPr>
-        <w:t>3.81</w:t>
-      </w:r>
-      <w:r>
-        <w:rPr>
-          <w:rFonts w:eastAsia="Songti SC"/>
-          <w:color w:val="000000"/>
-          <w:lang w:eastAsia="zh-CN"/>
-        </w:rPr>
-        <w:t>个百分点，</w:t>
-      </w:r>
-      <w:r>
-        <w:rPr>
-          <w:rFonts w:eastAsia="Songti SC"/>
-          <w:color w:val="000000"/>
-          <w:lang w:eastAsia="zh-CN"/>
-        </w:rPr>
-        <w:t>“</w:t>
-      </w:r>
-      <w:r>
-        <w:rPr>
-          <w:rFonts w:eastAsia="Songti SC"/>
-          <w:color w:val="000000"/>
-          <w:lang w:eastAsia="zh-CN"/>
-        </w:rPr>
-        <w:t>仅参与明星文化</w:t>
-      </w:r>
-      <w:r>
-        <w:rPr>
-          <w:rFonts w:eastAsia="Songti SC"/>
-          <w:color w:val="000000"/>
-          <w:lang w:eastAsia="zh-CN"/>
-        </w:rPr>
-        <w:t>”</w:t>
-      </w:r>
-      <w:r>
-        <w:rPr>
-          <w:rFonts w:eastAsia="Songti SC"/>
-          <w:color w:val="000000"/>
-          <w:lang w:eastAsia="zh-CN"/>
-        </w:rPr>
-        <w:t>的概率低</w:t>
-      </w:r>
-      <w:r>
-        <w:rPr>
-          <w:rFonts w:eastAsia="Songti SC"/>
-          <w:color w:val="000000"/>
-          <w:lang w:eastAsia="zh-CN"/>
-        </w:rPr>
-        <w:t>1.28</w:t>
-      </w:r>
-      <w:r>
-        <w:rPr>
-          <w:rFonts w:eastAsia="Songti SC"/>
-          <w:color w:val="000000"/>
-          <w:lang w:eastAsia="zh-CN"/>
-        </w:rPr>
-        <w:t>个百分点；两个领域都参与的概率低</w:t>
-      </w:r>
-      <w:r>
-        <w:rPr>
-          <w:rFonts w:eastAsia="Songti SC"/>
-          <w:color w:val="000000"/>
-          <w:lang w:eastAsia="zh-CN"/>
-        </w:rPr>
-        <w:t>0.23</w:t>
-      </w:r>
-      <w:r>
-        <w:rPr>
-          <w:rFonts w:eastAsia="Songti SC"/>
-          <w:color w:val="000000"/>
-          <w:lang w:eastAsia="zh-CN"/>
-        </w:rPr>
-        <w:t>个百分点，两个领域均未参与的概率低</w:t>
-      </w:r>
-      <w:r>
-        <w:rPr>
-          <w:rFonts w:eastAsia="Songti SC"/>
-          <w:color w:val="000000"/>
-          <w:lang w:eastAsia="zh-CN"/>
-        </w:rPr>
-        <w:t>2.31</w:t>
-      </w:r>
-      <w:r>
-        <w:rPr>
-          <w:rFonts w:eastAsia="Songti SC"/>
-          <w:color w:val="000000"/>
-          <w:lang w:eastAsia="zh-CN"/>
-        </w:rPr>
-        <w:t>个百分点。</w:t>
+        <w:t>为了判断结果（一）中的总体差异主要来自哪一种参与组合，图6根据信息消费把账号分为两个领域均未参与、仅参与公共事务、仅参与明星文化和两个领域都参与四类。控制账号使用程度后，男性账号“仅参与公共事务”的平均概率比女性账号高3.81个百分点，“仅参与明星文化”的平均概率低1.28个百分点；男性账号参与两个领域的平均概率低0.23个百分点，两个领域均未参与的平均概率低2.31个百分点。</w:t>
       </w:r>
     </w:p>
     <w:p>
@@ -8176,19 +8273,7 @@
         <w:rPr>
           <w:lang w:eastAsia="zh-CN"/>
         </w:rPr>
-        <w:t>图</w:t>
-      </w:r>
-      <w:r>
-        <w:rPr>
-          <w:lang w:eastAsia="zh-CN"/>
-        </w:rPr>
-        <w:t xml:space="preserve">5 </w:t>
-      </w:r>
-      <w:r>
-        <w:rPr>
-          <w:lang w:eastAsia="zh-CN"/>
-        </w:rPr>
-        <w:t>两个信息领域的信息消费组合</w:t>
+        <w:t>图6 两个信息领域的信息消费组合</w:t>
       </w:r>
     </w:p>
     <w:p>
@@ -8205,32 +8290,7 @@
           <w:color w:val="000000"/>
           <w:lang w:eastAsia="zh-CN"/>
         </w:rPr>
-        <w:t>图</w:t>
-      </w:r>
-      <w:r>
-        <w:rPr>
-          <w:rFonts w:eastAsia="Songti SC"/>
-          <w:color w:val="000000"/>
-          <w:lang w:eastAsia="zh-CN"/>
-        </w:rPr>
-        <w:t>5</w:t>
-      </w:r>
-      <w:r>
-        <w:rPr>
-          <w:rFonts w:eastAsia="Songti SC"/>
-          <w:color w:val="000000"/>
-          <w:lang w:eastAsia="zh-CN"/>
-        </w:rPr>
-        <w:t>说明，主要差异集中在账号通过信息消费参与哪一个领域。只参与公共事务的情况更偏向男性账号，只参与明星文化的情况更偏向女性账号，两类账号也都存在跨领域参与。内容表达比例</w:t>
-      </w:r>
-      <w:r>
-        <w:rPr>
-          <w:rFonts w:eastAsia="Songti SC"/>
-          <w:color w:val="000000"/>
-          <w:lang w:eastAsia="zh-CN"/>
-        </w:rPr>
-        <w:lastRenderedPageBreak/>
-        <w:t>的相关分析显示，控制账号使用频率后，男性账号的两个领域呈弱负相关，女性账号呈弱正相关。性别化的信息领域结构由多种参与组合共同构成。</w:t>
+        <w:t>图6说明，结果（一）中两个领域方向相反的性别差异，主要来自只参与一个领域的账号：男性账号更集中于“仅参与公共事务”，女性账号更集中于“仅参与明星文化”。“两个领域都参与”的性别差异很小，因此核心结果并不是男性账号整体上更容易同时进入更多领域，而是男性账号和女性账号更常进入不同的信息领域。</w:t>
       </w:r>
     </w:p>
     <w:p>
@@ -8246,7 +8306,7 @@
           <w:rFonts w:ascii="Times New Roman" w:eastAsia="Heiti SC" w:hAnsi="Times New Roman"/>
           <w:lang w:eastAsia="zh-CN"/>
         </w:rPr>
-        <w:t>（五）时间结构与转发延迟</w:t>
+        <w:t>（五）转发延迟</w:t>
       </w:r>
     </w:p>
     <w:p>
@@ -8263,84 +8323,30 @@
           <w:color w:val="000000"/>
           <w:lang w:eastAsia="zh-CN"/>
         </w:rPr>
-        <w:t>参与月份比例衡量一个账号在其活跃月份中有多少月份通过来源转发参与某一领域。控制账号使用频率后，男性账号的公共事务参与月份比例高</w:t>
-      </w:r>
-      <w:r>
-        <w:rPr>
-          <w:rFonts w:eastAsia="Songti SC"/>
-          <w:color w:val="000000"/>
-          <w:lang w:eastAsia="zh-CN"/>
-        </w:rPr>
-        <w:t>1.36</w:t>
-      </w:r>
-      <w:r>
-        <w:rPr>
-          <w:rFonts w:eastAsia="Songti SC"/>
-          <w:color w:val="000000"/>
-          <w:lang w:eastAsia="zh-CN"/>
-        </w:rPr>
-        <w:t>个百分点，明星文化参与月份比例低</w:t>
-      </w:r>
-      <w:r>
-        <w:rPr>
-          <w:rFonts w:eastAsia="Songti SC"/>
-          <w:color w:val="000000"/>
-          <w:lang w:eastAsia="zh-CN"/>
-        </w:rPr>
-        <w:t>0.24</w:t>
-      </w:r>
-      <w:r>
-        <w:rPr>
-          <w:rFonts w:eastAsia="Songti SC"/>
-          <w:color w:val="000000"/>
-          <w:lang w:eastAsia="zh-CN"/>
-        </w:rPr>
-        <w:t>个百分点。逐月排除任何一个有数据的月份，公共事务中的差异始终为正，明星文化中的差异始终为负。图</w:t>
-      </w:r>
-      <w:r>
-        <w:rPr>
-          <w:rFonts w:eastAsia="Songti SC"/>
-          <w:color w:val="000000"/>
-          <w:lang w:eastAsia="zh-CN"/>
-        </w:rPr>
-        <w:t>6</w:t>
-      </w:r>
-      <w:r>
-        <w:rPr>
-          <w:rFonts w:eastAsia="Songti SC"/>
-          <w:color w:val="000000"/>
-          <w:lang w:eastAsia="zh-CN"/>
-        </w:rPr>
-        <w:t>所示的月度曲线也表明，两个领域的总体方向贯穿观察期，并非由单个月份完全驱动。</w:t>
+        <w:t>最后，本文考察账号在转发某一领域来源时的速度。转发延迟为原帖发布时间与转发时间之差，并以每个账号的中位延迟代表其典型转发速度。图7显示，在720小时截断范围内，公共事务来源中男性账号和女性账号的用户级中位延迟分别为5.72和5.60小时，男性账号比女性账号慢0.12小时，95%置信区间为[-0.20, 0.46]，两者没有显著差异；明星文化来源中男性账号和女性账号的中位延迟分别为5.10和3.80小时，男性账号慢1.31小时，95%置信区间为[0.90, 1.82]。这表明，在已经发生的明星文化来源转发中，女性账号通常更快完成转发，而公共事务来源的转发速度没有清晰的性别差异。</w:t>
       </w:r>
     </w:p>
     <w:p>
       <w:pPr>
-        <w:keepNext/>
-        <w:spacing w:before="120" w:after="240"/>
         <w:jc w:val="center"/>
       </w:pPr>
       <w:r>
-        <w:rPr>
-          <w:noProof/>
-        </w:rPr>
         <w:drawing>
-          <wp:inline distT="0" distB="0" distL="0" distR="0" wp14:anchorId="447AA0CB" wp14:editId="2F776C41">
-            <wp:extent cx="5623560" cy="3570719"/>
-            <wp:effectExtent l="0" t="0" r="0" b="0"/>
-            <wp:docPr id="6" name="Picture 6" descr="图6 两个信息领域参与的月度变化" title="图6 两个信息领域参与的月度变化"/>
+          <wp:inline xmlns:a="http://schemas.openxmlformats.org/drawingml/2006/main" xmlns:pic="http://schemas.openxmlformats.org/drawingml/2006/picture">
+            <wp:extent cx="5623560" cy="2276202"/>
+            <wp:docPr id="17" name="Picture 17"/>
             <wp:cNvGraphicFramePr>
-              <a:graphicFrameLocks xmlns:a="http://schemas.openxmlformats.org/drawingml/2006/main" noChangeAspect="1"/>
+              <a:graphicFrameLocks noChangeAspect="1"/>
             </wp:cNvGraphicFramePr>
-            <a:graphic xmlns:a="http://schemas.openxmlformats.org/drawingml/2006/main">
+            <a:graphic>
               <a:graphicData uri="http://schemas.openxmlformats.org/drawingml/2006/picture">
-                <pic:pic xmlns:pic="http://schemas.openxmlformats.org/drawingml/2006/picture">
+                <pic:pic>
                   <pic:nvPicPr>
-                    <pic:cNvPr id="0" name="20260819_fig6_monthly.png"/>
+                    <pic:cNvPr id="0" name="20260821_fig7_retweet_delay.png"/>
                     <pic:cNvPicPr/>
                   </pic:nvPicPr>
                   <pic:blipFill>
-                    <a:blip r:embed="rId13"/>
+                    <a:blip r:embed="rId27"/>
                     <a:stretch>
                       <a:fillRect/>
                     </a:stretch>
@@ -8348,11 +8354,9 @@
                   <pic:spPr>
                     <a:xfrm>
                       <a:off x="0" y="0"/>
-                      <a:ext cx="5623560" cy="3570719"/>
+                      <a:ext cx="5623560" cy="2276202"/>
                     </a:xfrm>
-                    <a:prstGeom prst="rect">
-                      <a:avLst/>
-                    </a:prstGeom>
+                    <a:prstGeom prst="rect"/>
                   </pic:spPr>
                 </pic:pic>
               </a:graphicData>
@@ -8364,223 +8368,13 @@
     <w:p>
       <w:pPr>
         <w:pStyle w:val="af7"/>
-        <w:keepLines/>
-        <w:spacing w:before="120" w:after="240"/>
         <w:jc w:val="center"/>
-        <w:rPr>
-          <w:lang w:eastAsia="zh-CN"/>
-        </w:rPr>
-      </w:pPr>
-      <w:r>
-        <w:rPr>
-          <w:lang w:eastAsia="zh-CN"/>
-        </w:rPr>
-        <w:t>图</w:t>
-      </w:r>
-      <w:r>
-        <w:rPr>
-          <w:lang w:eastAsia="zh-CN"/>
-        </w:rPr>
-        <w:t xml:space="preserve">6 </w:t>
-      </w:r>
-      <w:r>
-        <w:rPr>
-          <w:lang w:eastAsia="zh-CN"/>
-        </w:rPr>
-        <w:t>两个信息领域参与的月度变化</w:t>
-      </w:r>
-    </w:p>
-    <w:p>
-      <w:pPr>
-        <w:spacing w:before="120" w:after="240"/>
-        <w:jc w:val="both"/>
-        <w:rPr>
-          <w:lang w:eastAsia="zh-CN"/>
-        </w:rPr>
-      </w:pPr>
-      <w:r>
-        <w:rPr>
-          <w:rFonts w:eastAsia="Songti SC"/>
-          <w:color w:val="000000"/>
-          <w:lang w:eastAsia="zh-CN"/>
-        </w:rPr>
-        <w:t>转发延迟采用用户级中位数，以平衡高频账号和长尾记录的影响。在</w:t>
-      </w:r>
-      <w:r>
-        <w:rPr>
-          <w:rFonts w:eastAsia="Songti SC"/>
-          <w:color w:val="000000"/>
-          <w:lang w:eastAsia="zh-CN"/>
-        </w:rPr>
-        <w:t>720</w:t>
-      </w:r>
-      <w:r>
-        <w:rPr>
-          <w:rFonts w:eastAsia="Songti SC"/>
-          <w:color w:val="000000"/>
-          <w:lang w:eastAsia="zh-CN"/>
-        </w:rPr>
-        <w:t>小时截断范围内，公共事务来源中男性账号和女性账号的用户级中位延迟分别为</w:t>
-      </w:r>
-      <w:r>
-        <w:rPr>
-          <w:rFonts w:eastAsia="Songti SC"/>
-          <w:color w:val="000000"/>
-          <w:lang w:eastAsia="zh-CN"/>
-        </w:rPr>
-        <w:t>5.72</w:t>
-      </w:r>
-      <w:r>
-        <w:rPr>
-          <w:rFonts w:eastAsia="Songti SC"/>
-          <w:color w:val="000000"/>
-          <w:lang w:eastAsia="zh-CN"/>
-        </w:rPr>
-        <w:t>和</w:t>
-      </w:r>
-      <w:r>
-        <w:rPr>
-          <w:rFonts w:eastAsia="Songti SC"/>
-          <w:color w:val="000000"/>
-          <w:lang w:eastAsia="zh-CN"/>
-        </w:rPr>
-        <w:t>5.60</w:t>
-      </w:r>
-      <w:r>
-        <w:rPr>
-          <w:rFonts w:eastAsia="Songti SC"/>
-          <w:color w:val="000000"/>
-          <w:lang w:eastAsia="zh-CN"/>
-        </w:rPr>
-        <w:t>小时，差异</w:t>
-      </w:r>
-      <w:r>
-        <w:rPr>
-          <w:rFonts w:eastAsia="Songti SC"/>
-          <w:color w:val="000000"/>
-          <w:lang w:eastAsia="zh-CN"/>
-        </w:rPr>
-        <w:t>0.12</w:t>
-      </w:r>
-      <w:r>
-        <w:rPr>
-          <w:rFonts w:eastAsia="Songti SC"/>
-          <w:color w:val="000000"/>
-          <w:lang w:eastAsia="zh-CN"/>
-        </w:rPr>
-        <w:t>小时，</w:t>
-      </w:r>
-      <w:r>
-        <w:rPr>
-          <w:rFonts w:eastAsia="Songti SC"/>
-          <w:color w:val="000000"/>
-          <w:lang w:eastAsia="zh-CN"/>
-        </w:rPr>
-        <w:t>95%</w:t>
-      </w:r>
-      <w:r>
-        <w:rPr>
-          <w:rFonts w:eastAsia="Songti SC"/>
-          <w:color w:val="000000"/>
-          <w:lang w:eastAsia="zh-CN"/>
-        </w:rPr>
-        <w:t>置信区间为</w:t>
-      </w:r>
-      <w:r>
-        <w:rPr>
-          <w:rFonts w:eastAsia="Songti SC"/>
-          <w:color w:val="000000"/>
-          <w:lang w:eastAsia="zh-CN"/>
-        </w:rPr>
-        <w:t>[-0.20, 0.46]</w:t>
-      </w:r>
-      <w:r>
-        <w:rPr>
-          <w:rFonts w:eastAsia="Songti SC"/>
-          <w:color w:val="000000"/>
-          <w:lang w:eastAsia="zh-CN"/>
-        </w:rPr>
-        <w:t>；明星文化来源中分别为</w:t>
-      </w:r>
-      <w:r>
-        <w:rPr>
-          <w:rFonts w:eastAsia="Songti SC"/>
-          <w:color w:val="000000"/>
-          <w:lang w:eastAsia="zh-CN"/>
-        </w:rPr>
-        <w:t>5.10</w:t>
-      </w:r>
-      <w:r>
-        <w:rPr>
-          <w:rFonts w:eastAsia="Songti SC"/>
-          <w:color w:val="000000"/>
-          <w:lang w:eastAsia="zh-CN"/>
-        </w:rPr>
-        <w:t>和</w:t>
-      </w:r>
-      <w:r>
-        <w:rPr>
-          <w:rFonts w:eastAsia="Songti SC"/>
-          <w:color w:val="000000"/>
-          <w:lang w:eastAsia="zh-CN"/>
-        </w:rPr>
-        <w:t>3.80</w:t>
-      </w:r>
-      <w:r>
-        <w:rPr>
-          <w:rFonts w:eastAsia="Songti SC"/>
-          <w:color w:val="000000"/>
-          <w:lang w:eastAsia="zh-CN"/>
-        </w:rPr>
-        <w:t>小时，男性账号慢</w:t>
-      </w:r>
-      <w:r>
-        <w:rPr>
-          <w:rFonts w:eastAsia="Songti SC"/>
-          <w:color w:val="000000"/>
-          <w:lang w:eastAsia="zh-CN"/>
-        </w:rPr>
-        <w:t>1.31</w:t>
-      </w:r>
-      <w:r>
-        <w:rPr>
-          <w:rFonts w:eastAsia="Songti SC"/>
-          <w:color w:val="000000"/>
-          <w:lang w:eastAsia="zh-CN"/>
-        </w:rPr>
-        <w:t>小时，</w:t>
-      </w:r>
-      <w:r>
-        <w:rPr>
-          <w:rFonts w:eastAsia="Songti SC"/>
-          <w:color w:val="000000"/>
-          <w:lang w:eastAsia="zh-CN"/>
-        </w:rPr>
-        <w:t>95%</w:t>
-      </w:r>
-      <w:r>
-        <w:rPr>
-          <w:rFonts w:eastAsia="Songti SC"/>
-          <w:color w:val="000000"/>
-          <w:lang w:eastAsia="zh-CN"/>
-        </w:rPr>
-        <w:t>置信区间为</w:t>
-      </w:r>
-      <w:r>
-        <w:rPr>
-          <w:rFonts w:eastAsia="Songti SC"/>
-          <w:color w:val="000000"/>
-          <w:lang w:eastAsia="zh-CN"/>
-        </w:rPr>
-        <w:t>[0.90, 1.82]</w:t>
-      </w:r>
-      <w:r>
-        <w:rPr>
-          <w:rFonts w:eastAsia="Songti SC"/>
-          <w:color w:val="000000"/>
-          <w:lang w:eastAsia="zh-CN"/>
-        </w:rPr>
-        <w:t>。转发延迟呈现已发生转发事件的时间结构。</w:t>
+      </w:pPr>
+      <w:r>
+        <w:rPr>
+          <w:lang w:eastAsia="zh-CN"/>
+        </w:rPr>
+        <w:t>图7 两个信息领域的用户级中位转发延迟差异</w:t>
       </w:r>
     </w:p>
     <w:p>

--- a/docs/paper_draft_gender_information_domain_participation_v3.docx
+++ b/docs/paper_draft_gender_information_domain_participation_v3.docx
@@ -4249,71 +4249,7 @@
           <w:color w:val="000000"/>
           <w:lang w:eastAsia="zh-CN"/>
         </w:rPr>
-        <w:t>领域距离</w:t>
-      </w:r>
-      <w:r>
-        <w:rPr>
-          <w:rFonts w:eastAsia="Songti SC"/>
-          <w:color w:val="000000"/>
-          <w:lang w:eastAsia="zh-CN"/>
-        </w:rPr>
-        <w:t xml:space="preserve"> =</w:t>
-      </w:r>
-      <w:r>
-        <w:rPr>
-          <w:rFonts w:eastAsia="Songti SC"/>
-          <w:color w:val="000000"/>
-          <w:lang w:eastAsia="zh-CN"/>
-        </w:rPr>
-        <w:t>（公共事务领域的男性账号平均值</w:t>
-      </w:r>
-      <w:r>
-        <w:rPr>
-          <w:rFonts w:eastAsia="Songti SC"/>
-          <w:color w:val="000000"/>
-          <w:lang w:eastAsia="zh-CN"/>
-        </w:rPr>
-        <w:t>-</w:t>
-      </w:r>
-      <w:r>
-        <w:rPr>
-          <w:rFonts w:eastAsia="Songti SC"/>
-          <w:color w:val="000000"/>
-          <w:lang w:eastAsia="zh-CN"/>
-        </w:rPr>
-        <w:t>女性账号平均值）</w:t>
-      </w:r>
-      <w:r>
-        <w:rPr>
-          <w:rFonts w:eastAsia="Songti SC"/>
-          <w:color w:val="000000"/>
-          <w:lang w:eastAsia="zh-CN"/>
-        </w:rPr>
-        <w:t>-</w:t>
-      </w:r>
-      <w:r>
-        <w:rPr>
-          <w:rFonts w:eastAsia="Songti SC"/>
-          <w:color w:val="000000"/>
-          <w:lang w:eastAsia="zh-CN"/>
-        </w:rPr>
-        <w:t>（明星文化领域的男性账号平均值</w:t>
-      </w:r>
-      <w:r>
-        <w:rPr>
-          <w:rFonts w:eastAsia="Songti SC"/>
-          <w:color w:val="000000"/>
-          <w:lang w:eastAsia="zh-CN"/>
-        </w:rPr>
-        <w:t>-</w:t>
-      </w:r>
-      <w:r>
-        <w:rPr>
-          <w:rFonts w:eastAsia="Songti SC"/>
-          <w:color w:val="000000"/>
-          <w:lang w:eastAsia="zh-CN"/>
-        </w:rPr>
-        <w:t>女性账号平均值）</w:t>
+        <w:t>性别差异的领域距离 =（公共事务领域的男性账号平均值-女性账号平均值）-（明星文化领域的男性账号平均值-女性账号平均值）</w:t>
       </w:r>
     </w:p>
     <w:p>
@@ -4330,71 +4266,7 @@
           <w:color w:val="000000"/>
           <w:lang w:eastAsia="zh-CN"/>
         </w:rPr>
-        <w:t>领域距离为正，表示性别差异更偏向公共事务领域；数值越大，两个领域的性别分化越明显。信息消费和内容表达分别估计这一距离，并报告</w:t>
-      </w:r>
-      <w:r>
-        <w:rPr>
-          <w:rFonts w:eastAsia="Songti SC"/>
-          <w:color w:val="000000"/>
-          <w:lang w:eastAsia="zh-CN"/>
-        </w:rPr>
-        <w:t>95%</w:t>
-      </w:r>
-      <w:r>
-        <w:rPr>
-          <w:rFonts w:eastAsia="Songti SC"/>
-          <w:color w:val="000000"/>
-          <w:lang w:eastAsia="zh-CN"/>
-        </w:rPr>
-        <w:t>置信区间。领域比较沿用</w:t>
-      </w:r>
-      <w:r>
-        <w:rPr>
-          <w:rFonts w:eastAsia="Songti SC"/>
-          <w:color w:val="000000"/>
-          <w:lang w:eastAsia="zh-CN"/>
-        </w:rPr>
-        <w:t>M0</w:t>
-      </w:r>
-      <w:r>
-        <w:rPr>
-          <w:rFonts w:eastAsia="Songti SC"/>
-          <w:color w:val="000000"/>
-          <w:lang w:eastAsia="zh-CN"/>
-        </w:rPr>
-        <w:t>、</w:t>
-      </w:r>
-      <w:r>
-        <w:rPr>
-          <w:rFonts w:eastAsia="Songti SC"/>
-          <w:color w:val="000000"/>
-          <w:lang w:eastAsia="zh-CN"/>
-        </w:rPr>
-        <w:t>M1</w:t>
-      </w:r>
-      <w:r>
-        <w:rPr>
-          <w:rFonts w:eastAsia="Songti SC"/>
-          <w:color w:val="000000"/>
-          <w:lang w:eastAsia="zh-CN"/>
-        </w:rPr>
-        <w:t>和</w:t>
-      </w:r>
-      <w:r>
-        <w:rPr>
-          <w:rFonts w:eastAsia="Songti SC"/>
-          <w:color w:val="000000"/>
-          <w:lang w:eastAsia="zh-CN"/>
-        </w:rPr>
-        <w:t>M2</w:t>
-      </w:r>
-      <w:r>
-        <w:rPr>
-          <w:rFonts w:eastAsia="Songti SC"/>
-          <w:color w:val="000000"/>
-          <w:lang w:eastAsia="zh-CN"/>
-        </w:rPr>
-        <w:t>的控制变量设定。</w:t>
+        <w:t>性别差异的领域距离比较的是同一种参与方式中两个领域的男女差异。距离等于零，表示公共事务领域与明星文化领域的男女差异相同；距离为正，表示公共事务领域的参与相对更偏向男性账号，而明星文化领域的参与相对更偏向女性账号。该指标不比较两个领域的总体参与水平，也不比较信息消费与内容表达的差异大小。信息消费和内容表达分别估计这一距离，并报告95%置信区间，模型沿用M0、M1和M2的控制变量设定。</w:t>
       </w:r>
     </w:p>
     <w:p>
@@ -4411,352 +4283,7 @@
           <w:color w:val="000000"/>
           <w:lang w:eastAsia="zh-CN"/>
         </w:rPr>
-        <w:t>在核心分析之外，本文进一步考察三类结果。第一，信息消费与内容表达的组合模型</w:t>
-      </w:r>
-      <w:r>
-        <w:rPr>
-          <w:rFonts w:eastAsia="Songti SC" w:hint="eastAsia"/>
-          <w:color w:val="000000"/>
-          <w:lang w:eastAsia="zh-CN"/>
-        </w:rPr>
-        <w:t>进一步区分</w:t>
-      </w:r>
-      <w:r>
-        <w:rPr>
-          <w:rFonts w:eastAsia="Songti SC"/>
-          <w:color w:val="000000"/>
-          <w:lang w:eastAsia="zh-CN"/>
-        </w:rPr>
-        <w:t xml:space="preserve"> </w:t>
-      </w:r>
-      <w:r>
-        <w:rPr>
-          <w:rFonts w:eastAsia="Songti SC"/>
-          <w:color w:val="000000"/>
-          <w:lang w:eastAsia="zh-CN"/>
-        </w:rPr>
-        <w:t>“</w:t>
-      </w:r>
-      <w:r>
-        <w:rPr>
-          <w:rFonts w:eastAsia="Songti SC"/>
-          <w:color w:val="000000"/>
-          <w:lang w:eastAsia="zh-CN"/>
-        </w:rPr>
-        <w:t>均未参与</w:t>
-      </w:r>
-      <w:r>
-        <w:rPr>
-          <w:rFonts w:eastAsia="Songti SC"/>
-          <w:color w:val="000000"/>
-          <w:lang w:eastAsia="zh-CN"/>
-        </w:rPr>
-        <w:t>”</w:t>
-      </w:r>
-      <w:r>
-        <w:rPr>
-          <w:rFonts w:eastAsia="Songti SC" w:hint="eastAsia"/>
-          <w:color w:val="000000"/>
-          <w:lang w:eastAsia="zh-CN"/>
-        </w:rPr>
-        <w:t>、</w:t>
-      </w:r>
-      <w:r>
-        <w:rPr>
-          <w:rFonts w:eastAsia="Songti SC"/>
-          <w:color w:val="000000"/>
-          <w:lang w:eastAsia="zh-CN"/>
-        </w:rPr>
-        <w:t>“</w:t>
-      </w:r>
-      <w:r>
-        <w:rPr>
-          <w:rFonts w:eastAsia="Songti SC"/>
-          <w:color w:val="000000"/>
-          <w:lang w:eastAsia="zh-CN"/>
-        </w:rPr>
-        <w:t>仅信息消费</w:t>
-      </w:r>
-      <w:r>
-        <w:rPr>
-          <w:rFonts w:eastAsia="Songti SC"/>
-          <w:color w:val="000000"/>
-          <w:lang w:eastAsia="zh-CN"/>
-        </w:rPr>
-        <w:t>”</w:t>
-      </w:r>
-      <w:r>
-        <w:rPr>
-          <w:rFonts w:eastAsia="Songti SC" w:hint="eastAsia"/>
-          <w:color w:val="000000"/>
-          <w:lang w:eastAsia="zh-CN"/>
-        </w:rPr>
-        <w:t>、</w:t>
-      </w:r>
-      <w:r>
-        <w:rPr>
-          <w:rFonts w:eastAsia="Songti SC"/>
-          <w:color w:val="000000"/>
-          <w:lang w:eastAsia="zh-CN"/>
-        </w:rPr>
-        <w:t>“</w:t>
-      </w:r>
-      <w:r>
-        <w:rPr>
-          <w:rFonts w:eastAsia="Songti SC"/>
-          <w:color w:val="000000"/>
-          <w:lang w:eastAsia="zh-CN"/>
-        </w:rPr>
-        <w:t>仅内容表达</w:t>
-      </w:r>
-      <w:r>
-        <w:rPr>
-          <w:rFonts w:eastAsia="Songti SC"/>
-          <w:color w:val="000000"/>
-          <w:lang w:eastAsia="zh-CN"/>
-        </w:rPr>
-        <w:t>”</w:t>
-      </w:r>
-      <w:r>
-        <w:rPr>
-          <w:rFonts w:eastAsia="Songti SC"/>
-          <w:color w:val="000000"/>
-          <w:lang w:eastAsia="zh-CN"/>
-        </w:rPr>
-        <w:t>和</w:t>
-      </w:r>
-      <w:r>
-        <w:rPr>
-          <w:rFonts w:eastAsia="Songti SC"/>
-          <w:color w:val="000000"/>
-          <w:lang w:eastAsia="zh-CN"/>
-        </w:rPr>
-        <w:t>“</w:t>
-      </w:r>
-      <w:r>
-        <w:rPr>
-          <w:rFonts w:eastAsia="Songti SC"/>
-          <w:color w:val="000000"/>
-          <w:lang w:eastAsia="zh-CN"/>
-        </w:rPr>
-        <w:t>两者都有</w:t>
-      </w:r>
-      <w:r>
-        <w:rPr>
-          <w:rFonts w:eastAsia="Songti SC"/>
-          <w:color w:val="000000"/>
-          <w:lang w:eastAsia="zh-CN"/>
-        </w:rPr>
-        <w:t>”</w:t>
-      </w:r>
-      <w:r>
-        <w:rPr>
-          <w:rFonts w:eastAsia="Songti SC" w:hint="eastAsia"/>
-          <w:color w:val="000000"/>
-          <w:lang w:eastAsia="zh-CN"/>
-        </w:rPr>
-        <w:t>四类</w:t>
-      </w:r>
-      <w:r>
-        <w:rPr>
-          <w:rFonts w:eastAsia="Songti SC" w:hint="eastAsia"/>
-          <w:color w:val="000000"/>
-          <w:lang w:eastAsia="zh-CN"/>
-        </w:rPr>
-        <w:t>用户行为模式</w:t>
-      </w:r>
-      <w:r>
-        <w:rPr>
-          <w:rFonts w:eastAsia="Songti SC"/>
-          <w:color w:val="000000"/>
-          <w:lang w:eastAsia="zh-CN"/>
-        </w:rPr>
-        <w:t>；第二，跨领域组合模型区分</w:t>
-      </w:r>
-      <w:r>
-        <w:rPr>
-          <w:rFonts w:eastAsia="Songti SC"/>
-          <w:color w:val="000000"/>
-          <w:lang w:eastAsia="zh-CN"/>
-        </w:rPr>
-        <w:t>“</w:t>
-      </w:r>
-      <w:r>
-        <w:rPr>
-          <w:rFonts w:eastAsia="Songti SC"/>
-          <w:color w:val="000000"/>
-          <w:lang w:eastAsia="zh-CN"/>
-        </w:rPr>
-        <w:t>两个领域均未参与</w:t>
-      </w:r>
-      <w:r>
-        <w:rPr>
-          <w:rFonts w:eastAsia="Songti SC"/>
-          <w:color w:val="000000"/>
-          <w:lang w:eastAsia="zh-CN"/>
-        </w:rPr>
-        <w:t>”</w:t>
-      </w:r>
-      <w:r>
-        <w:rPr>
-          <w:rFonts w:eastAsia="Songti SC" w:hint="eastAsia"/>
-          <w:color w:val="000000"/>
-          <w:lang w:eastAsia="zh-CN"/>
-        </w:rPr>
-        <w:t>、</w:t>
-      </w:r>
-      <w:r>
-        <w:rPr>
-          <w:rFonts w:eastAsia="Songti SC"/>
-          <w:color w:val="000000"/>
-          <w:lang w:eastAsia="zh-CN"/>
-        </w:rPr>
-        <w:t>“</w:t>
-      </w:r>
-      <w:r>
-        <w:rPr>
-          <w:rFonts w:eastAsia="Songti SC"/>
-          <w:color w:val="000000"/>
-          <w:lang w:eastAsia="zh-CN"/>
-        </w:rPr>
-        <w:t>仅参与公共事务</w:t>
-      </w:r>
-      <w:r>
-        <w:rPr>
-          <w:rFonts w:eastAsia="Songti SC"/>
-          <w:color w:val="000000"/>
-          <w:lang w:eastAsia="zh-CN"/>
-        </w:rPr>
-        <w:t>”</w:t>
-      </w:r>
-      <w:r>
-        <w:rPr>
-          <w:rFonts w:eastAsia="Songti SC" w:hint="eastAsia"/>
-          <w:color w:val="000000"/>
-          <w:lang w:eastAsia="zh-CN"/>
-        </w:rPr>
-        <w:t>、</w:t>
-      </w:r>
-      <w:r>
-        <w:rPr>
-          <w:rFonts w:eastAsia="Songti SC"/>
-          <w:color w:val="000000"/>
-          <w:lang w:eastAsia="zh-CN"/>
-        </w:rPr>
-        <w:t>“</w:t>
-      </w:r>
-      <w:r>
-        <w:rPr>
-          <w:rFonts w:eastAsia="Songti SC"/>
-          <w:color w:val="000000"/>
-          <w:lang w:eastAsia="zh-CN"/>
-        </w:rPr>
-        <w:t>仅参与明星文化</w:t>
-      </w:r>
-      <w:r>
-        <w:rPr>
-          <w:rFonts w:eastAsia="Songti SC"/>
-          <w:color w:val="000000"/>
-          <w:lang w:eastAsia="zh-CN"/>
-        </w:rPr>
-        <w:t>”</w:t>
-      </w:r>
-      <w:r>
-        <w:rPr>
-          <w:rFonts w:eastAsia="Songti SC"/>
-          <w:color w:val="000000"/>
-          <w:lang w:eastAsia="zh-CN"/>
-        </w:rPr>
-        <w:t>和</w:t>
-      </w:r>
-      <w:r>
-        <w:rPr>
-          <w:rFonts w:eastAsia="Songti SC"/>
-          <w:color w:val="000000"/>
-          <w:lang w:eastAsia="zh-CN"/>
-        </w:rPr>
-        <w:t>“</w:t>
-      </w:r>
-      <w:r>
-        <w:rPr>
-          <w:rFonts w:eastAsia="Songti SC"/>
-          <w:color w:val="000000"/>
-          <w:lang w:eastAsia="zh-CN"/>
-        </w:rPr>
-        <w:t>两个领域都参与</w:t>
-      </w:r>
-      <w:r>
-        <w:rPr>
-          <w:rFonts w:eastAsia="Songti SC"/>
-          <w:color w:val="000000"/>
-          <w:lang w:eastAsia="zh-CN"/>
-        </w:rPr>
-        <w:t>”</w:t>
-      </w:r>
-      <w:r>
-        <w:rPr>
-          <w:rFonts w:eastAsia="Songti SC" w:hint="eastAsia"/>
-          <w:color w:val="000000"/>
-          <w:lang w:eastAsia="zh-CN"/>
-        </w:rPr>
-        <w:t>四类领域</w:t>
-      </w:r>
-      <w:r>
-        <w:rPr>
-          <w:rFonts w:eastAsia="Songti SC" w:hint="eastAsia"/>
-          <w:color w:val="000000"/>
-          <w:lang w:eastAsia="zh-CN"/>
-        </w:rPr>
-        <w:lastRenderedPageBreak/>
-        <w:t>参与模式</w:t>
-      </w:r>
-      <w:r>
-        <w:rPr>
-          <w:rFonts w:eastAsia="Songti SC" w:hint="eastAsia"/>
-          <w:color w:val="000000"/>
-          <w:lang w:eastAsia="zh-CN"/>
-        </w:rPr>
-        <w:t>；</w:t>
-      </w:r>
-      <w:r>
-        <w:rPr>
-          <w:rFonts w:eastAsia="Songti SC"/>
-          <w:color w:val="000000"/>
-          <w:lang w:eastAsia="zh-CN"/>
-        </w:rPr>
-        <w:t>第三，</w:t>
-      </w:r>
-      <w:r>
-        <w:rPr>
-          <w:rFonts w:eastAsia="Songti SC" w:hint="eastAsia"/>
-          <w:color w:val="000000"/>
-          <w:lang w:eastAsia="zh-CN"/>
-        </w:rPr>
-        <w:t>引入</w:t>
-      </w:r>
-      <w:r>
-        <w:rPr>
-          <w:rFonts w:eastAsia="Songti SC"/>
-          <w:color w:val="000000"/>
-          <w:lang w:eastAsia="zh-CN"/>
-        </w:rPr>
-        <w:t>月份模型、参与月份比例和转发延迟用于观察</w:t>
-      </w:r>
-      <w:r>
-        <w:rPr>
-          <w:rFonts w:eastAsia="Songti SC" w:hint="eastAsia"/>
-          <w:color w:val="000000"/>
-          <w:lang w:eastAsia="zh-CN"/>
-        </w:rPr>
-        <w:t>性别信息领域参与差异的</w:t>
-      </w:r>
-      <w:r>
-        <w:rPr>
-          <w:rFonts w:eastAsia="Songti SC"/>
-          <w:color w:val="000000"/>
-          <w:lang w:eastAsia="zh-CN"/>
-        </w:rPr>
-        <w:t>时间结构。</w:t>
+        <w:t>在四项核心结果之外，本文进一步考察时间稳定性、转发延迟和参与组合。月份结果和逐月排除检验用于判断全年差异是否由特定月份驱动，转发延迟用于比较已经发生的来源转发在传播速度上是否存在性别差异。组合分析包括两个角度：一是区分“均未参与”、“仅信息消费”、“仅内容表达”和“两者都有”，观察同一领域中两种参与方式是否由同一批账号完成；二是区分“两个领域均未参与”、“仅参与公共事务”、“仅参与明星文化”和“两个领域都参与”，观察总体差异主要来自哪一种跨领域参与组合。</w:t>
       </w:r>
     </w:p>
     <w:p>
@@ -4788,1067 +4315,7 @@
           <w:rFonts w:ascii="Times New Roman" w:eastAsia="Heiti SC" w:hAnsi="Times New Roman"/>
           <w:lang w:eastAsia="zh-CN"/>
         </w:rPr>
-        <w:t>（一）两个领域呈现方向相反的性别差异</w:t>
-      </w:r>
-    </w:p>
-    <w:p>
-      <w:pPr>
-        <w:spacing w:before="120" w:after="240"/>
-        <w:jc w:val="both"/>
-        <w:rPr>
-          <w:lang w:eastAsia="zh-CN"/>
-        </w:rPr>
-      </w:pPr>
-      <w:r>
-        <w:rPr>
-          <w:rFonts w:eastAsia="Songti SC"/>
-          <w:color w:val="000000"/>
-          <w:lang w:eastAsia="zh-CN"/>
-        </w:rPr>
-        <w:t>表</w:t>
-      </w:r>
-      <w:r>
-        <w:rPr>
-          <w:rFonts w:eastAsia="Songti SC"/>
-          <w:color w:val="000000"/>
-          <w:lang w:eastAsia="zh-CN"/>
-        </w:rPr>
-        <w:t>1</w:t>
-      </w:r>
-      <w:r>
-        <w:rPr>
-          <w:rFonts w:eastAsia="Songti SC"/>
-          <w:color w:val="000000"/>
-          <w:lang w:eastAsia="zh-CN"/>
-        </w:rPr>
-        <w:t>描述</w:t>
-      </w:r>
-      <w:r>
-        <w:rPr>
-          <w:rFonts w:eastAsia="Songti SC" w:hint="eastAsia"/>
-          <w:color w:val="000000"/>
-          <w:lang w:eastAsia="zh-CN"/>
-        </w:rPr>
-        <w:t>了</w:t>
-      </w:r>
-      <w:r>
-        <w:rPr>
-          <w:rFonts w:eastAsia="Songti SC"/>
-          <w:color w:val="000000"/>
-          <w:lang w:eastAsia="zh-CN"/>
-        </w:rPr>
-        <w:t>全样本的账号数量和总体活动。女性账号数量约为男性账号的</w:t>
-      </w:r>
-      <w:r>
-        <w:rPr>
-          <w:rFonts w:eastAsia="Songti SC"/>
-          <w:color w:val="000000"/>
-          <w:lang w:eastAsia="zh-CN"/>
-        </w:rPr>
-        <w:t>3.35</w:t>
-      </w:r>
-      <w:r>
-        <w:rPr>
-          <w:rFonts w:eastAsia="Songti SC"/>
-          <w:color w:val="000000"/>
-          <w:lang w:eastAsia="zh-CN"/>
-        </w:rPr>
-        <w:t>倍。男性账号的平均发帖数略高，女性账号的平均转发数和活跃月份略高；两组分布都具有明显长尾。男女账号在总体使用频率上的差异</w:t>
-      </w:r>
-      <w:r>
-        <w:rPr>
-          <w:rFonts w:eastAsia="Songti SC" w:hint="eastAsia"/>
-          <w:color w:val="000000"/>
-          <w:lang w:eastAsia="zh-CN"/>
-        </w:rPr>
-        <w:t>提示后续分析需要控制账号的平台使用情况</w:t>
-      </w:r>
-      <w:r>
-        <w:rPr>
-          <w:rFonts w:eastAsia="Songti SC"/>
-          <w:color w:val="000000"/>
-          <w:lang w:eastAsia="zh-CN"/>
-        </w:rPr>
-        <w:t>。</w:t>
-      </w:r>
-    </w:p>
-    <w:p>
-      <w:pPr>
-        <w:keepNext/>
-        <w:spacing w:before="120" w:after="240"/>
-        <w:jc w:val="center"/>
-        <w:rPr>
-          <w:lang w:eastAsia="zh-CN"/>
-        </w:rPr>
-      </w:pPr>
-      <w:r>
-        <w:rPr>
-          <w:rFonts w:eastAsia="Songti SC"/>
-          <w:b/>
-          <w:color w:val="000000"/>
-          <w:lang w:eastAsia="zh-CN"/>
-        </w:rPr>
-        <w:t>表</w:t>
-      </w:r>
-      <w:r>
-        <w:rPr>
-          <w:rFonts w:eastAsia="Songti SC"/>
-          <w:b/>
-          <w:color w:val="000000"/>
-          <w:lang w:eastAsia="zh-CN"/>
-        </w:rPr>
-        <w:t xml:space="preserve">1 </w:t>
-      </w:r>
-      <w:r>
-        <w:rPr>
-          <w:rFonts w:eastAsia="Songti SC"/>
-          <w:b/>
-          <w:color w:val="000000"/>
-          <w:lang w:eastAsia="zh-CN"/>
-        </w:rPr>
-        <w:t>样本</w:t>
-      </w:r>
-      <w:r>
-        <w:rPr>
-          <w:rFonts w:eastAsia="Songti SC" w:hint="eastAsia"/>
-          <w:b/>
-          <w:color w:val="000000"/>
-          <w:lang w:eastAsia="zh-CN"/>
-        </w:rPr>
-        <w:t>平台行为基本</w:t>
-      </w:r>
-      <w:r>
-        <w:rPr>
-          <w:rFonts w:eastAsia="Songti SC"/>
-          <w:b/>
-          <w:color w:val="000000"/>
-          <w:lang w:eastAsia="zh-CN"/>
-        </w:rPr>
-        <w:t>描述</w:t>
-      </w:r>
-      <w:r>
-        <w:rPr>
-          <w:rFonts w:eastAsia="Songti SC" w:hint="eastAsia"/>
-          <w:b/>
-          <w:color w:val="000000"/>
-          <w:lang w:eastAsia="zh-CN"/>
-        </w:rPr>
-        <w:t>性统计</w:t>
-      </w:r>
-    </w:p>
-    <w:tbl>
-      <w:tblPr>
-        <w:tblW w:w="9273" w:type="dxa"/>
-        <w:jc w:val="center"/>
-        <w:tblLayout w:type="fixed"/>
-        <w:tblLook w:val="04A0" w:firstRow="1" w:lastRow="0" w:firstColumn="1" w:lastColumn="0" w:noHBand="0" w:noVBand="1"/>
-      </w:tblPr>
-      <w:tblGrid>
-        <w:gridCol w:w="1441"/>
-        <w:gridCol w:w="1037"/>
-        <w:gridCol w:w="1095"/>
-        <w:gridCol w:w="1094"/>
-        <w:gridCol w:w="1094"/>
-        <w:gridCol w:w="1094"/>
-        <w:gridCol w:w="1209"/>
-        <w:gridCol w:w="1209"/>
-      </w:tblGrid>
-      <w:tr>
-        <w:trPr>
-          <w:cantSplit/>
-          <w:tblHeader/>
-          <w:jc w:val="center"/>
-        </w:trPr>
-        <w:tc>
-          <w:tcPr>
-            <w:tcW w:w="1440" w:type="dxa"/>
-            <w:tcBorders>
-              <w:top w:val="single" w:sz="12" w:space="0" w:color="000000"/>
-              <w:left w:val="nil"/>
-              <w:bottom w:val="single" w:sz="6" w:space="0" w:color="000000"/>
-              <w:right w:val="nil"/>
-            </w:tcBorders>
-            <w:tcMar>
-              <w:top w:w="80" w:type="dxa"/>
-              <w:left w:w="90" w:type="dxa"/>
-              <w:bottom w:w="80" w:type="dxa"/>
-              <w:right w:w="90" w:type="dxa"/>
-            </w:tcMar>
-            <w:vAlign w:val="center"/>
-          </w:tcPr>
-          <w:p>
-            <w:pPr>
-              <w:keepNext/>
-              <w:keepLines/>
-              <w:spacing w:before="120" w:after="240" w:line="252" w:lineRule="auto"/>
-              <w:ind w:firstLine="0"/>
-            </w:pPr>
-            <w:r>
-              <w:rPr>
-                <w:rFonts w:eastAsia="Songti SC"/>
-                <w:b/>
-                <w:color w:val="000000"/>
-              </w:rPr>
-              <w:t>性别</w:t>
-            </w:r>
-          </w:p>
-        </w:tc>
-        <w:tc>
-          <w:tcPr>
-            <w:tcW w:w="1036" w:type="dxa"/>
-            <w:tcBorders>
-              <w:top w:val="single" w:sz="12" w:space="0" w:color="000000"/>
-              <w:left w:val="nil"/>
-              <w:bottom w:val="single" w:sz="6" w:space="0" w:color="000000"/>
-              <w:right w:val="nil"/>
-            </w:tcBorders>
-            <w:tcMar>
-              <w:top w:w="80" w:type="dxa"/>
-              <w:left w:w="90" w:type="dxa"/>
-              <w:bottom w:w="80" w:type="dxa"/>
-              <w:right w:w="90" w:type="dxa"/>
-            </w:tcMar>
-            <w:vAlign w:val="center"/>
-          </w:tcPr>
-          <w:p>
-            <w:pPr>
-              <w:keepNext/>
-              <w:keepLines/>
-              <w:spacing w:before="120" w:after="240" w:line="252" w:lineRule="auto"/>
-              <w:ind w:firstLine="0"/>
-              <w:jc w:val="center"/>
-            </w:pPr>
-            <w:r>
-              <w:rPr>
-                <w:rFonts w:eastAsia="Songti SC"/>
-                <w:b/>
-                <w:color w:val="000000"/>
-              </w:rPr>
-              <w:t>账号数</w:t>
-            </w:r>
-          </w:p>
-        </w:tc>
-        <w:tc>
-          <w:tcPr>
-            <w:tcW w:w="1094" w:type="dxa"/>
-            <w:tcBorders>
-              <w:top w:val="single" w:sz="12" w:space="0" w:color="000000"/>
-              <w:left w:val="nil"/>
-              <w:bottom w:val="single" w:sz="6" w:space="0" w:color="000000"/>
-              <w:right w:val="nil"/>
-            </w:tcBorders>
-            <w:tcMar>
-              <w:top w:w="80" w:type="dxa"/>
-              <w:left w:w="90" w:type="dxa"/>
-              <w:bottom w:w="80" w:type="dxa"/>
-              <w:right w:w="90" w:type="dxa"/>
-            </w:tcMar>
-            <w:vAlign w:val="center"/>
-          </w:tcPr>
-          <w:p>
-            <w:pPr>
-              <w:keepNext/>
-              <w:keepLines/>
-              <w:spacing w:before="120" w:after="240" w:line="252" w:lineRule="auto"/>
-              <w:ind w:firstLine="0"/>
-              <w:jc w:val="center"/>
-            </w:pPr>
-            <w:r>
-              <w:rPr>
-                <w:rFonts w:eastAsia="Songti SC"/>
-                <w:b/>
-                <w:color w:val="000000"/>
-              </w:rPr>
-              <w:t>平均发帖数</w:t>
-            </w:r>
-          </w:p>
-        </w:tc>
-        <w:tc>
-          <w:tcPr>
-            <w:tcW w:w="1094" w:type="dxa"/>
-            <w:tcBorders>
-              <w:top w:val="single" w:sz="12" w:space="0" w:color="000000"/>
-              <w:left w:val="nil"/>
-              <w:bottom w:val="single" w:sz="6" w:space="0" w:color="000000"/>
-              <w:right w:val="nil"/>
-            </w:tcBorders>
-            <w:tcMar>
-              <w:top w:w="80" w:type="dxa"/>
-              <w:left w:w="90" w:type="dxa"/>
-              <w:bottom w:w="80" w:type="dxa"/>
-              <w:right w:w="90" w:type="dxa"/>
-            </w:tcMar>
-            <w:vAlign w:val="center"/>
-          </w:tcPr>
-          <w:p>
-            <w:pPr>
-              <w:keepNext/>
-              <w:keepLines/>
-              <w:spacing w:before="120" w:after="240" w:line="252" w:lineRule="auto"/>
-              <w:ind w:firstLine="0"/>
-              <w:jc w:val="center"/>
-            </w:pPr>
-            <w:r>
-              <w:rPr>
-                <w:rFonts w:eastAsia="Songti SC"/>
-                <w:b/>
-                <w:color w:val="000000"/>
-              </w:rPr>
-              <w:t>发帖数中位数</w:t>
-            </w:r>
-          </w:p>
-        </w:tc>
-        <w:tc>
-          <w:tcPr>
-            <w:tcW w:w="1094" w:type="dxa"/>
-            <w:tcBorders>
-              <w:top w:val="single" w:sz="12" w:space="0" w:color="000000"/>
-              <w:left w:val="nil"/>
-              <w:bottom w:val="single" w:sz="6" w:space="0" w:color="000000"/>
-              <w:right w:val="nil"/>
-            </w:tcBorders>
-            <w:tcMar>
-              <w:top w:w="80" w:type="dxa"/>
-              <w:left w:w="90" w:type="dxa"/>
-              <w:bottom w:w="80" w:type="dxa"/>
-              <w:right w:w="90" w:type="dxa"/>
-            </w:tcMar>
-            <w:vAlign w:val="center"/>
-          </w:tcPr>
-          <w:p>
-            <w:pPr>
-              <w:keepNext/>
-              <w:keepLines/>
-              <w:spacing w:before="120" w:after="240" w:line="252" w:lineRule="auto"/>
-              <w:ind w:firstLine="0"/>
-              <w:jc w:val="center"/>
-            </w:pPr>
-            <w:r>
-              <w:rPr>
-                <w:rFonts w:eastAsia="Songti SC"/>
-                <w:b/>
-                <w:color w:val="000000"/>
-              </w:rPr>
-              <w:t>平均转发数</w:t>
-            </w:r>
-          </w:p>
-        </w:tc>
-        <w:tc>
-          <w:tcPr>
-            <w:tcW w:w="1094" w:type="dxa"/>
-            <w:tcBorders>
-              <w:top w:val="single" w:sz="12" w:space="0" w:color="000000"/>
-              <w:left w:val="nil"/>
-              <w:bottom w:val="single" w:sz="6" w:space="0" w:color="000000"/>
-              <w:right w:val="nil"/>
-            </w:tcBorders>
-            <w:tcMar>
-              <w:top w:w="80" w:type="dxa"/>
-              <w:left w:w="90" w:type="dxa"/>
-              <w:bottom w:w="80" w:type="dxa"/>
-              <w:right w:w="90" w:type="dxa"/>
-            </w:tcMar>
-            <w:vAlign w:val="center"/>
-          </w:tcPr>
-          <w:p>
-            <w:pPr>
-              <w:keepNext/>
-              <w:keepLines/>
-              <w:spacing w:before="120" w:after="240" w:line="252" w:lineRule="auto"/>
-              <w:ind w:firstLine="0"/>
-              <w:jc w:val="center"/>
-            </w:pPr>
-            <w:r>
-              <w:rPr>
-                <w:rFonts w:eastAsia="Songti SC"/>
-                <w:b/>
-                <w:color w:val="000000"/>
-              </w:rPr>
-              <w:t>转发数中位数</w:t>
-            </w:r>
-          </w:p>
-        </w:tc>
-        <w:tc>
-          <w:tcPr>
-            <w:tcW w:w="1209" w:type="dxa"/>
-            <w:tcBorders>
-              <w:top w:val="single" w:sz="12" w:space="0" w:color="000000"/>
-              <w:left w:val="nil"/>
-              <w:bottom w:val="single" w:sz="6" w:space="0" w:color="000000"/>
-              <w:right w:val="nil"/>
-            </w:tcBorders>
-            <w:tcMar>
-              <w:top w:w="80" w:type="dxa"/>
-              <w:left w:w="90" w:type="dxa"/>
-              <w:bottom w:w="80" w:type="dxa"/>
-              <w:right w:w="90" w:type="dxa"/>
-            </w:tcMar>
-            <w:vAlign w:val="center"/>
-          </w:tcPr>
-          <w:p>
-            <w:pPr>
-              <w:keepNext/>
-              <w:keepLines/>
-              <w:spacing w:before="120" w:after="240" w:line="252" w:lineRule="auto"/>
-              <w:ind w:firstLine="0"/>
-              <w:jc w:val="center"/>
-            </w:pPr>
-            <w:r>
-              <w:rPr>
-                <w:rFonts w:eastAsia="Songti SC"/>
-                <w:b/>
-                <w:color w:val="000000"/>
-              </w:rPr>
-              <w:t>平均活跃天数</w:t>
-            </w:r>
-          </w:p>
-        </w:tc>
-        <w:tc>
-          <w:tcPr>
-            <w:tcW w:w="1209" w:type="dxa"/>
-            <w:tcBorders>
-              <w:top w:val="single" w:sz="12" w:space="0" w:color="000000"/>
-              <w:left w:val="nil"/>
-              <w:bottom w:val="single" w:sz="6" w:space="0" w:color="000000"/>
-              <w:right w:val="nil"/>
-            </w:tcBorders>
-            <w:tcMar>
-              <w:top w:w="80" w:type="dxa"/>
-              <w:left w:w="90" w:type="dxa"/>
-              <w:bottom w:w="80" w:type="dxa"/>
-              <w:right w:w="90" w:type="dxa"/>
-            </w:tcMar>
-            <w:vAlign w:val="center"/>
-          </w:tcPr>
-          <w:p>
-            <w:pPr>
-              <w:keepNext/>
-              <w:keepLines/>
-              <w:spacing w:before="120" w:after="240" w:line="252" w:lineRule="auto"/>
-              <w:ind w:firstLine="0"/>
-              <w:jc w:val="center"/>
-            </w:pPr>
-            <w:r>
-              <w:rPr>
-                <w:rFonts w:eastAsia="Songti SC"/>
-                <w:b/>
-                <w:color w:val="000000"/>
-              </w:rPr>
-              <w:t>平均活跃月份</w:t>
-            </w:r>
-          </w:p>
-        </w:tc>
-      </w:tr>
-      <w:tr>
-        <w:trPr>
-          <w:cantSplit/>
-          <w:jc w:val="center"/>
-        </w:trPr>
-        <w:tc>
-          <w:tcPr>
-            <w:tcW w:w="1440" w:type="dxa"/>
-            <w:tcBorders>
-              <w:top w:val="nil"/>
-              <w:left w:val="nil"/>
-              <w:bottom w:val="nil"/>
-              <w:right w:val="nil"/>
-            </w:tcBorders>
-            <w:tcMar>
-              <w:top w:w="80" w:type="dxa"/>
-              <w:left w:w="90" w:type="dxa"/>
-              <w:bottom w:w="80" w:type="dxa"/>
-              <w:right w:w="90" w:type="dxa"/>
-            </w:tcMar>
-            <w:vAlign w:val="center"/>
-          </w:tcPr>
-          <w:p>
-            <w:pPr>
-              <w:keepNext/>
-              <w:keepLines/>
-              <w:spacing w:before="120" w:after="240" w:line="252" w:lineRule="auto"/>
-              <w:ind w:firstLine="0"/>
-            </w:pPr>
-            <w:r>
-              <w:rPr>
-                <w:rFonts w:eastAsia="Songti SC"/>
-                <w:color w:val="000000"/>
-              </w:rPr>
-              <w:t>男性</w:t>
-            </w:r>
-          </w:p>
-        </w:tc>
-        <w:tc>
-          <w:tcPr>
-            <w:tcW w:w="1036" w:type="dxa"/>
-            <w:tcBorders>
-              <w:top w:val="nil"/>
-              <w:left w:val="nil"/>
-              <w:bottom w:val="nil"/>
-              <w:right w:val="nil"/>
-            </w:tcBorders>
-            <w:tcMar>
-              <w:top w:w="80" w:type="dxa"/>
-              <w:left w:w="90" w:type="dxa"/>
-              <w:bottom w:w="80" w:type="dxa"/>
-              <w:right w:w="90" w:type="dxa"/>
-            </w:tcMar>
-            <w:vAlign w:val="center"/>
-          </w:tcPr>
-          <w:p>
-            <w:pPr>
-              <w:keepNext/>
-              <w:keepLines/>
-              <w:spacing w:before="120" w:after="240" w:line="252" w:lineRule="auto"/>
-              <w:ind w:firstLine="0"/>
-              <w:jc w:val="center"/>
-            </w:pPr>
-            <w:r>
-              <w:rPr>
-                <w:rFonts w:eastAsia="Songti SC"/>
-                <w:color w:val="000000"/>
-              </w:rPr>
-              <w:t>51,836</w:t>
-            </w:r>
-          </w:p>
-        </w:tc>
-        <w:tc>
-          <w:tcPr>
-            <w:tcW w:w="1094" w:type="dxa"/>
-            <w:tcBorders>
-              <w:top w:val="nil"/>
-              <w:left w:val="nil"/>
-              <w:bottom w:val="nil"/>
-              <w:right w:val="nil"/>
-            </w:tcBorders>
-            <w:tcMar>
-              <w:top w:w="80" w:type="dxa"/>
-              <w:left w:w="90" w:type="dxa"/>
-              <w:bottom w:w="80" w:type="dxa"/>
-              <w:right w:w="90" w:type="dxa"/>
-            </w:tcMar>
-            <w:vAlign w:val="center"/>
-          </w:tcPr>
-          <w:p>
-            <w:pPr>
-              <w:keepNext/>
-              <w:keepLines/>
-              <w:spacing w:before="120" w:after="240" w:line="252" w:lineRule="auto"/>
-              <w:ind w:firstLine="0"/>
-              <w:jc w:val="center"/>
-            </w:pPr>
-            <w:r>
-              <w:rPr>
-                <w:rFonts w:eastAsia="Songti SC"/>
-                <w:color w:val="000000"/>
-              </w:rPr>
-              <w:t>698.95</w:t>
-            </w:r>
-          </w:p>
-        </w:tc>
-        <w:tc>
-          <w:tcPr>
-            <w:tcW w:w="1094" w:type="dxa"/>
-            <w:tcBorders>
-              <w:top w:val="nil"/>
-              <w:left w:val="nil"/>
-              <w:bottom w:val="nil"/>
-              <w:right w:val="nil"/>
-            </w:tcBorders>
-            <w:tcMar>
-              <w:top w:w="80" w:type="dxa"/>
-              <w:left w:w="90" w:type="dxa"/>
-              <w:bottom w:w="80" w:type="dxa"/>
-              <w:right w:w="90" w:type="dxa"/>
-            </w:tcMar>
-            <w:vAlign w:val="center"/>
-          </w:tcPr>
-          <w:p>
-            <w:pPr>
-              <w:keepNext/>
-              <w:keepLines/>
-              <w:spacing w:before="120" w:after="240" w:line="252" w:lineRule="auto"/>
-              <w:ind w:firstLine="0"/>
-              <w:jc w:val="center"/>
-            </w:pPr>
-            <w:r>
-              <w:rPr>
-                <w:rFonts w:eastAsia="Songti SC"/>
-                <w:color w:val="000000"/>
-              </w:rPr>
-              <w:t>196</w:t>
-            </w:r>
-          </w:p>
-        </w:tc>
-        <w:tc>
-          <w:tcPr>
-            <w:tcW w:w="1094" w:type="dxa"/>
-            <w:tcBorders>
-              <w:top w:val="nil"/>
-              <w:left w:val="nil"/>
-              <w:bottom w:val="nil"/>
-              <w:right w:val="nil"/>
-            </w:tcBorders>
-            <w:tcMar>
-              <w:top w:w="80" w:type="dxa"/>
-              <w:left w:w="90" w:type="dxa"/>
-              <w:bottom w:w="80" w:type="dxa"/>
-              <w:right w:w="90" w:type="dxa"/>
-            </w:tcMar>
-            <w:vAlign w:val="center"/>
-          </w:tcPr>
-          <w:p>
-            <w:pPr>
-              <w:keepNext/>
-              <w:keepLines/>
-              <w:spacing w:before="120" w:after="240" w:line="252" w:lineRule="auto"/>
-              <w:ind w:firstLine="0"/>
-              <w:jc w:val="center"/>
-            </w:pPr>
-            <w:r>
-              <w:rPr>
-                <w:rFonts w:eastAsia="Songti SC"/>
-                <w:color w:val="000000"/>
-              </w:rPr>
-              <w:t>400.50</w:t>
-            </w:r>
-          </w:p>
-        </w:tc>
-        <w:tc>
-          <w:tcPr>
-            <w:tcW w:w="1094" w:type="dxa"/>
-            <w:tcBorders>
-              <w:top w:val="nil"/>
-              <w:left w:val="nil"/>
-              <w:bottom w:val="nil"/>
-              <w:right w:val="nil"/>
-            </w:tcBorders>
-            <w:tcMar>
-              <w:top w:w="80" w:type="dxa"/>
-              <w:left w:w="90" w:type="dxa"/>
-              <w:bottom w:w="80" w:type="dxa"/>
-              <w:right w:w="90" w:type="dxa"/>
-            </w:tcMar>
-            <w:vAlign w:val="center"/>
-          </w:tcPr>
-          <w:p>
-            <w:pPr>
-              <w:keepNext/>
-              <w:keepLines/>
-              <w:spacing w:before="120" w:after="240" w:line="252" w:lineRule="auto"/>
-              <w:ind w:firstLine="0"/>
-              <w:jc w:val="center"/>
-            </w:pPr>
-            <w:r>
-              <w:rPr>
-                <w:rFonts w:eastAsia="Songti SC"/>
-                <w:color w:val="000000"/>
-              </w:rPr>
-              <w:t>72</w:t>
-            </w:r>
-          </w:p>
-        </w:tc>
-        <w:tc>
-          <w:tcPr>
-            <w:tcW w:w="1209" w:type="dxa"/>
-            <w:tcBorders>
-              <w:top w:val="nil"/>
-              <w:left w:val="nil"/>
-              <w:bottom w:val="nil"/>
-              <w:right w:val="nil"/>
-            </w:tcBorders>
-            <w:tcMar>
-              <w:top w:w="80" w:type="dxa"/>
-              <w:left w:w="90" w:type="dxa"/>
-              <w:bottom w:w="80" w:type="dxa"/>
-              <w:right w:w="90" w:type="dxa"/>
-            </w:tcMar>
-            <w:vAlign w:val="center"/>
-          </w:tcPr>
-          <w:p>
-            <w:pPr>
-              <w:keepNext/>
-              <w:keepLines/>
-              <w:spacing w:before="120" w:after="240" w:line="252" w:lineRule="auto"/>
-              <w:ind w:firstLine="0"/>
-              <w:jc w:val="center"/>
-            </w:pPr>
-            <w:r>
-              <w:rPr>
-                <w:rFonts w:eastAsia="Songti SC"/>
-                <w:color w:val="000000"/>
-              </w:rPr>
-              <w:t>118.37</w:t>
-            </w:r>
-          </w:p>
-        </w:tc>
-        <w:tc>
-          <w:tcPr>
-            <w:tcW w:w="1209" w:type="dxa"/>
-            <w:tcBorders>
-              <w:top w:val="nil"/>
-              <w:left w:val="nil"/>
-              <w:bottom w:val="nil"/>
-              <w:right w:val="nil"/>
-            </w:tcBorders>
-            <w:tcMar>
-              <w:top w:w="80" w:type="dxa"/>
-              <w:left w:w="90" w:type="dxa"/>
-              <w:bottom w:w="80" w:type="dxa"/>
-              <w:right w:w="90" w:type="dxa"/>
-            </w:tcMar>
-            <w:vAlign w:val="center"/>
-          </w:tcPr>
-          <w:p>
-            <w:pPr>
-              <w:keepNext/>
-              <w:keepLines/>
-              <w:spacing w:before="120" w:after="240" w:line="252" w:lineRule="auto"/>
-              <w:ind w:firstLine="0"/>
-              <w:jc w:val="center"/>
-            </w:pPr>
-            <w:r>
-              <w:rPr>
-                <w:rFonts w:eastAsia="Songti SC"/>
-                <w:color w:val="000000"/>
-              </w:rPr>
-              <w:t>9.21</w:t>
-            </w:r>
-          </w:p>
-        </w:tc>
-      </w:tr>
-      <w:tr>
-        <w:trPr>
-          <w:cantSplit/>
-          <w:jc w:val="center"/>
-        </w:trPr>
-        <w:tc>
-          <w:tcPr>
-            <w:tcW w:w="1440" w:type="dxa"/>
-            <w:tcBorders>
-              <w:left w:val="nil"/>
-              <w:bottom w:val="single" w:sz="12" w:space="0" w:color="000000"/>
-              <w:right w:val="nil"/>
-            </w:tcBorders>
-            <w:tcMar>
-              <w:top w:w="80" w:type="dxa"/>
-              <w:left w:w="90" w:type="dxa"/>
-              <w:bottom w:w="80" w:type="dxa"/>
-              <w:right w:w="90" w:type="dxa"/>
-            </w:tcMar>
-            <w:vAlign w:val="center"/>
-          </w:tcPr>
-          <w:p>
-            <w:pPr>
-              <w:keepLines/>
-              <w:spacing w:before="120" w:after="240" w:line="252" w:lineRule="auto"/>
-              <w:ind w:firstLine="0"/>
-            </w:pPr>
-            <w:r>
-              <w:rPr>
-                <w:rFonts w:eastAsia="Songti SC"/>
-                <w:color w:val="000000"/>
-              </w:rPr>
-              <w:t>女性</w:t>
-            </w:r>
-          </w:p>
-        </w:tc>
-        <w:tc>
-          <w:tcPr>
-            <w:tcW w:w="1036" w:type="dxa"/>
-            <w:tcBorders>
-              <w:left w:val="nil"/>
-              <w:bottom w:val="single" w:sz="12" w:space="0" w:color="000000"/>
-              <w:right w:val="nil"/>
-            </w:tcBorders>
-            <w:tcMar>
-              <w:top w:w="80" w:type="dxa"/>
-              <w:left w:w="90" w:type="dxa"/>
-              <w:bottom w:w="80" w:type="dxa"/>
-              <w:right w:w="90" w:type="dxa"/>
-            </w:tcMar>
-            <w:vAlign w:val="center"/>
-          </w:tcPr>
-          <w:p>
-            <w:pPr>
-              <w:keepLines/>
-              <w:spacing w:before="120" w:after="240" w:line="252" w:lineRule="auto"/>
-              <w:ind w:firstLine="0"/>
-              <w:jc w:val="center"/>
-            </w:pPr>
-            <w:r>
-              <w:rPr>
-                <w:rFonts w:eastAsia="Songti SC"/>
-                <w:color w:val="000000"/>
-              </w:rPr>
-              <w:t>173,503</w:t>
-            </w:r>
-          </w:p>
-        </w:tc>
-        <w:tc>
-          <w:tcPr>
-            <w:tcW w:w="1094" w:type="dxa"/>
-            <w:tcBorders>
-              <w:left w:val="nil"/>
-              <w:bottom w:val="single" w:sz="12" w:space="0" w:color="000000"/>
-              <w:right w:val="nil"/>
-            </w:tcBorders>
-            <w:tcMar>
-              <w:top w:w="80" w:type="dxa"/>
-              <w:left w:w="90" w:type="dxa"/>
-              <w:bottom w:w="80" w:type="dxa"/>
-              <w:right w:w="90" w:type="dxa"/>
-            </w:tcMar>
-            <w:vAlign w:val="center"/>
-          </w:tcPr>
-          <w:p>
-            <w:pPr>
-              <w:keepLines/>
-              <w:spacing w:before="120" w:after="240" w:line="252" w:lineRule="auto"/>
-              <w:ind w:firstLine="0"/>
-              <w:jc w:val="center"/>
-            </w:pPr>
-            <w:r>
-              <w:rPr>
-                <w:rFonts w:eastAsia="Songti SC"/>
-                <w:color w:val="000000"/>
-              </w:rPr>
-              <w:t>637.34</w:t>
-            </w:r>
-          </w:p>
-        </w:tc>
-        <w:tc>
-          <w:tcPr>
-            <w:tcW w:w="1094" w:type="dxa"/>
-            <w:tcBorders>
-              <w:left w:val="nil"/>
-              <w:bottom w:val="single" w:sz="12" w:space="0" w:color="000000"/>
-              <w:right w:val="nil"/>
-            </w:tcBorders>
-            <w:tcMar>
-              <w:top w:w="80" w:type="dxa"/>
-              <w:left w:w="90" w:type="dxa"/>
-              <w:bottom w:w="80" w:type="dxa"/>
-              <w:right w:w="90" w:type="dxa"/>
-            </w:tcMar>
-            <w:vAlign w:val="center"/>
-          </w:tcPr>
-          <w:p>
-            <w:pPr>
-              <w:keepLines/>
-              <w:spacing w:before="120" w:after="240" w:line="252" w:lineRule="auto"/>
-              <w:ind w:firstLine="0"/>
-              <w:jc w:val="center"/>
-            </w:pPr>
-            <w:r>
-              <w:rPr>
-                <w:rFonts w:eastAsia="Songti SC"/>
-                <w:color w:val="000000"/>
-              </w:rPr>
-              <w:t>209</w:t>
-            </w:r>
-          </w:p>
-        </w:tc>
-        <w:tc>
-          <w:tcPr>
-            <w:tcW w:w="1094" w:type="dxa"/>
-            <w:tcBorders>
-              <w:left w:val="nil"/>
-              <w:bottom w:val="single" w:sz="12" w:space="0" w:color="000000"/>
-              <w:right w:val="nil"/>
-            </w:tcBorders>
-            <w:tcMar>
-              <w:top w:w="80" w:type="dxa"/>
-              <w:left w:w="90" w:type="dxa"/>
-              <w:bottom w:w="80" w:type="dxa"/>
-              <w:right w:w="90" w:type="dxa"/>
-            </w:tcMar>
-            <w:vAlign w:val="center"/>
-          </w:tcPr>
-          <w:p>
-            <w:pPr>
-              <w:keepLines/>
-              <w:spacing w:before="120" w:after="240" w:line="252" w:lineRule="auto"/>
-              <w:ind w:firstLine="0"/>
-              <w:jc w:val="center"/>
-            </w:pPr>
-            <w:r>
-              <w:rPr>
-                <w:rFonts w:eastAsia="Songti SC"/>
-                <w:color w:val="000000"/>
-              </w:rPr>
-              <w:t>454.29</w:t>
-            </w:r>
-          </w:p>
-        </w:tc>
-        <w:tc>
-          <w:tcPr>
-            <w:tcW w:w="1094" w:type="dxa"/>
-            <w:tcBorders>
-              <w:left w:val="nil"/>
-              <w:bottom w:val="single" w:sz="12" w:space="0" w:color="000000"/>
-              <w:right w:val="nil"/>
-            </w:tcBorders>
-            <w:tcMar>
-              <w:top w:w="80" w:type="dxa"/>
-              <w:left w:w="90" w:type="dxa"/>
-              <w:bottom w:w="80" w:type="dxa"/>
-              <w:right w:w="90" w:type="dxa"/>
-            </w:tcMar>
-            <w:vAlign w:val="center"/>
-          </w:tcPr>
-          <w:p>
-            <w:pPr>
-              <w:keepLines/>
-              <w:spacing w:before="120" w:after="240" w:line="252" w:lineRule="auto"/>
-              <w:ind w:firstLine="0"/>
-              <w:jc w:val="center"/>
-            </w:pPr>
-            <w:r>
-              <w:rPr>
-                <w:rFonts w:eastAsia="Songti SC"/>
-                <w:color w:val="000000"/>
-              </w:rPr>
-              <w:t>103</w:t>
-            </w:r>
-          </w:p>
-        </w:tc>
-        <w:tc>
-          <w:tcPr>
-            <w:tcW w:w="1209" w:type="dxa"/>
-            <w:tcBorders>
-              <w:left w:val="nil"/>
-              <w:bottom w:val="single" w:sz="12" w:space="0" w:color="000000"/>
-              <w:right w:val="nil"/>
-            </w:tcBorders>
-            <w:tcMar>
-              <w:top w:w="80" w:type="dxa"/>
-              <w:left w:w="90" w:type="dxa"/>
-              <w:bottom w:w="80" w:type="dxa"/>
-              <w:right w:w="90" w:type="dxa"/>
-            </w:tcMar>
-            <w:vAlign w:val="center"/>
-          </w:tcPr>
-          <w:p>
-            <w:pPr>
-              <w:keepLines/>
-              <w:spacing w:before="120" w:after="240" w:line="252" w:lineRule="auto"/>
-              <w:ind w:firstLine="0"/>
-              <w:jc w:val="center"/>
-            </w:pPr>
-            <w:r>
-              <w:rPr>
-                <w:rFonts w:eastAsia="Songti SC"/>
-                <w:color w:val="000000"/>
-              </w:rPr>
-              <w:t>120.02</w:t>
-            </w:r>
-          </w:p>
-        </w:tc>
-        <w:tc>
-          <w:tcPr>
-            <w:tcW w:w="1209" w:type="dxa"/>
-            <w:tcBorders>
-              <w:left w:val="nil"/>
-              <w:bottom w:val="single" w:sz="12" w:space="0" w:color="000000"/>
-              <w:right w:val="nil"/>
-            </w:tcBorders>
-            <w:tcMar>
-              <w:top w:w="80" w:type="dxa"/>
-              <w:left w:w="90" w:type="dxa"/>
-              <w:bottom w:w="80" w:type="dxa"/>
-              <w:right w:w="90" w:type="dxa"/>
-            </w:tcMar>
-            <w:vAlign w:val="center"/>
-          </w:tcPr>
-          <w:p>
-            <w:pPr>
-              <w:keepLines/>
-              <w:spacing w:before="120" w:after="240" w:line="252" w:lineRule="auto"/>
-              <w:ind w:firstLine="0"/>
-              <w:jc w:val="center"/>
-            </w:pPr>
-            <w:r>
-              <w:rPr>
-                <w:rFonts w:eastAsia="Songti SC"/>
-                <w:color w:val="000000"/>
-              </w:rPr>
-              <w:t>9.46</w:t>
-            </w:r>
-          </w:p>
-        </w:tc>
-      </w:tr>
-    </w:tbl>
-    <w:p>
-      <w:pPr>
-        <w:spacing w:before="120" w:after="240"/>
-        <w:ind w:left="420" w:right="420" w:firstLine="0"/>
-        <w:jc w:val="both"/>
-        <w:rPr>
-          <w:lang w:eastAsia="zh-CN"/>
-        </w:rPr>
-      </w:pPr>
-      <w:r>
-        <w:rPr>
-          <w:rFonts w:eastAsia="Songti SC"/>
-          <w:color w:val="000000"/>
-          <w:sz w:val="18"/>
-          <w:lang w:eastAsia="zh-CN"/>
-        </w:rPr>
-        <w:t>注：观察期覆盖</w:t>
-      </w:r>
-      <w:r>
-        <w:rPr>
-          <w:rFonts w:eastAsia="Songti SC"/>
-          <w:color w:val="000000"/>
-          <w:sz w:val="18"/>
-          <w:lang w:eastAsia="zh-CN"/>
-        </w:rPr>
-        <w:t>2020</w:t>
-      </w:r>
-      <w:r>
-        <w:rPr>
-          <w:rFonts w:eastAsia="Songti SC"/>
-          <w:color w:val="000000"/>
-          <w:sz w:val="18"/>
-          <w:lang w:eastAsia="zh-CN"/>
-        </w:rPr>
-        <w:t>年</w:t>
-      </w:r>
-      <w:r>
-        <w:rPr>
-          <w:rFonts w:eastAsia="Songti SC"/>
-          <w:color w:val="000000"/>
-          <w:sz w:val="18"/>
-          <w:lang w:eastAsia="zh-CN"/>
-        </w:rPr>
-        <w:t>1-9</w:t>
-      </w:r>
-      <w:r>
-        <w:rPr>
-          <w:rFonts w:eastAsia="Songti SC"/>
-          <w:color w:val="000000"/>
-          <w:sz w:val="18"/>
-          <w:lang w:eastAsia="zh-CN"/>
-        </w:rPr>
-        <w:t>月及</w:t>
-      </w:r>
-      <w:r>
-        <w:rPr>
-          <w:rFonts w:eastAsia="Songti SC"/>
-          <w:color w:val="000000"/>
-          <w:sz w:val="18"/>
-          <w:lang w:eastAsia="zh-CN"/>
-        </w:rPr>
-        <w:t>11-12</w:t>
-      </w:r>
-      <w:r>
-        <w:rPr>
-          <w:rFonts w:eastAsia="Songti SC"/>
-          <w:color w:val="000000"/>
-          <w:sz w:val="18"/>
-          <w:lang w:eastAsia="zh-CN"/>
-        </w:rPr>
-        <w:t>月。</w:t>
+        <w:t>（一）不同性别的信息领域参与差异</w:t>
       </w:r>
     </w:p>
     <w:p>
@@ -6175,80 +4642,7 @@
           <w:color w:val="000000"/>
           <w:lang w:eastAsia="zh-CN"/>
         </w:rPr>
-        <w:t>图2进一步把图1的全年结果拆分到各个月份。上排显示当月活跃账号是否转发过公共事务或明星文化来源，下排显示两类内容在当月文字帖中的平均比例。除缺少数据的10月外，公共事务领域在各月均表现为男性账号参与更高，明星文化领域则均表现为女性账号参与更高。月份之间的参与水平会波动，但两个领域相反的性别方向贯穿观察期，因此全年结果并非由某一个月份单独造成。</w:t>
-      </w:r>
-    </w:p>
-    <w:p>
-      <w:pPr>
-        <w:jc w:val="center"/>
-      </w:pPr>
-      <w:r>
-        <w:drawing>
-          <wp:inline xmlns:a="http://schemas.openxmlformats.org/drawingml/2006/main" xmlns:pic="http://schemas.openxmlformats.org/drawingml/2006/picture">
-            <wp:extent cx="5623560" cy="3570719"/>
-            <wp:docPr id="18" name="Picture 18"/>
-            <wp:cNvGraphicFramePr>
-              <a:graphicFrameLocks noChangeAspect="1"/>
-            </wp:cNvGraphicFramePr>
-            <a:graphic>
-              <a:graphicData uri="http://schemas.openxmlformats.org/drawingml/2006/picture">
-                <pic:pic>
-                  <pic:nvPicPr>
-                    <pic:cNvPr id="0" name="image.png"/>
-                    <pic:cNvPicPr/>
-                  </pic:nvPicPr>
-                  <pic:blipFill>
-                    <a:blip r:embed="rId13"/>
-                    <a:stretch>
-                      <a:fillRect/>
-                    </a:stretch>
-                  </pic:blipFill>
-                  <pic:spPr>
-                    <a:xfrm>
-                      <a:off x="0" y="0"/>
-                      <a:ext cx="5623560" cy="3570719"/>
-                    </a:xfrm>
-                    <a:prstGeom prst="rect"/>
-                  </pic:spPr>
-                </pic:pic>
-              </a:graphicData>
-            </a:graphic>
-          </wp:inline>
-        </w:drawing>
-      </w:r>
-    </w:p>
-    <w:p>
-      <w:pPr>
-        <w:pStyle w:val="af7"/>
-        <w:keepLines/>
-        <w:spacing w:before="120" w:after="240"/>
-        <w:jc w:val="center"/>
-        <w:rPr>
-          <w:lang w:eastAsia="zh-CN"/>
-        </w:rPr>
-      </w:pPr>
-      <w:r>
-        <w:rPr>
-          <w:lang w:eastAsia="zh-CN"/>
-        </w:rPr>
-        <w:t>图2 两个信息领域参与的月度变化</w:t>
-      </w:r>
-    </w:p>
-    <w:p>
-      <w:pPr>
-        <w:spacing w:before="120" w:after="240"/>
-        <w:jc w:val="both"/>
-        <w:rPr>
-          <w:lang w:eastAsia="zh-CN"/>
-        </w:rPr>
-      </w:pPr>
-      <w:r>
-        <w:rPr>
-          <w:rFonts w:eastAsia="Songti SC"/>
-          <w:color w:val="000000"/>
-          <w:lang w:eastAsia="zh-CN"/>
-        </w:rPr>
-        <w:t>表2和图3进一步回答：当男性账号与女性账号的全年发帖数、转发数和活跃时间相近时，图1中的领域差异是否仍然存在。M1的结果显示，在信息消费方面，男性账号参与公共事务领域的概率比女性账号高3.59个百分点，参与明星文化领域的概率低1.50个百分点；在内容表达方面，男性账号的公共事务内容比例比女性账号高9.75个百分点，明星文化内容比例低3.46个百分点。四项结果的95%置信区间均未跨越零。</w:t>
+        <w:t>图1呈现的是男性账号和女性账号在平台上直接观察到的差异。为了判断这些差异是否来自两组账号不同的发帖量、转发量和活跃时间，表1和图2进一步比较三组模型。M0只加入账号性别，M1控制全年发帖数、转发数、活跃天数和活跃月份，M2进一步控制认证状态、粉丝数、关注数和地区。本文以使用程度相近账号之间的M1比较作为核心结果：男性账号参与公共事务信息消费的平均概率比女性账号高3.59个百分点，参与明星文化信息消费的平均概率低1.50个百分点；男性账号的公共事务内容比例比女性账号高9.75个百分点，明星文化内容比例低3.46个百分点。四项结果的95%置信区间均未跨越零。</w:t>
       </w:r>
     </w:p>
     <w:p>
@@ -6267,25 +4661,7 @@
           <w:color w:val="000000"/>
           <w:lang w:eastAsia="zh-CN"/>
         </w:rPr>
-        <w:t>表</w:t>
-      </w:r>
-      <w:r>
-        <w:rPr>
-          <w:rFonts w:eastAsia="Songti SC"/>
-          <w:b/>
-          <w:color w:val="000000"/>
-          <w:lang w:eastAsia="zh-CN"/>
-        </w:rPr>
-        <w:t xml:space="preserve">2 </w:t>
-      </w:r>
-      <w:r>
-        <w:rPr>
-          <w:rFonts w:eastAsia="Songti SC"/>
-          <w:b/>
-          <w:color w:val="000000"/>
-          <w:lang w:eastAsia="zh-CN"/>
-        </w:rPr>
-        <w:t>不同比较条件下的核心性别差异</w:t>
+        <w:t>表1 不同模型中的核心性别差异</w:t>
       </w:r>
     </w:p>
     <w:tbl>
@@ -7345,7 +5721,7 @@
         <w:rPr>
           <w:lang w:eastAsia="zh-CN"/>
         </w:rPr>
-        <w:t>图3 不同比较条件下的性别差异</w:t>
+        <w:t>图2 不同模型中的核心性别差异</w:t>
       </w:r>
     </w:p>
     <w:p>
@@ -7362,11 +5738,152 @@
           <w:color w:val="000000"/>
           <w:lang w:eastAsia="zh-CN"/>
         </w:rPr>
-        <w:t>图3左侧呈现两个领域的信息消费结果，右侧呈现两个领域的内容表达结果；同一行的M0、M1和M2分别对应未控制账号使用情况、控制账号使用程度，以及进一步控制账号资料。点位在零线右侧表示男性账号更高，在零线左侧表示女性账号更高。四项结果在三个模型中的方向完全一致：公共事务领域均为男性账号更高，明星文化领域均为女性账号更高。加入控制变量会改变差异的大小，但不会改变两个领域相反的性别结构；M2也得到相同方向。</w:t>
+        <w:t>图2左侧呈现两个领域的信息消费结果，右侧呈现两个领域的内容表达结果。同一行的M0、M1和M2依次表示未控制账号使用情况、控制账号使用程度，以及进一步控制账号资料。点位在零线右侧表示男性账号更高，在零线左侧表示女性账号更高。四项结果在三个模型中的方向完全一致：公共事务领域均为男性账号更高，明星文化领域均为女性账号更高。控制账号使用程度和账号资料会改变差异的大小，但不会改变两个领域相反的性别方向。</w:t>
       </w:r>
     </w:p>
     <w:p>
       <w:pPr>
+        <w:spacing w:before="120" w:after="240"/>
+        <w:jc w:val="both"/>
+        <w:rPr>
+          <w:lang w:eastAsia="zh-CN"/>
+        </w:rPr>
+      </w:pPr>
+      <w:r>
+        <w:rPr>
+          <w:rFonts w:eastAsia="Songti SC"/>
+          <w:color w:val="000000"/>
+          <w:lang w:eastAsia="zh-CN"/>
+        </w:rPr>
+        <w:t>随后，本文考察上述差异在观察期内是否保持稳定。图3将四项核心结果按月拆开：上排显示当月活跃账号的信息消费概率，下排显示两类内容在当月文字帖中的平均比例。除缺少数据的10月外，公共事务领域在每个观察月份均表现为男性账号参与更高，明星文化领域则均表现为女性账号参与更高。逐次排除任何一个有数据的月份后，两类信息消费的性别差异也始终保持原有方向。这说明全年结果并非由某一个月份单独造成。</w:t>
+      </w:r>
+    </w:p>
+    <w:p>
+      <w:pPr>
+        <w:jc w:val="center"/>
+      </w:pPr>
+      <w:r>
+        <w:drawing>
+          <wp:inline xmlns:a="http://schemas.openxmlformats.org/drawingml/2006/main" xmlns:pic="http://schemas.openxmlformats.org/drawingml/2006/picture">
+            <wp:extent cx="5623560" cy="3570719"/>
+            <wp:docPr id="18" name="Picture 18"/>
+            <wp:cNvGraphicFramePr>
+              <a:graphicFrameLocks noChangeAspect="1"/>
+            </wp:cNvGraphicFramePr>
+            <a:graphic>
+              <a:graphicData uri="http://schemas.openxmlformats.org/drawingml/2006/picture">
+                <pic:pic>
+                  <pic:nvPicPr>
+                    <pic:cNvPr id="0" name="image.png"/>
+                    <pic:cNvPicPr/>
+                  </pic:nvPicPr>
+                  <pic:blipFill>
+                    <a:blip r:embed="rId13"/>
+                    <a:stretch>
+                      <a:fillRect/>
+                    </a:stretch>
+                  </pic:blipFill>
+                  <pic:spPr>
+                    <a:xfrm>
+                      <a:off x="0" y="0"/>
+                      <a:ext cx="5623560" cy="3570719"/>
+                    </a:xfrm>
+                    <a:prstGeom prst="rect"/>
+                  </pic:spPr>
+                </pic:pic>
+              </a:graphicData>
+            </a:graphic>
+          </wp:inline>
+        </w:drawing>
+      </w:r>
+    </w:p>
+    <w:p>
+      <w:pPr>
+        <w:pStyle w:val="af7"/>
+        <w:keepLines/>
+        <w:spacing w:before="120" w:after="240"/>
+        <w:jc w:val="center"/>
+        <w:rPr>
+          <w:lang w:eastAsia="zh-CN"/>
+        </w:rPr>
+      </w:pPr>
+      <w:r>
+        <w:rPr>
+          <w:lang w:eastAsia="zh-CN"/>
+        </w:rPr>
+        <w:t>图3 两个信息领域参与差异的月度变化</w:t>
+      </w:r>
+    </w:p>
+    <w:p>
+      <w:pPr>
+        <w:spacing w:before="120" w:after="240"/>
+        <w:jc w:val="both"/>
+        <w:rPr>
+          <w:lang w:eastAsia="zh-CN"/>
+        </w:rPr>
+      </w:pPr>
+      <w:r>
+        <w:rPr>
+          <w:rFonts w:eastAsia="Songti SC"/>
+          <w:color w:val="000000"/>
+          <w:lang w:eastAsia="zh-CN"/>
+        </w:rPr>
+        <w:t>最后，本文比较已经发生的来源转发在传播速度上的性别差异。转发延迟为原帖发布时间与转发时间之差，并以每个账号的中位延迟代表其典型转发速度。图4显示，在720小时截断范围内，公共事务来源中男性账号和女性账号的用户级中位延迟分别为5.72和5.60小时，男性账号比女性账号慢0.12小时，95%置信区间为[-0.20, 0.46]，两者没有显著差异；明星文化来源中男性账号和女性账号的中位延迟分别为5.10和3.80小时，男性账号慢1.31小时，95%置信区间为[0.90, 1.82]。因此，明星文化来源转发中女性账号通常更快完成转发，公共事务来源的转发速度则没有清晰的性别差异。</w:t>
+      </w:r>
+    </w:p>
+    <w:p>
+      <w:pPr>
+        <w:jc w:val="center"/>
+      </w:pPr>
+      <w:r>
+        <w:drawing>
+          <wp:inline xmlns:a="http://schemas.openxmlformats.org/drawingml/2006/main" xmlns:pic="http://schemas.openxmlformats.org/drawingml/2006/picture">
+            <wp:extent cx="5623560" cy="2276202"/>
+            <wp:docPr id="17" name="Picture 17"/>
+            <wp:cNvGraphicFramePr>
+              <a:graphicFrameLocks noChangeAspect="1"/>
+            </wp:cNvGraphicFramePr>
+            <a:graphic>
+              <a:graphicData uri="http://schemas.openxmlformats.org/drawingml/2006/picture">
+                <pic:pic>
+                  <pic:nvPicPr>
+                    <pic:cNvPr id="0" name="20260821_fig7_retweet_delay.png"/>
+                    <pic:cNvPicPr/>
+                  </pic:nvPicPr>
+                  <pic:blipFill>
+                    <a:blip r:embed="rId27"/>
+                    <a:stretch>
+                      <a:fillRect/>
+                    </a:stretch>
+                  </pic:blipFill>
+                  <pic:spPr>
+                    <a:xfrm>
+                      <a:off x="0" y="0"/>
+                      <a:ext cx="5623560" cy="2276202"/>
+                    </a:xfrm>
+                    <a:prstGeom prst="rect"/>
+                  </pic:spPr>
+                </pic:pic>
+              </a:graphicData>
+            </a:graphic>
+          </wp:inline>
+        </w:drawing>
+      </w:r>
+    </w:p>
+    <w:p>
+      <w:pPr>
+        <w:pStyle w:val="af7"/>
+        <w:jc w:val="center"/>
+      </w:pPr>
+      <w:r>
+        <w:rPr>
+          <w:lang w:eastAsia="zh-CN"/>
+        </w:rPr>
+        <w:t>图4 两个信息领域的用户级中位转发延迟差异</w:t>
+      </w:r>
+    </w:p>
+    <w:p>
+      <w:pPr>
         <w:pStyle w:val="21"/>
         <w:spacing w:before="120" w:after="240"/>
         <w:rPr>
@@ -7378,7 +5895,7 @@
           <w:rFonts w:ascii="Times New Roman" w:eastAsia="Heiti SC" w:hAnsi="Times New Roman"/>
           <w:lang w:eastAsia="zh-CN"/>
         </w:rPr>
-        <w:t>（二）性别差异随信息领域而改变</w:t>
+        <w:t>（二）性别差异与领域距离</w:t>
       </w:r>
     </w:p>
     <w:p>
@@ -7395,7 +5912,18 @@
           <w:color w:val="000000"/>
           <w:lang w:eastAsia="zh-CN"/>
         </w:rPr>
-        <w:t>图4把两个领域放在同一个模型中，直接检验同一种参与方式里的男女差异是否因信息领域而不同。控制账号使用程度后，公共事务信息消费中男性账号比女性账号高3.63个百分点，明星文化信息消费中男性账号比女性账号低1.53个百分点；两者相减得到5.16个百分点的领域距离，95%置信区间为[4.78, 5.55]。在内容表达中，公共事务领域的男女差异为11.02个百分点，明星文化领域为-4.27个百分点，两者相减得到15.29个百分点的领域距离，95%置信区间为[15.04, 15.54]。图中的四组点分别给出男性账号和女性账号在两个领域的模型调整后平均水平，点之间的距离就是各领域内部的性别差异。</w:t>
+        <w:t>前一节分别报告了公共事务领域和明星文化领域中的男女差异，但分别显著并不等于两个领域的性别差异彼此显著不同。性别差异的领域距离专门回答这一问题：在同一种参与方式中，公共事务领域的“男性账号-女性账号”差异，比明星文化领域的“男性账号-女性账号”差异大多少。如果领域距离等于零，说明两个领域的男女差异相同；如果领域距离显著大于零，说明公共事务参与相对更偏向男性账号，而明星文化参与相对更偏向女性账号。它比较的是两个性别差异，不是两个领域的总体参与率。</w:t>
+      </w:r>
+    </w:p>
+    <w:p>
+      <w:pPr/>
+      <w:r>
+        <w:rPr>
+          <w:rFonts w:eastAsia="Songti SC"/>
+          <w:color w:val="000000"/>
+          <w:lang w:eastAsia="zh-CN"/>
+        </w:rPr>
+        <w:t>控制账号使用程度后，公共事务信息消费中的男女差异为3.63个百分点，明星文化信息消费中的男女差异为-1.53个百分点，两者相减得到5.16个百分点的领域距离，95%置信区间为[4.78, 5.55]。在内容表达中，公共事务领域的男女差异为11.02个百分点，明星文化领域为-4.27个百分点，领域距离为15.29个百分点，95%置信区间为[15.04, 15.54]。表2报告三组模型中的领域距离，图5则把M1中男性账号和女性账号在两个领域的调整后平均水平直接画出。</w:t>
       </w:r>
     </w:p>
     <w:p>
@@ -7414,25 +5942,7 @@
           <w:color w:val="000000"/>
           <w:lang w:eastAsia="zh-CN"/>
         </w:rPr>
-        <w:t>表</w:t>
-      </w:r>
-      <w:r>
-        <w:rPr>
-          <w:rFonts w:eastAsia="Songti SC"/>
-          <w:b/>
-          <w:color w:val="000000"/>
-          <w:lang w:eastAsia="zh-CN"/>
-        </w:rPr>
-        <w:t xml:space="preserve">3 </w:t>
-      </w:r>
-      <w:r>
-        <w:rPr>
-          <w:rFonts w:eastAsia="Songti SC"/>
-          <w:b/>
-          <w:color w:val="000000"/>
-          <w:lang w:eastAsia="zh-CN"/>
-        </w:rPr>
-        <w:t>公共事务与明星文化之间的性别差异距离</w:t>
+        <w:t>表2 两个信息领域中性别差异的距离</w:t>
       </w:r>
     </w:p>
     <w:tbl>
@@ -7926,44 +6436,7 @@
           <w:sz w:val="18"/>
           <w:lang w:eastAsia="zh-CN"/>
         </w:rPr>
-        <w:lastRenderedPageBreak/>
-        <w:t>注：领域距离＝公共事务中的男性</w:t>
-      </w:r>
-      <w:r>
-        <w:rPr>
-          <w:rFonts w:eastAsia="Songti SC"/>
-          <w:color w:val="000000"/>
-          <w:sz w:val="18"/>
-          <w:lang w:eastAsia="zh-CN"/>
-        </w:rPr>
-        <w:t>-</w:t>
-      </w:r>
-      <w:r>
-        <w:rPr>
-          <w:rFonts w:eastAsia="Songti SC"/>
-          <w:color w:val="000000"/>
-          <w:sz w:val="18"/>
-          <w:lang w:eastAsia="zh-CN"/>
-        </w:rPr>
-        <w:t>女性差异－明星文化中的男性</w:t>
-      </w:r>
-      <w:r>
-        <w:rPr>
-          <w:rFonts w:eastAsia="Songti SC"/>
-          <w:color w:val="000000"/>
-          <w:sz w:val="18"/>
-          <w:lang w:eastAsia="zh-CN"/>
-        </w:rPr>
-        <w:t>-</w:t>
-      </w:r>
-      <w:r>
-        <w:rPr>
-          <w:rFonts w:eastAsia="Songti SC"/>
-          <w:color w:val="000000"/>
-          <w:sz w:val="18"/>
-          <w:lang w:eastAsia="zh-CN"/>
-        </w:rPr>
-        <w:t>女性差异，单位为百分点。正值表示性别差异更偏向公共事务。</w:t>
+        <w:t>注：性别差异的领域距离＝公共事务领域的男性账号-女性账号差异－明星文化领域的男性账号-女性账号差异，单位为百分点。正值表示公共事务参与相对更偏向男性账号，明星文化参与相对更偏向女性账号。</w:t>
       </w:r>
     </w:p>
     <w:p>
@@ -8027,7 +6500,7 @@
         <w:rPr>
           <w:lang w:eastAsia="zh-CN"/>
         </w:rPr>
-        <w:t>图4 性别与信息领域的交互结果</w:t>
+        <w:t>图5 性别与信息领域的交互结果</w:t>
       </w:r>
     </w:p>
     <w:p>
@@ -8044,7 +6517,7 @@
           <w:color w:val="000000"/>
           <w:lang w:eastAsia="zh-CN"/>
         </w:rPr>
-        <w:t>这一分析主要说明，微博中的性别差异会随信息领域改变。对于信息消费和内容表达两种参与方式，公共事务领域都更偏向男性账号，明星文化领域都更偏向女性账号，而且两个领域之间的差别在统计上显著。因而，只报告一个总体的男女差异会掩盖方向相反的领域结构。</w:t>
+        <w:t>领域距离的结果表明，在信息消费和内容表达两种参与方式中，性别差异都会随信息领域显著改变。公共事务领域相对更偏向男性账号，明星文化领域相对更偏向女性账号。因而，只报告一个不区分信息领域的总体男女差异，会把方向相反的参与结构相互抵消。</w:t>
       </w:r>
     </w:p>
     <w:p>
@@ -8060,7 +6533,7 @@
           <w:rFonts w:ascii="Times New Roman" w:eastAsia="Heiti SC" w:hAnsi="Times New Roman"/>
           <w:lang w:eastAsia="zh-CN"/>
         </w:rPr>
-        <w:t>（三）信息消费与内容表达反映不同的参与行为</w:t>
+        <w:t>（三）参与方式与跨领域参与组合</w:t>
       </w:r>
     </w:p>
     <w:p>
@@ -8077,7 +6550,7 @@
           <w:color w:val="000000"/>
           <w:lang w:eastAsia="zh-CN"/>
         </w:rPr>
-        <w:t>前文的信息消费指标区分一个账号在2020年是否至少转发过一次某类来源。为进一步判断某一领域在日常转发中所占的位置，本文又计算该领域来源的转发次数占账号全部转发次数的比例。在有转发记录的账号中，控制账号使用程度后，男性账号的公共事务来源转发占比仅比女性账号高0.27个百分点；明星文化来源转发占比的性别差异只有0.002个百分点，95%置信区间跨越零。也就是说，男性账号更可能曾经转发公共事务来源，女性账号更可能曾经转发明星文化来源，但这些来源在男女账号全部转发中所占的比重差异很小。是否曾经进入某一来源网络，与该来源在日常转发中的相对比重，是两个不同的问题。</w:t>
+        <w:t>前两节确立了两个领域中方向相反的性别差异。本节用两项组合分析进一步拆解这一结果。第一项分析考察同一领域中的信息消费与内容表达是否由同一批账号完成。在此之前，本文先比较某类来源在账号全部转发中所占的比例。在有转发记录的账号中，控制账号使用程度后，男性账号的公共事务来源转发占比仅比女性账号高0.27个百分点；明星文化来源转发占比的性别差异只有0.002个百分点，95%置信区间跨越零。这说明，男女账号是否曾经进入某一来源网络存在明显差异，但这些来源在全部转发中所占的相对比重差异很小。</w:t>
       </w:r>
     </w:p>
     <w:p>
@@ -8094,7 +6567,7 @@
           <w:color w:val="000000"/>
           <w:lang w:eastAsia="zh-CN"/>
         </w:rPr>
-        <w:t>图5进一步观察信息消费和内容表达是否出现在同一批账号中，并把账号分为两种方式均未参与、仅信息消费、仅内容表达和两种方式都有四类。在公共事务领域，大多数留下领域内容的账号属于“仅内容表达”，即发布过公共事务相关文字，但没有转发本文识别的公共事务来源；在明星文化领域，“仅内容表达”同样占较大比例，且女性账号的比例更高。由此可见，转发某类来源和公开表达某类内容会发生重叠，却并不总是由同一批账号完成。</w:t>
+        <w:t>图6把账号分为两种方式均未参与、仅信息消费、仅内容表达和两种方式都有四类。在公共事务领域，大多数留下领域内容的账号属于“仅内容表达”，即发布过公共事务相关文字，但没有转发本文识别的公共事务来源；在明星文化领域，“仅内容表达”同样占较大比例，且女性账号的比例更高。由此可见，转发某类来源和公开表达某类内容会发生重叠，却并不总是由同一批账号完成。</w:t>
       </w:r>
     </w:p>
     <w:p>
@@ -8159,7 +6632,7 @@
         <w:rPr>
           <w:lang w:eastAsia="zh-CN"/>
         </w:rPr>
-        <w:t>图5 信息消费与内容表达的组合</w:t>
+        <w:t>图6 信息消费与内容表达的组合</w:t>
       </w:r>
     </w:p>
     <w:p>
@@ -8176,27 +6649,11 @@
           <w:color w:val="000000"/>
           <w:lang w:eastAsia="zh-CN"/>
         </w:rPr>
-        <w:t>这一部分的主要结论是，信息消费与内容表达反映两种相关但不同的参与行为。来源转发呈现账号接入哪些信息来源，文本内容呈现账号实际公开谈论哪些议题。两种测量不能相互替代，因此本文同时使用它们来描述性别化的信息领域参与。</w:t>
+        <w:t>第一项组合分析表明，信息消费与内容表达是相关但不同的参与行为。来源转发呈现账号接入哪些信息来源，文本内容呈现账号实际公开谈论哪些议题，两种测量不能相互替代。第二项组合分析进一步转向两个信息领域，考察核心差异主要来自只进入一个领域的账号，还是同时进入两个领域的账号。</w:t>
       </w:r>
     </w:p>
     <w:p>
       <w:pPr>
-        <w:pStyle w:val="21"/>
-        <w:spacing w:before="120" w:after="240"/>
-        <w:rPr>
-          <w:lang w:eastAsia="zh-CN"/>
-        </w:rPr>
-      </w:pPr>
-      <w:r>
-        <w:rPr>
-          <w:rFonts w:ascii="Times New Roman" w:eastAsia="Heiti SC" w:hAnsi="Times New Roman"/>
-          <w:lang w:eastAsia="zh-CN"/>
-        </w:rPr>
-        <w:t>（四）总体差异主要来自单一领域参与</w:t>
-      </w:r>
-    </w:p>
-    <w:p>
-      <w:pPr>
         <w:spacing w:before="120" w:after="240"/>
         <w:jc w:val="both"/>
         <w:rPr>
@@ -8209,7 +6666,7 @@
           <w:color w:val="000000"/>
           <w:lang w:eastAsia="zh-CN"/>
         </w:rPr>
-        <w:t>为了判断结果（一）中的总体差异主要来自哪一种参与组合，图6根据信息消费把账号分为两个领域均未参与、仅参与公共事务、仅参与明星文化和两个领域都参与四类。控制账号使用程度后，男性账号“仅参与公共事务”的平均概率比女性账号高3.81个百分点，“仅参与明星文化”的平均概率低1.28个百分点；男性账号参与两个领域的平均概率低0.23个百分点，两个领域均未参与的平均概率低2.31个百分点。</w:t>
+        <w:t>图7根据信息消费把账号分为两个领域均未参与、仅参与公共事务、仅参与明星文化和两个领域都参与四类。控制账号使用程度后，男性账号“仅参与公共事务”的平均概率比女性账号高3.81个百分点，“仅参与明星文化”的平均概率低1.28个百分点；男性账号参与两个领域的平均概率低0.23个百分点，两个领域均未参与的平均概率低2.31个百分点。</w:t>
       </w:r>
     </w:p>
     <w:p>
@@ -8273,7 +6730,7 @@
         <w:rPr>
           <w:lang w:eastAsia="zh-CN"/>
         </w:rPr>
-        <w:t>图6 两个信息领域的信息消费组合</w:t>
+        <w:t>图7 两个信息领域的信息消费组合</w:t>
       </w:r>
     </w:p>
     <w:p>
@@ -8290,91 +6747,7 @@
           <w:color w:val="000000"/>
           <w:lang w:eastAsia="zh-CN"/>
         </w:rPr>
-        <w:t>图6说明，结果（一）中两个领域方向相反的性别差异，主要来自只参与一个领域的账号：男性账号更集中于“仅参与公共事务”，女性账号更集中于“仅参与明星文化”。“两个领域都参与”的性别差异很小，因此核心结果并不是男性账号整体上更容易同时进入更多领域，而是男性账号和女性账号更常进入不同的信息领域。</w:t>
-      </w:r>
-    </w:p>
-    <w:p>
-      <w:pPr>
-        <w:pStyle w:val="21"/>
-        <w:spacing w:before="120" w:after="240"/>
-        <w:rPr>
-          <w:lang w:eastAsia="zh-CN"/>
-        </w:rPr>
-      </w:pPr>
-      <w:r>
-        <w:rPr>
-          <w:rFonts w:ascii="Times New Roman" w:eastAsia="Heiti SC" w:hAnsi="Times New Roman"/>
-          <w:lang w:eastAsia="zh-CN"/>
-        </w:rPr>
-        <w:t>（五）转发延迟</w:t>
-      </w:r>
-    </w:p>
-    <w:p>
-      <w:pPr>
-        <w:spacing w:before="120" w:after="240"/>
-        <w:jc w:val="both"/>
-        <w:rPr>
-          <w:lang w:eastAsia="zh-CN"/>
-        </w:rPr>
-      </w:pPr>
-      <w:r>
-        <w:rPr>
-          <w:rFonts w:eastAsia="Songti SC"/>
-          <w:color w:val="000000"/>
-          <w:lang w:eastAsia="zh-CN"/>
-        </w:rPr>
-        <w:t>最后，本文考察账号在转发某一领域来源时的速度。转发延迟为原帖发布时间与转发时间之差，并以每个账号的中位延迟代表其典型转发速度。图7显示，在720小时截断范围内，公共事务来源中男性账号和女性账号的用户级中位延迟分别为5.72和5.60小时，男性账号比女性账号慢0.12小时，95%置信区间为[-0.20, 0.46]，两者没有显著差异；明星文化来源中男性账号和女性账号的中位延迟分别为5.10和3.80小时，男性账号慢1.31小时，95%置信区间为[0.90, 1.82]。这表明，在已经发生的明星文化来源转发中，女性账号通常更快完成转发，而公共事务来源的转发速度没有清晰的性别差异。</w:t>
-      </w:r>
-    </w:p>
-    <w:p>
-      <w:pPr>
-        <w:jc w:val="center"/>
-      </w:pPr>
-      <w:r>
-        <w:drawing>
-          <wp:inline xmlns:a="http://schemas.openxmlformats.org/drawingml/2006/main" xmlns:pic="http://schemas.openxmlformats.org/drawingml/2006/picture">
-            <wp:extent cx="5623560" cy="2276202"/>
-            <wp:docPr id="17" name="Picture 17"/>
-            <wp:cNvGraphicFramePr>
-              <a:graphicFrameLocks noChangeAspect="1"/>
-            </wp:cNvGraphicFramePr>
-            <a:graphic>
-              <a:graphicData uri="http://schemas.openxmlformats.org/drawingml/2006/picture">
-                <pic:pic>
-                  <pic:nvPicPr>
-                    <pic:cNvPr id="0" name="20260821_fig7_retweet_delay.png"/>
-                    <pic:cNvPicPr/>
-                  </pic:nvPicPr>
-                  <pic:blipFill>
-                    <a:blip r:embed="rId27"/>
-                    <a:stretch>
-                      <a:fillRect/>
-                    </a:stretch>
-                  </pic:blipFill>
-                  <pic:spPr>
-                    <a:xfrm>
-                      <a:off x="0" y="0"/>
-                      <a:ext cx="5623560" cy="2276202"/>
-                    </a:xfrm>
-                    <a:prstGeom prst="rect"/>
-                  </pic:spPr>
-                </pic:pic>
-              </a:graphicData>
-            </a:graphic>
-          </wp:inline>
-        </w:drawing>
-      </w:r>
-    </w:p>
-    <w:p>
-      <w:pPr>
-        <w:pStyle w:val="af7"/>
-        <w:jc w:val="center"/>
-      </w:pPr>
-      <w:r>
-        <w:rPr>
-          <w:lang w:eastAsia="zh-CN"/>
-        </w:rPr>
-        <w:t>图7 两个信息领域的用户级中位转发延迟差异</w:t>
+        <w:t>图7说明，两个领域方向相反的性别差异主要来自只参与一个领域的账号：男性账号更集中于“仅参与公共事务”，女性账号更集中于“仅参与明星文化”。“两个领域都参与”的性别差异很小，因此核心结果并不是男性账号整体上更容易同时进入更多领域，而是男性账号和女性账号更常进入不同的信息领域。两项组合分析都在拆解核心结果，但回答的问题不同：图6比较同一领域中的两种参与方式是否重合，图7比较同一种参与方式中的跨领域参与路径。</w:t>
       </w:r>
     </w:p>
     <w:p>
@@ -8575,23 +6948,7 @@
           <w:b/>
           <w:color w:val="000000"/>
         </w:rPr>
-        <w:t>表</w:t>
-      </w:r>
-      <w:r>
-        <w:rPr>
-          <w:rFonts w:eastAsia="Songti SC"/>
-          <w:b/>
-          <w:color w:val="000000"/>
-        </w:rPr>
-        <w:t xml:space="preserve">4 </w:t>
-      </w:r>
-      <w:r>
-        <w:rPr>
-          <w:rFonts w:eastAsia="Songti SC"/>
-          <w:b/>
-          <w:color w:val="000000"/>
-        </w:rPr>
-        <w:t>关键样本稳健性结果</w:t>
+        <w:t>表3 关键样本稳健性结果</w:t>
       </w:r>
     </w:p>
     <w:tbl>
@@ -13283,8 +11640,958 @@
         <w:rPr>
           <w:rFonts w:ascii="Times New Roman" w:eastAsia="Heiti SC" w:hAnsi="Times New Roman"/>
         </w:rPr>
-        <w:lastRenderedPageBreak/>
-        <w:t>附录：稳健性图</w:t>
+        <w:t>附录：描述性统计与稳健性图</w:t>
+      </w:r>
+    </w:p>
+    <w:p>
+      <w:pPr>
+        <w:spacing w:before="120" w:after="240"/>
+        <w:jc w:val="both"/>
+        <w:rPr>
+          <w:lang w:eastAsia="zh-CN"/>
+        </w:rPr>
+      </w:pPr>
+      <w:r>
+        <w:rPr>
+          <w:rFonts w:eastAsia="Songti SC"/>
+          <w:color w:val="000000"/>
+          <w:lang w:eastAsia="zh-CN"/>
+        </w:rPr>
+        <w:t>附表A1报告全样本的账号数量和总体活动。女性账号数量约为男性账号的3.35倍。男性账号的平均发帖数略高，女性账号的平均转发数和活跃月份略高，两组分布均具有明显长尾。男女账号在总体使用程度上的差异也是核心模型控制发帖数、转发数和活跃时间的依据。</w:t>
+      </w:r>
+    </w:p>
+    <w:p>
+      <w:pPr>
+        <w:keepNext/>
+        <w:spacing w:before="120" w:after="240"/>
+        <w:jc w:val="center"/>
+        <w:rPr>
+          <w:lang w:eastAsia="zh-CN"/>
+        </w:rPr>
+      </w:pPr>
+      <w:r>
+        <w:rPr>
+          <w:rFonts w:eastAsia="Songti SC"/>
+          <w:b/>
+          <w:color w:val="000000"/>
+          <w:lang w:eastAsia="zh-CN"/>
+        </w:rPr>
+        <w:t>附表A1 样本平台行为基本描述性统计</w:t>
+      </w:r>
+    </w:p>
+    <w:tbl>
+      <w:tblPr>
+        <w:tblW w:w="9273" w:type="dxa"/>
+        <w:jc w:val="center"/>
+        <w:tblLayout w:type="fixed"/>
+        <w:tblLook w:val="04A0" w:firstRow="1" w:lastRow="0" w:firstColumn="1" w:lastColumn="0" w:noHBand="0" w:noVBand="1"/>
+      </w:tblPr>
+      <w:tblGrid>
+        <w:gridCol w:w="1441"/>
+        <w:gridCol w:w="1037"/>
+        <w:gridCol w:w="1095"/>
+        <w:gridCol w:w="1094"/>
+        <w:gridCol w:w="1094"/>
+        <w:gridCol w:w="1094"/>
+        <w:gridCol w:w="1209"/>
+        <w:gridCol w:w="1209"/>
+      </w:tblGrid>
+      <w:tr>
+        <w:trPr>
+          <w:cantSplit/>
+          <w:tblHeader/>
+          <w:jc w:val="center"/>
+        </w:trPr>
+        <w:tc>
+          <w:tcPr>
+            <w:tcW w:w="1440" w:type="dxa"/>
+            <w:tcBorders>
+              <w:top w:val="single" w:sz="12" w:space="0" w:color="000000"/>
+              <w:left w:val="nil"/>
+              <w:bottom w:val="single" w:sz="6" w:space="0" w:color="000000"/>
+              <w:right w:val="nil"/>
+            </w:tcBorders>
+            <w:tcMar>
+              <w:top w:w="80" w:type="dxa"/>
+              <w:left w:w="90" w:type="dxa"/>
+              <w:bottom w:w="80" w:type="dxa"/>
+              <w:right w:w="90" w:type="dxa"/>
+            </w:tcMar>
+            <w:vAlign w:val="center"/>
+          </w:tcPr>
+          <w:p>
+            <w:pPr>
+              <w:keepNext/>
+              <w:keepLines/>
+              <w:spacing w:before="120" w:after="240" w:line="252" w:lineRule="auto"/>
+              <w:ind w:firstLine="0"/>
+            </w:pPr>
+            <w:r>
+              <w:rPr>
+                <w:rFonts w:eastAsia="Songti SC"/>
+                <w:b/>
+                <w:color w:val="000000"/>
+              </w:rPr>
+              <w:t>性别</w:t>
+            </w:r>
+          </w:p>
+        </w:tc>
+        <w:tc>
+          <w:tcPr>
+            <w:tcW w:w="1036" w:type="dxa"/>
+            <w:tcBorders>
+              <w:top w:val="single" w:sz="12" w:space="0" w:color="000000"/>
+              <w:left w:val="nil"/>
+              <w:bottom w:val="single" w:sz="6" w:space="0" w:color="000000"/>
+              <w:right w:val="nil"/>
+            </w:tcBorders>
+            <w:tcMar>
+              <w:top w:w="80" w:type="dxa"/>
+              <w:left w:w="90" w:type="dxa"/>
+              <w:bottom w:w="80" w:type="dxa"/>
+              <w:right w:w="90" w:type="dxa"/>
+            </w:tcMar>
+            <w:vAlign w:val="center"/>
+          </w:tcPr>
+          <w:p>
+            <w:pPr>
+              <w:keepNext/>
+              <w:keepLines/>
+              <w:spacing w:before="120" w:after="240" w:line="252" w:lineRule="auto"/>
+              <w:ind w:firstLine="0"/>
+              <w:jc w:val="center"/>
+            </w:pPr>
+            <w:r>
+              <w:rPr>
+                <w:rFonts w:eastAsia="Songti SC"/>
+                <w:b/>
+                <w:color w:val="000000"/>
+              </w:rPr>
+              <w:t>账号数</w:t>
+            </w:r>
+          </w:p>
+        </w:tc>
+        <w:tc>
+          <w:tcPr>
+            <w:tcW w:w="1094" w:type="dxa"/>
+            <w:tcBorders>
+              <w:top w:val="single" w:sz="12" w:space="0" w:color="000000"/>
+              <w:left w:val="nil"/>
+              <w:bottom w:val="single" w:sz="6" w:space="0" w:color="000000"/>
+              <w:right w:val="nil"/>
+            </w:tcBorders>
+            <w:tcMar>
+              <w:top w:w="80" w:type="dxa"/>
+              <w:left w:w="90" w:type="dxa"/>
+              <w:bottom w:w="80" w:type="dxa"/>
+              <w:right w:w="90" w:type="dxa"/>
+            </w:tcMar>
+            <w:vAlign w:val="center"/>
+          </w:tcPr>
+          <w:p>
+            <w:pPr>
+              <w:keepNext/>
+              <w:keepLines/>
+              <w:spacing w:before="120" w:after="240" w:line="252" w:lineRule="auto"/>
+              <w:ind w:firstLine="0"/>
+              <w:jc w:val="center"/>
+            </w:pPr>
+            <w:r>
+              <w:rPr>
+                <w:rFonts w:eastAsia="Songti SC"/>
+                <w:b/>
+                <w:color w:val="000000"/>
+              </w:rPr>
+              <w:t>平均发帖数</w:t>
+            </w:r>
+          </w:p>
+        </w:tc>
+        <w:tc>
+          <w:tcPr>
+            <w:tcW w:w="1094" w:type="dxa"/>
+            <w:tcBorders>
+              <w:top w:val="single" w:sz="12" w:space="0" w:color="000000"/>
+              <w:left w:val="nil"/>
+              <w:bottom w:val="single" w:sz="6" w:space="0" w:color="000000"/>
+              <w:right w:val="nil"/>
+            </w:tcBorders>
+            <w:tcMar>
+              <w:top w:w="80" w:type="dxa"/>
+              <w:left w:w="90" w:type="dxa"/>
+              <w:bottom w:w="80" w:type="dxa"/>
+              <w:right w:w="90" w:type="dxa"/>
+            </w:tcMar>
+            <w:vAlign w:val="center"/>
+          </w:tcPr>
+          <w:p>
+            <w:pPr>
+              <w:keepNext/>
+              <w:keepLines/>
+              <w:spacing w:before="120" w:after="240" w:line="252" w:lineRule="auto"/>
+              <w:ind w:firstLine="0"/>
+              <w:jc w:val="center"/>
+            </w:pPr>
+            <w:r>
+              <w:rPr>
+                <w:rFonts w:eastAsia="Songti SC"/>
+                <w:b/>
+                <w:color w:val="000000"/>
+              </w:rPr>
+              <w:t>发帖数中位数</w:t>
+            </w:r>
+          </w:p>
+        </w:tc>
+        <w:tc>
+          <w:tcPr>
+            <w:tcW w:w="1094" w:type="dxa"/>
+            <w:tcBorders>
+              <w:top w:val="single" w:sz="12" w:space="0" w:color="000000"/>
+              <w:left w:val="nil"/>
+              <w:bottom w:val="single" w:sz="6" w:space="0" w:color="000000"/>
+              <w:right w:val="nil"/>
+            </w:tcBorders>
+            <w:tcMar>
+              <w:top w:w="80" w:type="dxa"/>
+              <w:left w:w="90" w:type="dxa"/>
+              <w:bottom w:w="80" w:type="dxa"/>
+              <w:right w:w="90" w:type="dxa"/>
+            </w:tcMar>
+            <w:vAlign w:val="center"/>
+          </w:tcPr>
+          <w:p>
+            <w:pPr>
+              <w:keepNext/>
+              <w:keepLines/>
+              <w:spacing w:before="120" w:after="240" w:line="252" w:lineRule="auto"/>
+              <w:ind w:firstLine="0"/>
+              <w:jc w:val="center"/>
+            </w:pPr>
+            <w:r>
+              <w:rPr>
+                <w:rFonts w:eastAsia="Songti SC"/>
+                <w:b/>
+                <w:color w:val="000000"/>
+              </w:rPr>
+              <w:t>平均转发数</w:t>
+            </w:r>
+          </w:p>
+        </w:tc>
+        <w:tc>
+          <w:tcPr>
+            <w:tcW w:w="1094" w:type="dxa"/>
+            <w:tcBorders>
+              <w:top w:val="single" w:sz="12" w:space="0" w:color="000000"/>
+              <w:left w:val="nil"/>
+              <w:bottom w:val="single" w:sz="6" w:space="0" w:color="000000"/>
+              <w:right w:val="nil"/>
+            </w:tcBorders>
+            <w:tcMar>
+              <w:top w:w="80" w:type="dxa"/>
+              <w:left w:w="90" w:type="dxa"/>
+              <w:bottom w:w="80" w:type="dxa"/>
+              <w:right w:w="90" w:type="dxa"/>
+            </w:tcMar>
+            <w:vAlign w:val="center"/>
+          </w:tcPr>
+          <w:p>
+            <w:pPr>
+              <w:keepNext/>
+              <w:keepLines/>
+              <w:spacing w:before="120" w:after="240" w:line="252" w:lineRule="auto"/>
+              <w:ind w:firstLine="0"/>
+              <w:jc w:val="center"/>
+            </w:pPr>
+            <w:r>
+              <w:rPr>
+                <w:rFonts w:eastAsia="Songti SC"/>
+                <w:b/>
+                <w:color w:val="000000"/>
+              </w:rPr>
+              <w:t>转发数中位数</w:t>
+            </w:r>
+          </w:p>
+        </w:tc>
+        <w:tc>
+          <w:tcPr>
+            <w:tcW w:w="1209" w:type="dxa"/>
+            <w:tcBorders>
+              <w:top w:val="single" w:sz="12" w:space="0" w:color="000000"/>
+              <w:left w:val="nil"/>
+              <w:bottom w:val="single" w:sz="6" w:space="0" w:color="000000"/>
+              <w:right w:val="nil"/>
+            </w:tcBorders>
+            <w:tcMar>
+              <w:top w:w="80" w:type="dxa"/>
+              <w:left w:w="90" w:type="dxa"/>
+              <w:bottom w:w="80" w:type="dxa"/>
+              <w:right w:w="90" w:type="dxa"/>
+            </w:tcMar>
+            <w:vAlign w:val="center"/>
+          </w:tcPr>
+          <w:p>
+            <w:pPr>
+              <w:keepNext/>
+              <w:keepLines/>
+              <w:spacing w:before="120" w:after="240" w:line="252" w:lineRule="auto"/>
+              <w:ind w:firstLine="0"/>
+              <w:jc w:val="center"/>
+            </w:pPr>
+            <w:r>
+              <w:rPr>
+                <w:rFonts w:eastAsia="Songti SC"/>
+                <w:b/>
+                <w:color w:val="000000"/>
+              </w:rPr>
+              <w:t>平均活跃天数</w:t>
+            </w:r>
+          </w:p>
+        </w:tc>
+        <w:tc>
+          <w:tcPr>
+            <w:tcW w:w="1209" w:type="dxa"/>
+            <w:tcBorders>
+              <w:top w:val="single" w:sz="12" w:space="0" w:color="000000"/>
+              <w:left w:val="nil"/>
+              <w:bottom w:val="single" w:sz="6" w:space="0" w:color="000000"/>
+              <w:right w:val="nil"/>
+            </w:tcBorders>
+            <w:tcMar>
+              <w:top w:w="80" w:type="dxa"/>
+              <w:left w:w="90" w:type="dxa"/>
+              <w:bottom w:w="80" w:type="dxa"/>
+              <w:right w:w="90" w:type="dxa"/>
+            </w:tcMar>
+            <w:vAlign w:val="center"/>
+          </w:tcPr>
+          <w:p>
+            <w:pPr>
+              <w:keepNext/>
+              <w:keepLines/>
+              <w:spacing w:before="120" w:after="240" w:line="252" w:lineRule="auto"/>
+              <w:ind w:firstLine="0"/>
+              <w:jc w:val="center"/>
+            </w:pPr>
+            <w:r>
+              <w:rPr>
+                <w:rFonts w:eastAsia="Songti SC"/>
+                <w:b/>
+                <w:color w:val="000000"/>
+              </w:rPr>
+              <w:t>平均活跃月份</w:t>
+            </w:r>
+          </w:p>
+        </w:tc>
+      </w:tr>
+      <w:tr>
+        <w:trPr>
+          <w:cantSplit/>
+          <w:jc w:val="center"/>
+        </w:trPr>
+        <w:tc>
+          <w:tcPr>
+            <w:tcW w:w="1440" w:type="dxa"/>
+            <w:tcBorders>
+              <w:top w:val="nil"/>
+              <w:left w:val="nil"/>
+              <w:bottom w:val="nil"/>
+              <w:right w:val="nil"/>
+            </w:tcBorders>
+            <w:tcMar>
+              <w:top w:w="80" w:type="dxa"/>
+              <w:left w:w="90" w:type="dxa"/>
+              <w:bottom w:w="80" w:type="dxa"/>
+              <w:right w:w="90" w:type="dxa"/>
+            </w:tcMar>
+            <w:vAlign w:val="center"/>
+          </w:tcPr>
+          <w:p>
+            <w:pPr>
+              <w:keepNext/>
+              <w:keepLines/>
+              <w:spacing w:before="120" w:after="240" w:line="252" w:lineRule="auto"/>
+              <w:ind w:firstLine="0"/>
+            </w:pPr>
+            <w:r>
+              <w:rPr>
+                <w:rFonts w:eastAsia="Songti SC"/>
+                <w:color w:val="000000"/>
+              </w:rPr>
+              <w:t>男性</w:t>
+            </w:r>
+          </w:p>
+        </w:tc>
+        <w:tc>
+          <w:tcPr>
+            <w:tcW w:w="1036" w:type="dxa"/>
+            <w:tcBorders>
+              <w:top w:val="nil"/>
+              <w:left w:val="nil"/>
+              <w:bottom w:val="nil"/>
+              <w:right w:val="nil"/>
+            </w:tcBorders>
+            <w:tcMar>
+              <w:top w:w="80" w:type="dxa"/>
+              <w:left w:w="90" w:type="dxa"/>
+              <w:bottom w:w="80" w:type="dxa"/>
+              <w:right w:w="90" w:type="dxa"/>
+            </w:tcMar>
+            <w:vAlign w:val="center"/>
+          </w:tcPr>
+          <w:p>
+            <w:pPr>
+              <w:keepNext/>
+              <w:keepLines/>
+              <w:spacing w:before="120" w:after="240" w:line="252" w:lineRule="auto"/>
+              <w:ind w:firstLine="0"/>
+              <w:jc w:val="center"/>
+            </w:pPr>
+            <w:r>
+              <w:rPr>
+                <w:rFonts w:eastAsia="Songti SC"/>
+                <w:color w:val="000000"/>
+              </w:rPr>
+              <w:t>51,836</w:t>
+            </w:r>
+          </w:p>
+        </w:tc>
+        <w:tc>
+          <w:tcPr>
+            <w:tcW w:w="1094" w:type="dxa"/>
+            <w:tcBorders>
+              <w:top w:val="nil"/>
+              <w:left w:val="nil"/>
+              <w:bottom w:val="nil"/>
+              <w:right w:val="nil"/>
+            </w:tcBorders>
+            <w:tcMar>
+              <w:top w:w="80" w:type="dxa"/>
+              <w:left w:w="90" w:type="dxa"/>
+              <w:bottom w:w="80" w:type="dxa"/>
+              <w:right w:w="90" w:type="dxa"/>
+            </w:tcMar>
+            <w:vAlign w:val="center"/>
+          </w:tcPr>
+          <w:p>
+            <w:pPr>
+              <w:keepNext/>
+              <w:keepLines/>
+              <w:spacing w:before="120" w:after="240" w:line="252" w:lineRule="auto"/>
+              <w:ind w:firstLine="0"/>
+              <w:jc w:val="center"/>
+            </w:pPr>
+            <w:r>
+              <w:rPr>
+                <w:rFonts w:eastAsia="Songti SC"/>
+                <w:color w:val="000000"/>
+              </w:rPr>
+              <w:t>698.95</w:t>
+            </w:r>
+          </w:p>
+        </w:tc>
+        <w:tc>
+          <w:tcPr>
+            <w:tcW w:w="1094" w:type="dxa"/>
+            <w:tcBorders>
+              <w:top w:val="nil"/>
+              <w:left w:val="nil"/>
+              <w:bottom w:val="nil"/>
+              <w:right w:val="nil"/>
+            </w:tcBorders>
+            <w:tcMar>
+              <w:top w:w="80" w:type="dxa"/>
+              <w:left w:w="90" w:type="dxa"/>
+              <w:bottom w:w="80" w:type="dxa"/>
+              <w:right w:w="90" w:type="dxa"/>
+            </w:tcMar>
+            <w:vAlign w:val="center"/>
+          </w:tcPr>
+          <w:p>
+            <w:pPr>
+              <w:keepNext/>
+              <w:keepLines/>
+              <w:spacing w:before="120" w:after="240" w:line="252" w:lineRule="auto"/>
+              <w:ind w:firstLine="0"/>
+              <w:jc w:val="center"/>
+            </w:pPr>
+            <w:r>
+              <w:rPr>
+                <w:rFonts w:eastAsia="Songti SC"/>
+                <w:color w:val="000000"/>
+              </w:rPr>
+              <w:t>196</w:t>
+            </w:r>
+          </w:p>
+        </w:tc>
+        <w:tc>
+          <w:tcPr>
+            <w:tcW w:w="1094" w:type="dxa"/>
+            <w:tcBorders>
+              <w:top w:val="nil"/>
+              <w:left w:val="nil"/>
+              <w:bottom w:val="nil"/>
+              <w:right w:val="nil"/>
+            </w:tcBorders>
+            <w:tcMar>
+              <w:top w:w="80" w:type="dxa"/>
+              <w:left w:w="90" w:type="dxa"/>
+              <w:bottom w:w="80" w:type="dxa"/>
+              <w:right w:w="90" w:type="dxa"/>
+            </w:tcMar>
+            <w:vAlign w:val="center"/>
+          </w:tcPr>
+          <w:p>
+            <w:pPr>
+              <w:keepNext/>
+              <w:keepLines/>
+              <w:spacing w:before="120" w:after="240" w:line="252" w:lineRule="auto"/>
+              <w:ind w:firstLine="0"/>
+              <w:jc w:val="center"/>
+            </w:pPr>
+            <w:r>
+              <w:rPr>
+                <w:rFonts w:eastAsia="Songti SC"/>
+                <w:color w:val="000000"/>
+              </w:rPr>
+              <w:t>400.50</w:t>
+            </w:r>
+          </w:p>
+        </w:tc>
+        <w:tc>
+          <w:tcPr>
+            <w:tcW w:w="1094" w:type="dxa"/>
+            <w:tcBorders>
+              <w:top w:val="nil"/>
+              <w:left w:val="nil"/>
+              <w:bottom w:val="nil"/>
+              <w:right w:val="nil"/>
+            </w:tcBorders>
+            <w:tcMar>
+              <w:top w:w="80" w:type="dxa"/>
+              <w:left w:w="90" w:type="dxa"/>
+              <w:bottom w:w="80" w:type="dxa"/>
+              <w:right w:w="90" w:type="dxa"/>
+            </w:tcMar>
+            <w:vAlign w:val="center"/>
+          </w:tcPr>
+          <w:p>
+            <w:pPr>
+              <w:keepNext/>
+              <w:keepLines/>
+              <w:spacing w:before="120" w:after="240" w:line="252" w:lineRule="auto"/>
+              <w:ind w:firstLine="0"/>
+              <w:jc w:val="center"/>
+            </w:pPr>
+            <w:r>
+              <w:rPr>
+                <w:rFonts w:eastAsia="Songti SC"/>
+                <w:color w:val="000000"/>
+              </w:rPr>
+              <w:t>72</w:t>
+            </w:r>
+          </w:p>
+        </w:tc>
+        <w:tc>
+          <w:tcPr>
+            <w:tcW w:w="1209" w:type="dxa"/>
+            <w:tcBorders>
+              <w:top w:val="nil"/>
+              <w:left w:val="nil"/>
+              <w:bottom w:val="nil"/>
+              <w:right w:val="nil"/>
+            </w:tcBorders>
+            <w:tcMar>
+              <w:top w:w="80" w:type="dxa"/>
+              <w:left w:w="90" w:type="dxa"/>
+              <w:bottom w:w="80" w:type="dxa"/>
+              <w:right w:w="90" w:type="dxa"/>
+            </w:tcMar>
+            <w:vAlign w:val="center"/>
+          </w:tcPr>
+          <w:p>
+            <w:pPr>
+              <w:keepNext/>
+              <w:keepLines/>
+              <w:spacing w:before="120" w:after="240" w:line="252" w:lineRule="auto"/>
+              <w:ind w:firstLine="0"/>
+              <w:jc w:val="center"/>
+            </w:pPr>
+            <w:r>
+              <w:rPr>
+                <w:rFonts w:eastAsia="Songti SC"/>
+                <w:color w:val="000000"/>
+              </w:rPr>
+              <w:t>118.37</w:t>
+            </w:r>
+          </w:p>
+        </w:tc>
+        <w:tc>
+          <w:tcPr>
+            <w:tcW w:w="1209" w:type="dxa"/>
+            <w:tcBorders>
+              <w:top w:val="nil"/>
+              <w:left w:val="nil"/>
+              <w:bottom w:val="nil"/>
+              <w:right w:val="nil"/>
+            </w:tcBorders>
+            <w:tcMar>
+              <w:top w:w="80" w:type="dxa"/>
+              <w:left w:w="90" w:type="dxa"/>
+              <w:bottom w:w="80" w:type="dxa"/>
+              <w:right w:w="90" w:type="dxa"/>
+            </w:tcMar>
+            <w:vAlign w:val="center"/>
+          </w:tcPr>
+          <w:p>
+            <w:pPr>
+              <w:keepNext/>
+              <w:keepLines/>
+              <w:spacing w:before="120" w:after="240" w:line="252" w:lineRule="auto"/>
+              <w:ind w:firstLine="0"/>
+              <w:jc w:val="center"/>
+            </w:pPr>
+            <w:r>
+              <w:rPr>
+                <w:rFonts w:eastAsia="Songti SC"/>
+                <w:color w:val="000000"/>
+              </w:rPr>
+              <w:t>9.21</w:t>
+            </w:r>
+          </w:p>
+        </w:tc>
+      </w:tr>
+      <w:tr>
+        <w:trPr>
+          <w:cantSplit/>
+          <w:jc w:val="center"/>
+        </w:trPr>
+        <w:tc>
+          <w:tcPr>
+            <w:tcW w:w="1440" w:type="dxa"/>
+            <w:tcBorders>
+              <w:left w:val="nil"/>
+              <w:bottom w:val="single" w:sz="12" w:space="0" w:color="000000"/>
+              <w:right w:val="nil"/>
+            </w:tcBorders>
+            <w:tcMar>
+              <w:top w:w="80" w:type="dxa"/>
+              <w:left w:w="90" w:type="dxa"/>
+              <w:bottom w:w="80" w:type="dxa"/>
+              <w:right w:w="90" w:type="dxa"/>
+            </w:tcMar>
+            <w:vAlign w:val="center"/>
+          </w:tcPr>
+          <w:p>
+            <w:pPr>
+              <w:keepLines/>
+              <w:spacing w:before="120" w:after="240" w:line="252" w:lineRule="auto"/>
+              <w:ind w:firstLine="0"/>
+            </w:pPr>
+            <w:r>
+              <w:rPr>
+                <w:rFonts w:eastAsia="Songti SC"/>
+                <w:color w:val="000000"/>
+              </w:rPr>
+              <w:t>女性</w:t>
+            </w:r>
+          </w:p>
+        </w:tc>
+        <w:tc>
+          <w:tcPr>
+            <w:tcW w:w="1036" w:type="dxa"/>
+            <w:tcBorders>
+              <w:left w:val="nil"/>
+              <w:bottom w:val="single" w:sz="12" w:space="0" w:color="000000"/>
+              <w:right w:val="nil"/>
+            </w:tcBorders>
+            <w:tcMar>
+              <w:top w:w="80" w:type="dxa"/>
+              <w:left w:w="90" w:type="dxa"/>
+              <w:bottom w:w="80" w:type="dxa"/>
+              <w:right w:w="90" w:type="dxa"/>
+            </w:tcMar>
+            <w:vAlign w:val="center"/>
+          </w:tcPr>
+          <w:p>
+            <w:pPr>
+              <w:keepLines/>
+              <w:spacing w:before="120" w:after="240" w:line="252" w:lineRule="auto"/>
+              <w:ind w:firstLine="0"/>
+              <w:jc w:val="center"/>
+            </w:pPr>
+            <w:r>
+              <w:rPr>
+                <w:rFonts w:eastAsia="Songti SC"/>
+                <w:color w:val="000000"/>
+              </w:rPr>
+              <w:t>173,503</w:t>
+            </w:r>
+          </w:p>
+        </w:tc>
+        <w:tc>
+          <w:tcPr>
+            <w:tcW w:w="1094" w:type="dxa"/>
+            <w:tcBorders>
+              <w:left w:val="nil"/>
+              <w:bottom w:val="single" w:sz="12" w:space="0" w:color="000000"/>
+              <w:right w:val="nil"/>
+            </w:tcBorders>
+            <w:tcMar>
+              <w:top w:w="80" w:type="dxa"/>
+              <w:left w:w="90" w:type="dxa"/>
+              <w:bottom w:w="80" w:type="dxa"/>
+              <w:right w:w="90" w:type="dxa"/>
+            </w:tcMar>
+            <w:vAlign w:val="center"/>
+          </w:tcPr>
+          <w:p>
+            <w:pPr>
+              <w:keepLines/>
+              <w:spacing w:before="120" w:after="240" w:line="252" w:lineRule="auto"/>
+              <w:ind w:firstLine="0"/>
+              <w:jc w:val="center"/>
+            </w:pPr>
+            <w:r>
+              <w:rPr>
+                <w:rFonts w:eastAsia="Songti SC"/>
+                <w:color w:val="000000"/>
+              </w:rPr>
+              <w:t>637.34</w:t>
+            </w:r>
+          </w:p>
+        </w:tc>
+        <w:tc>
+          <w:tcPr>
+            <w:tcW w:w="1094" w:type="dxa"/>
+            <w:tcBorders>
+              <w:left w:val="nil"/>
+              <w:bottom w:val="single" w:sz="12" w:space="0" w:color="000000"/>
+              <w:right w:val="nil"/>
+            </w:tcBorders>
+            <w:tcMar>
+              <w:top w:w="80" w:type="dxa"/>
+              <w:left w:w="90" w:type="dxa"/>
+              <w:bottom w:w="80" w:type="dxa"/>
+              <w:right w:w="90" w:type="dxa"/>
+            </w:tcMar>
+            <w:vAlign w:val="center"/>
+          </w:tcPr>
+          <w:p>
+            <w:pPr>
+              <w:keepLines/>
+              <w:spacing w:before="120" w:after="240" w:line="252" w:lineRule="auto"/>
+              <w:ind w:firstLine="0"/>
+              <w:jc w:val="center"/>
+            </w:pPr>
+            <w:r>
+              <w:rPr>
+                <w:rFonts w:eastAsia="Songti SC"/>
+                <w:color w:val="000000"/>
+              </w:rPr>
+              <w:t>209</w:t>
+            </w:r>
+          </w:p>
+        </w:tc>
+        <w:tc>
+          <w:tcPr>
+            <w:tcW w:w="1094" w:type="dxa"/>
+            <w:tcBorders>
+              <w:left w:val="nil"/>
+              <w:bottom w:val="single" w:sz="12" w:space="0" w:color="000000"/>
+              <w:right w:val="nil"/>
+            </w:tcBorders>
+            <w:tcMar>
+              <w:top w:w="80" w:type="dxa"/>
+              <w:left w:w="90" w:type="dxa"/>
+              <w:bottom w:w="80" w:type="dxa"/>
+              <w:right w:w="90" w:type="dxa"/>
+            </w:tcMar>
+            <w:vAlign w:val="center"/>
+          </w:tcPr>
+          <w:p>
+            <w:pPr>
+              <w:keepLines/>
+              <w:spacing w:before="120" w:after="240" w:line="252" w:lineRule="auto"/>
+              <w:ind w:firstLine="0"/>
+              <w:jc w:val="center"/>
+            </w:pPr>
+            <w:r>
+              <w:rPr>
+                <w:rFonts w:eastAsia="Songti SC"/>
+                <w:color w:val="000000"/>
+              </w:rPr>
+              <w:t>454.29</w:t>
+            </w:r>
+          </w:p>
+        </w:tc>
+        <w:tc>
+          <w:tcPr>
+            <w:tcW w:w="1094" w:type="dxa"/>
+            <w:tcBorders>
+              <w:left w:val="nil"/>
+              <w:bottom w:val="single" w:sz="12" w:space="0" w:color="000000"/>
+              <w:right w:val="nil"/>
+            </w:tcBorders>
+            <w:tcMar>
+              <w:top w:w="80" w:type="dxa"/>
+              <w:left w:w="90" w:type="dxa"/>
+              <w:bottom w:w="80" w:type="dxa"/>
+              <w:right w:w="90" w:type="dxa"/>
+            </w:tcMar>
+            <w:vAlign w:val="center"/>
+          </w:tcPr>
+          <w:p>
+            <w:pPr>
+              <w:keepLines/>
+              <w:spacing w:before="120" w:after="240" w:line="252" w:lineRule="auto"/>
+              <w:ind w:firstLine="0"/>
+              <w:jc w:val="center"/>
+            </w:pPr>
+            <w:r>
+              <w:rPr>
+                <w:rFonts w:eastAsia="Songti SC"/>
+                <w:color w:val="000000"/>
+              </w:rPr>
+              <w:t>103</w:t>
+            </w:r>
+          </w:p>
+        </w:tc>
+        <w:tc>
+          <w:tcPr>
+            <w:tcW w:w="1209" w:type="dxa"/>
+            <w:tcBorders>
+              <w:left w:val="nil"/>
+              <w:bottom w:val="single" w:sz="12" w:space="0" w:color="000000"/>
+              <w:right w:val="nil"/>
+            </w:tcBorders>
+            <w:tcMar>
+              <w:top w:w="80" w:type="dxa"/>
+              <w:left w:w="90" w:type="dxa"/>
+              <w:bottom w:w="80" w:type="dxa"/>
+              <w:right w:w="90" w:type="dxa"/>
+            </w:tcMar>
+            <w:vAlign w:val="center"/>
+          </w:tcPr>
+          <w:p>
+            <w:pPr>
+              <w:keepLines/>
+              <w:spacing w:before="120" w:after="240" w:line="252" w:lineRule="auto"/>
+              <w:ind w:firstLine="0"/>
+              <w:jc w:val="center"/>
+            </w:pPr>
+            <w:r>
+              <w:rPr>
+                <w:rFonts w:eastAsia="Songti SC"/>
+                <w:color w:val="000000"/>
+              </w:rPr>
+              <w:t>120.02</w:t>
+            </w:r>
+          </w:p>
+        </w:tc>
+        <w:tc>
+          <w:tcPr>
+            <w:tcW w:w="1209" w:type="dxa"/>
+            <w:tcBorders>
+              <w:left w:val="nil"/>
+              <w:bottom w:val="single" w:sz="12" w:space="0" w:color="000000"/>
+              <w:right w:val="nil"/>
+            </w:tcBorders>
+            <w:tcMar>
+              <w:top w:w="80" w:type="dxa"/>
+              <w:left w:w="90" w:type="dxa"/>
+              <w:bottom w:w="80" w:type="dxa"/>
+              <w:right w:w="90" w:type="dxa"/>
+            </w:tcMar>
+            <w:vAlign w:val="center"/>
+          </w:tcPr>
+          <w:p>
+            <w:pPr>
+              <w:keepLines/>
+              <w:spacing w:before="120" w:after="240" w:line="252" w:lineRule="auto"/>
+              <w:ind w:firstLine="0"/>
+              <w:jc w:val="center"/>
+            </w:pPr>
+            <w:r>
+              <w:rPr>
+                <w:rFonts w:eastAsia="Songti SC"/>
+                <w:color w:val="000000"/>
+              </w:rPr>
+              <w:t>9.46</w:t>
+            </w:r>
+          </w:p>
+        </w:tc>
+      </w:tr>
+    </w:tbl>
+    <w:p>
+      <w:pPr>
+        <w:spacing w:before="120" w:after="240"/>
+        <w:ind w:left="420" w:right="420" w:firstLine="0"/>
+        <w:jc w:val="both"/>
+        <w:rPr>
+          <w:lang w:eastAsia="zh-CN"/>
+        </w:rPr>
+      </w:pPr>
+      <w:r>
+        <w:rPr>
+          <w:rFonts w:eastAsia="Songti SC"/>
+          <w:color w:val="000000"/>
+          <w:sz w:val="18"/>
+          <w:lang w:eastAsia="zh-CN"/>
+        </w:rPr>
+        <w:t>注：观察期覆盖</w:t>
+      </w:r>
+      <w:r>
+        <w:rPr>
+          <w:rFonts w:eastAsia="Songti SC"/>
+          <w:color w:val="000000"/>
+          <w:sz w:val="18"/>
+          <w:lang w:eastAsia="zh-CN"/>
+        </w:rPr>
+        <w:t>2020</w:t>
+      </w:r>
+      <w:r>
+        <w:rPr>
+          <w:rFonts w:eastAsia="Songti SC"/>
+          <w:color w:val="000000"/>
+          <w:sz w:val="18"/>
+          <w:lang w:eastAsia="zh-CN"/>
+        </w:rPr>
+        <w:t>年</w:t>
+      </w:r>
+      <w:r>
+        <w:rPr>
+          <w:rFonts w:eastAsia="Songti SC"/>
+          <w:color w:val="000000"/>
+          <w:sz w:val="18"/>
+          <w:lang w:eastAsia="zh-CN"/>
+        </w:rPr>
+        <w:t>1-9</w:t>
+      </w:r>
+      <w:r>
+        <w:rPr>
+          <w:rFonts w:eastAsia="Songti SC"/>
+          <w:color w:val="000000"/>
+          <w:sz w:val="18"/>
+          <w:lang w:eastAsia="zh-CN"/>
+        </w:rPr>
+        <w:t>月及</w:t>
+      </w:r>
+      <w:r>
+        <w:rPr>
+          <w:rFonts w:eastAsia="Songti SC"/>
+          <w:color w:val="000000"/>
+          <w:sz w:val="18"/>
+          <w:lang w:eastAsia="zh-CN"/>
+        </w:rPr>
+        <w:t>11-12</w:t>
+      </w:r>
+      <w:r>
+        <w:rPr>
+          <w:rFonts w:eastAsia="Songti SC"/>
+          <w:color w:val="000000"/>
+          <w:sz w:val="18"/>
+          <w:lang w:eastAsia="zh-CN"/>
+        </w:rPr>
+        <w:t>月。</w:t>
       </w:r>
     </w:p>
     <w:p>

--- a/docs/paper_draft_gender_information_domain_participation_v3.docx
+++ b/docs/paper_draft_gender_information_domain_participation_v3.docx
@@ -4249,7 +4249,71 @@
           <w:color w:val="000000"/>
           <w:lang w:eastAsia="zh-CN"/>
         </w:rPr>
-        <w:t>性别差异的领域距离 =（公共事务领域的男性账号平均值-女性账号平均值）-（明星文化领域的男性账号平均值-女性账号平均值）</w:t>
+        <w:t>性别差异的领域距离</w:t>
+      </w:r>
+      <w:r>
+        <w:rPr>
+          <w:rFonts w:eastAsia="Songti SC"/>
+          <w:color w:val="000000"/>
+          <w:lang w:eastAsia="zh-CN"/>
+        </w:rPr>
+        <w:t xml:space="preserve"> =</w:t>
+      </w:r>
+      <w:r>
+        <w:rPr>
+          <w:rFonts w:eastAsia="Songti SC"/>
+          <w:color w:val="000000"/>
+          <w:lang w:eastAsia="zh-CN"/>
+        </w:rPr>
+        <w:t>（公共事务领域的男性账号平均值</w:t>
+      </w:r>
+      <w:r>
+        <w:rPr>
+          <w:rFonts w:eastAsia="Songti SC"/>
+          <w:color w:val="000000"/>
+          <w:lang w:eastAsia="zh-CN"/>
+        </w:rPr>
+        <w:t>-</w:t>
+      </w:r>
+      <w:r>
+        <w:rPr>
+          <w:rFonts w:eastAsia="Songti SC"/>
+          <w:color w:val="000000"/>
+          <w:lang w:eastAsia="zh-CN"/>
+        </w:rPr>
+        <w:t>女性账号平均值）</w:t>
+      </w:r>
+      <w:r>
+        <w:rPr>
+          <w:rFonts w:eastAsia="Songti SC"/>
+          <w:color w:val="000000"/>
+          <w:lang w:eastAsia="zh-CN"/>
+        </w:rPr>
+        <w:t>-</w:t>
+      </w:r>
+      <w:r>
+        <w:rPr>
+          <w:rFonts w:eastAsia="Songti SC"/>
+          <w:color w:val="000000"/>
+          <w:lang w:eastAsia="zh-CN"/>
+        </w:rPr>
+        <w:t>（明星文化领域的男性账号平均值</w:t>
+      </w:r>
+      <w:r>
+        <w:rPr>
+          <w:rFonts w:eastAsia="Songti SC"/>
+          <w:color w:val="000000"/>
+          <w:lang w:eastAsia="zh-CN"/>
+        </w:rPr>
+        <w:t>-</w:t>
+      </w:r>
+      <w:r>
+        <w:rPr>
+          <w:rFonts w:eastAsia="Songti SC"/>
+          <w:color w:val="000000"/>
+          <w:lang w:eastAsia="zh-CN"/>
+        </w:rPr>
+        <w:t>女性账号平均值）</w:t>
       </w:r>
     </w:p>
     <w:p>
@@ -4266,7 +4330,71 @@
           <w:color w:val="000000"/>
           <w:lang w:eastAsia="zh-CN"/>
         </w:rPr>
-        <w:t>性别差异的领域距离比较的是同一种参与方式中两个领域的男女差异。距离等于零，表示公共事务领域与明星文化领域的男女差异相同；距离为正，表示公共事务领域的参与相对更偏向男性账号，而明星文化领域的参与相对更偏向女性账号。该指标不比较两个领域的总体参与水平，也不比较信息消费与内容表达的差异大小。信息消费和内容表达分别估计这一距离，并报告95%置信区间，模型沿用M0、M1和M2的控制变量设定。</w:t>
+        <w:t>性别差异的领域距离比较的是同一种参与方式中两个领域的男女差异。距离等于零，表示公共事务领域与明星文化领域的男女差异相同；距离为正，表示公共事务领域的参与相对更偏向男性账号，而明星文化领域的参与相对更偏向女性账号。该指标不比较两个领域的总体参与水平，也不比较信息消费与内容表达的差异大小。信息消费和内容表达分别估计这一距离，并报告</w:t>
+      </w:r>
+      <w:r>
+        <w:rPr>
+          <w:rFonts w:eastAsia="Songti SC"/>
+          <w:color w:val="000000"/>
+          <w:lang w:eastAsia="zh-CN"/>
+        </w:rPr>
+        <w:t>95%</w:t>
+      </w:r>
+      <w:r>
+        <w:rPr>
+          <w:rFonts w:eastAsia="Songti SC"/>
+          <w:color w:val="000000"/>
+          <w:lang w:eastAsia="zh-CN"/>
+        </w:rPr>
+        <w:t>置信区间，模型沿用</w:t>
+      </w:r>
+      <w:r>
+        <w:rPr>
+          <w:rFonts w:eastAsia="Songti SC"/>
+          <w:color w:val="000000"/>
+          <w:lang w:eastAsia="zh-CN"/>
+        </w:rPr>
+        <w:t>M0</w:t>
+      </w:r>
+      <w:r>
+        <w:rPr>
+          <w:rFonts w:eastAsia="Songti SC"/>
+          <w:color w:val="000000"/>
+          <w:lang w:eastAsia="zh-CN"/>
+        </w:rPr>
+        <w:t>、</w:t>
+      </w:r>
+      <w:r>
+        <w:rPr>
+          <w:rFonts w:eastAsia="Songti SC"/>
+          <w:color w:val="000000"/>
+          <w:lang w:eastAsia="zh-CN"/>
+        </w:rPr>
+        <w:t>M1</w:t>
+      </w:r>
+      <w:r>
+        <w:rPr>
+          <w:rFonts w:eastAsia="Songti SC"/>
+          <w:color w:val="000000"/>
+          <w:lang w:eastAsia="zh-CN"/>
+        </w:rPr>
+        <w:t>和</w:t>
+      </w:r>
+      <w:r>
+        <w:rPr>
+          <w:rFonts w:eastAsia="Songti SC"/>
+          <w:color w:val="000000"/>
+          <w:lang w:eastAsia="zh-CN"/>
+        </w:rPr>
+        <w:t>M2</w:t>
+      </w:r>
+      <w:r>
+        <w:rPr>
+          <w:rFonts w:eastAsia="Songti SC"/>
+          <w:color w:val="000000"/>
+          <w:lang w:eastAsia="zh-CN"/>
+        </w:rPr>
+        <w:t>的控制变量设定。</w:t>
       </w:r>
     </w:p>
     <w:p>
@@ -4283,7 +4411,264 @@
           <w:color w:val="000000"/>
           <w:lang w:eastAsia="zh-CN"/>
         </w:rPr>
-        <w:t>在四项核心结果之外，本文进一步考察时间稳定性、转发延迟和参与组合。月份结果和逐月排除检验用于判断全年差异是否由特定月份驱动，转发延迟用于比较已经发生的来源转发在传播速度上是否存在性别差异。组合分析包括两个角度：一是区分“均未参与”、“仅信息消费”、“仅内容表达”和“两者都有”，观察同一领域中两种参与方式是否由同一批账号完成；二是区分“两个领域均未参与”、“仅参与公共事务”、“仅参与明星文化”和“两个领域都参与”，观察总体差异主要来自哪一种跨领域参与组合。</w:t>
+        <w:lastRenderedPageBreak/>
+        <w:t>在四项核心结果之外，本文进一步考察时间稳定性、转发延迟和参与组合。月份结果和逐月排除检验用于判断全年差异是否由特定月份驱动，转发延迟用于比较已经发生的来源转发在传播速度上是否存在性别差异。组合分析包括两个角度：一是区分</w:t>
+      </w:r>
+      <w:r>
+        <w:rPr>
+          <w:rFonts w:eastAsia="Songti SC"/>
+          <w:color w:val="000000"/>
+          <w:lang w:eastAsia="zh-CN"/>
+        </w:rPr>
+        <w:t>“</w:t>
+      </w:r>
+      <w:r>
+        <w:rPr>
+          <w:rFonts w:eastAsia="Songti SC"/>
+          <w:color w:val="000000"/>
+          <w:lang w:eastAsia="zh-CN"/>
+        </w:rPr>
+        <w:t>均未参与</w:t>
+      </w:r>
+      <w:r>
+        <w:rPr>
+          <w:rFonts w:eastAsia="Songti SC"/>
+          <w:color w:val="000000"/>
+          <w:lang w:eastAsia="zh-CN"/>
+        </w:rPr>
+        <w:t>”</w:t>
+      </w:r>
+      <w:r>
+        <w:rPr>
+          <w:rFonts w:eastAsia="Songti SC"/>
+          <w:color w:val="000000"/>
+          <w:lang w:eastAsia="zh-CN"/>
+        </w:rPr>
+        <w:t>、</w:t>
+      </w:r>
+      <w:r>
+        <w:rPr>
+          <w:rFonts w:eastAsia="Songti SC"/>
+          <w:color w:val="000000"/>
+          <w:lang w:eastAsia="zh-CN"/>
+        </w:rPr>
+        <w:t>“</w:t>
+      </w:r>
+      <w:r>
+        <w:rPr>
+          <w:rFonts w:eastAsia="Songti SC"/>
+          <w:color w:val="000000"/>
+          <w:lang w:eastAsia="zh-CN"/>
+        </w:rPr>
+        <w:t>仅信息消费</w:t>
+      </w:r>
+      <w:r>
+        <w:rPr>
+          <w:rFonts w:eastAsia="Songti SC"/>
+          <w:color w:val="000000"/>
+          <w:lang w:eastAsia="zh-CN"/>
+        </w:rPr>
+        <w:t>”</w:t>
+      </w:r>
+      <w:r>
+        <w:rPr>
+          <w:rFonts w:eastAsia="Songti SC"/>
+          <w:color w:val="000000"/>
+          <w:lang w:eastAsia="zh-CN"/>
+        </w:rPr>
+        <w:t>、</w:t>
+      </w:r>
+      <w:r>
+        <w:rPr>
+          <w:rFonts w:eastAsia="Songti SC"/>
+          <w:color w:val="000000"/>
+          <w:lang w:eastAsia="zh-CN"/>
+        </w:rPr>
+        <w:t>“</w:t>
+      </w:r>
+      <w:r>
+        <w:rPr>
+          <w:rFonts w:eastAsia="Songti SC"/>
+          <w:color w:val="000000"/>
+          <w:lang w:eastAsia="zh-CN"/>
+        </w:rPr>
+        <w:t>仅内容表达</w:t>
+      </w:r>
+      <w:r>
+        <w:rPr>
+          <w:rFonts w:eastAsia="Songti SC"/>
+          <w:color w:val="000000"/>
+          <w:lang w:eastAsia="zh-CN"/>
+        </w:rPr>
+        <w:t>”</w:t>
+      </w:r>
+      <w:r>
+        <w:rPr>
+          <w:rFonts w:eastAsia="Songti SC"/>
+          <w:color w:val="000000"/>
+          <w:lang w:eastAsia="zh-CN"/>
+        </w:rPr>
+        <w:t>和</w:t>
+      </w:r>
+      <w:r>
+        <w:rPr>
+          <w:rFonts w:eastAsia="Songti SC"/>
+          <w:color w:val="000000"/>
+          <w:lang w:eastAsia="zh-CN"/>
+        </w:rPr>
+        <w:t>“</w:t>
+      </w:r>
+      <w:r>
+        <w:rPr>
+          <w:rFonts w:eastAsia="Songti SC"/>
+          <w:color w:val="000000"/>
+          <w:lang w:eastAsia="zh-CN"/>
+        </w:rPr>
+        <w:t>两者都有</w:t>
+      </w:r>
+      <w:r>
+        <w:rPr>
+          <w:rFonts w:eastAsia="Songti SC"/>
+          <w:color w:val="000000"/>
+          <w:lang w:eastAsia="zh-CN"/>
+        </w:rPr>
+        <w:t>”</w:t>
+      </w:r>
+      <w:r>
+        <w:rPr>
+          <w:rFonts w:eastAsia="Songti SC"/>
+          <w:color w:val="000000"/>
+          <w:lang w:eastAsia="zh-CN"/>
+        </w:rPr>
+        <w:t>，观察同一领域中两种参与方式是否由同一批账号完成；二是区分</w:t>
+      </w:r>
+      <w:r>
+        <w:rPr>
+          <w:rFonts w:eastAsia="Songti SC"/>
+          <w:color w:val="000000"/>
+          <w:lang w:eastAsia="zh-CN"/>
+        </w:rPr>
+        <w:t>“</w:t>
+      </w:r>
+      <w:r>
+        <w:rPr>
+          <w:rFonts w:eastAsia="Songti SC"/>
+          <w:color w:val="000000"/>
+          <w:lang w:eastAsia="zh-CN"/>
+        </w:rPr>
+        <w:t>两个领域均未参与</w:t>
+      </w:r>
+      <w:r>
+        <w:rPr>
+          <w:rFonts w:eastAsia="Songti SC"/>
+          <w:color w:val="000000"/>
+          <w:lang w:eastAsia="zh-CN"/>
+        </w:rPr>
+        <w:t>”</w:t>
+      </w:r>
+      <w:r>
+        <w:rPr>
+          <w:rFonts w:eastAsia="Songti SC"/>
+          <w:color w:val="000000"/>
+          <w:lang w:eastAsia="zh-CN"/>
+        </w:rPr>
+        <w:t>、</w:t>
+      </w:r>
+      <w:r>
+        <w:rPr>
+          <w:rFonts w:eastAsia="Songti SC"/>
+          <w:color w:val="000000"/>
+          <w:lang w:eastAsia="zh-CN"/>
+        </w:rPr>
+        <w:t>“</w:t>
+      </w:r>
+      <w:r>
+        <w:rPr>
+          <w:rFonts w:eastAsia="Songti SC"/>
+          <w:color w:val="000000"/>
+          <w:lang w:eastAsia="zh-CN"/>
+        </w:rPr>
+        <w:t>仅参与公共事务</w:t>
+      </w:r>
+      <w:r>
+        <w:rPr>
+          <w:rFonts w:eastAsia="Songti SC"/>
+          <w:color w:val="000000"/>
+          <w:lang w:eastAsia="zh-CN"/>
+        </w:rPr>
+        <w:t>”</w:t>
+      </w:r>
+      <w:r>
+        <w:rPr>
+          <w:rFonts w:eastAsia="Songti SC"/>
+          <w:color w:val="000000"/>
+          <w:lang w:eastAsia="zh-CN"/>
+        </w:rPr>
+        <w:t>、</w:t>
+      </w:r>
+      <w:r>
+        <w:rPr>
+          <w:rFonts w:eastAsia="Songti SC"/>
+          <w:color w:val="000000"/>
+          <w:lang w:eastAsia="zh-CN"/>
+        </w:rPr>
+        <w:t>“</w:t>
+      </w:r>
+      <w:r>
+        <w:rPr>
+          <w:rFonts w:eastAsia="Songti SC"/>
+          <w:color w:val="000000"/>
+          <w:lang w:eastAsia="zh-CN"/>
+        </w:rPr>
+        <w:t>仅参与明星文化</w:t>
+      </w:r>
+      <w:r>
+        <w:rPr>
+          <w:rFonts w:eastAsia="Songti SC"/>
+          <w:color w:val="000000"/>
+          <w:lang w:eastAsia="zh-CN"/>
+        </w:rPr>
+        <w:t>”</w:t>
+      </w:r>
+      <w:r>
+        <w:rPr>
+          <w:rFonts w:eastAsia="Songti SC"/>
+          <w:color w:val="000000"/>
+          <w:lang w:eastAsia="zh-CN"/>
+        </w:rPr>
+        <w:t>和</w:t>
+      </w:r>
+      <w:r>
+        <w:rPr>
+          <w:rFonts w:eastAsia="Songti SC"/>
+          <w:color w:val="000000"/>
+          <w:lang w:eastAsia="zh-CN"/>
+        </w:rPr>
+        <w:t>“</w:t>
+      </w:r>
+      <w:r>
+        <w:rPr>
+          <w:rFonts w:eastAsia="Songti SC"/>
+          <w:color w:val="000000"/>
+          <w:lang w:eastAsia="zh-CN"/>
+        </w:rPr>
+        <w:t>两个领域都参与</w:t>
+      </w:r>
+      <w:r>
+        <w:rPr>
+          <w:rFonts w:eastAsia="Songti SC"/>
+          <w:color w:val="000000"/>
+          <w:lang w:eastAsia="zh-CN"/>
+        </w:rPr>
+        <w:t>”</w:t>
+      </w:r>
+      <w:r>
+        <w:rPr>
+          <w:rFonts w:eastAsia="Songti SC"/>
+          <w:color w:val="000000"/>
+          <w:lang w:eastAsia="zh-CN"/>
+        </w:rPr>
+        <w:t>，观察总体差异主要来自哪一种跨领域参与组合。</w:t>
       </w:r>
     </w:p>
     <w:p>
@@ -4561,7 +4946,6 @@
         <w:rPr>
           <w:noProof/>
         </w:rPr>
-        <w:lastRenderedPageBreak/>
         <w:drawing>
           <wp:inline distT="0" distB="0" distL="0" distR="0" wp14:anchorId="3581897A" wp14:editId="4583E24A">
             <wp:extent cx="5623560" cy="2157203"/>
@@ -4642,7 +5026,199 @@
           <w:color w:val="000000"/>
           <w:lang w:eastAsia="zh-CN"/>
         </w:rPr>
-        <w:t>图1呈现的是男性账号和女性账号在平台上直接观察到的差异。为了判断这些差异是否来自两组账号不同的发帖量、转发量和活跃时间，表1和图2进一步比较三组模型。M0只加入账号性别，M1控制全年发帖数、转发数、活跃天数和活跃月份，M2进一步控制认证状态、粉丝数、关注数和地区。本文以使用程度相近账号之间的M1比较作为核心结果：男性账号参与公共事务信息消费的平均概率比女性账号高3.59个百分点，参与明星文化信息消费的平均概率低1.50个百分点；男性账号的公共事务内容比例比女性账号高9.75个百分点，明星文化内容比例低3.46个百分点。四项结果的95%置信区间均未跨越零。</w:t>
+        <w:t>图</w:t>
+      </w:r>
+      <w:r>
+        <w:rPr>
+          <w:rFonts w:eastAsia="Songti SC"/>
+          <w:color w:val="000000"/>
+          <w:lang w:eastAsia="zh-CN"/>
+        </w:rPr>
+        <w:t>1</w:t>
+      </w:r>
+      <w:r>
+        <w:rPr>
+          <w:rFonts w:eastAsia="Songti SC"/>
+          <w:color w:val="000000"/>
+          <w:lang w:eastAsia="zh-CN"/>
+        </w:rPr>
+        <w:t>呈现的是男性账号和女性账号在平台上直接观察到的差异。为了判断这些差异是否来自两组账号不同的发帖量、转发量和活跃时间，表</w:t>
+      </w:r>
+      <w:r>
+        <w:rPr>
+          <w:rFonts w:eastAsia="Songti SC"/>
+          <w:color w:val="000000"/>
+          <w:lang w:eastAsia="zh-CN"/>
+        </w:rPr>
+        <w:t>1</w:t>
+      </w:r>
+      <w:r>
+        <w:rPr>
+          <w:rFonts w:eastAsia="Songti SC"/>
+          <w:color w:val="000000"/>
+          <w:lang w:eastAsia="zh-CN"/>
+        </w:rPr>
+        <w:t>和图</w:t>
+      </w:r>
+      <w:r>
+        <w:rPr>
+          <w:rFonts w:eastAsia="Songti SC"/>
+          <w:color w:val="000000"/>
+          <w:lang w:eastAsia="zh-CN"/>
+        </w:rPr>
+        <w:t>2</w:t>
+      </w:r>
+      <w:r>
+        <w:rPr>
+          <w:rFonts w:eastAsia="Songti SC"/>
+          <w:color w:val="000000"/>
+          <w:lang w:eastAsia="zh-CN"/>
+        </w:rPr>
+        <w:t>进一步比较三组</w:t>
+      </w:r>
+      <w:r>
+        <w:rPr>
+          <w:rFonts w:eastAsia="Songti SC" w:hint="eastAsia"/>
+          <w:color w:val="000000"/>
+          <w:lang w:eastAsia="zh-CN"/>
+        </w:rPr>
+        <w:t>回归</w:t>
+      </w:r>
+      <w:r>
+        <w:rPr>
+          <w:rFonts w:eastAsia="Songti SC"/>
+          <w:color w:val="000000"/>
+          <w:lang w:eastAsia="zh-CN"/>
+        </w:rPr>
+        <w:t>模型。</w:t>
+      </w:r>
+      <w:r>
+        <w:rPr>
+          <w:rFonts w:eastAsia="Songti SC"/>
+          <w:color w:val="000000"/>
+          <w:lang w:eastAsia="zh-CN"/>
+        </w:rPr>
+        <w:t>M0</w:t>
+      </w:r>
+      <w:r>
+        <w:rPr>
+          <w:rFonts w:eastAsia="Songti SC"/>
+          <w:color w:val="000000"/>
+          <w:lang w:eastAsia="zh-CN"/>
+        </w:rPr>
+        <w:t>只加入账号性别，</w:t>
+      </w:r>
+      <w:r>
+        <w:rPr>
+          <w:rFonts w:eastAsia="Songti SC"/>
+          <w:color w:val="000000"/>
+          <w:lang w:eastAsia="zh-CN"/>
+        </w:rPr>
+        <w:t>M1</w:t>
+      </w:r>
+      <w:r>
+        <w:rPr>
+          <w:rFonts w:eastAsia="Songti SC"/>
+          <w:color w:val="000000"/>
+          <w:lang w:eastAsia="zh-CN"/>
+        </w:rPr>
+        <w:t>控制全年发帖数、转发数、活跃天数和活跃月份，</w:t>
+      </w:r>
+      <w:r>
+        <w:rPr>
+          <w:rFonts w:eastAsia="Songti SC"/>
+          <w:color w:val="000000"/>
+          <w:lang w:eastAsia="zh-CN"/>
+        </w:rPr>
+        <w:t>M2</w:t>
+      </w:r>
+      <w:r>
+        <w:rPr>
+          <w:rFonts w:eastAsia="Songti SC"/>
+          <w:color w:val="000000"/>
+          <w:lang w:eastAsia="zh-CN"/>
+        </w:rPr>
+        <w:t>进一步控制认证状态、粉丝数、关注数和地区。本文以使用程度相近账号之间的</w:t>
+      </w:r>
+      <w:r>
+        <w:rPr>
+          <w:rFonts w:eastAsia="Songti SC"/>
+          <w:color w:val="000000"/>
+          <w:lang w:eastAsia="zh-CN"/>
+        </w:rPr>
+        <w:t>M1</w:t>
+      </w:r>
+      <w:r>
+        <w:rPr>
+          <w:rFonts w:eastAsia="Songti SC"/>
+          <w:color w:val="000000"/>
+          <w:lang w:eastAsia="zh-CN"/>
+        </w:rPr>
+        <w:t>比较作为核心结果：男性账号参与公共事务信息消费的平均概率比女性账号高</w:t>
+      </w:r>
+      <w:r>
+        <w:rPr>
+          <w:rFonts w:eastAsia="Songti SC"/>
+          <w:color w:val="000000"/>
+          <w:lang w:eastAsia="zh-CN"/>
+        </w:rPr>
+        <w:t>3.59</w:t>
+      </w:r>
+      <w:r>
+        <w:rPr>
+          <w:rFonts w:eastAsia="Songti SC"/>
+          <w:color w:val="000000"/>
+          <w:lang w:eastAsia="zh-CN"/>
+        </w:rPr>
+        <w:t>个百分点，参与明星文化信息消费的平均概率低</w:t>
+      </w:r>
+      <w:r>
+        <w:rPr>
+          <w:rFonts w:eastAsia="Songti SC"/>
+          <w:color w:val="000000"/>
+          <w:lang w:eastAsia="zh-CN"/>
+        </w:rPr>
+        <w:t>1.50</w:t>
+      </w:r>
+      <w:r>
+        <w:rPr>
+          <w:rFonts w:eastAsia="Songti SC"/>
+          <w:color w:val="000000"/>
+          <w:lang w:eastAsia="zh-CN"/>
+        </w:rPr>
+        <w:t>个百分点；男性账号的公共事务内容比例比女性账号高</w:t>
+      </w:r>
+      <w:r>
+        <w:rPr>
+          <w:rFonts w:eastAsia="Songti SC"/>
+          <w:color w:val="000000"/>
+          <w:lang w:eastAsia="zh-CN"/>
+        </w:rPr>
+        <w:t>9.75</w:t>
+      </w:r>
+      <w:r>
+        <w:rPr>
+          <w:rFonts w:eastAsia="Songti SC"/>
+          <w:color w:val="000000"/>
+          <w:lang w:eastAsia="zh-CN"/>
+        </w:rPr>
+        <w:t>个百分点，明星文化内容比例低</w:t>
+      </w:r>
+      <w:r>
+        <w:rPr>
+          <w:rFonts w:eastAsia="Songti SC"/>
+          <w:color w:val="000000"/>
+          <w:lang w:eastAsia="zh-CN"/>
+        </w:rPr>
+        <w:t>3.46</w:t>
+      </w:r>
+      <w:r>
+        <w:rPr>
+          <w:rFonts w:eastAsia="Songti SC"/>
+          <w:color w:val="000000"/>
+          <w:lang w:eastAsia="zh-CN"/>
+        </w:rPr>
+        <w:t>个百分点。</w:t>
       </w:r>
     </w:p>
     <w:p>
@@ -4661,7 +5237,26 @@
           <w:color w:val="000000"/>
           <w:lang w:eastAsia="zh-CN"/>
         </w:rPr>
-        <w:t>表1 不同模型中的核心性别差异</w:t>
+        <w:lastRenderedPageBreak/>
+        <w:t>表</w:t>
+      </w:r>
+      <w:r>
+        <w:rPr>
+          <w:rFonts w:eastAsia="Songti SC"/>
+          <w:b/>
+          <w:color w:val="000000"/>
+          <w:lang w:eastAsia="zh-CN"/>
+        </w:rPr>
+        <w:t xml:space="preserve">1 </w:t>
+      </w:r>
+      <w:r>
+        <w:rPr>
+          <w:rFonts w:eastAsia="Songti SC"/>
+          <w:b/>
+          <w:color w:val="000000"/>
+          <w:lang w:eastAsia="zh-CN"/>
+        </w:rPr>
+        <w:t>不同模型中的核心性别差异</w:t>
       </w:r>
     </w:p>
     <w:tbl>
@@ -5669,7 +6264,6 @@
         <w:rPr>
           <w:noProof/>
         </w:rPr>
-        <w:lastRenderedPageBreak/>
         <w:drawing>
           <wp:inline distT="0" distB="0" distL="0" distR="0" wp14:anchorId="6F8D09F8" wp14:editId="10C46E2D">
             <wp:extent cx="5623560" cy="2147170"/>
@@ -5721,7 +6315,19 @@
         <w:rPr>
           <w:lang w:eastAsia="zh-CN"/>
         </w:rPr>
-        <w:t>图2 不同模型中的核心性别差异</w:t>
+        <w:t>图</w:t>
+      </w:r>
+      <w:r>
+        <w:rPr>
+          <w:lang w:eastAsia="zh-CN"/>
+        </w:rPr>
+        <w:t xml:space="preserve">2 </w:t>
+      </w:r>
+      <w:r>
+        <w:rPr>
+          <w:lang w:eastAsia="zh-CN"/>
+        </w:rPr>
+        <w:t>不同模型中的核心性别差异</w:t>
       </w:r>
     </w:p>
     <w:p>
@@ -5738,7 +6344,71 @@
           <w:color w:val="000000"/>
           <w:lang w:eastAsia="zh-CN"/>
         </w:rPr>
-        <w:t>图2左侧呈现两个领域的信息消费结果，右侧呈现两个领域的内容表达结果。同一行的M0、M1和M2依次表示未控制账号使用情况、控制账号使用程度，以及进一步控制账号资料。点位在零线右侧表示男性账号更高，在零线左侧表示女性账号更高。四项结果在三个模型中的方向完全一致：公共事务领域均为男性账号更高，明星文化领域均为女性账号更高。控制账号使用程度和账号资料会改变差异的大小，但不会改变两个领域相反的性别方向。</w:t>
+        <w:t>图</w:t>
+      </w:r>
+      <w:r>
+        <w:rPr>
+          <w:rFonts w:eastAsia="Songti SC"/>
+          <w:color w:val="000000"/>
+          <w:lang w:eastAsia="zh-CN"/>
+        </w:rPr>
+        <w:t>2</w:t>
+      </w:r>
+      <w:r>
+        <w:rPr>
+          <w:rFonts w:eastAsia="Songti SC"/>
+          <w:color w:val="000000"/>
+          <w:lang w:eastAsia="zh-CN"/>
+        </w:rPr>
+        <w:t>左侧呈现两个领域的信息消费结果，右侧呈现两个领域的内容表达结果。同一行的</w:t>
+      </w:r>
+      <w:r>
+        <w:rPr>
+          <w:rFonts w:eastAsia="Songti SC"/>
+          <w:color w:val="000000"/>
+          <w:lang w:eastAsia="zh-CN"/>
+        </w:rPr>
+        <w:t>M0</w:t>
+      </w:r>
+      <w:r>
+        <w:rPr>
+          <w:rFonts w:eastAsia="Songti SC"/>
+          <w:color w:val="000000"/>
+          <w:lang w:eastAsia="zh-CN"/>
+        </w:rPr>
+        <w:t>、</w:t>
+      </w:r>
+      <w:r>
+        <w:rPr>
+          <w:rFonts w:eastAsia="Songti SC"/>
+          <w:color w:val="000000"/>
+          <w:lang w:eastAsia="zh-CN"/>
+        </w:rPr>
+        <w:t>M1</w:t>
+      </w:r>
+      <w:r>
+        <w:rPr>
+          <w:rFonts w:eastAsia="Songti SC"/>
+          <w:color w:val="000000"/>
+          <w:lang w:eastAsia="zh-CN"/>
+        </w:rPr>
+        <w:t>和</w:t>
+      </w:r>
+      <w:r>
+        <w:rPr>
+          <w:rFonts w:eastAsia="Songti SC"/>
+          <w:color w:val="000000"/>
+          <w:lang w:eastAsia="zh-CN"/>
+        </w:rPr>
+        <w:t>M2</w:t>
+      </w:r>
+      <w:r>
+        <w:rPr>
+          <w:rFonts w:eastAsia="Songti SC"/>
+          <w:color w:val="000000"/>
+          <w:lang w:eastAsia="zh-CN"/>
+        </w:rPr>
+        <w:t>依次表示未控制账号使用情况、控制账号使用程度，以及进一步控制账号资料。点位在零线右侧表示男性账号更高，在零线左侧表示女性账号更高。四项结果在三个模型中的方向完全一致：公共事务领域均为男性账号更高，明星文化领域均为女性账号更高。控制账号使用程度和账号资料会改变差异的大小，但不会改变两个领域相反的性别方向。</w:t>
       </w:r>
     </w:p>
     <w:p>
@@ -5755,30 +6425,68 @@
           <w:color w:val="000000"/>
           <w:lang w:eastAsia="zh-CN"/>
         </w:rPr>
-        <w:t>随后，本文考察上述差异在观察期内是否保持稳定。图3将四项核心结果按月拆开：上排显示当月活跃账号的信息消费概率，下排显示两类内容在当月文字帖中的平均比例。除缺少数据的10月外，公共事务领域在每个观察月份均表现为男性账号参与更高，明星文化领域则均表现为女性账号参与更高。逐次排除任何一个有数据的月份后，两类信息消费的性别差异也始终保持原有方向。这说明全年结果并非由某一个月份单独造成。</w:t>
+        <w:lastRenderedPageBreak/>
+        <w:t>随后，本文考察上述差异在观察期内是否保持稳定。图</w:t>
+      </w:r>
+      <w:r>
+        <w:rPr>
+          <w:rFonts w:eastAsia="Songti SC"/>
+          <w:color w:val="000000"/>
+          <w:lang w:eastAsia="zh-CN"/>
+        </w:rPr>
+        <w:t>3</w:t>
+      </w:r>
+      <w:r>
+        <w:rPr>
+          <w:rFonts w:eastAsia="Songti SC"/>
+          <w:color w:val="000000"/>
+          <w:lang w:eastAsia="zh-CN"/>
+        </w:rPr>
+        <w:t>将四项核心结果按月拆开：上排显示当月活跃账号的信息消费概率，下排显示两类内容在当月文字帖中的平均比例。除缺少数据的</w:t>
+      </w:r>
+      <w:r>
+        <w:rPr>
+          <w:rFonts w:eastAsia="Songti SC"/>
+          <w:color w:val="000000"/>
+          <w:lang w:eastAsia="zh-CN"/>
+        </w:rPr>
+        <w:t>10</w:t>
+      </w:r>
+      <w:r>
+        <w:rPr>
+          <w:rFonts w:eastAsia="Songti SC"/>
+          <w:color w:val="000000"/>
+          <w:lang w:eastAsia="zh-CN"/>
+        </w:rPr>
+        <w:t>月外，公共事务领域在每个观察月份均表现为男性账号参与更高，明星文化领域则均表现为女性账号参与更高。逐次排除任何一个有数据的月份后，两类信息消费的性别差异也始终保持原有方向。这说明全年结果并非由某一个月份单独造成。</w:t>
       </w:r>
     </w:p>
     <w:p>
       <w:pPr>
+        <w:spacing w:before="120" w:after="240"/>
         <w:jc w:val="center"/>
       </w:pPr>
       <w:r>
+        <w:rPr>
+          <w:noProof/>
+        </w:rPr>
         <w:drawing>
-          <wp:inline xmlns:a="http://schemas.openxmlformats.org/drawingml/2006/main" xmlns:pic="http://schemas.openxmlformats.org/drawingml/2006/picture">
+          <wp:inline distT="0" distB="0" distL="0" distR="0" wp14:anchorId="7531A523" wp14:editId="0C9936F7">
             <wp:extent cx="5623560" cy="3570719"/>
-            <wp:docPr id="18" name="Picture 18"/>
+            <wp:effectExtent l="0" t="0" r="0" b="0"/>
+            <wp:docPr id="18" name="Picture 18" descr="Image: image3.png"/>
             <wp:cNvGraphicFramePr>
-              <a:graphicFrameLocks noChangeAspect="1"/>
+              <a:graphicFrameLocks xmlns:a="http://schemas.openxmlformats.org/drawingml/2006/main" noChangeAspect="1"/>
             </wp:cNvGraphicFramePr>
-            <a:graphic>
+            <a:graphic xmlns:a="http://schemas.openxmlformats.org/drawingml/2006/main">
               <a:graphicData uri="http://schemas.openxmlformats.org/drawingml/2006/picture">
-                <pic:pic>
+                <pic:pic xmlns:pic="http://schemas.openxmlformats.org/drawingml/2006/picture">
                   <pic:nvPicPr>
                     <pic:cNvPr id="0" name="image.png"/>
                     <pic:cNvPicPr/>
                   </pic:nvPicPr>
                   <pic:blipFill>
-                    <a:blip r:embed="rId13"/>
+                    <a:blip r:embed="rId10"/>
                     <a:stretch>
                       <a:fillRect/>
                     </a:stretch>
@@ -5788,7 +6496,9 @@
                       <a:off x="0" y="0"/>
                       <a:ext cx="5623560" cy="3570719"/>
                     </a:xfrm>
-                    <a:prstGeom prst="rect"/>
+                    <a:prstGeom prst="rect">
+                      <a:avLst/>
+                    </a:prstGeom>
                   </pic:spPr>
                 </pic:pic>
               </a:graphicData>
@@ -5811,7 +6521,19 @@
         <w:rPr>
           <w:lang w:eastAsia="zh-CN"/>
         </w:rPr>
-        <w:t>图3 两个信息领域参与差异的月度变化</w:t>
+        <w:t>图</w:t>
+      </w:r>
+      <w:r>
+        <w:rPr>
+          <w:lang w:eastAsia="zh-CN"/>
+        </w:rPr>
+        <w:t xml:space="preserve">3 </w:t>
+      </w:r>
+      <w:r>
+        <w:rPr>
+          <w:lang w:eastAsia="zh-CN"/>
+        </w:rPr>
+        <w:t>两个信息领域参与差异的月度变化</w:t>
       </w:r>
     </w:p>
     <w:p>
@@ -5819,6 +6541,7 @@
         <w:spacing w:before="120" w:after="240"/>
         <w:jc w:val="both"/>
         <w:rPr>
+          <w:rFonts w:hint="eastAsia"/>
           <w:lang w:eastAsia="zh-CN"/>
         </w:rPr>
       </w:pPr>
@@ -5828,30 +6551,228 @@
           <w:color w:val="000000"/>
           <w:lang w:eastAsia="zh-CN"/>
         </w:rPr>
-        <w:t>最后，本文比较已经发生的来源转发在传播速度上的性别差异。转发延迟为原帖发布时间与转发时间之差，并以每个账号的中位延迟代表其典型转发速度。图4显示，在720小时截断范围内，公共事务来源中男性账号和女性账号的用户级中位延迟分别为5.72和5.60小时，男性账号比女性账号慢0.12小时，95%置信区间为[-0.20, 0.46]，两者没有显著差异；明星文化来源中男性账号和女性账号的中位延迟分别为5.10和3.80小时，男性账号慢1.31小时，95%置信区间为[0.90, 1.82]。因此，明星文化来源转发中女性账号通常更快完成转发，公共事务来源的转发速度则没有清晰的性别差异。</w:t>
+        <w:t>最后，本文比较已经发生的来源转发在传播速度上的性别差异。转发延迟为原帖发布时间与转发时间之差，并以每个账号的中位延迟代表其典型转发速度。图</w:t>
+      </w:r>
+      <w:r>
+        <w:rPr>
+          <w:rFonts w:eastAsia="Songti SC"/>
+          <w:color w:val="000000"/>
+          <w:lang w:eastAsia="zh-CN"/>
+        </w:rPr>
+        <w:t>4</w:t>
+      </w:r>
+      <w:r>
+        <w:rPr>
+          <w:rFonts w:eastAsia="Songti SC"/>
+          <w:color w:val="000000"/>
+          <w:lang w:eastAsia="zh-CN"/>
+        </w:rPr>
+        <w:t>显示，在</w:t>
+      </w:r>
+      <w:r>
+        <w:rPr>
+          <w:rFonts w:eastAsia="Songti SC"/>
+          <w:color w:val="000000"/>
+          <w:lang w:eastAsia="zh-CN"/>
+        </w:rPr>
+        <w:t>720</w:t>
+      </w:r>
+      <w:r>
+        <w:rPr>
+          <w:rFonts w:eastAsia="Songti SC"/>
+          <w:color w:val="000000"/>
+          <w:lang w:eastAsia="zh-CN"/>
+        </w:rPr>
+        <w:t>小时截断范围内，公共事务来源中男性账号和女性账号的用户级中位延迟分别为</w:t>
+      </w:r>
+      <w:r>
+        <w:rPr>
+          <w:rFonts w:eastAsia="Songti SC"/>
+          <w:color w:val="000000"/>
+          <w:lang w:eastAsia="zh-CN"/>
+        </w:rPr>
+        <w:t>5.72</w:t>
+      </w:r>
+      <w:r>
+        <w:rPr>
+          <w:rFonts w:eastAsia="Songti SC"/>
+          <w:color w:val="000000"/>
+          <w:lang w:eastAsia="zh-CN"/>
+        </w:rPr>
+        <w:t>和</w:t>
+      </w:r>
+      <w:r>
+        <w:rPr>
+          <w:rFonts w:eastAsia="Songti SC"/>
+          <w:color w:val="000000"/>
+          <w:lang w:eastAsia="zh-CN"/>
+        </w:rPr>
+        <w:t>5.60</w:t>
+      </w:r>
+      <w:r>
+        <w:rPr>
+          <w:rFonts w:eastAsia="Songti SC"/>
+          <w:color w:val="000000"/>
+          <w:lang w:eastAsia="zh-CN"/>
+        </w:rPr>
+        <w:t>小时，男性账号比女性账号慢</w:t>
+      </w:r>
+      <w:r>
+        <w:rPr>
+          <w:rFonts w:eastAsia="Songti SC"/>
+          <w:color w:val="000000"/>
+          <w:lang w:eastAsia="zh-CN"/>
+        </w:rPr>
+        <w:t>0.12</w:t>
+      </w:r>
+      <w:r>
+        <w:rPr>
+          <w:rFonts w:eastAsia="Songti SC"/>
+          <w:color w:val="000000"/>
+          <w:lang w:eastAsia="zh-CN"/>
+        </w:rPr>
+        <w:t>小时，</w:t>
+      </w:r>
+      <w:r>
+        <w:rPr>
+          <w:rFonts w:eastAsia="Songti SC"/>
+          <w:color w:val="000000"/>
+          <w:lang w:eastAsia="zh-CN"/>
+        </w:rPr>
+        <w:t>95%</w:t>
+      </w:r>
+      <w:r>
+        <w:rPr>
+          <w:rFonts w:eastAsia="Songti SC"/>
+          <w:color w:val="000000"/>
+          <w:lang w:eastAsia="zh-CN"/>
+        </w:rPr>
+        <w:t>置信区间为</w:t>
+      </w:r>
+      <w:r>
+        <w:rPr>
+          <w:rFonts w:eastAsia="Songti SC"/>
+          <w:color w:val="000000"/>
+          <w:lang w:eastAsia="zh-CN"/>
+        </w:rPr>
+        <w:t>[-0.20, 0.46]</w:t>
+      </w:r>
+      <w:r>
+        <w:rPr>
+          <w:rFonts w:eastAsia="Songti SC"/>
+          <w:color w:val="000000"/>
+          <w:lang w:eastAsia="zh-CN"/>
+        </w:rPr>
+        <w:t>，两者没有显著差异；明星文化来源中男性账号和女性账号的中位延迟分别为</w:t>
+      </w:r>
+      <w:r>
+        <w:rPr>
+          <w:rFonts w:eastAsia="Songti SC"/>
+          <w:color w:val="000000"/>
+          <w:lang w:eastAsia="zh-CN"/>
+        </w:rPr>
+        <w:t>5.10</w:t>
+      </w:r>
+      <w:r>
+        <w:rPr>
+          <w:rFonts w:eastAsia="Songti SC"/>
+          <w:color w:val="000000"/>
+          <w:lang w:eastAsia="zh-CN"/>
+        </w:rPr>
+        <w:t>和</w:t>
+      </w:r>
+      <w:r>
+        <w:rPr>
+          <w:rFonts w:eastAsia="Songti SC"/>
+          <w:color w:val="000000"/>
+          <w:lang w:eastAsia="zh-CN"/>
+        </w:rPr>
+        <w:t>3.80</w:t>
+      </w:r>
+      <w:r>
+        <w:rPr>
+          <w:rFonts w:eastAsia="Songti SC"/>
+          <w:color w:val="000000"/>
+          <w:lang w:eastAsia="zh-CN"/>
+        </w:rPr>
+        <w:t>小时，男性账号慢</w:t>
+      </w:r>
+      <w:r>
+        <w:rPr>
+          <w:rFonts w:eastAsia="Songti SC"/>
+          <w:color w:val="000000"/>
+          <w:lang w:eastAsia="zh-CN"/>
+        </w:rPr>
+        <w:t>1.31</w:t>
+      </w:r>
+      <w:r>
+        <w:rPr>
+          <w:rFonts w:eastAsia="Songti SC"/>
+          <w:color w:val="000000"/>
+          <w:lang w:eastAsia="zh-CN"/>
+        </w:rPr>
+        <w:t>小时，</w:t>
+      </w:r>
+      <w:r>
+        <w:rPr>
+          <w:rFonts w:eastAsia="Songti SC"/>
+          <w:color w:val="000000"/>
+          <w:lang w:eastAsia="zh-CN"/>
+        </w:rPr>
+        <w:t>95%</w:t>
+      </w:r>
+      <w:r>
+        <w:rPr>
+          <w:rFonts w:eastAsia="Songti SC"/>
+          <w:color w:val="000000"/>
+          <w:lang w:eastAsia="zh-CN"/>
+        </w:rPr>
+        <w:t>置信区间为</w:t>
+      </w:r>
+      <w:r>
+        <w:rPr>
+          <w:rFonts w:eastAsia="Songti SC"/>
+          <w:color w:val="000000"/>
+          <w:lang w:eastAsia="zh-CN"/>
+        </w:rPr>
+        <w:t>[0.90, 1.82]</w:t>
+      </w:r>
+      <w:r>
+        <w:rPr>
+          <w:rFonts w:eastAsia="Songti SC"/>
+          <w:color w:val="000000"/>
+          <w:lang w:eastAsia="zh-CN"/>
+        </w:rPr>
+        <w:t>。因此，明星文化来源转发中女性账号通常更快完成转发，公共事务来源的转发速度则没有清晰的性别差异。</w:t>
       </w:r>
     </w:p>
     <w:p>
       <w:pPr>
+        <w:spacing w:before="120" w:after="240"/>
         <w:jc w:val="center"/>
       </w:pPr>
       <w:r>
+        <w:rPr>
+          <w:noProof/>
+        </w:rPr>
+        <w:lastRenderedPageBreak/>
         <w:drawing>
-          <wp:inline xmlns:a="http://schemas.openxmlformats.org/drawingml/2006/main" xmlns:pic="http://schemas.openxmlformats.org/drawingml/2006/picture">
+          <wp:inline distT="0" distB="0" distL="0" distR="0" wp14:anchorId="6CDE4FF5" wp14:editId="27AE6CFB">
             <wp:extent cx="5623560" cy="2276202"/>
-            <wp:docPr id="17" name="Picture 17"/>
+            <wp:effectExtent l="0" t="0" r="0" b="0"/>
+            <wp:docPr id="17" name="Picture 17" descr="Image: image4.png"/>
             <wp:cNvGraphicFramePr>
-              <a:graphicFrameLocks noChangeAspect="1"/>
+              <a:graphicFrameLocks xmlns:a="http://schemas.openxmlformats.org/drawingml/2006/main" noChangeAspect="1"/>
             </wp:cNvGraphicFramePr>
-            <a:graphic>
+            <a:graphic xmlns:a="http://schemas.openxmlformats.org/drawingml/2006/main">
               <a:graphicData uri="http://schemas.openxmlformats.org/drawingml/2006/picture">
-                <pic:pic>
+                <pic:pic xmlns:pic="http://schemas.openxmlformats.org/drawingml/2006/picture">
                   <pic:nvPicPr>
                     <pic:cNvPr id="0" name="20260821_fig7_retweet_delay.png"/>
                     <pic:cNvPicPr/>
                   </pic:nvPicPr>
                   <pic:blipFill>
-                    <a:blip r:embed="rId27"/>
+                    <a:blip r:embed="rId11"/>
                     <a:stretch>
                       <a:fillRect/>
                     </a:stretch>
@@ -5861,7 +6782,9 @@
                       <a:off x="0" y="0"/>
                       <a:ext cx="5623560" cy="2276202"/>
                     </a:xfrm>
-                    <a:prstGeom prst="rect"/>
+                    <a:prstGeom prst="rect">
+                      <a:avLst/>
+                    </a:prstGeom>
                   </pic:spPr>
                 </pic:pic>
               </a:graphicData>
@@ -5873,13 +6796,29 @@
     <w:p>
       <w:pPr>
         <w:pStyle w:val="af7"/>
+        <w:spacing w:before="120" w:after="240"/>
         <w:jc w:val="center"/>
+        <w:rPr>
+          <w:lang w:eastAsia="zh-CN"/>
+        </w:rPr>
       </w:pPr>
       <w:r>
         <w:rPr>
           <w:lang w:eastAsia="zh-CN"/>
         </w:rPr>
-        <w:t>图4 两个信息领域的用户级中位转发延迟差异</w:t>
+        <w:t>图</w:t>
+      </w:r>
+      <w:r>
+        <w:rPr>
+          <w:lang w:eastAsia="zh-CN"/>
+        </w:rPr>
+        <w:t xml:space="preserve">4 </w:t>
+      </w:r>
+      <w:r>
+        <w:rPr>
+          <w:lang w:eastAsia="zh-CN"/>
+        </w:rPr>
+        <w:t>两个信息领域的用户级中位转发延迟差异</w:t>
       </w:r>
     </w:p>
     <w:p>
@@ -5912,18 +6851,279 @@
           <w:color w:val="000000"/>
           <w:lang w:eastAsia="zh-CN"/>
         </w:rPr>
-        <w:t>前一节分别报告了公共事务领域和明星文化领域中的男女差异，但分别显著并不等于两个领域的性别差异彼此显著不同。性别差异的领域距离专门回答这一问题：在同一种参与方式中，公共事务领域的“男性账号-女性账号”差异，比明星文化领域的“男性账号-女性账号”差异大多少。如果领域距离等于零，说明两个领域的男女差异相同；如果领域距离显著大于零，说明公共事务参与相对更偏向男性账号，而明星文化参与相对更偏向女性账号。它比较的是两个性别差异，不是两个领域的总体参与率。</w:t>
+        <w:t>前一节分别报告了公共事务领域和明星文化领域中的男女差异，但分别显著并不等于两个领域的性别差异彼此显著不同。性别差异的领域距离专门回答这一问题：在同一种参与方式中，公共事务领域的</w:t>
+      </w:r>
+      <w:r>
+        <w:rPr>
+          <w:rFonts w:eastAsia="Songti SC"/>
+          <w:color w:val="000000"/>
+          <w:lang w:eastAsia="zh-CN"/>
+        </w:rPr>
+        <w:t>“</w:t>
+      </w:r>
+      <w:r>
+        <w:rPr>
+          <w:rFonts w:eastAsia="Songti SC"/>
+          <w:color w:val="000000"/>
+          <w:lang w:eastAsia="zh-CN"/>
+        </w:rPr>
+        <w:t>男性账号</w:t>
+      </w:r>
+      <w:r>
+        <w:rPr>
+          <w:rFonts w:eastAsia="Songti SC"/>
+          <w:color w:val="000000"/>
+          <w:lang w:eastAsia="zh-CN"/>
+        </w:rPr>
+        <w:t>-</w:t>
+      </w:r>
+      <w:r>
+        <w:rPr>
+          <w:rFonts w:eastAsia="Songti SC"/>
+          <w:color w:val="000000"/>
+          <w:lang w:eastAsia="zh-CN"/>
+        </w:rPr>
+        <w:t>女性账号</w:t>
+      </w:r>
+      <w:r>
+        <w:rPr>
+          <w:rFonts w:eastAsia="Songti SC"/>
+          <w:color w:val="000000"/>
+          <w:lang w:eastAsia="zh-CN"/>
+        </w:rPr>
+        <w:t>”</w:t>
+      </w:r>
+      <w:r>
+        <w:rPr>
+          <w:rFonts w:eastAsia="Songti SC"/>
+          <w:color w:val="000000"/>
+          <w:lang w:eastAsia="zh-CN"/>
+        </w:rPr>
+        <w:t>差异，比明星文化领域的</w:t>
+      </w:r>
+      <w:r>
+        <w:rPr>
+          <w:rFonts w:eastAsia="Songti SC"/>
+          <w:color w:val="000000"/>
+          <w:lang w:eastAsia="zh-CN"/>
+        </w:rPr>
+        <w:t>“</w:t>
+      </w:r>
+      <w:r>
+        <w:rPr>
+          <w:rFonts w:eastAsia="Songti SC"/>
+          <w:color w:val="000000"/>
+          <w:lang w:eastAsia="zh-CN"/>
+        </w:rPr>
+        <w:t>男性账号</w:t>
+      </w:r>
+      <w:r>
+        <w:rPr>
+          <w:rFonts w:eastAsia="Songti SC"/>
+          <w:color w:val="000000"/>
+          <w:lang w:eastAsia="zh-CN"/>
+        </w:rPr>
+        <w:t>-</w:t>
+      </w:r>
+      <w:r>
+        <w:rPr>
+          <w:rFonts w:eastAsia="Songti SC"/>
+          <w:color w:val="000000"/>
+          <w:lang w:eastAsia="zh-CN"/>
+        </w:rPr>
+        <w:t>女性账号</w:t>
+      </w:r>
+      <w:r>
+        <w:rPr>
+          <w:rFonts w:eastAsia="Songti SC"/>
+          <w:color w:val="000000"/>
+          <w:lang w:eastAsia="zh-CN"/>
+        </w:rPr>
+        <w:t>”</w:t>
+      </w:r>
+      <w:r>
+        <w:rPr>
+          <w:rFonts w:eastAsia="Songti SC"/>
+          <w:color w:val="000000"/>
+          <w:lang w:eastAsia="zh-CN"/>
+        </w:rPr>
+        <w:t>差异大多少。如果领域距离等于零，说明两个领域的男女差异相同；如果领域距离显著大于零，说明公共事务参与相对更偏向男性账号，而明星文化参与相对更偏向女性账号。它比较的是两个性别差异，不是两个领域的总体参与率。</w:t>
       </w:r>
     </w:p>
     <w:p>
-      <w:pPr/>
-      <w:r>
-        <w:rPr>
-          <w:rFonts w:eastAsia="Songti SC"/>
-          <w:color w:val="000000"/>
-          <w:lang w:eastAsia="zh-CN"/>
-        </w:rPr>
-        <w:t>控制账号使用程度后，公共事务信息消费中的男女差异为3.63个百分点，明星文化信息消费中的男女差异为-1.53个百分点，两者相减得到5.16个百分点的领域距离，95%置信区间为[4.78, 5.55]。在内容表达中，公共事务领域的男女差异为11.02个百分点，明星文化领域为-4.27个百分点，领域距离为15.29个百分点，95%置信区间为[15.04, 15.54]。表2报告三组模型中的领域距离，图5则把M1中男性账号和女性账号在两个领域的调整后平均水平直接画出。</w:t>
+      <w:pPr>
+        <w:spacing w:before="120" w:after="240"/>
+        <w:rPr>
+          <w:lang w:eastAsia="zh-CN"/>
+        </w:rPr>
+      </w:pPr>
+      <w:r>
+        <w:rPr>
+          <w:rFonts w:eastAsia="Songti SC"/>
+          <w:color w:val="000000"/>
+          <w:lang w:eastAsia="zh-CN"/>
+        </w:rPr>
+        <w:t>控制账号使用程度后，公共事务信息消费中的男女差异为</w:t>
+      </w:r>
+      <w:r>
+        <w:rPr>
+          <w:rFonts w:eastAsia="Songti SC"/>
+          <w:color w:val="000000"/>
+          <w:lang w:eastAsia="zh-CN"/>
+        </w:rPr>
+        <w:t>3.63</w:t>
+      </w:r>
+      <w:r>
+        <w:rPr>
+          <w:rFonts w:eastAsia="Songti SC"/>
+          <w:color w:val="000000"/>
+          <w:lang w:eastAsia="zh-CN"/>
+        </w:rPr>
+        <w:t>个百分点，明星文化信息消费中的男女差异为</w:t>
+      </w:r>
+      <w:r>
+        <w:rPr>
+          <w:rFonts w:eastAsia="Songti SC"/>
+          <w:color w:val="000000"/>
+          <w:lang w:eastAsia="zh-CN"/>
+        </w:rPr>
+        <w:t>-1.53</w:t>
+      </w:r>
+      <w:r>
+        <w:rPr>
+          <w:rFonts w:eastAsia="Songti SC"/>
+          <w:color w:val="000000"/>
+          <w:lang w:eastAsia="zh-CN"/>
+        </w:rPr>
+        <w:t>个百分点，两者相减得到</w:t>
+      </w:r>
+      <w:r>
+        <w:rPr>
+          <w:rFonts w:eastAsia="Songti SC"/>
+          <w:color w:val="000000"/>
+          <w:lang w:eastAsia="zh-CN"/>
+        </w:rPr>
+        <w:t>5.16</w:t>
+      </w:r>
+      <w:r>
+        <w:rPr>
+          <w:rFonts w:eastAsia="Songti SC"/>
+          <w:color w:val="000000"/>
+          <w:lang w:eastAsia="zh-CN"/>
+        </w:rPr>
+        <w:t>个百分点的领域距离，</w:t>
+      </w:r>
+      <w:r>
+        <w:rPr>
+          <w:rFonts w:eastAsia="Songti SC"/>
+          <w:color w:val="000000"/>
+          <w:lang w:eastAsia="zh-CN"/>
+        </w:rPr>
+        <w:t>95%</w:t>
+      </w:r>
+      <w:r>
+        <w:rPr>
+          <w:rFonts w:eastAsia="Songti SC"/>
+          <w:color w:val="000000"/>
+          <w:lang w:eastAsia="zh-CN"/>
+        </w:rPr>
+        <w:t>置信区间为</w:t>
+      </w:r>
+      <w:r>
+        <w:rPr>
+          <w:rFonts w:eastAsia="Songti SC"/>
+          <w:color w:val="000000"/>
+          <w:lang w:eastAsia="zh-CN"/>
+        </w:rPr>
+        <w:t>[4.78, 5.55]</w:t>
+      </w:r>
+      <w:r>
+        <w:rPr>
+          <w:rFonts w:eastAsia="Songti SC"/>
+          <w:color w:val="000000"/>
+          <w:lang w:eastAsia="zh-CN"/>
+        </w:rPr>
+        <w:t>。在内容表达中，公共事务领域的男女差异为</w:t>
+      </w:r>
+      <w:r>
+        <w:rPr>
+          <w:rFonts w:eastAsia="Songti SC"/>
+          <w:color w:val="000000"/>
+          <w:lang w:eastAsia="zh-CN"/>
+        </w:rPr>
+        <w:t>11.02</w:t>
+      </w:r>
+      <w:r>
+        <w:rPr>
+          <w:rFonts w:eastAsia="Songti SC"/>
+          <w:color w:val="000000"/>
+          <w:lang w:eastAsia="zh-CN"/>
+        </w:rPr>
+        <w:t>个百分点，明星文化领域为</w:t>
+      </w:r>
+      <w:r>
+        <w:rPr>
+          <w:rFonts w:eastAsia="Songti SC"/>
+          <w:color w:val="000000"/>
+          <w:lang w:eastAsia="zh-CN"/>
+        </w:rPr>
+        <w:t>-4.27</w:t>
+      </w:r>
+      <w:r>
+        <w:rPr>
+          <w:rFonts w:eastAsia="Songti SC"/>
+          <w:color w:val="000000"/>
+          <w:lang w:eastAsia="zh-CN"/>
+        </w:rPr>
+        <w:t>个百分点，领域距离为</w:t>
+      </w:r>
+      <w:r>
+        <w:rPr>
+          <w:rFonts w:eastAsia="Songti SC"/>
+          <w:color w:val="000000"/>
+          <w:lang w:eastAsia="zh-CN"/>
+        </w:rPr>
+        <w:t>15.29</w:t>
+      </w:r>
+      <w:r>
+        <w:rPr>
+          <w:rFonts w:eastAsia="Songti SC"/>
+          <w:color w:val="000000"/>
+          <w:lang w:eastAsia="zh-CN"/>
+        </w:rPr>
+        <w:t>个百分点，</w:t>
+      </w:r>
+      <w:r>
+        <w:rPr>
+          <w:rFonts w:eastAsia="Songti SC"/>
+          <w:color w:val="000000"/>
+          <w:lang w:eastAsia="zh-CN"/>
+        </w:rPr>
+        <w:t>95%</w:t>
+      </w:r>
+      <w:r>
+        <w:rPr>
+          <w:rFonts w:eastAsia="Songti SC"/>
+          <w:color w:val="000000"/>
+          <w:lang w:eastAsia="zh-CN"/>
+        </w:rPr>
+        <w:t>置信区间为</w:t>
+      </w:r>
+      <w:r>
+        <w:rPr>
+          <w:rFonts w:eastAsia="Songti SC"/>
+          <w:color w:val="000000"/>
+          <w:lang w:eastAsia="zh-CN"/>
+        </w:rPr>
+        <w:t>[15.04, 15.54]</w:t>
+      </w:r>
+      <w:r>
+        <w:rPr>
+          <w:rFonts w:eastAsia="Songti SC"/>
+          <w:color w:val="000000"/>
+          <w:lang w:eastAsia="zh-CN"/>
+        </w:rPr>
+        <w:t>。</w:t>
       </w:r>
     </w:p>
     <w:p>
@@ -5942,7 +7142,25 @@
           <w:color w:val="000000"/>
           <w:lang w:eastAsia="zh-CN"/>
         </w:rPr>
-        <w:t>表2 两个信息领域中性别差异的距离</w:t>
+        <w:t>表</w:t>
+      </w:r>
+      <w:r>
+        <w:rPr>
+          <w:rFonts w:eastAsia="Songti SC"/>
+          <w:b/>
+          <w:color w:val="000000"/>
+          <w:lang w:eastAsia="zh-CN"/>
+        </w:rPr>
+        <w:t xml:space="preserve">2 </w:t>
+      </w:r>
+      <w:r>
+        <w:rPr>
+          <w:rFonts w:eastAsia="Songti SC"/>
+          <w:b/>
+          <w:color w:val="000000"/>
+          <w:lang w:eastAsia="zh-CN"/>
+        </w:rPr>
+        <w:t>两个信息领域中性别差异的距离</w:t>
       </w:r>
     </w:p>
     <w:tbl>
@@ -6418,11 +7636,6 @@
     <w:p>
       <w:pPr>
         <w:spacing w:before="120" w:after="240"/>
-      </w:pPr>
-    </w:p>
-    <w:p>
-      <w:pPr>
-        <w:spacing w:before="120" w:after="240"/>
         <w:ind w:left="420" w:right="420" w:firstLine="0"/>
         <w:jc w:val="both"/>
         <w:rPr>
@@ -6436,7 +7649,44 @@
           <w:sz w:val="18"/>
           <w:lang w:eastAsia="zh-CN"/>
         </w:rPr>
-        <w:t>注：性别差异的领域距离＝公共事务领域的男性账号-女性账号差异－明星文化领域的男性账号-女性账号差异，单位为百分点。正值表示公共事务参与相对更偏向男性账号，明星文化参与相对更偏向女性账号。</w:t>
+        <w:lastRenderedPageBreak/>
+        <w:t>注：性别差异的领域距离＝公共事务领域的男性账号</w:t>
+      </w:r>
+      <w:r>
+        <w:rPr>
+          <w:rFonts w:eastAsia="Songti SC"/>
+          <w:color w:val="000000"/>
+          <w:sz w:val="18"/>
+          <w:lang w:eastAsia="zh-CN"/>
+        </w:rPr>
+        <w:t>-</w:t>
+      </w:r>
+      <w:r>
+        <w:rPr>
+          <w:rFonts w:eastAsia="Songti SC"/>
+          <w:color w:val="000000"/>
+          <w:sz w:val="18"/>
+          <w:lang w:eastAsia="zh-CN"/>
+        </w:rPr>
+        <w:t>女性账号差异－明星文化领域的男性账号</w:t>
+      </w:r>
+      <w:r>
+        <w:rPr>
+          <w:rFonts w:eastAsia="Songti SC"/>
+          <w:color w:val="000000"/>
+          <w:sz w:val="18"/>
+          <w:lang w:eastAsia="zh-CN"/>
+        </w:rPr>
+        <w:t>-</w:t>
+      </w:r>
+      <w:r>
+        <w:rPr>
+          <w:rFonts w:eastAsia="Songti SC"/>
+          <w:color w:val="000000"/>
+          <w:sz w:val="18"/>
+          <w:lang w:eastAsia="zh-CN"/>
+        </w:rPr>
+        <w:t>女性账号差异，单位为百分点。正值表示公共事务参与相对更偏向男性账号，明星文化参与相对更偏向女性账号。</w:t>
       </w:r>
     </w:p>
     <w:p>
@@ -6465,7 +7715,7 @@
                     <pic:cNvPicPr/>
                   </pic:nvPicPr>
                   <pic:blipFill>
-                    <a:blip r:embed="rId10"/>
+                    <a:blip r:embed="rId12"/>
                     <a:stretch>
                       <a:fillRect/>
                     </a:stretch>
@@ -6500,7 +7750,19 @@
         <w:rPr>
           <w:lang w:eastAsia="zh-CN"/>
         </w:rPr>
-        <w:t>图5 性别与信息领域的交互结果</w:t>
+        <w:t>图</w:t>
+      </w:r>
+      <w:r>
+        <w:rPr>
+          <w:lang w:eastAsia="zh-CN"/>
+        </w:rPr>
+        <w:t xml:space="preserve">5 </w:t>
+      </w:r>
+      <w:r>
+        <w:rPr>
+          <w:lang w:eastAsia="zh-CN"/>
+        </w:rPr>
+        <w:t>性别与信息领域的交互结果</w:t>
       </w:r>
     </w:p>
     <w:p>
@@ -6517,7 +7779,7 @@
           <w:color w:val="000000"/>
           <w:lang w:eastAsia="zh-CN"/>
         </w:rPr>
-        <w:t>领域距离的结果表明，在信息消费和内容表达两种参与方式中，性别差异都会随信息领域显著改变。公共事务领域相对更偏向男性账号，明星文化领域相对更偏向女性账号。因而，只报告一个不区分信息领域的总体男女差异，会把方向相反的参与结构相互抵消。</w:t>
+        <w:t>领域距离的结果表明，在信息消费和内容表达两种参与方式中，性别差异都会随信息领域显著改变。公共事务领域相对更偏向男性账号，明星文化领域相对更偏向女性账号。</w:t>
       </w:r>
     </w:p>
     <w:p>
@@ -6550,7 +7812,7 @@
           <w:color w:val="000000"/>
           <w:lang w:eastAsia="zh-CN"/>
         </w:rPr>
-        <w:t>前两节确立了两个领域中方向相反的性别差异。本节用两项组合分析进一步拆解这一结果。第一项分析考察同一领域中的信息消费与内容表达是否由同一批账号完成。在此之前，本文先比较某类来源在账号全部转发中所占的比例。在有转发记录的账号中，控制账号使用程度后，男性账号的公共事务来源转发占比仅比女性账号高0.27个百分点；明星文化来源转发占比的性别差异只有0.002个百分点，95%置信区间跨越零。这说明，男女账号是否曾经进入某一来源网络存在明显差异，但这些来源在全部转发中所占的相对比重差异很小。</w:t>
+        <w:t>前两节确立了两个领域中方向相反的性别差异，本节用两项组合分析进一步拆解这一结果。第一项分析考察同一领域中的信息消费与内容表达是否由同一批账号完成。在此之前，本文先区分“是否转发过某领域来源”和“该领域来源在全部转发中占多大比重”两个问题。核心信息消费指标比较账号是否至少转发过一次某领域来源；来源转发占比则只考察已有转发记录的账号，计算某领域来源转发数占该账号全部转发数的比例。控制账号使用程度后，男性账号的公共事务来源转发占比比女性账号高0.27个百分点，明星文化来源转发占比的性别差异为0.002个百分点，且95%置信区间跨越零。这表明，男性账号和女性账号在是否转发过某领域来源方面存在明显差异；一旦账号发生转发，该领域来源在其全部转发中的比重则较为接近。</w:t>
       </w:r>
     </w:p>
     <w:p>
@@ -6567,7 +7829,87 @@
           <w:color w:val="000000"/>
           <w:lang w:eastAsia="zh-CN"/>
         </w:rPr>
-        <w:t>图6把账号分为两种方式均未参与、仅信息消费、仅内容表达和两种方式都有四类。在公共事务领域，大多数留下领域内容的账号属于“仅内容表达”，即发布过公共事务相关文字，但没有转发本文识别的公共事务来源；在明星文化领域，“仅内容表达”同样占较大比例，且女性账号的比例更高。由此可见，转发某类来源和公开表达某类内容会发生重叠，却并不总是由同一批账号完成。</w:t>
+        <w:t>图</w:t>
+      </w:r>
+      <w:r>
+        <w:rPr>
+          <w:rFonts w:eastAsia="Songti SC"/>
+          <w:color w:val="000000"/>
+          <w:lang w:eastAsia="zh-CN"/>
+        </w:rPr>
+        <w:t>6</w:t>
+      </w:r>
+      <w:r>
+        <w:rPr>
+          <w:rFonts w:eastAsia="Songti SC"/>
+          <w:color w:val="000000"/>
+          <w:lang w:eastAsia="zh-CN"/>
+        </w:rPr>
+        <w:t>把账号分为两种方式均未参与、仅信息消费、仅内容表达和两种方式都有四类。在公共事务领域，大多数留下领域内容的账号属于</w:t>
+      </w:r>
+      <w:r>
+        <w:rPr>
+          <w:rFonts w:eastAsia="Songti SC"/>
+          <w:color w:val="000000"/>
+          <w:lang w:eastAsia="zh-CN"/>
+        </w:rPr>
+        <w:t>“</w:t>
+      </w:r>
+      <w:r>
+        <w:rPr>
+          <w:rFonts w:eastAsia="Songti SC"/>
+          <w:color w:val="000000"/>
+          <w:lang w:eastAsia="zh-CN"/>
+        </w:rPr>
+        <w:t>仅内容表达</w:t>
+      </w:r>
+      <w:r>
+        <w:rPr>
+          <w:rFonts w:eastAsia="Songti SC"/>
+          <w:color w:val="000000"/>
+          <w:lang w:eastAsia="zh-CN"/>
+        </w:rPr>
+        <w:t>”</w:t>
+      </w:r>
+      <w:r>
+        <w:rPr>
+          <w:rFonts w:eastAsia="Songti SC"/>
+          <w:color w:val="000000"/>
+          <w:lang w:eastAsia="zh-CN"/>
+        </w:rPr>
+        <w:t>，即发布过公共事务相关文字，但没有转发本文识别的公共事务来源；在明星文化领域，</w:t>
+      </w:r>
+      <w:r>
+        <w:rPr>
+          <w:rFonts w:eastAsia="Songti SC"/>
+          <w:color w:val="000000"/>
+          <w:lang w:eastAsia="zh-CN"/>
+        </w:rPr>
+        <w:t>“</w:t>
+      </w:r>
+      <w:r>
+        <w:rPr>
+          <w:rFonts w:eastAsia="Songti SC"/>
+          <w:color w:val="000000"/>
+          <w:lang w:eastAsia="zh-CN"/>
+        </w:rPr>
+        <w:t>仅内容表达</w:t>
+      </w:r>
+      <w:r>
+        <w:rPr>
+          <w:rFonts w:eastAsia="Songti SC"/>
+          <w:color w:val="000000"/>
+          <w:lang w:eastAsia="zh-CN"/>
+        </w:rPr>
+        <w:t>”</w:t>
+      </w:r>
+      <w:r>
+        <w:rPr>
+          <w:rFonts w:eastAsia="Songti SC"/>
+          <w:color w:val="000000"/>
+          <w:lang w:eastAsia="zh-CN"/>
+        </w:rPr>
+        <w:t>同样占较大比例，且女性账号的比例更高。由此可见，转发某类来源和公开表达某类内容会发生重叠，却并不总是由同一批账号完成。</w:t>
       </w:r>
     </w:p>
     <w:p>
@@ -6597,7 +7939,7 @@
                     <pic:cNvPicPr/>
                   </pic:nvPicPr>
                   <pic:blipFill>
-                    <a:blip r:embed="rId11"/>
+                    <a:blip r:embed="rId13"/>
                     <a:stretch>
                       <a:fillRect/>
                     </a:stretch>
@@ -6632,7 +7974,19 @@
         <w:rPr>
           <w:lang w:eastAsia="zh-CN"/>
         </w:rPr>
-        <w:t>图6 信息消费与内容表达的组合</w:t>
+        <w:t>图</w:t>
+      </w:r>
+      <w:r>
+        <w:rPr>
+          <w:lang w:eastAsia="zh-CN"/>
+        </w:rPr>
+        <w:t xml:space="preserve">6 </w:t>
+      </w:r>
+      <w:r>
+        <w:rPr>
+          <w:lang w:eastAsia="zh-CN"/>
+        </w:rPr>
+        <w:t>信息消费与内容表达的组合</w:t>
       </w:r>
     </w:p>
     <w:p>
@@ -6666,7 +8020,151 @@
           <w:color w:val="000000"/>
           <w:lang w:eastAsia="zh-CN"/>
         </w:rPr>
-        <w:t>图7根据信息消费把账号分为两个领域均未参与、仅参与公共事务、仅参与明星文化和两个领域都参与四类。控制账号使用程度后，男性账号“仅参与公共事务”的平均概率比女性账号高3.81个百分点，“仅参与明星文化”的平均概率低1.28个百分点；男性账号参与两个领域的平均概率低0.23个百分点，两个领域均未参与的平均概率低2.31个百分点。</w:t>
+        <w:t>图</w:t>
+      </w:r>
+      <w:r>
+        <w:rPr>
+          <w:rFonts w:eastAsia="Songti SC"/>
+          <w:color w:val="000000"/>
+          <w:lang w:eastAsia="zh-CN"/>
+        </w:rPr>
+        <w:t>7</w:t>
+      </w:r>
+      <w:r>
+        <w:rPr>
+          <w:rFonts w:eastAsia="Songti SC"/>
+          <w:color w:val="000000"/>
+          <w:lang w:eastAsia="zh-CN"/>
+        </w:rPr>
+        <w:t>根据信息消费把账号分为两个领域均未参与、仅参与公共事务、仅参与明星文化和两个领域都参与四类。控制账号使用程度后，男性账号</w:t>
+      </w:r>
+      <w:r>
+        <w:rPr>
+          <w:rFonts w:eastAsia="Songti SC"/>
+          <w:color w:val="000000"/>
+          <w:lang w:eastAsia="zh-CN"/>
+        </w:rPr>
+        <w:t>“</w:t>
+      </w:r>
+      <w:r>
+        <w:rPr>
+          <w:rFonts w:eastAsia="Songti SC"/>
+          <w:color w:val="000000"/>
+          <w:lang w:eastAsia="zh-CN"/>
+        </w:rPr>
+        <w:t>仅参与公共事务</w:t>
+      </w:r>
+      <w:r>
+        <w:rPr>
+          <w:rFonts w:eastAsia="Songti SC"/>
+          <w:color w:val="000000"/>
+          <w:lang w:eastAsia="zh-CN"/>
+        </w:rPr>
+        <w:t>”</w:t>
+      </w:r>
+      <w:r>
+        <w:rPr>
+          <w:rFonts w:eastAsia="Songti SC"/>
+          <w:color w:val="000000"/>
+          <w:lang w:eastAsia="zh-CN"/>
+        </w:rPr>
+        <w:t>的平均概率比女性账号高</w:t>
+      </w:r>
+      <w:r>
+        <w:rPr>
+          <w:rFonts w:eastAsia="Songti SC"/>
+          <w:color w:val="000000"/>
+          <w:lang w:eastAsia="zh-CN"/>
+        </w:rPr>
+        <w:t>3.81</w:t>
+      </w:r>
+      <w:r>
+        <w:rPr>
+          <w:rFonts w:eastAsia="Songti SC"/>
+          <w:color w:val="000000"/>
+          <w:lang w:eastAsia="zh-CN"/>
+        </w:rPr>
+        <w:t>个百分点，</w:t>
+      </w:r>
+      <w:r>
+        <w:rPr>
+          <w:rFonts w:eastAsia="Songti SC"/>
+          <w:color w:val="000000"/>
+          <w:lang w:eastAsia="zh-CN"/>
+        </w:rPr>
+        <w:t>“</w:t>
+      </w:r>
+      <w:r>
+        <w:rPr>
+          <w:rFonts w:eastAsia="Songti SC"/>
+          <w:color w:val="000000"/>
+          <w:lang w:eastAsia="zh-CN"/>
+        </w:rPr>
+        <w:t>仅参与明星文化</w:t>
+      </w:r>
+      <w:r>
+        <w:rPr>
+          <w:rFonts w:eastAsia="Songti SC"/>
+          <w:color w:val="000000"/>
+          <w:lang w:eastAsia="zh-CN"/>
+        </w:rPr>
+        <w:t>”</w:t>
+      </w:r>
+      <w:r>
+        <w:rPr>
+          <w:rFonts w:eastAsia="Songti SC"/>
+          <w:color w:val="000000"/>
+          <w:lang w:eastAsia="zh-CN"/>
+        </w:rPr>
+        <w:t>的平均概率低</w:t>
+      </w:r>
+      <w:r>
+        <w:rPr>
+          <w:rFonts w:eastAsia="Songti SC"/>
+          <w:color w:val="000000"/>
+          <w:lang w:eastAsia="zh-CN"/>
+        </w:rPr>
+        <w:t>1.28</w:t>
+      </w:r>
+      <w:r>
+        <w:rPr>
+          <w:rFonts w:eastAsia="Songti SC"/>
+          <w:color w:val="000000"/>
+          <w:lang w:eastAsia="zh-CN"/>
+        </w:rPr>
+        <w:t>个百分点；男性账号参与两个领域的平均概率低</w:t>
+      </w:r>
+      <w:r>
+        <w:rPr>
+          <w:rFonts w:eastAsia="Songti SC"/>
+          <w:color w:val="000000"/>
+          <w:lang w:eastAsia="zh-CN"/>
+        </w:rPr>
+        <w:t>0.23</w:t>
+      </w:r>
+      <w:r>
+        <w:rPr>
+          <w:rFonts w:eastAsia="Songti SC"/>
+          <w:color w:val="000000"/>
+          <w:lang w:eastAsia="zh-CN"/>
+        </w:rPr>
+        <w:t>个百分点，两个领域均未参与的平均概率低</w:t>
+      </w:r>
+      <w:r>
+        <w:rPr>
+          <w:rFonts w:eastAsia="Songti SC"/>
+          <w:color w:val="000000"/>
+          <w:lang w:eastAsia="zh-CN"/>
+        </w:rPr>
+        <w:t>2.31</w:t>
+      </w:r>
+      <w:r>
+        <w:rPr>
+          <w:rFonts w:eastAsia="Songti SC"/>
+          <w:color w:val="000000"/>
+          <w:lang w:eastAsia="zh-CN"/>
+        </w:rPr>
+        <w:t>个百分点。</w:t>
       </w:r>
     </w:p>
     <w:p>
@@ -6695,7 +8193,7 @@
                     <pic:cNvPicPr/>
                   </pic:nvPicPr>
                   <pic:blipFill>
-                    <a:blip r:embed="rId12"/>
+                    <a:blip r:embed="rId14"/>
                     <a:stretch>
                       <a:fillRect/>
                     </a:stretch>
@@ -6730,7 +8228,19 @@
         <w:rPr>
           <w:lang w:eastAsia="zh-CN"/>
         </w:rPr>
-        <w:t>图7 两个信息领域的信息消费组合</w:t>
+        <w:t>图</w:t>
+      </w:r>
+      <w:r>
+        <w:rPr>
+          <w:lang w:eastAsia="zh-CN"/>
+        </w:rPr>
+        <w:t xml:space="preserve">7 </w:t>
+      </w:r>
+      <w:r>
+        <w:rPr>
+          <w:lang w:eastAsia="zh-CN"/>
+        </w:rPr>
+        <w:t>两个信息领域的信息消费组合</w:t>
       </w:r>
     </w:p>
     <w:p>
@@ -6747,7 +8257,160 @@
           <w:color w:val="000000"/>
           <w:lang w:eastAsia="zh-CN"/>
         </w:rPr>
-        <w:t>图7说明，两个领域方向相反的性别差异主要来自只参与一个领域的账号：男性账号更集中于“仅参与公共事务”，女性账号更集中于“仅参与明星文化”。“两个领域都参与”的性别差异很小，因此核心结果并不是男性账号整体上更容易同时进入更多领域，而是男性账号和女性账号更常进入不同的信息领域。两项组合分析都在拆解核心结果，但回答的问题不同：图6比较同一领域中的两种参与方式是否重合，图7比较同一种参与方式中的跨领域参与路径。</w:t>
+        <w:t>图</w:t>
+      </w:r>
+      <w:r>
+        <w:rPr>
+          <w:rFonts w:eastAsia="Songti SC"/>
+          <w:color w:val="000000"/>
+          <w:lang w:eastAsia="zh-CN"/>
+        </w:rPr>
+        <w:t>7</w:t>
+      </w:r>
+      <w:r>
+        <w:rPr>
+          <w:rFonts w:eastAsia="Songti SC"/>
+          <w:color w:val="000000"/>
+          <w:lang w:eastAsia="zh-CN"/>
+        </w:rPr>
+        <w:t>说明，两个领域方向相反的性别差异主要来自只参与一个领域的账号：男性账号更集中于</w:t>
+      </w:r>
+      <w:r>
+        <w:rPr>
+          <w:rFonts w:eastAsia="Songti SC"/>
+          <w:color w:val="000000"/>
+          <w:lang w:eastAsia="zh-CN"/>
+        </w:rPr>
+        <w:t>“</w:t>
+      </w:r>
+      <w:r>
+        <w:rPr>
+          <w:rFonts w:eastAsia="Songti SC"/>
+          <w:color w:val="000000"/>
+          <w:lang w:eastAsia="zh-CN"/>
+        </w:rPr>
+        <w:t>仅参与公共事务</w:t>
+      </w:r>
+      <w:r>
+        <w:rPr>
+          <w:rFonts w:eastAsia="Songti SC"/>
+          <w:color w:val="000000"/>
+          <w:lang w:eastAsia="zh-CN"/>
+        </w:rPr>
+        <w:t>”</w:t>
+      </w:r>
+      <w:r>
+        <w:rPr>
+          <w:rFonts w:eastAsia="Songti SC"/>
+          <w:color w:val="000000"/>
+          <w:lang w:eastAsia="zh-CN"/>
+        </w:rPr>
+        <w:t>，女性账号更集中于</w:t>
+      </w:r>
+      <w:r>
+        <w:rPr>
+          <w:rFonts w:eastAsia="Songti SC"/>
+          <w:color w:val="000000"/>
+          <w:lang w:eastAsia="zh-CN"/>
+        </w:rPr>
+        <w:t>“</w:t>
+      </w:r>
+      <w:r>
+        <w:rPr>
+          <w:rFonts w:eastAsia="Songti SC"/>
+          <w:color w:val="000000"/>
+          <w:lang w:eastAsia="zh-CN"/>
+        </w:rPr>
+        <w:t>仅参与明星文化</w:t>
+      </w:r>
+      <w:r>
+        <w:rPr>
+          <w:rFonts w:eastAsia="Songti SC"/>
+          <w:color w:val="000000"/>
+          <w:lang w:eastAsia="zh-CN"/>
+        </w:rPr>
+        <w:t>”</w:t>
+      </w:r>
+      <w:r>
+        <w:rPr>
+          <w:rFonts w:eastAsia="Songti SC"/>
+          <w:color w:val="000000"/>
+          <w:lang w:eastAsia="zh-CN"/>
+        </w:rPr>
+        <w:t>。</w:t>
+      </w:r>
+      <w:r>
+        <w:rPr>
+          <w:rFonts w:eastAsia="Songti SC"/>
+          <w:color w:val="000000"/>
+          <w:lang w:eastAsia="zh-CN"/>
+        </w:rPr>
+        <w:t>“</w:t>
+      </w:r>
+      <w:r>
+        <w:rPr>
+          <w:rFonts w:eastAsia="Songti SC"/>
+          <w:color w:val="000000"/>
+          <w:lang w:eastAsia="zh-CN"/>
+        </w:rPr>
+        <w:t>两个领域都参与</w:t>
+      </w:r>
+      <w:r>
+        <w:rPr>
+          <w:rFonts w:eastAsia="Songti SC"/>
+          <w:color w:val="000000"/>
+          <w:lang w:eastAsia="zh-CN"/>
+        </w:rPr>
+        <w:t>”</w:t>
+      </w:r>
+      <w:r>
+        <w:rPr>
+          <w:rFonts w:eastAsia="Songti SC"/>
+          <w:color w:val="000000"/>
+          <w:lang w:eastAsia="zh-CN"/>
+        </w:rPr>
+        <w:t>的性别差异很小，因此核心结果并不是男性账号整体上更容易同时进入更多领域，而是男性账号和女性账号更常进入不同</w:t>
+      </w:r>
+      <w:r>
+        <w:rPr>
+          <w:rFonts w:eastAsia="Songti SC"/>
+          <w:color w:val="000000"/>
+          <w:lang w:eastAsia="zh-CN"/>
+        </w:rPr>
+        <w:lastRenderedPageBreak/>
+        <w:t>的信息领域。两项组合分析都在拆解核心结果，但回答的问题不同：图</w:t>
+      </w:r>
+      <w:r>
+        <w:rPr>
+          <w:rFonts w:eastAsia="Songti SC"/>
+          <w:color w:val="000000"/>
+          <w:lang w:eastAsia="zh-CN"/>
+        </w:rPr>
+        <w:t>6</w:t>
+      </w:r>
+      <w:r>
+        <w:rPr>
+          <w:rFonts w:eastAsia="Songti SC"/>
+          <w:color w:val="000000"/>
+          <w:lang w:eastAsia="zh-CN"/>
+        </w:rPr>
+        <w:t>比较同一领域中的两种参与方式是否重合，图</w:t>
+      </w:r>
+      <w:r>
+        <w:rPr>
+          <w:rFonts w:eastAsia="Songti SC"/>
+          <w:color w:val="000000"/>
+          <w:lang w:eastAsia="zh-CN"/>
+        </w:rPr>
+        <w:t>7</w:t>
+      </w:r>
+      <w:r>
+        <w:rPr>
+          <w:rFonts w:eastAsia="Songti SC"/>
+          <w:color w:val="000000"/>
+          <w:lang w:eastAsia="zh-CN"/>
+        </w:rPr>
+        <w:t>比较同一种参与方式中的跨领域参与路径。</w:t>
       </w:r>
     </w:p>
     <w:p>
@@ -6779,7 +8442,7 @@
           <w:rFonts w:ascii="Times New Roman" w:eastAsia="Heiti SC" w:hAnsi="Times New Roman"/>
           <w:lang w:eastAsia="zh-CN"/>
         </w:rPr>
-        <w:t>（一）样本构成检验</w:t>
+        <w:t>（一）账号与样本限制</w:t>
       </w:r>
     </w:p>
     <w:p>
@@ -6876,16 +8539,7 @@
           <w:color w:val="000000"/>
           <w:lang w:eastAsia="zh-CN"/>
         </w:rPr>
-        <w:t>个百分点，明</w:t>
-      </w:r>
-      <w:r>
-        <w:rPr>
-          <w:rFonts w:eastAsia="Songti SC"/>
-          <w:color w:val="000000"/>
-          <w:lang w:eastAsia="zh-CN"/>
-        </w:rPr>
-        <w:lastRenderedPageBreak/>
-        <w:t>星文化内容表达比例低</w:t>
+        <w:t>个百分点，明星文化内容表达比例低</w:t>
       </w:r>
       <w:r>
         <w:rPr>
@@ -6948,7 +8602,23 @@
           <w:b/>
           <w:color w:val="000000"/>
         </w:rPr>
-        <w:t>表3 关键样本稳健性结果</w:t>
+        <w:t>表</w:t>
+      </w:r>
+      <w:r>
+        <w:rPr>
+          <w:rFonts w:eastAsia="Songti SC"/>
+          <w:b/>
+          <w:color w:val="000000"/>
+        </w:rPr>
+        <w:t xml:space="preserve">3 </w:t>
+      </w:r>
+      <w:r>
+        <w:rPr>
+          <w:rFonts w:eastAsia="Songti SC"/>
+          <w:b/>
+          <w:color w:val="000000"/>
+        </w:rPr>
+        <w:t>关键样本稳健性结果</w:t>
       </w:r>
     </w:p>
     <w:tbl>
@@ -8702,6 +10372,7 @@
           <w:sz w:val="18"/>
           <w:lang w:eastAsia="zh-CN"/>
         </w:rPr>
+        <w:lastRenderedPageBreak/>
         <w:t>注：表中均为控制账号使用频率后的男性账号减女性账号差异，单位为百分点。个人账号分类依据认证类型；匹配样本包含</w:t>
       </w:r>
       <w:r>
@@ -8751,7 +10422,6 @@
         <w:rPr>
           <w:noProof/>
         </w:rPr>
-        <w:lastRenderedPageBreak/>
         <w:drawing>
           <wp:inline distT="0" distB="0" distL="0" distR="0" wp14:anchorId="1380D1A8" wp14:editId="4FF7DDEA">
             <wp:extent cx="5623560" cy="3847579"/>
@@ -8768,7 +10438,7 @@
                     <pic:cNvPicPr/>
                   </pic:nvPicPr>
                   <pic:blipFill>
-                    <a:blip r:embed="rId14"/>
+                    <a:blip r:embed="rId15"/>
                     <a:stretch>
                       <a:fillRect/>
                     </a:stretch>
@@ -8844,7 +10514,7 @@
                     <pic:cNvPicPr/>
                   </pic:nvPicPr>
                   <pic:blipFill>
-                    <a:blip r:embed="rId15"/>
+                    <a:blip r:embed="rId16"/>
                     <a:stretch>
                       <a:fillRect/>
                     </a:stretch>
@@ -8908,6 +10578,7 @@
           <w:color w:val="000000"/>
           <w:lang w:eastAsia="zh-CN"/>
         </w:rPr>
+        <w:lastRenderedPageBreak/>
         <w:t>男女</w:t>
       </w:r>
       <w:r>
@@ -8946,100 +10617,149 @@
     <w:p>
       <w:pPr>
         <w:spacing w:before="120" w:after="240"/>
-        <w:rPr>
+        <w:jc w:val="both"/>
+        <w:rPr>
+          <w:rFonts w:eastAsia="Songti SC"/>
+          <w:color w:val="000000"/>
           <w:lang w:eastAsia="zh-CN"/>
         </w:rPr>
       </w:pPr>
       <w:r>
         <w:rPr>
-          <w:lang w:eastAsia="zh-CN"/>
-        </w:rPr>
-        <w:lastRenderedPageBreak/>
+          <w:rFonts w:eastAsia="Songti SC"/>
+          <w:color w:val="000000"/>
+          <w:lang w:eastAsia="zh-CN"/>
+        </w:rPr>
         <w:t>此外，本文从女性账号中重复</w:t>
       </w:r>
       <w:r>
         <w:rPr>
+          <w:rFonts w:eastAsia="Songti SC"/>
+          <w:color w:val="000000"/>
           <w:lang w:eastAsia="zh-CN"/>
         </w:rPr>
         <w:t>200</w:t>
       </w:r>
       <w:r>
         <w:rPr>
+          <w:rFonts w:eastAsia="Songti SC"/>
+          <w:color w:val="000000"/>
           <w:lang w:eastAsia="zh-CN"/>
         </w:rPr>
         <w:t>次抽取与男性账号等量的样本，四项结果在全部重复抽样中均保持主要模型的方向。排除总体活动量或日均发帖量位于合并样本</w:t>
       </w:r>
       <w:r>
         <w:rPr>
+          <w:rFonts w:eastAsia="Songti SC"/>
+          <w:color w:val="000000"/>
           <w:lang w:eastAsia="zh-CN"/>
         </w:rPr>
         <w:t>99.9%</w:t>
       </w:r>
       <w:r>
         <w:rPr>
+          <w:rFonts w:eastAsia="Songti SC"/>
+          <w:color w:val="000000"/>
           <w:lang w:eastAsia="zh-CN"/>
         </w:rPr>
         <w:t>分位数以上的疑似自动化或营销账号后，四项差异分别为</w:t>
       </w:r>
       <w:r>
         <w:rPr>
+          <w:rFonts w:eastAsia="Songti SC"/>
+          <w:color w:val="000000"/>
           <w:lang w:eastAsia="zh-CN"/>
         </w:rPr>
         <w:t>3.61</w:t>
       </w:r>
       <w:r>
         <w:rPr>
+          <w:rFonts w:eastAsia="Songti SC"/>
+          <w:color w:val="000000"/>
           <w:lang w:eastAsia="zh-CN"/>
         </w:rPr>
         <w:t>、</w:t>
       </w:r>
       <w:r>
         <w:rPr>
+          <w:rFonts w:eastAsia="Songti SC"/>
+          <w:color w:val="000000"/>
           <w:lang w:eastAsia="zh-CN"/>
         </w:rPr>
         <w:t>-1.46</w:t>
       </w:r>
       <w:r>
         <w:rPr>
+          <w:rFonts w:eastAsia="Songti SC"/>
+          <w:color w:val="000000"/>
           <w:lang w:eastAsia="zh-CN"/>
         </w:rPr>
         <w:t>、</w:t>
       </w:r>
       <w:r>
         <w:rPr>
+          <w:rFonts w:eastAsia="Songti SC"/>
+          <w:color w:val="000000"/>
           <w:lang w:eastAsia="zh-CN"/>
         </w:rPr>
         <w:t>9.72</w:t>
       </w:r>
       <w:r>
         <w:rPr>
+          <w:rFonts w:eastAsia="Songti SC"/>
+          <w:color w:val="000000"/>
           <w:lang w:eastAsia="zh-CN"/>
         </w:rPr>
         <w:t>和</w:t>
       </w:r>
       <w:r>
         <w:rPr>
+          <w:rFonts w:eastAsia="Songti SC"/>
+          <w:color w:val="000000"/>
           <w:lang w:eastAsia="zh-CN"/>
         </w:rPr>
         <w:t>-3.44</w:t>
       </w:r>
       <w:r>
         <w:rPr>
+          <w:rFonts w:eastAsia="Songti SC"/>
+          <w:color w:val="000000"/>
           <w:lang w:eastAsia="zh-CN"/>
         </w:rPr>
         <w:t>个百分点，与</w:t>
       </w:r>
       <w:r>
         <w:rPr>
+          <w:rFonts w:eastAsia="Songti SC"/>
+          <w:color w:val="000000"/>
           <w:lang w:eastAsia="zh-CN"/>
         </w:rPr>
         <w:t>M1</w:t>
       </w:r>
       <w:r>
         <w:rPr>
+          <w:rFonts w:eastAsia="Songti SC"/>
+          <w:color w:val="000000"/>
           <w:lang w:eastAsia="zh-CN"/>
         </w:rPr>
         <w:t>结果接近。</w:t>
+      </w:r>
+    </w:p>
+    <w:p>
+      <w:pPr>
+        <w:spacing w:before="120" w:after="240"/>
+        <w:jc w:val="both"/>
+        <w:rPr>
+          <w:lang w:eastAsia="zh-CN"/>
+        </w:rPr>
+      </w:pPr>
+      <w:r>
+        <w:rPr>
+          <w:rFonts w:eastAsia="Songti SC"/>
+          <w:color w:val="000000"/>
+          <w:lang w:eastAsia="zh-CN"/>
+        </w:rPr>
+        <w:t>为进一步检验结果是否受到少量极端活跃账号影响，本文分别在合并样本的95%和99%分位数对发帖数、转发数、活跃天数和活跃月份进行上尾缩尾处理，并按发帖数与转发数之和分别删除活动量最高的1%和5%账号。四种处理下，公共事务信息消费的性别差异介于3.25至3.63个百分点，明星文化信息消费介于-1.50至-1.07个百分点，公共事务内容表达介于9.56至9.85个百分点，明星文化内容表达介于-3.46至-3.17个百分点。极端活跃账号会改变估计幅度，两个领域的性别方向保持一致。</w:t>
       </w:r>
     </w:p>
     <w:p>
@@ -9055,7 +10775,7 @@
           <w:rFonts w:ascii="Times New Roman" w:eastAsia="Heiti SC" w:hAnsi="Times New Roman"/>
           <w:lang w:eastAsia="zh-CN"/>
         </w:rPr>
-        <w:t>（二）极端值处理</w:t>
+        <w:t>（二）观察时间限制</w:t>
       </w:r>
     </w:p>
     <w:p>
@@ -9072,79 +10792,63 @@
           <w:color w:val="000000"/>
           <w:lang w:eastAsia="zh-CN"/>
         </w:rPr>
-        <w:t>账号活动量呈现明显长尾。本文首先分别在合并样本的</w:t>
-      </w:r>
-      <w:r>
-        <w:rPr>
-          <w:rFonts w:eastAsia="Songti SC"/>
-          <w:color w:val="000000"/>
-          <w:lang w:eastAsia="zh-CN"/>
-        </w:rPr>
-        <w:t>95%</w:t>
-      </w:r>
-      <w:r>
-        <w:rPr>
-          <w:rFonts w:eastAsia="Songti SC"/>
-          <w:color w:val="000000"/>
-          <w:lang w:eastAsia="zh-CN"/>
-        </w:rPr>
-        <w:t>和</w:t>
-      </w:r>
-      <w:r>
-        <w:rPr>
-          <w:rFonts w:eastAsia="Songti SC"/>
-          <w:color w:val="000000"/>
-          <w:lang w:eastAsia="zh-CN"/>
-        </w:rPr>
-        <w:t>99%</w:t>
-      </w:r>
-      <w:r>
-        <w:rPr>
-          <w:rFonts w:eastAsia="Songti SC"/>
-          <w:color w:val="000000"/>
-          <w:lang w:eastAsia="zh-CN"/>
-        </w:rPr>
-        <w:t>分位数对发帖数、转发数、活跃天数和活跃月份进行上尾缩尾处理；随后按发帖数与转发数之和，分别删除活动量最高的</w:t>
-      </w:r>
-      <w:r>
-        <w:rPr>
-          <w:rFonts w:eastAsia="Songti SC"/>
-          <w:color w:val="000000"/>
-          <w:lang w:eastAsia="zh-CN"/>
-        </w:rPr>
-        <w:t>1%</w:t>
-      </w:r>
-      <w:r>
-        <w:rPr>
-          <w:rFonts w:eastAsia="Songti SC"/>
-          <w:color w:val="000000"/>
-          <w:lang w:eastAsia="zh-CN"/>
-        </w:rPr>
-        <w:t>和</w:t>
-      </w:r>
-      <w:r>
-        <w:rPr>
-          <w:rFonts w:eastAsia="Songti SC"/>
-          <w:color w:val="000000"/>
-          <w:lang w:eastAsia="zh-CN"/>
-        </w:rPr>
-        <w:t>5%</w:t>
-      </w:r>
-      <w:r>
-        <w:rPr>
-          <w:rFonts w:eastAsia="Songti SC"/>
-          <w:color w:val="000000"/>
-          <w:lang w:eastAsia="zh-CN"/>
-        </w:rPr>
-        <w:t>账号。四种处理下，公共事务信息消费的性别差异介于</w:t>
-      </w:r>
-      <w:r>
-        <w:rPr>
-          <w:rFonts w:eastAsia="Songti SC"/>
-          <w:color w:val="000000"/>
-          <w:lang w:eastAsia="zh-CN"/>
-        </w:rPr>
-        <w:t>3.25</w:t>
+        <w:t>观察时间检验分别使用上半年和下半年数据重建指标，根据预设的月度活动量规则排除</w:t>
+      </w:r>
+      <w:r>
+        <w:rPr>
+          <w:rFonts w:eastAsia="Songti SC"/>
+          <w:color w:val="000000"/>
+          <w:lang w:eastAsia="zh-CN"/>
+        </w:rPr>
+        <w:t>9</w:t>
+      </w:r>
+      <w:r>
+        <w:rPr>
+          <w:rFonts w:eastAsia="Songti SC"/>
+          <w:color w:val="000000"/>
+          <w:lang w:eastAsia="zh-CN"/>
+        </w:rPr>
+        <w:t>月，并将样本限制为至少活跃</w:t>
+      </w:r>
+      <w:r>
+        <w:rPr>
+          <w:rFonts w:eastAsia="Songti SC"/>
+          <w:color w:val="000000"/>
+          <w:lang w:eastAsia="zh-CN"/>
+        </w:rPr>
+        <w:t>3</w:t>
+      </w:r>
+      <w:r>
+        <w:rPr>
+          <w:rFonts w:eastAsia="Songti SC"/>
+          <w:color w:val="000000"/>
+          <w:lang w:eastAsia="zh-CN"/>
+        </w:rPr>
+        <w:t>个月或</w:t>
+      </w:r>
+      <w:r>
+        <w:rPr>
+          <w:rFonts w:eastAsia="Songti SC"/>
+          <w:color w:val="000000"/>
+          <w:lang w:eastAsia="zh-CN"/>
+        </w:rPr>
+        <w:t>6</w:t>
+      </w:r>
+      <w:r>
+        <w:rPr>
+          <w:rFonts w:eastAsia="Songti SC"/>
+          <w:color w:val="000000"/>
+          <w:lang w:eastAsia="zh-CN"/>
+        </w:rPr>
+        <w:t>个月的账号。在这些设定下，公共事务信息消费的性别差异介于</w:t>
+      </w:r>
+      <w:r>
+        <w:rPr>
+          <w:rFonts w:eastAsia="Songti SC"/>
+          <w:color w:val="000000"/>
+          <w:lang w:eastAsia="zh-CN"/>
+        </w:rPr>
+        <w:t>2.33</w:t>
       </w:r>
       <w:r>
         <w:rPr>
@@ -9160,7 +10864,7 @@
           <w:color w:val="000000"/>
           <w:lang w:eastAsia="zh-CN"/>
         </w:rPr>
-        <w:t>3.63</w:t>
+        <w:t>3.84</w:t>
       </w:r>
       <w:r>
         <w:rPr>
@@ -9176,7 +10880,7 @@
           <w:color w:val="000000"/>
           <w:lang w:eastAsia="zh-CN"/>
         </w:rPr>
-        <w:t>-1.50</w:t>
+        <w:t>-1.66</w:t>
       </w:r>
       <w:r>
         <w:rPr>
@@ -9192,7 +10896,7 @@
           <w:color w:val="000000"/>
           <w:lang w:eastAsia="zh-CN"/>
         </w:rPr>
-        <w:t>-1.07</w:t>
+        <w:t>-0.98</w:t>
       </w:r>
       <w:r>
         <w:rPr>
@@ -9208,7 +10912,7 @@
           <w:color w:val="000000"/>
           <w:lang w:eastAsia="zh-CN"/>
         </w:rPr>
-        <w:t>9.56</w:t>
+        <w:t>9.71</w:t>
       </w:r>
       <w:r>
         <w:rPr>
@@ -9224,7 +10928,7 @@
           <w:color w:val="000000"/>
           <w:lang w:eastAsia="zh-CN"/>
         </w:rPr>
-        <w:t>9.85</w:t>
+        <w:t>10.17</w:t>
       </w:r>
       <w:r>
         <w:rPr>
@@ -9240,7 +10944,7 @@
           <w:color w:val="000000"/>
           <w:lang w:eastAsia="zh-CN"/>
         </w:rPr>
-        <w:t>-3.46</w:t>
+        <w:t>-3.65</w:t>
       </w:r>
       <w:r>
         <w:rPr>
@@ -9256,15 +10960,15 @@
           <w:color w:val="000000"/>
           <w:lang w:eastAsia="zh-CN"/>
         </w:rPr>
-        <w:t>-3.17</w:t>
-      </w:r>
-      <w:r>
-        <w:rPr>
-          <w:rFonts w:eastAsia="Songti SC"/>
-          <w:color w:val="000000"/>
-          <w:lang w:eastAsia="zh-CN"/>
-        </w:rPr>
-        <w:t>个百分点。极端活跃账号会改变估计幅度，两个领域的性别方向保持一致。</w:t>
+        <w:t>-3.42</w:t>
+      </w:r>
+      <w:r>
+        <w:rPr>
+          <w:rFonts w:eastAsia="Songti SC"/>
+          <w:color w:val="000000"/>
+          <w:lang w:eastAsia="zh-CN"/>
+        </w:rPr>
+        <w:t>个百分点。逐月排除检验同样显示，公共事务信息消费始终为男性账号更高，明星文化信息消费始终为女性账号更高。</w:t>
       </w:r>
     </w:p>
     <w:p>
@@ -9280,7 +10984,7 @@
           <w:rFonts w:ascii="Times New Roman" w:eastAsia="Heiti SC" w:hAnsi="Times New Roman"/>
           <w:lang w:eastAsia="zh-CN"/>
         </w:rPr>
-        <w:t>（三）观察时间检验</w:t>
+        <w:t>（三）参与指标的范围限定</w:t>
       </w:r>
     </w:p>
     <w:p>
@@ -9297,183 +11001,64 @@
           <w:color w:val="000000"/>
           <w:lang w:eastAsia="zh-CN"/>
         </w:rPr>
-        <w:t>观察时间检验分别使用上半年和下半年数据重建指标，根据预设的月度活动量规则排除</w:t>
-      </w:r>
-      <w:r>
-        <w:rPr>
-          <w:rFonts w:eastAsia="Songti SC"/>
-          <w:color w:val="000000"/>
-          <w:lang w:eastAsia="zh-CN"/>
-        </w:rPr>
-        <w:t>9</w:t>
-      </w:r>
-      <w:r>
-        <w:rPr>
-          <w:rFonts w:eastAsia="Songti SC"/>
-          <w:color w:val="000000"/>
-          <w:lang w:eastAsia="zh-CN"/>
-        </w:rPr>
-        <w:t>月，并将样本限制为至少活跃</w:t>
-      </w:r>
-      <w:r>
-        <w:rPr>
-          <w:rFonts w:eastAsia="Songti SC"/>
-          <w:color w:val="000000"/>
-          <w:lang w:eastAsia="zh-CN"/>
-        </w:rPr>
-        <w:t>3</w:t>
-      </w:r>
-      <w:r>
-        <w:rPr>
-          <w:rFonts w:eastAsia="Songti SC"/>
-          <w:color w:val="000000"/>
-          <w:lang w:eastAsia="zh-CN"/>
-        </w:rPr>
-        <w:t>个月或</w:t>
-      </w:r>
-      <w:r>
-        <w:rPr>
-          <w:rFonts w:eastAsia="Songti SC"/>
-          <w:color w:val="000000"/>
-          <w:lang w:eastAsia="zh-CN"/>
-        </w:rPr>
-        <w:t>6</w:t>
-      </w:r>
-      <w:r>
-        <w:rPr>
-          <w:rFonts w:eastAsia="Songti SC"/>
-          <w:color w:val="000000"/>
-          <w:lang w:eastAsia="zh-CN"/>
-        </w:rPr>
-        <w:t>个月的账号。在这些设定下，公共事务信息消费的性别差异介于</w:t>
-      </w:r>
-      <w:r>
-        <w:rPr>
-          <w:rFonts w:eastAsia="Songti SC"/>
-          <w:color w:val="000000"/>
-          <w:lang w:eastAsia="zh-CN"/>
-        </w:rPr>
-        <w:t>2.33</w:t>
-      </w:r>
-      <w:r>
-        <w:rPr>
-          <w:rFonts w:eastAsia="Songti SC"/>
-          <w:color w:val="000000"/>
-          <w:lang w:eastAsia="zh-CN"/>
-        </w:rPr>
-        <w:t>至</w:t>
-      </w:r>
-      <w:r>
-        <w:rPr>
-          <w:rFonts w:eastAsia="Songti SC"/>
-          <w:color w:val="000000"/>
-          <w:lang w:eastAsia="zh-CN"/>
-        </w:rPr>
-        <w:t>3.84</w:t>
-      </w:r>
-      <w:r>
-        <w:rPr>
-          <w:rFonts w:eastAsia="Songti SC"/>
-          <w:color w:val="000000"/>
-          <w:lang w:eastAsia="zh-CN"/>
-        </w:rPr>
-        <w:t>个百分点，明星文化信息消费介于</w:t>
-      </w:r>
-      <w:r>
-        <w:rPr>
-          <w:rFonts w:eastAsia="Songti SC"/>
-          <w:color w:val="000000"/>
-          <w:lang w:eastAsia="zh-CN"/>
-        </w:rPr>
-        <w:t>-1.66</w:t>
-      </w:r>
-      <w:r>
-        <w:rPr>
-          <w:rFonts w:eastAsia="Songti SC"/>
-          <w:color w:val="000000"/>
-          <w:lang w:eastAsia="zh-CN"/>
-        </w:rPr>
-        <w:t>至</w:t>
-      </w:r>
-      <w:r>
-        <w:rPr>
-          <w:rFonts w:eastAsia="Songti SC"/>
-          <w:color w:val="000000"/>
-          <w:lang w:eastAsia="zh-CN"/>
-        </w:rPr>
-        <w:t>-0.98</w:t>
-      </w:r>
-      <w:r>
-        <w:rPr>
-          <w:rFonts w:eastAsia="Songti SC"/>
-          <w:color w:val="000000"/>
-          <w:lang w:eastAsia="zh-CN"/>
-        </w:rPr>
-        <w:t>个百分点，公共事务内容表达介于</w:t>
-      </w:r>
-      <w:r>
-        <w:rPr>
-          <w:rFonts w:eastAsia="Songti SC"/>
-          <w:color w:val="000000"/>
-          <w:lang w:eastAsia="zh-CN"/>
-        </w:rPr>
-        <w:t>9.71</w:t>
-      </w:r>
-      <w:r>
-        <w:rPr>
-          <w:rFonts w:eastAsia="Songti SC"/>
-          <w:color w:val="000000"/>
-          <w:lang w:eastAsia="zh-CN"/>
-        </w:rPr>
-        <w:t>至</w:t>
-      </w:r>
-      <w:r>
-        <w:rPr>
-          <w:rFonts w:eastAsia="Songti SC"/>
-          <w:color w:val="000000"/>
-          <w:lang w:eastAsia="zh-CN"/>
-        </w:rPr>
-        <w:t>10.17</w:t>
-      </w:r>
-      <w:r>
-        <w:rPr>
-          <w:rFonts w:eastAsia="Songti SC"/>
-          <w:color w:val="000000"/>
-          <w:lang w:eastAsia="zh-CN"/>
-        </w:rPr>
-        <w:t>个百分点，明星文化内容表达介于</w:t>
-      </w:r>
-      <w:r>
-        <w:rPr>
-          <w:rFonts w:eastAsia="Songti SC"/>
-          <w:color w:val="000000"/>
-          <w:lang w:eastAsia="zh-CN"/>
-        </w:rPr>
-        <w:t>-3.65</w:t>
-      </w:r>
-      <w:r>
-        <w:rPr>
-          <w:rFonts w:eastAsia="Songti SC"/>
-          <w:color w:val="000000"/>
-          <w:lang w:eastAsia="zh-CN"/>
-        </w:rPr>
-        <w:t>至</w:t>
-      </w:r>
-      <w:r>
-        <w:rPr>
-          <w:rFonts w:eastAsia="Songti SC"/>
-          <w:color w:val="000000"/>
-          <w:lang w:eastAsia="zh-CN"/>
-        </w:rPr>
-        <w:t>-3.42</w:t>
-      </w:r>
-      <w:r>
-        <w:rPr>
-          <w:rFonts w:eastAsia="Songti SC"/>
-          <w:color w:val="000000"/>
-          <w:lang w:eastAsia="zh-CN"/>
-        </w:rPr>
-        <w:t>个百分点。逐月排除检验同样显示，公共事务信息消费始终为男性账号更高，明星文化信息消费始终为女性账号更高。</w:t>
+        <w:t>首先，本文将信息消费分析限定为观察期内至少发生过一次转发的账号，以排除从未转发账号对结果的影响。在这一范围内，公共事务与明星文化信息消费的性别差异分别为3.74和-1.57个百分点，与M1的3.59和-1.50个百分点接近。</w:t>
+      </w:r>
+    </w:p>
+    <w:p>
+      <w:pPr>
+        <w:spacing w:before="120" w:after="240"/>
+        <w:jc w:val="both"/>
+        <w:rPr>
+          <w:rFonts w:eastAsia="Songti SC"/>
+          <w:color w:val="000000"/>
+          <w:lang w:eastAsia="zh-CN"/>
+        </w:rPr>
+      </w:pPr>
+      <w:r>
+        <w:rPr>
+          <w:rFonts w:eastAsia="Songti SC"/>
+          <w:color w:val="000000"/>
+          <w:lang w:eastAsia="zh-CN"/>
+        </w:rPr>
+        <w:t>其次，本文分别限定内容表达的统计分母、计量单位和帖子类型。将分母改为全部帖子，或分别使用命中字符占有效字符的比例、词条命中次数占有效字符的比例，两类领域仍呈现公共事务中男性账号更高、明星文化中女性账号更高的方向。仅使用原创文字帖时，两项差异分别为11.05和-4.85个百分点；纳入所有含文字的帖子时，两项差异分别为7.35和-2.93个百分点。仅使用没有新增文字的纯转发帖时，两项差异均接近零，表明性别化的内容差异集中于账号实际写下的文字。不同限定条件的完整结果见附录图R1至R3。</w:t>
+      </w:r>
+    </w:p>
+    <w:p>
+      <w:pPr>
+        <w:spacing w:before="120" w:after="240"/>
+        <w:jc w:val="both"/>
+        <w:rPr>
+          <w:rFonts w:eastAsia="Songti SC"/>
+          <w:color w:val="000000"/>
+          <w:lang w:eastAsia="zh-CN"/>
+        </w:rPr>
+      </w:pPr>
+      <w:r>
+        <w:rPr>
+          <w:rFonts w:eastAsia="Songti SC"/>
+          <w:color w:val="000000"/>
+          <w:lang w:eastAsia="zh-CN"/>
+        </w:rPr>
+        <w:t>再次，本文检验信息消费结果是否由少数来源账号决定。在47个活跃公共事务来源中，第一大来源贡献全部相关转发的33.1%，前5个贡献88.4%，前10个贡献97.6%；明星文化的216个活跃来源相对分散，第一大来源、前5个和前10个分别贡献15.7%、47.5%和66.2%。本文逐一删除每个活跃来源，依次排除转发贡献最高的1个、5个和10个来源，只保留核心全国性媒体，按演艺身份关键词逐类删除明星账号，并对来源集合进行200次重抽样。所有确定性删减设定均保持M1的领域方向；200次来源重抽样中，公共事务信息消费全部保持男性账号更高，明星文化信息消费有198次保持女性账号更高。来源构成会影响差异幅度，但相反的领域方向在绝大多数来源组合中继续出现。详细分布见附录图R6。</w:t>
+      </w:r>
+    </w:p>
+    <w:p>
+      <w:pPr>
+        <w:spacing w:before="120" w:after="240"/>
+        <w:jc w:val="both"/>
+        <w:rPr>
+          <w:rFonts w:eastAsia="Songti SC"/>
+          <w:color w:val="000000"/>
+          <w:lang w:eastAsia="zh-CN"/>
+        </w:rPr>
+      </w:pPr>
+      <w:r>
+        <w:rPr>
+          <w:rFonts w:eastAsia="Songti SC"/>
+          <w:color w:val="000000"/>
+          <w:lang w:eastAsia="zh-CN"/>
+        </w:rPr>
+        <w:t>最后，本文检验内容表达结果是否依赖特定词条。每次随机保留80%的公共事务词条和明星姓名并重复200次，同时分别删除嵌套词条和少于3个字的短词条。全部词表设定都保持公共事务内容中的男性优势和明星文化内容中的女性优势。附录图R5显示，词表重抽样会改变估计幅度，主要方向由较广泛的词条集合共同形成。</w:t>
       </w:r>
     </w:p>
     <w:p>
@@ -9489,7 +11074,7 @@
           <w:rFonts w:ascii="Times New Roman" w:eastAsia="Heiti SC" w:hAnsi="Times New Roman"/>
           <w:lang w:eastAsia="zh-CN"/>
         </w:rPr>
-        <w:t>（四）信息消费测量</w:t>
+        <w:t>（四）多重检验校正</w:t>
       </w:r>
     </w:p>
     <w:p>
@@ -9497,6 +11082,8 @@
         <w:spacing w:before="120" w:after="240"/>
         <w:jc w:val="both"/>
         <w:rPr>
+          <w:rFonts w:eastAsia="Songti SC"/>
+          <w:color w:val="000000"/>
           <w:lang w:eastAsia="zh-CN"/>
         </w:rPr>
       </w:pPr>
@@ -9506,601 +11093,52 @@
           <w:color w:val="000000"/>
           <w:lang w:eastAsia="zh-CN"/>
         </w:rPr>
-        <w:t>信息消费的主要指标以全体同性别账号为分母。将样本改为观察期内至少发生过一次转发的账号后，公共事务与明星文化信息消费的性别差异分别为</w:t>
-      </w:r>
-      <w:r>
-        <w:rPr>
-          <w:rFonts w:eastAsia="Songti SC"/>
-          <w:color w:val="000000"/>
-          <w:lang w:eastAsia="zh-CN"/>
-        </w:rPr>
-        <w:t>3.74</w:t>
-      </w:r>
-      <w:r>
-        <w:rPr>
-          <w:rFonts w:eastAsia="Songti SC"/>
-          <w:color w:val="000000"/>
-          <w:lang w:eastAsia="zh-CN"/>
-        </w:rPr>
-        <w:t>和</w:t>
-      </w:r>
-      <w:r>
-        <w:rPr>
-          <w:rFonts w:eastAsia="Songti SC"/>
-          <w:color w:val="000000"/>
-          <w:lang w:eastAsia="zh-CN"/>
-        </w:rPr>
-        <w:t>-1.57</w:t>
-      </w:r>
-      <w:r>
-        <w:rPr>
-          <w:rFonts w:eastAsia="Songti SC"/>
-          <w:color w:val="000000"/>
-          <w:lang w:eastAsia="zh-CN"/>
-        </w:rPr>
-        <w:t>个百分点，与</w:t>
-      </w:r>
-      <w:r>
-        <w:rPr>
-          <w:rFonts w:eastAsia="Songti SC"/>
-          <w:color w:val="000000"/>
-          <w:lang w:eastAsia="zh-CN"/>
-        </w:rPr>
-        <w:t>M1</w:t>
-      </w:r>
-      <w:r>
-        <w:rPr>
-          <w:rFonts w:eastAsia="Songti SC"/>
-          <w:color w:val="000000"/>
-          <w:lang w:eastAsia="zh-CN"/>
-        </w:rPr>
-        <w:t>的</w:t>
-      </w:r>
-      <w:r>
-        <w:rPr>
-          <w:rFonts w:eastAsia="Songti SC"/>
-          <w:color w:val="000000"/>
-          <w:lang w:eastAsia="zh-CN"/>
-        </w:rPr>
-        <w:t>3.59</w:t>
-      </w:r>
-      <w:r>
-        <w:rPr>
-          <w:rFonts w:eastAsia="Songti SC"/>
-          <w:color w:val="000000"/>
-          <w:lang w:eastAsia="zh-CN"/>
-        </w:rPr>
-        <w:t>和</w:t>
-      </w:r>
-      <w:r>
-        <w:rPr>
-          <w:rFonts w:eastAsia="Songti SC"/>
-          <w:color w:val="000000"/>
-          <w:lang w:eastAsia="zh-CN"/>
-        </w:rPr>
-        <w:t>-1.50</w:t>
-      </w:r>
-      <w:r>
-        <w:rPr>
-          <w:rFonts w:eastAsia="Songti SC"/>
-          <w:color w:val="000000"/>
-          <w:lang w:eastAsia="zh-CN"/>
-        </w:rPr>
-        <w:t>个百分点接近。</w:t>
-      </w:r>
-    </w:p>
-    <w:p>
-      <w:pPr>
-        <w:pStyle w:val="21"/>
-        <w:spacing w:before="120" w:after="240"/>
-        <w:rPr>
-          <w:lang w:eastAsia="zh-CN"/>
-        </w:rPr>
-      </w:pPr>
-      <w:r>
-        <w:rPr>
-          <w:rFonts w:ascii="Times New Roman" w:eastAsia="Heiti SC" w:hAnsi="Times New Roman"/>
-          <w:lang w:eastAsia="zh-CN"/>
-        </w:rPr>
-        <w:t>（五）内容表达测量</w:t>
-      </w:r>
-    </w:p>
-    <w:p>
-      <w:pPr>
-        <w:spacing w:before="120" w:after="240"/>
-        <w:rPr>
-          <w:lang w:eastAsia="zh-CN"/>
-        </w:rPr>
-      </w:pPr>
-      <w:r>
-        <w:rPr>
-          <w:lang w:eastAsia="zh-CN"/>
-        </w:rPr>
-        <w:t>内容表达检验从分母、计量单位和帖子类型三个方面重新构造指标。将分母改为全部帖子，或分别使用命中字符占有效字符的比例、词条命中次数占有效字符的比例，两类领域仍呈现公共事务中男性账号更高、明星文化中女性账号更高的方向。仅使用原创文字帖时，两项差异分别为</w:t>
-      </w:r>
-      <w:r>
-        <w:rPr>
-          <w:lang w:eastAsia="zh-CN"/>
-        </w:rPr>
-        <w:t>11.05</w:t>
-      </w:r>
-      <w:r>
-        <w:rPr>
-          <w:lang w:eastAsia="zh-CN"/>
-        </w:rPr>
-        <w:t>和</w:t>
-      </w:r>
-      <w:r>
-        <w:rPr>
-          <w:lang w:eastAsia="zh-CN"/>
-        </w:rPr>
-        <w:t>-4.85</w:t>
-      </w:r>
-      <w:r>
-        <w:rPr>
-          <w:lang w:eastAsia="zh-CN"/>
-        </w:rPr>
-        <w:t>个百分点；纳入所有含文字的帖子时，两项差异分别为</w:t>
-      </w:r>
-      <w:r>
-        <w:rPr>
-          <w:lang w:eastAsia="zh-CN"/>
-        </w:rPr>
-        <w:t>7.35</w:t>
-      </w:r>
-      <w:r>
-        <w:rPr>
-          <w:lang w:eastAsia="zh-CN"/>
-        </w:rPr>
-        <w:t>和</w:t>
-      </w:r>
-      <w:r>
-        <w:rPr>
-          <w:lang w:eastAsia="zh-CN"/>
-        </w:rPr>
-        <w:t>-2.93</w:t>
-      </w:r>
-      <w:r>
-        <w:rPr>
-          <w:lang w:eastAsia="zh-CN"/>
-        </w:rPr>
-        <w:t>个百分点。仅使用没有新增文字的纯转发帖时，两项差异均接近零，表明性别化的内容差异集中于账号实际写下的文字。不同测量口径的完整结果见附录图</w:t>
-      </w:r>
-      <w:r>
-        <w:rPr>
-          <w:lang w:eastAsia="zh-CN"/>
-        </w:rPr>
-        <w:t>R1</w:t>
-      </w:r>
-      <w:r>
-        <w:rPr>
-          <w:lang w:eastAsia="zh-CN"/>
-        </w:rPr>
-        <w:t>至</w:t>
-      </w:r>
-      <w:r>
-        <w:rPr>
-          <w:lang w:eastAsia="zh-CN"/>
-        </w:rPr>
-        <w:t>R3</w:t>
-      </w:r>
-      <w:r>
-        <w:rPr>
-          <w:lang w:eastAsia="zh-CN"/>
-        </w:rPr>
-        <w:t>。</w:t>
-      </w:r>
-    </w:p>
-    <w:p>
-      <w:pPr>
-        <w:pStyle w:val="21"/>
-        <w:spacing w:before="120" w:after="240"/>
-        <w:rPr>
-          <w:lang w:eastAsia="zh-CN"/>
-        </w:rPr>
-      </w:pPr>
-      <w:r>
-        <w:rPr>
-          <w:rFonts w:ascii="Times New Roman" w:eastAsia="Heiti SC" w:hAnsi="Times New Roman"/>
-          <w:lang w:eastAsia="zh-CN"/>
-        </w:rPr>
-        <w:t>（六）来源账号检验</w:t>
-      </w:r>
-    </w:p>
-    <w:p>
-      <w:pPr>
-        <w:spacing w:before="120" w:after="240"/>
-        <w:rPr>
-          <w:lang w:eastAsia="zh-CN"/>
-        </w:rPr>
-      </w:pPr>
-      <w:r>
-        <w:rPr>
-          <w:lang w:eastAsia="zh-CN"/>
-        </w:rPr>
-        <w:t>信息消费指标所使用的公共事务来源高度集中。在</w:t>
-      </w:r>
-      <w:r>
-        <w:rPr>
-          <w:lang w:eastAsia="zh-CN"/>
-        </w:rPr>
-        <w:t>47</w:t>
-      </w:r>
-      <w:r>
-        <w:rPr>
-          <w:lang w:eastAsia="zh-CN"/>
-        </w:rPr>
-        <w:t>个活跃公共事务来源中，第一大来源贡献全部相关转发的</w:t>
-      </w:r>
-      <w:r>
-        <w:rPr>
-          <w:lang w:eastAsia="zh-CN"/>
-        </w:rPr>
-        <w:t>33.1%</w:t>
-      </w:r>
-      <w:r>
-        <w:rPr>
-          <w:lang w:eastAsia="zh-CN"/>
-        </w:rPr>
-        <w:t>，前</w:t>
-      </w:r>
-      <w:r>
-        <w:rPr>
-          <w:lang w:eastAsia="zh-CN"/>
-        </w:rPr>
-        <w:t>5</w:t>
-      </w:r>
-      <w:r>
-        <w:rPr>
-          <w:lang w:eastAsia="zh-CN"/>
-        </w:rPr>
-        <w:t>个贡献</w:t>
-      </w:r>
-      <w:r>
-        <w:rPr>
-          <w:lang w:eastAsia="zh-CN"/>
-        </w:rPr>
-        <w:t>88.4%</w:t>
-      </w:r>
-      <w:r>
-        <w:rPr>
-          <w:lang w:eastAsia="zh-CN"/>
-        </w:rPr>
-        <w:t>，前</w:t>
-      </w:r>
-      <w:r>
-        <w:rPr>
-          <w:lang w:eastAsia="zh-CN"/>
-        </w:rPr>
-        <w:t>10</w:t>
-      </w:r>
-      <w:r>
-        <w:rPr>
-          <w:lang w:eastAsia="zh-CN"/>
-        </w:rPr>
-        <w:t>个贡献</w:t>
-      </w:r>
-      <w:r>
-        <w:rPr>
-          <w:lang w:eastAsia="zh-CN"/>
-        </w:rPr>
-        <w:t>97.6%</w:t>
-      </w:r>
-      <w:r>
-        <w:rPr>
-          <w:lang w:eastAsia="zh-CN"/>
-        </w:rPr>
-        <w:t>；明星文化的</w:t>
-      </w:r>
-      <w:r>
-        <w:rPr>
-          <w:lang w:eastAsia="zh-CN"/>
-        </w:rPr>
-        <w:t>216</w:t>
-      </w:r>
-      <w:r>
-        <w:rPr>
-          <w:lang w:eastAsia="zh-CN"/>
-        </w:rPr>
-        <w:t>个活跃来源相对分散，第一大来源、前</w:t>
-      </w:r>
-      <w:r>
-        <w:rPr>
-          <w:lang w:eastAsia="zh-CN"/>
-        </w:rPr>
-        <w:t>5</w:t>
-      </w:r>
-      <w:r>
-        <w:rPr>
-          <w:lang w:eastAsia="zh-CN"/>
-        </w:rPr>
-        <w:t>个和前</w:t>
-      </w:r>
-      <w:r>
-        <w:rPr>
-          <w:lang w:eastAsia="zh-CN"/>
-        </w:rPr>
-        <w:t>10</w:t>
-      </w:r>
-      <w:r>
-        <w:rPr>
-          <w:lang w:eastAsia="zh-CN"/>
-        </w:rPr>
-        <w:t>个分别贡献</w:t>
-      </w:r>
-      <w:r>
-        <w:rPr>
-          <w:lang w:eastAsia="zh-CN"/>
-        </w:rPr>
-        <w:t>15.7%</w:t>
-      </w:r>
-      <w:r>
-        <w:rPr>
-          <w:lang w:eastAsia="zh-CN"/>
-        </w:rPr>
-        <w:t>、</w:t>
-      </w:r>
-      <w:r>
-        <w:rPr>
-          <w:lang w:eastAsia="zh-CN"/>
-        </w:rPr>
-        <w:t>47.5%</w:t>
-      </w:r>
-      <w:r>
-        <w:rPr>
-          <w:lang w:eastAsia="zh-CN"/>
-        </w:rPr>
-        <w:t>和</w:t>
-      </w:r>
-      <w:r>
-        <w:rPr>
-          <w:lang w:eastAsia="zh-CN"/>
-        </w:rPr>
-        <w:t>66.2%</w:t>
-      </w:r>
-      <w:r>
-        <w:rPr>
-          <w:lang w:eastAsia="zh-CN"/>
-        </w:rPr>
-        <w:t>。来源账号检验包括逐一删除每个活跃来源、依次排除转发贡献最高的</w:t>
-      </w:r>
-      <w:r>
-        <w:rPr>
-          <w:lang w:eastAsia="zh-CN"/>
-        </w:rPr>
-        <w:t>1</w:t>
-      </w:r>
-      <w:r>
-        <w:rPr>
-          <w:lang w:eastAsia="zh-CN"/>
-        </w:rPr>
-        <w:t>个、</w:t>
-      </w:r>
-      <w:r>
-        <w:rPr>
-          <w:lang w:eastAsia="zh-CN"/>
-        </w:rPr>
-        <w:t>5</w:t>
-      </w:r>
-      <w:r>
-        <w:rPr>
-          <w:lang w:eastAsia="zh-CN"/>
-        </w:rPr>
-        <w:t>个和</w:t>
-      </w:r>
-      <w:r>
-        <w:rPr>
-          <w:lang w:eastAsia="zh-CN"/>
-        </w:rPr>
-        <w:t>10</w:t>
-      </w:r>
-      <w:r>
-        <w:rPr>
-          <w:lang w:eastAsia="zh-CN"/>
-        </w:rPr>
-        <w:t>个来源、只保留核心全国性媒体、按演艺身份关键词逐类删除明星账号，以及对来源集合进行</w:t>
-      </w:r>
-      <w:r>
-        <w:rPr>
-          <w:lang w:eastAsia="zh-CN"/>
-        </w:rPr>
-        <w:t>200</w:t>
-      </w:r>
-      <w:r>
-        <w:rPr>
-          <w:lang w:eastAsia="zh-CN"/>
-        </w:rPr>
-        <w:t>次重抽样。所有确定性删减设定均保持</w:t>
-      </w:r>
-      <w:r>
-        <w:rPr>
-          <w:lang w:eastAsia="zh-CN"/>
-        </w:rPr>
-        <w:t>M1</w:t>
-      </w:r>
-      <w:r>
-        <w:rPr>
-          <w:lang w:eastAsia="zh-CN"/>
-        </w:rPr>
-        <w:t>的领域方向；</w:t>
-      </w:r>
-      <w:r>
-        <w:rPr>
-          <w:lang w:eastAsia="zh-CN"/>
-        </w:rPr>
-        <w:t>200</w:t>
-      </w:r>
-      <w:r>
-        <w:rPr>
-          <w:lang w:eastAsia="zh-CN"/>
-        </w:rPr>
-        <w:t>次来源重抽样中，公共事务信息消费全部保持男性账号更高，明星文化信息消费有</w:t>
-      </w:r>
-      <w:r>
-        <w:rPr>
-          <w:lang w:eastAsia="zh-CN"/>
-        </w:rPr>
-        <w:t>198</w:t>
-      </w:r>
-      <w:r>
-        <w:rPr>
-          <w:lang w:eastAsia="zh-CN"/>
-        </w:rPr>
-        <w:t>次保持女性账号更高。来源构成会影响差异幅度，但相反的领域方向在绝大多数来源组合中继续出现。详细分布见附录图</w:t>
-      </w:r>
-      <w:r>
-        <w:rPr>
-          <w:lang w:eastAsia="zh-CN"/>
-        </w:rPr>
-        <w:t>R6</w:t>
-      </w:r>
-      <w:r>
-        <w:rPr>
-          <w:lang w:eastAsia="zh-CN"/>
-        </w:rPr>
-        <w:t>。</w:t>
-      </w:r>
-    </w:p>
-    <w:p>
-      <w:pPr>
-        <w:pStyle w:val="21"/>
-        <w:spacing w:before="120" w:after="240"/>
-        <w:rPr>
-          <w:lang w:eastAsia="zh-CN"/>
-        </w:rPr>
-      </w:pPr>
-      <w:r>
-        <w:rPr>
-          <w:rFonts w:ascii="Times New Roman" w:eastAsia="Heiti SC" w:hAnsi="Times New Roman"/>
-          <w:lang w:eastAsia="zh-CN"/>
-        </w:rPr>
-        <w:lastRenderedPageBreak/>
-        <w:t>（七）内容词表检验</w:t>
-      </w:r>
-    </w:p>
-    <w:p>
-      <w:pPr>
-        <w:spacing w:before="120" w:after="240"/>
-        <w:rPr>
-          <w:lang w:eastAsia="zh-CN"/>
-        </w:rPr>
-      </w:pPr>
-      <w:r>
-        <w:rPr>
-          <w:lang w:eastAsia="zh-CN"/>
-        </w:rPr>
-        <w:t>词表检验每次随机保留</w:t>
-      </w:r>
-      <w:r>
-        <w:rPr>
-          <w:lang w:eastAsia="zh-CN"/>
-        </w:rPr>
-        <w:t>80%</w:t>
-      </w:r>
-      <w:r>
-        <w:rPr>
-          <w:lang w:eastAsia="zh-CN"/>
-        </w:rPr>
-        <w:t>的公共事务词条和明星姓名，重复</w:t>
-      </w:r>
-      <w:r>
-        <w:rPr>
-          <w:lang w:eastAsia="zh-CN"/>
-        </w:rPr>
-        <w:t>200</w:t>
-      </w:r>
-      <w:r>
-        <w:rPr>
-          <w:lang w:eastAsia="zh-CN"/>
-        </w:rPr>
-        <w:t>次，并分别检验删除嵌套词条和删除少于</w:t>
-      </w:r>
-      <w:r>
-        <w:rPr>
-          <w:lang w:eastAsia="zh-CN"/>
-        </w:rPr>
-        <w:t>3</w:t>
-      </w:r>
-      <w:r>
-        <w:rPr>
-          <w:lang w:eastAsia="zh-CN"/>
-        </w:rPr>
-        <w:t>个字的短词条。全部词表设定都保持公共事务内容中的男性优势和明星文化内容中的女性优势。附录图</w:t>
-      </w:r>
-      <w:r>
-        <w:rPr>
-          <w:lang w:eastAsia="zh-CN"/>
-        </w:rPr>
-        <w:t>R5</w:t>
-      </w:r>
-      <w:r>
-        <w:rPr>
-          <w:lang w:eastAsia="zh-CN"/>
-        </w:rPr>
-        <w:t>显示，词表重抽样会改变估计幅度，主要方向由较广泛的词条集合共同形成。</w:t>
-      </w:r>
-    </w:p>
-    <w:p>
-      <w:pPr>
-        <w:pStyle w:val="21"/>
-        <w:spacing w:before="120" w:after="240"/>
-        <w:rPr>
-          <w:lang w:eastAsia="zh-CN"/>
-        </w:rPr>
-      </w:pPr>
-      <w:r>
-        <w:rPr>
-          <w:rFonts w:ascii="Times New Roman" w:eastAsia="Heiti SC" w:hAnsi="Times New Roman"/>
-          <w:lang w:eastAsia="zh-CN"/>
-        </w:rPr>
-        <w:t>（八）多重检验校正</w:t>
-      </w:r>
-    </w:p>
-    <w:p>
-      <w:pPr>
-        <w:spacing w:before="120" w:after="240"/>
-        <w:rPr>
-          <w:lang w:eastAsia="zh-CN"/>
-        </w:rPr>
-      </w:pPr>
-      <w:r>
-        <w:rPr>
-          <w:lang w:eastAsia="zh-CN"/>
-        </w:rPr>
         <w:t>对次级分析进行</w:t>
       </w:r>
       <w:r>
         <w:rPr>
+          <w:rFonts w:eastAsia="Songti SC"/>
+          <w:color w:val="000000"/>
           <w:lang w:eastAsia="zh-CN"/>
         </w:rPr>
         <w:t>Benjamini-Hochberg</w:t>
       </w:r>
       <w:r>
         <w:rPr>
+          <w:rFonts w:eastAsia="Songti SC"/>
+          <w:color w:val="000000"/>
           <w:lang w:eastAsia="zh-CN"/>
         </w:rPr>
         <w:t>错误发现率校正后，主要结果及大多数次级结果仍达到</w:t>
       </w:r>
       <w:r>
         <w:rPr>
+          <w:rFonts w:eastAsia="Songti SC"/>
+          <w:color w:val="000000"/>
           <w:lang w:eastAsia="zh-CN"/>
         </w:rPr>
         <w:t>0.05</w:t>
       </w:r>
       <w:r>
         <w:rPr>
+          <w:rFonts w:eastAsia="Songti SC"/>
+          <w:color w:val="000000"/>
           <w:lang w:eastAsia="zh-CN"/>
         </w:rPr>
         <w:t>标准。多重检验校正没有改变两个领域中性别差异的基本方向，相关结果见附录图</w:t>
       </w:r>
       <w:r>
         <w:rPr>
+          <w:rFonts w:eastAsia="Songti SC"/>
+          <w:color w:val="000000"/>
           <w:lang w:eastAsia="zh-CN"/>
         </w:rPr>
         <w:t>R7</w:t>
       </w:r>
       <w:r>
         <w:rPr>
+          <w:rFonts w:eastAsia="Songti SC"/>
+          <w:color w:val="000000"/>
           <w:lang w:eastAsia="zh-CN"/>
         </w:rPr>
         <w:t>。</w:t>
@@ -10124,18 +11162,19 @@
     </w:p>
     <w:p>
       <w:pPr>
-        <w:pStyle w:val="21"/>
         <w:spacing w:before="120" w:after="240"/>
+        <w:jc w:val="both"/>
         <w:rPr>
           <w:lang w:eastAsia="zh-CN"/>
         </w:rPr>
       </w:pPr>
       <w:r>
         <w:rPr>
-          <w:rFonts w:ascii="Times New Roman" w:eastAsia="Heiti SC" w:hAnsi="Times New Roman"/>
-          <w:lang w:eastAsia="zh-CN"/>
-        </w:rPr>
-        <w:t>（一）性别差异体现为信息领域参与结构</w:t>
+          <w:rFonts w:eastAsia="Songti SC"/>
+          <w:color w:val="000000"/>
+          <w:lang w:eastAsia="zh-CN"/>
+        </w:rPr>
+        <w:t>本研究通过分析2020年微博225,339个账号及其146,811,818条帖子，从公共事务与明星文化两个领域、信息消费与内容表达两种参与方式考察社交媒体中的性别差异。研究发现，在平台使用程度相近的账号中，男性账号在公共事务领域的参与水平更高，女性账号在明星文化领域的参与水平更高，这一方向同时出现在信息消费和内容表达中。进一步分析表明，两个领域的性别差异彼此显著不同，跨领域组合差异主要来自只进入一个领域的账号；同一领域中的来源转发与内容表达也不完全由同一批账号完成。</w:t>
       </w:r>
     </w:p>
     <w:p>
@@ -10152,7 +11191,7 @@
           <w:color w:val="000000"/>
           <w:lang w:eastAsia="zh-CN"/>
         </w:rPr>
-        <w:t>本文最稳定的发现是两个领域呈现相反方向。男性账号相对更多参与公共事务领域的信息消费和内容表达，女性账号相对更多参与明星文化领域的两种活动。男女账号都在平台上留下大量行为痕迹，差异集中于这些行为被配置到哪些信息对象和议题。性别差异因此需要结合具体信息领域加以理解。</w:t>
+        <w:t>网络普及后的数字性别差异表现为账号进入何种信息领域的差异。若只考察公共事务，结果容易被概括为男性参与水平更高；将明星文化纳入同一框架后可以看到，女性账号的参与更多集中于另一类信息对象和议题。这与政治兴趣研究关于议题范围会改变性别差距的发现相呼应：一般政治兴趣指标通常以国家政治和制度议题为中心，具体议题测量能够显著改变观察到的性别差距（Coffé，2013；Ferrín等，2020）。数字痕迹研究同样需要明确哪些来源和话题被计入“参与”，并通过多个具有不同社会意义的信息领域呈现平台内部的参与结构。</w:t>
       </w:r>
     </w:p>
     <w:p>
@@ -10169,119 +11208,7 @@
           <w:color w:val="000000"/>
           <w:lang w:eastAsia="zh-CN"/>
         </w:rPr>
-        <w:t>这一发现扩展了政治兴趣性别差距研究。一般政治兴趣指标经常以国家政治和制度议题为中心，具体议题测量能够显著改变性别差距（</w:t>
-      </w:r>
-      <w:r>
-        <w:rPr>
-          <w:rFonts w:eastAsia="Songti SC"/>
-          <w:color w:val="000000"/>
-          <w:lang w:eastAsia="zh-CN"/>
-        </w:rPr>
-        <w:t>Coffé</w:t>
-      </w:r>
-      <w:r>
-        <w:rPr>
-          <w:rFonts w:eastAsia="Songti SC"/>
-          <w:color w:val="000000"/>
-          <w:lang w:eastAsia="zh-CN"/>
-        </w:rPr>
-        <w:t>，</w:t>
-      </w:r>
-      <w:r>
-        <w:rPr>
-          <w:rFonts w:eastAsia="Songti SC"/>
-          <w:color w:val="000000"/>
-          <w:lang w:eastAsia="zh-CN"/>
-        </w:rPr>
-        <w:t>2013</w:t>
-      </w:r>
-      <w:r>
-        <w:rPr>
-          <w:rFonts w:eastAsia="Songti SC"/>
-          <w:color w:val="000000"/>
-          <w:lang w:eastAsia="zh-CN"/>
-        </w:rPr>
-        <w:t>；</w:t>
-      </w:r>
-      <w:r>
-        <w:rPr>
-          <w:rFonts w:eastAsia="Songti SC"/>
-          <w:color w:val="000000"/>
-          <w:lang w:eastAsia="zh-CN"/>
-        </w:rPr>
-        <w:t>Ferrín</w:t>
-      </w:r>
-      <w:r>
-        <w:rPr>
-          <w:rFonts w:eastAsia="Songti SC"/>
-          <w:color w:val="000000"/>
-          <w:lang w:eastAsia="zh-CN"/>
-        </w:rPr>
-        <w:t>等，</w:t>
-      </w:r>
-      <w:r>
-        <w:rPr>
-          <w:rFonts w:eastAsia="Songti SC"/>
-          <w:color w:val="000000"/>
-          <w:lang w:eastAsia="zh-CN"/>
-        </w:rPr>
-        <w:t>2020</w:t>
-      </w:r>
-      <w:r>
-        <w:rPr>
-          <w:rFonts w:eastAsia="Songti SC"/>
-          <w:color w:val="000000"/>
-          <w:lang w:eastAsia="zh-CN"/>
-        </w:rPr>
-        <w:t>）。数字痕迹研究也面临相同问题：研究者选择制度化来源、公共词条或明星姓名，决定哪些行为进入</w:t>
-      </w:r>
-      <w:r>
-        <w:rPr>
-          <w:rFonts w:eastAsia="Songti SC"/>
-          <w:color w:val="000000"/>
-          <w:lang w:eastAsia="zh-CN"/>
-        </w:rPr>
-        <w:t>“</w:t>
-      </w:r>
-      <w:r>
-        <w:rPr>
-          <w:rFonts w:eastAsia="Songti SC"/>
-          <w:color w:val="000000"/>
-          <w:lang w:eastAsia="zh-CN"/>
-        </w:rPr>
-        <w:t>参与</w:t>
-      </w:r>
-      <w:r>
-        <w:rPr>
-          <w:rFonts w:eastAsia="Songti SC"/>
-          <w:color w:val="000000"/>
-          <w:lang w:eastAsia="zh-CN"/>
-        </w:rPr>
-        <w:t>”</w:t>
-      </w:r>
-      <w:r>
-        <w:rPr>
-          <w:rFonts w:eastAsia="Songti SC"/>
-          <w:color w:val="000000"/>
-          <w:lang w:eastAsia="zh-CN"/>
-        </w:rPr>
-        <w:t>的统计范围。本文通过对称比较两个领域，使测量选择及其后果变得可见。</w:t>
-      </w:r>
-    </w:p>
-    <w:p>
-      <w:pPr>
-        <w:pStyle w:val="21"/>
-        <w:spacing w:before="120" w:after="240"/>
-        <w:rPr>
-          <w:lang w:eastAsia="zh-CN"/>
-        </w:rPr>
-      </w:pPr>
-      <w:r>
-        <w:rPr>
-          <w:rFonts w:ascii="Times New Roman" w:eastAsia="Heiti SC" w:hAnsi="Times New Roman"/>
-          <w:lang w:eastAsia="zh-CN"/>
-        </w:rPr>
-        <w:t>（二）两种参与方式揭示不同结构</w:t>
+        <w:t>信息领域参与同时包含来源联系和公开表达两个层面。信息消费记录账号转发了哪些来源，内容表达反映账号公开文字中谈论哪些议题；两个指标在性别差异的方向上相互印证，但账号层面的重叠有限，来源转发在全部转发中的占比也只呈现很小的性别差异。这意味着，是否转发过某类来源、该类来源在日常转发中占多大比重，以及账号实际谈论了多少相关内容，是彼此相关但不同的行为。把这些行为放在一起考察，可以区分来源进入、持续转发和议题表达，避免用单一指标概括社交媒体参与。</w:t>
       </w:r>
     </w:p>
     <w:p>
@@ -10298,7 +11225,7 @@
           <w:color w:val="000000"/>
           <w:lang w:eastAsia="zh-CN"/>
         </w:rPr>
-        <w:t>信息消费记录账号与特定来源之间的传播联系，内容表达呈现账号全年公开文字中的议题配置。前者对应来源进入和传播路径，后者对应公开谈论的内容。两个领域相反的性别方向同时出现在这两种参与方式中，说明信息领域参与既体现为转发哪些来源，也体现为表达哪些议题。</w:t>
+        <w:t>明星文化为理解数字平台中的性别化参与提供了公共事务之外的关键参照。微博明星文化嵌入偶像生产、粉丝社群、商业推广、榜单机制和算法可见度，转发与内容生产可能成为关系劳动和数据劳动，因而具有独立的组织形式和参与价值。与此同时，全账号结果与个人账号结果的差异表明，平台上可见的性别结构也受到账号生态影响。机构账号在男性账号中的比例更高，并承担较多组织化公共信息生产与传播；全账号结果反映个人账号与机构账号共同构成的平台图景，个人账号结果则显示排除机构账号后公共事务差异明显缩小。</w:t>
       </w:r>
     </w:p>
     <w:p>
@@ -10315,23 +11242,7 @@
           <w:color w:val="000000"/>
           <w:lang w:eastAsia="zh-CN"/>
         </w:rPr>
-        <w:t>来源转发占比与内容比例进一步显示了两种参与方式的结构差异。男性账号更可能至少转发一次公共事务来源，而官方媒体转发占全部转发的比例只存在较小的性别差异；女性账号更可能进入明星文化信息消费，演艺来源占全部转发的比例则较为接近。最低参与门槛、行为强度和议题配置共同构成社交媒体信息参与的不同层面。</w:t>
-      </w:r>
-    </w:p>
-    <w:p>
-      <w:pPr>
-        <w:pStyle w:val="21"/>
-        <w:spacing w:before="120" w:after="240"/>
-        <w:rPr>
-          <w:lang w:eastAsia="zh-CN"/>
-        </w:rPr>
-      </w:pPr>
-      <w:r>
-        <w:rPr>
-          <w:rFonts w:ascii="Times New Roman" w:eastAsia="Heiti SC" w:hAnsi="Times New Roman"/>
-          <w:lang w:eastAsia="zh-CN"/>
-        </w:rPr>
-        <w:t>（三）明星文化与账号构成塑造平台图景</w:t>
+        <w:t>本研究的发现需要结合数据与研究设计的范围加以理解。研究样本由每日随机关键词采集的文本数据与Weibo-COV账号资料匹配形成，覆盖完成匹配的225,339个微博账号；公共事务与明星文化分别通过来源账号和内容词表加以识别，尚可通过扩展来源范围和分层人工编码进一步完善；账号行为数据呈现的是性别与信息领域参与之间的统计关联，未来研究可结合信息曝光数据、问卷、访谈或实验设计，分析兴趣、社群规范和算法推荐如何形成这些参与差异。</w:t>
       </w:r>
     </w:p>
     <w:p>
@@ -10348,260 +11259,7 @@
           <w:color w:val="000000"/>
           <w:lang w:eastAsia="zh-CN"/>
         </w:rPr>
-        <w:t>女性账号参与明星文化信息消费的概率更高，明星文化内容的比例也更高。微博明星文化嵌入偶像生产、粉丝社群、商业推广、榜单机制和算法可见度，转发与内容生产可能成为关系劳动和数据劳动。明星文化由此构成具有独立组织形式和参与价值的信息领域，为理解社交媒体中的性别化信息参与提供了公共事务之外的另一条路径。</w:t>
-      </w:r>
-    </w:p>
-    <w:p>
-      <w:pPr>
-        <w:spacing w:before="120" w:after="240"/>
-        <w:jc w:val="both"/>
-        <w:rPr>
-          <w:lang w:eastAsia="zh-CN"/>
-        </w:rPr>
-      </w:pPr>
-      <w:r>
-        <w:rPr>
-          <w:rFonts w:eastAsia="Songti SC"/>
-          <w:color w:val="000000"/>
-          <w:lang w:eastAsia="zh-CN"/>
-        </w:rPr>
-        <w:lastRenderedPageBreak/>
-        <w:t>个人账号稳健性分析显示，排除机构账号后公共事务差异明显缩小。机构账号在男性账号中的比例更高，并承担较多组织化公共信息生产与传播。全账号结果呈现平台账号生态共同形成的可见结构，个人账号结果呈现个人使用者更集中的行为结构。两种口径共同说明账号构成如何塑造平台中的性别差异。</w:t>
-      </w:r>
-    </w:p>
-    <w:p>
-      <w:pPr>
-        <w:pStyle w:val="21"/>
-        <w:spacing w:before="120" w:after="240"/>
-        <w:rPr>
-          <w:lang w:eastAsia="zh-CN"/>
-        </w:rPr>
-      </w:pPr>
-      <w:r>
-        <w:rPr>
-          <w:rFonts w:ascii="Times New Roman" w:eastAsia="Heiti SC" w:hAnsi="Times New Roman"/>
-          <w:lang w:eastAsia="zh-CN"/>
-        </w:rPr>
-        <w:t>（四）研究边界与结论</w:t>
-      </w:r>
-    </w:p>
-    <w:p>
-      <w:pPr>
-        <w:spacing w:before="120" w:after="240"/>
-        <w:jc w:val="both"/>
-        <w:rPr>
-          <w:lang w:eastAsia="zh-CN"/>
-        </w:rPr>
-      </w:pPr>
-      <w:r>
-        <w:rPr>
-          <w:rFonts w:eastAsia="Songti SC"/>
-          <w:color w:val="000000"/>
-          <w:lang w:eastAsia="zh-CN"/>
-        </w:rPr>
-        <w:t>第一，本研究样本由每日随机关键词采集的文本数据与</w:t>
-      </w:r>
-      <w:r>
-        <w:rPr>
-          <w:rFonts w:eastAsia="Songti SC"/>
-          <w:color w:val="000000"/>
-          <w:lang w:eastAsia="zh-CN"/>
-        </w:rPr>
-        <w:t>Weibo-COV</w:t>
-      </w:r>
-      <w:r>
-        <w:rPr>
-          <w:rFonts w:eastAsia="Songti SC"/>
-          <w:color w:val="000000"/>
-          <w:lang w:eastAsia="zh-CN"/>
-        </w:rPr>
-        <w:t>账号资料匹配形成，研究对象是完成匹配的</w:t>
-      </w:r>
-      <w:r>
-        <w:rPr>
-          <w:rFonts w:eastAsia="Songti SC"/>
-          <w:color w:val="000000"/>
-          <w:lang w:eastAsia="zh-CN"/>
-        </w:rPr>
-        <w:t>225,339</w:t>
-      </w:r>
-      <w:r>
-        <w:rPr>
-          <w:rFonts w:eastAsia="Songti SC"/>
-          <w:color w:val="000000"/>
-          <w:lang w:eastAsia="zh-CN"/>
-        </w:rPr>
-        <w:t>个微博账号。全账号样本同时包含个人账号与机构账号，个人账号分析进一步呈现以个人使用者为主体的结果。</w:t>
-      </w:r>
-    </w:p>
-    <w:p>
-      <w:pPr>
-        <w:spacing w:before="120" w:after="240"/>
-        <w:jc w:val="both"/>
-        <w:rPr>
-          <w:lang w:eastAsia="zh-CN"/>
-        </w:rPr>
-      </w:pPr>
-      <w:r>
-        <w:rPr>
-          <w:rFonts w:eastAsia="Songti SC"/>
-          <w:color w:val="000000"/>
-          <w:lang w:eastAsia="zh-CN"/>
-        </w:rPr>
-        <w:t>第二，公共事务信息消费由</w:t>
-      </w:r>
-      <w:r>
-        <w:rPr>
-          <w:rFonts w:eastAsia="Songti SC"/>
-          <w:color w:val="000000"/>
-          <w:lang w:eastAsia="zh-CN"/>
-        </w:rPr>
-        <w:t>47</w:t>
-      </w:r>
-      <w:r>
-        <w:rPr>
-          <w:rFonts w:eastAsia="Songti SC"/>
-          <w:color w:val="000000"/>
-          <w:lang w:eastAsia="zh-CN"/>
-        </w:rPr>
-        <w:t>个制度化来源账号界定，明星文化信息消费由</w:t>
-      </w:r>
-      <w:r>
-        <w:rPr>
-          <w:rFonts w:eastAsia="Songti SC"/>
-          <w:color w:val="000000"/>
-          <w:lang w:eastAsia="zh-CN"/>
-        </w:rPr>
-        <w:t>216</w:t>
-      </w:r>
-      <w:r>
-        <w:rPr>
-          <w:rFonts w:eastAsia="Songti SC"/>
-          <w:color w:val="000000"/>
-          <w:lang w:eastAsia="zh-CN"/>
-        </w:rPr>
-        <w:t>个演艺认证账号界定；内容表达则由公共事务词表和明星姓名词表界定。来源删减和词表重抽样检验了这些测量集合的稳定性，后续研究可通过扩展来源范围和分层人工编码继续完善领域测量。</w:t>
-      </w:r>
-    </w:p>
-    <w:p>
-      <w:pPr>
-        <w:spacing w:before="120" w:after="240"/>
-        <w:jc w:val="both"/>
-        <w:rPr>
-          <w:lang w:eastAsia="zh-CN"/>
-        </w:rPr>
-      </w:pPr>
-      <w:r>
-        <w:rPr>
-          <w:rFonts w:eastAsia="Songti SC"/>
-          <w:color w:val="000000"/>
-          <w:lang w:eastAsia="zh-CN"/>
-        </w:rPr>
-        <w:t>第三，本文采用观察性账号数据，模型通过控制发帖量、转发量和活跃时间比较平台使用程度相近的账号，所得结果呈现账号层面的统计关联。观察期覆盖</w:t>
-      </w:r>
-      <w:r>
-        <w:rPr>
-          <w:rFonts w:eastAsia="Songti SC"/>
-          <w:color w:val="000000"/>
-          <w:lang w:eastAsia="zh-CN"/>
-        </w:rPr>
-        <w:t>2020</w:t>
-      </w:r>
-      <w:r>
-        <w:rPr>
-          <w:rFonts w:eastAsia="Songti SC"/>
-          <w:color w:val="000000"/>
-          <w:lang w:eastAsia="zh-CN"/>
-        </w:rPr>
-        <w:t>年</w:t>
-      </w:r>
-      <w:r>
-        <w:rPr>
-          <w:rFonts w:eastAsia="Songti SC"/>
-          <w:color w:val="000000"/>
-          <w:lang w:eastAsia="zh-CN"/>
-        </w:rPr>
-        <w:t>1-9</w:t>
-      </w:r>
-      <w:r>
-        <w:rPr>
-          <w:rFonts w:eastAsia="Songti SC"/>
-          <w:color w:val="000000"/>
-          <w:lang w:eastAsia="zh-CN"/>
-        </w:rPr>
-        <w:t>月和</w:t>
-      </w:r>
-      <w:r>
-        <w:rPr>
-          <w:rFonts w:eastAsia="Songti SC"/>
-          <w:color w:val="000000"/>
-          <w:lang w:eastAsia="zh-CN"/>
-        </w:rPr>
-        <w:t>11-12</w:t>
-      </w:r>
-      <w:r>
-        <w:rPr>
-          <w:rFonts w:eastAsia="Songti SC"/>
-          <w:color w:val="000000"/>
-          <w:lang w:eastAsia="zh-CN"/>
-        </w:rPr>
-        <w:t>月，转发延迟依据已发生的转发事件计算。未来研究可结合信息曝光数据、问卷、访谈或实验设计，进一步分析兴趣、社群规范和算法推荐等作用机制。</w:t>
-      </w:r>
-    </w:p>
-    <w:p>
-      <w:pPr>
-        <w:spacing w:before="120" w:after="240"/>
-        <w:rPr>
-          <w:lang w:eastAsia="zh-CN"/>
-        </w:rPr>
-      </w:pPr>
-    </w:p>
-    <w:p>
-      <w:pPr>
-        <w:spacing w:before="120" w:after="240"/>
-        <w:jc w:val="both"/>
-        <w:rPr>
-          <w:lang w:eastAsia="zh-CN"/>
-        </w:rPr>
-      </w:pPr>
-      <w:r>
-        <w:rPr>
-          <w:rFonts w:eastAsia="Songti SC"/>
-          <w:color w:val="000000"/>
-          <w:lang w:eastAsia="zh-CN"/>
-        </w:rPr>
-        <w:t>本文从两个信息领域和两种参与方式考察网络普及之后的数字性别差异。公共事务领域与明星文化领域呈现方向相反的性别差异：在平台使用程度相近的账号中，男性账号相对更多参与公共事务领域，女性账号相对更多参与明星文化领域。上述方向同时出现在信息消费和内容表达中，构成稳定的信息领域参与结构。</w:t>
-      </w:r>
-    </w:p>
-    <w:p>
-      <w:pPr>
-        <w:spacing w:before="120" w:after="240"/>
-        <w:jc w:val="both"/>
-        <w:rPr>
-          <w:lang w:eastAsia="zh-CN"/>
-        </w:rPr>
-      </w:pPr>
-      <w:r>
-        <w:rPr>
-          <w:rFonts w:eastAsia="Songti SC"/>
-          <w:color w:val="000000"/>
-          <w:lang w:eastAsia="zh-CN"/>
-        </w:rPr>
-        <w:t>稳健性分析在个人账号、男女平衡样本、极端值处理、月份限制、来源删减和词表重抽样等设定下得到一致的领域方向。效应幅度随账号构成和测量规则变化，其中排除机构账号后公共事务差异明显缩小。研究对象、参与领域、参与方式和测量规则共同塑造了数字平台中可见的性别差异。</w:t>
-      </w:r>
-    </w:p>
-    <w:p>
-      <w:pPr>
-        <w:spacing w:before="120" w:after="240"/>
-        <w:rPr>
-          <w:lang w:eastAsia="zh-CN"/>
-        </w:rPr>
-      </w:pPr>
-      <w:r>
-        <w:rPr>
-          <w:lang w:eastAsia="zh-CN"/>
-        </w:rPr>
-        <w:br w:type="page"/>
+        <w:t>总体而言，本研究把数字性别差异的讨论从是否接入互联网推进到账号进入哪些信息领域以及以何种方式参与。微博中的男性账号和女性账号并非只有参与数量上的差异，也在公共事务与明星文化之间呈现不同的参与配置，这种配置同时出现在信息消费和内容表达中。将信息领域与参与方式纳入同一分析框架，有助于理解网络普及之后，数字不平等如何在共同的平台空间内部继续形成。</w:t>
       </w:r>
     </w:p>
     <w:p>
@@ -11635,10 +12293,14 @@
       <w:pPr>
         <w:pStyle w:val="1"/>
         <w:spacing w:before="120" w:after="240"/>
+        <w:rPr>
+          <w:lang w:eastAsia="zh-CN"/>
+        </w:rPr>
       </w:pPr>
       <w:r>
         <w:rPr>
           <w:rFonts w:ascii="Times New Roman" w:eastAsia="Heiti SC" w:hAnsi="Times New Roman"/>
+          <w:lang w:eastAsia="zh-CN"/>
         </w:rPr>
         <w:t>附录：描述性统计与稳健性图</w:t>
       </w:r>
@@ -11657,7 +12319,39 @@
           <w:color w:val="000000"/>
           <w:lang w:eastAsia="zh-CN"/>
         </w:rPr>
-        <w:t>附表A1报告全样本的账号数量和总体活动。女性账号数量约为男性账号的3.35倍。男性账号的平均发帖数略高，女性账号的平均转发数和活跃月份略高，两组分布均具有明显长尾。男女账号在总体使用程度上的差异也是核心模型控制发帖数、转发数和活跃时间的依据。</w:t>
+        <w:t>附表</w:t>
+      </w:r>
+      <w:r>
+        <w:rPr>
+          <w:rFonts w:eastAsia="Songti SC"/>
+          <w:color w:val="000000"/>
+          <w:lang w:eastAsia="zh-CN"/>
+        </w:rPr>
+        <w:t>A1</w:t>
+      </w:r>
+      <w:r>
+        <w:rPr>
+          <w:rFonts w:eastAsia="Songti SC"/>
+          <w:color w:val="000000"/>
+          <w:lang w:eastAsia="zh-CN"/>
+        </w:rPr>
+        <w:t>报告全样本的账号数量和总体活动。女性账号数量约为男性账号的</w:t>
+      </w:r>
+      <w:r>
+        <w:rPr>
+          <w:rFonts w:eastAsia="Songti SC"/>
+          <w:color w:val="000000"/>
+          <w:lang w:eastAsia="zh-CN"/>
+        </w:rPr>
+        <w:t>3.35</w:t>
+      </w:r>
+      <w:r>
+        <w:rPr>
+          <w:rFonts w:eastAsia="Songti SC"/>
+          <w:color w:val="000000"/>
+          <w:lang w:eastAsia="zh-CN"/>
+        </w:rPr>
+        <w:t>倍。男性账号的平均发帖数略高，女性账号的平均转发数和活跃月份略高，两组分布均具有明显长尾。男女账号在总体使用程度上的差异也是核心模型控制发帖数、转发数和活跃时间的依据。</w:t>
       </w:r>
     </w:p>
     <w:p>
@@ -11676,7 +12370,26 @@
           <w:color w:val="000000"/>
           <w:lang w:eastAsia="zh-CN"/>
         </w:rPr>
-        <w:t>附表A1 样本平台行为基本描述性统计</w:t>
+        <w:lastRenderedPageBreak/>
+        <w:t>附表</w:t>
+      </w:r>
+      <w:r>
+        <w:rPr>
+          <w:rFonts w:eastAsia="Songti SC"/>
+          <w:b/>
+          <w:color w:val="000000"/>
+          <w:lang w:eastAsia="zh-CN"/>
+        </w:rPr>
+        <w:t xml:space="preserve">A1 </w:t>
+      </w:r>
+      <w:r>
+        <w:rPr>
+          <w:rFonts w:eastAsia="Songti SC"/>
+          <w:b/>
+          <w:color w:val="000000"/>
+          <w:lang w:eastAsia="zh-CN"/>
+        </w:rPr>
+        <w:t>样本平台行为基本描述性统计</w:t>
       </w:r>
     </w:p>
     <w:tbl>
@@ -12620,7 +13333,7 @@
                     <pic:cNvPicPr/>
                   </pic:nvPicPr>
                   <pic:blipFill>
-                    <a:blip r:embed="rId16"/>
+                    <a:blip r:embed="rId17"/>
                     <a:stretch>
                       <a:fillRect/>
                     </a:stretch>
@@ -12693,7 +13406,7 @@
                     <pic:cNvPicPr/>
                   </pic:nvPicPr>
                   <pic:blipFill>
-                    <a:blip r:embed="rId17"/>
+                    <a:blip r:embed="rId18"/>
                     <a:stretch>
                       <a:fillRect/>
                     </a:stretch>
@@ -12766,7 +13479,7 @@
                     <pic:cNvPicPr/>
                   </pic:nvPicPr>
                   <pic:blipFill>
-                    <a:blip r:embed="rId18"/>
+                    <a:blip r:embed="rId19"/>
                     <a:stretch>
                       <a:fillRect/>
                     </a:stretch>
@@ -12857,7 +13570,7 @@
                     <pic:cNvPicPr/>
                   </pic:nvPicPr>
                   <pic:blipFill>
-                    <a:blip r:embed="rId19"/>
+                    <a:blip r:embed="rId20"/>
                     <a:stretch>
                       <a:fillRect/>
                     </a:stretch>
@@ -12948,7 +13661,7 @@
                     <pic:cNvPicPr/>
                   </pic:nvPicPr>
                   <pic:blipFill>
-                    <a:blip r:embed="rId20"/>
+                    <a:blip r:embed="rId21"/>
                     <a:stretch>
                       <a:fillRect/>
                     </a:stretch>
@@ -13039,7 +13752,7 @@
                     <pic:cNvPicPr/>
                   </pic:nvPicPr>
                   <pic:blipFill>
-                    <a:blip r:embed="rId21"/>
+                    <a:blip r:embed="rId22"/>
                     <a:stretch>
                       <a:fillRect/>
                     </a:stretch>
@@ -13142,7 +13855,7 @@
                     <pic:cNvPicPr/>
                   </pic:nvPicPr>
                   <pic:blipFill>
-                    <a:blip r:embed="rId22"/>
+                    <a:blip r:embed="rId23"/>
                     <a:stretch>
                       <a:fillRect/>
                     </a:stretch>
@@ -13233,7 +13946,7 @@
                     <pic:cNvPicPr/>
                   </pic:nvPicPr>
                   <pic:blipFill>
-                    <a:blip r:embed="rId23"/>
+                    <a:blip r:embed="rId24"/>
                     <a:stretch>
                       <a:fillRect/>
                     </a:stretch>
@@ -13284,7 +13997,7 @@
       </w:r>
     </w:p>
     <w:sectPr>
-      <w:footerReference w:type="default" r:id="rId24"/>
+      <w:footerReference w:type="default" r:id="rId25"/>
       <w:pgSz w:w="11906" w:h="16838"/>
       <w:pgMar w:top="1440" w:right="1361" w:bottom="1440" w:left="1361" w:header="680" w:footer="680" w:gutter="0"/>
       <w:cols w:space="720"/>
